--- a/EXPORTS/DOCX/published/niveau2/Dutch/ArubaBonaireCuracao.docx
+++ b/EXPORTS/DOCX/published/niveau2/Dutch/ArubaBonaireCuracao.docx
@@ -231,7 +231,7 @@
           <w:rFonts w:ascii="Charis SIL Regular" w:hAnsi="Charis SIL Regular" w:eastAsia="Charis SIL Regular"/>
           <w:b w:val="0"/>
           <w:i w:val="0"/>
-          <w:color w:val="0066CC"/>
+          <w:color w:val="0000FF"/>
           <w:sz w:val="24"/>
           <w:u w:val="single"/>
         </w:rPr>
@@ -249,7 +249,7 @@
           <w:rFonts w:ascii="Charis SIL Regular" w:hAnsi="Charis SIL Regular" w:eastAsia="Charis SIL Regular"/>
           <w:b w:val="0"/>
           <w:i w:val="0"/>
-          <w:color w:val="0066CC"/>
+          <w:color w:val="0000FF"/>
           <w:sz w:val="24"/>
           <w:u w:val="single"/>
         </w:rPr>
@@ -267,7 +267,7 @@
           <w:rFonts w:ascii="Charis SIL Regular" w:hAnsi="Charis SIL Regular" w:eastAsia="Charis SIL Regular"/>
           <w:b w:val="0"/>
           <w:i w:val="0"/>
-          <w:color w:val="0066CC"/>
+          <w:color w:val="0000FF"/>
           <w:sz w:val="24"/>
           <w:u w:val="single"/>
         </w:rPr>
@@ -278,7 +278,7 @@
           <w:rFonts w:ascii="Charis SIL Regular" w:hAnsi="Charis SIL Regular" w:eastAsia="Charis SIL Regular"/>
           <w:b w:val="0"/>
           <w:i w:val="0"/>
-          <w:color w:val="0066CC"/>
+          <w:color w:val="0000FF"/>
           <w:sz w:val="24"/>
           <w:u w:val="single"/>
         </w:rPr>
@@ -313,7 +313,7 @@
       </w:r>
       <w:r>
         <w:rPr>
-          <w:u w:val="single" w:color="0066cc"/>
+          <w:u w:val="single" w:color="0000ff"/>
           <w:rFonts w:ascii="Charis SIL Regular" w:hAnsi="Charis SIL Regular" w:eastAsia="Charis SIL Regular"/>
           <w:b w:val="0"/>
           <w:i w:val="0"/>
@@ -331,7 +331,7 @@
       </w:r>
       <w:r>
         <w:rPr>
-          <w:u w:val="single" w:color="0066cc"/>
+          <w:u w:val="single" w:color="0000ff"/>
           <w:rFonts w:ascii="Charis SIL Regular" w:hAnsi="Charis SIL Regular" w:eastAsia="Charis SIL Regular"/>
           <w:b w:val="0"/>
           <w:i w:val="0"/>
@@ -349,7 +349,7 @@
       </w:r>
       <w:r>
         <w:rPr>
-          <w:u w:val="single" w:color="0066cc"/>
+          <w:u w:val="single" w:color="0000ff"/>
           <w:rFonts w:ascii="Charis SIL Regular" w:hAnsi="Charis SIL Regular" w:eastAsia="Charis SIL Regular"/>
           <w:b w:val="0"/>
           <w:i w:val="0"/>
@@ -367,7 +367,7 @@
       </w:r>
       <w:r>
         <w:rPr>
-          <w:u w:val="single" w:color="0066cc"/>
+          <w:u w:val="single" w:color="0000ff"/>
           <w:rFonts w:ascii="Charis SIL Regular" w:hAnsi="Charis SIL Regular" w:eastAsia="Charis SIL Regular"/>
           <w:b w:val="0"/>
           <w:i w:val="0"/>
@@ -468,7 +468,7 @@
           <w:rFonts w:ascii="Charis SIL Regular" w:hAnsi="Charis SIL Regular" w:eastAsia="Charis SIL Regular"/>
           <w:b w:val="0"/>
           <w:i w:val="0"/>
-          <w:color w:val="0066CC"/>
+          <w:color w:val="0000FF"/>
           <w:sz w:val="24"/>
           <w:u w:val="single"/>
         </w:rPr>
@@ -486,7 +486,7 @@
           <w:rFonts w:ascii="Charis SIL Regular" w:hAnsi="Charis SIL Regular" w:eastAsia="Charis SIL Regular"/>
           <w:b w:val="0"/>
           <w:i w:val="0"/>
-          <w:color w:val="0066CC"/>
+          <w:color w:val="0000FF"/>
           <w:sz w:val="24"/>
           <w:u w:val="single"/>
         </w:rPr>
@@ -497,7 +497,7 @@
           <w:rFonts w:ascii="Charis SIL Regular" w:hAnsi="Charis SIL Regular" w:eastAsia="Charis SIL Regular"/>
           <w:b w:val="0"/>
           <w:i w:val="0"/>
-          <w:color w:val="0066CC"/>
+          <w:color w:val="0000FF"/>
           <w:sz w:val="24"/>
           <w:u w:val="single"/>
         </w:rPr>
@@ -515,7 +515,7 @@
           <w:rFonts w:ascii="Charis SIL Regular" w:hAnsi="Charis SIL Regular" w:eastAsia="Charis SIL Regular"/>
           <w:b w:val="0"/>
           <w:i w:val="0"/>
-          <w:color w:val="0066CC"/>
+          <w:color w:val="0000FF"/>
           <w:sz w:val="24"/>
           <w:u w:val="single"/>
         </w:rPr>
@@ -526,7 +526,7 @@
           <w:rFonts w:ascii="Charis SIL Regular" w:hAnsi="Charis SIL Regular" w:eastAsia="Charis SIL Regular"/>
           <w:b w:val="0"/>
           <w:i w:val="0"/>
-          <w:color w:val="0066CC"/>
+          <w:color w:val="0000FF"/>
           <w:sz w:val="24"/>
           <w:u w:val="single"/>
         </w:rPr>
@@ -544,7 +544,7 @@
           <w:rFonts w:ascii="Charis SIL Regular" w:hAnsi="Charis SIL Regular" w:eastAsia="Charis SIL Regular"/>
           <w:b w:val="0"/>
           <w:i w:val="0"/>
-          <w:color w:val="0066CC"/>
+          <w:color w:val="0000FF"/>
           <w:sz w:val="24"/>
           <w:u w:val="single"/>
         </w:rPr>
@@ -555,7 +555,7 @@
           <w:rFonts w:ascii="Charis SIL Regular" w:hAnsi="Charis SIL Regular" w:eastAsia="Charis SIL Regular"/>
           <w:b w:val="0"/>
           <w:i w:val="0"/>
-          <w:color w:val="0066CC"/>
+          <w:color w:val="0000FF"/>
           <w:sz w:val="24"/>
           <w:u w:val="single"/>
         </w:rPr>
@@ -573,7 +573,7 @@
           <w:rFonts w:ascii="Charis SIL Regular" w:hAnsi="Charis SIL Regular" w:eastAsia="Charis SIL Regular"/>
           <w:b w:val="0"/>
           <w:i w:val="0"/>
-          <w:color w:val="0066CC"/>
+          <w:color w:val="0000FF"/>
           <w:sz w:val="24"/>
           <w:u w:val="single"/>
         </w:rPr>
@@ -584,7 +584,7 @@
           <w:rFonts w:ascii="Charis SIL Regular" w:hAnsi="Charis SIL Regular" w:eastAsia="Charis SIL Regular"/>
           <w:b w:val="0"/>
           <w:i w:val="0"/>
-          <w:color w:val="0066CC"/>
+          <w:color w:val="0000FF"/>
           <w:sz w:val="24"/>
           <w:u w:val="single"/>
         </w:rPr>
@@ -605,76 +605,11 @@
           <w:color w:val="000000"/>
           <w:sz w:val="24"/>
         </w:rPr>
-        <w:t>kwamen de eilanden onder gezag van het nieuw gestichte Ko</w:t>
-      </w:r>
-      <w:r>
-        <w:rPr>
-          <w:u w:val="single" w:color="0066cc"/>
-          <w:rFonts w:ascii="Charis SIL Regular" w:hAnsi="Charis SIL Regular" w:eastAsia="Charis SIL Regular"/>
-          <w:b w:val="0"/>
-          <w:i w:val="0"/>
-          <w:color w:val="000000"/>
-          <w:sz w:val="24"/>
-        </w:rPr>
-        <w:hyperlink r:id="rId10" w:history="1">
-          <w:r>
-            <w:rPr>
-              <w:rStyle w:val="Hyperlink"/>
-            </w:rPr>
-            <w:t>ninkrijk</w:t>
-          </w:r>
-        </w:hyperlink>
-      </w:r>
-      <w:r>
-        <w:rPr>
-          <w:u w:val="single" w:color="0066cc"/>
-          <w:rFonts w:ascii="Charis SIL Regular" w:hAnsi="Charis SIL Regular" w:eastAsia="Charis SIL Regular"/>
-          <w:b w:val="0"/>
-          <w:i w:val="0"/>
-          <w:color w:val="000000"/>
-          <w:sz w:val="24"/>
-        </w:rPr>
-        <w:t xml:space="preserve"> </w:t>
-      </w:r>
-      <w:r>
-        <w:rPr>
-          <w:u w:val="single" w:color="0066cc"/>
-          <w:rFonts w:ascii="Charis SIL Regular" w:hAnsi="Charis SIL Regular" w:eastAsia="Charis SIL Regular"/>
-          <w:b w:val="0"/>
-          <w:i w:val="0"/>
-          <w:color w:val="000000"/>
-          <w:sz w:val="24"/>
-        </w:rPr>
-        <w:hyperlink r:id="rId10" w:history="1">
-          <w:r>
-            <w:rPr>
-              <w:rStyle w:val="Hyperlink"/>
-            </w:rPr>
-            <w:t xml:space="preserve">der </w:t>
-          </w:r>
-        </w:hyperlink>
-      </w:r>
-      <w:r>
-        <w:rPr>
-          <w:u w:val="single" w:color="0066cc"/>
-          <w:rFonts w:ascii="Charis SIL Regular" w:hAnsi="Charis SIL Regular" w:eastAsia="Charis SIL Regular"/>
-          <w:b w:val="0"/>
-          <w:i w:val="0"/>
-          <w:color w:val="000000"/>
-          <w:sz w:val="24"/>
-        </w:rPr>
-        <w:hyperlink r:id="rId10" w:history="1">
-          <w:r>
-            <w:rPr>
-              <w:rStyle w:val="Hyperlink"/>
-            </w:rPr>
-            <w:t>Nederla</w:t>
-          </w:r>
-        </w:hyperlink>
-      </w:r>
-      <w:r>
-        <w:rPr>
-          <w:u w:val="single" w:color="0066cc"/>
+        <w:t>kwamen de eilanden onder gezag van het nieuw gestichte Koninkrijk der Nederla</w:t>
+      </w:r>
+      <w:r>
+        <w:rPr>
+          <w:u w:val="single" w:color="0000ff"/>
           <w:rFonts w:ascii="Charis SIL Regular" w:hAnsi="Charis SIL Regular" w:eastAsia="Charis SIL Regular"/>
           <w:b w:val="0"/>
           <w:i w:val="0"/>
@@ -692,7 +627,7 @@
       </w:r>
       <w:r>
         <w:rPr>
-          <w:u w:val="single" w:color="0066cc"/>
+          <w:u w:val="single" w:color="0000ff"/>
           <w:rFonts w:ascii="Charis SIL Regular" w:hAnsi="Charis SIL Regular" w:eastAsia="Charis SIL Regular"/>
           <w:b w:val="0"/>
           <w:i w:val="0"/>
@@ -710,7 +645,7 @@
       </w:r>
       <w:r>
         <w:rPr>
-          <w:u w:val="single" w:color="0066cc"/>
+          <w:u w:val="single" w:color="0000ff"/>
           <w:rFonts w:ascii="Charis SIL Regular" w:hAnsi="Charis SIL Regular" w:eastAsia="Charis SIL Regular"/>
           <w:b w:val="0"/>
           <w:i w:val="0"/>
@@ -771,7 +706,7 @@
           <w:rFonts w:ascii="Charis SIL Regular" w:hAnsi="Charis SIL Regular" w:eastAsia="Charis SIL Regular"/>
           <w:b w:val="0"/>
           <w:i w:val="0"/>
-          <w:color w:val="0066CC"/>
+          <w:color w:val="0000FF"/>
           <w:sz w:val="24"/>
           <w:u w:val="single"/>
         </w:rPr>
@@ -789,7 +724,7 @@
           <w:rFonts w:ascii="Charis SIL Regular" w:hAnsi="Charis SIL Regular" w:eastAsia="Charis SIL Regular"/>
           <w:b w:val="0"/>
           <w:i w:val="0"/>
-          <w:color w:val="0066CC"/>
+          <w:color w:val="0000FF"/>
           <w:sz w:val="24"/>
           <w:u w:val="single"/>
         </w:rPr>
@@ -814,7 +749,7 @@
       </w:r>
       <w:r>
         <w:rPr>
-          <w:u w:val="single" w:color="0066cc"/>
+          <w:u w:val="single" w:color="0000ff"/>
           <w:rFonts w:ascii="Charis SIL Regular" w:hAnsi="Charis SIL Regular" w:eastAsia="Charis SIL Regular"/>
           <w:b w:val="0"/>
           <w:i w:val="0"/>
@@ -832,7 +767,7 @@
       </w:r>
       <w:r>
         <w:rPr>
-          <w:u w:val="single" w:color="0066cc"/>
+          <w:u w:val="single" w:color="0000ff"/>
           <w:rFonts w:ascii="Charis SIL Regular" w:hAnsi="Charis SIL Regular" w:eastAsia="Charis SIL Regular"/>
           <w:b w:val="0"/>
           <w:i w:val="0"/>
@@ -893,7 +828,7 @@
           <w:rFonts w:ascii="Charis SIL Regular" w:hAnsi="Charis SIL Regular" w:eastAsia="Charis SIL Regular"/>
           <w:b w:val="0"/>
           <w:i w:val="0"/>
-          <w:color w:val="0066CC"/>
+          <w:color w:val="0000FF"/>
           <w:sz w:val="24"/>
           <w:u w:val="single"/>
         </w:rPr>
@@ -911,7 +846,7 @@
           <w:rFonts w:ascii="Charis SIL Regular" w:hAnsi="Charis SIL Regular" w:eastAsia="Charis SIL Regular"/>
           <w:b w:val="0"/>
           <w:i w:val="0"/>
-          <w:color w:val="0066CC"/>
+          <w:color w:val="0000FF"/>
           <w:sz w:val="24"/>
           <w:u w:val="single"/>
         </w:rPr>
@@ -922,7 +857,7 @@
           <w:rFonts w:ascii="Charis SIL Regular" w:hAnsi="Charis SIL Regular" w:eastAsia="Charis SIL Regular"/>
           <w:b w:val="0"/>
           <w:i w:val="0"/>
-          <w:color w:val="0066CC"/>
+          <w:color w:val="0000FF"/>
           <w:sz w:val="24"/>
           <w:u w:val="single"/>
         </w:rPr>
@@ -957,7 +892,7 @@
       </w:r>
       <w:r>
         <w:rPr>
-          <w:u w:val="single" w:color="0066cc"/>
+          <w:u w:val="single" w:color="0000ff"/>
           <w:rFonts w:ascii="Charis SIL Regular" w:hAnsi="Charis SIL Regular" w:eastAsia="Charis SIL Regular"/>
           <w:b w:val="0"/>
           <w:i w:val="0"/>
@@ -975,7 +910,7 @@
       </w:r>
       <w:r>
         <w:rPr>
-          <w:u w:val="single" w:color="0066cc"/>
+          <w:u w:val="single" w:color="0000ff"/>
           <w:rFonts w:ascii="Charis SIL Regular" w:hAnsi="Charis SIL Regular" w:eastAsia="Charis SIL Regular"/>
           <w:b w:val="0"/>
           <w:i w:val="0"/>
@@ -993,7 +928,7 @@
       </w:r>
       <w:r>
         <w:rPr>
-          <w:u w:val="single" w:color="0066cc"/>
+          <w:u w:val="single" w:color="0000ff"/>
           <w:rFonts w:ascii="Charis SIL Regular" w:hAnsi="Charis SIL Regular" w:eastAsia="Charis SIL Regular"/>
           <w:b w:val="0"/>
           <w:i w:val="0"/>
@@ -1087,7 +1022,7 @@
           <w:rFonts w:ascii="Charis SIL Regular" w:hAnsi="Charis SIL Regular" w:eastAsia="Charis SIL Regular"/>
           <w:b w:val="0"/>
           <w:i w:val="0"/>
-          <w:color w:val="0066CC"/>
+          <w:color w:val="0000FF"/>
           <w:sz w:val="24"/>
           <w:u w:val="single"/>
         </w:rPr>
@@ -1122,7 +1057,7 @@
       </w:r>
       <w:r>
         <w:rPr>
-          <w:u w:val="single" w:color="0066cc"/>
+          <w:u w:val="single" w:color="0000ff"/>
           <w:rFonts w:ascii="Charis SIL Regular" w:hAnsi="Charis SIL Regular" w:eastAsia="Charis SIL Regular"/>
           <w:b w:val="0"/>
           <w:i w:val="0"/>
@@ -1153,7 +1088,7 @@
           <w:rFonts w:ascii="Charis SIL Italic" w:hAnsi="Charis SIL Italic" w:eastAsia="Charis SIL Italic"/>
           <w:b w:val="0"/>
           <w:i/>
-          <w:color w:val="0066CC"/>
+          <w:color w:val="0000FF"/>
           <w:sz w:val="24"/>
           <w:u w:val="single"/>
         </w:rPr>
@@ -1171,7 +1106,7 @@
           <w:rFonts w:ascii="Charis SIL Italic" w:hAnsi="Charis SIL Italic" w:eastAsia="Charis SIL Italic"/>
           <w:b w:val="0"/>
           <w:i/>
-          <w:color w:val="0066CC"/>
+          <w:color w:val="0000FF"/>
           <w:sz w:val="24"/>
           <w:u w:val="single"/>
         </w:rPr>
@@ -1182,7 +1117,7 @@
           <w:rFonts w:ascii="Charis SIL Italic" w:hAnsi="Charis SIL Italic" w:eastAsia="Charis SIL Italic"/>
           <w:b w:val="0"/>
           <w:i/>
-          <w:color w:val="0066CC"/>
+          <w:color w:val="0000FF"/>
           <w:sz w:val="24"/>
           <w:u w:val="single"/>
         </w:rPr>
@@ -1200,7 +1135,7 @@
           <w:rFonts w:ascii="Charis SIL Italic" w:hAnsi="Charis SIL Italic" w:eastAsia="Charis SIL Italic"/>
           <w:b w:val="0"/>
           <w:i/>
-          <w:color w:val="0066CC"/>
+          <w:color w:val="0000FF"/>
           <w:sz w:val="24"/>
           <w:u w:val="single"/>
         </w:rPr>
@@ -1211,7 +1146,7 @@
           <w:rFonts w:ascii="Charis SIL Italic" w:hAnsi="Charis SIL Italic" w:eastAsia="Charis SIL Italic"/>
           <w:b w:val="0"/>
           <w:i/>
-          <w:color w:val="0066CC"/>
+          <w:color w:val="0000FF"/>
           <w:sz w:val="24"/>
           <w:u w:val="single"/>
         </w:rPr>
@@ -1246,7 +1181,7 @@
       </w:r>
       <w:r>
         <w:rPr>
-          <w:u w:val="single" w:color="0066cc"/>
+          <w:u w:val="single" w:color="0000ff"/>
           <w:rFonts w:ascii="Charis SIL Regular" w:hAnsi="Charis SIL Regular" w:eastAsia="Charis SIL Regular"/>
           <w:b w:val="0"/>
           <w:i w:val="0"/>
@@ -1264,6 +1199,7 @@
       </w:r>
       <w:r>
         <w:rPr>
+          <w:u w:val="single" w:color="0000ff"/>
           <w:rFonts w:ascii="Charis SIL Regular" w:hAnsi="Charis SIL Regular" w:eastAsia="Charis SIL Regular"/>
           <w:b w:val="0"/>
           <w:i w:val="0"/>
@@ -1274,7 +1210,7 @@
       </w:r>
       <w:r>
         <w:rPr>
-          <w:u w:val="single" w:color="0066cc"/>
+          <w:u w:val="single" w:color="0000ff"/>
           <w:rFonts w:ascii="Charis SIL Regular" w:hAnsi="Charis SIL Regular" w:eastAsia="Charis SIL Regular"/>
           <w:b w:val="0"/>
           <w:i w:val="0"/>
@@ -1292,7 +1228,7 @@
       </w:r>
       <w:r>
         <w:rPr>
-          <w:u w:val="single" w:color="0066cc"/>
+          <w:u w:val="single" w:color="0000ff"/>
           <w:rFonts w:ascii="Charis SIL Regular" w:hAnsi="Charis SIL Regular" w:eastAsia="Charis SIL Regular"/>
           <w:b w:val="0"/>
           <w:i w:val="0"/>
@@ -1303,7 +1239,7 @@
       </w:r>
       <w:r>
         <w:rPr>
-          <w:u w:val="single" w:color="0066cc"/>
+          <w:u w:val="single" w:color="0000ff"/>
           <w:rFonts w:ascii="Charis SIL Regular" w:hAnsi="Charis SIL Regular" w:eastAsia="Charis SIL Regular"/>
           <w:b w:val="0"/>
           <w:i w:val="0"/>
@@ -1354,7 +1290,7 @@
           <w:rFonts w:ascii="Charis SIL Regular" w:hAnsi="Charis SIL Regular" w:eastAsia="Charis SIL Regular"/>
           <w:b w:val="0"/>
           <w:i w:val="0"/>
-          <w:color w:val="0066CC"/>
+          <w:color w:val="0000FF"/>
           <w:sz w:val="24"/>
           <w:u w:val="single"/>
         </w:rPr>
@@ -1389,7 +1325,7 @@
       </w:r>
       <w:r>
         <w:rPr>
-          <w:u w:val="single" w:color="0066cc"/>
+          <w:u w:val="single" w:color="0000ff"/>
           <w:rFonts w:ascii="Charis SIL Regular" w:hAnsi="Charis SIL Regular" w:eastAsia="Charis SIL Regular"/>
           <w:b w:val="0"/>
           <w:i w:val="0"/>
@@ -1539,7 +1475,7 @@
           <w:rFonts w:ascii="Charis SIL Regular" w:hAnsi="Charis SIL Regular" w:eastAsia="Charis SIL Regular"/>
           <w:b w:val="0"/>
           <w:i w:val="0"/>
-          <w:color w:val="0066CC"/>
+          <w:color w:val="0000FF"/>
           <w:sz w:val="24"/>
           <w:u w:val="single"/>
         </w:rPr>
@@ -1548,7 +1484,7 @@
             <w:rPr>
               <w:rStyle w:val="Hyperlink"/>
             </w:rPr>
-            <w:t>Onderofficier</w:t>
+            <w:t>Onderoffici</w:t>
           </w:r>
         </w:hyperlink>
       </w:r>
@@ -1557,10 +1493,20 @@
           <w:rFonts w:ascii="Charis SIL Regular" w:hAnsi="Charis SIL Regular" w:eastAsia="Charis SIL Regular"/>
           <w:b w:val="0"/>
           <w:i w:val="0"/>
-          <w:color w:val="0066CC"/>
+          <w:color w:val="0000FF"/>
           <w:sz w:val="24"/>
           <w:u w:val="single"/>
         </w:rPr>
+        <w:t>er</w:t>
+      </w:r>
+      <w:r>
+        <w:rPr>
+          <w:rFonts w:ascii="Charis SIL Regular" w:hAnsi="Charis SIL Regular" w:eastAsia="Charis SIL Regular"/>
+          <w:b w:val="0"/>
+          <w:i w:val="0"/>
+          <w:color w:val="0000FF"/>
+          <w:sz w:val="24"/>
+        </w:rPr>
         <w:t>en</w:t>
       </w:r>
       <w:r>
@@ -1568,7 +1514,7 @@
           <w:rFonts w:ascii="Charis SIL Regular" w:hAnsi="Charis SIL Regular" w:eastAsia="Charis SIL Regular"/>
           <w:b w:val="0"/>
           <w:i w:val="0"/>
-          <w:color w:val="0066CC"/>
+          <w:color w:val="0000FF"/>
           <w:sz w:val="24"/>
           <w:u w:val="single"/>
         </w:rPr>
@@ -1579,7 +1525,7 @@
           <w:rFonts w:ascii="Charis SIL Regular" w:hAnsi="Charis SIL Regular" w:eastAsia="Charis SIL Regular"/>
           <w:b w:val="0"/>
           <w:i w:val="0"/>
-          <w:color w:val="0066CC"/>
+          <w:color w:val="0000FF"/>
           <w:sz w:val="24"/>
           <w:u w:val="single"/>
         </w:rPr>
@@ -1588,7 +1534,7 @@
             <w:rPr>
               <w:rStyle w:val="Hyperlink"/>
             </w:rPr>
-            <w:t>e</w:t>
+            <w:t>en</w:t>
           </w:r>
         </w:hyperlink>
       </w:r>
@@ -1597,17 +1543,18 @@
           <w:rFonts w:ascii="Charis SIL Regular" w:hAnsi="Charis SIL Regular" w:eastAsia="Charis SIL Regular"/>
           <w:b w:val="0"/>
           <w:i w:val="0"/>
-          <w:color w:val="0066CC"/>
-          <w:sz w:val="24"/>
-        </w:rPr>
-        <w:t xml:space="preserve">n </w:t>
-      </w:r>
-      <w:r>
-        <w:rPr>
-          <w:rFonts w:ascii="Charis SIL Regular" w:hAnsi="Charis SIL Regular" w:eastAsia="Charis SIL Regular"/>
-          <w:b w:val="0"/>
-          <w:i w:val="0"/>
-          <w:color w:val="0066CC"/>
+          <w:color w:val="0000FF"/>
+          <w:sz w:val="24"/>
+          <w:u w:val="single"/>
+        </w:rPr>
+        <w:t xml:space="preserve"> </w:t>
+      </w:r>
+      <w:r>
+        <w:rPr>
+          <w:rFonts w:ascii="Charis SIL Regular" w:hAnsi="Charis SIL Regular" w:eastAsia="Charis SIL Regular"/>
+          <w:b w:val="0"/>
+          <w:i w:val="0"/>
+          <w:color w:val="0000FF"/>
           <w:sz w:val="24"/>
           <w:u w:val="single"/>
         </w:rPr>
@@ -1625,7 +1572,7 @@
           <w:rFonts w:ascii="Charis SIL Regular" w:hAnsi="Charis SIL Regular" w:eastAsia="Charis SIL Regular"/>
           <w:b w:val="0"/>
           <w:i w:val="0"/>
-          <w:color w:val="0066CC"/>
+          <w:color w:val="0000FF"/>
           <w:sz w:val="24"/>
           <w:u w:val="single"/>
         </w:rPr>
@@ -1636,7 +1583,7 @@
           <w:rFonts w:ascii="Charis SIL Regular" w:hAnsi="Charis SIL Regular" w:eastAsia="Charis SIL Regular"/>
           <w:b w:val="0"/>
           <w:i w:val="0"/>
-          <w:color w:val="0066CC"/>
+          <w:color w:val="0000FF"/>
           <w:sz w:val="24"/>
           <w:u w:val="single"/>
         </w:rPr>
@@ -1654,7 +1601,7 @@
           <w:rFonts w:ascii="Charis SIL Regular" w:hAnsi="Charis SIL Regular" w:eastAsia="Charis SIL Regular"/>
           <w:b w:val="0"/>
           <w:i w:val="0"/>
-          <w:color w:val="0066CC"/>
+          <w:color w:val="0000FF"/>
           <w:sz w:val="24"/>
           <w:u w:val="single"/>
         </w:rPr>
@@ -1665,7 +1612,7 @@
           <w:rFonts w:ascii="Charis SIL Regular" w:hAnsi="Charis SIL Regular" w:eastAsia="Charis SIL Regular"/>
           <w:b w:val="0"/>
           <w:i w:val="0"/>
-          <w:color w:val="0066CC"/>
+          <w:color w:val="0000FF"/>
           <w:sz w:val="24"/>
           <w:u w:val="single"/>
         </w:rPr>
@@ -1683,7 +1630,7 @@
           <w:rFonts w:ascii="Charis SIL Regular" w:hAnsi="Charis SIL Regular" w:eastAsia="Charis SIL Regular"/>
           <w:b w:val="0"/>
           <w:i w:val="0"/>
-          <w:color w:val="0066CC"/>
+          <w:color w:val="0000FF"/>
           <w:sz w:val="24"/>
           <w:u w:val="single"/>
         </w:rPr>
@@ -1694,7 +1641,7 @@
           <w:rFonts w:ascii="Charis SIL Regular" w:hAnsi="Charis SIL Regular" w:eastAsia="Charis SIL Regular"/>
           <w:b w:val="0"/>
           <w:i w:val="0"/>
-          <w:color w:val="0066CC"/>
+          <w:color w:val="0000FF"/>
           <w:sz w:val="24"/>
           <w:u w:val="single"/>
         </w:rPr>
@@ -1712,7 +1659,7 @@
           <w:rFonts w:ascii="Charis SIL Regular" w:hAnsi="Charis SIL Regular" w:eastAsia="Charis SIL Regular"/>
           <w:b w:val="0"/>
           <w:i w:val="0"/>
-          <w:color w:val="0066CC"/>
+          <w:color w:val="0000FF"/>
           <w:sz w:val="24"/>
           <w:u w:val="single"/>
         </w:rPr>
@@ -1723,7 +1670,7 @@
           <w:rFonts w:ascii="Charis SIL Regular" w:hAnsi="Charis SIL Regular" w:eastAsia="Charis SIL Regular"/>
           <w:b w:val="0"/>
           <w:i w:val="0"/>
-          <w:color w:val="0066CC"/>
+          <w:color w:val="0000FF"/>
           <w:sz w:val="24"/>
           <w:u w:val="single"/>
         </w:rPr>
@@ -1741,7 +1688,7 @@
           <w:rFonts w:ascii="Charis SIL Regular" w:hAnsi="Charis SIL Regular" w:eastAsia="Charis SIL Regular"/>
           <w:b w:val="0"/>
           <w:i w:val="0"/>
-          <w:color w:val="0066CC"/>
+          <w:color w:val="0000FF"/>
           <w:sz w:val="24"/>
           <w:u w:val="single"/>
         </w:rPr>
@@ -1752,7 +1699,7 @@
           <w:rFonts w:ascii="Charis SIL Regular" w:hAnsi="Charis SIL Regular" w:eastAsia="Charis SIL Regular"/>
           <w:b w:val="0"/>
           <w:i w:val="0"/>
-          <w:color w:val="0066CC"/>
+          <w:color w:val="0000FF"/>
           <w:sz w:val="24"/>
           <w:u w:val="single"/>
         </w:rPr>
@@ -1770,7 +1717,7 @@
           <w:rFonts w:ascii="Charis SIL Regular" w:hAnsi="Charis SIL Regular" w:eastAsia="Charis SIL Regular"/>
           <w:b w:val="0"/>
           <w:i w:val="0"/>
-          <w:color w:val="0066CC"/>
+          <w:color w:val="0000FF"/>
           <w:sz w:val="24"/>
           <w:u w:val="single"/>
         </w:rPr>
@@ -1788,7 +1735,7 @@
           <w:rFonts w:ascii="Charis SIL Regular" w:hAnsi="Charis SIL Regular" w:eastAsia="Charis SIL Regular"/>
           <w:b w:val="0"/>
           <w:i w:val="0"/>
-          <w:color w:val="0066CC"/>
+          <w:color w:val="0000FF"/>
           <w:sz w:val="24"/>
           <w:u w:val="single"/>
         </w:rPr>
@@ -1813,7 +1760,7 @@
       </w:r>
       <w:r>
         <w:rPr>
-          <w:u w:val="single" w:color="0066cc"/>
+          <w:u w:val="single" w:color="0000ff"/>
           <w:rFonts w:ascii="Charis SIL Regular" w:hAnsi="Charis SIL Regular" w:eastAsia="Charis SIL Regular"/>
           <w:b w:val="0"/>
           <w:i w:val="0"/>
@@ -1824,7 +1771,7 @@
       </w:r>
       <w:r>
         <w:rPr>
-          <w:u w:val="single" w:color="0066cc"/>
+          <w:u w:val="single" w:color="0000ff"/>
           <w:rFonts w:ascii="Charis SIL Regular" w:hAnsi="Charis SIL Regular" w:eastAsia="Charis SIL Regular"/>
           <w:b w:val="0"/>
           <w:i w:val="0"/>
@@ -1842,7 +1789,7 @@
       </w:r>
       <w:r>
         <w:rPr>
-          <w:u w:val="single" w:color="0066cc"/>
+          <w:u w:val="single" w:color="0000ff"/>
           <w:rFonts w:ascii="Charis SIL Regular" w:hAnsi="Charis SIL Regular" w:eastAsia="Charis SIL Regular"/>
           <w:b w:val="0"/>
           <w:i w:val="0"/>
@@ -1860,7 +1807,7 @@
       </w:r>
       <w:r>
         <w:rPr>
-          <w:u w:val="single" w:color="0066cc"/>
+          <w:u w:val="single" w:color="0000ff"/>
           <w:rFonts w:ascii="Charis SIL Regular" w:hAnsi="Charis SIL Regular" w:eastAsia="Charis SIL Regular"/>
           <w:b w:val="0"/>
           <w:i w:val="0"/>
@@ -1878,7 +1825,7 @@
       </w:r>
       <w:r>
         <w:rPr>
-          <w:u w:val="single" w:color="0066cc"/>
+          <w:u w:val="single" w:color="0000ff"/>
           <w:rFonts w:ascii="Charis SIL Regular" w:hAnsi="Charis SIL Regular" w:eastAsia="Charis SIL Regular"/>
           <w:b w:val="0"/>
           <w:i w:val="0"/>
@@ -1896,7 +1843,7 @@
       </w:r>
       <w:r>
         <w:rPr>
-          <w:u w:val="single" w:color="0066cc"/>
+          <w:u w:val="single" w:color="0000ff"/>
           <w:rFonts w:ascii="Charis SIL Regular" w:hAnsi="Charis SIL Regular" w:eastAsia="Charis SIL Regular"/>
           <w:b w:val="0"/>
           <w:i w:val="0"/>
@@ -1914,7 +1861,7 @@
       </w:r>
       <w:r>
         <w:rPr>
-          <w:u w:val="single" w:color="0066cc"/>
+          <w:u w:val="single" w:color="0000ff"/>
           <w:rFonts w:ascii="Charis SIL Regular" w:hAnsi="Charis SIL Regular" w:eastAsia="Charis SIL Regular"/>
           <w:b w:val="0"/>
           <w:i w:val="0"/>
@@ -1925,7 +1872,7 @@
       </w:r>
       <w:r>
         <w:rPr>
-          <w:u w:val="single" w:color="0066cc"/>
+          <w:u w:val="single" w:color="0000ff"/>
           <w:rFonts w:ascii="Charis SIL Regular" w:hAnsi="Charis SIL Regular" w:eastAsia="Charis SIL Regular"/>
           <w:b w:val="0"/>
           <w:i w:val="0"/>
@@ -1943,7 +1890,7 @@
       </w:r>
       <w:r>
         <w:rPr>
-          <w:u w:val="single" w:color="0066cc"/>
+          <w:u w:val="single" w:color="0000ff"/>
           <w:rFonts w:ascii="Charis SIL Regular" w:hAnsi="Charis SIL Regular" w:eastAsia="Charis SIL Regular"/>
           <w:b w:val="0"/>
           <w:i w:val="0"/>
@@ -1954,7 +1901,7 @@
       </w:r>
       <w:r>
         <w:rPr>
-          <w:u w:val="single" w:color="0066cc"/>
+          <w:u w:val="single" w:color="0000ff"/>
           <w:rFonts w:ascii="Charis SIL Regular" w:hAnsi="Charis SIL Regular" w:eastAsia="Charis SIL Regular"/>
           <w:b w:val="0"/>
           <w:i w:val="0"/>
@@ -1972,7 +1919,7 @@
       </w:r>
       <w:r>
         <w:rPr>
-          <w:u w:val="single" w:color="0066cc"/>
+          <w:u w:val="single" w:color="0000ff"/>
           <w:rFonts w:ascii="Charis SIL Regular" w:hAnsi="Charis SIL Regular" w:eastAsia="Charis SIL Regular"/>
           <w:b w:val="0"/>
           <w:i w:val="0"/>
@@ -1990,7 +1937,7 @@
       </w:r>
       <w:r>
         <w:rPr>
-          <w:u w:val="single" w:color="0066cc"/>
+          <w:u w:val="single" w:color="0000ff"/>
           <w:rFonts w:ascii="Charis SIL Regular" w:hAnsi="Charis SIL Regular" w:eastAsia="Charis SIL Regular"/>
           <w:b w:val="0"/>
           <w:i w:val="0"/>
@@ -2008,7 +1955,7 @@
       </w:r>
       <w:r>
         <w:rPr>
-          <w:u w:val="single" w:color="0066cc"/>
+          <w:u w:val="single" w:color="0000ff"/>
           <w:rFonts w:ascii="Charis SIL Regular" w:hAnsi="Charis SIL Regular" w:eastAsia="Charis SIL Regular"/>
           <w:b w:val="0"/>
           <w:i w:val="0"/>
@@ -2026,7 +1973,7 @@
       </w:r>
       <w:r>
         <w:rPr>
-          <w:u w:val="single" w:color="0066cc"/>
+          <w:u w:val="single" w:color="0000ff"/>
           <w:rFonts w:ascii="Charis SIL Regular" w:hAnsi="Charis SIL Regular" w:eastAsia="Charis SIL Regular"/>
           <w:b w:val="0"/>
           <w:i w:val="0"/>
@@ -2044,7 +1991,7 @@
       </w:r>
       <w:r>
         <w:rPr>
-          <w:u w:val="single" w:color="0066cc"/>
+          <w:u w:val="single" w:color="0000ff"/>
           <w:rFonts w:ascii="Charis SIL Regular" w:hAnsi="Charis SIL Regular" w:eastAsia="Charis SIL Regular"/>
           <w:b w:val="0"/>
           <w:i w:val="0"/>
@@ -2062,7 +2009,7 @@
       </w:r>
       <w:r>
         <w:rPr>
-          <w:u w:val="single" w:color="0066cc"/>
+          <w:u w:val="single" w:color="0000ff"/>
           <w:rFonts w:ascii="Charis SIL Regular" w:hAnsi="Charis SIL Regular" w:eastAsia="Charis SIL Regular"/>
           <w:b w:val="0"/>
           <w:i w:val="0"/>
@@ -2080,7 +2027,7 @@
       </w:r>
       <w:r>
         <w:rPr>
-          <w:u w:val="single" w:color="0066cc"/>
+          <w:u w:val="single" w:color="0000ff"/>
           <w:rFonts w:ascii="Charis SIL Regular" w:hAnsi="Charis SIL Regular" w:eastAsia="Charis SIL Regular"/>
           <w:b w:val="0"/>
           <w:i w:val="0"/>
@@ -2108,7 +2055,7 @@
       </w:r>
       <w:r>
         <w:rPr>
-          <w:u w:val="single" w:color="0066cc"/>
+          <w:u w:val="single" w:color="0000ff"/>
           <w:rFonts w:ascii="Charis SIL Regular" w:hAnsi="Charis SIL Regular" w:eastAsia="Charis SIL Regular"/>
           <w:b w:val="0"/>
           <w:i w:val="0"/>
@@ -2139,7 +2086,7 @@
           <w:rFonts w:ascii="Charis SIL Regular" w:hAnsi="Charis SIL Regular" w:eastAsia="Charis SIL Regular"/>
           <w:b w:val="0"/>
           <w:i w:val="0"/>
-          <w:color w:val="0066CC"/>
+          <w:color w:val="0000FF"/>
           <w:sz w:val="24"/>
           <w:u w:val="single"/>
         </w:rPr>
@@ -2157,7 +2104,7 @@
           <w:rFonts w:ascii="Charis SIL Regular" w:hAnsi="Charis SIL Regular" w:eastAsia="Charis SIL Regular"/>
           <w:b w:val="0"/>
           <w:i w:val="0"/>
-          <w:color w:val="0066CC"/>
+          <w:color w:val="0000FF"/>
           <w:sz w:val="24"/>
           <w:u w:val="single"/>
         </w:rPr>
@@ -2168,7 +2115,7 @@
           <w:rFonts w:ascii="Charis SIL Regular" w:hAnsi="Charis SIL Regular" w:eastAsia="Charis SIL Regular"/>
           <w:b w:val="0"/>
           <w:i w:val="0"/>
-          <w:color w:val="0066CC"/>
+          <w:color w:val="0000FF"/>
           <w:sz w:val="24"/>
           <w:u w:val="single"/>
         </w:rPr>
@@ -2186,7 +2133,7 @@
           <w:rFonts w:ascii="Charis SIL Regular" w:hAnsi="Charis SIL Regular" w:eastAsia="Charis SIL Regular"/>
           <w:b w:val="0"/>
           <w:i w:val="0"/>
-          <w:color w:val="0066CC"/>
+          <w:color w:val="0000FF"/>
           <w:sz w:val="24"/>
           <w:u w:val="single"/>
         </w:rPr>
@@ -2197,7 +2144,7 @@
           <w:rFonts w:ascii="Charis SIL Regular" w:hAnsi="Charis SIL Regular" w:eastAsia="Charis SIL Regular"/>
           <w:b w:val="0"/>
           <w:i w:val="0"/>
-          <w:color w:val="0066CC"/>
+          <w:color w:val="0000FF"/>
           <w:sz w:val="24"/>
           <w:u w:val="single"/>
         </w:rPr>
@@ -2215,7 +2162,7 @@
           <w:rFonts w:ascii="Charis SIL Regular" w:hAnsi="Charis SIL Regular" w:eastAsia="Charis SIL Regular"/>
           <w:b w:val="0"/>
           <w:i w:val="0"/>
-          <w:color w:val="0066CC"/>
+          <w:color w:val="0000FF"/>
           <w:sz w:val="24"/>
           <w:u w:val="single"/>
         </w:rPr>
@@ -2233,7 +2180,7 @@
           <w:rFonts w:ascii="Charis SIL Regular" w:hAnsi="Charis SIL Regular" w:eastAsia="Charis SIL Regular"/>
           <w:b w:val="0"/>
           <w:i w:val="0"/>
-          <w:color w:val="0066CC"/>
+          <w:color w:val="0000FF"/>
           <w:sz w:val="24"/>
           <w:u w:val="single"/>
         </w:rPr>
@@ -2244,7 +2191,7 @@
           <w:rFonts w:ascii="Charis SIL Regular" w:hAnsi="Charis SIL Regular" w:eastAsia="Charis SIL Regular"/>
           <w:b w:val="0"/>
           <w:i w:val="0"/>
-          <w:color w:val="0066CC"/>
+          <w:color w:val="0000FF"/>
           <w:sz w:val="24"/>
           <w:u w:val="single"/>
         </w:rPr>
@@ -2262,7 +2209,7 @@
           <w:rFonts w:ascii="Charis SIL Regular" w:hAnsi="Charis SIL Regular" w:eastAsia="Charis SIL Regular"/>
           <w:b w:val="0"/>
           <w:i w:val="0"/>
-          <w:color w:val="0066CC"/>
+          <w:color w:val="0000FF"/>
           <w:sz w:val="24"/>
           <w:u w:val="single"/>
         </w:rPr>
@@ -2273,7 +2220,7 @@
           <w:rFonts w:ascii="Charis SIL Regular" w:hAnsi="Charis SIL Regular" w:eastAsia="Charis SIL Regular"/>
           <w:b w:val="0"/>
           <w:i w:val="0"/>
-          <w:color w:val="0066CC"/>
+          <w:color w:val="0000FF"/>
           <w:sz w:val="24"/>
           <w:u w:val="single"/>
         </w:rPr>
@@ -2291,7 +2238,7 @@
           <w:rFonts w:ascii="Charis SIL Regular" w:hAnsi="Charis SIL Regular" w:eastAsia="Charis SIL Regular"/>
           <w:b w:val="0"/>
           <w:i w:val="0"/>
-          <w:color w:val="0066CC"/>
+          <w:color w:val="0000FF"/>
           <w:sz w:val="24"/>
           <w:u w:val="single"/>
         </w:rPr>
@@ -2302,7 +2249,7 @@
           <w:rFonts w:ascii="Charis SIL Regular" w:hAnsi="Charis SIL Regular" w:eastAsia="Charis SIL Regular"/>
           <w:b w:val="0"/>
           <w:i w:val="0"/>
-          <w:color w:val="0066CC"/>
+          <w:color w:val="0000FF"/>
           <w:sz w:val="24"/>
           <w:u w:val="single"/>
         </w:rPr>
@@ -2320,7 +2267,7 @@
           <w:rFonts w:ascii="Charis SIL Regular" w:hAnsi="Charis SIL Regular" w:eastAsia="Charis SIL Regular"/>
           <w:b w:val="0"/>
           <w:i w:val="0"/>
-          <w:color w:val="0066CC"/>
+          <w:color w:val="0000FF"/>
           <w:sz w:val="24"/>
           <w:u w:val="single"/>
         </w:rPr>
@@ -2331,7 +2278,7 @@
           <w:rFonts w:ascii="Charis SIL Regular" w:hAnsi="Charis SIL Regular" w:eastAsia="Charis SIL Regular"/>
           <w:b w:val="0"/>
           <w:i w:val="0"/>
-          <w:color w:val="0066CC"/>
+          <w:color w:val="0000FF"/>
           <w:sz w:val="24"/>
           <w:u w:val="single"/>
         </w:rPr>
@@ -2349,7 +2296,7 @@
           <w:rFonts w:ascii="Charis SIL Regular" w:hAnsi="Charis SIL Regular" w:eastAsia="Charis SIL Regular"/>
           <w:b w:val="0"/>
           <w:i w:val="0"/>
-          <w:color w:val="0066CC"/>
+          <w:color w:val="0000FF"/>
           <w:sz w:val="24"/>
           <w:u w:val="single"/>
         </w:rPr>
@@ -2374,7 +2321,7 @@
       </w:r>
       <w:r>
         <w:rPr>
-          <w:u w:val="single" w:color="0066cc"/>
+          <w:u w:val="single" w:color="0000ff"/>
           <w:rFonts w:ascii="Charis SIL Regular" w:hAnsi="Charis SIL Regular" w:eastAsia="Charis SIL Regular"/>
           <w:b w:val="0"/>
           <w:i w:val="0"/>
@@ -2392,7 +2339,7 @@
       </w:r>
       <w:r>
         <w:rPr>
-          <w:u w:val="single" w:color="0066cc"/>
+          <w:u w:val="single" w:color="0000ff"/>
           <w:rFonts w:ascii="Charis SIL Regular" w:hAnsi="Charis SIL Regular" w:eastAsia="Charis SIL Regular"/>
           <w:b w:val="0"/>
           <w:i w:val="0"/>
@@ -2410,7 +2357,7 @@
       </w:r>
       <w:r>
         <w:rPr>
-          <w:u w:val="single" w:color="0066cc"/>
+          <w:u w:val="single" w:color="0000ff"/>
           <w:rFonts w:ascii="Charis SIL Regular" w:hAnsi="Charis SIL Regular" w:eastAsia="Charis SIL Regular"/>
           <w:b w:val="0"/>
           <w:i w:val="0"/>
@@ -2428,7 +2375,7 @@
       </w:r>
       <w:r>
         <w:rPr>
-          <w:u w:val="single" w:color="0066cc"/>
+          <w:u w:val="single" w:color="0000ff"/>
           <w:rFonts w:ascii="Charis SIL Regular" w:hAnsi="Charis SIL Regular" w:eastAsia="Charis SIL Regular"/>
           <w:b w:val="0"/>
           <w:i w:val="0"/>
@@ -2446,7 +2393,7 @@
       </w:r>
       <w:r>
         <w:rPr>
-          <w:u w:val="single" w:color="0066cc"/>
+          <w:u w:val="single" w:color="0000ff"/>
           <w:rFonts w:ascii="Charis SIL Regular" w:hAnsi="Charis SIL Regular" w:eastAsia="Charis SIL Regular"/>
           <w:b w:val="0"/>
           <w:i w:val="0"/>
@@ -2464,7 +2411,7 @@
       </w:r>
       <w:r>
         <w:rPr>
-          <w:u w:val="single" w:color="0066cc"/>
+          <w:u w:val="single" w:color="0000ff"/>
           <w:rFonts w:ascii="Charis SIL Regular" w:hAnsi="Charis SIL Regular" w:eastAsia="Charis SIL Regular"/>
           <w:b w:val="0"/>
           <w:i w:val="0"/>
@@ -2482,7 +2429,7 @@
       </w:r>
       <w:r>
         <w:rPr>
-          <w:u w:val="single" w:color="0066cc"/>
+          <w:u w:val="single" w:color="0000ff"/>
           <w:rFonts w:ascii="Charis SIL Regular" w:hAnsi="Charis SIL Regular" w:eastAsia="Charis SIL Regular"/>
           <w:b w:val="0"/>
           <w:i w:val="0"/>
@@ -2500,7 +2447,7 @@
       </w:r>
       <w:r>
         <w:rPr>
-          <w:u w:val="single" w:color="0066cc"/>
+          <w:u w:val="single" w:color="0000ff"/>
           <w:rFonts w:ascii="Charis SIL Regular" w:hAnsi="Charis SIL Regular" w:eastAsia="Charis SIL Regular"/>
           <w:b w:val="0"/>
           <w:i w:val="0"/>
@@ -2518,7 +2465,7 @@
       </w:r>
       <w:r>
         <w:rPr>
-          <w:u w:val="single" w:color="0066cc"/>
+          <w:u w:val="single" w:color="0000ff"/>
           <w:rFonts w:ascii="Charis SIL Regular" w:hAnsi="Charis SIL Regular" w:eastAsia="Charis SIL Regular"/>
           <w:b w:val="0"/>
           <w:i w:val="0"/>
@@ -2529,7 +2476,7 @@
       </w:r>
       <w:r>
         <w:rPr>
-          <w:u w:val="single" w:color="0066cc"/>
+          <w:u w:val="single" w:color="0000ff"/>
           <w:rFonts w:ascii="Charis SIL Regular" w:hAnsi="Charis SIL Regular" w:eastAsia="Charis SIL Regular"/>
           <w:b w:val="0"/>
           <w:i w:val="0"/>
@@ -2547,7 +2494,7 @@
       </w:r>
       <w:r>
         <w:rPr>
-          <w:u w:val="single" w:color="0066cc"/>
+          <w:u w:val="single" w:color="0000ff"/>
           <w:rFonts w:ascii="Charis SIL Regular" w:hAnsi="Charis SIL Regular" w:eastAsia="Charis SIL Regular"/>
           <w:b w:val="0"/>
           <w:i w:val="0"/>
@@ -2768,7 +2715,7 @@
           <w:rFonts w:ascii="Charis SIL Regular" w:hAnsi="Charis SIL Regular" w:eastAsia="Charis SIL Regular"/>
           <w:b w:val="0"/>
           <w:i w:val="0"/>
-          <w:color w:val="0066CC"/>
+          <w:color w:val="0000FF"/>
           <w:sz w:val="24"/>
           <w:u w:val="single"/>
         </w:rPr>
@@ -2786,7 +2733,7 @@
           <w:rFonts w:ascii="Charis SIL Regular" w:hAnsi="Charis SIL Regular" w:eastAsia="Charis SIL Regular"/>
           <w:b w:val="0"/>
           <w:i w:val="0"/>
-          <w:color w:val="0066CC"/>
+          <w:color w:val="0000FF"/>
           <w:sz w:val="24"/>
           <w:u w:val="single"/>
         </w:rPr>
@@ -2797,7 +2744,7 @@
           <w:rFonts w:ascii="Charis SIL Regular" w:hAnsi="Charis SIL Regular" w:eastAsia="Charis SIL Regular"/>
           <w:b w:val="0"/>
           <w:i w:val="0"/>
-          <w:color w:val="0066CC"/>
+          <w:color w:val="0000FF"/>
           <w:sz w:val="24"/>
           <w:u w:val="single"/>
         </w:rPr>
@@ -2815,7 +2762,7 @@
           <w:rFonts w:ascii="Charis SIL Regular" w:hAnsi="Charis SIL Regular" w:eastAsia="Charis SIL Regular"/>
           <w:b w:val="0"/>
           <w:i w:val="0"/>
-          <w:color w:val="0066CC"/>
+          <w:color w:val="0000FF"/>
           <w:sz w:val="24"/>
           <w:u w:val="single"/>
         </w:rPr>
@@ -2826,7 +2773,7 @@
           <w:rFonts w:ascii="Charis SIL Regular" w:hAnsi="Charis SIL Regular" w:eastAsia="Charis SIL Regular"/>
           <w:b w:val="0"/>
           <w:i w:val="0"/>
-          <w:color w:val="0066CC"/>
+          <w:color w:val="0000FF"/>
           <w:sz w:val="24"/>
           <w:u w:val="single"/>
         </w:rPr>
@@ -2844,7 +2791,7 @@
           <w:rFonts w:ascii="Charis SIL Regular" w:hAnsi="Charis SIL Regular" w:eastAsia="Charis SIL Regular"/>
           <w:b w:val="0"/>
           <w:i w:val="0"/>
-          <w:color w:val="0066CC"/>
+          <w:color w:val="0000FF"/>
           <w:sz w:val="24"/>
           <w:u w:val="single"/>
         </w:rPr>
@@ -2855,7 +2802,7 @@
           <w:rFonts w:ascii="Charis SIL Regular" w:hAnsi="Charis SIL Regular" w:eastAsia="Charis SIL Regular"/>
           <w:b w:val="0"/>
           <w:i w:val="0"/>
-          <w:color w:val="0066CC"/>
+          <w:color w:val="0000FF"/>
           <w:sz w:val="24"/>
           <w:u w:val="single"/>
         </w:rPr>
@@ -2873,7 +2820,7 @@
           <w:rFonts w:ascii="Charis SIL Regular" w:hAnsi="Charis SIL Regular" w:eastAsia="Charis SIL Regular"/>
           <w:b w:val="0"/>
           <w:i w:val="0"/>
-          <w:color w:val="0066CC"/>
+          <w:color w:val="0000FF"/>
           <w:sz w:val="24"/>
           <w:u w:val="single"/>
         </w:rPr>
@@ -2884,7 +2831,7 @@
           <w:rFonts w:ascii="Charis SIL Regular" w:hAnsi="Charis SIL Regular" w:eastAsia="Charis SIL Regular"/>
           <w:b w:val="0"/>
           <w:i w:val="0"/>
-          <w:color w:val="0066CC"/>
+          <w:color w:val="0000FF"/>
           <w:sz w:val="24"/>
           <w:u w:val="single"/>
         </w:rPr>
@@ -2919,7 +2866,7 @@
       </w:r>
       <w:r>
         <w:rPr>
-          <w:u w:val="single" w:color="0066cc"/>
+          <w:u w:val="single" w:color="0000ff"/>
           <w:rFonts w:ascii="Charis SIL Regular" w:hAnsi="Charis SIL Regular" w:eastAsia="Charis SIL Regular"/>
           <w:b w:val="0"/>
           <w:i w:val="0"/>
@@ -2937,7 +2884,7 @@
       </w:r>
       <w:r>
         <w:rPr>
-          <w:u w:val="single" w:color="0066cc"/>
+          <w:u w:val="single" w:color="0000ff"/>
           <w:rFonts w:ascii="Charis SIL Regular" w:hAnsi="Charis SIL Regular" w:eastAsia="Charis SIL Regular"/>
           <w:b w:val="0"/>
           <w:i w:val="0"/>
@@ -2955,7 +2902,7 @@
       </w:r>
       <w:r>
         <w:rPr>
-          <w:u w:val="single" w:color="0066cc"/>
+          <w:u w:val="single" w:color="0000ff"/>
           <w:rFonts w:ascii="Charis SIL Regular" w:hAnsi="Charis SIL Regular" w:eastAsia="Charis SIL Regular"/>
           <w:b w:val="0"/>
           <w:i w:val="0"/>
@@ -2973,7 +2920,7 @@
       </w:r>
       <w:r>
         <w:rPr>
-          <w:u w:val="single" w:color="0066cc"/>
+          <w:u w:val="single" w:color="0000ff"/>
           <w:rFonts w:ascii="Charis SIL Regular" w:hAnsi="Charis SIL Regular" w:eastAsia="Charis SIL Regular"/>
           <w:b w:val="0"/>
           <w:i w:val="0"/>
@@ -2991,7 +2938,7 @@
       </w:r>
       <w:r>
         <w:rPr>
-          <w:u w:val="single" w:color="0066cc"/>
+          <w:u w:val="single" w:color="0000ff"/>
           <w:rFonts w:ascii="Charis SIL Regular" w:hAnsi="Charis SIL Regular" w:eastAsia="Charis SIL Regular"/>
           <w:b w:val="0"/>
           <w:i w:val="0"/>
@@ -3009,7 +2956,7 @@
       </w:r>
       <w:r>
         <w:rPr>
-          <w:u w:val="single" w:color="0066cc"/>
+          <w:u w:val="single" w:color="0000ff"/>
           <w:rFonts w:ascii="Charis SIL Regular" w:hAnsi="Charis SIL Regular" w:eastAsia="Charis SIL Regular"/>
           <w:b w:val="0"/>
           <w:i w:val="0"/>
@@ -3040,7 +2987,7 @@
           <w:rFonts w:ascii="Charis SIL Regular" w:hAnsi="Charis SIL Regular" w:eastAsia="Charis SIL Regular"/>
           <w:b w:val="0"/>
           <w:i w:val="0"/>
-          <w:color w:val="0066CC"/>
+          <w:color w:val="0000FF"/>
           <w:sz w:val="24"/>
           <w:u w:val="single"/>
         </w:rPr>
@@ -3058,7 +3005,7 @@
           <w:rFonts w:ascii="Charis SIL Regular" w:hAnsi="Charis SIL Regular" w:eastAsia="Charis SIL Regular"/>
           <w:b w:val="0"/>
           <w:i w:val="0"/>
-          <w:color w:val="0066CC"/>
+          <w:color w:val="0000FF"/>
           <w:sz w:val="24"/>
           <w:u w:val="single"/>
         </w:rPr>
@@ -3069,7 +3016,7 @@
           <w:rFonts w:ascii="Charis SIL Regular" w:hAnsi="Charis SIL Regular" w:eastAsia="Charis SIL Regular"/>
           <w:b w:val="0"/>
           <w:i w:val="0"/>
-          <w:color w:val="0066CC"/>
+          <w:color w:val="0000FF"/>
           <w:sz w:val="24"/>
           <w:u w:val="single"/>
         </w:rPr>
@@ -3097,7 +3044,7 @@
           <w:rFonts w:ascii="Charis SIL Regular" w:hAnsi="Charis SIL Regular" w:eastAsia="Charis SIL Regular"/>
           <w:b w:val="0"/>
           <w:i w:val="0"/>
-          <w:color w:val="0066CC"/>
+          <w:color w:val="0000FF"/>
           <w:sz w:val="24"/>
           <w:u w:val="single"/>
         </w:rPr>
@@ -3122,7 +3069,7 @@
       </w:r>
       <w:r>
         <w:rPr>
-          <w:u w:val="single" w:color="0066cc"/>
+          <w:u w:val="single" w:color="0000ff"/>
           <w:rFonts w:ascii="Charis SIL Regular" w:hAnsi="Charis SIL Regular" w:eastAsia="Charis SIL Regular"/>
           <w:b w:val="0"/>
           <w:i w:val="0"/>
@@ -3140,7 +3087,7 @@
       </w:r>
       <w:r>
         <w:rPr>
-          <w:u w:val="single" w:color="0066cc"/>
+          <w:u w:val="single" w:color="0000ff"/>
           <w:rFonts w:ascii="Charis SIL Regular" w:hAnsi="Charis SIL Regular" w:eastAsia="Charis SIL Regular"/>
           <w:b w:val="0"/>
           <w:i w:val="0"/>
@@ -3151,7 +3098,7 @@
       </w:r>
       <w:r>
         <w:rPr>
-          <w:u w:val="single" w:color="0066cc"/>
+          <w:u w:val="single" w:color="0000ff"/>
           <w:rFonts w:ascii="Charis SIL Regular" w:hAnsi="Charis SIL Regular" w:eastAsia="Charis SIL Regular"/>
           <w:b w:val="0"/>
           <w:i w:val="0"/>
@@ -3252,7 +3199,7 @@
           <w:rFonts w:ascii="Charis SIL Regular" w:hAnsi="Charis SIL Regular" w:eastAsia="Charis SIL Regular"/>
           <w:b w:val="0"/>
           <w:i w:val="0"/>
-          <w:color w:val="0066CC"/>
+          <w:color w:val="0000FF"/>
           <w:sz w:val="24"/>
           <w:u w:val="single"/>
         </w:rPr>
@@ -3270,7 +3217,7 @@
           <w:rFonts w:ascii="Charis SIL Regular" w:hAnsi="Charis SIL Regular" w:eastAsia="Charis SIL Regular"/>
           <w:b w:val="0"/>
           <w:i w:val="0"/>
-          <w:color w:val="0066CC"/>
+          <w:color w:val="0000FF"/>
           <w:sz w:val="24"/>
           <w:u w:val="single"/>
         </w:rPr>
@@ -3281,7 +3228,7 @@
           <w:rFonts w:ascii="Charis SIL Regular" w:hAnsi="Charis SIL Regular" w:eastAsia="Charis SIL Regular"/>
           <w:b w:val="0"/>
           <w:i w:val="0"/>
-          <w:color w:val="0066CC"/>
+          <w:color w:val="0000FF"/>
           <w:sz w:val="24"/>
           <w:u w:val="single"/>
         </w:rPr>
@@ -3299,7 +3246,7 @@
           <w:rFonts w:ascii="Charis SIL Regular" w:hAnsi="Charis SIL Regular" w:eastAsia="Charis SIL Regular"/>
           <w:b w:val="0"/>
           <w:i w:val="0"/>
-          <w:color w:val="0066CC"/>
+          <w:color w:val="0000FF"/>
           <w:sz w:val="24"/>
           <w:u w:val="single"/>
         </w:rPr>
@@ -3310,7 +3257,7 @@
           <w:rFonts w:ascii="Charis SIL Regular" w:hAnsi="Charis SIL Regular" w:eastAsia="Charis SIL Regular"/>
           <w:b w:val="0"/>
           <w:i w:val="0"/>
-          <w:color w:val="0066CC"/>
+          <w:color w:val="0000FF"/>
           <w:sz w:val="24"/>
           <w:u w:val="single"/>
         </w:rPr>
@@ -3335,7 +3282,7 @@
       </w:r>
       <w:r>
         <w:rPr>
-          <w:u w:val="single" w:color="0066cc"/>
+          <w:u w:val="single" w:color="0000ff"/>
           <w:rFonts w:ascii="Charis SIL Regular" w:hAnsi="Charis SIL Regular" w:eastAsia="Charis SIL Regular"/>
           <w:b w:val="0"/>
           <w:i w:val="0"/>
@@ -3353,7 +3300,7 @@
       </w:r>
       <w:r>
         <w:rPr>
-          <w:u w:val="single" w:color="0066cc"/>
+          <w:u w:val="single" w:color="0000ff"/>
           <w:rFonts w:ascii="Charis SIL Regular" w:hAnsi="Charis SIL Regular" w:eastAsia="Charis SIL Regular"/>
           <w:b w:val="0"/>
           <w:i w:val="0"/>
@@ -3371,7 +3318,7 @@
       </w:r>
       <w:r>
         <w:rPr>
-          <w:u w:val="single" w:color="0066cc"/>
+          <w:u w:val="single" w:color="0000ff"/>
           <w:rFonts w:ascii="Charis SIL Regular" w:hAnsi="Charis SIL Regular" w:eastAsia="Charis SIL Regular"/>
           <w:b w:val="0"/>
           <w:i w:val="0"/>
@@ -3382,7 +3329,7 @@
       </w:r>
       <w:r>
         <w:rPr>
-          <w:u w:val="single" w:color="0066cc"/>
+          <w:u w:val="single" w:color="0000ff"/>
           <w:rFonts w:ascii="Charis SIL Regular" w:hAnsi="Charis SIL Regular" w:eastAsia="Charis SIL Regular"/>
           <w:b w:val="0"/>
           <w:i w:val="0"/>
@@ -3413,7 +3360,7 @@
           <w:rFonts w:ascii="Charis SIL Regular" w:hAnsi="Charis SIL Regular" w:eastAsia="Charis SIL Regular"/>
           <w:b w:val="0"/>
           <w:i w:val="0"/>
-          <w:color w:val="0066CC"/>
+          <w:color w:val="0000FF"/>
           <w:sz w:val="24"/>
           <w:u w:val="single"/>
         </w:rPr>
@@ -3431,7 +3378,7 @@
           <w:rFonts w:ascii="Charis SIL Regular" w:hAnsi="Charis SIL Regular" w:eastAsia="Charis SIL Regular"/>
           <w:b w:val="0"/>
           <w:i w:val="0"/>
-          <w:color w:val="0066CC"/>
+          <w:color w:val="0000FF"/>
           <w:sz w:val="24"/>
           <w:u w:val="single"/>
         </w:rPr>
@@ -3442,7 +3389,7 @@
           <w:rFonts w:ascii="Charis SIL Regular" w:hAnsi="Charis SIL Regular" w:eastAsia="Charis SIL Regular"/>
           <w:b w:val="0"/>
           <w:i w:val="0"/>
-          <w:color w:val="0066CC"/>
+          <w:color w:val="0000FF"/>
           <w:sz w:val="24"/>
           <w:u w:val="single"/>
         </w:rPr>
@@ -3460,7 +3407,7 @@
           <w:rFonts w:ascii="Charis SIL Regular" w:hAnsi="Charis SIL Regular" w:eastAsia="Charis SIL Regular"/>
           <w:b w:val="0"/>
           <w:i w:val="0"/>
-          <w:color w:val="0066CC"/>
+          <w:color w:val="0000FF"/>
           <w:sz w:val="24"/>
           <w:u w:val="single"/>
         </w:rPr>
@@ -3471,7 +3418,7 @@
           <w:rFonts w:ascii="Charis SIL Regular" w:hAnsi="Charis SIL Regular" w:eastAsia="Charis SIL Regular"/>
           <w:b w:val="0"/>
           <w:i w:val="0"/>
-          <w:color w:val="0066CC"/>
+          <w:color w:val="0000FF"/>
           <w:sz w:val="24"/>
           <w:u w:val="single"/>
         </w:rPr>
@@ -3489,7 +3436,7 @@
           <w:rFonts w:ascii="Charis SIL Regular" w:hAnsi="Charis SIL Regular" w:eastAsia="Charis SIL Regular"/>
           <w:b w:val="0"/>
           <w:i w:val="0"/>
-          <w:color w:val="0066CC"/>
+          <w:color w:val="0000FF"/>
           <w:sz w:val="24"/>
           <w:u w:val="single"/>
         </w:rPr>
@@ -3500,7 +3447,7 @@
           <w:rFonts w:ascii="Charis SIL Regular" w:hAnsi="Charis SIL Regular" w:eastAsia="Charis SIL Regular"/>
           <w:b w:val="0"/>
           <w:i w:val="0"/>
-          <w:color w:val="0066CC"/>
+          <w:color w:val="0000FF"/>
           <w:sz w:val="24"/>
           <w:u w:val="single"/>
         </w:rPr>
@@ -3518,7 +3465,7 @@
           <w:rFonts w:ascii="Charis SIL Regular" w:hAnsi="Charis SIL Regular" w:eastAsia="Charis SIL Regular"/>
           <w:b w:val="0"/>
           <w:i w:val="0"/>
-          <w:color w:val="0066CC"/>
+          <w:color w:val="0000FF"/>
           <w:sz w:val="24"/>
           <w:u w:val="single"/>
         </w:rPr>
@@ -3546,7 +3493,7 @@
           <w:rFonts w:ascii="Charis SIL Regular" w:hAnsi="Charis SIL Regular" w:eastAsia="Charis SIL Regular"/>
           <w:b w:val="0"/>
           <w:i w:val="0"/>
-          <w:color w:val="0066CC"/>
+          <w:color w:val="0000FF"/>
           <w:sz w:val="24"/>
           <w:u w:val="single"/>
         </w:rPr>
@@ -3564,7 +3511,7 @@
           <w:rFonts w:ascii="Charis SIL Regular" w:hAnsi="Charis SIL Regular" w:eastAsia="Charis SIL Regular"/>
           <w:b w:val="0"/>
           <w:i w:val="0"/>
-          <w:color w:val="0066CC"/>
+          <w:color w:val="0000FF"/>
           <w:sz w:val="24"/>
           <w:u w:val="single"/>
         </w:rPr>
@@ -3575,7 +3522,7 @@
           <w:rFonts w:ascii="Charis SIL Regular" w:hAnsi="Charis SIL Regular" w:eastAsia="Charis SIL Regular"/>
           <w:b w:val="0"/>
           <w:i w:val="0"/>
-          <w:color w:val="0066CC"/>
+          <w:color w:val="0000FF"/>
           <w:sz w:val="24"/>
           <w:u w:val="single"/>
         </w:rPr>
@@ -3593,7 +3540,7 @@
           <w:rFonts w:ascii="Charis SIL Regular" w:hAnsi="Charis SIL Regular" w:eastAsia="Charis SIL Regular"/>
           <w:b w:val="0"/>
           <w:i w:val="0"/>
-          <w:color w:val="0066CC"/>
+          <w:color w:val="0000FF"/>
           <w:sz w:val="24"/>
           <w:u w:val="single"/>
         </w:rPr>
@@ -3604,7 +3551,7 @@
           <w:rFonts w:ascii="Charis SIL Regular" w:hAnsi="Charis SIL Regular" w:eastAsia="Charis SIL Regular"/>
           <w:b w:val="0"/>
           <w:i w:val="0"/>
-          <w:color w:val="0066CC"/>
+          <w:color w:val="0000FF"/>
           <w:sz w:val="24"/>
           <w:u w:val="single"/>
         </w:rPr>
@@ -3622,7 +3569,7 @@
           <w:rFonts w:ascii="Charis SIL Regular" w:hAnsi="Charis SIL Regular" w:eastAsia="Charis SIL Regular"/>
           <w:b w:val="0"/>
           <w:i w:val="0"/>
-          <w:color w:val="0066CC"/>
+          <w:color w:val="0000FF"/>
           <w:sz w:val="24"/>
           <w:u w:val="single"/>
         </w:rPr>
@@ -3633,7 +3580,7 @@
           <w:rFonts w:ascii="Charis SIL Regular" w:hAnsi="Charis SIL Regular" w:eastAsia="Charis SIL Regular"/>
           <w:b w:val="0"/>
           <w:i w:val="0"/>
-          <w:color w:val="0066CC"/>
+          <w:color w:val="0000FF"/>
           <w:sz w:val="24"/>
           <w:u w:val="single"/>
         </w:rPr>
@@ -3654,58 +3601,11 @@
           <w:color w:val="000000"/>
           <w:sz w:val="24"/>
         </w:rPr>
-        <w:t>. Niet alleen c</w:t>
-      </w:r>
-      <w:r>
-        <w:rPr>
-          <w:u w:val="single" w:color="0066cc"/>
-          <w:rFonts w:ascii="Charis SIL Regular" w:hAnsi="Charis SIL Regular" w:eastAsia="Charis SIL Regular"/>
-          <w:b w:val="0"/>
-          <w:i w:val="0"/>
-          <w:color w:val="000000"/>
-          <w:sz w:val="24"/>
-        </w:rPr>
-        <w:hyperlink r:id="rId22" w:history="1">
-          <w:r>
-            <w:rPr>
-              <w:rStyle w:val="Hyperlink"/>
-            </w:rPr>
-            <w:t>ollecties</w:t>
-          </w:r>
-        </w:hyperlink>
-      </w:r>
-      <w:r>
-        <w:rPr>
-          <w:u w:val="single" w:color="0066cc"/>
-          <w:rFonts w:ascii="Charis SIL Regular" w:hAnsi="Charis SIL Regular" w:eastAsia="Charis SIL Regular"/>
-          <w:b w:val="0"/>
-          <w:i w:val="0"/>
-          <w:color w:val="000000"/>
-          <w:sz w:val="24"/>
-        </w:rPr>
-        <w:t xml:space="preserve"> </w:t>
-      </w:r>
-      <w:r>
-        <w:rPr>
-          <w:u w:val="single" w:color="0066cc"/>
-          <w:rFonts w:ascii="Charis SIL Regular" w:hAnsi="Charis SIL Regular" w:eastAsia="Charis SIL Regular"/>
-          <w:b w:val="0"/>
-          <w:i w:val="0"/>
-          <w:color w:val="000000"/>
-          <w:sz w:val="24"/>
-        </w:rPr>
-        <w:hyperlink r:id="rId22" w:history="1">
-          <w:r>
-            <w:rPr>
-              <w:rStyle w:val="Hyperlink"/>
-            </w:rPr>
-            <w:t xml:space="preserve">die </w:t>
-          </w:r>
-        </w:hyperlink>
-      </w:r>
-      <w:r>
-        <w:rPr>
-          <w:u w:val="single" w:color="0066cc"/>
+        <w:t xml:space="preserve">. Niet alleen collecties die </w:t>
+      </w:r>
+      <w:r>
+        <w:rPr>
+          <w:u w:val="single" w:color="0000ff"/>
           <w:rFonts w:ascii="Charis SIL Regular" w:hAnsi="Charis SIL Regular" w:eastAsia="Charis SIL Regular"/>
           <w:b w:val="0"/>
           <w:i w:val="0"/>
@@ -3723,7 +3623,7 @@
       </w:r>
       <w:r>
         <w:rPr>
-          <w:u w:val="single" w:color="0066cc"/>
+          <w:u w:val="single" w:color="0000ff"/>
           <w:rFonts w:ascii="Charis SIL Regular" w:hAnsi="Charis SIL Regular" w:eastAsia="Charis SIL Regular"/>
           <w:b w:val="0"/>
           <w:i w:val="0"/>
@@ -3751,7 +3651,7 @@
       </w:r>
       <w:r>
         <w:rPr>
-          <w:u w:val="single" w:color="0066cc"/>
+          <w:u w:val="single" w:color="0000ff"/>
           <w:rFonts w:ascii="Charis SIL Regular" w:hAnsi="Charis SIL Regular" w:eastAsia="Charis SIL Regular"/>
           <w:b w:val="0"/>
           <w:i w:val="0"/>
@@ -3779,7 +3679,7 @@
       </w:r>
       <w:r>
         <w:rPr>
-          <w:u w:val="single" w:color="0066cc"/>
+          <w:u w:val="single" w:color="0000ff"/>
           <w:rFonts w:ascii="Charis SIL Regular" w:hAnsi="Charis SIL Regular" w:eastAsia="Charis SIL Regular"/>
           <w:b w:val="0"/>
           <w:i w:val="0"/>
@@ -3797,7 +3697,7 @@
       </w:r>
       <w:r>
         <w:rPr>
-          <w:u w:val="single" w:color="0066cc"/>
+          <w:u w:val="single" w:color="0000ff"/>
           <w:rFonts w:ascii="Charis SIL Regular" w:hAnsi="Charis SIL Regular" w:eastAsia="Charis SIL Regular"/>
           <w:b w:val="0"/>
           <w:i w:val="0"/>
@@ -3815,7 +3715,7 @@
       </w:r>
       <w:r>
         <w:rPr>
-          <w:u w:val="single" w:color="0066cc"/>
+          <w:u w:val="single" w:color="0000ff"/>
           <w:rFonts w:ascii="Charis SIL Regular" w:hAnsi="Charis SIL Regular" w:eastAsia="Charis SIL Regular"/>
           <w:b w:val="0"/>
           <w:i w:val="0"/>
@@ -3833,7 +3733,7 @@
       </w:r>
       <w:r>
         <w:rPr>
-          <w:u w:val="single" w:color="0066cc"/>
+          <w:u w:val="single" w:color="0000ff"/>
           <w:rFonts w:ascii="Charis SIL Regular" w:hAnsi="Charis SIL Regular" w:eastAsia="Charis SIL Regular"/>
           <w:b w:val="0"/>
           <w:i w:val="0"/>
@@ -3851,7 +3751,7 @@
       </w:r>
       <w:r>
         <w:rPr>
-          <w:u w:val="single" w:color="0066cc"/>
+          <w:u w:val="single" w:color="0000ff"/>
           <w:rFonts w:ascii="Charis SIL Regular" w:hAnsi="Charis SIL Regular" w:eastAsia="Charis SIL Regular"/>
           <w:b w:val="0"/>
           <w:i w:val="0"/>
@@ -3882,7 +3782,7 @@
           <w:rFonts w:ascii="Charis SIL Regular" w:hAnsi="Charis SIL Regular" w:eastAsia="Charis SIL Regular"/>
           <w:b w:val="0"/>
           <w:i w:val="0"/>
-          <w:color w:val="0066CC"/>
+          <w:color w:val="0000FF"/>
           <w:sz w:val="24"/>
           <w:u w:val="single"/>
         </w:rPr>
@@ -3900,7 +3800,7 @@
           <w:rFonts w:ascii="Charis SIL Regular" w:hAnsi="Charis SIL Regular" w:eastAsia="Charis SIL Regular"/>
           <w:b w:val="0"/>
           <w:i w:val="0"/>
-          <w:color w:val="0066CC"/>
+          <w:color w:val="0000FF"/>
           <w:sz w:val="24"/>
           <w:u w:val="single"/>
         </w:rPr>
@@ -3911,7 +3811,7 @@
           <w:rFonts w:ascii="Charis SIL Regular" w:hAnsi="Charis SIL Regular" w:eastAsia="Charis SIL Regular"/>
           <w:b w:val="0"/>
           <w:i w:val="0"/>
-          <w:color w:val="0066CC"/>
+          <w:color w:val="0000FF"/>
           <w:sz w:val="24"/>
           <w:u w:val="single"/>
         </w:rPr>
@@ -3939,7 +3839,7 @@
           <w:rFonts w:ascii="Charis SIL Regular" w:hAnsi="Charis SIL Regular" w:eastAsia="Charis SIL Regular"/>
           <w:b w:val="0"/>
           <w:i w:val="0"/>
-          <w:color w:val="0066CC"/>
+          <w:color w:val="0000FF"/>
           <w:sz w:val="24"/>
           <w:u w:val="single"/>
         </w:rPr>
@@ -3964,7 +3864,7 @@
       </w:r>
       <w:r>
         <w:rPr>
-          <w:u w:val="single" w:color="0066cc"/>
+          <w:u w:val="single" w:color="0000ff"/>
           <w:rFonts w:ascii="Charis SIL Regular" w:hAnsi="Charis SIL Regular" w:eastAsia="Charis SIL Regular"/>
           <w:b w:val="0"/>
           <w:i w:val="0"/>
@@ -3982,7 +3882,7 @@
       </w:r>
       <w:r>
         <w:rPr>
-          <w:u w:val="single" w:color="0066cc"/>
+          <w:u w:val="single" w:color="0000ff"/>
           <w:rFonts w:ascii="Charis SIL Regular" w:hAnsi="Charis SIL Regular" w:eastAsia="Charis SIL Regular"/>
           <w:b w:val="0"/>
           <w:i w:val="0"/>
@@ -4010,7 +3910,7 @@
       </w:r>
       <w:r>
         <w:rPr>
-          <w:u w:val="single" w:color="0066cc"/>
+          <w:u w:val="single" w:color="0000ff"/>
           <w:rFonts w:ascii="Charis SIL Regular" w:hAnsi="Charis SIL Regular" w:eastAsia="Charis SIL Regular"/>
           <w:b w:val="0"/>
           <w:i w:val="0"/>
@@ -4028,31 +3928,20 @@
       </w:r>
       <w:r>
         <w:rPr>
-          <w:u w:val="single" w:color="0066cc"/>
-          <w:rFonts w:ascii="Charis SIL Regular" w:hAnsi="Charis SIL Regular" w:eastAsia="Charis SIL Regular"/>
-          <w:b w:val="0"/>
-          <w:i w:val="0"/>
-          <w:color w:val="000000"/>
-          <w:sz w:val="24"/>
-        </w:rPr>
-        <w:t>f</w:t>
-      </w:r>
-      <w:r>
-        <w:rPr>
-          <w:rFonts w:ascii="Charis SIL Regular" w:hAnsi="Charis SIL Regular" w:eastAsia="Charis SIL Regular"/>
-          <w:b w:val="0"/>
-          <w:i w:val="0"/>
-          <w:color w:val="000000"/>
-          <w:sz w:val="24"/>
-        </w:rPr>
-        <w:t xml:space="preserve">ieke </w:t>
-      </w:r>
-      <w:r>
-        <w:rPr>
-          <w:rFonts w:ascii="Charis SIL Regular" w:hAnsi="Charis SIL Regular" w:eastAsia="Charis SIL Regular"/>
-          <w:b w:val="0"/>
-          <w:i w:val="0"/>
-          <w:color w:val="0066CC"/>
+          <w:rFonts w:ascii="Charis SIL Regular" w:hAnsi="Charis SIL Regular" w:eastAsia="Charis SIL Regular"/>
+          <w:b w:val="0"/>
+          <w:i w:val="0"/>
+          <w:color w:val="000000"/>
+          <w:sz w:val="24"/>
+        </w:rPr>
+        <w:t xml:space="preserve">fieke </w:t>
+      </w:r>
+      <w:r>
+        <w:rPr>
+          <w:rFonts w:ascii="Charis SIL Regular" w:hAnsi="Charis SIL Regular" w:eastAsia="Charis SIL Regular"/>
+          <w:b w:val="0"/>
+          <w:i w:val="0"/>
+          <w:color w:val="0000FF"/>
           <w:sz w:val="24"/>
           <w:u w:val="single"/>
         </w:rPr>
@@ -4070,7 +3959,7 @@
           <w:rFonts w:ascii="Charis SIL Regular" w:hAnsi="Charis SIL Regular" w:eastAsia="Charis SIL Regular"/>
           <w:b w:val="0"/>
           <w:i w:val="0"/>
-          <w:color w:val="0066CC"/>
+          <w:color w:val="0000FF"/>
           <w:sz w:val="24"/>
           <w:u w:val="single"/>
         </w:rPr>
@@ -4081,7 +3970,7 @@
           <w:rFonts w:ascii="Charis SIL Regular" w:hAnsi="Charis SIL Regular" w:eastAsia="Charis SIL Regular"/>
           <w:b w:val="0"/>
           <w:i w:val="0"/>
-          <w:color w:val="0066CC"/>
+          <w:color w:val="0000FF"/>
           <w:sz w:val="24"/>
           <w:u w:val="single"/>
         </w:rPr>
@@ -4106,7 +3995,7 @@
       </w:r>
       <w:r>
         <w:rPr>
-          <w:u w:val="single" w:color="0066cc"/>
+          <w:u w:val="single" w:color="0000ff"/>
           <w:rFonts w:ascii="Charis SIL Regular" w:hAnsi="Charis SIL Regular" w:eastAsia="Charis SIL Regular"/>
           <w:b w:val="0"/>
           <w:i w:val="0"/>
@@ -4124,7 +4013,7 @@
       </w:r>
       <w:r>
         <w:rPr>
-          <w:u w:val="single" w:color="0066cc"/>
+          <w:u w:val="single" w:color="0000ff"/>
           <w:rFonts w:ascii="Charis SIL Regular" w:hAnsi="Charis SIL Regular" w:eastAsia="Charis SIL Regular"/>
           <w:b w:val="0"/>
           <w:i w:val="0"/>
@@ -4142,7 +4031,7 @@
       </w:r>
       <w:r>
         <w:rPr>
-          <w:u w:val="single" w:color="0066cc"/>
+          <w:u w:val="single" w:color="0000ff"/>
           <w:rFonts w:ascii="Charis SIL Regular" w:hAnsi="Charis SIL Regular" w:eastAsia="Charis SIL Regular"/>
           <w:b w:val="0"/>
           <w:i w:val="0"/>
@@ -4209,7 +4098,7 @@
           <w:rFonts w:ascii="Charis SIL Regular" w:hAnsi="Charis SIL Regular" w:eastAsia="Charis SIL Regular"/>
           <w:b w:val="0"/>
           <w:i w:val="0"/>
-          <w:color w:val="0066CC"/>
+          <w:color w:val="0000FF"/>
           <w:sz w:val="24"/>
           <w:u w:val="single"/>
         </w:rPr>
@@ -4227,7 +4116,7 @@
           <w:rFonts w:ascii="Charis SIL Regular" w:hAnsi="Charis SIL Regular" w:eastAsia="Charis SIL Regular"/>
           <w:b w:val="0"/>
           <w:i w:val="0"/>
-          <w:color w:val="0066CC"/>
+          <w:color w:val="0000FF"/>
           <w:sz w:val="24"/>
           <w:u w:val="single"/>
         </w:rPr>
@@ -4238,7 +4127,7 @@
           <w:rFonts w:ascii="Charis SIL Regular" w:hAnsi="Charis SIL Regular" w:eastAsia="Charis SIL Regular"/>
           <w:b w:val="0"/>
           <w:i w:val="0"/>
-          <w:color w:val="0066CC"/>
+          <w:color w:val="0000FF"/>
           <w:sz w:val="24"/>
           <w:u w:val="single"/>
         </w:rPr>
@@ -4256,7 +4145,7 @@
           <w:rFonts w:ascii="Charis SIL Regular" w:hAnsi="Charis SIL Regular" w:eastAsia="Charis SIL Regular"/>
           <w:b w:val="0"/>
           <w:i w:val="0"/>
-          <w:color w:val="0066CC"/>
+          <w:color w:val="0000FF"/>
           <w:sz w:val="24"/>
           <w:u w:val="single"/>
         </w:rPr>
@@ -4267,7 +4156,7 @@
           <w:rFonts w:ascii="Charis SIL Regular" w:hAnsi="Charis SIL Regular" w:eastAsia="Charis SIL Regular"/>
           <w:b w:val="0"/>
           <w:i w:val="0"/>
-          <w:color w:val="0066CC"/>
+          <w:color w:val="0000FF"/>
           <w:sz w:val="24"/>
           <w:u w:val="single"/>
         </w:rPr>
@@ -4298,7 +4187,7 @@
           <w:rFonts w:ascii="Charis SIL Regular" w:hAnsi="Charis SIL Regular" w:eastAsia="Charis SIL Regular"/>
           <w:b w:val="0"/>
           <w:i w:val="0"/>
-          <w:color w:val="0066CC"/>
+          <w:color w:val="0000FF"/>
           <w:sz w:val="24"/>
           <w:u w:val="single"/>
         </w:rPr>
@@ -4316,7 +4205,7 @@
           <w:rFonts w:ascii="Charis SIL Regular" w:hAnsi="Charis SIL Regular" w:eastAsia="Charis SIL Regular"/>
           <w:b w:val="0"/>
           <w:i w:val="0"/>
-          <w:color w:val="0066CC"/>
+          <w:color w:val="0000FF"/>
           <w:sz w:val="24"/>
           <w:u w:val="single"/>
         </w:rPr>
@@ -4327,9 +4216,8 @@
           <w:rFonts w:ascii="Charis SIL Regular" w:hAnsi="Charis SIL Regular" w:eastAsia="Charis SIL Regular"/>
           <w:b w:val="0"/>
           <w:i w:val="0"/>
-          <w:color w:val="0066CC"/>
-          <w:sz w:val="24"/>
-          <w:u w:val="single"/>
+          <w:color w:val="0000FF"/>
+          <w:sz w:val="24"/>
         </w:rPr>
         <w:t>A</w:t>
       </w:r>
@@ -4338,7 +4226,7 @@
           <w:rFonts w:ascii="Charis SIL Regular" w:hAnsi="Charis SIL Regular" w:eastAsia="Charis SIL Regular"/>
           <w:b w:val="0"/>
           <w:i w:val="0"/>
-          <w:color w:val="0066CC"/>
+          <w:color w:val="0000FF"/>
           <w:sz w:val="24"/>
           <w:u w:val="single"/>
         </w:rPr>
@@ -4356,7 +4244,7 @@
           <w:rFonts w:ascii="Charis SIL Regular" w:hAnsi="Charis SIL Regular" w:eastAsia="Charis SIL Regular"/>
           <w:b w:val="0"/>
           <w:i w:val="0"/>
-          <w:color w:val="0066CC"/>
+          <w:color w:val="0000FF"/>
           <w:sz w:val="24"/>
           <w:u w:val="single"/>
         </w:rPr>
@@ -4374,7 +4262,7 @@
           <w:rFonts w:ascii="Charis SIL Regular" w:hAnsi="Charis SIL Regular" w:eastAsia="Charis SIL Regular"/>
           <w:b w:val="0"/>
           <w:i w:val="0"/>
-          <w:color w:val="0066CC"/>
+          <w:color w:val="0000FF"/>
           <w:sz w:val="24"/>
           <w:u w:val="single"/>
         </w:rPr>
@@ -4385,7 +4273,7 @@
           <w:rFonts w:ascii="Charis SIL Regular" w:hAnsi="Charis SIL Regular" w:eastAsia="Charis SIL Regular"/>
           <w:b w:val="0"/>
           <w:i w:val="0"/>
-          <w:color w:val="0066CC"/>
+          <w:color w:val="0000FF"/>
           <w:sz w:val="24"/>
           <w:u w:val="single"/>
         </w:rPr>
@@ -4403,7 +4291,7 @@
           <w:rFonts w:ascii="Charis SIL Regular" w:hAnsi="Charis SIL Regular" w:eastAsia="Charis SIL Regular"/>
           <w:b w:val="0"/>
           <w:i w:val="0"/>
-          <w:color w:val="0066CC"/>
+          <w:color w:val="0000FF"/>
           <w:sz w:val="24"/>
           <w:u w:val="single"/>
         </w:rPr>
@@ -4421,7 +4309,7 @@
           <w:rFonts w:ascii="Charis SIL Regular" w:hAnsi="Charis SIL Regular" w:eastAsia="Charis SIL Regular"/>
           <w:b w:val="0"/>
           <w:i w:val="0"/>
-          <w:color w:val="0066CC"/>
+          <w:color w:val="0000FF"/>
           <w:sz w:val="24"/>
           <w:u w:val="single"/>
         </w:rPr>
@@ -4432,7 +4320,7 @@
           <w:rFonts w:ascii="Charis SIL Regular" w:hAnsi="Charis SIL Regular" w:eastAsia="Charis SIL Regular"/>
           <w:b w:val="0"/>
           <w:i w:val="0"/>
-          <w:color w:val="0066CC"/>
+          <w:color w:val="0000FF"/>
           <w:sz w:val="24"/>
           <w:u w:val="single"/>
         </w:rPr>
@@ -4460,7 +4348,7 @@
       </w:r>
       <w:r>
         <w:rPr>
-          <w:u w:val="single" w:color="0066cc"/>
+          <w:u w:val="single" w:color="0000ff"/>
           <w:rFonts w:ascii="Charis SIL Regular" w:hAnsi="Charis SIL Regular" w:eastAsia="Charis SIL Regular"/>
           <w:b w:val="0"/>
           <w:i w:val="0"/>
@@ -4478,7 +4366,7 @@
       </w:r>
       <w:r>
         <w:rPr>
-          <w:u w:val="single" w:color="0066cc"/>
+          <w:u w:val="single" w:color="0000ff"/>
           <w:rFonts w:ascii="Charis SIL Regular" w:hAnsi="Charis SIL Regular" w:eastAsia="Charis SIL Regular"/>
           <w:b w:val="0"/>
           <w:i w:val="0"/>
@@ -4499,7 +4387,7 @@
           <w:rFonts w:ascii="Charis SIL Regular" w:hAnsi="Charis SIL Regular" w:eastAsia="Charis SIL Regular"/>
           <w:b w:val="0"/>
           <w:i w:val="0"/>
-          <w:color w:val="0066CC"/>
+          <w:color w:val="0000FF"/>
           <w:sz w:val="24"/>
           <w:u w:val="single"/>
         </w:rPr>
@@ -4517,7 +4405,7 @@
           <w:rFonts w:ascii="Charis SIL Regular" w:hAnsi="Charis SIL Regular" w:eastAsia="Charis SIL Regular"/>
           <w:b w:val="0"/>
           <w:i w:val="0"/>
-          <w:color w:val="0066CC"/>
+          <w:color w:val="0000FF"/>
           <w:sz w:val="24"/>
           <w:u w:val="single"/>
         </w:rPr>
@@ -4535,7 +4423,7 @@
           <w:rFonts w:ascii="Charis SIL Regular" w:hAnsi="Charis SIL Regular" w:eastAsia="Charis SIL Regular"/>
           <w:b w:val="0"/>
           <w:i w:val="0"/>
-          <w:color w:val="0066CC"/>
+          <w:color w:val="0000FF"/>
           <w:sz w:val="24"/>
           <w:u w:val="single"/>
         </w:rPr>
@@ -4546,7 +4434,7 @@
           <w:rFonts w:ascii="Charis SIL Regular" w:hAnsi="Charis SIL Regular" w:eastAsia="Charis SIL Regular"/>
           <w:b w:val="0"/>
           <w:i w:val="0"/>
-          <w:color w:val="0066CC"/>
+          <w:color w:val="0000FF"/>
           <w:sz w:val="24"/>
           <w:u w:val="single"/>
         </w:rPr>
@@ -4564,7 +4452,7 @@
           <w:rFonts w:ascii="Charis SIL Regular" w:hAnsi="Charis SIL Regular" w:eastAsia="Charis SIL Regular"/>
           <w:b w:val="0"/>
           <w:i w:val="0"/>
-          <w:color w:val="0066CC"/>
+          <w:color w:val="0000FF"/>
           <w:sz w:val="24"/>
           <w:u w:val="single"/>
         </w:rPr>
@@ -4575,7 +4463,7 @@
           <w:rFonts w:ascii="Charis SIL Regular" w:hAnsi="Charis SIL Regular" w:eastAsia="Charis SIL Regular"/>
           <w:b w:val="0"/>
           <w:i w:val="0"/>
-          <w:color w:val="0066CC"/>
+          <w:color w:val="0000FF"/>
           <w:sz w:val="24"/>
           <w:u w:val="single"/>
         </w:rPr>
@@ -4593,7 +4481,7 @@
           <w:rFonts w:ascii="Charis SIL Regular" w:hAnsi="Charis SIL Regular" w:eastAsia="Charis SIL Regular"/>
           <w:b w:val="0"/>
           <w:i w:val="0"/>
-          <w:color w:val="0066CC"/>
+          <w:color w:val="0000FF"/>
           <w:sz w:val="24"/>
           <w:u w:val="single"/>
         </w:rPr>
@@ -4611,7 +4499,7 @@
           <w:rFonts w:ascii="Charis SIL Regular" w:hAnsi="Charis SIL Regular" w:eastAsia="Charis SIL Regular"/>
           <w:b w:val="0"/>
           <w:i w:val="0"/>
-          <w:color w:val="0066CC"/>
+          <w:color w:val="0000FF"/>
           <w:sz w:val="24"/>
           <w:u w:val="single"/>
         </w:rPr>
@@ -4626,7 +4514,7 @@
       </w:r>
       <w:r>
         <w:rPr>
-          <w:u w:val="single" w:color="0066cc"/>
+          <w:u w:val="single" w:color="0000ff"/>
           <w:rFonts w:ascii="Charis SIL Regular" w:hAnsi="Charis SIL Regular" w:eastAsia="Charis SIL Regular"/>
           <w:b w:val="0"/>
           <w:i w:val="0"/>
@@ -4664,7 +4552,7 @@
       </w:r>
       <w:r>
         <w:rPr>
-          <w:u w:val="single" w:color="0066cc"/>
+          <w:u w:val="single" w:color="0000ff"/>
           <w:rFonts w:ascii="Charis SIL Regular" w:hAnsi="Charis SIL Regular" w:eastAsia="Charis SIL Regular"/>
           <w:b w:val="0"/>
           <w:i w:val="0"/>
@@ -4682,7 +4570,7 @@
       </w:r>
       <w:r>
         <w:rPr>
-          <w:u w:val="single" w:color="0066cc"/>
+          <w:u w:val="single" w:color="0000ff"/>
           <w:rFonts w:ascii="Charis SIL Regular" w:hAnsi="Charis SIL Regular" w:eastAsia="Charis SIL Regular"/>
           <w:b w:val="0"/>
           <w:i w:val="0"/>
@@ -4710,7 +4598,7 @@
       </w:r>
       <w:r>
         <w:rPr>
-          <w:u w:val="single" w:color="0066cc"/>
+          <w:u w:val="single" w:color="0000ff"/>
           <w:rFonts w:ascii="Charis SIL Regular" w:hAnsi="Charis SIL Regular" w:eastAsia="Charis SIL Regular"/>
           <w:b w:val="0"/>
           <w:i w:val="0"/>
@@ -4751,7 +4639,7 @@
           <w:rFonts w:ascii="Charis SIL Regular" w:hAnsi="Charis SIL Regular" w:eastAsia="Charis SIL Regular"/>
           <w:b w:val="0"/>
           <w:i w:val="0"/>
-          <w:color w:val="0066CC"/>
+          <w:color w:val="0000FF"/>
           <w:sz w:val="24"/>
           <w:u w:val="single"/>
         </w:rPr>
@@ -4838,7 +4726,7 @@
           <w:rFonts w:ascii="Charis SIL Regular" w:hAnsi="Charis SIL Regular" w:eastAsia="Charis SIL Regular"/>
           <w:b w:val="0"/>
           <w:i w:val="0"/>
-          <w:color w:val="0066CC"/>
+          <w:color w:val="0000FF"/>
           <w:sz w:val="24"/>
         </w:rPr>
         <w:hyperlink r:id="rId30" w:history="1">
@@ -4855,7 +4743,7 @@
           <w:rFonts w:ascii="Charis SIL Regular" w:hAnsi="Charis SIL Regular" w:eastAsia="Charis SIL Regular"/>
           <w:b w:val="0"/>
           <w:i w:val="0"/>
-          <w:color w:val="0066CC"/>
+          <w:color w:val="0000FF"/>
           <w:sz w:val="24"/>
         </w:rPr>
         <w:t xml:space="preserve"> </w:t>
@@ -4865,7 +4753,7 @@
           <w:rFonts w:ascii="Charis SIL Regular" w:hAnsi="Charis SIL Regular" w:eastAsia="Charis SIL Regular"/>
           <w:b w:val="0"/>
           <w:i w:val="0"/>
-          <w:color w:val="0066CC"/>
+          <w:color w:val="0000FF"/>
           <w:sz w:val="24"/>
         </w:rPr>
         <w:hyperlink r:id="rId30" w:history="1">
@@ -4882,7 +4770,7 @@
           <w:rFonts w:ascii="Charis SIL Regular" w:hAnsi="Charis SIL Regular" w:eastAsia="Charis SIL Regular"/>
           <w:b w:val="0"/>
           <w:i w:val="0"/>
-          <w:color w:val="0066CC"/>
+          <w:color w:val="0000FF"/>
           <w:sz w:val="24"/>
         </w:rPr>
         <w:t xml:space="preserve"> </w:t>
@@ -4892,7 +4780,7 @@
           <w:rFonts w:ascii="Charis SIL Regular" w:hAnsi="Charis SIL Regular" w:eastAsia="Charis SIL Regular"/>
           <w:b w:val="0"/>
           <w:i w:val="0"/>
-          <w:color w:val="0066CC"/>
+          <w:color w:val="0000FF"/>
           <w:sz w:val="24"/>
         </w:rPr>
         <w:hyperlink r:id="rId30" w:history="1">
@@ -4909,7 +4797,7 @@
           <w:rFonts w:ascii="Charis SIL Regular" w:hAnsi="Charis SIL Regular" w:eastAsia="Charis SIL Regular"/>
           <w:b w:val="0"/>
           <w:i w:val="0"/>
-          <w:color w:val="0066CC"/>
+          <w:color w:val="0000FF"/>
           <w:sz w:val="24"/>
         </w:rPr>
         <w:t xml:space="preserve"> </w:t>
@@ -4919,7 +4807,7 @@
           <w:rFonts w:ascii="Charis SIL Regular" w:hAnsi="Charis SIL Regular" w:eastAsia="Charis SIL Regular"/>
           <w:b w:val="0"/>
           <w:i w:val="0"/>
-          <w:color w:val="0066CC"/>
+          <w:color w:val="0000FF"/>
           <w:sz w:val="24"/>
         </w:rPr>
         <w:hyperlink r:id="rId30" w:history="1">
@@ -4936,7 +4824,7 @@
           <w:rFonts w:ascii="Charis SIL Regular" w:hAnsi="Charis SIL Regular" w:eastAsia="Charis SIL Regular"/>
           <w:b w:val="0"/>
           <w:i w:val="0"/>
-          <w:color w:val="0066CC"/>
+          <w:color w:val="0000FF"/>
           <w:sz w:val="24"/>
         </w:rPr>
         <w:t xml:space="preserve"> </w:t>
@@ -4946,7 +4834,7 @@
           <w:rFonts w:ascii="Charis SIL Regular" w:hAnsi="Charis SIL Regular" w:eastAsia="Charis SIL Regular"/>
           <w:b w:val="0"/>
           <w:i w:val="0"/>
-          <w:color w:val="0066CC"/>
+          <w:color w:val="0000FF"/>
           <w:sz w:val="24"/>
         </w:rPr>
         <w:hyperlink r:id="rId30" w:history="1">
@@ -4963,7 +4851,7 @@
           <w:rFonts w:ascii="Charis SIL Regular" w:hAnsi="Charis SIL Regular" w:eastAsia="Charis SIL Regular"/>
           <w:b w:val="0"/>
           <w:i w:val="0"/>
-          <w:color w:val="0066CC"/>
+          <w:color w:val="0000FF"/>
           <w:sz w:val="24"/>
         </w:rPr>
         <w:t xml:space="preserve"> </w:t>
@@ -4973,7 +4861,7 @@
           <w:rFonts w:ascii="Charis SIL Regular" w:hAnsi="Charis SIL Regular" w:eastAsia="Charis SIL Regular"/>
           <w:b w:val="0"/>
           <w:i w:val="0"/>
-          <w:color w:val="0066CC"/>
+          <w:color w:val="0000FF"/>
           <w:sz w:val="24"/>
         </w:rPr>
         <w:hyperlink r:id="rId30" w:history="1">
@@ -4990,7 +4878,7 @@
           <w:rFonts w:ascii="Charis SIL Regular" w:hAnsi="Charis SIL Regular" w:eastAsia="Charis SIL Regular"/>
           <w:b w:val="0"/>
           <w:i w:val="0"/>
-          <w:color w:val="0066CC"/>
+          <w:color w:val="0000FF"/>
           <w:sz w:val="24"/>
         </w:rPr>
         <w:t xml:space="preserve"> </w:t>
@@ -5000,7 +4888,7 @@
           <w:rFonts w:ascii="Charis SIL Regular" w:hAnsi="Charis SIL Regular" w:eastAsia="Charis SIL Regular"/>
           <w:b w:val="0"/>
           <w:i w:val="0"/>
-          <w:color w:val="0066CC"/>
+          <w:color w:val="0000FF"/>
           <w:sz w:val="24"/>
         </w:rPr>
         <w:hyperlink r:id="rId30" w:history="1">
@@ -5017,7 +4905,7 @@
           <w:rFonts w:ascii="Charis SIL Regular" w:hAnsi="Charis SIL Regular" w:eastAsia="Charis SIL Regular"/>
           <w:b w:val="0"/>
           <w:i w:val="0"/>
-          <w:color w:val="0066CC"/>
+          <w:color w:val="0000FF"/>
           <w:sz w:val="24"/>
         </w:rPr>
         <w:t xml:space="preserve"> </w:t>
@@ -5027,7 +4915,7 @@
           <w:rFonts w:ascii="Charis SIL Regular" w:hAnsi="Charis SIL Regular" w:eastAsia="Charis SIL Regular"/>
           <w:b w:val="0"/>
           <w:i w:val="0"/>
-          <w:color w:val="0066CC"/>
+          <w:color w:val="0000FF"/>
           <w:sz w:val="24"/>
         </w:rPr>
         <w:hyperlink r:id="rId30" w:history="1">
@@ -5044,7 +4932,7 @@
           <w:rFonts w:ascii="Charis SIL Regular" w:hAnsi="Charis SIL Regular" w:eastAsia="Charis SIL Regular"/>
           <w:b w:val="0"/>
           <w:i w:val="0"/>
-          <w:color w:val="0066CC"/>
+          <w:color w:val="0000FF"/>
           <w:sz w:val="24"/>
         </w:rPr>
         <w:t xml:space="preserve"> </w:t>
@@ -5054,7 +4942,7 @@
           <w:rFonts w:ascii="Charis SIL Regular" w:hAnsi="Charis SIL Regular" w:eastAsia="Charis SIL Regular"/>
           <w:b w:val="0"/>
           <w:i w:val="0"/>
-          <w:color w:val="0066CC"/>
+          <w:color w:val="0000FF"/>
           <w:sz w:val="24"/>
         </w:rPr>
         <w:hyperlink r:id="rId30" w:history="1">
@@ -5071,7 +4959,7 @@
           <w:rFonts w:ascii="Charis SIL Regular" w:hAnsi="Charis SIL Regular" w:eastAsia="Charis SIL Regular"/>
           <w:b w:val="0"/>
           <w:i w:val="0"/>
-          <w:color w:val="0066CC"/>
+          <w:color w:val="0000FF"/>
           <w:sz w:val="24"/>
         </w:rPr>
         <w:t xml:space="preserve"> </w:t>
@@ -5081,7 +4969,7 @@
           <w:rFonts w:ascii="Charis SIL Regular" w:hAnsi="Charis SIL Regular" w:eastAsia="Charis SIL Regular"/>
           <w:b w:val="0"/>
           <w:i w:val="0"/>
-          <w:color w:val="0066CC"/>
+          <w:color w:val="0000FF"/>
           <w:sz w:val="24"/>
         </w:rPr>
         <w:hyperlink r:id="rId30" w:history="1">
@@ -5098,7 +4986,7 @@
           <w:rFonts w:ascii="Charis SIL Regular" w:hAnsi="Charis SIL Regular" w:eastAsia="Charis SIL Regular"/>
           <w:b w:val="0"/>
           <w:i w:val="0"/>
-          <w:color w:val="0066CC"/>
+          <w:color w:val="0000FF"/>
           <w:sz w:val="24"/>
         </w:rPr>
         <w:t xml:space="preserve"> </w:t>
@@ -5108,7 +4996,7 @@
           <w:rFonts w:ascii="Charis SIL Regular" w:hAnsi="Charis SIL Regular" w:eastAsia="Charis SIL Regular"/>
           <w:b w:val="0"/>
           <w:i w:val="0"/>
-          <w:color w:val="0066CC"/>
+          <w:color w:val="0000FF"/>
           <w:sz w:val="24"/>
         </w:rPr>
         <w:hyperlink r:id="rId30" w:history="1">
@@ -5125,7 +5013,7 @@
           <w:rFonts w:ascii="Charis SIL Regular" w:hAnsi="Charis SIL Regular" w:eastAsia="Charis SIL Regular"/>
           <w:b w:val="0"/>
           <w:i w:val="0"/>
-          <w:color w:val="0066CC"/>
+          <w:color w:val="0000FF"/>
           <w:sz w:val="24"/>
         </w:rPr>
         <w:t xml:space="preserve"> </w:t>
@@ -5135,7 +5023,7 @@
           <w:rFonts w:ascii="Charis SIL Regular" w:hAnsi="Charis SIL Regular" w:eastAsia="Charis SIL Regular"/>
           <w:b w:val="0"/>
           <w:i w:val="0"/>
-          <w:color w:val="0066CC"/>
+          <w:color w:val="0000FF"/>
           <w:sz w:val="24"/>
         </w:rPr>
         <w:hyperlink r:id="rId30" w:history="1">
@@ -5152,7 +5040,7 @@
           <w:rFonts w:ascii="Charis SIL Regular" w:hAnsi="Charis SIL Regular" w:eastAsia="Charis SIL Regular"/>
           <w:b w:val="0"/>
           <w:i w:val="0"/>
-          <w:color w:val="0066CC"/>
+          <w:color w:val="0000FF"/>
           <w:sz w:val="24"/>
           <w:u w:val="single"/>
         </w:rPr>
@@ -5373,12 +5261,22 @@
           <w:color w:val="000000"/>
           <w:sz w:val="24"/>
         </w:rPr>
+        <w:t>schrijft de pre-ko</w:t>
+      </w:r>
+      <w:r>
+        <w:rPr>
+          <w:rFonts w:ascii="Charis SIL Regular" w:hAnsi="Charis SIL Regular" w:eastAsia="Charis SIL Regular"/>
+          <w:b w:val="0"/>
+          <w:i w:val="0"/>
+          <w:color w:val="000000"/>
+          <w:sz w:val="24"/>
+        </w:rPr>
         <w:hyperlink r:id="rId30" w:history="1">
           <w:r>
             <w:rPr>
               <w:rStyle w:val="Hyperlink"/>
             </w:rPr>
-            <w:t>schr</w:t>
+            <w:t>lon</w:t>
           </w:r>
         </w:hyperlink>
       </w:r>
@@ -5412,57 +5310,6 @@
             <w:rPr>
               <w:rStyle w:val="Hyperlink"/>
             </w:rPr>
-            <w:t>jft de pre-ko</w:t>
-          </w:r>
-        </w:hyperlink>
-      </w:r>
-      <w:r>
-        <w:rPr>
-          <w:rFonts w:ascii="Charis SIL Regular" w:hAnsi="Charis SIL Regular" w:eastAsia="Charis SIL Regular"/>
-          <w:b w:val="0"/>
-          <w:i w:val="0"/>
-          <w:color w:val="000000"/>
-          <w:sz w:val="24"/>
-        </w:rPr>
-        <w:hyperlink r:id="rId30" w:history="1">
-          <w:r>
-            <w:rPr>
-              <w:rStyle w:val="Hyperlink"/>
-            </w:rPr>
-            <w:t>lon</w:t>
-          </w:r>
-        </w:hyperlink>
-      </w:r>
-      <w:r>
-        <w:rPr>
-          <w:rFonts w:ascii="Charis SIL Regular" w:hAnsi="Charis SIL Regular" w:eastAsia="Charis SIL Regular"/>
-          <w:b w:val="0"/>
-          <w:i w:val="0"/>
-          <w:color w:val="000000"/>
-          <w:sz w:val="24"/>
-        </w:rPr>
-        <w:hyperlink r:id="rId30" w:history="1">
-          <w:r>
-            <w:rPr>
-              <w:rStyle w:val="Hyperlink"/>
-            </w:rPr>
-            <w:t>i</w:t>
-          </w:r>
-        </w:hyperlink>
-      </w:r>
-      <w:r>
-        <w:rPr>
-          <w:rFonts w:ascii="Charis SIL Regular" w:hAnsi="Charis SIL Regular" w:eastAsia="Charis SIL Regular"/>
-          <w:b w:val="0"/>
-          <w:i w:val="0"/>
-          <w:color w:val="000000"/>
-          <w:sz w:val="24"/>
-        </w:rPr>
-        <w:hyperlink r:id="rId30" w:history="1">
-          <w:r>
-            <w:rPr>
-              <w:rStyle w:val="Hyperlink"/>
-            </w:rPr>
             <w:t>ale geschi</w:t>
           </w:r>
         </w:hyperlink>
@@ -5513,7 +5360,7 @@
       </w:r>
       <w:r>
         <w:rPr>
-          <w:u w:val="single" w:color="0066cc"/>
+          <w:u w:val="single" w:color="0000ff"/>
           <w:rFonts w:ascii="Charis SIL Regular" w:hAnsi="Charis SIL Regular" w:eastAsia="Charis SIL Regular"/>
           <w:b w:val="0"/>
           <w:i w:val="0"/>
@@ -5584,7 +5431,7 @@
           <w:rFonts w:ascii="Charis SIL Regular" w:hAnsi="Charis SIL Regular" w:eastAsia="Charis SIL Regular"/>
           <w:b w:val="0"/>
           <w:i w:val="0"/>
-          <w:color w:val="0066CC"/>
+          <w:color w:val="0000FF"/>
           <w:sz w:val="24"/>
           <w:u w:val="single"/>
         </w:rPr>
@@ -5602,7 +5449,7 @@
           <w:rFonts w:ascii="Charis SIL Regular" w:hAnsi="Charis SIL Regular" w:eastAsia="Charis SIL Regular"/>
           <w:b w:val="0"/>
           <w:i w:val="0"/>
-          <w:color w:val="0066CC"/>
+          <w:color w:val="0000FF"/>
           <w:sz w:val="24"/>
           <w:u w:val="single"/>
         </w:rPr>
@@ -5613,7 +5460,7 @@
           <w:rFonts w:ascii="Charis SIL Regular" w:hAnsi="Charis SIL Regular" w:eastAsia="Charis SIL Regular"/>
           <w:b w:val="0"/>
           <w:i w:val="0"/>
-          <w:color w:val="0066CC"/>
+          <w:color w:val="0000FF"/>
           <w:sz w:val="24"/>
           <w:u w:val="single"/>
         </w:rPr>
@@ -5631,7 +5478,7 @@
           <w:rFonts w:ascii="Charis SIL Regular" w:hAnsi="Charis SIL Regular" w:eastAsia="Charis SIL Regular"/>
           <w:b w:val="0"/>
           <w:i w:val="0"/>
-          <w:color w:val="0066CC"/>
+          <w:color w:val="0000FF"/>
           <w:sz w:val="24"/>
           <w:u w:val="single"/>
         </w:rPr>
@@ -5642,7 +5489,7 @@
           <w:rFonts w:ascii="Charis SIL Regular" w:hAnsi="Charis SIL Regular" w:eastAsia="Charis SIL Regular"/>
           <w:b w:val="0"/>
           <w:i w:val="0"/>
-          <w:color w:val="0066CC"/>
+          <w:color w:val="0000FF"/>
           <w:sz w:val="24"/>
           <w:u w:val="single"/>
         </w:rPr>
@@ -5660,7 +5507,7 @@
           <w:rFonts w:ascii="Charis SIL Regular" w:hAnsi="Charis SIL Regular" w:eastAsia="Charis SIL Regular"/>
           <w:b w:val="0"/>
           <w:i w:val="0"/>
-          <w:color w:val="0066CC"/>
+          <w:color w:val="0000FF"/>
           <w:sz w:val="24"/>
           <w:u w:val="single"/>
         </w:rPr>
@@ -5671,7 +5518,7 @@
           <w:rFonts w:ascii="Charis SIL Regular" w:hAnsi="Charis SIL Regular" w:eastAsia="Charis SIL Regular"/>
           <w:b w:val="0"/>
           <w:i w:val="0"/>
-          <w:color w:val="0066CC"/>
+          <w:color w:val="0000FF"/>
           <w:sz w:val="24"/>
           <w:u w:val="single"/>
         </w:rPr>
@@ -5706,7 +5553,7 @@
       </w:r>
       <w:r>
         <w:rPr>
-          <w:u w:val="single" w:color="0066cc"/>
+          <w:u w:val="single" w:color="0000ff"/>
           <w:rFonts w:ascii="Charis SIL Regular" w:hAnsi="Charis SIL Regular" w:eastAsia="Charis SIL Regular"/>
           <w:b w:val="0"/>
           <w:i w:val="0"/>
@@ -5717,7 +5564,7 @@
       </w:r>
       <w:r>
         <w:rPr>
-          <w:u w:val="single" w:color="0066cc"/>
+          <w:u w:val="single" w:color="0000ff"/>
           <w:rFonts w:ascii="Charis SIL Regular" w:hAnsi="Charis SIL Regular" w:eastAsia="Charis SIL Regular"/>
           <w:b w:val="0"/>
           <w:i w:val="0"/>
@@ -5735,7 +5582,7 @@
       </w:r>
       <w:r>
         <w:rPr>
-          <w:u w:val="single" w:color="0066cc"/>
+          <w:u w:val="single" w:color="0000ff"/>
           <w:rFonts w:ascii="Charis SIL Regular" w:hAnsi="Charis SIL Regular" w:eastAsia="Charis SIL Regular"/>
           <w:b w:val="0"/>
           <w:i w:val="0"/>
@@ -5753,7 +5600,7 @@
       </w:r>
       <w:r>
         <w:rPr>
-          <w:u w:val="single" w:color="0066cc"/>
+          <w:u w:val="single" w:color="0000ff"/>
           <w:rFonts w:ascii="Charis SIL Regular" w:hAnsi="Charis SIL Regular" w:eastAsia="Charis SIL Regular"/>
           <w:b w:val="0"/>
           <w:i w:val="0"/>
@@ -5771,7 +5618,7 @@
       </w:r>
       <w:r>
         <w:rPr>
-          <w:u w:val="single" w:color="0066cc"/>
+          <w:u w:val="single" w:color="0000ff"/>
           <w:rFonts w:ascii="Charis SIL Regular" w:hAnsi="Charis SIL Regular" w:eastAsia="Charis SIL Regular"/>
           <w:b w:val="0"/>
           <w:i w:val="0"/>
@@ -5789,7 +5636,7 @@
       </w:r>
       <w:r>
         <w:rPr>
-          <w:u w:val="single" w:color="0066cc"/>
+          <w:u w:val="single" w:color="0000ff"/>
           <w:rFonts w:ascii="Charis SIL Regular" w:hAnsi="Charis SIL Regular" w:eastAsia="Charis SIL Regular"/>
           <w:b w:val="0"/>
           <w:i w:val="0"/>
@@ -5807,7 +5654,7 @@
       </w:r>
       <w:r>
         <w:rPr>
-          <w:u w:val="single" w:color="0066cc"/>
+          <w:u w:val="single" w:color="0000ff"/>
           <w:rFonts w:ascii="Charis SIL Regular" w:hAnsi="Charis SIL Regular" w:eastAsia="Charis SIL Regular"/>
           <w:b w:val="0"/>
           <w:i w:val="0"/>
@@ -5858,7 +5705,7 @@
           <w:rFonts w:ascii="Charis SIL Regular" w:hAnsi="Charis SIL Regular" w:eastAsia="Charis SIL Regular"/>
           <w:b w:val="0"/>
           <w:i w:val="0"/>
-          <w:color w:val="0066CC"/>
+          <w:color w:val="0000FF"/>
           <w:sz w:val="24"/>
           <w:u w:val="single"/>
         </w:rPr>
@@ -5876,7 +5723,7 @@
           <w:rFonts w:ascii="Charis SIL Regular" w:hAnsi="Charis SIL Regular" w:eastAsia="Charis SIL Regular"/>
           <w:b w:val="0"/>
           <w:i w:val="0"/>
-          <w:color w:val="0066CC"/>
+          <w:color w:val="0000FF"/>
           <w:sz w:val="24"/>
           <w:u w:val="single"/>
         </w:rPr>
@@ -5887,7 +5734,7 @@
           <w:rFonts w:ascii="Charis SIL Regular" w:hAnsi="Charis SIL Regular" w:eastAsia="Charis SIL Regular"/>
           <w:b w:val="0"/>
           <w:i w:val="0"/>
-          <w:color w:val="0066CC"/>
+          <w:color w:val="0000FF"/>
           <w:sz w:val="24"/>
           <w:u w:val="single"/>
         </w:rPr>
@@ -5915,7 +5762,7 @@
           <w:rFonts w:ascii="Charis SIL Regular" w:hAnsi="Charis SIL Regular" w:eastAsia="Charis SIL Regular"/>
           <w:b w:val="0"/>
           <w:i w:val="0"/>
-          <w:color w:val="0066CC"/>
+          <w:color w:val="0000FF"/>
           <w:sz w:val="24"/>
           <w:u w:val="single"/>
         </w:rPr>
@@ -5933,7 +5780,7 @@
           <w:rFonts w:ascii="Charis SIL Regular" w:hAnsi="Charis SIL Regular" w:eastAsia="Charis SIL Regular"/>
           <w:b w:val="0"/>
           <w:i w:val="0"/>
-          <w:color w:val="0066CC"/>
+          <w:color w:val="0000FF"/>
           <w:sz w:val="24"/>
           <w:u w:val="single"/>
         </w:rPr>
@@ -5944,7 +5791,7 @@
           <w:rFonts w:ascii="Charis SIL Regular" w:hAnsi="Charis SIL Regular" w:eastAsia="Charis SIL Regular"/>
           <w:b w:val="0"/>
           <w:i w:val="0"/>
-          <w:color w:val="0066CC"/>
+          <w:color w:val="0000FF"/>
           <w:sz w:val="24"/>
           <w:u w:val="single"/>
         </w:rPr>
@@ -5962,7 +5809,7 @@
           <w:rFonts w:ascii="Charis SIL Regular" w:hAnsi="Charis SIL Regular" w:eastAsia="Charis SIL Regular"/>
           <w:b w:val="0"/>
           <w:i w:val="0"/>
-          <w:color w:val="0066CC"/>
+          <w:color w:val="0000FF"/>
           <w:sz w:val="24"/>
           <w:u w:val="single"/>
         </w:rPr>
@@ -5973,7 +5820,7 @@
           <w:rFonts w:ascii="Charis SIL Regular" w:hAnsi="Charis SIL Regular" w:eastAsia="Charis SIL Regular"/>
           <w:b w:val="0"/>
           <w:i w:val="0"/>
-          <w:color w:val="0066CC"/>
+          <w:color w:val="0000FF"/>
           <w:sz w:val="24"/>
           <w:u w:val="single"/>
         </w:rPr>
@@ -5991,7 +5838,7 @@
           <w:rFonts w:ascii="Charis SIL Regular" w:hAnsi="Charis SIL Regular" w:eastAsia="Charis SIL Regular"/>
           <w:b w:val="0"/>
           <w:i w:val="0"/>
-          <w:color w:val="0066CC"/>
+          <w:color w:val="0000FF"/>
           <w:sz w:val="24"/>
           <w:u w:val="single"/>
         </w:rPr>
@@ -6112,7 +5959,7 @@
           <w:rFonts w:ascii="Charis SIL Regular" w:hAnsi="Charis SIL Regular" w:eastAsia="Charis SIL Regular"/>
           <w:b w:val="0"/>
           <w:i w:val="0"/>
-          <w:color w:val="0066CC"/>
+          <w:color w:val="0000FF"/>
           <w:sz w:val="24"/>
           <w:u w:val="single"/>
         </w:rPr>
@@ -6130,7 +5977,7 @@
           <w:rFonts w:ascii="Charis SIL Regular" w:hAnsi="Charis SIL Regular" w:eastAsia="Charis SIL Regular"/>
           <w:b w:val="0"/>
           <w:i w:val="0"/>
-          <w:color w:val="0066CC"/>
+          <w:color w:val="0000FF"/>
           <w:sz w:val="24"/>
           <w:u w:val="single"/>
         </w:rPr>
@@ -6141,7 +5988,7 @@
           <w:rFonts w:ascii="Charis SIL Regular" w:hAnsi="Charis SIL Regular" w:eastAsia="Charis SIL Regular"/>
           <w:b w:val="0"/>
           <w:i w:val="0"/>
-          <w:color w:val="0066CC"/>
+          <w:color w:val="0000FF"/>
           <w:sz w:val="24"/>
           <w:u w:val="single"/>
         </w:rPr>
@@ -6159,7 +6006,7 @@
           <w:rFonts w:ascii="Charis SIL Regular" w:hAnsi="Charis SIL Regular" w:eastAsia="Charis SIL Regular"/>
           <w:b w:val="0"/>
           <w:i w:val="0"/>
-          <w:color w:val="0066CC"/>
+          <w:color w:val="0000FF"/>
           <w:sz w:val="24"/>
           <w:u w:val="single"/>
         </w:rPr>
@@ -6170,7 +6017,7 @@
           <w:rFonts w:ascii="Charis SIL Regular" w:hAnsi="Charis SIL Regular" w:eastAsia="Charis SIL Regular"/>
           <w:b w:val="0"/>
           <w:i w:val="0"/>
-          <w:color w:val="0066CC"/>
+          <w:color w:val="0000FF"/>
           <w:sz w:val="24"/>
           <w:u w:val="single"/>
         </w:rPr>
@@ -6205,7 +6052,7 @@
       </w:r>
       <w:r>
         <w:rPr>
-          <w:u w:val="single" w:color="0066cc"/>
+          <w:u w:val="single" w:color="0000ff"/>
           <w:rFonts w:ascii="Charis SIL Regular" w:hAnsi="Charis SIL Regular" w:eastAsia="Charis SIL Regular"/>
           <w:b w:val="0"/>
           <w:i w:val="0"/>
@@ -6223,7 +6070,7 @@
       </w:r>
       <w:r>
         <w:rPr>
-          <w:u w:val="single" w:color="0066cc"/>
+          <w:u w:val="single" w:color="0000ff"/>
           <w:rFonts w:ascii="Charis SIL Regular" w:hAnsi="Charis SIL Regular" w:eastAsia="Charis SIL Regular"/>
           <w:b w:val="0"/>
           <w:i w:val="0"/>
@@ -6241,7 +6088,7 @@
       </w:r>
       <w:r>
         <w:rPr>
-          <w:u w:val="single" w:color="0066cc"/>
+          <w:u w:val="single" w:color="0000ff"/>
           <w:rFonts w:ascii="Charis SIL Regular" w:hAnsi="Charis SIL Regular" w:eastAsia="Charis SIL Regular"/>
           <w:b w:val="0"/>
           <w:i w:val="0"/>
@@ -6259,7 +6106,7 @@
       </w:r>
       <w:r>
         <w:rPr>
-          <w:u w:val="single" w:color="0066cc"/>
+          <w:u w:val="single" w:color="0000ff"/>
           <w:rFonts w:ascii="Charis SIL Regular" w:hAnsi="Charis SIL Regular" w:eastAsia="Charis SIL Regular"/>
           <w:b w:val="0"/>
           <w:i w:val="0"/>
@@ -6303,7 +6150,7 @@
           <w:rFonts w:ascii="Charis SIL Regular" w:hAnsi="Charis SIL Regular" w:eastAsia="Charis SIL Regular"/>
           <w:b w:val="0"/>
           <w:i w:val="0"/>
-          <w:color w:val="0066CC"/>
+          <w:color w:val="0000FF"/>
           <w:sz w:val="24"/>
           <w:u w:val="single"/>
         </w:rPr>
@@ -6321,7 +6168,7 @@
           <w:rFonts w:ascii="Charis SIL Regular" w:hAnsi="Charis SIL Regular" w:eastAsia="Charis SIL Regular"/>
           <w:b w:val="0"/>
           <w:i w:val="0"/>
-          <w:color w:val="0066CC"/>
+          <w:color w:val="0000FF"/>
           <w:sz w:val="24"/>
           <w:u w:val="single"/>
         </w:rPr>
@@ -6332,7 +6179,7 @@
           <w:rFonts w:ascii="Charis SIL Regular" w:hAnsi="Charis SIL Regular" w:eastAsia="Charis SIL Regular"/>
           <w:b w:val="0"/>
           <w:i w:val="0"/>
-          <w:color w:val="0066CC"/>
+          <w:color w:val="0000FF"/>
           <w:sz w:val="24"/>
           <w:u w:val="single"/>
         </w:rPr>
@@ -6367,7 +6214,7 @@
       </w:r>
       <w:r>
         <w:rPr>
-          <w:u w:val="single" w:color="0066cc"/>
+          <w:u w:val="single" w:color="0000ff"/>
           <w:rFonts w:ascii="Charis SIL Regular" w:hAnsi="Charis SIL Regular" w:eastAsia="Charis SIL Regular"/>
           <w:b w:val="0"/>
           <w:i w:val="0"/>
@@ -6385,7 +6232,7 @@
       </w:r>
       <w:r>
         <w:rPr>
-          <w:u w:val="single" w:color="0066cc"/>
+          <w:u w:val="single" w:color="0000ff"/>
           <w:rFonts w:ascii="Charis SIL Regular" w:hAnsi="Charis SIL Regular" w:eastAsia="Charis SIL Regular"/>
           <w:b w:val="0"/>
           <w:i w:val="0"/>
@@ -6403,7 +6250,7 @@
       </w:r>
       <w:r>
         <w:rPr>
-          <w:u w:val="single" w:color="0066cc"/>
+          <w:u w:val="single" w:color="0000ff"/>
           <w:rFonts w:ascii="Charis SIL Regular" w:hAnsi="Charis SIL Regular" w:eastAsia="Charis SIL Regular"/>
           <w:b w:val="0"/>
           <w:i w:val="0"/>
@@ -6447,7 +6294,7 @@
           <w:rFonts w:ascii="Charis SIL Regular" w:hAnsi="Charis SIL Regular" w:eastAsia="Charis SIL Regular"/>
           <w:b w:val="0"/>
           <w:i w:val="0"/>
-          <w:color w:val="0066CC"/>
+          <w:color w:val="0000FF"/>
           <w:sz w:val="24"/>
           <w:u w:val="single"/>
         </w:rPr>
@@ -6545,7 +6392,7 @@
           <w:rFonts w:ascii="Charis SIL Regular" w:hAnsi="Charis SIL Regular" w:eastAsia="Charis SIL Regular"/>
           <w:b w:val="0"/>
           <w:i w:val="0"/>
-          <w:color w:val="0066CC"/>
+          <w:color w:val="0000FF"/>
           <w:sz w:val="24"/>
           <w:u w:val="single"/>
         </w:rPr>
@@ -6563,7 +6410,7 @@
           <w:rFonts w:ascii="Charis SIL Regular" w:hAnsi="Charis SIL Regular" w:eastAsia="Charis SIL Regular"/>
           <w:b w:val="0"/>
           <w:i w:val="0"/>
-          <w:color w:val="0066CC"/>
+          <w:color w:val="0000FF"/>
           <w:sz w:val="24"/>
           <w:u w:val="single"/>
         </w:rPr>
@@ -6574,7 +6421,7 @@
           <w:rFonts w:ascii="Charis SIL Regular" w:hAnsi="Charis SIL Regular" w:eastAsia="Charis SIL Regular"/>
           <w:b w:val="0"/>
           <w:i w:val="0"/>
-          <w:color w:val="0066CC"/>
+          <w:color w:val="0000FF"/>
           <w:sz w:val="24"/>
           <w:u w:val="single"/>
         </w:rPr>
@@ -6592,7 +6439,7 @@
           <w:rFonts w:ascii="Charis SIL Regular" w:hAnsi="Charis SIL Regular" w:eastAsia="Charis SIL Regular"/>
           <w:b w:val="0"/>
           <w:i w:val="0"/>
-          <w:color w:val="0066CC"/>
+          <w:color w:val="0000FF"/>
           <w:sz w:val="24"/>
           <w:u w:val="single"/>
         </w:rPr>
@@ -6603,7 +6450,7 @@
           <w:rFonts w:ascii="Charis SIL Regular" w:hAnsi="Charis SIL Regular" w:eastAsia="Charis SIL Regular"/>
           <w:b w:val="0"/>
           <w:i w:val="0"/>
-          <w:color w:val="0066CC"/>
+          <w:color w:val="0000FF"/>
           <w:sz w:val="24"/>
           <w:u w:val="single"/>
         </w:rPr>
@@ -6621,7 +6468,7 @@
           <w:rFonts w:ascii="Charis SIL Regular" w:hAnsi="Charis SIL Regular" w:eastAsia="Charis SIL Regular"/>
           <w:b w:val="0"/>
           <w:i w:val="0"/>
-          <w:color w:val="0066CC"/>
+          <w:color w:val="0000FF"/>
           <w:sz w:val="24"/>
           <w:u w:val="single"/>
         </w:rPr>
@@ -6632,7 +6479,7 @@
           <w:rFonts w:ascii="Charis SIL Regular" w:hAnsi="Charis SIL Regular" w:eastAsia="Charis SIL Regular"/>
           <w:b w:val="0"/>
           <w:i w:val="0"/>
-          <w:color w:val="0066CC"/>
+          <w:color w:val="0000FF"/>
           <w:sz w:val="24"/>
           <w:u w:val="single"/>
         </w:rPr>
@@ -6667,25 +6514,18 @@
       </w:r>
       <w:r>
         <w:rPr>
-          <w:u w:val="single" w:color="0066cc"/>
-          <w:rFonts w:ascii="Charis SIL Regular" w:hAnsi="Charis SIL Regular" w:eastAsia="Charis SIL Regular"/>
-          <w:b w:val="0"/>
-          <w:i w:val="0"/>
-          <w:color w:val="000000"/>
-          <w:sz w:val="24"/>
-        </w:rPr>
-        <w:hyperlink r:id="rId15" w:history="1">
-          <w:r>
-            <w:rPr>
-              <w:rStyle w:val="Hyperlink"/>
-            </w:rPr>
-            <w:t>efmateria</w:t>
-          </w:r>
-        </w:hyperlink>
-      </w:r>
-      <w:r>
-        <w:rPr>
-          <w:u w:val="single" w:color="0066cc"/>
+          <w:u w:val="single" w:color="0000ff"/>
+          <w:rFonts w:ascii="Charis SIL Regular" w:hAnsi="Charis SIL Regular" w:eastAsia="Charis SIL Regular"/>
+          <w:b w:val="0"/>
+          <w:i w:val="0"/>
+          <w:color w:val="000000"/>
+          <w:sz w:val="24"/>
+        </w:rPr>
+        <w:t>efmateria</w:t>
+      </w:r>
+      <w:r>
+        <w:rPr>
+          <w:u w:val="single" w:color="0000ff"/>
           <w:rFonts w:ascii="Charis SIL Regular" w:hAnsi="Charis SIL Regular" w:eastAsia="Charis SIL Regular"/>
           <w:b w:val="0"/>
           <w:i w:val="0"/>
@@ -6703,7 +6543,7 @@
       </w:r>
       <w:r>
         <w:rPr>
-          <w:u w:val="single" w:color="0066cc"/>
+          <w:u w:val="single" w:color="0000ff"/>
           <w:rFonts w:ascii="Charis SIL Regular" w:hAnsi="Charis SIL Regular" w:eastAsia="Charis SIL Regular"/>
           <w:b w:val="0"/>
           <w:i w:val="0"/>
@@ -6714,7 +6554,7 @@
       </w:r>
       <w:r>
         <w:rPr>
-          <w:u w:val="single" w:color="0066cc"/>
+          <w:u w:val="single" w:color="0000ff"/>
           <w:rFonts w:ascii="Charis SIL Regular" w:hAnsi="Charis SIL Regular" w:eastAsia="Charis SIL Regular"/>
           <w:b w:val="0"/>
           <w:i w:val="0"/>
@@ -6732,7 +6572,7 @@
       </w:r>
       <w:r>
         <w:rPr>
-          <w:u w:val="single" w:color="0066cc"/>
+          <w:u w:val="single" w:color="0000ff"/>
           <w:rFonts w:ascii="Charis SIL Regular" w:hAnsi="Charis SIL Regular" w:eastAsia="Charis SIL Regular"/>
           <w:b w:val="0"/>
           <w:i w:val="0"/>
@@ -6750,7 +6590,7 @@
       </w:r>
       <w:r>
         <w:rPr>
-          <w:u w:val="single" w:color="0066cc"/>
+          <w:u w:val="single" w:color="0000ff"/>
           <w:rFonts w:ascii="Charis SIL Regular" w:hAnsi="Charis SIL Regular" w:eastAsia="Charis SIL Regular"/>
           <w:b w:val="0"/>
           <w:i w:val="0"/>
@@ -6791,7 +6631,7 @@
           <w:rFonts w:ascii="Charis SIL Regular" w:hAnsi="Charis SIL Regular" w:eastAsia="Charis SIL Regular"/>
           <w:b w:val="0"/>
           <w:i w:val="0"/>
-          <w:color w:val="0066CC"/>
+          <w:color w:val="0000FF"/>
           <w:sz w:val="24"/>
           <w:u w:val="single"/>
         </w:rPr>
@@ -6809,7 +6649,7 @@
           <w:rFonts w:ascii="Charis SIL Regular" w:hAnsi="Charis SIL Regular" w:eastAsia="Charis SIL Regular"/>
           <w:b w:val="0"/>
           <w:i w:val="0"/>
-          <w:color w:val="0066CC"/>
+          <w:color w:val="0000FF"/>
           <w:sz w:val="24"/>
           <w:u w:val="single"/>
         </w:rPr>
@@ -6820,7 +6660,7 @@
           <w:rFonts w:ascii="Charis SIL Regular" w:hAnsi="Charis SIL Regular" w:eastAsia="Charis SIL Regular"/>
           <w:b w:val="0"/>
           <w:i w:val="0"/>
-          <w:color w:val="0066CC"/>
+          <w:color w:val="0000FF"/>
           <w:sz w:val="24"/>
           <w:u w:val="single"/>
         </w:rPr>
@@ -6838,7 +6678,7 @@
           <w:rFonts w:ascii="Charis SIL Regular" w:hAnsi="Charis SIL Regular" w:eastAsia="Charis SIL Regular"/>
           <w:b w:val="0"/>
           <w:i w:val="0"/>
-          <w:color w:val="0066CC"/>
+          <w:color w:val="0000FF"/>
           <w:sz w:val="24"/>
           <w:u w:val="single"/>
         </w:rPr>
@@ -6849,7 +6689,7 @@
           <w:rFonts w:ascii="Charis SIL Regular" w:hAnsi="Charis SIL Regular" w:eastAsia="Charis SIL Regular"/>
           <w:b w:val="0"/>
           <w:i w:val="0"/>
-          <w:color w:val="0066CC"/>
+          <w:color w:val="0000FF"/>
           <w:sz w:val="24"/>
           <w:u w:val="single"/>
         </w:rPr>
@@ -6867,7 +6707,7 @@
           <w:rFonts w:ascii="Charis SIL Regular" w:hAnsi="Charis SIL Regular" w:eastAsia="Charis SIL Regular"/>
           <w:b w:val="0"/>
           <w:i w:val="0"/>
-          <w:color w:val="0066CC"/>
+          <w:color w:val="0000FF"/>
           <w:sz w:val="24"/>
           <w:u w:val="single"/>
         </w:rPr>
@@ -6878,7 +6718,7 @@
           <w:rFonts w:ascii="Charis SIL Regular" w:hAnsi="Charis SIL Regular" w:eastAsia="Charis SIL Regular"/>
           <w:b w:val="0"/>
           <w:i w:val="0"/>
-          <w:color w:val="0066CC"/>
+          <w:color w:val="0000FF"/>
           <w:sz w:val="24"/>
           <w:u w:val="single"/>
         </w:rPr>
@@ -6906,7 +6746,7 @@
           <w:rFonts w:ascii="Charis SIL Regular" w:hAnsi="Charis SIL Regular" w:eastAsia="Charis SIL Regular"/>
           <w:b w:val="0"/>
           <w:i w:val="0"/>
-          <w:color w:val="0066CC"/>
+          <w:color w:val="0000FF"/>
           <w:sz w:val="24"/>
           <w:u w:val="single"/>
         </w:rPr>
@@ -6924,7 +6764,7 @@
           <w:rFonts w:ascii="Charis SIL Regular" w:hAnsi="Charis SIL Regular" w:eastAsia="Charis SIL Regular"/>
           <w:b w:val="0"/>
           <w:i w:val="0"/>
-          <w:color w:val="0066CC"/>
+          <w:color w:val="0000FF"/>
           <w:sz w:val="24"/>
           <w:u w:val="single"/>
         </w:rPr>
@@ -6935,7 +6775,7 @@
           <w:rFonts w:ascii="Charis SIL Regular" w:hAnsi="Charis SIL Regular" w:eastAsia="Charis SIL Regular"/>
           <w:b w:val="0"/>
           <w:i w:val="0"/>
-          <w:color w:val="0066CC"/>
+          <w:color w:val="0000FF"/>
           <w:sz w:val="24"/>
           <w:u w:val="single"/>
         </w:rPr>
@@ -6953,7 +6793,7 @@
           <w:rFonts w:ascii="Charis SIL Regular" w:hAnsi="Charis SIL Regular" w:eastAsia="Charis SIL Regular"/>
           <w:b w:val="0"/>
           <w:i w:val="0"/>
-          <w:color w:val="0066CC"/>
+          <w:color w:val="0000FF"/>
           <w:sz w:val="24"/>
           <w:u w:val="single"/>
         </w:rPr>
@@ -6964,7 +6804,7 @@
           <w:rFonts w:ascii="Charis SIL Regular" w:hAnsi="Charis SIL Regular" w:eastAsia="Charis SIL Regular"/>
           <w:b w:val="0"/>
           <w:i w:val="0"/>
-          <w:color w:val="0066CC"/>
+          <w:color w:val="0000FF"/>
           <w:sz w:val="24"/>
           <w:u w:val="single"/>
         </w:rPr>
@@ -6982,7 +6822,7 @@
           <w:rFonts w:ascii="Charis SIL Regular" w:hAnsi="Charis SIL Regular" w:eastAsia="Charis SIL Regular"/>
           <w:b w:val="0"/>
           <w:i w:val="0"/>
-          <w:color w:val="0066CC"/>
+          <w:color w:val="0000FF"/>
           <w:sz w:val="24"/>
           <w:u w:val="single"/>
         </w:rPr>
@@ -7000,7 +6840,7 @@
           <w:rFonts w:ascii="Charis SIL Regular" w:hAnsi="Charis SIL Regular" w:eastAsia="Charis SIL Regular"/>
           <w:b w:val="0"/>
           <w:i w:val="0"/>
-          <w:color w:val="0066CC"/>
+          <w:color w:val="0000FF"/>
           <w:sz w:val="24"/>
           <w:u w:val="single"/>
         </w:rPr>
@@ -7011,7 +6851,7 @@
           <w:rFonts w:ascii="Charis SIL Regular" w:hAnsi="Charis SIL Regular" w:eastAsia="Charis SIL Regular"/>
           <w:b w:val="0"/>
           <w:i w:val="0"/>
-          <w:color w:val="0066CC"/>
+          <w:color w:val="0000FF"/>
           <w:sz w:val="24"/>
           <w:u w:val="single"/>
         </w:rPr>
@@ -7029,7 +6869,7 @@
           <w:rFonts w:ascii="Charis SIL Regular" w:hAnsi="Charis SIL Regular" w:eastAsia="Charis SIL Regular"/>
           <w:b w:val="0"/>
           <w:i w:val="0"/>
-          <w:color w:val="0066CC"/>
+          <w:color w:val="0000FF"/>
           <w:sz w:val="24"/>
           <w:u w:val="single"/>
         </w:rPr>
@@ -7040,7 +6880,7 @@
           <w:rFonts w:ascii="Charis SIL Regular" w:hAnsi="Charis SIL Regular" w:eastAsia="Charis SIL Regular"/>
           <w:b w:val="0"/>
           <w:i w:val="0"/>
-          <w:color w:val="0066CC"/>
+          <w:color w:val="0000FF"/>
           <w:sz w:val="24"/>
           <w:u w:val="single"/>
         </w:rPr>
@@ -7058,7 +6898,7 @@
           <w:rFonts w:ascii="Charis SIL Regular" w:hAnsi="Charis SIL Regular" w:eastAsia="Charis SIL Regular"/>
           <w:b w:val="0"/>
           <w:i w:val="0"/>
-          <w:color w:val="0066CC"/>
+          <w:color w:val="0000FF"/>
           <w:sz w:val="24"/>
         </w:rPr>
         <w:t xml:space="preserve"> </w:t>
@@ -7068,7 +6908,7 @@
           <w:rFonts w:ascii="Charis SIL Regular" w:hAnsi="Charis SIL Regular" w:eastAsia="Charis SIL Regular"/>
           <w:b w:val="0"/>
           <w:i w:val="0"/>
-          <w:color w:val="0066CC"/>
+          <w:color w:val="0000FF"/>
           <w:sz w:val="24"/>
           <w:u w:val="single"/>
         </w:rPr>
@@ -7083,7 +6923,7 @@
       </w:r>
       <w:r>
         <w:rPr>
-          <w:u w:val="single" w:color="0066cc"/>
+          <w:u w:val="single" w:color="0000ff"/>
           <w:rFonts w:ascii="Charis SIL Regular" w:hAnsi="Charis SIL Regular" w:eastAsia="Charis SIL Regular"/>
           <w:b w:val="0"/>
           <w:i w:val="0"/>
@@ -7101,7 +6941,7 @@
       </w:r>
       <w:r>
         <w:rPr>
-          <w:u w:val="single" w:color="0066cc"/>
+          <w:u w:val="single" w:color="0000ff"/>
           <w:rFonts w:ascii="Charis SIL Regular" w:hAnsi="Charis SIL Regular" w:eastAsia="Charis SIL Regular"/>
           <w:b w:val="0"/>
           <w:i w:val="0"/>
@@ -7119,7 +6959,7 @@
       </w:r>
       <w:r>
         <w:rPr>
-          <w:u w:val="single" w:color="0066cc"/>
+          <w:u w:val="single" w:color="0000ff"/>
           <w:rFonts w:ascii="Charis SIL Regular" w:hAnsi="Charis SIL Regular" w:eastAsia="Charis SIL Regular"/>
           <w:b w:val="0"/>
           <w:i w:val="0"/>
@@ -7137,7 +6977,7 @@
       </w:r>
       <w:r>
         <w:rPr>
-          <w:u w:val="single" w:color="0066cc"/>
+          <w:u w:val="single" w:color="0000ff"/>
           <w:rFonts w:ascii="Charis SIL Regular" w:hAnsi="Charis SIL Regular" w:eastAsia="Charis SIL Regular"/>
           <w:b w:val="0"/>
           <w:i w:val="0"/>
@@ -7155,7 +6995,7 @@
       </w:r>
       <w:r>
         <w:rPr>
-          <w:u w:val="single" w:color="0066cc"/>
+          <w:u w:val="single" w:color="0000ff"/>
           <w:rFonts w:ascii="Charis SIL Regular" w:hAnsi="Charis SIL Regular" w:eastAsia="Charis SIL Regular"/>
           <w:b w:val="0"/>
           <w:i w:val="0"/>
@@ -7173,7 +7013,7 @@
       </w:r>
       <w:r>
         <w:rPr>
-          <w:u w:val="single" w:color="0066cc"/>
+          <w:u w:val="single" w:color="0000ff"/>
           <w:rFonts w:ascii="Charis SIL Regular" w:hAnsi="Charis SIL Regular" w:eastAsia="Charis SIL Regular"/>
           <w:b w:val="0"/>
           <w:i w:val="0"/>
@@ -7201,7 +7041,7 @@
       </w:r>
       <w:r>
         <w:rPr>
-          <w:u w:val="single" w:color="0066cc"/>
+          <w:u w:val="single" w:color="0000ff"/>
           <w:rFonts w:ascii="Charis SIL Regular" w:hAnsi="Charis SIL Regular" w:eastAsia="Charis SIL Regular"/>
           <w:b w:val="0"/>
           <w:i w:val="0"/>
@@ -7219,7 +7059,7 @@
       </w:r>
       <w:r>
         <w:rPr>
-          <w:u w:val="single" w:color="0066cc"/>
+          <w:u w:val="single" w:color="0000ff"/>
           <w:rFonts w:ascii="Charis SIL Regular" w:hAnsi="Charis SIL Regular" w:eastAsia="Charis SIL Regular"/>
           <w:b w:val="0"/>
           <w:i w:val="0"/>
@@ -7237,7 +7077,7 @@
       </w:r>
       <w:r>
         <w:rPr>
-          <w:u w:val="single" w:color="0066cc"/>
+          <w:u w:val="single" w:color="0000ff"/>
           <w:rFonts w:ascii="Charis SIL Regular" w:hAnsi="Charis SIL Regular" w:eastAsia="Charis SIL Regular"/>
           <w:b w:val="0"/>
           <w:i w:val="0"/>
@@ -7258,7 +7098,7 @@
       </w:r>
       <w:r>
         <w:rPr>
-          <w:u w:val="single" w:color="0066cc"/>
+          <w:u w:val="single" w:color="0000ff"/>
           <w:rFonts w:ascii="Charis SIL Regular" w:hAnsi="Charis SIL Regular" w:eastAsia="Charis SIL Regular"/>
           <w:b w:val="0"/>
           <w:i w:val="0"/>
@@ -7276,7 +7116,7 @@
       </w:r>
       <w:r>
         <w:rPr>
-          <w:u w:val="single" w:color="0066cc"/>
+          <w:u w:val="single" w:color="0000ff"/>
           <w:rFonts w:ascii="Charis SIL Regular" w:hAnsi="Charis SIL Regular" w:eastAsia="Charis SIL Regular"/>
           <w:b w:val="0"/>
           <w:i w:val="0"/>
@@ -7294,7 +7134,7 @@
       </w:r>
       <w:r>
         <w:rPr>
-          <w:u w:val="single" w:color="0066cc"/>
+          <w:u w:val="single" w:color="0000ff"/>
           <w:rFonts w:ascii="Charis SIL Regular" w:hAnsi="Charis SIL Regular" w:eastAsia="Charis SIL Regular"/>
           <w:b w:val="0"/>
           <w:i w:val="0"/>
@@ -7315,7 +7155,7 @@
       </w:r>
       <w:r>
         <w:rPr>
-          <w:u w:val="single" w:color="0066cc"/>
+          <w:u w:val="single" w:color="0000ff"/>
           <w:rFonts w:ascii="Charis SIL Regular" w:hAnsi="Charis SIL Regular" w:eastAsia="Charis SIL Regular"/>
           <w:b w:val="0"/>
           <w:i w:val="0"/>
@@ -7366,7 +7206,7 @@
           <w:rFonts w:ascii="Charis SIL Regular" w:hAnsi="Charis SIL Regular" w:eastAsia="Charis SIL Regular"/>
           <w:b w:val="0"/>
           <w:i w:val="0"/>
-          <w:color w:val="0066CC"/>
+          <w:color w:val="0000FF"/>
           <w:sz w:val="24"/>
           <w:u w:val="single"/>
         </w:rPr>
@@ -7384,7 +7224,7 @@
           <w:rFonts w:ascii="Charis SIL Regular" w:hAnsi="Charis SIL Regular" w:eastAsia="Charis SIL Regular"/>
           <w:b w:val="0"/>
           <w:i w:val="0"/>
-          <w:color w:val="0066CC"/>
+          <w:color w:val="0000FF"/>
           <w:sz w:val="24"/>
           <w:u w:val="single"/>
         </w:rPr>
@@ -7395,7 +7235,7 @@
           <w:rFonts w:ascii="Charis SIL Regular" w:hAnsi="Charis SIL Regular" w:eastAsia="Charis SIL Regular"/>
           <w:b w:val="0"/>
           <w:i w:val="0"/>
-          <w:color w:val="0066CC"/>
+          <w:color w:val="0000FF"/>
           <w:sz w:val="24"/>
           <w:u w:val="single"/>
         </w:rPr>
@@ -7430,7 +7270,7 @@
       </w:r>
       <w:r>
         <w:rPr>
-          <w:u w:val="single" w:color="0066cc"/>
+          <w:u w:val="single" w:color="0000ff"/>
           <w:rFonts w:ascii="Charis SIL Regular" w:hAnsi="Charis SIL Regular" w:eastAsia="Charis SIL Regular"/>
           <w:b w:val="0"/>
           <w:i w:val="0"/>
@@ -7448,7 +7288,7 @@
       </w:r>
       <w:r>
         <w:rPr>
-          <w:u w:val="single" w:color="0066cc"/>
+          <w:u w:val="single" w:color="0000ff"/>
           <w:rFonts w:ascii="Charis SIL Regular" w:hAnsi="Charis SIL Regular" w:eastAsia="Charis SIL Regular"/>
           <w:b w:val="0"/>
           <w:i w:val="0"/>
@@ -7466,7 +7306,7 @@
       </w:r>
       <w:r>
         <w:rPr>
-          <w:u w:val="single" w:color="0066cc"/>
+          <w:u w:val="single" w:color="0000ff"/>
           <w:rFonts w:ascii="Charis SIL Regular" w:hAnsi="Charis SIL Regular" w:eastAsia="Charis SIL Regular"/>
           <w:b w:val="0"/>
           <w:i w:val="0"/>
@@ -7507,7 +7347,7 @@
           <w:rFonts w:ascii="Charis SIL Regular" w:hAnsi="Charis SIL Regular" w:eastAsia="Charis SIL Regular"/>
           <w:b w:val="0"/>
           <w:i w:val="0"/>
-          <w:color w:val="0066CC"/>
+          <w:color w:val="0000FF"/>
           <w:sz w:val="24"/>
           <w:u w:val="single"/>
         </w:rPr>
@@ -7525,7 +7365,7 @@
           <w:rFonts w:ascii="Charis SIL Regular" w:hAnsi="Charis SIL Regular" w:eastAsia="Charis SIL Regular"/>
           <w:b w:val="0"/>
           <w:i w:val="0"/>
-          <w:color w:val="0066CC"/>
+          <w:color w:val="0000FF"/>
           <w:sz w:val="24"/>
           <w:u w:val="single"/>
         </w:rPr>
@@ -7536,7 +7376,7 @@
           <w:rFonts w:ascii="Charis SIL Regular" w:hAnsi="Charis SIL Regular" w:eastAsia="Charis SIL Regular"/>
           <w:b w:val="0"/>
           <w:i w:val="0"/>
-          <w:color w:val="0066CC"/>
+          <w:color w:val="0000FF"/>
           <w:sz w:val="24"/>
           <w:u w:val="single"/>
         </w:rPr>
@@ -7554,7 +7394,7 @@
           <w:rFonts w:ascii="Charis SIL Regular" w:hAnsi="Charis SIL Regular" w:eastAsia="Charis SIL Regular"/>
           <w:b w:val="0"/>
           <w:i w:val="0"/>
-          <w:color w:val="0066CC"/>
+          <w:color w:val="0000FF"/>
           <w:sz w:val="24"/>
           <w:u w:val="single"/>
         </w:rPr>
@@ -7565,7 +7405,7 @@
           <w:rFonts w:ascii="Charis SIL Regular" w:hAnsi="Charis SIL Regular" w:eastAsia="Charis SIL Regular"/>
           <w:b w:val="0"/>
           <w:i w:val="0"/>
-          <w:color w:val="0066CC"/>
+          <w:color w:val="0000FF"/>
           <w:sz w:val="24"/>
           <w:u w:val="single"/>
         </w:rPr>
@@ -7636,7 +7476,7 @@
           <w:rFonts w:ascii="Charis SIL Regular" w:hAnsi="Charis SIL Regular" w:eastAsia="Charis SIL Regular"/>
           <w:b w:val="0"/>
           <w:i w:val="0"/>
-          <w:color w:val="0066CC"/>
+          <w:color w:val="0000FF"/>
           <w:sz w:val="24"/>
           <w:u w:val="single"/>
         </w:rPr>
@@ -7697,7 +7537,7 @@
           <w:rFonts w:ascii="Charis SIL Regular" w:hAnsi="Charis SIL Regular" w:eastAsia="Charis SIL Regular"/>
           <w:b w:val="0"/>
           <w:i w:val="0"/>
-          <w:color w:val="0066CC"/>
+          <w:color w:val="0000FF"/>
           <w:sz w:val="24"/>
           <w:u w:val="single"/>
         </w:rPr>
@@ -7715,7 +7555,7 @@
           <w:rFonts w:ascii="Charis SIL Regular" w:hAnsi="Charis SIL Regular" w:eastAsia="Charis SIL Regular"/>
           <w:b w:val="0"/>
           <w:i w:val="0"/>
-          <w:color w:val="0066CC"/>
+          <w:color w:val="0000FF"/>
           <w:sz w:val="24"/>
           <w:u w:val="single"/>
         </w:rPr>
@@ -7726,7 +7566,7 @@
           <w:rFonts w:ascii="Charis SIL Regular" w:hAnsi="Charis SIL Regular" w:eastAsia="Charis SIL Regular"/>
           <w:b w:val="0"/>
           <w:i w:val="0"/>
-          <w:color w:val="0066CC"/>
+          <w:color w:val="0000FF"/>
           <w:sz w:val="24"/>
           <w:u w:val="single"/>
         </w:rPr>
@@ -7761,7 +7601,7 @@
       </w:r>
       <w:r>
         <w:rPr>
-          <w:u w:val="single" w:color="0066cc"/>
+          <w:u w:val="single" w:color="0000ff"/>
           <w:rFonts w:ascii="Charis SIL Regular" w:hAnsi="Charis SIL Regular" w:eastAsia="Charis SIL Regular"/>
           <w:b w:val="0"/>
           <w:i w:val="0"/>
@@ -7779,7 +7619,7 @@
       </w:r>
       <w:r>
         <w:rPr>
-          <w:u w:val="single" w:color="0066cc"/>
+          <w:u w:val="single" w:color="0000ff"/>
           <w:rFonts w:ascii="Charis SIL Regular" w:hAnsi="Charis SIL Regular" w:eastAsia="Charis SIL Regular"/>
           <w:b w:val="0"/>
           <w:i w:val="0"/>
@@ -7797,7 +7637,7 @@
       </w:r>
       <w:r>
         <w:rPr>
-          <w:u w:val="single" w:color="0066cc"/>
+          <w:u w:val="single" w:color="0000ff"/>
           <w:rFonts w:ascii="Charis SIL Regular" w:hAnsi="Charis SIL Regular" w:eastAsia="Charis SIL Regular"/>
           <w:b w:val="0"/>
           <w:i w:val="0"/>
@@ -7838,7 +7678,7 @@
           <w:rFonts w:ascii="Charis SIL Regular" w:hAnsi="Charis SIL Regular" w:eastAsia="Charis SIL Regular"/>
           <w:b w:val="0"/>
           <w:i w:val="0"/>
-          <w:color w:val="0066CC"/>
+          <w:color w:val="0000FF"/>
           <w:sz w:val="24"/>
           <w:u w:val="single"/>
         </w:rPr>
@@ -7856,7 +7696,7 @@
           <w:rFonts w:ascii="Charis SIL Regular" w:hAnsi="Charis SIL Regular" w:eastAsia="Charis SIL Regular"/>
           <w:b w:val="0"/>
           <w:i w:val="0"/>
-          <w:color w:val="0066CC"/>
+          <w:color w:val="0000FF"/>
           <w:sz w:val="24"/>
           <w:u w:val="single"/>
         </w:rPr>
@@ -7867,7 +7707,7 @@
           <w:rFonts w:ascii="Charis SIL Regular" w:hAnsi="Charis SIL Regular" w:eastAsia="Charis SIL Regular"/>
           <w:b w:val="0"/>
           <w:i w:val="0"/>
-          <w:color w:val="0066CC"/>
+          <w:color w:val="0000FF"/>
           <w:sz w:val="24"/>
           <w:u w:val="single"/>
         </w:rPr>
@@ -7885,7 +7725,7 @@
           <w:rFonts w:ascii="Charis SIL Regular" w:hAnsi="Charis SIL Regular" w:eastAsia="Charis SIL Regular"/>
           <w:b w:val="0"/>
           <w:i w:val="0"/>
-          <w:color w:val="0066CC"/>
+          <w:color w:val="0000FF"/>
           <w:sz w:val="24"/>
           <w:u w:val="single"/>
         </w:rPr>
@@ -7896,7 +7736,7 @@
           <w:rFonts w:ascii="Charis SIL Regular" w:hAnsi="Charis SIL Regular" w:eastAsia="Charis SIL Regular"/>
           <w:b w:val="0"/>
           <w:i w:val="0"/>
-          <w:color w:val="0066CC"/>
+          <w:color w:val="0000FF"/>
           <w:sz w:val="24"/>
           <w:u w:val="single"/>
         </w:rPr>
@@ -7914,7 +7754,7 @@
           <w:rFonts w:ascii="Charis SIL Regular" w:hAnsi="Charis SIL Regular" w:eastAsia="Charis SIL Regular"/>
           <w:b w:val="0"/>
           <w:i w:val="0"/>
-          <w:color w:val="0066CC"/>
+          <w:color w:val="0000FF"/>
           <w:sz w:val="24"/>
           <w:u w:val="single"/>
         </w:rPr>
@@ -7925,7 +7765,7 @@
           <w:rFonts w:ascii="Charis SIL Regular" w:hAnsi="Charis SIL Regular" w:eastAsia="Charis SIL Regular"/>
           <w:b w:val="0"/>
           <w:i w:val="0"/>
-          <w:color w:val="0066CC"/>
+          <w:color w:val="0000FF"/>
           <w:sz w:val="24"/>
           <w:u w:val="single"/>
         </w:rPr>
@@ -7943,7 +7783,7 @@
           <w:rFonts w:ascii="Charis SIL Regular" w:hAnsi="Charis SIL Regular" w:eastAsia="Charis SIL Regular"/>
           <w:b w:val="0"/>
           <w:i w:val="0"/>
-          <w:color w:val="0066CC"/>
+          <w:color w:val="0000FF"/>
           <w:sz w:val="24"/>
           <w:u w:val="single"/>
         </w:rPr>
@@ -7954,7 +7794,7 @@
           <w:rFonts w:ascii="Charis SIL Regular" w:hAnsi="Charis SIL Regular" w:eastAsia="Charis SIL Regular"/>
           <w:b w:val="0"/>
           <w:i w:val="0"/>
-          <w:color w:val="0066CC"/>
+          <w:color w:val="0000FF"/>
           <w:sz w:val="24"/>
           <w:u w:val="single"/>
         </w:rPr>
@@ -7972,7 +7812,7 @@
           <w:rFonts w:ascii="Charis SIL Regular" w:hAnsi="Charis SIL Regular" w:eastAsia="Charis SIL Regular"/>
           <w:b w:val="0"/>
           <w:i w:val="0"/>
-          <w:color w:val="0066CC"/>
+          <w:color w:val="0000FF"/>
           <w:sz w:val="24"/>
           <w:u w:val="single"/>
         </w:rPr>
@@ -7983,7 +7823,7 @@
           <w:rFonts w:ascii="Charis SIL Regular" w:hAnsi="Charis SIL Regular" w:eastAsia="Charis SIL Regular"/>
           <w:b w:val="0"/>
           <w:i w:val="0"/>
-          <w:color w:val="0066CC"/>
+          <w:color w:val="0000FF"/>
           <w:sz w:val="24"/>
           <w:u w:val="single"/>
         </w:rPr>
@@ -8001,7 +7841,7 @@
           <w:rFonts w:ascii="Charis SIL Regular" w:hAnsi="Charis SIL Regular" w:eastAsia="Charis SIL Regular"/>
           <w:b w:val="0"/>
           <w:i w:val="0"/>
-          <w:color w:val="0066CC"/>
+          <w:color w:val="0000FF"/>
           <w:sz w:val="24"/>
           <w:u w:val="single"/>
         </w:rPr>
@@ -8012,7 +7852,7 @@
           <w:rFonts w:ascii="Charis SIL Regular" w:hAnsi="Charis SIL Regular" w:eastAsia="Charis SIL Regular"/>
           <w:b w:val="0"/>
           <w:i w:val="0"/>
-          <w:color w:val="0066CC"/>
+          <w:color w:val="0000FF"/>
           <w:sz w:val="24"/>
           <w:u w:val="single"/>
         </w:rPr>
@@ -8047,7 +7887,7 @@
       </w:r>
       <w:r>
         <w:rPr>
-          <w:u w:val="single" w:color="0066cc"/>
+          <w:u w:val="single" w:color="0000ff"/>
           <w:rFonts w:ascii="Charis SIL Regular" w:hAnsi="Charis SIL Regular" w:eastAsia="Charis SIL Regular"/>
           <w:b w:val="0"/>
           <w:i w:val="0"/>
@@ -8108,7 +7948,7 @@
           <w:rFonts w:ascii="Charis SIL Regular" w:hAnsi="Charis SIL Regular" w:eastAsia="Charis SIL Regular"/>
           <w:b w:val="0"/>
           <w:i w:val="0"/>
-          <w:color w:val="0066CC"/>
+          <w:color w:val="0000FF"/>
           <w:sz w:val="24"/>
           <w:u w:val="single"/>
         </w:rPr>
@@ -8132,7 +7972,7 @@
           <w:rFonts w:ascii="Charis SIL Regular" w:hAnsi="Charis SIL Regular" w:eastAsia="Charis SIL Regular"/>
           <w:b w:val="0"/>
           <w:i w:val="0"/>
-          <w:color w:val="0066CC"/>
+          <w:color w:val="0000FF"/>
           <w:sz w:val="24"/>
           <w:u w:val="single"/>
         </w:rPr>
@@ -8143,7 +7983,7 @@
           <w:rFonts w:ascii="Charis SIL Regular" w:hAnsi="Charis SIL Regular" w:eastAsia="Charis SIL Regular"/>
           <w:b w:val="0"/>
           <w:i w:val="0"/>
-          <w:color w:val="0066CC"/>
+          <w:color w:val="0000FF"/>
           <w:sz w:val="24"/>
           <w:u w:val="single"/>
         </w:rPr>
@@ -8193,7 +8033,7 @@
           <w:rFonts w:ascii="Charis SIL Regular" w:hAnsi="Charis SIL Regular" w:eastAsia="Charis SIL Regular"/>
           <w:b w:val="0"/>
           <w:i w:val="0"/>
-          <w:color w:val="0066CC"/>
+          <w:color w:val="0000FF"/>
           <w:sz w:val="24"/>
           <w:u w:val="single"/>
         </w:rPr>
@@ -8217,7 +8057,7 @@
           <w:rFonts w:ascii="Charis SIL Regular" w:hAnsi="Charis SIL Regular" w:eastAsia="Charis SIL Regular"/>
           <w:b w:val="0"/>
           <w:i w:val="0"/>
-          <w:color w:val="0066CC"/>
+          <w:color w:val="0000FF"/>
           <w:sz w:val="24"/>
           <w:u w:val="single"/>
         </w:rPr>
@@ -8228,7 +8068,7 @@
           <w:rFonts w:ascii="Charis SIL Regular" w:hAnsi="Charis SIL Regular" w:eastAsia="Charis SIL Regular"/>
           <w:b w:val="0"/>
           <w:i w:val="0"/>
-          <w:color w:val="0066CC"/>
+          <w:color w:val="0000FF"/>
           <w:sz w:val="24"/>
           <w:u w:val="single"/>
         </w:rPr>
@@ -8249,7 +8089,7 @@
           <w:rFonts w:ascii="Charis SIL Regular" w:hAnsi="Charis SIL Regular" w:eastAsia="Charis SIL Regular"/>
           <w:b w:val="0"/>
           <w:i w:val="0"/>
-          <w:color w:val="0066CC"/>
+          <w:color w:val="0000FF"/>
           <w:sz w:val="24"/>
           <w:u w:val="single"/>
         </w:rPr>
@@ -8273,7 +8113,7 @@
           <w:rFonts w:ascii="Charis SIL Regular" w:hAnsi="Charis SIL Regular" w:eastAsia="Charis SIL Regular"/>
           <w:b w:val="0"/>
           <w:i w:val="0"/>
-          <w:color w:val="0066CC"/>
+          <w:color w:val="0000FF"/>
           <w:sz w:val="24"/>
           <w:u w:val="single"/>
         </w:rPr>
@@ -8284,7 +8124,7 @@
           <w:rFonts w:ascii="Charis SIL Regular" w:hAnsi="Charis SIL Regular" w:eastAsia="Charis SIL Regular"/>
           <w:b w:val="0"/>
           <w:i w:val="0"/>
-          <w:color w:val="0066CC"/>
+          <w:color w:val="0000FF"/>
           <w:sz w:val="24"/>
           <w:u w:val="single"/>
         </w:rPr>
@@ -8308,7 +8148,7 @@
           <w:rFonts w:ascii="Charis SIL Regular" w:hAnsi="Charis SIL Regular" w:eastAsia="Charis SIL Regular"/>
           <w:b w:val="0"/>
           <w:i w:val="0"/>
-          <w:color w:val="0066CC"/>
+          <w:color w:val="0000FF"/>
           <w:sz w:val="24"/>
           <w:u w:val="single"/>
         </w:rPr>
@@ -8332,7 +8172,7 @@
           <w:rFonts w:ascii="Charis SIL Regular" w:hAnsi="Charis SIL Regular" w:eastAsia="Charis SIL Regular"/>
           <w:b w:val="0"/>
           <w:i w:val="0"/>
-          <w:color w:val="0066CC"/>
+          <w:color w:val="0000FF"/>
           <w:sz w:val="24"/>
           <w:u w:val="single"/>
         </w:rPr>
@@ -8343,7 +8183,7 @@
           <w:rFonts w:ascii="Charis SIL Regular" w:hAnsi="Charis SIL Regular" w:eastAsia="Charis SIL Regular"/>
           <w:b w:val="0"/>
           <w:i w:val="0"/>
-          <w:color w:val="0066CC"/>
+          <w:color w:val="0000FF"/>
           <w:sz w:val="24"/>
           <w:u w:val="single"/>
         </w:rPr>
@@ -8367,7 +8207,7 @@
           <w:rFonts w:ascii="Charis SIL Regular" w:hAnsi="Charis SIL Regular" w:eastAsia="Charis SIL Regular"/>
           <w:b w:val="0"/>
           <w:i w:val="0"/>
-          <w:color w:val="0066CC"/>
+          <w:color w:val="0000FF"/>
           <w:sz w:val="24"/>
           <w:u w:val="single"/>
         </w:rPr>
@@ -8391,7 +8231,7 @@
           <w:rFonts w:ascii="Charis SIL Regular" w:hAnsi="Charis SIL Regular" w:eastAsia="Charis SIL Regular"/>
           <w:b w:val="0"/>
           <w:i w:val="0"/>
-          <w:color w:val="0066CC"/>
+          <w:color w:val="0000FF"/>
           <w:sz w:val="24"/>
           <w:u w:val="single"/>
         </w:rPr>
@@ -8402,7 +8242,7 @@
           <w:rFonts w:ascii="Charis SIL Regular" w:hAnsi="Charis SIL Regular" w:eastAsia="Charis SIL Regular"/>
           <w:b w:val="0"/>
           <w:i w:val="0"/>
-          <w:color w:val="0066CC"/>
+          <w:color w:val="0000FF"/>
           <w:sz w:val="24"/>
           <w:u w:val="single"/>
         </w:rPr>
@@ -8543,7 +8383,7 @@
           <w:rFonts w:ascii="Charis SIL Regular" w:hAnsi="Charis SIL Regular" w:eastAsia="Charis SIL Regular"/>
           <w:b w:val="0"/>
           <w:i w:val="0"/>
-          <w:color w:val="0066CC"/>
+          <w:color w:val="0000FF"/>
           <w:sz w:val="24"/>
           <w:u w:val="single"/>
         </w:rPr>
@@ -8561,7 +8401,7 @@
           <w:rFonts w:ascii="Charis SIL Regular" w:hAnsi="Charis SIL Regular" w:eastAsia="Charis SIL Regular"/>
           <w:b w:val="0"/>
           <w:i w:val="0"/>
-          <w:color w:val="0066CC"/>
+          <w:color w:val="0000FF"/>
           <w:sz w:val="24"/>
           <w:u w:val="single"/>
         </w:rPr>
@@ -8579,7 +8419,7 @@
           <w:rFonts w:ascii="Charis SIL Regular" w:hAnsi="Charis SIL Regular" w:eastAsia="Charis SIL Regular"/>
           <w:b w:val="0"/>
           <w:i w:val="0"/>
-          <w:color w:val="0066CC"/>
+          <w:color w:val="0000FF"/>
           <w:sz w:val="24"/>
           <w:u w:val="single"/>
         </w:rPr>
@@ -8697,7 +8537,7 @@
           <w:rFonts w:ascii="Charis SIL Regular" w:hAnsi="Charis SIL Regular" w:eastAsia="Charis SIL Regular"/>
           <w:b w:val="0"/>
           <w:i w:val="0"/>
-          <w:color w:val="0066CC"/>
+          <w:color w:val="0000FF"/>
           <w:sz w:val="24"/>
           <w:u w:val="single"/>
         </w:rPr>
@@ -8715,7 +8555,7 @@
           <w:rFonts w:ascii="Charis SIL Regular" w:hAnsi="Charis SIL Regular" w:eastAsia="Charis SIL Regular"/>
           <w:b w:val="0"/>
           <w:i w:val="0"/>
-          <w:color w:val="0066CC"/>
+          <w:color w:val="0000FF"/>
           <w:sz w:val="24"/>
           <w:u w:val="single"/>
         </w:rPr>
@@ -8733,7 +8573,7 @@
           <w:rFonts w:ascii="Charis SIL Regular" w:hAnsi="Charis SIL Regular" w:eastAsia="Charis SIL Regular"/>
           <w:b w:val="0"/>
           <w:i w:val="0"/>
-          <w:color w:val="0066CC"/>
+          <w:color w:val="0000FF"/>
           <w:sz w:val="24"/>
           <w:u w:val="single"/>
         </w:rPr>
@@ -8834,7 +8674,7 @@
           <w:rFonts w:ascii="Charis SIL Regular" w:hAnsi="Charis SIL Regular" w:eastAsia="Charis SIL Regular"/>
           <w:b w:val="0"/>
           <w:i w:val="0"/>
-          <w:color w:val="0066CC"/>
+          <w:color w:val="0000FF"/>
           <w:sz w:val="24"/>
           <w:u w:val="single"/>
         </w:rPr>
@@ -8852,7 +8692,7 @@
           <w:rFonts w:ascii="Charis SIL Regular" w:hAnsi="Charis SIL Regular" w:eastAsia="Charis SIL Regular"/>
           <w:b w:val="0"/>
           <w:i w:val="0"/>
-          <w:color w:val="0066CC"/>
+          <w:color w:val="0000FF"/>
           <w:sz w:val="24"/>
           <w:u w:val="single"/>
         </w:rPr>
@@ -8870,7 +8710,7 @@
           <w:rFonts w:ascii="Charis SIL Regular" w:hAnsi="Charis SIL Regular" w:eastAsia="Charis SIL Regular"/>
           <w:b w:val="0"/>
           <w:i w:val="0"/>
-          <w:color w:val="0066CC"/>
+          <w:color w:val="0000FF"/>
           <w:sz w:val="24"/>
           <w:u w:val="single"/>
         </w:rPr>
@@ -8888,7 +8728,7 @@
           <w:rFonts w:ascii="Charis SIL Regular" w:hAnsi="Charis SIL Regular" w:eastAsia="Charis SIL Regular"/>
           <w:b w:val="0"/>
           <w:i w:val="0"/>
-          <w:color w:val="0066CC"/>
+          <w:color w:val="0000FF"/>
           <w:sz w:val="24"/>
           <w:u w:val="single"/>
         </w:rPr>
@@ -8906,7 +8746,7 @@
           <w:rFonts w:ascii="Charis SIL Regular" w:hAnsi="Charis SIL Regular" w:eastAsia="Charis SIL Regular"/>
           <w:b w:val="0"/>
           <w:i w:val="0"/>
-          <w:color w:val="0066CC"/>
+          <w:color w:val="0000FF"/>
           <w:sz w:val="24"/>
           <w:u w:val="single"/>
         </w:rPr>
@@ -9044,7 +8884,7 @@
           <w:rFonts w:ascii="Charis SIL Regular" w:hAnsi="Charis SIL Regular" w:eastAsia="Charis SIL Regular"/>
           <w:b w:val="0"/>
           <w:i w:val="0"/>
-          <w:color w:val="0066CC"/>
+          <w:color w:val="0000FF"/>
           <w:sz w:val="24"/>
         </w:rPr>
         <w:hyperlink r:id="rId43" w:history="1">
@@ -9061,7 +8901,7 @@
           <w:rFonts w:ascii="Charis SIL Regular" w:hAnsi="Charis SIL Regular" w:eastAsia="Charis SIL Regular"/>
           <w:b w:val="0"/>
           <w:i w:val="0"/>
-          <w:color w:val="0066CC"/>
+          <w:color w:val="0000FF"/>
           <w:sz w:val="24"/>
         </w:rPr>
         <w:hyperlink r:id="rId43" w:history="1">
@@ -9078,7 +8918,7 @@
           <w:rFonts w:ascii="Charis SIL Regular" w:hAnsi="Charis SIL Regular" w:eastAsia="Charis SIL Regular"/>
           <w:b w:val="0"/>
           <w:i w:val="0"/>
-          <w:color w:val="0066CC"/>
+          <w:color w:val="0000FF"/>
           <w:sz w:val="24"/>
         </w:rPr>
         <w:hyperlink r:id="rId43" w:history="1">
@@ -9095,7 +8935,7 @@
           <w:rFonts w:ascii="Charis SIL Regular" w:hAnsi="Charis SIL Regular" w:eastAsia="Charis SIL Regular"/>
           <w:b w:val="0"/>
           <w:i w:val="0"/>
-          <w:color w:val="0066CC"/>
+          <w:color w:val="0000FF"/>
           <w:sz w:val="24"/>
         </w:rPr>
         <w:hyperlink r:id="rId43" w:history="1">
@@ -9221,7 +9061,7 @@
           <w:rFonts w:ascii="Charis SIL Regular" w:hAnsi="Charis SIL Regular" w:eastAsia="Charis SIL Regular"/>
           <w:b w:val="0"/>
           <w:i w:val="0"/>
-          <w:color w:val="0066CC"/>
+          <w:color w:val="0000FF"/>
           <w:sz w:val="24"/>
           <w:u w:val="single"/>
         </w:rPr>
@@ -9239,7 +9079,7 @@
           <w:rFonts w:ascii="Charis SIL Regular" w:hAnsi="Charis SIL Regular" w:eastAsia="Charis SIL Regular"/>
           <w:b w:val="0"/>
           <w:i w:val="0"/>
-          <w:color w:val="0066CC"/>
+          <w:color w:val="0000FF"/>
           <w:sz w:val="24"/>
           <w:u w:val="single"/>
         </w:rPr>
@@ -9257,7 +9097,7 @@
           <w:rFonts w:ascii="Charis SIL Regular" w:hAnsi="Charis SIL Regular" w:eastAsia="Charis SIL Regular"/>
           <w:b w:val="0"/>
           <w:i w:val="0"/>
-          <w:color w:val="0066CC"/>
+          <w:color w:val="0000FF"/>
           <w:sz w:val="24"/>
           <w:u w:val="single"/>
         </w:rPr>
@@ -9365,7 +9205,7 @@
           <w:rFonts w:ascii="Charis SIL Regular" w:hAnsi="Charis SIL Regular" w:eastAsia="Charis SIL Regular"/>
           <w:b w:val="0"/>
           <w:i w:val="0"/>
-          <w:color w:val="0066CC"/>
+          <w:color w:val="0000FF"/>
           <w:sz w:val="24"/>
           <w:u w:val="single"/>
         </w:rPr>
@@ -9383,7 +9223,7 @@
           <w:rFonts w:ascii="Charis SIL Regular" w:hAnsi="Charis SIL Regular" w:eastAsia="Charis SIL Regular"/>
           <w:b w:val="0"/>
           <w:i w:val="0"/>
-          <w:color w:val="0066CC"/>
+          <w:color w:val="0000FF"/>
           <w:sz w:val="24"/>
           <w:u w:val="single"/>
         </w:rPr>
@@ -9401,7 +9241,7 @@
           <w:rFonts w:ascii="Charis SIL Regular" w:hAnsi="Charis SIL Regular" w:eastAsia="Charis SIL Regular"/>
           <w:b w:val="0"/>
           <w:i w:val="0"/>
-          <w:color w:val="0066CC"/>
+          <w:color w:val="0000FF"/>
           <w:sz w:val="24"/>
           <w:u w:val="single"/>
         </w:rPr>
@@ -9509,7 +9349,7 @@
           <w:rFonts w:ascii="Charis SIL Regular" w:hAnsi="Charis SIL Regular" w:eastAsia="Charis SIL Regular"/>
           <w:b w:val="0"/>
           <w:i w:val="0"/>
-          <w:color w:val="0066CC"/>
+          <w:color w:val="0000FF"/>
           <w:sz w:val="24"/>
           <w:u w:val="single"/>
         </w:rPr>
@@ -9527,7 +9367,7 @@
           <w:rFonts w:ascii="Charis SIL Regular" w:hAnsi="Charis SIL Regular" w:eastAsia="Charis SIL Regular"/>
           <w:b w:val="0"/>
           <w:i w:val="0"/>
-          <w:color w:val="0066CC"/>
+          <w:color w:val="0000FF"/>
           <w:sz w:val="24"/>
           <w:u w:val="single"/>
         </w:rPr>
@@ -9545,7 +9385,7 @@
           <w:rFonts w:ascii="Charis SIL Regular" w:hAnsi="Charis SIL Regular" w:eastAsia="Charis SIL Regular"/>
           <w:b w:val="0"/>
           <w:i w:val="0"/>
-          <w:color w:val="0066CC"/>
+          <w:color w:val="0000FF"/>
           <w:sz w:val="24"/>
           <w:u w:val="single"/>
         </w:rPr>
@@ -9563,7 +9403,7 @@
           <w:rFonts w:ascii="Charis SIL Regular" w:hAnsi="Charis SIL Regular" w:eastAsia="Charis SIL Regular"/>
           <w:b w:val="0"/>
           <w:i w:val="0"/>
-          <w:color w:val="0066CC"/>
+          <w:color w:val="0000FF"/>
           <w:sz w:val="24"/>
           <w:u w:val="single"/>
         </w:rPr>

--- a/EXPORTS/DOCX/published/niveau2/Dutch/ArubaBonaireCuracao.docx
+++ b/EXPORTS/DOCX/published/niveau2/Dutch/ArubaBonaireCuracao.docx
@@ -605,7 +605,72 @@
           <w:color w:val="000000"/>
           <w:sz w:val="24"/>
         </w:rPr>
-        <w:t>kwamen de eilanden onder gezag van het nieuw gestichte Koninkrijk der Nederla</w:t>
+        <w:t>kwamen de eilanden onder gezag van het nieuw gestichte Ko</w:t>
+      </w:r>
+      <w:r>
+        <w:rPr>
+          <w:u w:val="single" w:color="0000ff"/>
+          <w:rFonts w:ascii="Charis SIL Regular" w:hAnsi="Charis SIL Regular" w:eastAsia="Charis SIL Regular"/>
+          <w:b w:val="0"/>
+          <w:i w:val="0"/>
+          <w:color w:val="000000"/>
+          <w:sz w:val="24"/>
+        </w:rPr>
+        <w:hyperlink r:id="rId10" w:history="1">
+          <w:r>
+            <w:rPr>
+              <w:rStyle w:val="Hyperlink"/>
+            </w:rPr>
+            <w:t>ninkrijk</w:t>
+          </w:r>
+        </w:hyperlink>
+      </w:r>
+      <w:r>
+        <w:rPr>
+          <w:u w:val="single" w:color="0000ff"/>
+          <w:rFonts w:ascii="Charis SIL Regular" w:hAnsi="Charis SIL Regular" w:eastAsia="Charis SIL Regular"/>
+          <w:b w:val="0"/>
+          <w:i w:val="0"/>
+          <w:color w:val="000000"/>
+          <w:sz w:val="24"/>
+        </w:rPr>
+        <w:t xml:space="preserve"> </w:t>
+      </w:r>
+      <w:r>
+        <w:rPr>
+          <w:u w:val="single" w:color="0000ff"/>
+          <w:rFonts w:ascii="Charis SIL Regular" w:hAnsi="Charis SIL Regular" w:eastAsia="Charis SIL Regular"/>
+          <w:b w:val="0"/>
+          <w:i w:val="0"/>
+          <w:color w:val="000000"/>
+          <w:sz w:val="24"/>
+        </w:rPr>
+        <w:hyperlink r:id="rId10" w:history="1">
+          <w:r>
+            <w:rPr>
+              <w:rStyle w:val="Hyperlink"/>
+            </w:rPr>
+            <w:t xml:space="preserve">der </w:t>
+          </w:r>
+        </w:hyperlink>
+      </w:r>
+      <w:r>
+        <w:rPr>
+          <w:u w:val="single" w:color="0000ff"/>
+          <w:rFonts w:ascii="Charis SIL Regular" w:hAnsi="Charis SIL Regular" w:eastAsia="Charis SIL Regular"/>
+          <w:b w:val="0"/>
+          <w:i w:val="0"/>
+          <w:color w:val="000000"/>
+          <w:sz w:val="24"/>
+        </w:rPr>
+        <w:hyperlink r:id="rId10" w:history="1">
+          <w:r>
+            <w:rPr>
+              <w:rStyle w:val="Hyperlink"/>
+            </w:rPr>
+            <w:t>Nederla</w:t>
+          </w:r>
+        </w:hyperlink>
       </w:r>
       <w:r>
         <w:rPr>
@@ -1199,7 +1264,6 @@
       </w:r>
       <w:r>
         <w:rPr>
-          <w:u w:val="single" w:color="0000ff"/>
           <w:rFonts w:ascii="Charis SIL Regular" w:hAnsi="Charis SIL Regular" w:eastAsia="Charis SIL Regular"/>
           <w:b w:val="0"/>
           <w:i w:val="0"/>
@@ -1484,7 +1548,7 @@
             <w:rPr>
               <w:rStyle w:val="Hyperlink"/>
             </w:rPr>
-            <w:t>Onderoffici</w:t>
+            <w:t>Onderofficier</w:t>
           </w:r>
         </w:hyperlink>
       </w:r>
@@ -1496,16 +1560,6 @@
           <w:color w:val="0000FF"/>
           <w:sz w:val="24"/>
           <w:u w:val="single"/>
-        </w:rPr>
-        <w:t>er</w:t>
-      </w:r>
-      <w:r>
-        <w:rPr>
-          <w:rFonts w:ascii="Charis SIL Regular" w:hAnsi="Charis SIL Regular" w:eastAsia="Charis SIL Regular"/>
-          <w:b w:val="0"/>
-          <w:i w:val="0"/>
-          <w:color w:val="0000FF"/>
-          <w:sz w:val="24"/>
         </w:rPr>
         <w:t>en</w:t>
       </w:r>
@@ -1726,9 +1780,19 @@
             <w:rPr>
               <w:rStyle w:val="Hyperlink"/>
             </w:rPr>
-            <w:t>Indië</w:t>
+            <w:t>Ind</w:t>
           </w:r>
         </w:hyperlink>
+      </w:r>
+      <w:r>
+        <w:rPr>
+          <w:rFonts w:ascii="Charis SIL Regular" w:hAnsi="Charis SIL Regular" w:eastAsia="Charis SIL Regular"/>
+          <w:b w:val="0"/>
+          <w:i w:val="0"/>
+          <w:color w:val="0000FF"/>
+          <w:sz w:val="24"/>
+        </w:rPr>
+        <w:t>ië</w:t>
       </w:r>
       <w:r>
         <w:rPr>
@@ -1767,155 +1831,7 @@
           <w:color w:val="000000"/>
           <w:sz w:val="24"/>
         </w:rPr>
-        <w:t>a</w:t>
-      </w:r>
-      <w:r>
-        <w:rPr>
-          <w:u w:val="single" w:color="0000ff"/>
-          <w:rFonts w:ascii="Charis SIL Regular" w:hAnsi="Charis SIL Regular" w:eastAsia="Charis SIL Regular"/>
-          <w:b w:val="0"/>
-          <w:i w:val="0"/>
-          <w:color w:val="000000"/>
-          <w:sz w:val="24"/>
-        </w:rPr>
-        <w:hyperlink r:id="rId16" w:history="1">
-          <w:r>
-            <w:rPr>
-              <w:rStyle w:val="Hyperlink"/>
-            </w:rPr>
-            <w:t>nt archiefmater</w:t>
-          </w:r>
-        </w:hyperlink>
-      </w:r>
-      <w:r>
-        <w:rPr>
-          <w:u w:val="single" w:color="0000ff"/>
-          <w:rFonts w:ascii="Charis SIL Regular" w:hAnsi="Charis SIL Regular" w:eastAsia="Charis SIL Regular"/>
-          <w:b w:val="0"/>
-          <w:i w:val="0"/>
-          <w:color w:val="000000"/>
-          <w:sz w:val="24"/>
-        </w:rPr>
-        <w:hyperlink r:id="rId16" w:history="1">
-          <w:r>
-            <w:rPr>
-              <w:rStyle w:val="Hyperlink"/>
-            </w:rPr>
-            <w:t>i</w:t>
-          </w:r>
-        </w:hyperlink>
-      </w:r>
-      <w:r>
-        <w:rPr>
-          <w:u w:val="single" w:color="0000ff"/>
-          <w:rFonts w:ascii="Charis SIL Regular" w:hAnsi="Charis SIL Regular" w:eastAsia="Charis SIL Regular"/>
-          <w:b w:val="0"/>
-          <w:i w:val="0"/>
-          <w:color w:val="000000"/>
-          <w:sz w:val="24"/>
-        </w:rPr>
-        <w:hyperlink r:id="rId16" w:history="1">
-          <w:r>
-            <w:rPr>
-              <w:rStyle w:val="Hyperlink"/>
-            </w:rPr>
-            <w:t>aa</w:t>
-          </w:r>
-        </w:hyperlink>
-      </w:r>
-      <w:r>
-        <w:rPr>
-          <w:u w:val="single" w:color="0000ff"/>
-          <w:rFonts w:ascii="Charis SIL Regular" w:hAnsi="Charis SIL Regular" w:eastAsia="Charis SIL Regular"/>
-          <w:b w:val="0"/>
-          <w:i w:val="0"/>
-          <w:color w:val="000000"/>
-          <w:sz w:val="24"/>
-        </w:rPr>
-        <w:hyperlink r:id="rId16" w:history="1">
-          <w:r>
-            <w:rPr>
-              <w:rStyle w:val="Hyperlink"/>
-            </w:rPr>
-            <w:t>l</w:t>
-          </w:r>
-        </w:hyperlink>
-      </w:r>
-      <w:r>
-        <w:rPr>
-          <w:u w:val="single" w:color="0000ff"/>
-          <w:rFonts w:ascii="Charis SIL Regular" w:hAnsi="Charis SIL Regular" w:eastAsia="Charis SIL Regular"/>
-          <w:b w:val="0"/>
-          <w:i w:val="0"/>
-          <w:color w:val="000000"/>
-          <w:sz w:val="24"/>
-        </w:rPr>
-        <w:hyperlink r:id="rId16" w:history="1">
-          <w:r>
-            <w:rPr>
-              <w:rStyle w:val="Hyperlink"/>
-            </w:rPr>
-            <w:t xml:space="preserve"> over op</w:t>
-          </w:r>
-        </w:hyperlink>
-      </w:r>
-      <w:r>
-        <w:rPr>
-          <w:u w:val="single" w:color="0000ff"/>
-          <w:rFonts w:ascii="Charis SIL Regular" w:hAnsi="Charis SIL Regular" w:eastAsia="Charis SIL Regular"/>
-          <w:b w:val="0"/>
-          <w:i w:val="0"/>
-          <w:color w:val="000000"/>
-          <w:sz w:val="24"/>
-        </w:rPr>
-        <w:t xml:space="preserve"> </w:t>
-      </w:r>
-      <w:r>
-        <w:rPr>
-          <w:u w:val="single" w:color="0000ff"/>
-          <w:rFonts w:ascii="Charis SIL Regular" w:hAnsi="Charis SIL Regular" w:eastAsia="Charis SIL Regular"/>
-          <w:b w:val="0"/>
-          <w:i w:val="0"/>
-          <w:color w:val="000000"/>
-          <w:sz w:val="24"/>
-        </w:rPr>
-        <w:hyperlink r:id="rId16" w:history="1">
-          <w:r>
-            <w:rPr>
-              <w:rStyle w:val="Hyperlink"/>
-            </w:rPr>
-            <w:t>de</w:t>
-          </w:r>
-        </w:hyperlink>
-      </w:r>
-      <w:r>
-        <w:rPr>
-          <w:u w:val="single" w:color="0000ff"/>
-          <w:rFonts w:ascii="Charis SIL Regular" w:hAnsi="Charis SIL Regular" w:eastAsia="Charis SIL Regular"/>
-          <w:b w:val="0"/>
-          <w:i w:val="0"/>
-          <w:color w:val="000000"/>
-          <w:sz w:val="24"/>
-        </w:rPr>
-        <w:t xml:space="preserve"> </w:t>
-      </w:r>
-      <w:r>
-        <w:rPr>
-          <w:u w:val="single" w:color="0000ff"/>
-          <w:rFonts w:ascii="Charis SIL Regular" w:hAnsi="Charis SIL Regular" w:eastAsia="Charis SIL Regular"/>
-          <w:b w:val="0"/>
-          <w:i w:val="0"/>
-          <w:color w:val="000000"/>
-          <w:sz w:val="24"/>
-        </w:rPr>
-        <w:hyperlink r:id="rId16" w:history="1">
-          <w:r>
-            <w:rPr>
-              <w:rStyle w:val="Hyperlink"/>
-            </w:rPr>
-            <w:t>Aru</w:t>
-          </w:r>
-        </w:hyperlink>
+        <w:t>ant archiefmateriaal over op de Aru</w:t>
       </w:r>
       <w:r>
         <w:rPr>
@@ -3601,7 +3517,54 @@
           <w:color w:val="000000"/>
           <w:sz w:val="24"/>
         </w:rPr>
-        <w:t xml:space="preserve">. Niet alleen collecties die </w:t>
+        <w:t>. Niet alleen c</w:t>
+      </w:r>
+      <w:r>
+        <w:rPr>
+          <w:u w:val="single" w:color="0000ff"/>
+          <w:rFonts w:ascii="Charis SIL Regular" w:hAnsi="Charis SIL Regular" w:eastAsia="Charis SIL Regular"/>
+          <w:b w:val="0"/>
+          <w:i w:val="0"/>
+          <w:color w:val="000000"/>
+          <w:sz w:val="24"/>
+        </w:rPr>
+        <w:hyperlink r:id="rId22" w:history="1">
+          <w:r>
+            <w:rPr>
+              <w:rStyle w:val="Hyperlink"/>
+            </w:rPr>
+            <w:t>ollecties</w:t>
+          </w:r>
+        </w:hyperlink>
+      </w:r>
+      <w:r>
+        <w:rPr>
+          <w:u w:val="single" w:color="0000ff"/>
+          <w:rFonts w:ascii="Charis SIL Regular" w:hAnsi="Charis SIL Regular" w:eastAsia="Charis SIL Regular"/>
+          <w:b w:val="0"/>
+          <w:i w:val="0"/>
+          <w:color w:val="000000"/>
+          <w:sz w:val="24"/>
+        </w:rPr>
+        <w:t xml:space="preserve"> </w:t>
+      </w:r>
+      <w:r>
+        <w:rPr>
+          <w:u w:val="single" w:color="0000ff"/>
+          <w:rFonts w:ascii="Charis SIL Regular" w:hAnsi="Charis SIL Regular" w:eastAsia="Charis SIL Regular"/>
+          <w:b w:val="0"/>
+          <w:i w:val="0"/>
+          <w:color w:val="000000"/>
+          <w:sz w:val="24"/>
+        </w:rPr>
+        <w:hyperlink r:id="rId22" w:history="1">
+          <w:r>
+            <w:rPr>
+              <w:rStyle w:val="Hyperlink"/>
+            </w:rPr>
+            <w:t xml:space="preserve">die </w:t>
+          </w:r>
+        </w:hyperlink>
       </w:r>
       <w:r>
         <w:rPr>
@@ -3651,49 +3614,13 @@
       </w:r>
       <w:r>
         <w:rPr>
-          <w:u w:val="single" w:color="0000ff"/>
-          <w:rFonts w:ascii="Charis SIL Regular" w:hAnsi="Charis SIL Regular" w:eastAsia="Charis SIL Regular"/>
-          <w:b w:val="0"/>
-          <w:i w:val="0"/>
-          <w:color w:val="000000"/>
-          <w:sz w:val="24"/>
-        </w:rPr>
-        <w:hyperlink r:id="rId22" w:history="1">
-          <w:r>
-            <w:rPr>
-              <w:rStyle w:val="Hyperlink"/>
-            </w:rPr>
-            <w:t>bevinde</w:t>
-          </w:r>
-        </w:hyperlink>
-      </w:r>
-      <w:r>
-        <w:rPr>
-          <w:rFonts w:ascii="Charis SIL Regular" w:hAnsi="Charis SIL Regular" w:eastAsia="Charis SIL Regular"/>
-          <w:b w:val="0"/>
-          <w:i w:val="0"/>
-          <w:color w:val="000000"/>
-          <w:sz w:val="24"/>
-        </w:rPr>
-        <w:t>n zijn in d</w:t>
-      </w:r>
-      <w:r>
-        <w:rPr>
-          <w:u w:val="single" w:color="0000ff"/>
-          <w:rFonts w:ascii="Charis SIL Regular" w:hAnsi="Charis SIL Regular" w:eastAsia="Charis SIL Regular"/>
-          <w:b w:val="0"/>
-          <w:i w:val="0"/>
-          <w:color w:val="000000"/>
-          <w:sz w:val="24"/>
-        </w:rPr>
-        <w:hyperlink r:id="rId23" w:history="1">
-          <w:r>
-            <w:rPr>
-              <w:rStyle w:val="Hyperlink"/>
-            </w:rPr>
-            <w:t>e databa</w:t>
-          </w:r>
-        </w:hyperlink>
+          <w:rFonts w:ascii="Charis SIL Regular" w:hAnsi="Charis SIL Regular" w:eastAsia="Charis SIL Regular"/>
+          <w:b w:val="0"/>
+          <w:i w:val="0"/>
+          <w:color w:val="000000"/>
+          <w:sz w:val="24"/>
+        </w:rPr>
+        <w:t>bevinden zijn in de databa</w:t>
       </w:r>
       <w:r>
         <w:rPr>
@@ -5261,7 +5188,48 @@
           <w:color w:val="000000"/>
           <w:sz w:val="24"/>
         </w:rPr>
-        <w:t>schrijft de pre-ko</w:t>
+        <w:hyperlink r:id="rId30" w:history="1">
+          <w:r>
+            <w:rPr>
+              <w:rStyle w:val="Hyperlink"/>
+            </w:rPr>
+            <w:t>schr</w:t>
+          </w:r>
+        </w:hyperlink>
+      </w:r>
+      <w:r>
+        <w:rPr>
+          <w:rFonts w:ascii="Charis SIL Regular" w:hAnsi="Charis SIL Regular" w:eastAsia="Charis SIL Regular"/>
+          <w:b w:val="0"/>
+          <w:i w:val="0"/>
+          <w:color w:val="000000"/>
+          <w:sz w:val="24"/>
+        </w:rPr>
+        <w:hyperlink r:id="rId30" w:history="1">
+          <w:r>
+            <w:rPr>
+              <w:rStyle w:val="Hyperlink"/>
+            </w:rPr>
+            <w:t>i</w:t>
+          </w:r>
+        </w:hyperlink>
+      </w:r>
+      <w:r>
+        <w:rPr>
+          <w:rFonts w:ascii="Charis SIL Regular" w:hAnsi="Charis SIL Regular" w:eastAsia="Charis SIL Regular"/>
+          <w:b w:val="0"/>
+          <w:i w:val="0"/>
+          <w:color w:val="000000"/>
+          <w:sz w:val="24"/>
+        </w:rPr>
+        <w:hyperlink r:id="rId30" w:history="1">
+          <w:r>
+            <w:rPr>
+              <w:rStyle w:val="Hyperlink"/>
+            </w:rPr>
+            <w:t>jft de pre-ko</w:t>
+          </w:r>
+        </w:hyperlink>
       </w:r>
       <w:r>
         <w:rPr>
@@ -6521,7 +6489,14 @@
           <w:color w:val="000000"/>
           <w:sz w:val="24"/>
         </w:rPr>
-        <w:t>efmateria</w:t>
+        <w:hyperlink r:id="rId15" w:history="1">
+          <w:r>
+            <w:rPr>
+              <w:rStyle w:val="Hyperlink"/>
+            </w:rPr>
+            <w:t>efmateria</w:t>
+          </w:r>
+        </w:hyperlink>
       </w:r>
       <w:r>
         <w:rPr>

--- a/EXPORTS/DOCX/published/niveau2/Dutch/ArubaBonaireCuracao.docx
+++ b/EXPORTS/DOCX/published/niveau2/Dutch/ArubaBonaireCuracao.docx
@@ -605,72 +605,7 @@
           <w:color w:val="000000"/>
           <w:sz w:val="24"/>
         </w:rPr>
-        <w:t>kwamen de eilanden onder gezag van het nieuw gestichte Ko</w:t>
-      </w:r>
-      <w:r>
-        <w:rPr>
-          <w:u w:val="single" w:color="0000ff"/>
-          <w:rFonts w:ascii="Charis SIL Regular" w:hAnsi="Charis SIL Regular" w:eastAsia="Charis SIL Regular"/>
-          <w:b w:val="0"/>
-          <w:i w:val="0"/>
-          <w:color w:val="000000"/>
-          <w:sz w:val="24"/>
-        </w:rPr>
-        <w:hyperlink r:id="rId10" w:history="1">
-          <w:r>
-            <w:rPr>
-              <w:rStyle w:val="Hyperlink"/>
-            </w:rPr>
-            <w:t>ninkrijk</w:t>
-          </w:r>
-        </w:hyperlink>
-      </w:r>
-      <w:r>
-        <w:rPr>
-          <w:u w:val="single" w:color="0000ff"/>
-          <w:rFonts w:ascii="Charis SIL Regular" w:hAnsi="Charis SIL Regular" w:eastAsia="Charis SIL Regular"/>
-          <w:b w:val="0"/>
-          <w:i w:val="0"/>
-          <w:color w:val="000000"/>
-          <w:sz w:val="24"/>
-        </w:rPr>
-        <w:t xml:space="preserve"> </w:t>
-      </w:r>
-      <w:r>
-        <w:rPr>
-          <w:u w:val="single" w:color="0000ff"/>
-          <w:rFonts w:ascii="Charis SIL Regular" w:hAnsi="Charis SIL Regular" w:eastAsia="Charis SIL Regular"/>
-          <w:b w:val="0"/>
-          <w:i w:val="0"/>
-          <w:color w:val="000000"/>
-          <w:sz w:val="24"/>
-        </w:rPr>
-        <w:hyperlink r:id="rId10" w:history="1">
-          <w:r>
-            <w:rPr>
-              <w:rStyle w:val="Hyperlink"/>
-            </w:rPr>
-            <w:t xml:space="preserve">der </w:t>
-          </w:r>
-        </w:hyperlink>
-      </w:r>
-      <w:r>
-        <w:rPr>
-          <w:u w:val="single" w:color="0000ff"/>
-          <w:rFonts w:ascii="Charis SIL Regular" w:hAnsi="Charis SIL Regular" w:eastAsia="Charis SIL Regular"/>
-          <w:b w:val="0"/>
-          <w:i w:val="0"/>
-          <w:color w:val="000000"/>
-          <w:sz w:val="24"/>
-        </w:rPr>
-        <w:hyperlink r:id="rId10" w:history="1">
-          <w:r>
-            <w:rPr>
-              <w:rStyle w:val="Hyperlink"/>
-            </w:rPr>
-            <w:t>Nederla</w:t>
-          </w:r>
-        </w:hyperlink>
+        <w:t>kwamen de eilanden onder gezag van het nieuw gestichte Koninkrijk der Nederla</w:t>
       </w:r>
       <w:r>
         <w:rPr>
@@ -1264,6 +1199,7 @@
       </w:r>
       <w:r>
         <w:rPr>
+          <w:u w:val="single" w:color="0000ff"/>
           <w:rFonts w:ascii="Charis SIL Regular" w:hAnsi="Charis SIL Regular" w:eastAsia="Charis SIL Regular"/>
           <w:b w:val="0"/>
           <w:i w:val="0"/>
@@ -1548,7 +1484,7 @@
             <w:rPr>
               <w:rStyle w:val="Hyperlink"/>
             </w:rPr>
-            <w:t>Onderofficier</w:t>
+            <w:t>Onderoffici</w:t>
           </w:r>
         </w:hyperlink>
       </w:r>
@@ -1559,7 +1495,23 @@
           <w:i w:val="0"/>
           <w:color w:val="0000FF"/>
           <w:sz w:val="24"/>
-          <w:u w:val="single"/>
+        </w:rPr>
+        <w:hyperlink r:id="rId16" w:history="1">
+          <w:r>
+            <w:rPr>
+              <w:rStyle w:val="Hyperlink"/>
+            </w:rPr>
+            <w:t>er</w:t>
+          </w:r>
+        </w:hyperlink>
+      </w:r>
+      <w:r>
+        <w:rPr>
+          <w:rFonts w:ascii="Charis SIL Regular" w:hAnsi="Charis SIL Regular" w:eastAsia="Charis SIL Regular"/>
+          <w:b w:val="0"/>
+          <w:i w:val="0"/>
+          <w:color w:val="0000FF"/>
+          <w:sz w:val="24"/>
         </w:rPr>
         <w:t>en</w:t>
       </w:r>
@@ -1780,19 +1732,9 @@
             <w:rPr>
               <w:rStyle w:val="Hyperlink"/>
             </w:rPr>
-            <w:t>Ind</w:t>
+            <w:t>Indië</w:t>
           </w:r>
         </w:hyperlink>
-      </w:r>
-      <w:r>
-        <w:rPr>
-          <w:rFonts w:ascii="Charis SIL Regular" w:hAnsi="Charis SIL Regular" w:eastAsia="Charis SIL Regular"/>
-          <w:b w:val="0"/>
-          <w:i w:val="0"/>
-          <w:color w:val="0000FF"/>
-          <w:sz w:val="24"/>
-        </w:rPr>
-        <w:t>ië</w:t>
       </w:r>
       <w:r>
         <w:rPr>
@@ -1831,7 +1773,155 @@
           <w:color w:val="000000"/>
           <w:sz w:val="24"/>
         </w:rPr>
-        <w:t>ant archiefmateriaal over op de Aru</w:t>
+        <w:t>a</w:t>
+      </w:r>
+      <w:r>
+        <w:rPr>
+          <w:u w:val="single" w:color="0000ff"/>
+          <w:rFonts w:ascii="Charis SIL Regular" w:hAnsi="Charis SIL Regular" w:eastAsia="Charis SIL Regular"/>
+          <w:b w:val="0"/>
+          <w:i w:val="0"/>
+          <w:color w:val="000000"/>
+          <w:sz w:val="24"/>
+        </w:rPr>
+        <w:hyperlink r:id="rId16" w:history="1">
+          <w:r>
+            <w:rPr>
+              <w:rStyle w:val="Hyperlink"/>
+            </w:rPr>
+            <w:t>nt archiefmater</w:t>
+          </w:r>
+        </w:hyperlink>
+      </w:r>
+      <w:r>
+        <w:rPr>
+          <w:u w:val="single" w:color="0000ff"/>
+          <w:rFonts w:ascii="Charis SIL Regular" w:hAnsi="Charis SIL Regular" w:eastAsia="Charis SIL Regular"/>
+          <w:b w:val="0"/>
+          <w:i w:val="0"/>
+          <w:color w:val="000000"/>
+          <w:sz w:val="24"/>
+        </w:rPr>
+        <w:hyperlink r:id="rId16" w:history="1">
+          <w:r>
+            <w:rPr>
+              <w:rStyle w:val="Hyperlink"/>
+            </w:rPr>
+            <w:t>i</w:t>
+          </w:r>
+        </w:hyperlink>
+      </w:r>
+      <w:r>
+        <w:rPr>
+          <w:u w:val="single" w:color="0000ff"/>
+          <w:rFonts w:ascii="Charis SIL Regular" w:hAnsi="Charis SIL Regular" w:eastAsia="Charis SIL Regular"/>
+          <w:b w:val="0"/>
+          <w:i w:val="0"/>
+          <w:color w:val="000000"/>
+          <w:sz w:val="24"/>
+        </w:rPr>
+        <w:hyperlink r:id="rId16" w:history="1">
+          <w:r>
+            <w:rPr>
+              <w:rStyle w:val="Hyperlink"/>
+            </w:rPr>
+            <w:t>aa</w:t>
+          </w:r>
+        </w:hyperlink>
+      </w:r>
+      <w:r>
+        <w:rPr>
+          <w:u w:val="single" w:color="0000ff"/>
+          <w:rFonts w:ascii="Charis SIL Regular" w:hAnsi="Charis SIL Regular" w:eastAsia="Charis SIL Regular"/>
+          <w:b w:val="0"/>
+          <w:i w:val="0"/>
+          <w:color w:val="000000"/>
+          <w:sz w:val="24"/>
+        </w:rPr>
+        <w:hyperlink r:id="rId16" w:history="1">
+          <w:r>
+            <w:rPr>
+              <w:rStyle w:val="Hyperlink"/>
+            </w:rPr>
+            <w:t>l</w:t>
+          </w:r>
+        </w:hyperlink>
+      </w:r>
+      <w:r>
+        <w:rPr>
+          <w:u w:val="single" w:color="0000ff"/>
+          <w:rFonts w:ascii="Charis SIL Regular" w:hAnsi="Charis SIL Regular" w:eastAsia="Charis SIL Regular"/>
+          <w:b w:val="0"/>
+          <w:i w:val="0"/>
+          <w:color w:val="000000"/>
+          <w:sz w:val="24"/>
+        </w:rPr>
+        <w:hyperlink r:id="rId16" w:history="1">
+          <w:r>
+            <w:rPr>
+              <w:rStyle w:val="Hyperlink"/>
+            </w:rPr>
+            <w:t xml:space="preserve"> over op</w:t>
+          </w:r>
+        </w:hyperlink>
+      </w:r>
+      <w:r>
+        <w:rPr>
+          <w:u w:val="single" w:color="0000ff"/>
+          <w:rFonts w:ascii="Charis SIL Regular" w:hAnsi="Charis SIL Regular" w:eastAsia="Charis SIL Regular"/>
+          <w:b w:val="0"/>
+          <w:i w:val="0"/>
+          <w:color w:val="000000"/>
+          <w:sz w:val="24"/>
+        </w:rPr>
+        <w:t xml:space="preserve"> </w:t>
+      </w:r>
+      <w:r>
+        <w:rPr>
+          <w:u w:val="single" w:color="0000ff"/>
+          <w:rFonts w:ascii="Charis SIL Regular" w:hAnsi="Charis SIL Regular" w:eastAsia="Charis SIL Regular"/>
+          <w:b w:val="0"/>
+          <w:i w:val="0"/>
+          <w:color w:val="000000"/>
+          <w:sz w:val="24"/>
+        </w:rPr>
+        <w:hyperlink r:id="rId16" w:history="1">
+          <w:r>
+            <w:rPr>
+              <w:rStyle w:val="Hyperlink"/>
+            </w:rPr>
+            <w:t>de</w:t>
+          </w:r>
+        </w:hyperlink>
+      </w:r>
+      <w:r>
+        <w:rPr>
+          <w:u w:val="single" w:color="0000ff"/>
+          <w:rFonts w:ascii="Charis SIL Regular" w:hAnsi="Charis SIL Regular" w:eastAsia="Charis SIL Regular"/>
+          <w:b w:val="0"/>
+          <w:i w:val="0"/>
+          <w:color w:val="000000"/>
+          <w:sz w:val="24"/>
+        </w:rPr>
+        <w:t xml:space="preserve"> </w:t>
+      </w:r>
+      <w:r>
+        <w:rPr>
+          <w:u w:val="single" w:color="0000ff"/>
+          <w:rFonts w:ascii="Charis SIL Regular" w:hAnsi="Charis SIL Regular" w:eastAsia="Charis SIL Regular"/>
+          <w:b w:val="0"/>
+          <w:i w:val="0"/>
+          <w:color w:val="000000"/>
+          <w:sz w:val="24"/>
+        </w:rPr>
+        <w:hyperlink r:id="rId16" w:history="1">
+          <w:r>
+            <w:rPr>
+              <w:rStyle w:val="Hyperlink"/>
+            </w:rPr>
+            <w:t>Aru</w:t>
+          </w:r>
+        </w:hyperlink>
       </w:r>
       <w:r>
         <w:rPr>
@@ -3614,13 +3704,49 @@
       </w:r>
       <w:r>
         <w:rPr>
-          <w:rFonts w:ascii="Charis SIL Regular" w:hAnsi="Charis SIL Regular" w:eastAsia="Charis SIL Regular"/>
-          <w:b w:val="0"/>
-          <w:i w:val="0"/>
-          <w:color w:val="000000"/>
-          <w:sz w:val="24"/>
-        </w:rPr>
-        <w:t>bevinden zijn in de databa</w:t>
+          <w:u w:val="single" w:color="0000ff"/>
+          <w:rFonts w:ascii="Charis SIL Regular" w:hAnsi="Charis SIL Regular" w:eastAsia="Charis SIL Regular"/>
+          <w:b w:val="0"/>
+          <w:i w:val="0"/>
+          <w:color w:val="000000"/>
+          <w:sz w:val="24"/>
+        </w:rPr>
+        <w:hyperlink r:id="rId22" w:history="1">
+          <w:r>
+            <w:rPr>
+              <w:rStyle w:val="Hyperlink"/>
+            </w:rPr>
+            <w:t>bevinde</w:t>
+          </w:r>
+        </w:hyperlink>
+      </w:r>
+      <w:r>
+        <w:rPr>
+          <w:rFonts w:ascii="Charis SIL Regular" w:hAnsi="Charis SIL Regular" w:eastAsia="Charis SIL Regular"/>
+          <w:b w:val="0"/>
+          <w:i w:val="0"/>
+          <w:color w:val="000000"/>
+          <w:sz w:val="24"/>
+        </w:rPr>
+        <w:t>n zijn in d</w:t>
+      </w:r>
+      <w:r>
+        <w:rPr>
+          <w:u w:val="single" w:color="0000ff"/>
+          <w:rFonts w:ascii="Charis SIL Regular" w:hAnsi="Charis SIL Regular" w:eastAsia="Charis SIL Regular"/>
+          <w:b w:val="0"/>
+          <w:i w:val="0"/>
+          <w:color w:val="000000"/>
+          <w:sz w:val="24"/>
+        </w:rPr>
+        <w:hyperlink r:id="rId23" w:history="1">
+          <w:r>
+            <w:rPr>
+              <w:rStyle w:val="Hyperlink"/>
+            </w:rPr>
+            <w:t>e databa</w:t>
+          </w:r>
+        </w:hyperlink>
       </w:r>
       <w:r>
         <w:rPr>
@@ -4146,7 +4272,14 @@
           <w:color w:val="0000FF"/>
           <w:sz w:val="24"/>
         </w:rPr>
-        <w:t>A</w:t>
+        <w:hyperlink r:id="rId28" w:history="1">
+          <w:r>
+            <w:rPr>
+              <w:rStyle w:val="Hyperlink"/>
+            </w:rPr>
+            <w:t>A</w:t>
+          </w:r>
+        </w:hyperlink>
       </w:r>
       <w:r>
         <w:rPr>
@@ -4157,7 +4290,7 @@
           <w:sz w:val="24"/>
           <w:u w:val="single"/>
         </w:rPr>
-        <w:hyperlink r:id="rId27" w:history="1">
+        <w:hyperlink r:id="rId28" w:history="1">
           <w:r>
             <w:rPr>
               <w:rStyle w:val="Hyperlink"/>
@@ -4175,7 +4308,7 @@
           <w:sz w:val="24"/>
           <w:u w:val="single"/>
         </w:rPr>
-        <w:hyperlink r:id="rId27" w:history="1">
+        <w:hyperlink r:id="rId28" w:history="1">
           <w:r>
             <w:rPr>
               <w:rStyle w:val="Hyperlink"/>
@@ -4204,7 +4337,7 @@
           <w:sz w:val="24"/>
           <w:u w:val="single"/>
         </w:rPr>
-        <w:hyperlink r:id="rId27" w:history="1">
+        <w:hyperlink r:id="rId28" w:history="1">
           <w:r>
             <w:rPr>
               <w:rStyle w:val="Hyperlink"/>
@@ -6875,6 +7008,7 @@
           <w:i w:val="0"/>
           <w:color w:val="0000FF"/>
           <w:sz w:val="24"/>
+          <w:u w:val="single"/>
         </w:rPr>
         <w:t xml:space="preserve"> </w:t>
       </w:r>
@@ -6887,7 +7021,7 @@
           <w:sz w:val="24"/>
           <w:u w:val="single"/>
         </w:rPr>
-        <w:hyperlink r:id="rId35" w:history="1">
+        <w:hyperlink r:id="rId36" w:history="1">
           <w:r>
             <w:rPr>
               <w:rStyle w:val="Hyperlink"/>

--- a/EXPORTS/DOCX/published/niveau2/Dutch/ArubaBonaireCuracao.docx
+++ b/EXPORTS/DOCX/published/niveau2/Dutch/ArubaBonaireCuracao.docx
@@ -605,7 +605,72 @@
           <w:color w:val="000000"/>
           <w:sz w:val="24"/>
         </w:rPr>
-        <w:t>kwamen de eilanden onder gezag van het nieuw gestichte Koninkrijk der Nederla</w:t>
+        <w:t>kwamen de eilanden onder gezag van het nieuw gestichte Ko</w:t>
+      </w:r>
+      <w:r>
+        <w:rPr>
+          <w:u w:val="single" w:color="0000ff"/>
+          <w:rFonts w:ascii="Charis SIL Regular" w:hAnsi="Charis SIL Regular" w:eastAsia="Charis SIL Regular"/>
+          <w:b w:val="0"/>
+          <w:i w:val="0"/>
+          <w:color w:val="000000"/>
+          <w:sz w:val="24"/>
+        </w:rPr>
+        <w:hyperlink r:id="rId10" w:history="1">
+          <w:r>
+            <w:rPr>
+              <w:rStyle w:val="Hyperlink"/>
+            </w:rPr>
+            <w:t>ninkrijk</w:t>
+          </w:r>
+        </w:hyperlink>
+      </w:r>
+      <w:r>
+        <w:rPr>
+          <w:u w:val="single" w:color="0000ff"/>
+          <w:rFonts w:ascii="Charis SIL Regular" w:hAnsi="Charis SIL Regular" w:eastAsia="Charis SIL Regular"/>
+          <w:b w:val="0"/>
+          <w:i w:val="0"/>
+          <w:color w:val="000000"/>
+          <w:sz w:val="24"/>
+        </w:rPr>
+        <w:t xml:space="preserve"> </w:t>
+      </w:r>
+      <w:r>
+        <w:rPr>
+          <w:u w:val="single" w:color="0000ff"/>
+          <w:rFonts w:ascii="Charis SIL Regular" w:hAnsi="Charis SIL Regular" w:eastAsia="Charis SIL Regular"/>
+          <w:b w:val="0"/>
+          <w:i w:val="0"/>
+          <w:color w:val="000000"/>
+          <w:sz w:val="24"/>
+        </w:rPr>
+        <w:hyperlink r:id="rId10" w:history="1">
+          <w:r>
+            <w:rPr>
+              <w:rStyle w:val="Hyperlink"/>
+            </w:rPr>
+            <w:t xml:space="preserve">der </w:t>
+          </w:r>
+        </w:hyperlink>
+      </w:r>
+      <w:r>
+        <w:rPr>
+          <w:u w:val="single" w:color="0000ff"/>
+          <w:rFonts w:ascii="Charis SIL Regular" w:hAnsi="Charis SIL Regular" w:eastAsia="Charis SIL Regular"/>
+          <w:b w:val="0"/>
+          <w:i w:val="0"/>
+          <w:color w:val="000000"/>
+          <w:sz w:val="24"/>
+        </w:rPr>
+        <w:hyperlink r:id="rId10" w:history="1">
+          <w:r>
+            <w:rPr>
+              <w:rStyle w:val="Hyperlink"/>
+            </w:rPr>
+            <w:t>Nederla</w:t>
+          </w:r>
+        </w:hyperlink>
       </w:r>
       <w:r>
         <w:rPr>
@@ -1199,7 +1264,6 @@
       </w:r>
       <w:r>
         <w:rPr>
-          <w:u w:val="single" w:color="0000ff"/>
           <w:rFonts w:ascii="Charis SIL Regular" w:hAnsi="Charis SIL Regular" w:eastAsia="Charis SIL Regular"/>
           <w:b w:val="0"/>
           <w:i w:val="0"/>
@@ -1495,15 +1559,9 @@
           <w:i w:val="0"/>
           <w:color w:val="0000FF"/>
           <w:sz w:val="24"/>
-        </w:rPr>
-        <w:hyperlink r:id="rId16" w:history="1">
-          <w:r>
-            <w:rPr>
-              <w:rStyle w:val="Hyperlink"/>
-            </w:rPr>
-            <w:t>er</w:t>
-          </w:r>
-        </w:hyperlink>
+          <w:u w:val="single"/>
+        </w:rPr>
+        <w:t>er</w:t>
       </w:r>
       <w:r>
         <w:rPr>
@@ -1907,21 +1965,13 @@
       </w:r>
       <w:r>
         <w:rPr>
-          <w:u w:val="single" w:color="0000ff"/>
-          <w:rFonts w:ascii="Charis SIL Regular" w:hAnsi="Charis SIL Regular" w:eastAsia="Charis SIL Regular"/>
-          <w:b w:val="0"/>
-          <w:i w:val="0"/>
-          <w:color w:val="000000"/>
-          <w:sz w:val="24"/>
-        </w:rPr>
-        <w:hyperlink r:id="rId16" w:history="1">
-          <w:r>
-            <w:rPr>
-              <w:rStyle w:val="Hyperlink"/>
-            </w:rPr>
-            <w:t>Aru</w:t>
-          </w:r>
-        </w:hyperlink>
+          <w:rFonts w:ascii="Charis SIL Regular" w:hAnsi="Charis SIL Regular" w:eastAsia="Charis SIL Regular"/>
+          <w:b w:val="0"/>
+          <w:i w:val="0"/>
+          <w:color w:val="000000"/>
+          <w:sz w:val="24"/>
+        </w:rPr>
+        <w:t>Aru</w:t>
       </w:r>
       <w:r>
         <w:rPr>
@@ -4272,14 +4322,7 @@
           <w:color w:val="0000FF"/>
           <w:sz w:val="24"/>
         </w:rPr>
-        <w:hyperlink r:id="rId28" w:history="1">
-          <w:r>
-            <w:rPr>
-              <w:rStyle w:val="Hyperlink"/>
-            </w:rPr>
-            <w:t>A</w:t>
-          </w:r>
-        </w:hyperlink>
+        <w:t>A</w:t>
       </w:r>
       <w:r>
         <w:rPr>
@@ -4290,7 +4333,7 @@
           <w:sz w:val="24"/>
           <w:u w:val="single"/>
         </w:rPr>
-        <w:hyperlink r:id="rId28" w:history="1">
+        <w:hyperlink r:id="rId27" w:history="1">
           <w:r>
             <w:rPr>
               <w:rStyle w:val="Hyperlink"/>
@@ -4308,7 +4351,7 @@
           <w:sz w:val="24"/>
           <w:u w:val="single"/>
         </w:rPr>
-        <w:hyperlink r:id="rId28" w:history="1">
+        <w:hyperlink r:id="rId27" w:history="1">
           <w:r>
             <w:rPr>
               <w:rStyle w:val="Hyperlink"/>
@@ -4337,7 +4380,7 @@
           <w:sz w:val="24"/>
           <w:u w:val="single"/>
         </w:rPr>
-        <w:hyperlink r:id="rId28" w:history="1">
+        <w:hyperlink r:id="rId27" w:history="1">
           <w:r>
             <w:rPr>
               <w:rStyle w:val="Hyperlink"/>
@@ -7032,175 +7075,13 @@
       </w:r>
       <w:r>
         <w:rPr>
-          <w:u w:val="single" w:color="0000ff"/>
-          <w:rFonts w:ascii="Charis SIL Regular" w:hAnsi="Charis SIL Regular" w:eastAsia="Charis SIL Regular"/>
-          <w:b w:val="0"/>
-          <w:i w:val="0"/>
-          <w:color w:val="000000"/>
-          <w:sz w:val="24"/>
-        </w:rPr>
-        <w:hyperlink r:id="rId35" w:history="1">
-          <w:r>
-            <w:rPr>
-              <w:rStyle w:val="Hyperlink"/>
-            </w:rPr>
-            <w:t xml:space="preserve"> d</w:t>
-          </w:r>
-        </w:hyperlink>
-      </w:r>
-      <w:r>
-        <w:rPr>
-          <w:u w:val="single" w:color="0000ff"/>
-          <w:rFonts w:ascii="Charis SIL Regular" w:hAnsi="Charis SIL Regular" w:eastAsia="Charis SIL Regular"/>
-          <w:b w:val="0"/>
-          <w:i w:val="0"/>
-          <w:color w:val="000000"/>
-          <w:sz w:val="24"/>
-        </w:rPr>
-        <w:hyperlink r:id="rId35" w:history="1">
-          <w:r>
-            <w:rPr>
-              <w:rStyle w:val="Hyperlink"/>
-            </w:rPr>
-            <w:t>i</w:t>
-          </w:r>
-        </w:hyperlink>
-      </w:r>
-      <w:r>
-        <w:rPr>
-          <w:u w:val="single" w:color="0000ff"/>
-          <w:rFonts w:ascii="Charis SIL Regular" w:hAnsi="Charis SIL Regular" w:eastAsia="Charis SIL Regular"/>
-          <w:b w:val="0"/>
-          <w:i w:val="0"/>
-          <w:color w:val="000000"/>
-          <w:sz w:val="24"/>
-        </w:rPr>
-        <w:hyperlink r:id="rId35" w:history="1">
-          <w:r>
-            <w:rPr>
-              <w:rStyle w:val="Hyperlink"/>
-            </w:rPr>
-            <w:t>e r</w:t>
-          </w:r>
-        </w:hyperlink>
-      </w:r>
-      <w:r>
-        <w:rPr>
-          <w:u w:val="single" w:color="0000ff"/>
-          <w:rFonts w:ascii="Charis SIL Regular" w:hAnsi="Charis SIL Regular" w:eastAsia="Charis SIL Regular"/>
-          <w:b w:val="0"/>
-          <w:i w:val="0"/>
-          <w:color w:val="000000"/>
-          <w:sz w:val="24"/>
-        </w:rPr>
-        <w:hyperlink r:id="rId35" w:history="1">
-          <w:r>
-            <w:rPr>
-              <w:rStyle w:val="Hyperlink"/>
-            </w:rPr>
-            <w:t>e</w:t>
-          </w:r>
-        </w:hyperlink>
-      </w:r>
-      <w:r>
-        <w:rPr>
-          <w:u w:val="single" w:color="0000ff"/>
-          <w:rFonts w:ascii="Charis SIL Regular" w:hAnsi="Charis SIL Regular" w:eastAsia="Charis SIL Regular"/>
-          <w:b w:val="0"/>
-          <w:i w:val="0"/>
-          <w:color w:val="000000"/>
-          <w:sz w:val="24"/>
-        </w:rPr>
-        <w:hyperlink r:id="rId35" w:history="1">
-          <w:r>
-            <w:rPr>
-              <w:rStyle w:val="Hyperlink"/>
-            </w:rPr>
-            <w:t>levant kunnen zijn v</w:t>
-          </w:r>
-        </w:hyperlink>
-      </w:r>
-      <w:r>
-        <w:rPr>
-          <w:u w:val="single" w:color="0000ff"/>
-          <w:rFonts w:ascii="Charis SIL Regular" w:hAnsi="Charis SIL Regular" w:eastAsia="Charis SIL Regular"/>
-          <w:b w:val="0"/>
-          <w:i w:val="0"/>
-          <w:color w:val="000000"/>
-          <w:sz w:val="24"/>
-        </w:rPr>
-        <w:hyperlink r:id="rId35" w:history="1">
-          <w:r>
-            <w:rPr>
-              <w:rStyle w:val="Hyperlink"/>
-            </w:rPr>
-            <w:t>oor onderz</w:t>
-          </w:r>
-        </w:hyperlink>
-      </w:r>
-      <w:r>
-        <w:rPr>
-          <w:rFonts w:ascii="Charis SIL Regular" w:hAnsi="Charis SIL Regular" w:eastAsia="Charis SIL Regular"/>
-          <w:b w:val="0"/>
-          <w:i w:val="0"/>
-          <w:color w:val="000000"/>
-          <w:sz w:val="24"/>
-        </w:rPr>
-        <w:t xml:space="preserve">oek </w:t>
-      </w:r>
-      <w:r>
-        <w:rPr>
-          <w:u w:val="single" w:color="0000ff"/>
-          <w:rFonts w:ascii="Charis SIL Regular" w:hAnsi="Charis SIL Regular" w:eastAsia="Charis SIL Regular"/>
-          <w:b w:val="0"/>
-          <w:i w:val="0"/>
-          <w:color w:val="000000"/>
-          <w:sz w:val="24"/>
-        </w:rPr>
-        <w:hyperlink r:id="rId36" w:history="1">
-          <w:r>
-            <w:rPr>
-              <w:rStyle w:val="Hyperlink"/>
-            </w:rPr>
-            <w:t>naa</w:t>
-          </w:r>
-        </w:hyperlink>
-      </w:r>
-      <w:r>
-        <w:rPr>
-          <w:u w:val="single" w:color="0000ff"/>
-          <w:rFonts w:ascii="Charis SIL Regular" w:hAnsi="Charis SIL Regular" w:eastAsia="Charis SIL Regular"/>
-          <w:b w:val="0"/>
-          <w:i w:val="0"/>
-          <w:color w:val="000000"/>
-          <w:sz w:val="24"/>
-        </w:rPr>
-        <w:hyperlink r:id="rId36" w:history="1">
-          <w:r>
-            <w:rPr>
-              <w:rStyle w:val="Hyperlink"/>
-            </w:rPr>
-            <w:t>r</w:t>
-          </w:r>
-        </w:hyperlink>
-      </w:r>
-      <w:r>
-        <w:rPr>
-          <w:u w:val="single" w:color="0000ff"/>
-          <w:rFonts w:ascii="Charis SIL Regular" w:hAnsi="Charis SIL Regular" w:eastAsia="Charis SIL Regular"/>
-          <w:b w:val="0"/>
-          <w:i w:val="0"/>
-          <w:color w:val="000000"/>
-          <w:sz w:val="24"/>
-        </w:rPr>
-        <w:hyperlink r:id="rId36" w:history="1">
-          <w:r>
-            <w:rPr>
-              <w:rStyle w:val="Hyperlink"/>
-            </w:rPr>
-            <w:t xml:space="preserve"> het </w:t>
-          </w:r>
-        </w:hyperlink>
+          <w:rFonts w:ascii="Charis SIL Regular" w:hAnsi="Charis SIL Regular" w:eastAsia="Charis SIL Regular"/>
+          <w:b w:val="0"/>
+          <w:i w:val="0"/>
+          <w:color w:val="000000"/>
+          <w:sz w:val="24"/>
+        </w:rPr>
+        <w:t xml:space="preserve"> die relevant kunnen zijn voor onderzoek naar het </w:t>
       </w:r>
       <w:r>
         <w:br/>
@@ -7254,6 +7135,7 @@
       </w:r>
       <w:r>
         <w:rPr>
+          <w:u w:val="single" w:color="0000ff"/>
           <w:rFonts w:ascii="Charis SIL Regular" w:hAnsi="Charis SIL Regular" w:eastAsia="Charis SIL Regular"/>
           <w:b w:val="0"/>
           <w:i w:val="0"/>

--- a/EXPORTS/DOCX/published/niveau2/Dutch/ArubaBonaireCuracao.docx
+++ b/EXPORTS/DOCX/published/niveau2/Dutch/ArubaBonaireCuracao.docx
@@ -1559,9 +1559,15 @@
           <w:i w:val="0"/>
           <w:color w:val="0000FF"/>
           <w:sz w:val="24"/>
-          <w:u w:val="single"/>
-        </w:rPr>
-        <w:t>er</w:t>
+        </w:rPr>
+        <w:hyperlink r:id="rId16" w:history="1">
+          <w:r>
+            <w:rPr>
+              <w:rStyle w:val="Hyperlink"/>
+            </w:rPr>
+            <w:t>er</w:t>
+          </w:r>
+        </w:hyperlink>
       </w:r>
       <w:r>
         <w:rPr>
@@ -1965,13 +1971,21 @@
       </w:r>
       <w:r>
         <w:rPr>
-          <w:rFonts w:ascii="Charis SIL Regular" w:hAnsi="Charis SIL Regular" w:eastAsia="Charis SIL Regular"/>
-          <w:b w:val="0"/>
-          <w:i w:val="0"/>
-          <w:color w:val="000000"/>
-          <w:sz w:val="24"/>
-        </w:rPr>
-        <w:t>Aru</w:t>
+          <w:u w:val="single" w:color="0000ff"/>
+          <w:rFonts w:ascii="Charis SIL Regular" w:hAnsi="Charis SIL Regular" w:eastAsia="Charis SIL Regular"/>
+          <w:b w:val="0"/>
+          <w:i w:val="0"/>
+          <w:color w:val="000000"/>
+          <w:sz w:val="24"/>
+        </w:rPr>
+        <w:hyperlink r:id="rId16" w:history="1">
+          <w:r>
+            <w:rPr>
+              <w:rStyle w:val="Hyperlink"/>
+            </w:rPr>
+            <w:t>Aru</w:t>
+          </w:r>
+        </w:hyperlink>
       </w:r>
       <w:r>
         <w:rPr>
@@ -4294,7 +4308,7 @@
           <w:sz w:val="24"/>
           <w:u w:val="single"/>
         </w:rPr>
-        <w:hyperlink r:id="rId27" w:history="1">
+        <w:hyperlink r:id="rId28" w:history="1">
           <w:r>
             <w:rPr>
               <w:rStyle w:val="Hyperlink"/>
@@ -4321,8 +4335,16 @@
           <w:i w:val="0"/>
           <w:color w:val="0000FF"/>
           <w:sz w:val="24"/>
-        </w:rPr>
-        <w:t>A</w:t>
+          <w:u w:val="single"/>
+        </w:rPr>
+        <w:hyperlink r:id="rId28" w:history="1">
+          <w:r>
+            <w:rPr>
+              <w:rStyle w:val="Hyperlink"/>
+            </w:rPr>
+            <w:t>A</w:t>
+          </w:r>
+        </w:hyperlink>
       </w:r>
       <w:r>
         <w:rPr>
@@ -4333,7 +4355,7 @@
           <w:sz w:val="24"/>
           <w:u w:val="single"/>
         </w:rPr>
-        <w:hyperlink r:id="rId27" w:history="1">
+        <w:hyperlink r:id="rId28" w:history="1">
           <w:r>
             <w:rPr>
               <w:rStyle w:val="Hyperlink"/>
@@ -4351,7 +4373,7 @@
           <w:sz w:val="24"/>
           <w:u w:val="single"/>
         </w:rPr>
-        <w:hyperlink r:id="rId27" w:history="1">
+        <w:hyperlink r:id="rId28" w:history="1">
           <w:r>
             <w:rPr>
               <w:rStyle w:val="Hyperlink"/>
@@ -4380,7 +4402,7 @@
           <w:sz w:val="24"/>
           <w:u w:val="single"/>
         </w:rPr>
-        <w:hyperlink r:id="rId27" w:history="1">
+        <w:hyperlink r:id="rId28" w:history="1">
           <w:r>
             <w:rPr>
               <w:rStyle w:val="Hyperlink"/>
@@ -7064,7 +7086,7 @@
           <w:sz w:val="24"/>
           <w:u w:val="single"/>
         </w:rPr>
-        <w:hyperlink r:id="rId36" w:history="1">
+        <w:hyperlink r:id="rId35" w:history="1">
           <w:r>
             <w:rPr>
               <w:rStyle w:val="Hyperlink"/>
@@ -7075,13 +7097,175 @@
       </w:r>
       <w:r>
         <w:rPr>
-          <w:rFonts w:ascii="Charis SIL Regular" w:hAnsi="Charis SIL Regular" w:eastAsia="Charis SIL Regular"/>
-          <w:b w:val="0"/>
-          <w:i w:val="0"/>
-          <w:color w:val="000000"/>
-          <w:sz w:val="24"/>
-        </w:rPr>
-        <w:t xml:space="preserve"> die relevant kunnen zijn voor onderzoek naar het </w:t>
+          <w:u w:val="single" w:color="0000ff"/>
+          <w:rFonts w:ascii="Charis SIL Regular" w:hAnsi="Charis SIL Regular" w:eastAsia="Charis SIL Regular"/>
+          <w:b w:val="0"/>
+          <w:i w:val="0"/>
+          <w:color w:val="000000"/>
+          <w:sz w:val="24"/>
+        </w:rPr>
+        <w:hyperlink r:id="rId35" w:history="1">
+          <w:r>
+            <w:rPr>
+              <w:rStyle w:val="Hyperlink"/>
+            </w:rPr>
+            <w:t xml:space="preserve"> d</w:t>
+          </w:r>
+        </w:hyperlink>
+      </w:r>
+      <w:r>
+        <w:rPr>
+          <w:u w:val="single" w:color="0000ff"/>
+          <w:rFonts w:ascii="Charis SIL Regular" w:hAnsi="Charis SIL Regular" w:eastAsia="Charis SIL Regular"/>
+          <w:b w:val="0"/>
+          <w:i w:val="0"/>
+          <w:color w:val="000000"/>
+          <w:sz w:val="24"/>
+        </w:rPr>
+        <w:hyperlink r:id="rId35" w:history="1">
+          <w:r>
+            <w:rPr>
+              <w:rStyle w:val="Hyperlink"/>
+            </w:rPr>
+            <w:t>i</w:t>
+          </w:r>
+        </w:hyperlink>
+      </w:r>
+      <w:r>
+        <w:rPr>
+          <w:u w:val="single" w:color="0000ff"/>
+          <w:rFonts w:ascii="Charis SIL Regular" w:hAnsi="Charis SIL Regular" w:eastAsia="Charis SIL Regular"/>
+          <w:b w:val="0"/>
+          <w:i w:val="0"/>
+          <w:color w:val="000000"/>
+          <w:sz w:val="24"/>
+        </w:rPr>
+        <w:hyperlink r:id="rId35" w:history="1">
+          <w:r>
+            <w:rPr>
+              <w:rStyle w:val="Hyperlink"/>
+            </w:rPr>
+            <w:t>e r</w:t>
+          </w:r>
+        </w:hyperlink>
+      </w:r>
+      <w:r>
+        <w:rPr>
+          <w:u w:val="single" w:color="0000ff"/>
+          <w:rFonts w:ascii="Charis SIL Regular" w:hAnsi="Charis SIL Regular" w:eastAsia="Charis SIL Regular"/>
+          <w:b w:val="0"/>
+          <w:i w:val="0"/>
+          <w:color w:val="000000"/>
+          <w:sz w:val="24"/>
+        </w:rPr>
+        <w:hyperlink r:id="rId35" w:history="1">
+          <w:r>
+            <w:rPr>
+              <w:rStyle w:val="Hyperlink"/>
+            </w:rPr>
+            <w:t>e</w:t>
+          </w:r>
+        </w:hyperlink>
+      </w:r>
+      <w:r>
+        <w:rPr>
+          <w:u w:val="single" w:color="0000ff"/>
+          <w:rFonts w:ascii="Charis SIL Regular" w:hAnsi="Charis SIL Regular" w:eastAsia="Charis SIL Regular"/>
+          <w:b w:val="0"/>
+          <w:i w:val="0"/>
+          <w:color w:val="000000"/>
+          <w:sz w:val="24"/>
+        </w:rPr>
+        <w:hyperlink r:id="rId35" w:history="1">
+          <w:r>
+            <w:rPr>
+              <w:rStyle w:val="Hyperlink"/>
+            </w:rPr>
+            <w:t>levant kunnen zijn v</w:t>
+          </w:r>
+        </w:hyperlink>
+      </w:r>
+      <w:r>
+        <w:rPr>
+          <w:u w:val="single" w:color="0000ff"/>
+          <w:rFonts w:ascii="Charis SIL Regular" w:hAnsi="Charis SIL Regular" w:eastAsia="Charis SIL Regular"/>
+          <w:b w:val="0"/>
+          <w:i w:val="0"/>
+          <w:color w:val="000000"/>
+          <w:sz w:val="24"/>
+        </w:rPr>
+        <w:hyperlink r:id="rId35" w:history="1">
+          <w:r>
+            <w:rPr>
+              <w:rStyle w:val="Hyperlink"/>
+            </w:rPr>
+            <w:t>oor onderz</w:t>
+          </w:r>
+        </w:hyperlink>
+      </w:r>
+      <w:r>
+        <w:rPr>
+          <w:rFonts w:ascii="Charis SIL Regular" w:hAnsi="Charis SIL Regular" w:eastAsia="Charis SIL Regular"/>
+          <w:b w:val="0"/>
+          <w:i w:val="0"/>
+          <w:color w:val="000000"/>
+          <w:sz w:val="24"/>
+        </w:rPr>
+        <w:t xml:space="preserve">oek </w:t>
+      </w:r>
+      <w:r>
+        <w:rPr>
+          <w:u w:val="single" w:color="0000ff"/>
+          <w:rFonts w:ascii="Charis SIL Regular" w:hAnsi="Charis SIL Regular" w:eastAsia="Charis SIL Regular"/>
+          <w:b w:val="0"/>
+          <w:i w:val="0"/>
+          <w:color w:val="000000"/>
+          <w:sz w:val="24"/>
+        </w:rPr>
+        <w:hyperlink r:id="rId36" w:history="1">
+          <w:r>
+            <w:rPr>
+              <w:rStyle w:val="Hyperlink"/>
+            </w:rPr>
+            <w:t>naa</w:t>
+          </w:r>
+        </w:hyperlink>
+      </w:r>
+      <w:r>
+        <w:rPr>
+          <w:u w:val="single" w:color="0000ff"/>
+          <w:rFonts w:ascii="Charis SIL Regular" w:hAnsi="Charis SIL Regular" w:eastAsia="Charis SIL Regular"/>
+          <w:b w:val="0"/>
+          <w:i w:val="0"/>
+          <w:color w:val="000000"/>
+          <w:sz w:val="24"/>
+        </w:rPr>
+        <w:hyperlink r:id="rId36" w:history="1">
+          <w:r>
+            <w:rPr>
+              <w:rStyle w:val="Hyperlink"/>
+            </w:rPr>
+            <w:t>r</w:t>
+          </w:r>
+        </w:hyperlink>
+      </w:r>
+      <w:r>
+        <w:rPr>
+          <w:u w:val="single" w:color="0000ff"/>
+          <w:rFonts w:ascii="Charis SIL Regular" w:hAnsi="Charis SIL Regular" w:eastAsia="Charis SIL Regular"/>
+          <w:b w:val="0"/>
+          <w:i w:val="0"/>
+          <w:color w:val="000000"/>
+          <w:sz w:val="24"/>
+        </w:rPr>
+        <w:hyperlink r:id="rId36" w:history="1">
+          <w:r>
+            <w:rPr>
+              <w:rStyle w:val="Hyperlink"/>
+            </w:rPr>
+            <w:t xml:space="preserve"> het </w:t>
+          </w:r>
+        </w:hyperlink>
       </w:r>
       <w:r>
         <w:br/>

--- a/EXPORTS/DOCX/published/niveau2/Dutch/ArubaBonaireCuracao.docx
+++ b/EXPORTS/DOCX/published/niveau2/Dutch/ArubaBonaireCuracao.docx
@@ -1264,6 +1264,7 @@
       </w:r>
       <w:r>
         <w:rPr>
+          <w:u w:val="single" w:color="0000ff"/>
           <w:rFonts w:ascii="Charis SIL Regular" w:hAnsi="Charis SIL Regular" w:eastAsia="Charis SIL Regular"/>
           <w:b w:val="0"/>
           <w:i w:val="0"/>
@@ -1548,7 +1549,7 @@
             <w:rPr>
               <w:rStyle w:val="Hyperlink"/>
             </w:rPr>
-            <w:t>Onderoffici</w:t>
+            <w:t>Onderofficier</w:t>
           </w:r>
         </w:hyperlink>
       </w:r>
@@ -1559,23 +1560,7 @@
           <w:i w:val="0"/>
           <w:color w:val="0000FF"/>
           <w:sz w:val="24"/>
-        </w:rPr>
-        <w:hyperlink r:id="rId16" w:history="1">
-          <w:r>
-            <w:rPr>
-              <w:rStyle w:val="Hyperlink"/>
-            </w:rPr>
-            <w:t>er</w:t>
-          </w:r>
-        </w:hyperlink>
-      </w:r>
-      <w:r>
-        <w:rPr>
-          <w:rFonts w:ascii="Charis SIL Regular" w:hAnsi="Charis SIL Regular" w:eastAsia="Charis SIL Regular"/>
-          <w:b w:val="0"/>
-          <w:i w:val="0"/>
-          <w:color w:val="0000FF"/>
-          <w:sz w:val="24"/>
+          <w:u w:val="single"/>
         </w:rPr>
         <w:t>en</w:t>
       </w:r>
@@ -1796,9 +1781,19 @@
             <w:rPr>
               <w:rStyle w:val="Hyperlink"/>
             </w:rPr>
-            <w:t>Indië</w:t>
+            <w:t>Ind</w:t>
           </w:r>
         </w:hyperlink>
+      </w:r>
+      <w:r>
+        <w:rPr>
+          <w:rFonts w:ascii="Charis SIL Regular" w:hAnsi="Charis SIL Regular" w:eastAsia="Charis SIL Regular"/>
+          <w:b w:val="0"/>
+          <w:i w:val="0"/>
+          <w:color w:val="0000FF"/>
+          <w:sz w:val="24"/>
+        </w:rPr>
+        <w:t>ië</w:t>
       </w:r>
       <w:r>
         <w:rPr>
@@ -4308,7 +4303,7 @@
           <w:sz w:val="24"/>
           <w:u w:val="single"/>
         </w:rPr>
-        <w:hyperlink r:id="rId28" w:history="1">
+        <w:hyperlink r:id="rId27" w:history="1">
           <w:r>
             <w:rPr>
               <w:rStyle w:val="Hyperlink"/>
@@ -4337,14 +4332,101 @@
           <w:sz w:val="24"/>
           <w:u w:val="single"/>
         </w:rPr>
+        <w:t>A</w:t>
+      </w:r>
+      <w:r>
+        <w:rPr>
+          <w:rFonts w:ascii="Charis SIL Regular" w:hAnsi="Charis SIL Regular" w:eastAsia="Charis SIL Regular"/>
+          <w:b w:val="0"/>
+          <w:i w:val="0"/>
+          <w:color w:val="0000FF"/>
+          <w:sz w:val="24"/>
+          <w:u w:val="single"/>
+        </w:rPr>
+        <w:hyperlink r:id="rId27" w:history="1">
+          <w:r>
+            <w:rPr>
+              <w:rStyle w:val="Hyperlink"/>
+            </w:rPr>
+            <w:t>rkeologic</w:t>
+          </w:r>
+        </w:hyperlink>
+      </w:r>
+      <w:r>
+        <w:rPr>
+          <w:rFonts w:ascii="Charis SIL Regular" w:hAnsi="Charis SIL Regular" w:eastAsia="Charis SIL Regular"/>
+          <w:b w:val="0"/>
+          <w:i w:val="0"/>
+          <w:color w:val="0000FF"/>
+          <w:sz w:val="24"/>
+          <w:u w:val="single"/>
+        </w:rPr>
+        <w:hyperlink r:id="rId27" w:history="1">
+          <w:r>
+            <w:rPr>
+              <w:rStyle w:val="Hyperlink"/>
+            </w:rPr>
+            <w:t>o</w:t>
+          </w:r>
+        </w:hyperlink>
+      </w:r>
+      <w:r>
+        <w:rPr>
+          <w:rFonts w:ascii="Charis SIL Regular" w:hAnsi="Charis SIL Regular" w:eastAsia="Charis SIL Regular"/>
+          <w:b w:val="0"/>
+          <w:i w:val="0"/>
+          <w:color w:val="0000FF"/>
+          <w:sz w:val="24"/>
+          <w:u w:val="single"/>
+        </w:rPr>
+        <w:t xml:space="preserve"> </w:t>
+      </w:r>
+      <w:r>
+        <w:rPr>
+          <w:rFonts w:ascii="Charis SIL Regular" w:hAnsi="Charis SIL Regular" w:eastAsia="Charis SIL Regular"/>
+          <w:b w:val="0"/>
+          <w:i w:val="0"/>
+          <w:color w:val="0000FF"/>
+          <w:sz w:val="24"/>
+          <w:u w:val="single"/>
+        </w:rPr>
+        <w:hyperlink r:id="rId27" w:history="1">
+          <w:r>
+            <w:rPr>
+              <w:rStyle w:val="Hyperlink"/>
+            </w:rPr>
+            <w:t>Naci</w:t>
+          </w:r>
+        </w:hyperlink>
+      </w:r>
+      <w:r>
+        <w:rPr>
+          <w:rFonts w:ascii="Charis SIL Regular" w:hAnsi="Charis SIL Regular" w:eastAsia="Charis SIL Regular"/>
+          <w:b w:val="0"/>
+          <w:i w:val="0"/>
+          <w:color w:val="0000FF"/>
+          <w:sz w:val="24"/>
+          <w:u w:val="single"/>
+        </w:rPr>
         <w:hyperlink r:id="rId28" w:history="1">
           <w:r>
             <w:rPr>
               <w:rStyle w:val="Hyperlink"/>
             </w:rPr>
-            <w:t>A</w:t>
+            <w:t>onal</w:t>
           </w:r>
         </w:hyperlink>
+      </w:r>
+      <w:r>
+        <w:rPr>
+          <w:rFonts w:ascii="Charis SIL Regular" w:hAnsi="Charis SIL Regular" w:eastAsia="Charis SIL Regular"/>
+          <w:b w:val="0"/>
+          <w:i w:val="0"/>
+          <w:color w:val="0000FF"/>
+          <w:sz w:val="24"/>
+          <w:u w:val="single"/>
+        </w:rPr>
+        <w:t xml:space="preserve"> </w:t>
       </w:r>
       <w:r>
         <w:rPr>
@@ -4360,7 +4442,168 @@
             <w:rPr>
               <w:rStyle w:val="Hyperlink"/>
             </w:rPr>
-            <w:t>rkeologic</w:t>
+            <w:t>Aruba</w:t>
+          </w:r>
+        </w:hyperlink>
+      </w:r>
+      <w:r>
+        <w:br/>
+      </w:r>
+      <w:r>
+        <w:rPr>
+          <w:rFonts w:ascii="Charis SIL Regular" w:hAnsi="Charis SIL Regular" w:eastAsia="Charis SIL Regular"/>
+          <w:b w:val="0"/>
+          <w:i w:val="0"/>
+          <w:color w:val="000000"/>
+          <w:sz w:val="24"/>
+        </w:rPr>
+        <w:t xml:space="preserve">•  </w:t>
+      </w:r>
+      <w:r>
+        <w:rPr>
+          <w:u w:val="single" w:color="0000ff"/>
+          <w:rFonts w:ascii="Charis SIL Regular" w:hAnsi="Charis SIL Regular" w:eastAsia="Charis SIL Regular"/>
+          <w:b w:val="0"/>
+          <w:i w:val="0"/>
+          <w:color w:val="000000"/>
+          <w:sz w:val="24"/>
+        </w:rPr>
+        <w:hyperlink r:id="rId28" w:history="1">
+          <w:r>
+            <w:rPr>
+              <w:rStyle w:val="Hyperlink"/>
+            </w:rPr>
+            <w:t>De zoe</w:t>
+          </w:r>
+        </w:hyperlink>
+      </w:r>
+      <w:r>
+        <w:rPr>
+          <w:u w:val="single" w:color="0000ff"/>
+          <w:rFonts w:ascii="Charis SIL Regular" w:hAnsi="Charis SIL Regular" w:eastAsia="Charis SIL Regular"/>
+          <w:b w:val="0"/>
+          <w:i w:val="0"/>
+          <w:color w:val="000000"/>
+          <w:sz w:val="24"/>
+        </w:rPr>
+        <w:hyperlink r:id="rId28" w:history="1">
+          <w:r>
+            <w:rPr>
+              <w:rStyle w:val="Hyperlink"/>
+            </w:rPr>
+            <w:t xml:space="preserve">khulp </w:t>
+          </w:r>
+        </w:hyperlink>
+      </w:r>
+      <w:r>
+        <w:rPr>
+          <w:rFonts w:ascii="Charis SIL Regular" w:hAnsi="Charis SIL Regular" w:eastAsia="Charis SIL Regular"/>
+          <w:b w:val="0"/>
+          <w:i w:val="0"/>
+          <w:color w:val="0000FF"/>
+          <w:sz w:val="24"/>
+          <w:u w:val="single"/>
+        </w:rPr>
+        <w:hyperlink r:id="rId28" w:history="1">
+          <w:r>
+            <w:rPr>
+              <w:rStyle w:val="Hyperlink"/>
+            </w:rPr>
+            <w:t>Kòrso</w:t>
+          </w:r>
+        </w:hyperlink>
+      </w:r>
+      <w:r>
+        <w:rPr>
+          <w:rFonts w:ascii="Charis SIL Regular" w:hAnsi="Charis SIL Regular" w:eastAsia="Charis SIL Regular"/>
+          <w:b w:val="0"/>
+          <w:i w:val="0"/>
+          <w:color w:val="0000FF"/>
+          <w:sz w:val="24"/>
+          <w:u w:val="single"/>
+        </w:rPr>
+        <w:hyperlink r:id="rId28" w:history="1">
+          <w:r>
+            <w:rPr>
+              <w:rStyle w:val="Hyperlink"/>
+            </w:rPr>
+            <w:t>u</w:t>
+          </w:r>
+        </w:hyperlink>
+      </w:r>
+      <w:r>
+        <w:rPr>
+          <w:rFonts w:ascii="Charis SIL Regular" w:hAnsi="Charis SIL Regular" w:eastAsia="Charis SIL Regular"/>
+          <w:b w:val="0"/>
+          <w:i w:val="0"/>
+          <w:color w:val="0000FF"/>
+          <w:sz w:val="24"/>
+          <w:u w:val="single"/>
+        </w:rPr>
+        <w:t xml:space="preserve"> </w:t>
+      </w:r>
+      <w:r>
+        <w:rPr>
+          <w:rFonts w:ascii="Charis SIL Regular" w:hAnsi="Charis SIL Regular" w:eastAsia="Charis SIL Regular"/>
+          <w:b w:val="0"/>
+          <w:i w:val="0"/>
+          <w:color w:val="0000FF"/>
+          <w:sz w:val="24"/>
+          <w:u w:val="single"/>
+        </w:rPr>
+        <w:hyperlink r:id="rId28" w:history="1">
+          <w:r>
+            <w:rPr>
+              <w:rStyle w:val="Hyperlink"/>
+            </w:rPr>
+            <w:t>–</w:t>
+          </w:r>
+        </w:hyperlink>
+      </w:r>
+      <w:r>
+        <w:rPr>
+          <w:rFonts w:ascii="Charis SIL Regular" w:hAnsi="Charis SIL Regular" w:eastAsia="Charis SIL Regular"/>
+          <w:b w:val="0"/>
+          <w:i w:val="0"/>
+          <w:color w:val="0000FF"/>
+          <w:sz w:val="24"/>
+          <w:u w:val="single"/>
+        </w:rPr>
+        <w:t xml:space="preserve"> </w:t>
+      </w:r>
+      <w:r>
+        <w:rPr>
+          <w:rFonts w:ascii="Charis SIL Regular" w:hAnsi="Charis SIL Regular" w:eastAsia="Charis SIL Regular"/>
+          <w:b w:val="0"/>
+          <w:i w:val="0"/>
+          <w:color w:val="0000FF"/>
+          <w:sz w:val="24"/>
+          <w:u w:val="single"/>
+        </w:rPr>
+        <w:hyperlink r:id="rId28" w:history="1">
+          <w:r>
+            <w:rPr>
+              <w:rStyle w:val="Hyperlink"/>
+            </w:rPr>
+            <w:t>Curaç</w:t>
+          </w:r>
+        </w:hyperlink>
+      </w:r>
+      <w:r>
+        <w:rPr>
+          <w:rFonts w:ascii="Charis SIL Regular" w:hAnsi="Charis SIL Regular" w:eastAsia="Charis SIL Regular"/>
+          <w:b w:val="0"/>
+          <w:i w:val="0"/>
+          <w:color w:val="0000FF"/>
+          <w:sz w:val="24"/>
+          <w:u w:val="single"/>
+        </w:rPr>
+        <w:hyperlink r:id="rId28" w:history="1">
+          <w:r>
+            <w:rPr>
+              <w:rStyle w:val="Hyperlink"/>
+            </w:rPr>
+            <w:t>a</w:t>
           </w:r>
         </w:hyperlink>
       </w:r>
@@ -4384,261 +4627,6 @@
       </w:r>
       <w:r>
         <w:rPr>
-          <w:rFonts w:ascii="Charis SIL Regular" w:hAnsi="Charis SIL Regular" w:eastAsia="Charis SIL Regular"/>
-          <w:b w:val="0"/>
-          <w:i w:val="0"/>
-          <w:color w:val="0000FF"/>
-          <w:sz w:val="24"/>
-          <w:u w:val="single"/>
-        </w:rPr>
-        <w:t xml:space="preserve"> </w:t>
-      </w:r>
-      <w:r>
-        <w:rPr>
-          <w:rFonts w:ascii="Charis SIL Regular" w:hAnsi="Charis SIL Regular" w:eastAsia="Charis SIL Regular"/>
-          <w:b w:val="0"/>
-          <w:i w:val="0"/>
-          <w:color w:val="0000FF"/>
-          <w:sz w:val="24"/>
-          <w:u w:val="single"/>
-        </w:rPr>
-        <w:hyperlink r:id="rId28" w:history="1">
-          <w:r>
-            <w:rPr>
-              <w:rStyle w:val="Hyperlink"/>
-            </w:rPr>
-            <w:t>Naci</w:t>
-          </w:r>
-        </w:hyperlink>
-      </w:r>
-      <w:r>
-        <w:rPr>
-          <w:rFonts w:ascii="Charis SIL Regular" w:hAnsi="Charis SIL Regular" w:eastAsia="Charis SIL Regular"/>
-          <w:b w:val="0"/>
-          <w:i w:val="0"/>
-          <w:color w:val="0000FF"/>
-          <w:sz w:val="24"/>
-          <w:u w:val="single"/>
-        </w:rPr>
-        <w:hyperlink r:id="rId28" w:history="1">
-          <w:r>
-            <w:rPr>
-              <w:rStyle w:val="Hyperlink"/>
-            </w:rPr>
-            <w:t>onal</w:t>
-          </w:r>
-        </w:hyperlink>
-      </w:r>
-      <w:r>
-        <w:rPr>
-          <w:rFonts w:ascii="Charis SIL Regular" w:hAnsi="Charis SIL Regular" w:eastAsia="Charis SIL Regular"/>
-          <w:b w:val="0"/>
-          <w:i w:val="0"/>
-          <w:color w:val="0000FF"/>
-          <w:sz w:val="24"/>
-          <w:u w:val="single"/>
-        </w:rPr>
-        <w:t xml:space="preserve"> </w:t>
-      </w:r>
-      <w:r>
-        <w:rPr>
-          <w:rFonts w:ascii="Charis SIL Regular" w:hAnsi="Charis SIL Regular" w:eastAsia="Charis SIL Regular"/>
-          <w:b w:val="0"/>
-          <w:i w:val="0"/>
-          <w:color w:val="0000FF"/>
-          <w:sz w:val="24"/>
-          <w:u w:val="single"/>
-        </w:rPr>
-        <w:hyperlink r:id="rId28" w:history="1">
-          <w:r>
-            <w:rPr>
-              <w:rStyle w:val="Hyperlink"/>
-            </w:rPr>
-            <w:t>Aruba</w:t>
-          </w:r>
-        </w:hyperlink>
-      </w:r>
-      <w:r>
-        <w:br/>
-      </w:r>
-      <w:r>
-        <w:rPr>
-          <w:rFonts w:ascii="Charis SIL Regular" w:hAnsi="Charis SIL Regular" w:eastAsia="Charis SIL Regular"/>
-          <w:b w:val="0"/>
-          <w:i w:val="0"/>
-          <w:color w:val="000000"/>
-          <w:sz w:val="24"/>
-        </w:rPr>
-        <w:t xml:space="preserve">•  </w:t>
-      </w:r>
-      <w:r>
-        <w:rPr>
-          <w:u w:val="single" w:color="0000ff"/>
-          <w:rFonts w:ascii="Charis SIL Regular" w:hAnsi="Charis SIL Regular" w:eastAsia="Charis SIL Regular"/>
-          <w:b w:val="0"/>
-          <w:i w:val="0"/>
-          <w:color w:val="000000"/>
-          <w:sz w:val="24"/>
-        </w:rPr>
-        <w:hyperlink r:id="rId28" w:history="1">
-          <w:r>
-            <w:rPr>
-              <w:rStyle w:val="Hyperlink"/>
-            </w:rPr>
-            <w:t>De zoe</w:t>
-          </w:r>
-        </w:hyperlink>
-      </w:r>
-      <w:r>
-        <w:rPr>
-          <w:u w:val="single" w:color="0000ff"/>
-          <w:rFonts w:ascii="Charis SIL Regular" w:hAnsi="Charis SIL Regular" w:eastAsia="Charis SIL Regular"/>
-          <w:b w:val="0"/>
-          <w:i w:val="0"/>
-          <w:color w:val="000000"/>
-          <w:sz w:val="24"/>
-        </w:rPr>
-        <w:hyperlink r:id="rId28" w:history="1">
-          <w:r>
-            <w:rPr>
-              <w:rStyle w:val="Hyperlink"/>
-            </w:rPr>
-            <w:t xml:space="preserve">khulp </w:t>
-          </w:r>
-        </w:hyperlink>
-      </w:r>
-      <w:r>
-        <w:rPr>
-          <w:rFonts w:ascii="Charis SIL Regular" w:hAnsi="Charis SIL Regular" w:eastAsia="Charis SIL Regular"/>
-          <w:b w:val="0"/>
-          <w:i w:val="0"/>
-          <w:color w:val="0000FF"/>
-          <w:sz w:val="24"/>
-          <w:u w:val="single"/>
-        </w:rPr>
-        <w:hyperlink r:id="rId28" w:history="1">
-          <w:r>
-            <w:rPr>
-              <w:rStyle w:val="Hyperlink"/>
-            </w:rPr>
-            <w:t>Kòrso</w:t>
-          </w:r>
-        </w:hyperlink>
-      </w:r>
-      <w:r>
-        <w:rPr>
-          <w:rFonts w:ascii="Charis SIL Regular" w:hAnsi="Charis SIL Regular" w:eastAsia="Charis SIL Regular"/>
-          <w:b w:val="0"/>
-          <w:i w:val="0"/>
-          <w:color w:val="0000FF"/>
-          <w:sz w:val="24"/>
-          <w:u w:val="single"/>
-        </w:rPr>
-        <w:hyperlink r:id="rId28" w:history="1">
-          <w:r>
-            <w:rPr>
-              <w:rStyle w:val="Hyperlink"/>
-            </w:rPr>
-            <w:t>u</w:t>
-          </w:r>
-        </w:hyperlink>
-      </w:r>
-      <w:r>
-        <w:rPr>
-          <w:rFonts w:ascii="Charis SIL Regular" w:hAnsi="Charis SIL Regular" w:eastAsia="Charis SIL Regular"/>
-          <w:b w:val="0"/>
-          <w:i w:val="0"/>
-          <w:color w:val="0000FF"/>
-          <w:sz w:val="24"/>
-          <w:u w:val="single"/>
-        </w:rPr>
-        <w:t xml:space="preserve"> </w:t>
-      </w:r>
-      <w:r>
-        <w:rPr>
-          <w:rFonts w:ascii="Charis SIL Regular" w:hAnsi="Charis SIL Regular" w:eastAsia="Charis SIL Regular"/>
-          <w:b w:val="0"/>
-          <w:i w:val="0"/>
-          <w:color w:val="0000FF"/>
-          <w:sz w:val="24"/>
-          <w:u w:val="single"/>
-        </w:rPr>
-        <w:hyperlink r:id="rId28" w:history="1">
-          <w:r>
-            <w:rPr>
-              <w:rStyle w:val="Hyperlink"/>
-            </w:rPr>
-            <w:t>–</w:t>
-          </w:r>
-        </w:hyperlink>
-      </w:r>
-      <w:r>
-        <w:rPr>
-          <w:rFonts w:ascii="Charis SIL Regular" w:hAnsi="Charis SIL Regular" w:eastAsia="Charis SIL Regular"/>
-          <w:b w:val="0"/>
-          <w:i w:val="0"/>
-          <w:color w:val="0000FF"/>
-          <w:sz w:val="24"/>
-          <w:u w:val="single"/>
-        </w:rPr>
-        <w:t xml:space="preserve"> </w:t>
-      </w:r>
-      <w:r>
-        <w:rPr>
-          <w:rFonts w:ascii="Charis SIL Regular" w:hAnsi="Charis SIL Regular" w:eastAsia="Charis SIL Regular"/>
-          <w:b w:val="0"/>
-          <w:i w:val="0"/>
-          <w:color w:val="0000FF"/>
-          <w:sz w:val="24"/>
-          <w:u w:val="single"/>
-        </w:rPr>
-        <w:hyperlink r:id="rId28" w:history="1">
-          <w:r>
-            <w:rPr>
-              <w:rStyle w:val="Hyperlink"/>
-            </w:rPr>
-            <w:t>Curaç</w:t>
-          </w:r>
-        </w:hyperlink>
-      </w:r>
-      <w:r>
-        <w:rPr>
-          <w:rFonts w:ascii="Charis SIL Regular" w:hAnsi="Charis SIL Regular" w:eastAsia="Charis SIL Regular"/>
-          <w:b w:val="0"/>
-          <w:i w:val="0"/>
-          <w:color w:val="0000FF"/>
-          <w:sz w:val="24"/>
-          <w:u w:val="single"/>
-        </w:rPr>
-        <w:hyperlink r:id="rId28" w:history="1">
-          <w:r>
-            <w:rPr>
-              <w:rStyle w:val="Hyperlink"/>
-            </w:rPr>
-            <w:t>a</w:t>
-          </w:r>
-        </w:hyperlink>
-      </w:r>
-      <w:r>
-        <w:rPr>
-          <w:rFonts w:ascii="Charis SIL Regular" w:hAnsi="Charis SIL Regular" w:eastAsia="Charis SIL Regular"/>
-          <w:b w:val="0"/>
-          <w:i w:val="0"/>
-          <w:color w:val="0000FF"/>
-          <w:sz w:val="24"/>
-          <w:u w:val="single"/>
-        </w:rPr>
-        <w:hyperlink r:id="rId28" w:history="1">
-          <w:r>
-            <w:rPr>
-              <w:rStyle w:val="Hyperlink"/>
-            </w:rPr>
-            <w:t>o</w:t>
-          </w:r>
-        </w:hyperlink>
-      </w:r>
-      <w:r>
-        <w:rPr>
           <w:u w:val="single" w:color="0000ff"/>
           <w:rFonts w:ascii="Charis SIL Regular" w:hAnsi="Charis SIL Regular" w:eastAsia="Charis SIL Regular"/>
           <w:b w:val="0"/>
@@ -4713,6 +4701,7 @@
       </w:r>
       <w:r>
         <w:rPr>
+          <w:u w:val="single" w:color="0000ff"/>
           <w:rFonts w:ascii="Charis SIL Regular" w:hAnsi="Charis SIL Regular" w:eastAsia="Charis SIL Regular"/>
           <w:b w:val="0"/>
           <w:i w:val="0"/>
@@ -5186,248 +5175,7 @@
           <w:color w:val="000000"/>
           <w:sz w:val="24"/>
         </w:rPr>
-        <w:t>' v</w:t>
-      </w:r>
-      <w:r>
-        <w:rPr>
-          <w:rFonts w:ascii="Charis SIL Regular" w:hAnsi="Charis SIL Regular" w:eastAsia="Charis SIL Regular"/>
-          <w:b w:val="0"/>
-          <w:i w:val="0"/>
-          <w:color w:val="000000"/>
-          <w:sz w:val="24"/>
-        </w:rPr>
-        <w:hyperlink r:id="rId30" w:history="1">
-          <w:r>
-            <w:rPr>
-              <w:rStyle w:val="Hyperlink"/>
-            </w:rPr>
-            <w:t>an</w:t>
-          </w:r>
-        </w:hyperlink>
-      </w:r>
-      <w:r>
-        <w:rPr>
-          <w:rFonts w:ascii="Charis SIL Regular" w:hAnsi="Charis SIL Regular" w:eastAsia="Charis SIL Regular"/>
-          <w:b w:val="0"/>
-          <w:i w:val="0"/>
-          <w:color w:val="000000"/>
-          <w:sz w:val="24"/>
-        </w:rPr>
-        <w:t xml:space="preserve"> </w:t>
-      </w:r>
-      <w:r>
-        <w:rPr>
-          <w:rFonts w:ascii="Charis SIL Regular" w:hAnsi="Charis SIL Regular" w:eastAsia="Charis SIL Regular"/>
-          <w:b w:val="0"/>
-          <w:i w:val="0"/>
-          <w:color w:val="000000"/>
-          <w:sz w:val="24"/>
-        </w:rPr>
-        <w:hyperlink r:id="rId30" w:history="1">
-          <w:r>
-            <w:rPr>
-              <w:rStyle w:val="Hyperlink"/>
-            </w:rPr>
-            <w:t>de historicus</w:t>
-          </w:r>
-        </w:hyperlink>
-      </w:r>
-      <w:r>
-        <w:rPr>
-          <w:rFonts w:ascii="Charis SIL Regular" w:hAnsi="Charis SIL Regular" w:eastAsia="Charis SIL Regular"/>
-          <w:b w:val="0"/>
-          <w:i w:val="0"/>
-          <w:color w:val="000000"/>
-          <w:sz w:val="24"/>
-        </w:rPr>
-        <w:t xml:space="preserve"> </w:t>
-      </w:r>
-      <w:r>
-        <w:rPr>
-          <w:rFonts w:ascii="Charis SIL Regular" w:hAnsi="Charis SIL Regular" w:eastAsia="Charis SIL Regular"/>
-          <w:b w:val="0"/>
-          <w:i w:val="0"/>
-          <w:color w:val="000000"/>
-          <w:sz w:val="24"/>
-        </w:rPr>
-        <w:hyperlink r:id="rId30" w:history="1">
-          <w:r>
-            <w:rPr>
-              <w:rStyle w:val="Hyperlink"/>
-            </w:rPr>
-            <w:t xml:space="preserve">dr. </w:t>
-          </w:r>
-        </w:hyperlink>
-      </w:r>
-      <w:r>
-        <w:rPr>
-          <w:rFonts w:ascii="Charis SIL Regular" w:hAnsi="Charis SIL Regular" w:eastAsia="Charis SIL Regular"/>
-          <w:b w:val="0"/>
-          <w:i w:val="0"/>
-          <w:color w:val="000000"/>
-          <w:sz w:val="24"/>
-        </w:rPr>
-        <w:hyperlink r:id="rId30" w:history="1">
-          <w:r>
-            <w:rPr>
-              <w:rStyle w:val="Hyperlink"/>
-            </w:rPr>
-            <w:t>J</w:t>
-          </w:r>
-        </w:hyperlink>
-      </w:r>
-      <w:r>
-        <w:rPr>
-          <w:rFonts w:ascii="Charis SIL Regular" w:hAnsi="Charis SIL Regular" w:eastAsia="Charis SIL Regular"/>
-          <w:b w:val="0"/>
-          <w:i w:val="0"/>
-          <w:color w:val="000000"/>
-          <w:sz w:val="24"/>
-        </w:rPr>
-        <w:hyperlink r:id="rId30" w:history="1">
-          <w:r>
-            <w:rPr>
-              <w:rStyle w:val="Hyperlink"/>
-            </w:rPr>
-            <w:t>.A. Ad</w:t>
-          </w:r>
-        </w:hyperlink>
-      </w:r>
-      <w:r>
-        <w:rPr>
-          <w:rFonts w:ascii="Charis SIL Regular" w:hAnsi="Charis SIL Regular" w:eastAsia="Charis SIL Regular"/>
-          <w:b w:val="0"/>
-          <w:i w:val="0"/>
-          <w:color w:val="000000"/>
-          <w:sz w:val="24"/>
-        </w:rPr>
-        <w:hyperlink r:id="rId30" w:history="1">
-          <w:r>
-            <w:rPr>
-              <w:rStyle w:val="Hyperlink"/>
-            </w:rPr>
-            <w:t>i</w:t>
-          </w:r>
-        </w:hyperlink>
-      </w:r>
-      <w:r>
-        <w:rPr>
-          <w:rFonts w:ascii="Charis SIL Regular" w:hAnsi="Charis SIL Regular" w:eastAsia="Charis SIL Regular"/>
-          <w:b w:val="0"/>
-          <w:i w:val="0"/>
-          <w:color w:val="000000"/>
-          <w:sz w:val="24"/>
-        </w:rPr>
-        <w:hyperlink r:id="rId30" w:history="1">
-          <w:r>
-            <w:rPr>
-              <w:rStyle w:val="Hyperlink"/>
-            </w:rPr>
-            <w:t xml:space="preserve"> M</w:t>
-          </w:r>
-        </w:hyperlink>
-      </w:r>
-      <w:r>
-        <w:rPr>
-          <w:rFonts w:ascii="Charis SIL Regular" w:hAnsi="Charis SIL Regular" w:eastAsia="Charis SIL Regular"/>
-          <w:b w:val="0"/>
-          <w:i w:val="0"/>
-          <w:color w:val="000000"/>
-          <w:sz w:val="24"/>
-        </w:rPr>
-        <w:hyperlink r:id="rId30" w:history="1">
-          <w:r>
-            <w:rPr>
-              <w:rStyle w:val="Hyperlink"/>
-            </w:rPr>
-            <w:t xml:space="preserve">artis </w:t>
-          </w:r>
-        </w:hyperlink>
-      </w:r>
-      <w:r>
-        <w:rPr>
-          <w:rFonts w:ascii="Charis SIL Regular" w:hAnsi="Charis SIL Regular" w:eastAsia="Charis SIL Regular"/>
-          <w:b w:val="0"/>
-          <w:i w:val="0"/>
-          <w:color w:val="000000"/>
-          <w:sz w:val="24"/>
-        </w:rPr>
-        <w:hyperlink r:id="rId30" w:history="1">
-          <w:r>
-            <w:rPr>
-              <w:rStyle w:val="Hyperlink"/>
-            </w:rPr>
-            <w:t>b</w:t>
-          </w:r>
-        </w:hyperlink>
-      </w:r>
-      <w:r>
-        <w:rPr>
-          <w:rFonts w:ascii="Charis SIL Regular" w:hAnsi="Charis SIL Regular" w:eastAsia="Charis SIL Regular"/>
-          <w:b w:val="0"/>
-          <w:i w:val="0"/>
-          <w:color w:val="000000"/>
-          <w:sz w:val="24"/>
-        </w:rPr>
-        <w:hyperlink r:id="rId30" w:history="1">
-          <w:r>
-            <w:rPr>
-              <w:rStyle w:val="Hyperlink"/>
-            </w:rPr>
-            <w:t>e</w:t>
-          </w:r>
-        </w:hyperlink>
-      </w:r>
-      <w:r>
-        <w:rPr>
-          <w:rFonts w:ascii="Charis SIL Regular" w:hAnsi="Charis SIL Regular" w:eastAsia="Charis SIL Regular"/>
-          <w:b w:val="0"/>
-          <w:i w:val="0"/>
-          <w:color w:val="000000"/>
-          <w:sz w:val="24"/>
-        </w:rPr>
-        <w:hyperlink r:id="rId30" w:history="1">
-          <w:r>
-            <w:rPr>
-              <w:rStyle w:val="Hyperlink"/>
-            </w:rPr>
-            <w:t>schr</w:t>
-          </w:r>
-        </w:hyperlink>
-      </w:r>
-      <w:r>
-        <w:rPr>
-          <w:rFonts w:ascii="Charis SIL Regular" w:hAnsi="Charis SIL Regular" w:eastAsia="Charis SIL Regular"/>
-          <w:b w:val="0"/>
-          <w:i w:val="0"/>
-          <w:color w:val="000000"/>
-          <w:sz w:val="24"/>
-        </w:rPr>
-        <w:hyperlink r:id="rId30" w:history="1">
-          <w:r>
-            <w:rPr>
-              <w:rStyle w:val="Hyperlink"/>
-            </w:rPr>
-            <w:t>i</w:t>
-          </w:r>
-        </w:hyperlink>
-      </w:r>
-      <w:r>
-        <w:rPr>
-          <w:rFonts w:ascii="Charis SIL Regular" w:hAnsi="Charis SIL Regular" w:eastAsia="Charis SIL Regular"/>
-          <w:b w:val="0"/>
-          <w:i w:val="0"/>
-          <w:color w:val="000000"/>
-          <w:sz w:val="24"/>
-        </w:rPr>
-        <w:hyperlink r:id="rId30" w:history="1">
-          <w:r>
-            <w:rPr>
-              <w:rStyle w:val="Hyperlink"/>
-            </w:rPr>
-            <w:t>jft de pre-ko</w:t>
-          </w:r>
-        </w:hyperlink>
+        <w:t>' van de historicus dr. J.A. Adi Martis beschrijft de pre-ko</w:t>
       </w:r>
       <w:r>
         <w:rPr>
@@ -5726,25 +5474,7 @@
           <w:color w:val="000000"/>
           <w:sz w:val="24"/>
         </w:rPr>
-        <w:t>g</w:t>
-      </w:r>
-      <w:r>
-        <w:rPr>
-          <w:u w:val="single" w:color="0000ff"/>
-          <w:rFonts w:ascii="Charis SIL Regular" w:hAnsi="Charis SIL Regular" w:eastAsia="Charis SIL Regular"/>
-          <w:b w:val="0"/>
-          <w:i w:val="0"/>
-          <w:color w:val="000000"/>
-          <w:sz w:val="24"/>
-        </w:rPr>
-        <w:hyperlink r:id="rId31" w:history="1">
-          <w:r>
-            <w:rPr>
-              <w:rStyle w:val="Hyperlink"/>
-            </w:rPr>
-            <w:t>oedveld va</w:t>
-          </w:r>
-        </w:hyperlink>
+        <w:t>goedveld va</w:t>
       </w:r>
       <w:r>
         <w:rPr>
@@ -7086,7 +6816,7 @@
           <w:sz w:val="24"/>
           <w:u w:val="single"/>
         </w:rPr>
-        <w:hyperlink r:id="rId35" w:history="1">
+        <w:hyperlink r:id="rId36" w:history="1">
           <w:r>
             <w:rPr>
               <w:rStyle w:val="Hyperlink"/>
@@ -7319,7 +7049,6 @@
       </w:r>
       <w:r>
         <w:rPr>
-          <w:u w:val="single" w:color="0000ff"/>
           <w:rFonts w:ascii="Charis SIL Regular" w:hAnsi="Charis SIL Regular" w:eastAsia="Charis SIL Regular"/>
           <w:b w:val="0"/>
           <w:i w:val="0"/>

--- a/EXPORTS/DOCX/published/niveau2/Dutch/ArubaBonaireCuracao.docx
+++ b/EXPORTS/DOCX/published/niveau2/Dutch/ArubaBonaireCuracao.docx
@@ -1549,7 +1549,7 @@
             <w:rPr>
               <w:rStyle w:val="Hyperlink"/>
             </w:rPr>
-            <w:t>Onderofficier</w:t>
+            <w:t>Onderoffici</w:t>
           </w:r>
         </w:hyperlink>
       </w:r>
@@ -1560,7 +1560,23 @@
           <w:i w:val="0"/>
           <w:color w:val="0000FF"/>
           <w:sz w:val="24"/>
-          <w:u w:val="single"/>
+        </w:rPr>
+        <w:hyperlink r:id="rId16" w:history="1">
+          <w:r>
+            <w:rPr>
+              <w:rStyle w:val="Hyperlink"/>
+            </w:rPr>
+            <w:t>er</w:t>
+          </w:r>
+        </w:hyperlink>
+      </w:r>
+      <w:r>
+        <w:rPr>
+          <w:rFonts w:ascii="Charis SIL Regular" w:hAnsi="Charis SIL Regular" w:eastAsia="Charis SIL Regular"/>
+          <w:b w:val="0"/>
+          <w:i w:val="0"/>
+          <w:color w:val="0000FF"/>
+          <w:sz w:val="24"/>
         </w:rPr>
         <w:t>en</w:t>
       </w:r>
@@ -1781,19 +1797,9 @@
             <w:rPr>
               <w:rStyle w:val="Hyperlink"/>
             </w:rPr>
-            <w:t>Ind</w:t>
+            <w:t>Indië</w:t>
           </w:r>
         </w:hyperlink>
-      </w:r>
-      <w:r>
-        <w:rPr>
-          <w:rFonts w:ascii="Charis SIL Regular" w:hAnsi="Charis SIL Regular" w:eastAsia="Charis SIL Regular"/>
-          <w:b w:val="0"/>
-          <w:i w:val="0"/>
-          <w:color w:val="0000FF"/>
-          <w:sz w:val="24"/>
-        </w:rPr>
-        <w:t>ië</w:t>
       </w:r>
       <w:r>
         <w:rPr>
@@ -2927,61 +2933,7 @@
           <w:color w:val="000000"/>
           <w:sz w:val="24"/>
         </w:rPr>
-        <w:t>veel nuttige informatie me</w:t>
-      </w:r>
-      <w:r>
-        <w:rPr>
-          <w:u w:val="single" w:color="0000ff"/>
-          <w:rFonts w:ascii="Charis SIL Regular" w:hAnsi="Charis SIL Regular" w:eastAsia="Charis SIL Regular"/>
-          <w:b w:val="0"/>
-          <w:i w:val="0"/>
-          <w:color w:val="000000"/>
-          <w:sz w:val="24"/>
-        </w:rPr>
-        <w:hyperlink r:id="rId18" w:history="1">
-          <w:r>
-            <w:rPr>
-              <w:rStyle w:val="Hyperlink"/>
-            </w:rPr>
-            <w:t>t betrek</w:t>
-          </w:r>
-        </w:hyperlink>
-      </w:r>
-      <w:r>
-        <w:rPr>
-          <w:u w:val="single" w:color="0000ff"/>
-          <w:rFonts w:ascii="Charis SIL Regular" w:hAnsi="Charis SIL Regular" w:eastAsia="Charis SIL Regular"/>
-          <w:b w:val="0"/>
-          <w:i w:val="0"/>
-          <w:color w:val="000000"/>
-          <w:sz w:val="24"/>
-        </w:rPr>
-        <w:hyperlink r:id="rId18" w:history="1">
-          <w:r>
-            <w:rPr>
-              <w:rStyle w:val="Hyperlink"/>
-            </w:rPr>
-            <w:t>king to</w:t>
-          </w:r>
-        </w:hyperlink>
-      </w:r>
-      <w:r>
-        <w:rPr>
-          <w:u w:val="single" w:color="0000ff"/>
-          <w:rFonts w:ascii="Charis SIL Regular" w:hAnsi="Charis SIL Regular" w:eastAsia="Charis SIL Regular"/>
-          <w:b w:val="0"/>
-          <w:i w:val="0"/>
-          <w:color w:val="000000"/>
-          <w:sz w:val="24"/>
-        </w:rPr>
-        <w:hyperlink r:id="rId18" w:history="1">
-          <w:r>
-            <w:rPr>
-              <w:rStyle w:val="Hyperlink"/>
-            </w:rPr>
-            <w:t>t hun</w:t>
-          </w:r>
-        </w:hyperlink>
+        <w:t>veel nuttige informatie met betrekking tot hun</w:t>
       </w:r>
       <w:r>
         <w:rPr>
@@ -3347,78 +3299,13 @@
       </w:r>
       <w:r>
         <w:rPr>
-          <w:u w:val="single" w:color="0000ff"/>
-          <w:rFonts w:ascii="Charis SIL Regular" w:hAnsi="Charis SIL Regular" w:eastAsia="Charis SIL Regular"/>
-          <w:b w:val="0"/>
-          <w:i w:val="0"/>
-          <w:color w:val="000000"/>
-          <w:sz w:val="24"/>
-        </w:rPr>
-        <w:hyperlink r:id="rId21" w:history="1">
-          <w:r>
-            <w:rPr>
-              <w:rStyle w:val="Hyperlink"/>
-            </w:rPr>
-            <w:t>toeg</w:t>
-          </w:r>
-        </w:hyperlink>
-      </w:r>
-      <w:r>
-        <w:rPr>
-          <w:u w:val="single" w:color="0000ff"/>
-          <w:rFonts w:ascii="Charis SIL Regular" w:hAnsi="Charis SIL Regular" w:eastAsia="Charis SIL Regular"/>
-          <w:b w:val="0"/>
-          <w:i w:val="0"/>
-          <w:color w:val="000000"/>
-          <w:sz w:val="24"/>
-        </w:rPr>
-        <w:hyperlink r:id="rId21" w:history="1">
-          <w:r>
-            <w:rPr>
-              <w:rStyle w:val="Hyperlink"/>
-            </w:rPr>
-            <w:t>ankelijk</w:t>
-          </w:r>
-        </w:hyperlink>
-      </w:r>
-      <w:r>
-        <w:rPr>
-          <w:u w:val="single" w:color="0000ff"/>
-          <w:rFonts w:ascii="Charis SIL Regular" w:hAnsi="Charis SIL Regular" w:eastAsia="Charis SIL Regular"/>
-          <w:b w:val="0"/>
-          <w:i w:val="0"/>
-          <w:color w:val="000000"/>
-          <w:sz w:val="24"/>
-        </w:rPr>
-        <w:t xml:space="preserve"> </w:t>
-      </w:r>
-      <w:r>
-        <w:rPr>
-          <w:u w:val="single" w:color="0000ff"/>
-          <w:rFonts w:ascii="Charis SIL Regular" w:hAnsi="Charis SIL Regular" w:eastAsia="Charis SIL Regular"/>
-          <w:b w:val="0"/>
-          <w:i w:val="0"/>
-          <w:color w:val="000000"/>
-          <w:sz w:val="24"/>
-        </w:rPr>
-        <w:hyperlink r:id="rId21" w:history="1">
-          <w:r>
-            <w:rPr>
-              <w:rStyle w:val="Hyperlink"/>
-            </w:rPr>
-            <w:t>gemaak</w:t>
-          </w:r>
-        </w:hyperlink>
-      </w:r>
-      <w:r>
-        <w:rPr>
-          <w:rFonts w:ascii="Charis SIL Regular" w:hAnsi="Charis SIL Regular" w:eastAsia="Charis SIL Regular"/>
-          <w:b w:val="0"/>
-          <w:i w:val="0"/>
-          <w:color w:val="000000"/>
-          <w:sz w:val="24"/>
-        </w:rPr>
-        <w:t xml:space="preserve">t. De collectie is zowel bereikbaar via de </w:t>
+          <w:rFonts w:ascii="Charis SIL Regular" w:hAnsi="Charis SIL Regular" w:eastAsia="Charis SIL Regular"/>
+          <w:b w:val="0"/>
+          <w:i w:val="0"/>
+          <w:color w:val="000000"/>
+          <w:sz w:val="24"/>
+        </w:rPr>
+        <w:t xml:space="preserve">toegankelijk gemaakt. De collectie is zowel bereikbaar via de </w:t>
       </w:r>
       <w:r>
         <w:rPr>
@@ -4330,7 +4217,6 @@
           <w:i w:val="0"/>
           <w:color w:val="0000FF"/>
           <w:sz w:val="24"/>
-          <w:u w:val="single"/>
         </w:rPr>
         <w:t>A</w:t>
       </w:r>
@@ -4457,43 +4343,7 @@
           <w:color w:val="000000"/>
           <w:sz w:val="24"/>
         </w:rPr>
-        <w:t xml:space="preserve">•  </w:t>
-      </w:r>
-      <w:r>
-        <w:rPr>
-          <w:u w:val="single" w:color="0000ff"/>
-          <w:rFonts w:ascii="Charis SIL Regular" w:hAnsi="Charis SIL Regular" w:eastAsia="Charis SIL Regular"/>
-          <w:b w:val="0"/>
-          <w:i w:val="0"/>
-          <w:color w:val="000000"/>
-          <w:sz w:val="24"/>
-        </w:rPr>
-        <w:hyperlink r:id="rId28" w:history="1">
-          <w:r>
-            <w:rPr>
-              <w:rStyle w:val="Hyperlink"/>
-            </w:rPr>
-            <w:t>De zoe</w:t>
-          </w:r>
-        </w:hyperlink>
-      </w:r>
-      <w:r>
-        <w:rPr>
-          <w:u w:val="single" w:color="0000ff"/>
-          <w:rFonts w:ascii="Charis SIL Regular" w:hAnsi="Charis SIL Regular" w:eastAsia="Charis SIL Regular"/>
-          <w:b w:val="0"/>
-          <w:i w:val="0"/>
-          <w:color w:val="000000"/>
-          <w:sz w:val="24"/>
-        </w:rPr>
-        <w:hyperlink r:id="rId28" w:history="1">
-          <w:r>
-            <w:rPr>
-              <w:rStyle w:val="Hyperlink"/>
-            </w:rPr>
-            <w:t xml:space="preserve">khulp </w:t>
-          </w:r>
-        </w:hyperlink>
+        <w:t xml:space="preserve">•  De zoekhulp </w:t>
       </w:r>
       <w:r>
         <w:rPr>
@@ -5175,7 +5025,248 @@
           <w:color w:val="000000"/>
           <w:sz w:val="24"/>
         </w:rPr>
-        <w:t>' van de historicus dr. J.A. Adi Martis beschrijft de pre-ko</w:t>
+        <w:t>' v</w:t>
+      </w:r>
+      <w:r>
+        <w:rPr>
+          <w:rFonts w:ascii="Charis SIL Regular" w:hAnsi="Charis SIL Regular" w:eastAsia="Charis SIL Regular"/>
+          <w:b w:val="0"/>
+          <w:i w:val="0"/>
+          <w:color w:val="000000"/>
+          <w:sz w:val="24"/>
+        </w:rPr>
+        <w:hyperlink r:id="rId30" w:history="1">
+          <w:r>
+            <w:rPr>
+              <w:rStyle w:val="Hyperlink"/>
+            </w:rPr>
+            <w:t>an</w:t>
+          </w:r>
+        </w:hyperlink>
+      </w:r>
+      <w:r>
+        <w:rPr>
+          <w:rFonts w:ascii="Charis SIL Regular" w:hAnsi="Charis SIL Regular" w:eastAsia="Charis SIL Regular"/>
+          <w:b w:val="0"/>
+          <w:i w:val="0"/>
+          <w:color w:val="000000"/>
+          <w:sz w:val="24"/>
+        </w:rPr>
+        <w:t xml:space="preserve"> </w:t>
+      </w:r>
+      <w:r>
+        <w:rPr>
+          <w:rFonts w:ascii="Charis SIL Regular" w:hAnsi="Charis SIL Regular" w:eastAsia="Charis SIL Regular"/>
+          <w:b w:val="0"/>
+          <w:i w:val="0"/>
+          <w:color w:val="000000"/>
+          <w:sz w:val="24"/>
+        </w:rPr>
+        <w:hyperlink r:id="rId30" w:history="1">
+          <w:r>
+            <w:rPr>
+              <w:rStyle w:val="Hyperlink"/>
+            </w:rPr>
+            <w:t>de historicus</w:t>
+          </w:r>
+        </w:hyperlink>
+      </w:r>
+      <w:r>
+        <w:rPr>
+          <w:rFonts w:ascii="Charis SIL Regular" w:hAnsi="Charis SIL Regular" w:eastAsia="Charis SIL Regular"/>
+          <w:b w:val="0"/>
+          <w:i w:val="0"/>
+          <w:color w:val="000000"/>
+          <w:sz w:val="24"/>
+        </w:rPr>
+        <w:t xml:space="preserve"> </w:t>
+      </w:r>
+      <w:r>
+        <w:rPr>
+          <w:rFonts w:ascii="Charis SIL Regular" w:hAnsi="Charis SIL Regular" w:eastAsia="Charis SIL Regular"/>
+          <w:b w:val="0"/>
+          <w:i w:val="0"/>
+          <w:color w:val="000000"/>
+          <w:sz w:val="24"/>
+        </w:rPr>
+        <w:hyperlink r:id="rId30" w:history="1">
+          <w:r>
+            <w:rPr>
+              <w:rStyle w:val="Hyperlink"/>
+            </w:rPr>
+            <w:t xml:space="preserve">dr. </w:t>
+          </w:r>
+        </w:hyperlink>
+      </w:r>
+      <w:r>
+        <w:rPr>
+          <w:rFonts w:ascii="Charis SIL Regular" w:hAnsi="Charis SIL Regular" w:eastAsia="Charis SIL Regular"/>
+          <w:b w:val="0"/>
+          <w:i w:val="0"/>
+          <w:color w:val="000000"/>
+          <w:sz w:val="24"/>
+        </w:rPr>
+        <w:hyperlink r:id="rId30" w:history="1">
+          <w:r>
+            <w:rPr>
+              <w:rStyle w:val="Hyperlink"/>
+            </w:rPr>
+            <w:t>J</w:t>
+          </w:r>
+        </w:hyperlink>
+      </w:r>
+      <w:r>
+        <w:rPr>
+          <w:rFonts w:ascii="Charis SIL Regular" w:hAnsi="Charis SIL Regular" w:eastAsia="Charis SIL Regular"/>
+          <w:b w:val="0"/>
+          <w:i w:val="0"/>
+          <w:color w:val="000000"/>
+          <w:sz w:val="24"/>
+        </w:rPr>
+        <w:hyperlink r:id="rId30" w:history="1">
+          <w:r>
+            <w:rPr>
+              <w:rStyle w:val="Hyperlink"/>
+            </w:rPr>
+            <w:t>.A. Ad</w:t>
+          </w:r>
+        </w:hyperlink>
+      </w:r>
+      <w:r>
+        <w:rPr>
+          <w:rFonts w:ascii="Charis SIL Regular" w:hAnsi="Charis SIL Regular" w:eastAsia="Charis SIL Regular"/>
+          <w:b w:val="0"/>
+          <w:i w:val="0"/>
+          <w:color w:val="000000"/>
+          <w:sz w:val="24"/>
+        </w:rPr>
+        <w:hyperlink r:id="rId30" w:history="1">
+          <w:r>
+            <w:rPr>
+              <w:rStyle w:val="Hyperlink"/>
+            </w:rPr>
+            <w:t>i</w:t>
+          </w:r>
+        </w:hyperlink>
+      </w:r>
+      <w:r>
+        <w:rPr>
+          <w:rFonts w:ascii="Charis SIL Regular" w:hAnsi="Charis SIL Regular" w:eastAsia="Charis SIL Regular"/>
+          <w:b w:val="0"/>
+          <w:i w:val="0"/>
+          <w:color w:val="000000"/>
+          <w:sz w:val="24"/>
+        </w:rPr>
+        <w:hyperlink r:id="rId30" w:history="1">
+          <w:r>
+            <w:rPr>
+              <w:rStyle w:val="Hyperlink"/>
+            </w:rPr>
+            <w:t xml:space="preserve"> M</w:t>
+          </w:r>
+        </w:hyperlink>
+      </w:r>
+      <w:r>
+        <w:rPr>
+          <w:rFonts w:ascii="Charis SIL Regular" w:hAnsi="Charis SIL Regular" w:eastAsia="Charis SIL Regular"/>
+          <w:b w:val="0"/>
+          <w:i w:val="0"/>
+          <w:color w:val="000000"/>
+          <w:sz w:val="24"/>
+        </w:rPr>
+        <w:hyperlink r:id="rId30" w:history="1">
+          <w:r>
+            <w:rPr>
+              <w:rStyle w:val="Hyperlink"/>
+            </w:rPr>
+            <w:t xml:space="preserve">artis </w:t>
+          </w:r>
+        </w:hyperlink>
+      </w:r>
+      <w:r>
+        <w:rPr>
+          <w:rFonts w:ascii="Charis SIL Regular" w:hAnsi="Charis SIL Regular" w:eastAsia="Charis SIL Regular"/>
+          <w:b w:val="0"/>
+          <w:i w:val="0"/>
+          <w:color w:val="000000"/>
+          <w:sz w:val="24"/>
+        </w:rPr>
+        <w:hyperlink r:id="rId30" w:history="1">
+          <w:r>
+            <w:rPr>
+              <w:rStyle w:val="Hyperlink"/>
+            </w:rPr>
+            <w:t>b</w:t>
+          </w:r>
+        </w:hyperlink>
+      </w:r>
+      <w:r>
+        <w:rPr>
+          <w:rFonts w:ascii="Charis SIL Regular" w:hAnsi="Charis SIL Regular" w:eastAsia="Charis SIL Regular"/>
+          <w:b w:val="0"/>
+          <w:i w:val="0"/>
+          <w:color w:val="000000"/>
+          <w:sz w:val="24"/>
+        </w:rPr>
+        <w:hyperlink r:id="rId30" w:history="1">
+          <w:r>
+            <w:rPr>
+              <w:rStyle w:val="Hyperlink"/>
+            </w:rPr>
+            <w:t>e</w:t>
+          </w:r>
+        </w:hyperlink>
+      </w:r>
+      <w:r>
+        <w:rPr>
+          <w:rFonts w:ascii="Charis SIL Regular" w:hAnsi="Charis SIL Regular" w:eastAsia="Charis SIL Regular"/>
+          <w:b w:val="0"/>
+          <w:i w:val="0"/>
+          <w:color w:val="000000"/>
+          <w:sz w:val="24"/>
+        </w:rPr>
+        <w:hyperlink r:id="rId30" w:history="1">
+          <w:r>
+            <w:rPr>
+              <w:rStyle w:val="Hyperlink"/>
+            </w:rPr>
+            <w:t>schr</w:t>
+          </w:r>
+        </w:hyperlink>
+      </w:r>
+      <w:r>
+        <w:rPr>
+          <w:rFonts w:ascii="Charis SIL Regular" w:hAnsi="Charis SIL Regular" w:eastAsia="Charis SIL Regular"/>
+          <w:b w:val="0"/>
+          <w:i w:val="0"/>
+          <w:color w:val="000000"/>
+          <w:sz w:val="24"/>
+        </w:rPr>
+        <w:hyperlink r:id="rId30" w:history="1">
+          <w:r>
+            <w:rPr>
+              <w:rStyle w:val="Hyperlink"/>
+            </w:rPr>
+            <w:t>i</w:t>
+          </w:r>
+        </w:hyperlink>
+      </w:r>
+      <w:r>
+        <w:rPr>
+          <w:rFonts w:ascii="Charis SIL Regular" w:hAnsi="Charis SIL Regular" w:eastAsia="Charis SIL Regular"/>
+          <w:b w:val="0"/>
+          <w:i w:val="0"/>
+          <w:color w:val="000000"/>
+          <w:sz w:val="24"/>
+        </w:rPr>
+        <w:hyperlink r:id="rId30" w:history="1">
+          <w:r>
+            <w:rPr>
+              <w:rStyle w:val="Hyperlink"/>
+            </w:rPr>
+            <w:t>jft de pre-ko</w:t>
+          </w:r>
+        </w:hyperlink>
       </w:r>
       <w:r>
         <w:rPr>
@@ -5474,7 +5565,25 @@
           <w:color w:val="000000"/>
           <w:sz w:val="24"/>
         </w:rPr>
-        <w:t>goedveld va</w:t>
+        <w:t>g</w:t>
+      </w:r>
+      <w:r>
+        <w:rPr>
+          <w:u w:val="single" w:color="0000ff"/>
+          <w:rFonts w:ascii="Charis SIL Regular" w:hAnsi="Charis SIL Regular" w:eastAsia="Charis SIL Regular"/>
+          <w:b w:val="0"/>
+          <w:i w:val="0"/>
+          <w:color w:val="000000"/>
+          <w:sz w:val="24"/>
+        </w:rPr>
+        <w:hyperlink r:id="rId31" w:history="1">
+          <w:r>
+            <w:rPr>
+              <w:rStyle w:val="Hyperlink"/>
+            </w:rPr>
+            <w:t>oedveld va</w:t>
+          </w:r>
+        </w:hyperlink>
       </w:r>
       <w:r>
         <w:rPr>
@@ -6758,14 +6867,7 @@
           <w:sz w:val="24"/>
           <w:u w:val="single"/>
         </w:rPr>
-        <w:hyperlink r:id="rId36" w:history="1">
-          <w:r>
-            <w:rPr>
-              <w:rStyle w:val="Hyperlink"/>
-            </w:rPr>
-            <w:t>1722</w:t>
-          </w:r>
-        </w:hyperlink>
+        <w:t xml:space="preserve">1722 - </w:t>
       </w:r>
       <w:r>
         <w:rPr>
@@ -6776,47 +6878,7 @@
           <w:sz w:val="24"/>
           <w:u w:val="single"/>
         </w:rPr>
-        <w:t xml:space="preserve"> </w:t>
-      </w:r>
-      <w:r>
-        <w:rPr>
-          <w:rFonts w:ascii="Charis SIL Regular" w:hAnsi="Charis SIL Regular" w:eastAsia="Charis SIL Regular"/>
-          <w:b w:val="0"/>
-          <w:i w:val="0"/>
-          <w:color w:val="0000FF"/>
-          <w:sz w:val="24"/>
-          <w:u w:val="single"/>
-        </w:rPr>
-        <w:hyperlink r:id="rId36" w:history="1">
-          <w:r>
-            <w:rPr>
-              <w:rStyle w:val="Hyperlink"/>
-            </w:rPr>
-            <w:t>-</w:t>
-          </w:r>
-        </w:hyperlink>
-      </w:r>
-      <w:r>
-        <w:rPr>
-          <w:rFonts w:ascii="Charis SIL Regular" w:hAnsi="Charis SIL Regular" w:eastAsia="Charis SIL Regular"/>
-          <w:b w:val="0"/>
-          <w:i w:val="0"/>
-          <w:color w:val="0000FF"/>
-          <w:sz w:val="24"/>
-          <w:u w:val="single"/>
-        </w:rPr>
-        <w:t xml:space="preserve"> </w:t>
-      </w:r>
-      <w:r>
-        <w:rPr>
-          <w:rFonts w:ascii="Charis SIL Regular" w:hAnsi="Charis SIL Regular" w:eastAsia="Charis SIL Regular"/>
-          <w:b w:val="0"/>
-          <w:i w:val="0"/>
-          <w:color w:val="0000FF"/>
-          <w:sz w:val="24"/>
-          <w:u w:val="single"/>
-        </w:rPr>
-        <w:hyperlink r:id="rId36" w:history="1">
+        <w:hyperlink r:id="rId35" w:history="1">
           <w:r>
             <w:rPr>
               <w:rStyle w:val="Hyperlink"/>
@@ -7049,6 +7111,7 @@
       </w:r>
       <w:r>
         <w:rPr>
+          <w:u w:val="single" w:color="0000ff"/>
           <w:rFonts w:ascii="Charis SIL Regular" w:hAnsi="Charis SIL Regular" w:eastAsia="Charis SIL Regular"/>
           <w:b w:val="0"/>
           <w:i w:val="0"/>

--- a/EXPORTS/DOCX/published/niveau2/Dutch/ArubaBonaireCuracao.docx
+++ b/EXPORTS/DOCX/published/niveau2/Dutch/ArubaBonaireCuracao.docx
@@ -605,72 +605,7 @@
           <w:color w:val="000000"/>
           <w:sz w:val="24"/>
         </w:rPr>
-        <w:t>kwamen de eilanden onder gezag van het nieuw gestichte Ko</w:t>
-      </w:r>
-      <w:r>
-        <w:rPr>
-          <w:u w:val="single" w:color="0000ff"/>
-          <w:rFonts w:ascii="Charis SIL Regular" w:hAnsi="Charis SIL Regular" w:eastAsia="Charis SIL Regular"/>
-          <w:b w:val="0"/>
-          <w:i w:val="0"/>
-          <w:color w:val="000000"/>
-          <w:sz w:val="24"/>
-        </w:rPr>
-        <w:hyperlink r:id="rId10" w:history="1">
-          <w:r>
-            <w:rPr>
-              <w:rStyle w:val="Hyperlink"/>
-            </w:rPr>
-            <w:t>ninkrijk</w:t>
-          </w:r>
-        </w:hyperlink>
-      </w:r>
-      <w:r>
-        <w:rPr>
-          <w:u w:val="single" w:color="0000ff"/>
-          <w:rFonts w:ascii="Charis SIL Regular" w:hAnsi="Charis SIL Regular" w:eastAsia="Charis SIL Regular"/>
-          <w:b w:val="0"/>
-          <w:i w:val="0"/>
-          <w:color w:val="000000"/>
-          <w:sz w:val="24"/>
-        </w:rPr>
-        <w:t xml:space="preserve"> </w:t>
-      </w:r>
-      <w:r>
-        <w:rPr>
-          <w:u w:val="single" w:color="0000ff"/>
-          <w:rFonts w:ascii="Charis SIL Regular" w:hAnsi="Charis SIL Regular" w:eastAsia="Charis SIL Regular"/>
-          <w:b w:val="0"/>
-          <w:i w:val="0"/>
-          <w:color w:val="000000"/>
-          <w:sz w:val="24"/>
-        </w:rPr>
-        <w:hyperlink r:id="rId10" w:history="1">
-          <w:r>
-            <w:rPr>
-              <w:rStyle w:val="Hyperlink"/>
-            </w:rPr>
-            <w:t xml:space="preserve">der </w:t>
-          </w:r>
-        </w:hyperlink>
-      </w:r>
-      <w:r>
-        <w:rPr>
-          <w:u w:val="single" w:color="0000ff"/>
-          <w:rFonts w:ascii="Charis SIL Regular" w:hAnsi="Charis SIL Regular" w:eastAsia="Charis SIL Regular"/>
-          <w:b w:val="0"/>
-          <w:i w:val="0"/>
-          <w:color w:val="000000"/>
-          <w:sz w:val="24"/>
-        </w:rPr>
-        <w:hyperlink r:id="rId10" w:history="1">
-          <w:r>
-            <w:rPr>
-              <w:rStyle w:val="Hyperlink"/>
-            </w:rPr>
-            <w:t>Nederla</w:t>
-          </w:r>
-        </w:hyperlink>
+        <w:t>kwamen de eilanden onder gezag van het nieuw gestichte Koninkrijk der Nederla</w:t>
       </w:r>
       <w:r>
         <w:rPr>
@@ -1549,7 +1484,7 @@
             <w:rPr>
               <w:rStyle w:val="Hyperlink"/>
             </w:rPr>
-            <w:t>Onderoffici</w:t>
+            <w:t>Onderofficier</w:t>
           </w:r>
         </w:hyperlink>
       </w:r>
@@ -1560,23 +1495,7 @@
           <w:i w:val="0"/>
           <w:color w:val="0000FF"/>
           <w:sz w:val="24"/>
-        </w:rPr>
-        <w:hyperlink r:id="rId16" w:history="1">
-          <w:r>
-            <w:rPr>
-              <w:rStyle w:val="Hyperlink"/>
-            </w:rPr>
-            <w:t>er</w:t>
-          </w:r>
-        </w:hyperlink>
-      </w:r>
-      <w:r>
-        <w:rPr>
-          <w:rFonts w:ascii="Charis SIL Regular" w:hAnsi="Charis SIL Regular" w:eastAsia="Charis SIL Regular"/>
-          <w:b w:val="0"/>
-          <w:i w:val="0"/>
-          <w:color w:val="0000FF"/>
-          <w:sz w:val="24"/>
+          <w:u w:val="single"/>
         </w:rPr>
         <w:t>en</w:t>
       </w:r>
@@ -1797,9 +1716,19 @@
             <w:rPr>
               <w:rStyle w:val="Hyperlink"/>
             </w:rPr>
-            <w:t>Indië</w:t>
+            <w:t>Ind</w:t>
           </w:r>
         </w:hyperlink>
+      </w:r>
+      <w:r>
+        <w:rPr>
+          <w:rFonts w:ascii="Charis SIL Regular" w:hAnsi="Charis SIL Regular" w:eastAsia="Charis SIL Regular"/>
+          <w:b w:val="0"/>
+          <w:i w:val="0"/>
+          <w:color w:val="0000FF"/>
+          <w:sz w:val="24"/>
+        </w:rPr>
+        <w:t>ië</w:t>
       </w:r>
       <w:r>
         <w:rPr>
@@ -2933,7 +2862,61 @@
           <w:color w:val="000000"/>
           <w:sz w:val="24"/>
         </w:rPr>
-        <w:t>veel nuttige informatie met betrekking tot hun</w:t>
+        <w:t>veel nuttige informatie me</w:t>
+      </w:r>
+      <w:r>
+        <w:rPr>
+          <w:u w:val="single" w:color="0000ff"/>
+          <w:rFonts w:ascii="Charis SIL Regular" w:hAnsi="Charis SIL Regular" w:eastAsia="Charis SIL Regular"/>
+          <w:b w:val="0"/>
+          <w:i w:val="0"/>
+          <w:color w:val="000000"/>
+          <w:sz w:val="24"/>
+        </w:rPr>
+        <w:hyperlink r:id="rId18" w:history="1">
+          <w:r>
+            <w:rPr>
+              <w:rStyle w:val="Hyperlink"/>
+            </w:rPr>
+            <w:t>t betrek</w:t>
+          </w:r>
+        </w:hyperlink>
+      </w:r>
+      <w:r>
+        <w:rPr>
+          <w:u w:val="single" w:color="0000ff"/>
+          <w:rFonts w:ascii="Charis SIL Regular" w:hAnsi="Charis SIL Regular" w:eastAsia="Charis SIL Regular"/>
+          <w:b w:val="0"/>
+          <w:i w:val="0"/>
+          <w:color w:val="000000"/>
+          <w:sz w:val="24"/>
+        </w:rPr>
+        <w:hyperlink r:id="rId18" w:history="1">
+          <w:r>
+            <w:rPr>
+              <w:rStyle w:val="Hyperlink"/>
+            </w:rPr>
+            <w:t>king to</w:t>
+          </w:r>
+        </w:hyperlink>
+      </w:r>
+      <w:r>
+        <w:rPr>
+          <w:u w:val="single" w:color="0000ff"/>
+          <w:rFonts w:ascii="Charis SIL Regular" w:hAnsi="Charis SIL Regular" w:eastAsia="Charis SIL Regular"/>
+          <w:b w:val="0"/>
+          <w:i w:val="0"/>
+          <w:color w:val="000000"/>
+          <w:sz w:val="24"/>
+        </w:rPr>
+        <w:hyperlink r:id="rId18" w:history="1">
+          <w:r>
+            <w:rPr>
+              <w:rStyle w:val="Hyperlink"/>
+            </w:rPr>
+            <w:t>t hun</w:t>
+          </w:r>
+        </w:hyperlink>
       </w:r>
       <w:r>
         <w:rPr>
@@ -3299,13 +3282,78 @@
       </w:r>
       <w:r>
         <w:rPr>
-          <w:rFonts w:ascii="Charis SIL Regular" w:hAnsi="Charis SIL Regular" w:eastAsia="Charis SIL Regular"/>
-          <w:b w:val="0"/>
-          <w:i w:val="0"/>
-          <w:color w:val="000000"/>
-          <w:sz w:val="24"/>
-        </w:rPr>
-        <w:t xml:space="preserve">toegankelijk gemaakt. De collectie is zowel bereikbaar via de </w:t>
+          <w:u w:val="single" w:color="0000ff"/>
+          <w:rFonts w:ascii="Charis SIL Regular" w:hAnsi="Charis SIL Regular" w:eastAsia="Charis SIL Regular"/>
+          <w:b w:val="0"/>
+          <w:i w:val="0"/>
+          <w:color w:val="000000"/>
+          <w:sz w:val="24"/>
+        </w:rPr>
+        <w:hyperlink r:id="rId21" w:history="1">
+          <w:r>
+            <w:rPr>
+              <w:rStyle w:val="Hyperlink"/>
+            </w:rPr>
+            <w:t>toeg</w:t>
+          </w:r>
+        </w:hyperlink>
+      </w:r>
+      <w:r>
+        <w:rPr>
+          <w:u w:val="single" w:color="0000ff"/>
+          <w:rFonts w:ascii="Charis SIL Regular" w:hAnsi="Charis SIL Regular" w:eastAsia="Charis SIL Regular"/>
+          <w:b w:val="0"/>
+          <w:i w:val="0"/>
+          <w:color w:val="000000"/>
+          <w:sz w:val="24"/>
+        </w:rPr>
+        <w:hyperlink r:id="rId21" w:history="1">
+          <w:r>
+            <w:rPr>
+              <w:rStyle w:val="Hyperlink"/>
+            </w:rPr>
+            <w:t>ankelijk</w:t>
+          </w:r>
+        </w:hyperlink>
+      </w:r>
+      <w:r>
+        <w:rPr>
+          <w:u w:val="single" w:color="0000ff"/>
+          <w:rFonts w:ascii="Charis SIL Regular" w:hAnsi="Charis SIL Regular" w:eastAsia="Charis SIL Regular"/>
+          <w:b w:val="0"/>
+          <w:i w:val="0"/>
+          <w:color w:val="000000"/>
+          <w:sz w:val="24"/>
+        </w:rPr>
+        <w:t xml:space="preserve"> </w:t>
+      </w:r>
+      <w:r>
+        <w:rPr>
+          <w:u w:val="single" w:color="0000ff"/>
+          <w:rFonts w:ascii="Charis SIL Regular" w:hAnsi="Charis SIL Regular" w:eastAsia="Charis SIL Regular"/>
+          <w:b w:val="0"/>
+          <w:i w:val="0"/>
+          <w:color w:val="000000"/>
+          <w:sz w:val="24"/>
+        </w:rPr>
+        <w:hyperlink r:id="rId21" w:history="1">
+          <w:r>
+            <w:rPr>
+              <w:rStyle w:val="Hyperlink"/>
+            </w:rPr>
+            <w:t>gemaak</w:t>
+          </w:r>
+        </w:hyperlink>
+      </w:r>
+      <w:r>
+        <w:rPr>
+          <w:rFonts w:ascii="Charis SIL Regular" w:hAnsi="Charis SIL Regular" w:eastAsia="Charis SIL Regular"/>
+          <w:b w:val="0"/>
+          <w:i w:val="0"/>
+          <w:color w:val="000000"/>
+          <w:sz w:val="24"/>
+        </w:rPr>
+        <w:t xml:space="preserve">t. De collectie is zowel bereikbaar via de </w:t>
       </w:r>
       <w:r>
         <w:rPr>
@@ -4217,6 +4265,7 @@
           <w:i w:val="0"/>
           <w:color w:val="0000FF"/>
           <w:sz w:val="24"/>
+          <w:u w:val="single"/>
         </w:rPr>
         <w:t>A</w:t>
       </w:r>
@@ -4343,7 +4392,18 @@
           <w:color w:val="000000"/>
           <w:sz w:val="24"/>
         </w:rPr>
-        <w:t xml:space="preserve">•  De zoekhulp </w:t>
+        <w:t xml:space="preserve">•  </w:t>
+      </w:r>
+      <w:r>
+        <w:rPr>
+          <w:u w:val="single" w:color="0000ff"/>
+          <w:rFonts w:ascii="Charis SIL Regular" w:hAnsi="Charis SIL Regular" w:eastAsia="Charis SIL Regular"/>
+          <w:b w:val="0"/>
+          <w:i w:val="0"/>
+          <w:color w:val="000000"/>
+          <w:sz w:val="24"/>
+        </w:rPr>
+        <w:t xml:space="preserve">De zoekhulp </w:t>
       </w:r>
       <w:r>
         <w:rPr>
@@ -4401,7 +4461,7 @@
           <w:sz w:val="24"/>
           <w:u w:val="single"/>
         </w:rPr>
-        <w:hyperlink r:id="rId28" w:history="1">
+        <w:hyperlink r:id="rId15" w:history="1">
           <w:r>
             <w:rPr>
               <w:rStyle w:val="Hyperlink"/>
@@ -4430,7 +4490,7 @@
           <w:sz w:val="24"/>
           <w:u w:val="single"/>
         </w:rPr>
-        <w:hyperlink r:id="rId28" w:history="1">
+        <w:hyperlink r:id="rId15" w:history="1">
           <w:r>
             <w:rPr>
               <w:rStyle w:val="Hyperlink"/>
@@ -4448,7 +4508,7 @@
           <w:sz w:val="24"/>
           <w:u w:val="single"/>
         </w:rPr>
-        <w:hyperlink r:id="rId28" w:history="1">
+        <w:hyperlink r:id="rId15" w:history="1">
           <w:r>
             <w:rPr>
               <w:rStyle w:val="Hyperlink"/>
@@ -4466,7 +4526,7 @@
           <w:sz w:val="24"/>
           <w:u w:val="single"/>
         </w:rPr>
-        <w:hyperlink r:id="rId28" w:history="1">
+        <w:hyperlink r:id="rId15" w:history="1">
           <w:r>
             <w:rPr>
               <w:rStyle w:val="Hyperlink"/>
@@ -4511,25 +4571,7 @@
           <w:color w:val="000000"/>
           <w:sz w:val="24"/>
         </w:rPr>
-        <w:t>Aruba releva</w:t>
-      </w:r>
-      <w:r>
-        <w:rPr>
-          <w:u w:val="single" w:color="0000ff"/>
-          <w:rFonts w:ascii="Charis SIL Regular" w:hAnsi="Charis SIL Regular" w:eastAsia="Charis SIL Regular"/>
-          <w:b w:val="0"/>
-          <w:i w:val="0"/>
-          <w:color w:val="000000"/>
-          <w:sz w:val="24"/>
-        </w:rPr>
-        <w:hyperlink r:id="rId15" w:history="1">
-          <w:r>
-            <w:rPr>
-              <w:rStyle w:val="Hyperlink"/>
-            </w:rPr>
-            <w:t>nte info</w:t>
-          </w:r>
-        </w:hyperlink>
+        <w:t>Aruba relevante info</w:t>
       </w:r>
       <w:r>
         <w:rPr>
@@ -4551,7 +4593,6 @@
       </w:r>
       <w:r>
         <w:rPr>
-          <w:u w:val="single" w:color="0000ff"/>
           <w:rFonts w:ascii="Charis SIL Regular" w:hAnsi="Charis SIL Regular" w:eastAsia="Charis SIL Regular"/>
           <w:b w:val="0"/>
           <w:i w:val="0"/>
@@ -5123,48 +5164,7 @@
           <w:color w:val="000000"/>
           <w:sz w:val="24"/>
         </w:rPr>
-        <w:hyperlink r:id="rId30" w:history="1">
-          <w:r>
-            <w:rPr>
-              <w:rStyle w:val="Hyperlink"/>
-            </w:rPr>
-            <w:t>.A. Ad</w:t>
-          </w:r>
-        </w:hyperlink>
-      </w:r>
-      <w:r>
-        <w:rPr>
-          <w:rFonts w:ascii="Charis SIL Regular" w:hAnsi="Charis SIL Regular" w:eastAsia="Charis SIL Regular"/>
-          <w:b w:val="0"/>
-          <w:i w:val="0"/>
-          <w:color w:val="000000"/>
-          <w:sz w:val="24"/>
-        </w:rPr>
-        <w:hyperlink r:id="rId30" w:history="1">
-          <w:r>
-            <w:rPr>
-              <w:rStyle w:val="Hyperlink"/>
-            </w:rPr>
-            <w:t>i</w:t>
-          </w:r>
-        </w:hyperlink>
-      </w:r>
-      <w:r>
-        <w:rPr>
-          <w:rFonts w:ascii="Charis SIL Regular" w:hAnsi="Charis SIL Regular" w:eastAsia="Charis SIL Regular"/>
-          <w:b w:val="0"/>
-          <w:i w:val="0"/>
-          <w:color w:val="000000"/>
-          <w:sz w:val="24"/>
-        </w:rPr>
-        <w:hyperlink r:id="rId30" w:history="1">
-          <w:r>
-            <w:rPr>
-              <w:rStyle w:val="Hyperlink"/>
-            </w:rPr>
-            <w:t xml:space="preserve"> M</w:t>
-          </w:r>
-        </w:hyperlink>
+        <w:t>.A. Adi M</w:t>
       </w:r>
       <w:r>
         <w:rPr>
@@ -5191,31 +5191,7 @@
           <w:color w:val="000000"/>
           <w:sz w:val="24"/>
         </w:rPr>
-        <w:hyperlink r:id="rId30" w:history="1">
-          <w:r>
-            <w:rPr>
-              <w:rStyle w:val="Hyperlink"/>
-            </w:rPr>
-            <w:t>b</w:t>
-          </w:r>
-        </w:hyperlink>
-      </w:r>
-      <w:r>
-        <w:rPr>
-          <w:rFonts w:ascii="Charis SIL Regular" w:hAnsi="Charis SIL Regular" w:eastAsia="Charis SIL Regular"/>
-          <w:b w:val="0"/>
-          <w:i w:val="0"/>
-          <w:color w:val="000000"/>
-          <w:sz w:val="24"/>
-        </w:rPr>
-        <w:hyperlink r:id="rId30" w:history="1">
-          <w:r>
-            <w:rPr>
-              <w:rStyle w:val="Hyperlink"/>
-            </w:rPr>
-            <w:t>e</w:t>
-          </w:r>
-        </w:hyperlink>
+        <w:t>be</w:t>
       </w:r>
       <w:r>
         <w:rPr>
@@ -6075,39 +6051,13 @@
       </w:r>
       <w:r>
         <w:rPr>
-          <w:u w:val="single" w:color="0000ff"/>
-          <w:rFonts w:ascii="Charis SIL Regular" w:hAnsi="Charis SIL Regular" w:eastAsia="Charis SIL Regular"/>
-          <w:b w:val="0"/>
-          <w:i w:val="0"/>
-          <w:color w:val="000000"/>
-          <w:sz w:val="24"/>
-        </w:rPr>
-        <w:hyperlink r:id="rId15" w:history="1">
-          <w:r>
-            <w:rPr>
-              <w:rStyle w:val="Hyperlink"/>
-            </w:rPr>
-            <w:t>f</w:t>
-          </w:r>
-        </w:hyperlink>
-      </w:r>
-      <w:r>
-        <w:rPr>
-          <w:u w:val="single" w:color="0000ff"/>
-          <w:rFonts w:ascii="Charis SIL Regular" w:hAnsi="Charis SIL Regular" w:eastAsia="Charis SIL Regular"/>
-          <w:b w:val="0"/>
-          <w:i w:val="0"/>
-          <w:color w:val="000000"/>
-          <w:sz w:val="24"/>
-        </w:rPr>
-        <w:hyperlink r:id="rId15" w:history="1">
-          <w:r>
-            <w:rPr>
-              <w:rStyle w:val="Hyperlink"/>
-            </w:rPr>
-            <w:t>o</w:t>
-          </w:r>
-        </w:hyperlink>
+          <w:rFonts w:ascii="Charis SIL Regular" w:hAnsi="Charis SIL Regular" w:eastAsia="Charis SIL Regular"/>
+          <w:b w:val="0"/>
+          <w:i w:val="0"/>
+          <w:color w:val="000000"/>
+          <w:sz w:val="24"/>
+        </w:rPr>
+        <w:t>fo</w:t>
       </w:r>
       <w:r>
         <w:rPr>
@@ -6515,25 +6465,7 @@
           <w:color w:val="000000"/>
           <w:sz w:val="24"/>
         </w:rPr>
-        <w:t>door naar veel relevant archi</w:t>
-      </w:r>
-      <w:r>
-        <w:rPr>
-          <w:u w:val="single" w:color="0000ff"/>
-          <w:rFonts w:ascii="Charis SIL Regular" w:hAnsi="Charis SIL Regular" w:eastAsia="Charis SIL Regular"/>
-          <w:b w:val="0"/>
-          <w:i w:val="0"/>
-          <w:color w:val="000000"/>
-          <w:sz w:val="24"/>
-        </w:rPr>
-        <w:hyperlink r:id="rId15" w:history="1">
-          <w:r>
-            <w:rPr>
-              <w:rStyle w:val="Hyperlink"/>
-            </w:rPr>
-            <w:t>efmateria</w:t>
-          </w:r>
-        </w:hyperlink>
+        <w:t>door naar veel relevant archiefmateria</w:t>
       </w:r>
       <w:r>
         <w:rPr>
@@ -6867,7 +6799,14 @@
           <w:sz w:val="24"/>
           <w:u w:val="single"/>
         </w:rPr>
-        <w:t xml:space="preserve">1722 - </w:t>
+        <w:hyperlink r:id="rId36" w:history="1">
+          <w:r>
+            <w:rPr>
+              <w:rStyle w:val="Hyperlink"/>
+            </w:rPr>
+            <w:t>1722</w:t>
+          </w:r>
+        </w:hyperlink>
       </w:r>
       <w:r>
         <w:rPr>
@@ -6878,7 +6817,47 @@
           <w:sz w:val="24"/>
           <w:u w:val="single"/>
         </w:rPr>
-        <w:hyperlink r:id="rId35" w:history="1">
+        <w:t xml:space="preserve"> </w:t>
+      </w:r>
+      <w:r>
+        <w:rPr>
+          <w:rFonts w:ascii="Charis SIL Regular" w:hAnsi="Charis SIL Regular" w:eastAsia="Charis SIL Regular"/>
+          <w:b w:val="0"/>
+          <w:i w:val="0"/>
+          <w:color w:val="0000FF"/>
+          <w:sz w:val="24"/>
+          <w:u w:val="single"/>
+        </w:rPr>
+        <w:hyperlink r:id="rId36" w:history="1">
+          <w:r>
+            <w:rPr>
+              <w:rStyle w:val="Hyperlink"/>
+            </w:rPr>
+            <w:t>-</w:t>
+          </w:r>
+        </w:hyperlink>
+      </w:r>
+      <w:r>
+        <w:rPr>
+          <w:rFonts w:ascii="Charis SIL Regular" w:hAnsi="Charis SIL Regular" w:eastAsia="Charis SIL Regular"/>
+          <w:b w:val="0"/>
+          <w:i w:val="0"/>
+          <w:color w:val="0000FF"/>
+          <w:sz w:val="24"/>
+          <w:u w:val="single"/>
+        </w:rPr>
+        <w:t xml:space="preserve"> </w:t>
+      </w:r>
+      <w:r>
+        <w:rPr>
+          <w:rFonts w:ascii="Charis SIL Regular" w:hAnsi="Charis SIL Regular" w:eastAsia="Charis SIL Regular"/>
+          <w:b w:val="0"/>
+          <w:i w:val="0"/>
+          <w:color w:val="0000FF"/>
+          <w:sz w:val="24"/>
+          <w:u w:val="single"/>
+        </w:rPr>
+        <w:hyperlink r:id="rId36" w:history="1">
           <w:r>
             <w:rPr>
               <w:rStyle w:val="Hyperlink"/>
@@ -6896,86 +6875,7 @@
           <w:color w:val="000000"/>
           <w:sz w:val="24"/>
         </w:rPr>
-        <w:hyperlink r:id="rId35" w:history="1">
-          <w:r>
-            <w:rPr>
-              <w:rStyle w:val="Hyperlink"/>
-            </w:rPr>
-            <w:t xml:space="preserve"> d</w:t>
-          </w:r>
-        </w:hyperlink>
-      </w:r>
-      <w:r>
-        <w:rPr>
-          <w:u w:val="single" w:color="0000ff"/>
-          <w:rFonts w:ascii="Charis SIL Regular" w:hAnsi="Charis SIL Regular" w:eastAsia="Charis SIL Regular"/>
-          <w:b w:val="0"/>
-          <w:i w:val="0"/>
-          <w:color w:val="000000"/>
-          <w:sz w:val="24"/>
-        </w:rPr>
-        <w:hyperlink r:id="rId35" w:history="1">
-          <w:r>
-            <w:rPr>
-              <w:rStyle w:val="Hyperlink"/>
-            </w:rPr>
-            <w:t>i</w:t>
-          </w:r>
-        </w:hyperlink>
-      </w:r>
-      <w:r>
-        <w:rPr>
-          <w:u w:val="single" w:color="0000ff"/>
-          <w:rFonts w:ascii="Charis SIL Regular" w:hAnsi="Charis SIL Regular" w:eastAsia="Charis SIL Regular"/>
-          <w:b w:val="0"/>
-          <w:i w:val="0"/>
-          <w:color w:val="000000"/>
-          <w:sz w:val="24"/>
-        </w:rPr>
-        <w:hyperlink r:id="rId35" w:history="1">
-          <w:r>
-            <w:rPr>
-              <w:rStyle w:val="Hyperlink"/>
-            </w:rPr>
-            <w:t>e r</w:t>
-          </w:r>
-        </w:hyperlink>
-      </w:r>
-      <w:r>
-        <w:rPr>
-          <w:u w:val="single" w:color="0000ff"/>
-          <w:rFonts w:ascii="Charis SIL Regular" w:hAnsi="Charis SIL Regular" w:eastAsia="Charis SIL Regular"/>
-          <w:b w:val="0"/>
-          <w:i w:val="0"/>
-          <w:color w:val="000000"/>
-          <w:sz w:val="24"/>
-        </w:rPr>
-        <w:hyperlink r:id="rId35" w:history="1">
-          <w:r>
-            <w:rPr>
-              <w:rStyle w:val="Hyperlink"/>
-            </w:rPr>
-            <w:t>e</w:t>
-          </w:r>
-        </w:hyperlink>
-      </w:r>
-      <w:r>
-        <w:rPr>
-          <w:u w:val="single" w:color="0000ff"/>
-          <w:rFonts w:ascii="Charis SIL Regular" w:hAnsi="Charis SIL Regular" w:eastAsia="Charis SIL Regular"/>
-          <w:b w:val="0"/>
-          <w:i w:val="0"/>
-          <w:color w:val="000000"/>
-          <w:sz w:val="24"/>
-        </w:rPr>
-        <w:hyperlink r:id="rId35" w:history="1">
-          <w:r>
-            <w:rPr>
-              <w:rStyle w:val="Hyperlink"/>
-            </w:rPr>
-            <w:t>levant kunnen zijn v</w:t>
-          </w:r>
-        </w:hyperlink>
+        <w:t xml:space="preserve"> die relevant kunnen zijn v</w:t>
       </w:r>
       <w:r>
         <w:rPr>

--- a/EXPORTS/DOCX/published/niveau2/Dutch/ArubaBonaireCuracao.docx
+++ b/EXPORTS/DOCX/published/niveau2/Dutch/ArubaBonaireCuracao.docx
@@ -605,7 +605,72 @@
           <w:color w:val="000000"/>
           <w:sz w:val="24"/>
         </w:rPr>
-        <w:t>kwamen de eilanden onder gezag van het nieuw gestichte Koninkrijk der Nederla</w:t>
+        <w:t>kwamen de eilanden onder gezag van het nieuw gestichte Ko</w:t>
+      </w:r>
+      <w:r>
+        <w:rPr>
+          <w:u w:val="single" w:color="0000ff"/>
+          <w:rFonts w:ascii="Charis SIL Regular" w:hAnsi="Charis SIL Regular" w:eastAsia="Charis SIL Regular"/>
+          <w:b w:val="0"/>
+          <w:i w:val="0"/>
+          <w:color w:val="000000"/>
+          <w:sz w:val="24"/>
+        </w:rPr>
+        <w:hyperlink r:id="rId10" w:history="1">
+          <w:r>
+            <w:rPr>
+              <w:rStyle w:val="Hyperlink"/>
+            </w:rPr>
+            <w:t>ninkrijk</w:t>
+          </w:r>
+        </w:hyperlink>
+      </w:r>
+      <w:r>
+        <w:rPr>
+          <w:u w:val="single" w:color="0000ff"/>
+          <w:rFonts w:ascii="Charis SIL Regular" w:hAnsi="Charis SIL Regular" w:eastAsia="Charis SIL Regular"/>
+          <w:b w:val="0"/>
+          <w:i w:val="0"/>
+          <w:color w:val="000000"/>
+          <w:sz w:val="24"/>
+        </w:rPr>
+        <w:t xml:space="preserve"> </w:t>
+      </w:r>
+      <w:r>
+        <w:rPr>
+          <w:u w:val="single" w:color="0000ff"/>
+          <w:rFonts w:ascii="Charis SIL Regular" w:hAnsi="Charis SIL Regular" w:eastAsia="Charis SIL Regular"/>
+          <w:b w:val="0"/>
+          <w:i w:val="0"/>
+          <w:color w:val="000000"/>
+          <w:sz w:val="24"/>
+        </w:rPr>
+        <w:hyperlink r:id="rId10" w:history="1">
+          <w:r>
+            <w:rPr>
+              <w:rStyle w:val="Hyperlink"/>
+            </w:rPr>
+            <w:t xml:space="preserve">der </w:t>
+          </w:r>
+        </w:hyperlink>
+      </w:r>
+      <w:r>
+        <w:rPr>
+          <w:u w:val="single" w:color="0000ff"/>
+          <w:rFonts w:ascii="Charis SIL Regular" w:hAnsi="Charis SIL Regular" w:eastAsia="Charis SIL Regular"/>
+          <w:b w:val="0"/>
+          <w:i w:val="0"/>
+          <w:color w:val="000000"/>
+          <w:sz w:val="24"/>
+        </w:rPr>
+        <w:hyperlink r:id="rId10" w:history="1">
+          <w:r>
+            <w:rPr>
+              <w:rStyle w:val="Hyperlink"/>
+            </w:rPr>
+            <w:t>Nederla</w:t>
+          </w:r>
+        </w:hyperlink>
       </w:r>
       <w:r>
         <w:rPr>
@@ -5164,7 +5229,48 @@
           <w:color w:val="000000"/>
           <w:sz w:val="24"/>
         </w:rPr>
-        <w:t>.A. Adi M</w:t>
+        <w:hyperlink r:id="rId30" w:history="1">
+          <w:r>
+            <w:rPr>
+              <w:rStyle w:val="Hyperlink"/>
+            </w:rPr>
+            <w:t>.A. Ad</w:t>
+          </w:r>
+        </w:hyperlink>
+      </w:r>
+      <w:r>
+        <w:rPr>
+          <w:rFonts w:ascii="Charis SIL Regular" w:hAnsi="Charis SIL Regular" w:eastAsia="Charis SIL Regular"/>
+          <w:b w:val="0"/>
+          <w:i w:val="0"/>
+          <w:color w:val="000000"/>
+          <w:sz w:val="24"/>
+        </w:rPr>
+        <w:hyperlink r:id="rId30" w:history="1">
+          <w:r>
+            <w:rPr>
+              <w:rStyle w:val="Hyperlink"/>
+            </w:rPr>
+            <w:t>i</w:t>
+          </w:r>
+        </w:hyperlink>
+      </w:r>
+      <w:r>
+        <w:rPr>
+          <w:rFonts w:ascii="Charis SIL Regular" w:hAnsi="Charis SIL Regular" w:eastAsia="Charis SIL Regular"/>
+          <w:b w:val="0"/>
+          <w:i w:val="0"/>
+          <w:color w:val="000000"/>
+          <w:sz w:val="24"/>
+        </w:rPr>
+        <w:hyperlink r:id="rId30" w:history="1">
+          <w:r>
+            <w:rPr>
+              <w:rStyle w:val="Hyperlink"/>
+            </w:rPr>
+            <w:t xml:space="preserve"> M</w:t>
+          </w:r>
+        </w:hyperlink>
       </w:r>
       <w:r>
         <w:rPr>
@@ -5191,7 +5297,31 @@
           <w:color w:val="000000"/>
           <w:sz w:val="24"/>
         </w:rPr>
-        <w:t>be</w:t>
+        <w:hyperlink r:id="rId30" w:history="1">
+          <w:r>
+            <w:rPr>
+              <w:rStyle w:val="Hyperlink"/>
+            </w:rPr>
+            <w:t>b</w:t>
+          </w:r>
+        </w:hyperlink>
+      </w:r>
+      <w:r>
+        <w:rPr>
+          <w:rFonts w:ascii="Charis SIL Regular" w:hAnsi="Charis SIL Regular" w:eastAsia="Charis SIL Regular"/>
+          <w:b w:val="0"/>
+          <w:i w:val="0"/>
+          <w:color w:val="000000"/>
+          <w:sz w:val="24"/>
+        </w:rPr>
+        <w:hyperlink r:id="rId30" w:history="1">
+          <w:r>
+            <w:rPr>
+              <w:rStyle w:val="Hyperlink"/>
+            </w:rPr>
+            <w:t>e</w:t>
+          </w:r>
+        </w:hyperlink>
       </w:r>
       <w:r>
         <w:rPr>
@@ -6051,13 +6181,39 @@
       </w:r>
       <w:r>
         <w:rPr>
-          <w:rFonts w:ascii="Charis SIL Regular" w:hAnsi="Charis SIL Regular" w:eastAsia="Charis SIL Regular"/>
-          <w:b w:val="0"/>
-          <w:i w:val="0"/>
-          <w:color w:val="000000"/>
-          <w:sz w:val="24"/>
-        </w:rPr>
-        <w:t>fo</w:t>
+          <w:u w:val="single" w:color="0000ff"/>
+          <w:rFonts w:ascii="Charis SIL Regular" w:hAnsi="Charis SIL Regular" w:eastAsia="Charis SIL Regular"/>
+          <w:b w:val="0"/>
+          <w:i w:val="0"/>
+          <w:color w:val="000000"/>
+          <w:sz w:val="24"/>
+        </w:rPr>
+        <w:hyperlink r:id="rId15" w:history="1">
+          <w:r>
+            <w:rPr>
+              <w:rStyle w:val="Hyperlink"/>
+            </w:rPr>
+            <w:t>f</w:t>
+          </w:r>
+        </w:hyperlink>
+      </w:r>
+      <w:r>
+        <w:rPr>
+          <w:u w:val="single" w:color="0000ff"/>
+          <w:rFonts w:ascii="Charis SIL Regular" w:hAnsi="Charis SIL Regular" w:eastAsia="Charis SIL Regular"/>
+          <w:b w:val="0"/>
+          <w:i w:val="0"/>
+          <w:color w:val="000000"/>
+          <w:sz w:val="24"/>
+        </w:rPr>
+        <w:hyperlink r:id="rId15" w:history="1">
+          <w:r>
+            <w:rPr>
+              <w:rStyle w:val="Hyperlink"/>
+            </w:rPr>
+            <w:t>o</w:t>
+          </w:r>
+        </w:hyperlink>
       </w:r>
       <w:r>
         <w:rPr>
@@ -6465,7 +6621,25 @@
           <w:color w:val="000000"/>
           <w:sz w:val="24"/>
         </w:rPr>
-        <w:t>door naar veel relevant archiefmateria</w:t>
+        <w:t>door naar veel relevant archi</w:t>
+      </w:r>
+      <w:r>
+        <w:rPr>
+          <w:u w:val="single" w:color="0000ff"/>
+          <w:rFonts w:ascii="Charis SIL Regular" w:hAnsi="Charis SIL Regular" w:eastAsia="Charis SIL Regular"/>
+          <w:b w:val="0"/>
+          <w:i w:val="0"/>
+          <w:color w:val="000000"/>
+          <w:sz w:val="24"/>
+        </w:rPr>
+        <w:hyperlink r:id="rId15" w:history="1">
+          <w:r>
+            <w:rPr>
+              <w:rStyle w:val="Hyperlink"/>
+            </w:rPr>
+            <w:t>efmateria</w:t>
+          </w:r>
+        </w:hyperlink>
       </w:r>
       <w:r>
         <w:rPr>
@@ -6828,14 +7002,7 @@
           <w:sz w:val="24"/>
           <w:u w:val="single"/>
         </w:rPr>
-        <w:hyperlink r:id="rId36" w:history="1">
-          <w:r>
-            <w:rPr>
-              <w:rStyle w:val="Hyperlink"/>
-            </w:rPr>
-            <w:t>-</w:t>
-          </w:r>
-        </w:hyperlink>
+        <w:t xml:space="preserve">- </w:t>
       </w:r>
       <w:r>
         <w:rPr>
@@ -6846,18 +7013,7 @@
           <w:sz w:val="24"/>
           <w:u w:val="single"/>
         </w:rPr>
-        <w:t xml:space="preserve"> </w:t>
-      </w:r>
-      <w:r>
-        <w:rPr>
-          <w:rFonts w:ascii="Charis SIL Regular" w:hAnsi="Charis SIL Regular" w:eastAsia="Charis SIL Regular"/>
-          <w:b w:val="0"/>
-          <w:i w:val="0"/>
-          <w:color w:val="0000FF"/>
-          <w:sz w:val="24"/>
-          <w:u w:val="single"/>
-        </w:rPr>
-        <w:hyperlink r:id="rId36" w:history="1">
+        <w:hyperlink r:id="rId35" w:history="1">
           <w:r>
             <w:rPr>
               <w:rStyle w:val="Hyperlink"/>
@@ -6875,7 +7031,86 @@
           <w:color w:val="000000"/>
           <w:sz w:val="24"/>
         </w:rPr>
-        <w:t xml:space="preserve"> die relevant kunnen zijn v</w:t>
+        <w:hyperlink r:id="rId35" w:history="1">
+          <w:r>
+            <w:rPr>
+              <w:rStyle w:val="Hyperlink"/>
+            </w:rPr>
+            <w:t xml:space="preserve"> d</w:t>
+          </w:r>
+        </w:hyperlink>
+      </w:r>
+      <w:r>
+        <w:rPr>
+          <w:u w:val="single" w:color="0000ff"/>
+          <w:rFonts w:ascii="Charis SIL Regular" w:hAnsi="Charis SIL Regular" w:eastAsia="Charis SIL Regular"/>
+          <w:b w:val="0"/>
+          <w:i w:val="0"/>
+          <w:color w:val="000000"/>
+          <w:sz w:val="24"/>
+        </w:rPr>
+        <w:hyperlink r:id="rId35" w:history="1">
+          <w:r>
+            <w:rPr>
+              <w:rStyle w:val="Hyperlink"/>
+            </w:rPr>
+            <w:t>i</w:t>
+          </w:r>
+        </w:hyperlink>
+      </w:r>
+      <w:r>
+        <w:rPr>
+          <w:u w:val="single" w:color="0000ff"/>
+          <w:rFonts w:ascii="Charis SIL Regular" w:hAnsi="Charis SIL Regular" w:eastAsia="Charis SIL Regular"/>
+          <w:b w:val="0"/>
+          <w:i w:val="0"/>
+          <w:color w:val="000000"/>
+          <w:sz w:val="24"/>
+        </w:rPr>
+        <w:hyperlink r:id="rId35" w:history="1">
+          <w:r>
+            <w:rPr>
+              <w:rStyle w:val="Hyperlink"/>
+            </w:rPr>
+            <w:t>e r</w:t>
+          </w:r>
+        </w:hyperlink>
+      </w:r>
+      <w:r>
+        <w:rPr>
+          <w:u w:val="single" w:color="0000ff"/>
+          <w:rFonts w:ascii="Charis SIL Regular" w:hAnsi="Charis SIL Regular" w:eastAsia="Charis SIL Regular"/>
+          <w:b w:val="0"/>
+          <w:i w:val="0"/>
+          <w:color w:val="000000"/>
+          <w:sz w:val="24"/>
+        </w:rPr>
+        <w:hyperlink r:id="rId35" w:history="1">
+          <w:r>
+            <w:rPr>
+              <w:rStyle w:val="Hyperlink"/>
+            </w:rPr>
+            <w:t>e</w:t>
+          </w:r>
+        </w:hyperlink>
+      </w:r>
+      <w:r>
+        <w:rPr>
+          <w:u w:val="single" w:color="0000ff"/>
+          <w:rFonts w:ascii="Charis SIL Regular" w:hAnsi="Charis SIL Regular" w:eastAsia="Charis SIL Regular"/>
+          <w:b w:val="0"/>
+          <w:i w:val="0"/>
+          <w:color w:val="000000"/>
+          <w:sz w:val="24"/>
+        </w:rPr>
+        <w:hyperlink r:id="rId35" w:history="1">
+          <w:r>
+            <w:rPr>
+              <w:rStyle w:val="Hyperlink"/>
+            </w:rPr>
+            <w:t>levant kunnen zijn v</w:t>
+          </w:r>
+        </w:hyperlink>
       </w:r>
       <w:r>
         <w:rPr>

--- a/EXPORTS/DOCX/published/niveau2/Dutch/ArubaBonaireCuracao.docx
+++ b/EXPORTS/DOCX/published/niveau2/Dutch/ArubaBonaireCuracao.docx
@@ -1242,36 +1242,7 @@
           <w:color w:val="000000"/>
           <w:sz w:val="24"/>
         </w:rPr>
-        <w:t>werden slaafgemaakten uit West-Afrika naar Willemstad verschee</w:t>
-      </w:r>
-      <w:r>
-        <w:rPr>
-          <w:u w:val="single" w:color="0000ff"/>
-          <w:rFonts w:ascii="Charis SIL Regular" w:hAnsi="Charis SIL Regular" w:eastAsia="Charis SIL Regular"/>
-          <w:b w:val="0"/>
-          <w:i w:val="0"/>
-          <w:color w:val="000000"/>
-          <w:sz w:val="24"/>
-        </w:rPr>
-        <w:hyperlink r:id="rId14" w:history="1">
-          <w:r>
-            <w:rPr>
-              <w:rStyle w:val="Hyperlink"/>
-            </w:rPr>
-            <w:t xml:space="preserve">pt en </w:t>
-          </w:r>
-        </w:hyperlink>
-      </w:r>
-      <w:r>
-        <w:rPr>
-          <w:u w:val="single" w:color="0000ff"/>
-          <w:rFonts w:ascii="Charis SIL Regular" w:hAnsi="Charis SIL Regular" w:eastAsia="Charis SIL Regular"/>
-          <w:b w:val="0"/>
-          <w:i w:val="0"/>
-          <w:color w:val="000000"/>
-          <w:sz w:val="24"/>
-        </w:rPr>
-        <w:t>m</w:t>
+        <w:t>werden slaafgemaakten uit West-Afrika naar Willemstad verscheept en m</w:t>
       </w:r>
       <w:r>
         <w:rPr>
@@ -4330,7 +4301,6 @@
           <w:i w:val="0"/>
           <w:color w:val="0000FF"/>
           <w:sz w:val="24"/>
-          <w:u w:val="single"/>
         </w:rPr>
         <w:t>A</w:t>
       </w:r>
@@ -4457,18 +4427,7 @@
           <w:color w:val="000000"/>
           <w:sz w:val="24"/>
         </w:rPr>
-        <w:t xml:space="preserve">•  </w:t>
-      </w:r>
-      <w:r>
-        <w:rPr>
-          <w:u w:val="single" w:color="0000ff"/>
-          <w:rFonts w:ascii="Charis SIL Regular" w:hAnsi="Charis SIL Regular" w:eastAsia="Charis SIL Regular"/>
-          <w:b w:val="0"/>
-          <w:i w:val="0"/>
-          <w:color w:val="000000"/>
-          <w:sz w:val="24"/>
-        </w:rPr>
-        <w:t xml:space="preserve">De zoekhulp </w:t>
+        <w:t xml:space="preserve">•  De zoekhulp </w:t>
       </w:r>
       <w:r>
         <w:rPr>
@@ -4526,7 +4485,7 @@
           <w:sz w:val="24"/>
           <w:u w:val="single"/>
         </w:rPr>
-        <w:hyperlink r:id="rId15" w:history="1">
+        <w:hyperlink r:id="rId28" w:history="1">
           <w:r>
             <w:rPr>
               <w:rStyle w:val="Hyperlink"/>
@@ -4636,35 +4595,7 @@
           <w:color w:val="000000"/>
           <w:sz w:val="24"/>
         </w:rPr>
-        <w:t>Aruba relevante info</w:t>
-      </w:r>
-      <w:r>
-        <w:rPr>
-          <w:u w:val="single" w:color="0000ff"/>
-          <w:rFonts w:ascii="Charis SIL Regular" w:hAnsi="Charis SIL Regular" w:eastAsia="Charis SIL Regular"/>
-          <w:b w:val="0"/>
-          <w:i w:val="0"/>
-          <w:color w:val="000000"/>
-          <w:sz w:val="24"/>
-        </w:rPr>
-        <w:hyperlink r:id="rId15" w:history="1">
-          <w:r>
-            <w:rPr>
-              <w:rStyle w:val="Hyperlink"/>
-            </w:rPr>
-            <w:t>r</w:t>
-          </w:r>
-        </w:hyperlink>
-      </w:r>
-      <w:r>
-        <w:rPr>
-          <w:rFonts w:ascii="Charis SIL Regular" w:hAnsi="Charis SIL Regular" w:eastAsia="Charis SIL Regular"/>
-          <w:b w:val="0"/>
-          <w:i w:val="0"/>
-          <w:color w:val="000000"/>
-          <w:sz w:val="24"/>
-        </w:rPr>
-        <w:t>m</w:t>
+        <w:t>Aruba relevante inform</w:t>
       </w:r>
       <w:r>
         <w:rPr>
@@ -7002,7 +6933,25 @@
           <w:sz w:val="24"/>
           <w:u w:val="single"/>
         </w:rPr>
-        <w:t xml:space="preserve">- </w:t>
+        <w:hyperlink r:id="rId36" w:history="1">
+          <w:r>
+            <w:rPr>
+              <w:rStyle w:val="Hyperlink"/>
+            </w:rPr>
+            <w:t>-</w:t>
+          </w:r>
+        </w:hyperlink>
+      </w:r>
+      <w:r>
+        <w:rPr>
+          <w:rFonts w:ascii="Charis SIL Regular" w:hAnsi="Charis SIL Regular" w:eastAsia="Charis SIL Regular"/>
+          <w:b w:val="0"/>
+          <w:i w:val="0"/>
+          <w:color w:val="0000FF"/>
+          <w:sz w:val="24"/>
+          <w:u w:val="single"/>
+        </w:rPr>
+        <w:t xml:space="preserve"> </w:t>
       </w:r>
       <w:r>
         <w:rPr>

--- a/EXPORTS/DOCX/published/niveau2/Dutch/ArubaBonaireCuracao.docx
+++ b/EXPORTS/DOCX/published/niveau2/Dutch/ArubaBonaireCuracao.docx
@@ -1242,7 +1242,36 @@
           <w:color w:val="000000"/>
           <w:sz w:val="24"/>
         </w:rPr>
-        <w:t>werden slaafgemaakten uit West-Afrika naar Willemstad verscheept en m</w:t>
+        <w:t>werden slaafgemaakten uit West-Afrika naar Willemstad verschee</w:t>
+      </w:r>
+      <w:r>
+        <w:rPr>
+          <w:u w:val="single" w:color="0000ff"/>
+          <w:rFonts w:ascii="Charis SIL Regular" w:hAnsi="Charis SIL Regular" w:eastAsia="Charis SIL Regular"/>
+          <w:b w:val="0"/>
+          <w:i w:val="0"/>
+          <w:color w:val="000000"/>
+          <w:sz w:val="24"/>
+        </w:rPr>
+        <w:hyperlink r:id="rId14" w:history="1">
+          <w:r>
+            <w:rPr>
+              <w:rStyle w:val="Hyperlink"/>
+            </w:rPr>
+            <w:t xml:space="preserve">pt en </w:t>
+          </w:r>
+        </w:hyperlink>
+      </w:r>
+      <w:r>
+        <w:rPr>
+          <w:u w:val="single" w:color="0000ff"/>
+          <w:rFonts w:ascii="Charis SIL Regular" w:hAnsi="Charis SIL Regular" w:eastAsia="Charis SIL Regular"/>
+          <w:b w:val="0"/>
+          <w:i w:val="0"/>
+          <w:color w:val="000000"/>
+          <w:sz w:val="24"/>
+        </w:rPr>
+        <w:t>m</w:t>
       </w:r>
       <w:r>
         <w:rPr>
@@ -1676,9 +1705,19 @@
             <w:rPr>
               <w:rStyle w:val="Hyperlink"/>
             </w:rPr>
-            <w:t>leger</w:t>
+            <w:t>leg</w:t>
           </w:r>
         </w:hyperlink>
+      </w:r>
+      <w:r>
+        <w:rPr>
+          <w:rFonts w:ascii="Charis SIL Regular" w:hAnsi="Charis SIL Regular" w:eastAsia="Charis SIL Regular"/>
+          <w:b w:val="0"/>
+          <w:i w:val="0"/>
+          <w:color w:val="0000FF"/>
+          <w:sz w:val="24"/>
+        </w:rPr>
+        <w:t>er</w:t>
       </w:r>
       <w:r>
         <w:rPr>
@@ -1752,19 +1791,9 @@
             <w:rPr>
               <w:rStyle w:val="Hyperlink"/>
             </w:rPr>
-            <w:t>Ind</w:t>
+            <w:t>Indië</w:t>
           </w:r>
         </w:hyperlink>
-      </w:r>
-      <w:r>
-        <w:rPr>
-          <w:rFonts w:ascii="Charis SIL Regular" w:hAnsi="Charis SIL Regular" w:eastAsia="Charis SIL Regular"/>
-          <w:b w:val="0"/>
-          <w:i w:val="0"/>
-          <w:color w:val="0000FF"/>
-          <w:sz w:val="24"/>
-        </w:rPr>
-        <w:t>ië</w:t>
       </w:r>
       <w:r>
         <w:rPr>
@@ -3734,67 +3763,13 @@
       </w:r>
       <w:r>
         <w:rPr>
-          <w:u w:val="single" w:color="0000ff"/>
-          <w:rFonts w:ascii="Charis SIL Regular" w:hAnsi="Charis SIL Regular" w:eastAsia="Charis SIL Regular"/>
-          <w:b w:val="0"/>
-          <w:i w:val="0"/>
-          <w:color w:val="000000"/>
-          <w:sz w:val="24"/>
-        </w:rPr>
-        <w:hyperlink r:id="rId22" w:history="1">
-          <w:r>
-            <w:rPr>
-              <w:rStyle w:val="Hyperlink"/>
-            </w:rPr>
-            <w:t>bevinde</w:t>
-          </w:r>
-        </w:hyperlink>
-      </w:r>
-      <w:r>
-        <w:rPr>
-          <w:rFonts w:ascii="Charis SIL Regular" w:hAnsi="Charis SIL Regular" w:eastAsia="Charis SIL Regular"/>
-          <w:b w:val="0"/>
-          <w:i w:val="0"/>
-          <w:color w:val="000000"/>
-          <w:sz w:val="24"/>
-        </w:rPr>
-        <w:t>n zijn in d</w:t>
-      </w:r>
-      <w:r>
-        <w:rPr>
-          <w:u w:val="single" w:color="0000ff"/>
-          <w:rFonts w:ascii="Charis SIL Regular" w:hAnsi="Charis SIL Regular" w:eastAsia="Charis SIL Regular"/>
-          <w:b w:val="0"/>
-          <w:i w:val="0"/>
-          <w:color w:val="000000"/>
-          <w:sz w:val="24"/>
-        </w:rPr>
-        <w:hyperlink r:id="rId23" w:history="1">
-          <w:r>
-            <w:rPr>
-              <w:rStyle w:val="Hyperlink"/>
-            </w:rPr>
-            <w:t>e databa</w:t>
-          </w:r>
-        </w:hyperlink>
-      </w:r>
-      <w:r>
-        <w:rPr>
-          <w:u w:val="single" w:color="0000ff"/>
-          <w:rFonts w:ascii="Charis SIL Regular" w:hAnsi="Charis SIL Regular" w:eastAsia="Charis SIL Regular"/>
-          <w:b w:val="0"/>
-          <w:i w:val="0"/>
-          <w:color w:val="000000"/>
-          <w:sz w:val="24"/>
-        </w:rPr>
-        <w:hyperlink r:id="rId23" w:history="1">
-          <w:r>
-            <w:rPr>
-              <w:rStyle w:val="Hyperlink"/>
-            </w:rPr>
-            <w:t>se o</w:t>
-          </w:r>
-        </w:hyperlink>
+          <w:rFonts w:ascii="Charis SIL Regular" w:hAnsi="Charis SIL Regular" w:eastAsia="Charis SIL Regular"/>
+          <w:b w:val="0"/>
+          <w:i w:val="0"/>
+          <w:color w:val="000000"/>
+          <w:sz w:val="24"/>
+        </w:rPr>
+        <w:t>bevinden zijn in de database o</w:t>
       </w:r>
       <w:r>
         <w:rPr>
@@ -4427,7 +4402,43 @@
           <w:color w:val="000000"/>
           <w:sz w:val="24"/>
         </w:rPr>
-        <w:t xml:space="preserve">•  De zoekhulp </w:t>
+        <w:t xml:space="preserve">•  </w:t>
+      </w:r>
+      <w:r>
+        <w:rPr>
+          <w:u w:val="single" w:color="0000ff"/>
+          <w:rFonts w:ascii="Charis SIL Regular" w:hAnsi="Charis SIL Regular" w:eastAsia="Charis SIL Regular"/>
+          <w:b w:val="0"/>
+          <w:i w:val="0"/>
+          <w:color w:val="000000"/>
+          <w:sz w:val="24"/>
+        </w:rPr>
+        <w:hyperlink r:id="rId28" w:history="1">
+          <w:r>
+            <w:rPr>
+              <w:rStyle w:val="Hyperlink"/>
+            </w:rPr>
+            <w:t>De zoe</w:t>
+          </w:r>
+        </w:hyperlink>
+      </w:r>
+      <w:r>
+        <w:rPr>
+          <w:u w:val="single" w:color="0000ff"/>
+          <w:rFonts w:ascii="Charis SIL Regular" w:hAnsi="Charis SIL Regular" w:eastAsia="Charis SIL Regular"/>
+          <w:b w:val="0"/>
+          <w:i w:val="0"/>
+          <w:color w:val="000000"/>
+          <w:sz w:val="24"/>
+        </w:rPr>
+        <w:hyperlink r:id="rId28" w:history="1">
+          <w:r>
+            <w:rPr>
+              <w:rStyle w:val="Hyperlink"/>
+            </w:rPr>
+            <w:t xml:space="preserve">khulp </w:t>
+          </w:r>
+        </w:hyperlink>
       </w:r>
       <w:r>
         <w:rPr>
@@ -4514,7 +4525,7 @@
           <w:sz w:val="24"/>
           <w:u w:val="single"/>
         </w:rPr>
-        <w:hyperlink r:id="rId15" w:history="1">
+        <w:hyperlink r:id="rId28" w:history="1">
           <w:r>
             <w:rPr>
               <w:rStyle w:val="Hyperlink"/>
@@ -4532,7 +4543,7 @@
           <w:sz w:val="24"/>
           <w:u w:val="single"/>
         </w:rPr>
-        <w:hyperlink r:id="rId15" w:history="1">
+        <w:hyperlink r:id="rId28" w:history="1">
           <w:r>
             <w:rPr>
               <w:rStyle w:val="Hyperlink"/>
@@ -4550,7 +4561,7 @@
           <w:sz w:val="24"/>
           <w:u w:val="single"/>
         </w:rPr>
-        <w:hyperlink r:id="rId15" w:history="1">
+        <w:hyperlink r:id="rId28" w:history="1">
           <w:r>
             <w:rPr>
               <w:rStyle w:val="Hyperlink"/>
@@ -4595,7 +4606,53 @@
           <w:color w:val="000000"/>
           <w:sz w:val="24"/>
         </w:rPr>
-        <w:t>Aruba relevante inform</w:t>
+        <w:t>Aruba releva</w:t>
+      </w:r>
+      <w:r>
+        <w:rPr>
+          <w:u w:val="single" w:color="0000ff"/>
+          <w:rFonts w:ascii="Charis SIL Regular" w:hAnsi="Charis SIL Regular" w:eastAsia="Charis SIL Regular"/>
+          <w:b w:val="0"/>
+          <w:i w:val="0"/>
+          <w:color w:val="000000"/>
+          <w:sz w:val="24"/>
+        </w:rPr>
+        <w:hyperlink r:id="rId15" w:history="1">
+          <w:r>
+            <w:rPr>
+              <w:rStyle w:val="Hyperlink"/>
+            </w:rPr>
+            <w:t>nte info</w:t>
+          </w:r>
+        </w:hyperlink>
+      </w:r>
+      <w:r>
+        <w:rPr>
+          <w:u w:val="single" w:color="0000ff"/>
+          <w:rFonts w:ascii="Charis SIL Regular" w:hAnsi="Charis SIL Regular" w:eastAsia="Charis SIL Regular"/>
+          <w:b w:val="0"/>
+          <w:i w:val="0"/>
+          <w:color w:val="000000"/>
+          <w:sz w:val="24"/>
+        </w:rPr>
+        <w:hyperlink r:id="rId15" w:history="1">
+          <w:r>
+            <w:rPr>
+              <w:rStyle w:val="Hyperlink"/>
+            </w:rPr>
+            <w:t>r</w:t>
+          </w:r>
+        </w:hyperlink>
+      </w:r>
+      <w:r>
+        <w:rPr>
+          <w:rFonts w:ascii="Charis SIL Regular" w:hAnsi="Charis SIL Regular" w:eastAsia="Charis SIL Regular"/>
+          <w:b w:val="0"/>
+          <w:i w:val="0"/>
+          <w:color w:val="000000"/>
+          <w:sz w:val="24"/>
+        </w:rPr>
+        <w:t>m</w:t>
       </w:r>
       <w:r>
         <w:rPr>
@@ -6962,7 +7019,7 @@
           <w:sz w:val="24"/>
           <w:u w:val="single"/>
         </w:rPr>
-        <w:hyperlink r:id="rId35" w:history="1">
+        <w:hyperlink r:id="rId36" w:history="1">
           <w:r>
             <w:rPr>
               <w:rStyle w:val="Hyperlink"/>
@@ -6973,93 +7030,13 @@
       </w:r>
       <w:r>
         <w:rPr>
-          <w:u w:val="single" w:color="0000ff"/>
-          <w:rFonts w:ascii="Charis SIL Regular" w:hAnsi="Charis SIL Regular" w:eastAsia="Charis SIL Regular"/>
-          <w:b w:val="0"/>
-          <w:i w:val="0"/>
-          <w:color w:val="000000"/>
-          <w:sz w:val="24"/>
-        </w:rPr>
-        <w:hyperlink r:id="rId35" w:history="1">
-          <w:r>
-            <w:rPr>
-              <w:rStyle w:val="Hyperlink"/>
-            </w:rPr>
-            <w:t xml:space="preserve"> d</w:t>
-          </w:r>
-        </w:hyperlink>
-      </w:r>
-      <w:r>
-        <w:rPr>
-          <w:u w:val="single" w:color="0000ff"/>
-          <w:rFonts w:ascii="Charis SIL Regular" w:hAnsi="Charis SIL Regular" w:eastAsia="Charis SIL Regular"/>
-          <w:b w:val="0"/>
-          <w:i w:val="0"/>
-          <w:color w:val="000000"/>
-          <w:sz w:val="24"/>
-        </w:rPr>
-        <w:hyperlink r:id="rId35" w:history="1">
-          <w:r>
-            <w:rPr>
-              <w:rStyle w:val="Hyperlink"/>
-            </w:rPr>
-            <w:t>i</w:t>
-          </w:r>
-        </w:hyperlink>
-      </w:r>
-      <w:r>
-        <w:rPr>
-          <w:u w:val="single" w:color="0000ff"/>
-          <w:rFonts w:ascii="Charis SIL Regular" w:hAnsi="Charis SIL Regular" w:eastAsia="Charis SIL Regular"/>
-          <w:b w:val="0"/>
-          <w:i w:val="0"/>
-          <w:color w:val="000000"/>
-          <w:sz w:val="24"/>
-        </w:rPr>
-        <w:hyperlink r:id="rId35" w:history="1">
-          <w:r>
-            <w:rPr>
-              <w:rStyle w:val="Hyperlink"/>
-            </w:rPr>
-            <w:t>e r</w:t>
-          </w:r>
-        </w:hyperlink>
-      </w:r>
-      <w:r>
-        <w:rPr>
-          <w:u w:val="single" w:color="0000ff"/>
-          <w:rFonts w:ascii="Charis SIL Regular" w:hAnsi="Charis SIL Regular" w:eastAsia="Charis SIL Regular"/>
-          <w:b w:val="0"/>
-          <w:i w:val="0"/>
-          <w:color w:val="000000"/>
-          <w:sz w:val="24"/>
-        </w:rPr>
-        <w:hyperlink r:id="rId35" w:history="1">
-          <w:r>
-            <w:rPr>
-              <w:rStyle w:val="Hyperlink"/>
-            </w:rPr>
-            <w:t>e</w:t>
-          </w:r>
-        </w:hyperlink>
-      </w:r>
-      <w:r>
-        <w:rPr>
-          <w:u w:val="single" w:color="0000ff"/>
-          <w:rFonts w:ascii="Charis SIL Regular" w:hAnsi="Charis SIL Regular" w:eastAsia="Charis SIL Regular"/>
-          <w:b w:val="0"/>
-          <w:i w:val="0"/>
-          <w:color w:val="000000"/>
-          <w:sz w:val="24"/>
-        </w:rPr>
-        <w:hyperlink r:id="rId35" w:history="1">
-          <w:r>
-            <w:rPr>
-              <w:rStyle w:val="Hyperlink"/>
-            </w:rPr>
-            <w:t>levant kunnen zijn v</w:t>
-          </w:r>
-        </w:hyperlink>
+          <w:rFonts w:ascii="Charis SIL Regular" w:hAnsi="Charis SIL Regular" w:eastAsia="Charis SIL Regular"/>
+          <w:b w:val="0"/>
+          <w:i w:val="0"/>
+          <w:color w:val="000000"/>
+          <w:sz w:val="24"/>
+        </w:rPr>
+        <w:t xml:space="preserve"> die relevant kunnen zijn v</w:t>
       </w:r>
       <w:r>
         <w:rPr>

--- a/EXPORTS/DOCX/published/niveau2/Dutch/ArubaBonaireCuracao.docx
+++ b/EXPORTS/DOCX/published/niveau2/Dutch/ArubaBonaireCuracao.docx
@@ -1264,7 +1264,6 @@
       </w:r>
       <w:r>
         <w:rPr>
-          <w:u w:val="single" w:color="0000ff"/>
           <w:rFonts w:ascii="Charis SIL Regular" w:hAnsi="Charis SIL Regular" w:eastAsia="Charis SIL Regular"/>
           <w:b w:val="0"/>
           <w:i w:val="0"/>
@@ -1549,7 +1548,7 @@
             <w:rPr>
               <w:rStyle w:val="Hyperlink"/>
             </w:rPr>
-            <w:t>Onderofficier</w:t>
+            <w:t>Onderoffici</w:t>
           </w:r>
         </w:hyperlink>
       </w:r>
@@ -1560,7 +1559,23 @@
           <w:i w:val="0"/>
           <w:color w:val="0000FF"/>
           <w:sz w:val="24"/>
-          <w:u w:val="single"/>
+        </w:rPr>
+        <w:hyperlink r:id="rId16" w:history="1">
+          <w:r>
+            <w:rPr>
+              <w:rStyle w:val="Hyperlink"/>
+            </w:rPr>
+            <w:t>er</w:t>
+          </w:r>
+        </w:hyperlink>
+      </w:r>
+      <w:r>
+        <w:rPr>
+          <w:rFonts w:ascii="Charis SIL Regular" w:hAnsi="Charis SIL Regular" w:eastAsia="Charis SIL Regular"/>
+          <w:b w:val="0"/>
+          <w:i w:val="0"/>
+          <w:color w:val="0000FF"/>
+          <w:sz w:val="24"/>
         </w:rPr>
         <w:t>en</w:t>
       </w:r>
@@ -1705,19 +1720,9 @@
             <w:rPr>
               <w:rStyle w:val="Hyperlink"/>
             </w:rPr>
-            <w:t>leg</w:t>
+            <w:t>leger</w:t>
           </w:r>
         </w:hyperlink>
-      </w:r>
-      <w:r>
-        <w:rPr>
-          <w:rFonts w:ascii="Charis SIL Regular" w:hAnsi="Charis SIL Regular" w:eastAsia="Charis SIL Regular"/>
-          <w:b w:val="0"/>
-          <w:i w:val="0"/>
-          <w:color w:val="0000FF"/>
-          <w:sz w:val="24"/>
-        </w:rPr>
-        <w:t>er</w:t>
       </w:r>
       <w:r>
         <w:rPr>
@@ -2927,43 +2932,7 @@
           <w:color w:val="000000"/>
           <w:sz w:val="24"/>
         </w:rPr>
-        <w:t>veel nuttige informatie me</w:t>
-      </w:r>
-      <w:r>
-        <w:rPr>
-          <w:u w:val="single" w:color="0000ff"/>
-          <w:rFonts w:ascii="Charis SIL Regular" w:hAnsi="Charis SIL Regular" w:eastAsia="Charis SIL Regular"/>
-          <w:b w:val="0"/>
-          <w:i w:val="0"/>
-          <w:color w:val="000000"/>
-          <w:sz w:val="24"/>
-        </w:rPr>
-        <w:hyperlink r:id="rId18" w:history="1">
-          <w:r>
-            <w:rPr>
-              <w:rStyle w:val="Hyperlink"/>
-            </w:rPr>
-            <w:t>t betrek</w:t>
-          </w:r>
-        </w:hyperlink>
-      </w:r>
-      <w:r>
-        <w:rPr>
-          <w:u w:val="single" w:color="0000ff"/>
-          <w:rFonts w:ascii="Charis SIL Regular" w:hAnsi="Charis SIL Regular" w:eastAsia="Charis SIL Regular"/>
-          <w:b w:val="0"/>
-          <w:i w:val="0"/>
-          <w:color w:val="000000"/>
-          <w:sz w:val="24"/>
-        </w:rPr>
-        <w:hyperlink r:id="rId18" w:history="1">
-          <w:r>
-            <w:rPr>
-              <w:rStyle w:val="Hyperlink"/>
-            </w:rPr>
-            <w:t>king to</w:t>
-          </w:r>
-        </w:hyperlink>
+        <w:t>veel nuttige informatie met betrekking to</w:t>
       </w:r>
       <w:r>
         <w:rPr>
@@ -3769,7 +3738,25 @@
           <w:color w:val="000000"/>
           <w:sz w:val="24"/>
         </w:rPr>
-        <w:t>bevinden zijn in de database o</w:t>
+        <w:t>bevinden zijn in de databa</w:t>
+      </w:r>
+      <w:r>
+        <w:rPr>
+          <w:u w:val="single" w:color="0000ff"/>
+          <w:rFonts w:ascii="Charis SIL Regular" w:hAnsi="Charis SIL Regular" w:eastAsia="Charis SIL Regular"/>
+          <w:b w:val="0"/>
+          <w:i w:val="0"/>
+          <w:color w:val="000000"/>
+          <w:sz w:val="24"/>
+        </w:rPr>
+        <w:hyperlink r:id="rId23" w:history="1">
+          <w:r>
+            <w:rPr>
+              <w:rStyle w:val="Hyperlink"/>
+            </w:rPr>
+            <w:t>se o</w:t>
+          </w:r>
+        </w:hyperlink>
       </w:r>
       <w:r>
         <w:rPr>
@@ -3922,21 +3909,13 @@
       </w:r>
       <w:r>
         <w:rPr>
-          <w:u w:val="single" w:color="0000ff"/>
-          <w:rFonts w:ascii="Charis SIL Regular" w:hAnsi="Charis SIL Regular" w:eastAsia="Charis SIL Regular"/>
-          <w:b w:val="0"/>
-          <w:i w:val="0"/>
-          <w:color w:val="000000"/>
-          <w:sz w:val="24"/>
-        </w:rPr>
-        <w:hyperlink r:id="rId24" w:history="1">
-          <w:r>
-            <w:rPr>
-              <w:rStyle w:val="Hyperlink"/>
-            </w:rPr>
-            <w:t>toegevoeg</w:t>
-          </w:r>
-        </w:hyperlink>
+          <w:rFonts w:ascii="Charis SIL Regular" w:hAnsi="Charis SIL Regular" w:eastAsia="Charis SIL Regular"/>
+          <w:b w:val="0"/>
+          <w:i w:val="0"/>
+          <w:color w:val="000000"/>
+          <w:sz w:val="24"/>
+        </w:rPr>
+        <w:t>toegevoeg</w:t>
       </w:r>
       <w:r>
         <w:rPr>
@@ -4060,14 +4039,7 @@
           <w:color w:val="000000"/>
           <w:sz w:val="24"/>
         </w:rPr>
-        <w:hyperlink r:id="rId26" w:history="1">
-          <w:r>
-            <w:rPr>
-              <w:rStyle w:val="Hyperlink"/>
-            </w:rPr>
-            <w:t>op slaafg</w:t>
-          </w:r>
-        </w:hyperlink>
+        <w:t>op slaafg</w:t>
       </w:r>
       <w:r>
         <w:rPr>
@@ -4249,7 +4221,7 @@
           <w:sz w:val="24"/>
           <w:u w:val="single"/>
         </w:rPr>
-        <w:hyperlink r:id="rId27" w:history="1">
+        <w:hyperlink r:id="rId28" w:history="1">
           <w:r>
             <w:rPr>
               <w:rStyle w:val="Hyperlink"/>
@@ -4276,8 +4248,16 @@
           <w:i w:val="0"/>
           <w:color w:val="0000FF"/>
           <w:sz w:val="24"/>
-        </w:rPr>
-        <w:t>A</w:t>
+          <w:u w:val="single"/>
+        </w:rPr>
+        <w:hyperlink r:id="rId28" w:history="1">
+          <w:r>
+            <w:rPr>
+              <w:rStyle w:val="Hyperlink"/>
+            </w:rPr>
+            <w:t>A</w:t>
+          </w:r>
+        </w:hyperlink>
       </w:r>
       <w:r>
         <w:rPr>
@@ -4288,7 +4268,7 @@
           <w:sz w:val="24"/>
           <w:u w:val="single"/>
         </w:rPr>
-        <w:hyperlink r:id="rId27" w:history="1">
+        <w:hyperlink r:id="rId28" w:history="1">
           <w:r>
             <w:rPr>
               <w:rStyle w:val="Hyperlink"/>
@@ -4306,7 +4286,7 @@
           <w:sz w:val="24"/>
           <w:u w:val="single"/>
         </w:rPr>
-        <w:hyperlink r:id="rId27" w:history="1">
+        <w:hyperlink r:id="rId28" w:history="1">
           <w:r>
             <w:rPr>
               <w:rStyle w:val="Hyperlink"/>
@@ -4413,14 +4393,7 @@
           <w:color w:val="000000"/>
           <w:sz w:val="24"/>
         </w:rPr>
-        <w:hyperlink r:id="rId28" w:history="1">
-          <w:r>
-            <w:rPr>
-              <w:rStyle w:val="Hyperlink"/>
-            </w:rPr>
-            <w:t>De zoe</w:t>
-          </w:r>
-        </w:hyperlink>
+        <w:t>De zoe</w:t>
       </w:r>
       <w:r>
         <w:rPr>
@@ -4467,7 +4440,7 @@
           <w:sz w:val="24"/>
           <w:u w:val="single"/>
         </w:rPr>
-        <w:hyperlink r:id="rId28" w:history="1">
+        <w:hyperlink r:id="rId15" w:history="1">
           <w:r>
             <w:rPr>
               <w:rStyle w:val="Hyperlink"/>
@@ -4496,7 +4469,7 @@
           <w:sz w:val="24"/>
           <w:u w:val="single"/>
         </w:rPr>
-        <w:hyperlink r:id="rId28" w:history="1">
+        <w:hyperlink r:id="rId15" w:history="1">
           <w:r>
             <w:rPr>
               <w:rStyle w:val="Hyperlink"/>
@@ -4525,7 +4498,7 @@
           <w:sz w:val="24"/>
           <w:u w:val="single"/>
         </w:rPr>
-        <w:hyperlink r:id="rId28" w:history="1">
+        <w:hyperlink r:id="rId15" w:history="1">
           <w:r>
             <w:rPr>
               <w:rStyle w:val="Hyperlink"/>
@@ -4543,7 +4516,7 @@
           <w:sz w:val="24"/>
           <w:u w:val="single"/>
         </w:rPr>
-        <w:hyperlink r:id="rId28" w:history="1">
+        <w:hyperlink r:id="rId15" w:history="1">
           <w:r>
             <w:rPr>
               <w:rStyle w:val="Hyperlink"/>
@@ -4561,7 +4534,7 @@
           <w:sz w:val="24"/>
           <w:u w:val="single"/>
         </w:rPr>
-        <w:hyperlink r:id="rId28" w:history="1">
+        <w:hyperlink r:id="rId15" w:history="1">
           <w:r>
             <w:rPr>
               <w:rStyle w:val="Hyperlink"/>
@@ -4606,53 +4579,7 @@
           <w:color w:val="000000"/>
           <w:sz w:val="24"/>
         </w:rPr>
-        <w:t>Aruba releva</w:t>
-      </w:r>
-      <w:r>
-        <w:rPr>
-          <w:u w:val="single" w:color="0000ff"/>
-          <w:rFonts w:ascii="Charis SIL Regular" w:hAnsi="Charis SIL Regular" w:eastAsia="Charis SIL Regular"/>
-          <w:b w:val="0"/>
-          <w:i w:val="0"/>
-          <w:color w:val="000000"/>
-          <w:sz w:val="24"/>
-        </w:rPr>
-        <w:hyperlink r:id="rId15" w:history="1">
-          <w:r>
-            <w:rPr>
-              <w:rStyle w:val="Hyperlink"/>
-            </w:rPr>
-            <w:t>nte info</w:t>
-          </w:r>
-        </w:hyperlink>
-      </w:r>
-      <w:r>
-        <w:rPr>
-          <w:u w:val="single" w:color="0000ff"/>
-          <w:rFonts w:ascii="Charis SIL Regular" w:hAnsi="Charis SIL Regular" w:eastAsia="Charis SIL Regular"/>
-          <w:b w:val="0"/>
-          <w:i w:val="0"/>
-          <w:color w:val="000000"/>
-          <w:sz w:val="24"/>
-        </w:rPr>
-        <w:hyperlink r:id="rId15" w:history="1">
-          <w:r>
-            <w:rPr>
-              <w:rStyle w:val="Hyperlink"/>
-            </w:rPr>
-            <w:t>r</w:t>
-          </w:r>
-        </w:hyperlink>
-      </w:r>
-      <w:r>
-        <w:rPr>
-          <w:rFonts w:ascii="Charis SIL Regular" w:hAnsi="Charis SIL Regular" w:eastAsia="Charis SIL Regular"/>
-          <w:b w:val="0"/>
-          <w:i w:val="0"/>
-          <w:color w:val="000000"/>
-          <w:sz w:val="24"/>
-        </w:rPr>
-        <w:t>m</w:t>
+        <w:t>Aruba relevante inform</w:t>
       </w:r>
       <w:r>
         <w:rPr>
@@ -7030,13 +6957,93 @@
       </w:r>
       <w:r>
         <w:rPr>
-          <w:rFonts w:ascii="Charis SIL Regular" w:hAnsi="Charis SIL Regular" w:eastAsia="Charis SIL Regular"/>
-          <w:b w:val="0"/>
-          <w:i w:val="0"/>
-          <w:color w:val="000000"/>
-          <w:sz w:val="24"/>
-        </w:rPr>
-        <w:t xml:space="preserve"> die relevant kunnen zijn v</w:t>
+          <w:u w:val="single" w:color="0000ff"/>
+          <w:rFonts w:ascii="Charis SIL Regular" w:hAnsi="Charis SIL Regular" w:eastAsia="Charis SIL Regular"/>
+          <w:b w:val="0"/>
+          <w:i w:val="0"/>
+          <w:color w:val="000000"/>
+          <w:sz w:val="24"/>
+        </w:rPr>
+        <w:hyperlink r:id="rId35" w:history="1">
+          <w:r>
+            <w:rPr>
+              <w:rStyle w:val="Hyperlink"/>
+            </w:rPr>
+            <w:t xml:space="preserve"> d</w:t>
+          </w:r>
+        </w:hyperlink>
+      </w:r>
+      <w:r>
+        <w:rPr>
+          <w:u w:val="single" w:color="0000ff"/>
+          <w:rFonts w:ascii="Charis SIL Regular" w:hAnsi="Charis SIL Regular" w:eastAsia="Charis SIL Regular"/>
+          <w:b w:val="0"/>
+          <w:i w:val="0"/>
+          <w:color w:val="000000"/>
+          <w:sz w:val="24"/>
+        </w:rPr>
+        <w:hyperlink r:id="rId35" w:history="1">
+          <w:r>
+            <w:rPr>
+              <w:rStyle w:val="Hyperlink"/>
+            </w:rPr>
+            <w:t>i</w:t>
+          </w:r>
+        </w:hyperlink>
+      </w:r>
+      <w:r>
+        <w:rPr>
+          <w:u w:val="single" w:color="0000ff"/>
+          <w:rFonts w:ascii="Charis SIL Regular" w:hAnsi="Charis SIL Regular" w:eastAsia="Charis SIL Regular"/>
+          <w:b w:val="0"/>
+          <w:i w:val="0"/>
+          <w:color w:val="000000"/>
+          <w:sz w:val="24"/>
+        </w:rPr>
+        <w:hyperlink r:id="rId35" w:history="1">
+          <w:r>
+            <w:rPr>
+              <w:rStyle w:val="Hyperlink"/>
+            </w:rPr>
+            <w:t>e r</w:t>
+          </w:r>
+        </w:hyperlink>
+      </w:r>
+      <w:r>
+        <w:rPr>
+          <w:u w:val="single" w:color="0000ff"/>
+          <w:rFonts w:ascii="Charis SIL Regular" w:hAnsi="Charis SIL Regular" w:eastAsia="Charis SIL Regular"/>
+          <w:b w:val="0"/>
+          <w:i w:val="0"/>
+          <w:color w:val="000000"/>
+          <w:sz w:val="24"/>
+        </w:rPr>
+        <w:hyperlink r:id="rId35" w:history="1">
+          <w:r>
+            <w:rPr>
+              <w:rStyle w:val="Hyperlink"/>
+            </w:rPr>
+            <w:t>e</w:t>
+          </w:r>
+        </w:hyperlink>
+      </w:r>
+      <w:r>
+        <w:rPr>
+          <w:u w:val="single" w:color="0000ff"/>
+          <w:rFonts w:ascii="Charis SIL Regular" w:hAnsi="Charis SIL Regular" w:eastAsia="Charis SIL Regular"/>
+          <w:b w:val="0"/>
+          <w:i w:val="0"/>
+          <w:color w:val="000000"/>
+          <w:sz w:val="24"/>
+        </w:rPr>
+        <w:hyperlink r:id="rId35" w:history="1">
+          <w:r>
+            <w:rPr>
+              <w:rStyle w:val="Hyperlink"/>
+            </w:rPr>
+            <w:t>levant kunnen zijn v</w:t>
+          </w:r>
+        </w:hyperlink>
       </w:r>
       <w:r>
         <w:rPr>
@@ -7125,61 +7132,13 @@
       </w:r>
       <w:r>
         <w:rPr>
-          <w:u w:val="single" w:color="0000ff"/>
-          <w:rFonts w:ascii="Charis SIL Regular" w:hAnsi="Charis SIL Regular" w:eastAsia="Charis SIL Regular"/>
-          <w:b w:val="0"/>
-          <w:i w:val="0"/>
-          <w:color w:val="000000"/>
-          <w:sz w:val="24"/>
-        </w:rPr>
-        <w:hyperlink r:id="rId36" w:history="1">
-          <w:r>
-            <w:rPr>
-              <w:rStyle w:val="Hyperlink"/>
-            </w:rPr>
-            <w:t>slavernijverled</w:t>
-          </w:r>
-        </w:hyperlink>
-      </w:r>
-      <w:r>
-        <w:rPr>
-          <w:u w:val="single" w:color="0000ff"/>
-          <w:rFonts w:ascii="Charis SIL Regular" w:hAnsi="Charis SIL Regular" w:eastAsia="Charis SIL Regular"/>
-          <w:b w:val="0"/>
-          <w:i w:val="0"/>
-          <w:color w:val="000000"/>
-          <w:sz w:val="24"/>
-        </w:rPr>
-        <w:hyperlink r:id="rId36" w:history="1">
-          <w:r>
-            <w:rPr>
-              <w:rStyle w:val="Hyperlink"/>
-            </w:rPr>
-            <w:t>en op</w:t>
-          </w:r>
-        </w:hyperlink>
-      </w:r>
-      <w:r>
-        <w:rPr>
-          <w:u w:val="single" w:color="0000ff"/>
-          <w:rFonts w:ascii="Charis SIL Regular" w:hAnsi="Charis SIL Regular" w:eastAsia="Charis SIL Regular"/>
-          <w:b w:val="0"/>
-          <w:i w:val="0"/>
-          <w:color w:val="000000"/>
-          <w:sz w:val="24"/>
-        </w:rPr>
-        <w:t xml:space="preserve"> </w:t>
-      </w:r>
-      <w:r>
-        <w:rPr>
-          <w:u w:val="single" w:color="0000ff"/>
-          <w:rFonts w:ascii="Charis SIL Regular" w:hAnsi="Charis SIL Regular" w:eastAsia="Charis SIL Regular"/>
-          <w:b w:val="0"/>
-          <w:i w:val="0"/>
-          <w:color w:val="000000"/>
-          <w:sz w:val="24"/>
-        </w:rPr>
-        <w:t>C</w:t>
+          <w:rFonts w:ascii="Charis SIL Regular" w:hAnsi="Charis SIL Regular" w:eastAsia="Charis SIL Regular"/>
+          <w:b w:val="0"/>
+          <w:i w:val="0"/>
+          <w:color w:val="000000"/>
+          <w:sz w:val="24"/>
+        </w:rPr>
+        <w:t>slavernijverleden op C</w:t>
       </w:r>
       <w:r>
         <w:rPr>

--- a/EXPORTS/DOCX/published/niveau2/Dutch/ArubaBonaireCuracao.docx
+++ b/EXPORTS/DOCX/published/niveau2/Dutch/ArubaBonaireCuracao.docx
@@ -1264,6 +1264,7 @@
       </w:r>
       <w:r>
         <w:rPr>
+          <w:u w:val="single" w:color="0000ff"/>
           <w:rFonts w:ascii="Charis SIL Regular" w:hAnsi="Charis SIL Regular" w:eastAsia="Charis SIL Regular"/>
           <w:b w:val="0"/>
           <w:i w:val="0"/>
@@ -1548,7 +1549,7 @@
             <w:rPr>
               <w:rStyle w:val="Hyperlink"/>
             </w:rPr>
-            <w:t>Onderoffici</w:t>
+            <w:t>Onderofficier</w:t>
           </w:r>
         </w:hyperlink>
       </w:r>
@@ -1559,23 +1560,7 @@
           <w:i w:val="0"/>
           <w:color w:val="0000FF"/>
           <w:sz w:val="24"/>
-        </w:rPr>
-        <w:hyperlink r:id="rId16" w:history="1">
-          <w:r>
-            <w:rPr>
-              <w:rStyle w:val="Hyperlink"/>
-            </w:rPr>
-            <w:t>er</w:t>
-          </w:r>
-        </w:hyperlink>
-      </w:r>
-      <w:r>
-        <w:rPr>
-          <w:rFonts w:ascii="Charis SIL Regular" w:hAnsi="Charis SIL Regular" w:eastAsia="Charis SIL Regular"/>
-          <w:b w:val="0"/>
-          <w:i w:val="0"/>
-          <w:color w:val="0000FF"/>
-          <w:sz w:val="24"/>
+          <w:u w:val="single"/>
         </w:rPr>
         <w:t>en</w:t>
       </w:r>
@@ -1796,9 +1781,19 @@
             <w:rPr>
               <w:rStyle w:val="Hyperlink"/>
             </w:rPr>
-            <w:t>Indië</w:t>
+            <w:t>Ind</w:t>
           </w:r>
         </w:hyperlink>
+      </w:r>
+      <w:r>
+        <w:rPr>
+          <w:rFonts w:ascii="Charis SIL Regular" w:hAnsi="Charis SIL Regular" w:eastAsia="Charis SIL Regular"/>
+          <w:b w:val="0"/>
+          <w:i w:val="0"/>
+          <w:color w:val="0000FF"/>
+          <w:sz w:val="24"/>
+        </w:rPr>
+        <w:t>ië</w:t>
       </w:r>
       <w:r>
         <w:rPr>
@@ -2932,7 +2927,43 @@
           <w:color w:val="000000"/>
           <w:sz w:val="24"/>
         </w:rPr>
-        <w:t>veel nuttige informatie met betrekking to</w:t>
+        <w:t>veel nuttige informatie me</w:t>
+      </w:r>
+      <w:r>
+        <w:rPr>
+          <w:u w:val="single" w:color="0000ff"/>
+          <w:rFonts w:ascii="Charis SIL Regular" w:hAnsi="Charis SIL Regular" w:eastAsia="Charis SIL Regular"/>
+          <w:b w:val="0"/>
+          <w:i w:val="0"/>
+          <w:color w:val="000000"/>
+          <w:sz w:val="24"/>
+        </w:rPr>
+        <w:hyperlink r:id="rId18" w:history="1">
+          <w:r>
+            <w:rPr>
+              <w:rStyle w:val="Hyperlink"/>
+            </w:rPr>
+            <w:t>t betrek</w:t>
+          </w:r>
+        </w:hyperlink>
+      </w:r>
+      <w:r>
+        <w:rPr>
+          <w:u w:val="single" w:color="0000ff"/>
+          <w:rFonts w:ascii="Charis SIL Regular" w:hAnsi="Charis SIL Regular" w:eastAsia="Charis SIL Regular"/>
+          <w:b w:val="0"/>
+          <w:i w:val="0"/>
+          <w:color w:val="000000"/>
+          <w:sz w:val="24"/>
+        </w:rPr>
+        <w:hyperlink r:id="rId18" w:history="1">
+          <w:r>
+            <w:rPr>
+              <w:rStyle w:val="Hyperlink"/>
+            </w:rPr>
+            <w:t>king to</w:t>
+          </w:r>
+        </w:hyperlink>
       </w:r>
       <w:r>
         <w:rPr>
@@ -3732,13 +3763,49 @@
       </w:r>
       <w:r>
         <w:rPr>
-          <w:rFonts w:ascii="Charis SIL Regular" w:hAnsi="Charis SIL Regular" w:eastAsia="Charis SIL Regular"/>
-          <w:b w:val="0"/>
-          <w:i w:val="0"/>
-          <w:color w:val="000000"/>
-          <w:sz w:val="24"/>
-        </w:rPr>
-        <w:t>bevinden zijn in de databa</w:t>
+          <w:u w:val="single" w:color="0000ff"/>
+          <w:rFonts w:ascii="Charis SIL Regular" w:hAnsi="Charis SIL Regular" w:eastAsia="Charis SIL Regular"/>
+          <w:b w:val="0"/>
+          <w:i w:val="0"/>
+          <w:color w:val="000000"/>
+          <w:sz w:val="24"/>
+        </w:rPr>
+        <w:hyperlink r:id="rId22" w:history="1">
+          <w:r>
+            <w:rPr>
+              <w:rStyle w:val="Hyperlink"/>
+            </w:rPr>
+            <w:t>bevinde</w:t>
+          </w:r>
+        </w:hyperlink>
+      </w:r>
+      <w:r>
+        <w:rPr>
+          <w:rFonts w:ascii="Charis SIL Regular" w:hAnsi="Charis SIL Regular" w:eastAsia="Charis SIL Regular"/>
+          <w:b w:val="0"/>
+          <w:i w:val="0"/>
+          <w:color w:val="000000"/>
+          <w:sz w:val="24"/>
+        </w:rPr>
+        <w:t>n zijn in d</w:t>
+      </w:r>
+      <w:r>
+        <w:rPr>
+          <w:u w:val="single" w:color="0000ff"/>
+          <w:rFonts w:ascii="Charis SIL Regular" w:hAnsi="Charis SIL Regular" w:eastAsia="Charis SIL Regular"/>
+          <w:b w:val="0"/>
+          <w:i w:val="0"/>
+          <w:color w:val="000000"/>
+          <w:sz w:val="24"/>
+        </w:rPr>
+        <w:hyperlink r:id="rId23" w:history="1">
+          <w:r>
+            <w:rPr>
+              <w:rStyle w:val="Hyperlink"/>
+            </w:rPr>
+            <w:t>e databa</w:t>
+          </w:r>
+        </w:hyperlink>
       </w:r>
       <w:r>
         <w:rPr>
@@ -3909,13 +3976,21 @@
       </w:r>
       <w:r>
         <w:rPr>
-          <w:rFonts w:ascii="Charis SIL Regular" w:hAnsi="Charis SIL Regular" w:eastAsia="Charis SIL Regular"/>
-          <w:b w:val="0"/>
-          <w:i w:val="0"/>
-          <w:color w:val="000000"/>
-          <w:sz w:val="24"/>
-        </w:rPr>
-        <w:t>toegevoeg</w:t>
+          <w:u w:val="single" w:color="0000ff"/>
+          <w:rFonts w:ascii="Charis SIL Regular" w:hAnsi="Charis SIL Regular" w:eastAsia="Charis SIL Regular"/>
+          <w:b w:val="0"/>
+          <w:i w:val="0"/>
+          <w:color w:val="000000"/>
+          <w:sz w:val="24"/>
+        </w:rPr>
+        <w:hyperlink r:id="rId24" w:history="1">
+          <w:r>
+            <w:rPr>
+              <w:rStyle w:val="Hyperlink"/>
+            </w:rPr>
+            <w:t>toegevoeg</w:t>
+          </w:r>
+        </w:hyperlink>
       </w:r>
       <w:r>
         <w:rPr>
@@ -4039,7 +4114,14 @@
           <w:color w:val="000000"/>
           <w:sz w:val="24"/>
         </w:rPr>
-        <w:t>op slaafg</w:t>
+        <w:hyperlink r:id="rId26" w:history="1">
+          <w:r>
+            <w:rPr>
+              <w:rStyle w:val="Hyperlink"/>
+            </w:rPr>
+            <w:t>op slaafg</w:t>
+          </w:r>
+        </w:hyperlink>
       </w:r>
       <w:r>
         <w:rPr>
@@ -4221,7 +4303,7 @@
           <w:sz w:val="24"/>
           <w:u w:val="single"/>
         </w:rPr>
-        <w:hyperlink r:id="rId28" w:history="1">
+        <w:hyperlink r:id="rId27" w:history="1">
           <w:r>
             <w:rPr>
               <w:rStyle w:val="Hyperlink"/>
@@ -4248,6 +4330,81 @@
           <w:i w:val="0"/>
           <w:color w:val="0000FF"/>
           <w:sz w:val="24"/>
+        </w:rPr>
+        <w:t>A</w:t>
+      </w:r>
+      <w:r>
+        <w:rPr>
+          <w:rFonts w:ascii="Charis SIL Regular" w:hAnsi="Charis SIL Regular" w:eastAsia="Charis SIL Regular"/>
+          <w:b w:val="0"/>
+          <w:i w:val="0"/>
+          <w:color w:val="0000FF"/>
+          <w:sz w:val="24"/>
+          <w:u w:val="single"/>
+        </w:rPr>
+        <w:hyperlink r:id="rId27" w:history="1">
+          <w:r>
+            <w:rPr>
+              <w:rStyle w:val="Hyperlink"/>
+            </w:rPr>
+            <w:t>rkeologic</w:t>
+          </w:r>
+        </w:hyperlink>
+      </w:r>
+      <w:r>
+        <w:rPr>
+          <w:rFonts w:ascii="Charis SIL Regular" w:hAnsi="Charis SIL Regular" w:eastAsia="Charis SIL Regular"/>
+          <w:b w:val="0"/>
+          <w:i w:val="0"/>
+          <w:color w:val="0000FF"/>
+          <w:sz w:val="24"/>
+          <w:u w:val="single"/>
+        </w:rPr>
+        <w:hyperlink r:id="rId27" w:history="1">
+          <w:r>
+            <w:rPr>
+              <w:rStyle w:val="Hyperlink"/>
+            </w:rPr>
+            <w:t>o</w:t>
+          </w:r>
+        </w:hyperlink>
+      </w:r>
+      <w:r>
+        <w:rPr>
+          <w:rFonts w:ascii="Charis SIL Regular" w:hAnsi="Charis SIL Regular" w:eastAsia="Charis SIL Regular"/>
+          <w:b w:val="0"/>
+          <w:i w:val="0"/>
+          <w:color w:val="0000FF"/>
+          <w:sz w:val="24"/>
+          <w:u w:val="single"/>
+        </w:rPr>
+        <w:t xml:space="preserve"> </w:t>
+      </w:r>
+      <w:r>
+        <w:rPr>
+          <w:rFonts w:ascii="Charis SIL Regular" w:hAnsi="Charis SIL Regular" w:eastAsia="Charis SIL Regular"/>
+          <w:b w:val="0"/>
+          <w:i w:val="0"/>
+          <w:color w:val="0000FF"/>
+          <w:sz w:val="24"/>
+          <w:u w:val="single"/>
+        </w:rPr>
+        <w:hyperlink r:id="rId27" w:history="1">
+          <w:r>
+            <w:rPr>
+              <w:rStyle w:val="Hyperlink"/>
+            </w:rPr>
+            <w:t>Naci</w:t>
+          </w:r>
+        </w:hyperlink>
+      </w:r>
+      <w:r>
+        <w:rPr>
+          <w:rFonts w:ascii="Charis SIL Regular" w:hAnsi="Charis SIL Regular" w:eastAsia="Charis SIL Regular"/>
+          <w:b w:val="0"/>
+          <w:i w:val="0"/>
+          <w:color w:val="0000FF"/>
+          <w:sz w:val="24"/>
           <w:u w:val="single"/>
         </w:rPr>
         <w:hyperlink r:id="rId28" w:history="1">
@@ -4255,9 +4412,20 @@
             <w:rPr>
               <w:rStyle w:val="Hyperlink"/>
             </w:rPr>
-            <w:t>A</w:t>
+            <w:t>onal</w:t>
           </w:r>
         </w:hyperlink>
+      </w:r>
+      <w:r>
+        <w:rPr>
+          <w:rFonts w:ascii="Charis SIL Regular" w:hAnsi="Charis SIL Regular" w:eastAsia="Charis SIL Regular"/>
+          <w:b w:val="0"/>
+          <w:i w:val="0"/>
+          <w:color w:val="0000FF"/>
+          <w:sz w:val="24"/>
+          <w:u w:val="single"/>
+        </w:rPr>
+        <w:t xml:space="preserve"> </w:t>
       </w:r>
       <w:r>
         <w:rPr>
@@ -4273,7 +4441,168 @@
             <w:rPr>
               <w:rStyle w:val="Hyperlink"/>
             </w:rPr>
-            <w:t>rkeologic</w:t>
+            <w:t>Aruba</w:t>
+          </w:r>
+        </w:hyperlink>
+      </w:r>
+      <w:r>
+        <w:br/>
+      </w:r>
+      <w:r>
+        <w:rPr>
+          <w:rFonts w:ascii="Charis SIL Regular" w:hAnsi="Charis SIL Regular" w:eastAsia="Charis SIL Regular"/>
+          <w:b w:val="0"/>
+          <w:i w:val="0"/>
+          <w:color w:val="000000"/>
+          <w:sz w:val="24"/>
+        </w:rPr>
+        <w:t xml:space="preserve">•  </w:t>
+      </w:r>
+      <w:r>
+        <w:rPr>
+          <w:u w:val="single" w:color="0000ff"/>
+          <w:rFonts w:ascii="Charis SIL Regular" w:hAnsi="Charis SIL Regular" w:eastAsia="Charis SIL Regular"/>
+          <w:b w:val="0"/>
+          <w:i w:val="0"/>
+          <w:color w:val="000000"/>
+          <w:sz w:val="24"/>
+        </w:rPr>
+        <w:hyperlink r:id="rId28" w:history="1">
+          <w:r>
+            <w:rPr>
+              <w:rStyle w:val="Hyperlink"/>
+            </w:rPr>
+            <w:t>De zoe</w:t>
+          </w:r>
+        </w:hyperlink>
+      </w:r>
+      <w:r>
+        <w:rPr>
+          <w:u w:val="single" w:color="0000ff"/>
+          <w:rFonts w:ascii="Charis SIL Regular" w:hAnsi="Charis SIL Regular" w:eastAsia="Charis SIL Regular"/>
+          <w:b w:val="0"/>
+          <w:i w:val="0"/>
+          <w:color w:val="000000"/>
+          <w:sz w:val="24"/>
+        </w:rPr>
+        <w:hyperlink r:id="rId28" w:history="1">
+          <w:r>
+            <w:rPr>
+              <w:rStyle w:val="Hyperlink"/>
+            </w:rPr>
+            <w:t xml:space="preserve">khulp </w:t>
+          </w:r>
+        </w:hyperlink>
+      </w:r>
+      <w:r>
+        <w:rPr>
+          <w:rFonts w:ascii="Charis SIL Regular" w:hAnsi="Charis SIL Regular" w:eastAsia="Charis SIL Regular"/>
+          <w:b w:val="0"/>
+          <w:i w:val="0"/>
+          <w:color w:val="0000FF"/>
+          <w:sz w:val="24"/>
+          <w:u w:val="single"/>
+        </w:rPr>
+        <w:hyperlink r:id="rId28" w:history="1">
+          <w:r>
+            <w:rPr>
+              <w:rStyle w:val="Hyperlink"/>
+            </w:rPr>
+            <w:t>Kòrso</w:t>
+          </w:r>
+        </w:hyperlink>
+      </w:r>
+      <w:r>
+        <w:rPr>
+          <w:rFonts w:ascii="Charis SIL Regular" w:hAnsi="Charis SIL Regular" w:eastAsia="Charis SIL Regular"/>
+          <w:b w:val="0"/>
+          <w:i w:val="0"/>
+          <w:color w:val="0000FF"/>
+          <w:sz w:val="24"/>
+          <w:u w:val="single"/>
+        </w:rPr>
+        <w:hyperlink r:id="rId28" w:history="1">
+          <w:r>
+            <w:rPr>
+              <w:rStyle w:val="Hyperlink"/>
+            </w:rPr>
+            <w:t>u</w:t>
+          </w:r>
+        </w:hyperlink>
+      </w:r>
+      <w:r>
+        <w:rPr>
+          <w:rFonts w:ascii="Charis SIL Regular" w:hAnsi="Charis SIL Regular" w:eastAsia="Charis SIL Regular"/>
+          <w:b w:val="0"/>
+          <w:i w:val="0"/>
+          <w:color w:val="0000FF"/>
+          <w:sz w:val="24"/>
+          <w:u w:val="single"/>
+        </w:rPr>
+        <w:t xml:space="preserve"> </w:t>
+      </w:r>
+      <w:r>
+        <w:rPr>
+          <w:rFonts w:ascii="Charis SIL Regular" w:hAnsi="Charis SIL Regular" w:eastAsia="Charis SIL Regular"/>
+          <w:b w:val="0"/>
+          <w:i w:val="0"/>
+          <w:color w:val="0000FF"/>
+          <w:sz w:val="24"/>
+          <w:u w:val="single"/>
+        </w:rPr>
+        <w:hyperlink r:id="rId28" w:history="1">
+          <w:r>
+            <w:rPr>
+              <w:rStyle w:val="Hyperlink"/>
+            </w:rPr>
+            <w:t>–</w:t>
+          </w:r>
+        </w:hyperlink>
+      </w:r>
+      <w:r>
+        <w:rPr>
+          <w:rFonts w:ascii="Charis SIL Regular" w:hAnsi="Charis SIL Regular" w:eastAsia="Charis SIL Regular"/>
+          <w:b w:val="0"/>
+          <w:i w:val="0"/>
+          <w:color w:val="0000FF"/>
+          <w:sz w:val="24"/>
+          <w:u w:val="single"/>
+        </w:rPr>
+        <w:t xml:space="preserve"> </w:t>
+      </w:r>
+      <w:r>
+        <w:rPr>
+          <w:rFonts w:ascii="Charis SIL Regular" w:hAnsi="Charis SIL Regular" w:eastAsia="Charis SIL Regular"/>
+          <w:b w:val="0"/>
+          <w:i w:val="0"/>
+          <w:color w:val="0000FF"/>
+          <w:sz w:val="24"/>
+          <w:u w:val="single"/>
+        </w:rPr>
+        <w:hyperlink r:id="rId28" w:history="1">
+          <w:r>
+            <w:rPr>
+              <w:rStyle w:val="Hyperlink"/>
+            </w:rPr>
+            <w:t>Curaç</w:t>
+          </w:r>
+        </w:hyperlink>
+      </w:r>
+      <w:r>
+        <w:rPr>
+          <w:rFonts w:ascii="Charis SIL Regular" w:hAnsi="Charis SIL Regular" w:eastAsia="Charis SIL Regular"/>
+          <w:b w:val="0"/>
+          <w:i w:val="0"/>
+          <w:color w:val="0000FF"/>
+          <w:sz w:val="24"/>
+          <w:u w:val="single"/>
+        </w:rPr>
+        <w:hyperlink r:id="rId28" w:history="1">
+          <w:r>
+            <w:rPr>
+              <w:rStyle w:val="Hyperlink"/>
+            </w:rPr>
+            <w:t>a</w:t>
           </w:r>
         </w:hyperlink>
       </w:r>
@@ -4297,254 +4626,6 @@
       </w:r>
       <w:r>
         <w:rPr>
-          <w:rFonts w:ascii="Charis SIL Regular" w:hAnsi="Charis SIL Regular" w:eastAsia="Charis SIL Regular"/>
-          <w:b w:val="0"/>
-          <w:i w:val="0"/>
-          <w:color w:val="0000FF"/>
-          <w:sz w:val="24"/>
-          <w:u w:val="single"/>
-        </w:rPr>
-        <w:t xml:space="preserve"> </w:t>
-      </w:r>
-      <w:r>
-        <w:rPr>
-          <w:rFonts w:ascii="Charis SIL Regular" w:hAnsi="Charis SIL Regular" w:eastAsia="Charis SIL Regular"/>
-          <w:b w:val="0"/>
-          <w:i w:val="0"/>
-          <w:color w:val="0000FF"/>
-          <w:sz w:val="24"/>
-          <w:u w:val="single"/>
-        </w:rPr>
-        <w:hyperlink r:id="rId27" w:history="1">
-          <w:r>
-            <w:rPr>
-              <w:rStyle w:val="Hyperlink"/>
-            </w:rPr>
-            <w:t>Naci</w:t>
-          </w:r>
-        </w:hyperlink>
-      </w:r>
-      <w:r>
-        <w:rPr>
-          <w:rFonts w:ascii="Charis SIL Regular" w:hAnsi="Charis SIL Regular" w:eastAsia="Charis SIL Regular"/>
-          <w:b w:val="0"/>
-          <w:i w:val="0"/>
-          <w:color w:val="0000FF"/>
-          <w:sz w:val="24"/>
-          <w:u w:val="single"/>
-        </w:rPr>
-        <w:hyperlink r:id="rId28" w:history="1">
-          <w:r>
-            <w:rPr>
-              <w:rStyle w:val="Hyperlink"/>
-            </w:rPr>
-            <w:t>onal</w:t>
-          </w:r>
-        </w:hyperlink>
-      </w:r>
-      <w:r>
-        <w:rPr>
-          <w:rFonts w:ascii="Charis SIL Regular" w:hAnsi="Charis SIL Regular" w:eastAsia="Charis SIL Regular"/>
-          <w:b w:val="0"/>
-          <w:i w:val="0"/>
-          <w:color w:val="0000FF"/>
-          <w:sz w:val="24"/>
-          <w:u w:val="single"/>
-        </w:rPr>
-        <w:t xml:space="preserve"> </w:t>
-      </w:r>
-      <w:r>
-        <w:rPr>
-          <w:rFonts w:ascii="Charis SIL Regular" w:hAnsi="Charis SIL Regular" w:eastAsia="Charis SIL Regular"/>
-          <w:b w:val="0"/>
-          <w:i w:val="0"/>
-          <w:color w:val="0000FF"/>
-          <w:sz w:val="24"/>
-          <w:u w:val="single"/>
-        </w:rPr>
-        <w:hyperlink r:id="rId28" w:history="1">
-          <w:r>
-            <w:rPr>
-              <w:rStyle w:val="Hyperlink"/>
-            </w:rPr>
-            <w:t>Aruba</w:t>
-          </w:r>
-        </w:hyperlink>
-      </w:r>
-      <w:r>
-        <w:br/>
-      </w:r>
-      <w:r>
-        <w:rPr>
-          <w:rFonts w:ascii="Charis SIL Regular" w:hAnsi="Charis SIL Regular" w:eastAsia="Charis SIL Regular"/>
-          <w:b w:val="0"/>
-          <w:i w:val="0"/>
-          <w:color w:val="000000"/>
-          <w:sz w:val="24"/>
-        </w:rPr>
-        <w:t xml:space="preserve">•  </w:t>
-      </w:r>
-      <w:r>
-        <w:rPr>
-          <w:u w:val="single" w:color="0000ff"/>
-          <w:rFonts w:ascii="Charis SIL Regular" w:hAnsi="Charis SIL Regular" w:eastAsia="Charis SIL Regular"/>
-          <w:b w:val="0"/>
-          <w:i w:val="0"/>
-          <w:color w:val="000000"/>
-          <w:sz w:val="24"/>
-        </w:rPr>
-        <w:t>De zoe</w:t>
-      </w:r>
-      <w:r>
-        <w:rPr>
-          <w:u w:val="single" w:color="0000ff"/>
-          <w:rFonts w:ascii="Charis SIL Regular" w:hAnsi="Charis SIL Regular" w:eastAsia="Charis SIL Regular"/>
-          <w:b w:val="0"/>
-          <w:i w:val="0"/>
-          <w:color w:val="000000"/>
-          <w:sz w:val="24"/>
-        </w:rPr>
-        <w:hyperlink r:id="rId28" w:history="1">
-          <w:r>
-            <w:rPr>
-              <w:rStyle w:val="Hyperlink"/>
-            </w:rPr>
-            <w:t xml:space="preserve">khulp </w:t>
-          </w:r>
-        </w:hyperlink>
-      </w:r>
-      <w:r>
-        <w:rPr>
-          <w:rFonts w:ascii="Charis SIL Regular" w:hAnsi="Charis SIL Regular" w:eastAsia="Charis SIL Regular"/>
-          <w:b w:val="0"/>
-          <w:i w:val="0"/>
-          <w:color w:val="0000FF"/>
-          <w:sz w:val="24"/>
-          <w:u w:val="single"/>
-        </w:rPr>
-        <w:hyperlink r:id="rId28" w:history="1">
-          <w:r>
-            <w:rPr>
-              <w:rStyle w:val="Hyperlink"/>
-            </w:rPr>
-            <w:t>Kòrso</w:t>
-          </w:r>
-        </w:hyperlink>
-      </w:r>
-      <w:r>
-        <w:rPr>
-          <w:rFonts w:ascii="Charis SIL Regular" w:hAnsi="Charis SIL Regular" w:eastAsia="Charis SIL Regular"/>
-          <w:b w:val="0"/>
-          <w:i w:val="0"/>
-          <w:color w:val="0000FF"/>
-          <w:sz w:val="24"/>
-          <w:u w:val="single"/>
-        </w:rPr>
-        <w:hyperlink r:id="rId15" w:history="1">
-          <w:r>
-            <w:rPr>
-              <w:rStyle w:val="Hyperlink"/>
-            </w:rPr>
-            <w:t>u</w:t>
-          </w:r>
-        </w:hyperlink>
-      </w:r>
-      <w:r>
-        <w:rPr>
-          <w:rFonts w:ascii="Charis SIL Regular" w:hAnsi="Charis SIL Regular" w:eastAsia="Charis SIL Regular"/>
-          <w:b w:val="0"/>
-          <w:i w:val="0"/>
-          <w:color w:val="0000FF"/>
-          <w:sz w:val="24"/>
-          <w:u w:val="single"/>
-        </w:rPr>
-        <w:t xml:space="preserve"> </w:t>
-      </w:r>
-      <w:r>
-        <w:rPr>
-          <w:rFonts w:ascii="Charis SIL Regular" w:hAnsi="Charis SIL Regular" w:eastAsia="Charis SIL Regular"/>
-          <w:b w:val="0"/>
-          <w:i w:val="0"/>
-          <w:color w:val="0000FF"/>
-          <w:sz w:val="24"/>
-          <w:u w:val="single"/>
-        </w:rPr>
-        <w:hyperlink r:id="rId15" w:history="1">
-          <w:r>
-            <w:rPr>
-              <w:rStyle w:val="Hyperlink"/>
-            </w:rPr>
-            <w:t>–</w:t>
-          </w:r>
-        </w:hyperlink>
-      </w:r>
-      <w:r>
-        <w:rPr>
-          <w:rFonts w:ascii="Charis SIL Regular" w:hAnsi="Charis SIL Regular" w:eastAsia="Charis SIL Regular"/>
-          <w:b w:val="0"/>
-          <w:i w:val="0"/>
-          <w:color w:val="0000FF"/>
-          <w:sz w:val="24"/>
-          <w:u w:val="single"/>
-        </w:rPr>
-        <w:t xml:space="preserve"> </w:t>
-      </w:r>
-      <w:r>
-        <w:rPr>
-          <w:rFonts w:ascii="Charis SIL Regular" w:hAnsi="Charis SIL Regular" w:eastAsia="Charis SIL Regular"/>
-          <w:b w:val="0"/>
-          <w:i w:val="0"/>
-          <w:color w:val="0000FF"/>
-          <w:sz w:val="24"/>
-          <w:u w:val="single"/>
-        </w:rPr>
-        <w:hyperlink r:id="rId15" w:history="1">
-          <w:r>
-            <w:rPr>
-              <w:rStyle w:val="Hyperlink"/>
-            </w:rPr>
-            <w:t>Curaç</w:t>
-          </w:r>
-        </w:hyperlink>
-      </w:r>
-      <w:r>
-        <w:rPr>
-          <w:rFonts w:ascii="Charis SIL Regular" w:hAnsi="Charis SIL Regular" w:eastAsia="Charis SIL Regular"/>
-          <w:b w:val="0"/>
-          <w:i w:val="0"/>
-          <w:color w:val="0000FF"/>
-          <w:sz w:val="24"/>
-          <w:u w:val="single"/>
-        </w:rPr>
-        <w:hyperlink r:id="rId15" w:history="1">
-          <w:r>
-            <w:rPr>
-              <w:rStyle w:val="Hyperlink"/>
-            </w:rPr>
-            <w:t>a</w:t>
-          </w:r>
-        </w:hyperlink>
-      </w:r>
-      <w:r>
-        <w:rPr>
-          <w:rFonts w:ascii="Charis SIL Regular" w:hAnsi="Charis SIL Regular" w:eastAsia="Charis SIL Regular"/>
-          <w:b w:val="0"/>
-          <w:i w:val="0"/>
-          <w:color w:val="0000FF"/>
-          <w:sz w:val="24"/>
-          <w:u w:val="single"/>
-        </w:rPr>
-        <w:hyperlink r:id="rId15" w:history="1">
-          <w:r>
-            <w:rPr>
-              <w:rStyle w:val="Hyperlink"/>
-            </w:rPr>
-            <w:t>o</w:t>
-          </w:r>
-        </w:hyperlink>
-      </w:r>
-      <w:r>
-        <w:rPr>
           <w:u w:val="single" w:color="0000ff"/>
           <w:rFonts w:ascii="Charis SIL Regular" w:hAnsi="Charis SIL Regular" w:eastAsia="Charis SIL Regular"/>
           <w:b w:val="0"/>
@@ -4579,7 +4660,53 @@
           <w:color w:val="000000"/>
           <w:sz w:val="24"/>
         </w:rPr>
-        <w:t>Aruba relevante inform</w:t>
+        <w:t>Aruba releva</w:t>
+      </w:r>
+      <w:r>
+        <w:rPr>
+          <w:u w:val="single" w:color="0000ff"/>
+          <w:rFonts w:ascii="Charis SIL Regular" w:hAnsi="Charis SIL Regular" w:eastAsia="Charis SIL Regular"/>
+          <w:b w:val="0"/>
+          <w:i w:val="0"/>
+          <w:color w:val="000000"/>
+          <w:sz w:val="24"/>
+        </w:rPr>
+        <w:hyperlink r:id="rId15" w:history="1">
+          <w:r>
+            <w:rPr>
+              <w:rStyle w:val="Hyperlink"/>
+            </w:rPr>
+            <w:t>nte info</w:t>
+          </w:r>
+        </w:hyperlink>
+      </w:r>
+      <w:r>
+        <w:rPr>
+          <w:u w:val="single" w:color="0000ff"/>
+          <w:rFonts w:ascii="Charis SIL Regular" w:hAnsi="Charis SIL Regular" w:eastAsia="Charis SIL Regular"/>
+          <w:b w:val="0"/>
+          <w:i w:val="0"/>
+          <w:color w:val="000000"/>
+          <w:sz w:val="24"/>
+        </w:rPr>
+        <w:hyperlink r:id="rId15" w:history="1">
+          <w:r>
+            <w:rPr>
+              <w:rStyle w:val="Hyperlink"/>
+            </w:rPr>
+            <w:t>r</w:t>
+          </w:r>
+        </w:hyperlink>
+      </w:r>
+      <w:r>
+        <w:rPr>
+          <w:rFonts w:ascii="Charis SIL Regular" w:hAnsi="Charis SIL Regular" w:eastAsia="Charis SIL Regular"/>
+          <w:b w:val="0"/>
+          <w:i w:val="0"/>
+          <w:color w:val="000000"/>
+          <w:sz w:val="24"/>
+        </w:rPr>
+        <w:t>m</w:t>
       </w:r>
       <w:r>
         <w:rPr>
@@ -6933,20 +7060,19 @@
           <w:i w:val="0"/>
           <w:color w:val="0000FF"/>
           <w:sz w:val="24"/>
+        </w:rPr>
+        <w:t xml:space="preserve"> </w:t>
+      </w:r>
+      <w:r>
+        <w:rPr>
+          <w:rFonts w:ascii="Charis SIL Regular" w:hAnsi="Charis SIL Regular" w:eastAsia="Charis SIL Regular"/>
+          <w:b w:val="0"/>
+          <w:i w:val="0"/>
+          <w:color w:val="0000FF"/>
+          <w:sz w:val="24"/>
           <w:u w:val="single"/>
         </w:rPr>
-        <w:t xml:space="preserve"> </w:t>
-      </w:r>
-      <w:r>
-        <w:rPr>
-          <w:rFonts w:ascii="Charis SIL Regular" w:hAnsi="Charis SIL Regular" w:eastAsia="Charis SIL Regular"/>
-          <w:b w:val="0"/>
-          <w:i w:val="0"/>
-          <w:color w:val="0000FF"/>
-          <w:sz w:val="24"/>
-          <w:u w:val="single"/>
-        </w:rPr>
-        <w:hyperlink r:id="rId36" w:history="1">
+        <w:hyperlink r:id="rId35" w:history="1">
           <w:r>
             <w:rPr>
               <w:rStyle w:val="Hyperlink"/>
@@ -7132,13 +7258,60 @@
       </w:r>
       <w:r>
         <w:rPr>
-          <w:rFonts w:ascii="Charis SIL Regular" w:hAnsi="Charis SIL Regular" w:eastAsia="Charis SIL Regular"/>
-          <w:b w:val="0"/>
-          <w:i w:val="0"/>
-          <w:color w:val="000000"/>
-          <w:sz w:val="24"/>
-        </w:rPr>
-        <w:t>slavernijverleden op C</w:t>
+          <w:u w:val="single" w:color="0000ff"/>
+          <w:rFonts w:ascii="Charis SIL Regular" w:hAnsi="Charis SIL Regular" w:eastAsia="Charis SIL Regular"/>
+          <w:b w:val="0"/>
+          <w:i w:val="0"/>
+          <w:color w:val="000000"/>
+          <w:sz w:val="24"/>
+        </w:rPr>
+        <w:hyperlink r:id="rId36" w:history="1">
+          <w:r>
+            <w:rPr>
+              <w:rStyle w:val="Hyperlink"/>
+            </w:rPr>
+            <w:t>slavernijverled</w:t>
+          </w:r>
+        </w:hyperlink>
+      </w:r>
+      <w:r>
+        <w:rPr>
+          <w:u w:val="single" w:color="0000ff"/>
+          <w:rFonts w:ascii="Charis SIL Regular" w:hAnsi="Charis SIL Regular" w:eastAsia="Charis SIL Regular"/>
+          <w:b w:val="0"/>
+          <w:i w:val="0"/>
+          <w:color w:val="000000"/>
+          <w:sz w:val="24"/>
+        </w:rPr>
+        <w:hyperlink r:id="rId36" w:history="1">
+          <w:r>
+            <w:rPr>
+              <w:rStyle w:val="Hyperlink"/>
+            </w:rPr>
+            <w:t>en op</w:t>
+          </w:r>
+        </w:hyperlink>
+      </w:r>
+      <w:r>
+        <w:rPr>
+          <w:u w:val="single" w:color="0000ff"/>
+          <w:rFonts w:ascii="Charis SIL Regular" w:hAnsi="Charis SIL Regular" w:eastAsia="Charis SIL Regular"/>
+          <w:b w:val="0"/>
+          <w:i w:val="0"/>
+          <w:color w:val="000000"/>
+          <w:sz w:val="24"/>
+        </w:rPr>
+        <w:t xml:space="preserve"> </w:t>
+      </w:r>
+      <w:r>
+        <w:rPr>
+          <w:rFonts w:ascii="Charis SIL Regular" w:hAnsi="Charis SIL Regular" w:eastAsia="Charis SIL Regular"/>
+          <w:b w:val="0"/>
+          <w:i w:val="0"/>
+          <w:color w:val="000000"/>
+          <w:sz w:val="24"/>
+        </w:rPr>
+        <w:t>C</w:t>
       </w:r>
       <w:r>
         <w:rPr>

--- a/EXPORTS/DOCX/published/niveau2/Dutch/ArubaBonaireCuracao.docx
+++ b/EXPORTS/DOCX/published/niveau2/Dutch/ArubaBonaireCuracao.docx
@@ -605,54 +605,7 @@
           <w:color w:val="000000"/>
           <w:sz w:val="24"/>
         </w:rPr>
-        <w:t>kwamen de eilanden onder gezag van het nieuw gestichte Ko</w:t>
-      </w:r>
-      <w:r>
-        <w:rPr>
-          <w:u w:val="single" w:color="0000ff"/>
-          <w:rFonts w:ascii="Charis SIL Regular" w:hAnsi="Charis SIL Regular" w:eastAsia="Charis SIL Regular"/>
-          <w:b w:val="0"/>
-          <w:i w:val="0"/>
-          <w:color w:val="000000"/>
-          <w:sz w:val="24"/>
-        </w:rPr>
-        <w:hyperlink r:id="rId10" w:history="1">
-          <w:r>
-            <w:rPr>
-              <w:rStyle w:val="Hyperlink"/>
-            </w:rPr>
-            <w:t>ninkrijk</w:t>
-          </w:r>
-        </w:hyperlink>
-      </w:r>
-      <w:r>
-        <w:rPr>
-          <w:u w:val="single" w:color="0000ff"/>
-          <w:rFonts w:ascii="Charis SIL Regular" w:hAnsi="Charis SIL Regular" w:eastAsia="Charis SIL Regular"/>
-          <w:b w:val="0"/>
-          <w:i w:val="0"/>
-          <w:color w:val="000000"/>
-          <w:sz w:val="24"/>
-        </w:rPr>
-        <w:t xml:space="preserve"> </w:t>
-      </w:r>
-      <w:r>
-        <w:rPr>
-          <w:u w:val="single" w:color="0000ff"/>
-          <w:rFonts w:ascii="Charis SIL Regular" w:hAnsi="Charis SIL Regular" w:eastAsia="Charis SIL Regular"/>
-          <w:b w:val="0"/>
-          <w:i w:val="0"/>
-          <w:color w:val="000000"/>
-          <w:sz w:val="24"/>
-        </w:rPr>
-        <w:hyperlink r:id="rId10" w:history="1">
-          <w:r>
-            <w:rPr>
-              <w:rStyle w:val="Hyperlink"/>
-            </w:rPr>
-            <w:t xml:space="preserve">der </w:t>
-          </w:r>
-        </w:hyperlink>
+        <w:t xml:space="preserve">kwamen de eilanden onder gezag van het nieuw gestichte Koninkrijk der </w:t>
       </w:r>
       <w:r>
         <w:rPr>
@@ -1242,36 +1195,7 @@
           <w:color w:val="000000"/>
           <w:sz w:val="24"/>
         </w:rPr>
-        <w:t>werden slaafgemaakten uit West-Afrika naar Willemstad verschee</w:t>
-      </w:r>
-      <w:r>
-        <w:rPr>
-          <w:u w:val="single" w:color="0000ff"/>
-          <w:rFonts w:ascii="Charis SIL Regular" w:hAnsi="Charis SIL Regular" w:eastAsia="Charis SIL Regular"/>
-          <w:b w:val="0"/>
-          <w:i w:val="0"/>
-          <w:color w:val="000000"/>
-          <w:sz w:val="24"/>
-        </w:rPr>
-        <w:hyperlink r:id="rId14" w:history="1">
-          <w:r>
-            <w:rPr>
-              <w:rStyle w:val="Hyperlink"/>
-            </w:rPr>
-            <w:t xml:space="preserve">pt en </w:t>
-          </w:r>
-        </w:hyperlink>
-      </w:r>
-      <w:r>
-        <w:rPr>
-          <w:u w:val="single" w:color="0000ff"/>
-          <w:rFonts w:ascii="Charis SIL Regular" w:hAnsi="Charis SIL Regular" w:eastAsia="Charis SIL Regular"/>
-          <w:b w:val="0"/>
-          <w:i w:val="0"/>
-          <w:color w:val="000000"/>
-          <w:sz w:val="24"/>
-        </w:rPr>
-        <w:t>m</w:t>
+        <w:t>werden slaafgemaakten uit West-Afrika naar Willemstad verscheept en m</w:t>
       </w:r>
       <w:r>
         <w:rPr>
@@ -2927,25 +2851,7 @@
           <w:color w:val="000000"/>
           <w:sz w:val="24"/>
         </w:rPr>
-        <w:t>veel nuttige informatie me</w:t>
-      </w:r>
-      <w:r>
-        <w:rPr>
-          <w:u w:val="single" w:color="0000ff"/>
-          <w:rFonts w:ascii="Charis SIL Regular" w:hAnsi="Charis SIL Regular" w:eastAsia="Charis SIL Regular"/>
-          <w:b w:val="0"/>
-          <w:i w:val="0"/>
-          <w:color w:val="000000"/>
-          <w:sz w:val="24"/>
-        </w:rPr>
-        <w:hyperlink r:id="rId18" w:history="1">
-          <w:r>
-            <w:rPr>
-              <w:rStyle w:val="Hyperlink"/>
-            </w:rPr>
-            <w:t>t betrek</w:t>
-          </w:r>
-        </w:hyperlink>
+        <w:t>veel nuttige informatie met betrek</w:t>
       </w:r>
       <w:r>
         <w:rPr>
@@ -4456,43 +4362,7 @@
           <w:color w:val="000000"/>
           <w:sz w:val="24"/>
         </w:rPr>
-        <w:t xml:space="preserve">•  </w:t>
-      </w:r>
-      <w:r>
-        <w:rPr>
-          <w:u w:val="single" w:color="0000ff"/>
-          <w:rFonts w:ascii="Charis SIL Regular" w:hAnsi="Charis SIL Regular" w:eastAsia="Charis SIL Regular"/>
-          <w:b w:val="0"/>
-          <w:i w:val="0"/>
-          <w:color w:val="000000"/>
-          <w:sz w:val="24"/>
-        </w:rPr>
-        <w:hyperlink r:id="rId28" w:history="1">
-          <w:r>
-            <w:rPr>
-              <w:rStyle w:val="Hyperlink"/>
-            </w:rPr>
-            <w:t>De zoe</w:t>
-          </w:r>
-        </w:hyperlink>
-      </w:r>
-      <w:r>
-        <w:rPr>
-          <w:u w:val="single" w:color="0000ff"/>
-          <w:rFonts w:ascii="Charis SIL Regular" w:hAnsi="Charis SIL Regular" w:eastAsia="Charis SIL Regular"/>
-          <w:b w:val="0"/>
-          <w:i w:val="0"/>
-          <w:color w:val="000000"/>
-          <w:sz w:val="24"/>
-        </w:rPr>
-        <w:hyperlink r:id="rId28" w:history="1">
-          <w:r>
-            <w:rPr>
-              <w:rStyle w:val="Hyperlink"/>
-            </w:rPr>
-            <w:t xml:space="preserve">khulp </w:t>
-          </w:r>
-        </w:hyperlink>
+        <w:t xml:space="preserve">•  De zoekhulp </w:t>
       </w:r>
       <w:r>
         <w:rPr>
@@ -4700,6 +4570,7 @@
       </w:r>
       <w:r>
         <w:rPr>
+          <w:u w:val="single" w:color="0000ff"/>
           <w:rFonts w:ascii="Charis SIL Regular" w:hAnsi="Charis SIL Regular" w:eastAsia="Charis SIL Regular"/>
           <w:b w:val="0"/>
           <w:i w:val="0"/>
@@ -7060,6 +6931,7 @@
           <w:i w:val="0"/>
           <w:color w:val="0000FF"/>
           <w:sz w:val="24"/>
+          <w:u w:val="single"/>
         </w:rPr>
         <w:t xml:space="preserve"> </w:t>
       </w:r>
@@ -7305,6 +7177,7 @@
       </w:r>
       <w:r>
         <w:rPr>
+          <w:u w:val="single" w:color="0000ff"/>
           <w:rFonts w:ascii="Charis SIL Regular" w:hAnsi="Charis SIL Regular" w:eastAsia="Charis SIL Regular"/>
           <w:b w:val="0"/>
           <w:i w:val="0"/>

--- a/EXPORTS/DOCX/published/niveau2/Dutch/ArubaBonaireCuracao.docx
+++ b/EXPORTS/DOCX/published/niveau2/Dutch/ArubaBonaireCuracao.docx
@@ -605,25 +605,7 @@
           <w:color w:val="000000"/>
           <w:sz w:val="24"/>
         </w:rPr>
-        <w:t xml:space="preserve">kwamen de eilanden onder gezag van het nieuw gestichte Koninkrijk der </w:t>
-      </w:r>
-      <w:r>
-        <w:rPr>
-          <w:u w:val="single" w:color="0000ff"/>
-          <w:rFonts w:ascii="Charis SIL Regular" w:hAnsi="Charis SIL Regular" w:eastAsia="Charis SIL Regular"/>
-          <w:b w:val="0"/>
-          <w:i w:val="0"/>
-          <w:color w:val="000000"/>
-          <w:sz w:val="24"/>
-        </w:rPr>
-        <w:hyperlink r:id="rId10" w:history="1">
-          <w:r>
-            <w:rPr>
-              <w:rStyle w:val="Hyperlink"/>
-            </w:rPr>
-            <w:t>Nederla</w:t>
-          </w:r>
-        </w:hyperlink>
+        <w:t>kwamen de eilanden onder gezag van het nieuw gestichte Koninkrijk der Nederla</w:t>
       </w:r>
       <w:r>
         <w:rPr>
@@ -1195,7 +1177,36 @@
           <w:color w:val="000000"/>
           <w:sz w:val="24"/>
         </w:rPr>
-        <w:t>werden slaafgemaakten uit West-Afrika naar Willemstad verscheept en m</w:t>
+        <w:t>werden slaafgemaakten uit West-Afrika naar Willemstad verschee</w:t>
+      </w:r>
+      <w:r>
+        <w:rPr>
+          <w:u w:val="single" w:color="0000ff"/>
+          <w:rFonts w:ascii="Charis SIL Regular" w:hAnsi="Charis SIL Regular" w:eastAsia="Charis SIL Regular"/>
+          <w:b w:val="0"/>
+          <w:i w:val="0"/>
+          <w:color w:val="000000"/>
+          <w:sz w:val="24"/>
+        </w:rPr>
+        <w:hyperlink r:id="rId14" w:history="1">
+          <w:r>
+            <w:rPr>
+              <w:rStyle w:val="Hyperlink"/>
+            </w:rPr>
+            <w:t xml:space="preserve">pt en </w:t>
+          </w:r>
+        </w:hyperlink>
+      </w:r>
+      <w:r>
+        <w:rPr>
+          <w:u w:val="single" w:color="0000ff"/>
+          <w:rFonts w:ascii="Charis SIL Regular" w:hAnsi="Charis SIL Regular" w:eastAsia="Charis SIL Regular"/>
+          <w:b w:val="0"/>
+          <w:i w:val="0"/>
+          <w:color w:val="000000"/>
+          <w:sz w:val="24"/>
+        </w:rPr>
+        <w:t>m</w:t>
       </w:r>
       <w:r>
         <w:rPr>
@@ -1473,7 +1484,7 @@
             <w:rPr>
               <w:rStyle w:val="Hyperlink"/>
             </w:rPr>
-            <w:t>Onderofficier</w:t>
+            <w:t>Onderoffici</w:t>
           </w:r>
         </w:hyperlink>
       </w:r>
@@ -1484,7 +1495,23 @@
           <w:i w:val="0"/>
           <w:color w:val="0000FF"/>
           <w:sz w:val="24"/>
-          <w:u w:val="single"/>
+        </w:rPr>
+        <w:hyperlink r:id="rId16" w:history="1">
+          <w:r>
+            <w:rPr>
+              <w:rStyle w:val="Hyperlink"/>
+            </w:rPr>
+            <w:t>er</w:t>
+          </w:r>
+        </w:hyperlink>
+      </w:r>
+      <w:r>
+        <w:rPr>
+          <w:rFonts w:ascii="Charis SIL Regular" w:hAnsi="Charis SIL Regular" w:eastAsia="Charis SIL Regular"/>
+          <w:b w:val="0"/>
+          <w:i w:val="0"/>
+          <w:color w:val="0000FF"/>
+          <w:sz w:val="24"/>
         </w:rPr>
         <w:t>en</w:t>
       </w:r>
@@ -1705,19 +1732,9 @@
             <w:rPr>
               <w:rStyle w:val="Hyperlink"/>
             </w:rPr>
-            <w:t>Ind</w:t>
+            <w:t>Indië</w:t>
           </w:r>
         </w:hyperlink>
-      </w:r>
-      <w:r>
-        <w:rPr>
-          <w:rFonts w:ascii="Charis SIL Regular" w:hAnsi="Charis SIL Regular" w:eastAsia="Charis SIL Regular"/>
-          <w:b w:val="0"/>
-          <w:i w:val="0"/>
-          <w:color w:val="0000FF"/>
-          <w:sz w:val="24"/>
-        </w:rPr>
-        <w:t>ië</w:t>
       </w:r>
       <w:r>
         <w:rPr>
@@ -2851,7 +2868,25 @@
           <w:color w:val="000000"/>
           <w:sz w:val="24"/>
         </w:rPr>
-        <w:t>veel nuttige informatie met betrek</w:t>
+        <w:t>veel nuttige informatie me</w:t>
+      </w:r>
+      <w:r>
+        <w:rPr>
+          <w:u w:val="single" w:color="0000ff"/>
+          <w:rFonts w:ascii="Charis SIL Regular" w:hAnsi="Charis SIL Regular" w:eastAsia="Charis SIL Regular"/>
+          <w:b w:val="0"/>
+          <w:i w:val="0"/>
+          <w:color w:val="000000"/>
+          <w:sz w:val="24"/>
+        </w:rPr>
+        <w:hyperlink r:id="rId18" w:history="1">
+          <w:r>
+            <w:rPr>
+              <w:rStyle w:val="Hyperlink"/>
+            </w:rPr>
+            <w:t>t betrek</w:t>
+          </w:r>
+        </w:hyperlink>
       </w:r>
       <w:r>
         <w:rPr>
@@ -6944,7 +6979,7 @@
           <w:sz w:val="24"/>
           <w:u w:val="single"/>
         </w:rPr>
-        <w:hyperlink r:id="rId35" w:history="1">
+        <w:hyperlink r:id="rId36" w:history="1">
           <w:r>
             <w:rPr>
               <w:rStyle w:val="Hyperlink"/>
@@ -7177,7 +7212,6 @@
       </w:r>
       <w:r>
         <w:rPr>
-          <w:u w:val="single" w:color="0000ff"/>
           <w:rFonts w:ascii="Charis SIL Regular" w:hAnsi="Charis SIL Regular" w:eastAsia="Charis SIL Regular"/>
           <w:b w:val="0"/>
           <w:i w:val="0"/>

--- a/EXPORTS/DOCX/published/niveau2/Dutch/ArubaBonaireCuracao.docx
+++ b/EXPORTS/DOCX/published/niveau2/Dutch/ArubaBonaireCuracao.docx
@@ -605,7 +605,72 @@
           <w:color w:val="000000"/>
           <w:sz w:val="24"/>
         </w:rPr>
-        <w:t>kwamen de eilanden onder gezag van het nieuw gestichte Koninkrijk der Nederla</w:t>
+        <w:t>kwamen de eilanden onder gezag van het nieuw gestichte Ko</w:t>
+      </w:r>
+      <w:r>
+        <w:rPr>
+          <w:u w:val="single" w:color="0000ff"/>
+          <w:rFonts w:ascii="Charis SIL Regular" w:hAnsi="Charis SIL Regular" w:eastAsia="Charis SIL Regular"/>
+          <w:b w:val="0"/>
+          <w:i w:val="0"/>
+          <w:color w:val="000000"/>
+          <w:sz w:val="24"/>
+        </w:rPr>
+        <w:hyperlink r:id="rId10" w:history="1">
+          <w:r>
+            <w:rPr>
+              <w:rStyle w:val="Hyperlink"/>
+            </w:rPr>
+            <w:t>ninkrijk</w:t>
+          </w:r>
+        </w:hyperlink>
+      </w:r>
+      <w:r>
+        <w:rPr>
+          <w:u w:val="single" w:color="0000ff"/>
+          <w:rFonts w:ascii="Charis SIL Regular" w:hAnsi="Charis SIL Regular" w:eastAsia="Charis SIL Regular"/>
+          <w:b w:val="0"/>
+          <w:i w:val="0"/>
+          <w:color w:val="000000"/>
+          <w:sz w:val="24"/>
+        </w:rPr>
+        <w:t xml:space="preserve"> </w:t>
+      </w:r>
+      <w:r>
+        <w:rPr>
+          <w:u w:val="single" w:color="0000ff"/>
+          <w:rFonts w:ascii="Charis SIL Regular" w:hAnsi="Charis SIL Regular" w:eastAsia="Charis SIL Regular"/>
+          <w:b w:val="0"/>
+          <w:i w:val="0"/>
+          <w:color w:val="000000"/>
+          <w:sz w:val="24"/>
+        </w:rPr>
+        <w:hyperlink r:id="rId10" w:history="1">
+          <w:r>
+            <w:rPr>
+              <w:rStyle w:val="Hyperlink"/>
+            </w:rPr>
+            <w:t xml:space="preserve">der </w:t>
+          </w:r>
+        </w:hyperlink>
+      </w:r>
+      <w:r>
+        <w:rPr>
+          <w:u w:val="single" w:color="0000ff"/>
+          <w:rFonts w:ascii="Charis SIL Regular" w:hAnsi="Charis SIL Regular" w:eastAsia="Charis SIL Regular"/>
+          <w:b w:val="0"/>
+          <w:i w:val="0"/>
+          <w:color w:val="000000"/>
+          <w:sz w:val="24"/>
+        </w:rPr>
+        <w:hyperlink r:id="rId10" w:history="1">
+          <w:r>
+            <w:rPr>
+              <w:rStyle w:val="Hyperlink"/>
+            </w:rPr>
+            <w:t>Nederla</w:t>
+          </w:r>
+        </w:hyperlink>
       </w:r>
       <w:r>
         <w:rPr>
@@ -1199,7 +1264,6 @@
       </w:r>
       <w:r>
         <w:rPr>
-          <w:u w:val="single" w:color="0000ff"/>
           <w:rFonts w:ascii="Charis SIL Regular" w:hAnsi="Charis SIL Regular" w:eastAsia="Charis SIL Regular"/>
           <w:b w:val="0"/>
           <w:i w:val="0"/>
@@ -1484,7 +1548,7 @@
             <w:rPr>
               <w:rStyle w:val="Hyperlink"/>
             </w:rPr>
-            <w:t>Onderoffici</w:t>
+            <w:t>Onderofficier</w:t>
           </w:r>
         </w:hyperlink>
       </w:r>
@@ -1495,23 +1559,7 @@
           <w:i w:val="0"/>
           <w:color w:val="0000FF"/>
           <w:sz w:val="24"/>
-        </w:rPr>
-        <w:hyperlink r:id="rId16" w:history="1">
-          <w:r>
-            <w:rPr>
-              <w:rStyle w:val="Hyperlink"/>
-            </w:rPr>
-            <w:t>er</w:t>
-          </w:r>
-        </w:hyperlink>
-      </w:r>
-      <w:r>
-        <w:rPr>
-          <w:rFonts w:ascii="Charis SIL Regular" w:hAnsi="Charis SIL Regular" w:eastAsia="Charis SIL Regular"/>
-          <w:b w:val="0"/>
-          <w:i w:val="0"/>
-          <w:color w:val="0000FF"/>
-          <w:sz w:val="24"/>
+          <w:u w:val="single"/>
         </w:rPr>
         <w:t>en</w:t>
       </w:r>
@@ -1732,9 +1780,19 @@
             <w:rPr>
               <w:rStyle w:val="Hyperlink"/>
             </w:rPr>
-            <w:t>Indië</w:t>
+            <w:t>Ind</w:t>
           </w:r>
         </w:hyperlink>
+      </w:r>
+      <w:r>
+        <w:rPr>
+          <w:rFonts w:ascii="Charis SIL Regular" w:hAnsi="Charis SIL Regular" w:eastAsia="Charis SIL Regular"/>
+          <w:b w:val="0"/>
+          <w:i w:val="0"/>
+          <w:color w:val="0000FF"/>
+          <w:sz w:val="24"/>
+        </w:rPr>
+        <w:t>ië</w:t>
       </w:r>
       <w:r>
         <w:rPr>
@@ -2868,25 +2926,7 @@
           <w:color w:val="000000"/>
           <w:sz w:val="24"/>
         </w:rPr>
-        <w:t>veel nuttige informatie me</w:t>
-      </w:r>
-      <w:r>
-        <w:rPr>
-          <w:u w:val="single" w:color="0000ff"/>
-          <w:rFonts w:ascii="Charis SIL Regular" w:hAnsi="Charis SIL Regular" w:eastAsia="Charis SIL Regular"/>
-          <w:b w:val="0"/>
-          <w:i w:val="0"/>
-          <w:color w:val="000000"/>
-          <w:sz w:val="24"/>
-        </w:rPr>
-        <w:hyperlink r:id="rId18" w:history="1">
-          <w:r>
-            <w:rPr>
-              <w:rStyle w:val="Hyperlink"/>
-            </w:rPr>
-            <w:t>t betrek</w:t>
-          </w:r>
-        </w:hyperlink>
+        <w:t>veel nuttige informatie met betrek</w:t>
       </w:r>
       <w:r>
         <w:rPr>
@@ -6979,7 +7019,7 @@
           <w:sz w:val="24"/>
           <w:u w:val="single"/>
         </w:rPr>
-        <w:hyperlink r:id="rId36" w:history="1">
+        <w:hyperlink r:id="rId35" w:history="1">
           <w:r>
             <w:rPr>
               <w:rStyle w:val="Hyperlink"/>
@@ -7212,6 +7252,7 @@
       </w:r>
       <w:r>
         <w:rPr>
+          <w:u w:val="single" w:color="0000ff"/>
           <w:rFonts w:ascii="Charis SIL Regular" w:hAnsi="Charis SIL Regular" w:eastAsia="Charis SIL Regular"/>
           <w:b w:val="0"/>
           <w:i w:val="0"/>

--- a/EXPORTS/DOCX/published/niveau2/Dutch/ArubaBonaireCuracao.docx
+++ b/EXPORTS/DOCX/published/niveau2/Dutch/ArubaBonaireCuracao.docx
@@ -1264,6 +1264,7 @@
       </w:r>
       <w:r>
         <w:rPr>
+          <w:u w:val="single" w:color="0000ff"/>
           <w:rFonts w:ascii="Charis SIL Regular" w:hAnsi="Charis SIL Regular" w:eastAsia="Charis SIL Regular"/>
           <w:b w:val="0"/>
           <w:i w:val="0"/>

--- a/EXPORTS/DOCX/published/niveau2/Dutch/ArubaBonaireCuracao.docx
+++ b/EXPORTS/DOCX/published/niveau2/Dutch/ArubaBonaireCuracao.docx
@@ -2927,7 +2927,25 @@
           <w:color w:val="000000"/>
           <w:sz w:val="24"/>
         </w:rPr>
-        <w:t>veel nuttige informatie met betrek</w:t>
+        <w:t>veel nuttige informatie me</w:t>
+      </w:r>
+      <w:r>
+        <w:rPr>
+          <w:u w:val="single" w:color="0000ff"/>
+          <w:rFonts w:ascii="Charis SIL Regular" w:hAnsi="Charis SIL Regular" w:eastAsia="Charis SIL Regular"/>
+          <w:b w:val="0"/>
+          <w:i w:val="0"/>
+          <w:color w:val="000000"/>
+          <w:sz w:val="24"/>
+        </w:rPr>
+        <w:hyperlink r:id="rId18" w:history="1">
+          <w:r>
+            <w:rPr>
+              <w:rStyle w:val="Hyperlink"/>
+            </w:rPr>
+            <w:t>t betrek</w:t>
+          </w:r>
+        </w:hyperlink>
       </w:r>
       <w:r>
         <w:rPr>
@@ -4438,7 +4456,43 @@
           <w:color w:val="000000"/>
           <w:sz w:val="24"/>
         </w:rPr>
-        <w:t xml:space="preserve">•  De zoekhulp </w:t>
+        <w:t xml:space="preserve">•  </w:t>
+      </w:r>
+      <w:r>
+        <w:rPr>
+          <w:u w:val="single" w:color="0000ff"/>
+          <w:rFonts w:ascii="Charis SIL Regular" w:hAnsi="Charis SIL Regular" w:eastAsia="Charis SIL Regular"/>
+          <w:b w:val="0"/>
+          <w:i w:val="0"/>
+          <w:color w:val="000000"/>
+          <w:sz w:val="24"/>
+        </w:rPr>
+        <w:hyperlink r:id="rId28" w:history="1">
+          <w:r>
+            <w:rPr>
+              <w:rStyle w:val="Hyperlink"/>
+            </w:rPr>
+            <w:t>De zoe</w:t>
+          </w:r>
+        </w:hyperlink>
+      </w:r>
+      <w:r>
+        <w:rPr>
+          <w:u w:val="single" w:color="0000ff"/>
+          <w:rFonts w:ascii="Charis SIL Regular" w:hAnsi="Charis SIL Regular" w:eastAsia="Charis SIL Regular"/>
+          <w:b w:val="0"/>
+          <w:i w:val="0"/>
+          <w:color w:val="000000"/>
+          <w:sz w:val="24"/>
+        </w:rPr>
+        <w:hyperlink r:id="rId28" w:history="1">
+          <w:r>
+            <w:rPr>
+              <w:rStyle w:val="Hyperlink"/>
+            </w:rPr>
+            <w:t xml:space="preserve">khulp </w:t>
+          </w:r>
+        </w:hyperlink>
       </w:r>
       <w:r>
         <w:rPr>
@@ -4646,7 +4700,6 @@
       </w:r>
       <w:r>
         <w:rPr>
-          <w:u w:val="single" w:color="0000ff"/>
           <w:rFonts w:ascii="Charis SIL Regular" w:hAnsi="Charis SIL Regular" w:eastAsia="Charis SIL Regular"/>
           <w:b w:val="0"/>
           <w:i w:val="0"/>
@@ -7020,7 +7073,7 @@
           <w:sz w:val="24"/>
           <w:u w:val="single"/>
         </w:rPr>
-        <w:hyperlink r:id="rId35" w:history="1">
+        <w:hyperlink r:id="rId36" w:history="1">
           <w:r>
             <w:rPr>
               <w:rStyle w:val="Hyperlink"/>
@@ -7206,21 +7259,13 @@
       </w:r>
       <w:r>
         <w:rPr>
-          <w:u w:val="single" w:color="0000ff"/>
-          <w:rFonts w:ascii="Charis SIL Regular" w:hAnsi="Charis SIL Regular" w:eastAsia="Charis SIL Regular"/>
-          <w:b w:val="0"/>
-          <w:i w:val="0"/>
-          <w:color w:val="000000"/>
-          <w:sz w:val="24"/>
-        </w:rPr>
-        <w:hyperlink r:id="rId36" w:history="1">
-          <w:r>
-            <w:rPr>
-              <w:rStyle w:val="Hyperlink"/>
-            </w:rPr>
-            <w:t>slavernijverled</w:t>
-          </w:r>
-        </w:hyperlink>
+          <w:rFonts w:ascii="Charis SIL Regular" w:hAnsi="Charis SIL Regular" w:eastAsia="Charis SIL Regular"/>
+          <w:b w:val="0"/>
+          <w:i w:val="0"/>
+          <w:color w:val="000000"/>
+          <w:sz w:val="24"/>
+        </w:rPr>
+        <w:t>slavernijverled</w:t>
       </w:r>
       <w:r>
         <w:rPr>
@@ -7253,7 +7298,6 @@
       </w:r>
       <w:r>
         <w:rPr>
-          <w:u w:val="single" w:color="0000ff"/>
           <w:rFonts w:ascii="Charis SIL Regular" w:hAnsi="Charis SIL Regular" w:eastAsia="Charis SIL Regular"/>
           <w:b w:val="0"/>
           <w:i w:val="0"/>

--- a/EXPORTS/DOCX/published/niveau2/Dutch/ArubaBonaireCuracao.docx
+++ b/EXPORTS/DOCX/published/niveau2/Dutch/ArubaBonaireCuracao.docx
@@ -4303,7 +4303,7 @@
           <w:sz w:val="24"/>
           <w:u w:val="single"/>
         </w:rPr>
-        <w:hyperlink r:id="rId27" w:history="1">
+        <w:hyperlink r:id="rId28" w:history="1">
           <w:r>
             <w:rPr>
               <w:rStyle w:val="Hyperlink"/>
@@ -4330,8 +4330,34 @@
           <w:i w:val="0"/>
           <w:color w:val="0000FF"/>
           <w:sz w:val="24"/>
-        </w:rPr>
-        <w:t>A</w:t>
+          <w:u w:val="single"/>
+        </w:rPr>
+        <w:hyperlink r:id="rId28" w:history="1">
+          <w:r>
+            <w:rPr>
+              <w:rStyle w:val="Hyperlink"/>
+            </w:rPr>
+            <w:t>A</w:t>
+          </w:r>
+        </w:hyperlink>
+      </w:r>
+      <w:r>
+        <w:rPr>
+          <w:rFonts w:ascii="Charis SIL Regular" w:hAnsi="Charis SIL Regular" w:eastAsia="Charis SIL Regular"/>
+          <w:b w:val="0"/>
+          <w:i w:val="0"/>
+          <w:color w:val="0000FF"/>
+          <w:sz w:val="24"/>
+          <w:u w:val="single"/>
+        </w:rPr>
+        <w:hyperlink r:id="rId28" w:history="1">
+          <w:r>
+            <w:rPr>
+              <w:rStyle w:val="Hyperlink"/>
+            </w:rPr>
+            <w:t>rkeologi</w:t>
+          </w:r>
+        </w:hyperlink>
       </w:r>
       <w:r>
         <w:rPr>
@@ -4347,7 +4373,7 @@
             <w:rPr>
               <w:rStyle w:val="Hyperlink"/>
             </w:rPr>
-            <w:t>rkeologic</w:t>
+            <w:t>c</w:t>
           </w:r>
         </w:hyperlink>
       </w:r>
@@ -7073,7 +7099,7 @@
           <w:sz w:val="24"/>
           <w:u w:val="single"/>
         </w:rPr>
-        <w:hyperlink r:id="rId36" w:history="1">
+        <w:hyperlink r:id="rId35" w:history="1">
           <w:r>
             <w:rPr>
               <w:rStyle w:val="Hyperlink"/>
@@ -7259,13 +7285,21 @@
       </w:r>
       <w:r>
         <w:rPr>
-          <w:rFonts w:ascii="Charis SIL Regular" w:hAnsi="Charis SIL Regular" w:eastAsia="Charis SIL Regular"/>
-          <w:b w:val="0"/>
-          <w:i w:val="0"/>
-          <w:color w:val="000000"/>
-          <w:sz w:val="24"/>
-        </w:rPr>
-        <w:t>slavernijverled</w:t>
+          <w:u w:val="single" w:color="0000ff"/>
+          <w:rFonts w:ascii="Charis SIL Regular" w:hAnsi="Charis SIL Regular" w:eastAsia="Charis SIL Regular"/>
+          <w:b w:val="0"/>
+          <w:i w:val="0"/>
+          <w:color w:val="000000"/>
+          <w:sz w:val="24"/>
+        </w:rPr>
+        <w:hyperlink r:id="rId36" w:history="1">
+          <w:r>
+            <w:rPr>
+              <w:rStyle w:val="Hyperlink"/>
+            </w:rPr>
+            <w:t>slavernijverled</w:t>
+          </w:r>
+        </w:hyperlink>
       </w:r>
       <w:r>
         <w:rPr>
@@ -7298,6 +7332,7 @@
       </w:r>
       <w:r>
         <w:rPr>
+          <w:u w:val="single" w:color="0000ff"/>
           <w:rFonts w:ascii="Charis SIL Regular" w:hAnsi="Charis SIL Regular" w:eastAsia="Charis SIL Regular"/>
           <w:b w:val="0"/>
           <w:i w:val="0"/>

--- a/EXPORTS/DOCX/published/niveau2/Dutch/ArubaBonaireCuracao.docx
+++ b/EXPORTS/DOCX/published/niveau2/Dutch/ArubaBonaireCuracao.docx
@@ -4355,25 +4355,7 @@
             <w:rPr>
               <w:rStyle w:val="Hyperlink"/>
             </w:rPr>
-            <w:t>rkeologi</w:t>
-          </w:r>
-        </w:hyperlink>
-      </w:r>
-      <w:r>
-        <w:rPr>
-          <w:rFonts w:ascii="Charis SIL Regular" w:hAnsi="Charis SIL Regular" w:eastAsia="Charis SIL Regular"/>
-          <w:b w:val="0"/>
-          <w:i w:val="0"/>
-          <w:color w:val="0000FF"/>
-          <w:sz w:val="24"/>
-          <w:u w:val="single"/>
-        </w:rPr>
-        <w:hyperlink r:id="rId27" w:history="1">
-          <w:r>
-            <w:rPr>
-              <w:rStyle w:val="Hyperlink"/>
-            </w:rPr>
-            <w:t>c</w:t>
+            <w:t>rkeologic</w:t>
           </w:r>
         </w:hyperlink>
       </w:r>

--- a/EXPORTS/DOCX/published/niveau2/Dutch/ArubaBonaireCuracao.docx
+++ b/EXPORTS/DOCX/published/niveau2/Dutch/ArubaBonaireCuracao.docx
@@ -605,54 +605,7 @@
           <w:color w:val="000000"/>
           <w:sz w:val="24"/>
         </w:rPr>
-        <w:t>kwamen de eilanden onder gezag van het nieuw gestichte Ko</w:t>
-      </w:r>
-      <w:r>
-        <w:rPr>
-          <w:u w:val="single" w:color="0000ff"/>
-          <w:rFonts w:ascii="Charis SIL Regular" w:hAnsi="Charis SIL Regular" w:eastAsia="Charis SIL Regular"/>
-          <w:b w:val="0"/>
-          <w:i w:val="0"/>
-          <w:color w:val="000000"/>
-          <w:sz w:val="24"/>
-        </w:rPr>
-        <w:hyperlink r:id="rId10" w:history="1">
-          <w:r>
-            <w:rPr>
-              <w:rStyle w:val="Hyperlink"/>
-            </w:rPr>
-            <w:t>ninkrijk</w:t>
-          </w:r>
-        </w:hyperlink>
-      </w:r>
-      <w:r>
-        <w:rPr>
-          <w:u w:val="single" w:color="0000ff"/>
-          <w:rFonts w:ascii="Charis SIL Regular" w:hAnsi="Charis SIL Regular" w:eastAsia="Charis SIL Regular"/>
-          <w:b w:val="0"/>
-          <w:i w:val="0"/>
-          <w:color w:val="000000"/>
-          <w:sz w:val="24"/>
-        </w:rPr>
-        <w:t xml:space="preserve"> </w:t>
-      </w:r>
-      <w:r>
-        <w:rPr>
-          <w:u w:val="single" w:color="0000ff"/>
-          <w:rFonts w:ascii="Charis SIL Regular" w:hAnsi="Charis SIL Regular" w:eastAsia="Charis SIL Regular"/>
-          <w:b w:val="0"/>
-          <w:i w:val="0"/>
-          <w:color w:val="000000"/>
-          <w:sz w:val="24"/>
-        </w:rPr>
-        <w:hyperlink r:id="rId10" w:history="1">
-          <w:r>
-            <w:rPr>
-              <w:rStyle w:val="Hyperlink"/>
-            </w:rPr>
-            <w:t xml:space="preserve">der </w:t>
-          </w:r>
-        </w:hyperlink>
+        <w:t xml:space="preserve">kwamen de eilanden onder gezag van het nieuw gestichte Koninkrijk der </w:t>
       </w:r>
       <w:r>
         <w:rPr>
@@ -1242,36 +1195,7 @@
           <w:color w:val="000000"/>
           <w:sz w:val="24"/>
         </w:rPr>
-        <w:t>werden slaafgemaakten uit West-Afrika naar Willemstad verschee</w:t>
-      </w:r>
-      <w:r>
-        <w:rPr>
-          <w:u w:val="single" w:color="0000ff"/>
-          <w:rFonts w:ascii="Charis SIL Regular" w:hAnsi="Charis SIL Regular" w:eastAsia="Charis SIL Regular"/>
-          <w:b w:val="0"/>
-          <w:i w:val="0"/>
-          <w:color w:val="000000"/>
-          <w:sz w:val="24"/>
-        </w:rPr>
-        <w:hyperlink r:id="rId14" w:history="1">
-          <w:r>
-            <w:rPr>
-              <w:rStyle w:val="Hyperlink"/>
-            </w:rPr>
-            <w:t xml:space="preserve">pt en </w:t>
-          </w:r>
-        </w:hyperlink>
-      </w:r>
-      <w:r>
-        <w:rPr>
-          <w:u w:val="single" w:color="0000ff"/>
-          <w:rFonts w:ascii="Charis SIL Regular" w:hAnsi="Charis SIL Regular" w:eastAsia="Charis SIL Regular"/>
-          <w:b w:val="0"/>
-          <w:i w:val="0"/>
-          <w:color w:val="000000"/>
-          <w:sz w:val="24"/>
-        </w:rPr>
-        <w:t>m</w:t>
+        <w:t>werden slaafgemaakten uit West-Afrika naar Willemstad verscheept en m</w:t>
       </w:r>
       <w:r>
         <w:rPr>
@@ -4303,7 +4227,7 @@
           <w:sz w:val="24"/>
           <w:u w:val="single"/>
         </w:rPr>
-        <w:hyperlink r:id="rId28" w:history="1">
+        <w:hyperlink r:id="rId27" w:history="1">
           <w:r>
             <w:rPr>
               <w:rStyle w:val="Hyperlink"/>
@@ -4330,27 +4254,19 @@
           <w:i w:val="0"/>
           <w:color w:val="0000FF"/>
           <w:sz w:val="24"/>
+        </w:rPr>
+        <w:t>A</w:t>
+      </w:r>
+      <w:r>
+        <w:rPr>
+          <w:rFonts w:ascii="Charis SIL Regular" w:hAnsi="Charis SIL Regular" w:eastAsia="Charis SIL Regular"/>
+          <w:b w:val="0"/>
+          <w:i w:val="0"/>
+          <w:color w:val="0000FF"/>
+          <w:sz w:val="24"/>
           <w:u w:val="single"/>
         </w:rPr>
-        <w:hyperlink r:id="rId28" w:history="1">
-          <w:r>
-            <w:rPr>
-              <w:rStyle w:val="Hyperlink"/>
-            </w:rPr>
-            <w:t>A</w:t>
-          </w:r>
-        </w:hyperlink>
-      </w:r>
-      <w:r>
-        <w:rPr>
-          <w:rFonts w:ascii="Charis SIL Regular" w:hAnsi="Charis SIL Regular" w:eastAsia="Charis SIL Regular"/>
-          <w:b w:val="0"/>
-          <w:i w:val="0"/>
-          <w:color w:val="0000FF"/>
-          <w:sz w:val="24"/>
-          <w:u w:val="single"/>
-        </w:rPr>
-        <w:hyperlink r:id="rId28" w:history="1">
+        <w:hyperlink r:id="rId27" w:history="1">
           <w:r>
             <w:rPr>
               <w:rStyle w:val="Hyperlink"/>
@@ -7068,7 +6984,6 @@
           <w:i w:val="0"/>
           <w:color w:val="0000FF"/>
           <w:sz w:val="24"/>
-          <w:u w:val="single"/>
         </w:rPr>
         <w:t xml:space="preserve"> </w:t>
       </w:r>
@@ -7314,7 +7229,6 @@
       </w:r>
       <w:r>
         <w:rPr>
-          <w:u w:val="single" w:color="0000ff"/>
           <w:rFonts w:ascii="Charis SIL Regular" w:hAnsi="Charis SIL Regular" w:eastAsia="Charis SIL Regular"/>
           <w:b w:val="0"/>
           <w:i w:val="0"/>

--- a/EXPORTS/DOCX/published/niveau2/Dutch/ArubaBonaireCuracao.docx
+++ b/EXPORTS/DOCX/published/niveau2/Dutch/ArubaBonaireCuracao.docx
@@ -605,7 +605,54 @@
           <w:color w:val="000000"/>
           <w:sz w:val="24"/>
         </w:rPr>
-        <w:t xml:space="preserve">kwamen de eilanden onder gezag van het nieuw gestichte Koninkrijk der </w:t>
+        <w:t>kwamen de eilanden onder gezag van het nieuw gestichte Ko</w:t>
+      </w:r>
+      <w:r>
+        <w:rPr>
+          <w:u w:val="single" w:color="0000ff"/>
+          <w:rFonts w:ascii="Charis SIL Regular" w:hAnsi="Charis SIL Regular" w:eastAsia="Charis SIL Regular"/>
+          <w:b w:val="0"/>
+          <w:i w:val="0"/>
+          <w:color w:val="000000"/>
+          <w:sz w:val="24"/>
+        </w:rPr>
+        <w:hyperlink r:id="rId10" w:history="1">
+          <w:r>
+            <w:rPr>
+              <w:rStyle w:val="Hyperlink"/>
+            </w:rPr>
+            <w:t>ninkrijk</w:t>
+          </w:r>
+        </w:hyperlink>
+      </w:r>
+      <w:r>
+        <w:rPr>
+          <w:u w:val="single" w:color="0000ff"/>
+          <w:rFonts w:ascii="Charis SIL Regular" w:hAnsi="Charis SIL Regular" w:eastAsia="Charis SIL Regular"/>
+          <w:b w:val="0"/>
+          <w:i w:val="0"/>
+          <w:color w:val="000000"/>
+          <w:sz w:val="24"/>
+        </w:rPr>
+        <w:t xml:space="preserve"> </w:t>
+      </w:r>
+      <w:r>
+        <w:rPr>
+          <w:u w:val="single" w:color="0000ff"/>
+          <w:rFonts w:ascii="Charis SIL Regular" w:hAnsi="Charis SIL Regular" w:eastAsia="Charis SIL Regular"/>
+          <w:b w:val="0"/>
+          <w:i w:val="0"/>
+          <w:color w:val="000000"/>
+          <w:sz w:val="24"/>
+        </w:rPr>
+        <w:hyperlink r:id="rId10" w:history="1">
+          <w:r>
+            <w:rPr>
+              <w:rStyle w:val="Hyperlink"/>
+            </w:rPr>
+            <w:t xml:space="preserve">der </w:t>
+          </w:r>
+        </w:hyperlink>
       </w:r>
       <w:r>
         <w:rPr>
@@ -1195,7 +1242,36 @@
           <w:color w:val="000000"/>
           <w:sz w:val="24"/>
         </w:rPr>
-        <w:t>werden slaafgemaakten uit West-Afrika naar Willemstad verscheept en m</w:t>
+        <w:t>werden slaafgemaakten uit West-Afrika naar Willemstad verschee</w:t>
+      </w:r>
+      <w:r>
+        <w:rPr>
+          <w:u w:val="single" w:color="0000ff"/>
+          <w:rFonts w:ascii="Charis SIL Regular" w:hAnsi="Charis SIL Regular" w:eastAsia="Charis SIL Regular"/>
+          <w:b w:val="0"/>
+          <w:i w:val="0"/>
+          <w:color w:val="000000"/>
+          <w:sz w:val="24"/>
+        </w:rPr>
+        <w:hyperlink r:id="rId14" w:history="1">
+          <w:r>
+            <w:rPr>
+              <w:rStyle w:val="Hyperlink"/>
+            </w:rPr>
+            <w:t xml:space="preserve">pt en </w:t>
+          </w:r>
+        </w:hyperlink>
+      </w:r>
+      <w:r>
+        <w:rPr>
+          <w:u w:val="single" w:color="0000ff"/>
+          <w:rFonts w:ascii="Charis SIL Regular" w:hAnsi="Charis SIL Regular" w:eastAsia="Charis SIL Regular"/>
+          <w:b w:val="0"/>
+          <w:i w:val="0"/>
+          <w:color w:val="000000"/>
+          <w:sz w:val="24"/>
+        </w:rPr>
+        <w:t>m</w:t>
       </w:r>
       <w:r>
         <w:rPr>
@@ -1473,7 +1549,7 @@
             <w:rPr>
               <w:rStyle w:val="Hyperlink"/>
             </w:rPr>
-            <w:t>Onderofficier</w:t>
+            <w:t>Onderoffici</w:t>
           </w:r>
         </w:hyperlink>
       </w:r>
@@ -1485,6 +1561,16 @@
           <w:color w:val="0000FF"/>
           <w:sz w:val="24"/>
           <w:u w:val="single"/>
+        </w:rPr>
+        <w:t>er</w:t>
+      </w:r>
+      <w:r>
+        <w:rPr>
+          <w:rFonts w:ascii="Charis SIL Regular" w:hAnsi="Charis SIL Regular" w:eastAsia="Charis SIL Regular"/>
+          <w:b w:val="0"/>
+          <w:i w:val="0"/>
+          <w:color w:val="0000FF"/>
+          <w:sz w:val="24"/>
         </w:rPr>
         <w:t>en</w:t>
       </w:r>
@@ -1705,19 +1791,9 @@
             <w:rPr>
               <w:rStyle w:val="Hyperlink"/>
             </w:rPr>
-            <w:t>Ind</w:t>
+            <w:t>Indië</w:t>
           </w:r>
         </w:hyperlink>
-      </w:r>
-      <w:r>
-        <w:rPr>
-          <w:rFonts w:ascii="Charis SIL Regular" w:hAnsi="Charis SIL Regular" w:eastAsia="Charis SIL Regular"/>
-          <w:b w:val="0"/>
-          <w:i w:val="0"/>
-          <w:color w:val="0000FF"/>
-          <w:sz w:val="24"/>
-        </w:rPr>
-        <w:t>ië</w:t>
       </w:r>
       <w:r>
         <w:rPr>
@@ -3590,54 +3666,7 @@
           <w:color w:val="000000"/>
           <w:sz w:val="24"/>
         </w:rPr>
-        <w:t>. Niet alleen c</w:t>
-      </w:r>
-      <w:r>
-        <w:rPr>
-          <w:u w:val="single" w:color="0000ff"/>
-          <w:rFonts w:ascii="Charis SIL Regular" w:hAnsi="Charis SIL Regular" w:eastAsia="Charis SIL Regular"/>
-          <w:b w:val="0"/>
-          <w:i w:val="0"/>
-          <w:color w:val="000000"/>
-          <w:sz w:val="24"/>
-        </w:rPr>
-        <w:hyperlink r:id="rId22" w:history="1">
-          <w:r>
-            <w:rPr>
-              <w:rStyle w:val="Hyperlink"/>
-            </w:rPr>
-            <w:t>ollecties</w:t>
-          </w:r>
-        </w:hyperlink>
-      </w:r>
-      <w:r>
-        <w:rPr>
-          <w:u w:val="single" w:color="0000ff"/>
-          <w:rFonts w:ascii="Charis SIL Regular" w:hAnsi="Charis SIL Regular" w:eastAsia="Charis SIL Regular"/>
-          <w:b w:val="0"/>
-          <w:i w:val="0"/>
-          <w:color w:val="000000"/>
-          <w:sz w:val="24"/>
-        </w:rPr>
-        <w:t xml:space="preserve"> </w:t>
-      </w:r>
-      <w:r>
-        <w:rPr>
-          <w:u w:val="single" w:color="0000ff"/>
-          <w:rFonts w:ascii="Charis SIL Regular" w:hAnsi="Charis SIL Regular" w:eastAsia="Charis SIL Regular"/>
-          <w:b w:val="0"/>
-          <w:i w:val="0"/>
-          <w:color w:val="000000"/>
-          <w:sz w:val="24"/>
-        </w:rPr>
-        <w:hyperlink r:id="rId22" w:history="1">
-          <w:r>
-            <w:rPr>
-              <w:rStyle w:val="Hyperlink"/>
-            </w:rPr>
-            <w:t xml:space="preserve">die </w:t>
-          </w:r>
-        </w:hyperlink>
+        <w:t xml:space="preserve">. Niet alleen collecties die </w:t>
       </w:r>
       <w:r>
         <w:rPr>

--- a/EXPORTS/DOCX/published/niveau2/Dutch/ArubaBonaireCuracao.docx
+++ b/EXPORTS/DOCX/published/niveau2/Dutch/ArubaBonaireCuracao.docx
@@ -1549,7 +1549,7 @@
             <w:rPr>
               <w:rStyle w:val="Hyperlink"/>
             </w:rPr>
-            <w:t>Onderoffici</w:t>
+            <w:t>Onderofficier</w:t>
           </w:r>
         </w:hyperlink>
       </w:r>
@@ -1561,16 +1561,6 @@
           <w:color w:val="0000FF"/>
           <w:sz w:val="24"/>
           <w:u w:val="single"/>
-        </w:rPr>
-        <w:t>er</w:t>
-      </w:r>
-      <w:r>
-        <w:rPr>
-          <w:rFonts w:ascii="Charis SIL Regular" w:hAnsi="Charis SIL Regular" w:eastAsia="Charis SIL Regular"/>
-          <w:b w:val="0"/>
-          <w:i w:val="0"/>
-          <w:color w:val="0000FF"/>
-          <w:sz w:val="24"/>
         </w:rPr>
         <w:t>en</w:t>
       </w:r>
@@ -1791,9 +1781,19 @@
             <w:rPr>
               <w:rStyle w:val="Hyperlink"/>
             </w:rPr>
-            <w:t>Indië</w:t>
+            <w:t>Ind</w:t>
           </w:r>
         </w:hyperlink>
+      </w:r>
+      <w:r>
+        <w:rPr>
+          <w:rFonts w:ascii="Charis SIL Regular" w:hAnsi="Charis SIL Regular" w:eastAsia="Charis SIL Regular"/>
+          <w:b w:val="0"/>
+          <w:i w:val="0"/>
+          <w:color w:val="0000FF"/>
+          <w:sz w:val="24"/>
+        </w:rPr>
+        <w:t>ië</w:t>
       </w:r>
       <w:r>
         <w:rPr>
@@ -3666,7 +3666,54 @@
           <w:color w:val="000000"/>
           <w:sz w:val="24"/>
         </w:rPr>
-        <w:t xml:space="preserve">. Niet alleen collecties die </w:t>
+        <w:t>. Niet alleen c</w:t>
+      </w:r>
+      <w:r>
+        <w:rPr>
+          <w:u w:val="single" w:color="0000ff"/>
+          <w:rFonts w:ascii="Charis SIL Regular" w:hAnsi="Charis SIL Regular" w:eastAsia="Charis SIL Regular"/>
+          <w:b w:val="0"/>
+          <w:i w:val="0"/>
+          <w:color w:val="000000"/>
+          <w:sz w:val="24"/>
+        </w:rPr>
+        <w:hyperlink r:id="rId22" w:history="1">
+          <w:r>
+            <w:rPr>
+              <w:rStyle w:val="Hyperlink"/>
+            </w:rPr>
+            <w:t>ollecties</w:t>
+          </w:r>
+        </w:hyperlink>
+      </w:r>
+      <w:r>
+        <w:rPr>
+          <w:u w:val="single" w:color="0000ff"/>
+          <w:rFonts w:ascii="Charis SIL Regular" w:hAnsi="Charis SIL Regular" w:eastAsia="Charis SIL Regular"/>
+          <w:b w:val="0"/>
+          <w:i w:val="0"/>
+          <w:color w:val="000000"/>
+          <w:sz w:val="24"/>
+        </w:rPr>
+        <w:t xml:space="preserve"> </w:t>
+      </w:r>
+      <w:r>
+        <w:rPr>
+          <w:u w:val="single" w:color="0000ff"/>
+          <w:rFonts w:ascii="Charis SIL Regular" w:hAnsi="Charis SIL Regular" w:eastAsia="Charis SIL Regular"/>
+          <w:b w:val="0"/>
+          <w:i w:val="0"/>
+          <w:color w:val="000000"/>
+          <w:sz w:val="24"/>
+        </w:rPr>
+        <w:hyperlink r:id="rId22" w:history="1">
+          <w:r>
+            <w:rPr>
+              <w:rStyle w:val="Hyperlink"/>
+            </w:rPr>
+            <w:t xml:space="preserve">die </w:t>
+          </w:r>
+        </w:hyperlink>
       </w:r>
       <w:r>
         <w:rPr>
@@ -7013,6 +7060,7 @@
           <w:i w:val="0"/>
           <w:color w:val="0000FF"/>
           <w:sz w:val="24"/>
+          <w:u w:val="single"/>
         </w:rPr>
         <w:t xml:space="preserve"> </w:t>
       </w:r>
@@ -7025,7 +7073,7 @@
           <w:sz w:val="24"/>
           <w:u w:val="single"/>
         </w:rPr>
-        <w:hyperlink r:id="rId35" w:history="1">
+        <w:hyperlink r:id="rId36" w:history="1">
           <w:r>
             <w:rPr>
               <w:rStyle w:val="Hyperlink"/>
@@ -7211,60 +7259,13 @@
       </w:r>
       <w:r>
         <w:rPr>
-          <w:u w:val="single" w:color="0000ff"/>
-          <w:rFonts w:ascii="Charis SIL Regular" w:hAnsi="Charis SIL Regular" w:eastAsia="Charis SIL Regular"/>
-          <w:b w:val="0"/>
-          <w:i w:val="0"/>
-          <w:color w:val="000000"/>
-          <w:sz w:val="24"/>
-        </w:rPr>
-        <w:hyperlink r:id="rId36" w:history="1">
-          <w:r>
-            <w:rPr>
-              <w:rStyle w:val="Hyperlink"/>
-            </w:rPr>
-            <w:t>slavernijverled</w:t>
-          </w:r>
-        </w:hyperlink>
-      </w:r>
-      <w:r>
-        <w:rPr>
-          <w:u w:val="single" w:color="0000ff"/>
-          <w:rFonts w:ascii="Charis SIL Regular" w:hAnsi="Charis SIL Regular" w:eastAsia="Charis SIL Regular"/>
-          <w:b w:val="0"/>
-          <w:i w:val="0"/>
-          <w:color w:val="000000"/>
-          <w:sz w:val="24"/>
-        </w:rPr>
-        <w:hyperlink r:id="rId36" w:history="1">
-          <w:r>
-            <w:rPr>
-              <w:rStyle w:val="Hyperlink"/>
-            </w:rPr>
-            <w:t>en op</w:t>
-          </w:r>
-        </w:hyperlink>
-      </w:r>
-      <w:r>
-        <w:rPr>
-          <w:u w:val="single" w:color="0000ff"/>
-          <w:rFonts w:ascii="Charis SIL Regular" w:hAnsi="Charis SIL Regular" w:eastAsia="Charis SIL Regular"/>
-          <w:b w:val="0"/>
-          <w:i w:val="0"/>
-          <w:color w:val="000000"/>
-          <w:sz w:val="24"/>
-        </w:rPr>
-        <w:t xml:space="preserve"> </w:t>
-      </w:r>
-      <w:r>
-        <w:rPr>
-          <w:rFonts w:ascii="Charis SIL Regular" w:hAnsi="Charis SIL Regular" w:eastAsia="Charis SIL Regular"/>
-          <w:b w:val="0"/>
-          <w:i w:val="0"/>
-          <w:color w:val="000000"/>
-          <w:sz w:val="24"/>
-        </w:rPr>
-        <w:t>C</w:t>
+          <w:rFonts w:ascii="Charis SIL Regular" w:hAnsi="Charis SIL Regular" w:eastAsia="Charis SIL Regular"/>
+          <w:b w:val="0"/>
+          <w:i w:val="0"/>
+          <w:color w:val="000000"/>
+          <w:sz w:val="24"/>
+        </w:rPr>
+        <w:t>slavernijverleden op C</w:t>
       </w:r>
       <w:r>
         <w:rPr>

--- a/EXPORTS/DOCX/published/niveau2/Dutch/ArubaBonaireCuracao.docx
+++ b/EXPORTS/DOCX/published/niveau2/Dutch/ArubaBonaireCuracao.docx
@@ -3347,78 +3347,13 @@
       </w:r>
       <w:r>
         <w:rPr>
-          <w:u w:val="single" w:color="0000ff"/>
-          <w:rFonts w:ascii="Charis SIL Regular" w:hAnsi="Charis SIL Regular" w:eastAsia="Charis SIL Regular"/>
-          <w:b w:val="0"/>
-          <w:i w:val="0"/>
-          <w:color w:val="000000"/>
-          <w:sz w:val="24"/>
-        </w:rPr>
-        <w:hyperlink r:id="rId21" w:history="1">
-          <w:r>
-            <w:rPr>
-              <w:rStyle w:val="Hyperlink"/>
-            </w:rPr>
-            <w:t>toeg</w:t>
-          </w:r>
-        </w:hyperlink>
-      </w:r>
-      <w:r>
-        <w:rPr>
-          <w:u w:val="single" w:color="0000ff"/>
-          <w:rFonts w:ascii="Charis SIL Regular" w:hAnsi="Charis SIL Regular" w:eastAsia="Charis SIL Regular"/>
-          <w:b w:val="0"/>
-          <w:i w:val="0"/>
-          <w:color w:val="000000"/>
-          <w:sz w:val="24"/>
-        </w:rPr>
-        <w:hyperlink r:id="rId21" w:history="1">
-          <w:r>
-            <w:rPr>
-              <w:rStyle w:val="Hyperlink"/>
-            </w:rPr>
-            <w:t>ankelijk</w:t>
-          </w:r>
-        </w:hyperlink>
-      </w:r>
-      <w:r>
-        <w:rPr>
-          <w:u w:val="single" w:color="0000ff"/>
-          <w:rFonts w:ascii="Charis SIL Regular" w:hAnsi="Charis SIL Regular" w:eastAsia="Charis SIL Regular"/>
-          <w:b w:val="0"/>
-          <w:i w:val="0"/>
-          <w:color w:val="000000"/>
-          <w:sz w:val="24"/>
-        </w:rPr>
-        <w:t xml:space="preserve"> </w:t>
-      </w:r>
-      <w:r>
-        <w:rPr>
-          <w:u w:val="single" w:color="0000ff"/>
-          <w:rFonts w:ascii="Charis SIL Regular" w:hAnsi="Charis SIL Regular" w:eastAsia="Charis SIL Regular"/>
-          <w:b w:val="0"/>
-          <w:i w:val="0"/>
-          <w:color w:val="000000"/>
-          <w:sz w:val="24"/>
-        </w:rPr>
-        <w:hyperlink r:id="rId21" w:history="1">
-          <w:r>
-            <w:rPr>
-              <w:rStyle w:val="Hyperlink"/>
-            </w:rPr>
-            <w:t>gemaak</w:t>
-          </w:r>
-        </w:hyperlink>
-      </w:r>
-      <w:r>
-        <w:rPr>
-          <w:rFonts w:ascii="Charis SIL Regular" w:hAnsi="Charis SIL Regular" w:eastAsia="Charis SIL Regular"/>
-          <w:b w:val="0"/>
-          <w:i w:val="0"/>
-          <w:color w:val="000000"/>
-          <w:sz w:val="24"/>
-        </w:rPr>
-        <w:t xml:space="preserve">t. De collectie is zowel bereikbaar via de </w:t>
+          <w:rFonts w:ascii="Charis SIL Regular" w:hAnsi="Charis SIL Regular" w:eastAsia="Charis SIL Regular"/>
+          <w:b w:val="0"/>
+          <w:i w:val="0"/>
+          <w:color w:val="000000"/>
+          <w:sz w:val="24"/>
+        </w:rPr>
+        <w:t xml:space="preserve">toegankelijk gemaakt. De collectie is zowel bereikbaar via de </w:t>
       </w:r>
       <w:r>
         <w:rPr>
@@ -4330,8 +4265,16 @@
           <w:i w:val="0"/>
           <w:color w:val="0000FF"/>
           <w:sz w:val="24"/>
-        </w:rPr>
-        <w:t>A</w:t>
+          <w:u w:val="single"/>
+        </w:rPr>
+        <w:hyperlink r:id="rId28" w:history="1">
+          <w:r>
+            <w:rPr>
+              <w:rStyle w:val="Hyperlink"/>
+            </w:rPr>
+            <w:t>A</w:t>
+          </w:r>
+        </w:hyperlink>
       </w:r>
       <w:r>
         <w:rPr>
@@ -4342,7 +4285,7 @@
           <w:sz w:val="24"/>
           <w:u w:val="single"/>
         </w:rPr>
-        <w:hyperlink r:id="rId27" w:history="1">
+        <w:hyperlink r:id="rId28" w:history="1">
           <w:r>
             <w:rPr>
               <w:rStyle w:val="Hyperlink"/>
@@ -4360,7 +4303,7 @@
           <w:sz w:val="24"/>
           <w:u w:val="single"/>
         </w:rPr>
-        <w:hyperlink r:id="rId27" w:history="1">
+        <w:hyperlink r:id="rId28" w:history="1">
           <w:r>
             <w:rPr>
               <w:rStyle w:val="Hyperlink"/>
@@ -4389,7 +4332,7 @@
           <w:sz w:val="24"/>
           <w:u w:val="single"/>
         </w:rPr>
-        <w:hyperlink r:id="rId27" w:history="1">
+        <w:hyperlink r:id="rId28" w:history="1">
           <w:r>
             <w:rPr>
               <w:rStyle w:val="Hyperlink"/>
@@ -4456,25 +4399,7 @@
           <w:color w:val="000000"/>
           <w:sz w:val="24"/>
         </w:rPr>
-        <w:t xml:space="preserve">•  </w:t>
-      </w:r>
-      <w:r>
-        <w:rPr>
-          <w:u w:val="single" w:color="0000ff"/>
-          <w:rFonts w:ascii="Charis SIL Regular" w:hAnsi="Charis SIL Regular" w:eastAsia="Charis SIL Regular"/>
-          <w:b w:val="0"/>
-          <w:i w:val="0"/>
-          <w:color w:val="000000"/>
-          <w:sz w:val="24"/>
-        </w:rPr>
-        <w:hyperlink r:id="rId28" w:history="1">
-          <w:r>
-            <w:rPr>
-              <w:rStyle w:val="Hyperlink"/>
-            </w:rPr>
-            <w:t>De zoe</w:t>
-          </w:r>
-        </w:hyperlink>
+        <w:t>•  De zoe</w:t>
       </w:r>
       <w:r>
         <w:rPr>
@@ -6241,21 +6166,13 @@
       </w:r>
       <w:r>
         <w:rPr>
-          <w:u w:val="single" w:color="0000ff"/>
-          <w:rFonts w:ascii="Charis SIL Regular" w:hAnsi="Charis SIL Regular" w:eastAsia="Charis SIL Regular"/>
-          <w:b w:val="0"/>
-          <w:i w:val="0"/>
-          <w:color w:val="000000"/>
-          <w:sz w:val="24"/>
-        </w:rPr>
-        <w:hyperlink r:id="rId15" w:history="1">
-          <w:r>
-            <w:rPr>
-              <w:rStyle w:val="Hyperlink"/>
-            </w:rPr>
-            <w:t>o</w:t>
-          </w:r>
-        </w:hyperlink>
+          <w:rFonts w:ascii="Charis SIL Regular" w:hAnsi="Charis SIL Regular" w:eastAsia="Charis SIL Regular"/>
+          <w:b w:val="0"/>
+          <w:i w:val="0"/>
+          <w:color w:val="000000"/>
+          <w:sz w:val="24"/>
+        </w:rPr>
+        <w:t>o</w:t>
       </w:r>
       <w:r>
         <w:rPr>
@@ -7042,38 +6959,19 @@
           <w:i w:val="0"/>
           <w:color w:val="0000FF"/>
           <w:sz w:val="24"/>
+        </w:rPr>
+        <w:t xml:space="preserve">- </w:t>
+      </w:r>
+      <w:r>
+        <w:rPr>
+          <w:rFonts w:ascii="Charis SIL Regular" w:hAnsi="Charis SIL Regular" w:eastAsia="Charis SIL Regular"/>
+          <w:b w:val="0"/>
+          <w:i w:val="0"/>
+          <w:color w:val="0000FF"/>
+          <w:sz w:val="24"/>
           <w:u w:val="single"/>
         </w:rPr>
-        <w:hyperlink r:id="rId36" w:history="1">
-          <w:r>
-            <w:rPr>
-              <w:rStyle w:val="Hyperlink"/>
-            </w:rPr>
-            <w:t>-</w:t>
-          </w:r>
-        </w:hyperlink>
-      </w:r>
-      <w:r>
-        <w:rPr>
-          <w:rFonts w:ascii="Charis SIL Regular" w:hAnsi="Charis SIL Regular" w:eastAsia="Charis SIL Regular"/>
-          <w:b w:val="0"/>
-          <w:i w:val="0"/>
-          <w:color w:val="0000FF"/>
-          <w:sz w:val="24"/>
-          <w:u w:val="single"/>
-        </w:rPr>
-        <w:t xml:space="preserve"> </w:t>
-      </w:r>
-      <w:r>
-        <w:rPr>
-          <w:rFonts w:ascii="Charis SIL Regular" w:hAnsi="Charis SIL Regular" w:eastAsia="Charis SIL Regular"/>
-          <w:b w:val="0"/>
-          <w:i w:val="0"/>
-          <w:color w:val="0000FF"/>
-          <w:sz w:val="24"/>
-          <w:u w:val="single"/>
-        </w:rPr>
-        <w:hyperlink r:id="rId36" w:history="1">
+        <w:hyperlink r:id="rId35" w:history="1">
           <w:r>
             <w:rPr>
               <w:rStyle w:val="Hyperlink"/>
@@ -7238,6 +7136,29 @@
       </w:r>
       <w:r>
         <w:rPr>
+          <w:rFonts w:ascii="Charis SIL Regular" w:hAnsi="Charis SIL Regular" w:eastAsia="Charis SIL Regular"/>
+          <w:b w:val="0"/>
+          <w:i w:val="0"/>
+          <w:color w:val="000000"/>
+          <w:sz w:val="24"/>
+        </w:rPr>
+        <w:t xml:space="preserve"> het </w:t>
+      </w:r>
+      <w:r>
+        <w:br/>
+      </w:r>
+      <w:r>
+        <w:rPr>
+          <w:rFonts w:ascii="Charis SIL Regular" w:hAnsi="Charis SIL Regular" w:eastAsia="Charis SIL Regular"/>
+          <w:b w:val="0"/>
+          <w:i w:val="0"/>
+          <w:color w:val="000000"/>
+          <w:sz w:val="24"/>
+        </w:rPr>
+        <w:t>slavernijverled</w:t>
+      </w:r>
+      <w:r>
+        <w:rPr>
           <w:u w:val="single" w:color="0000ff"/>
           <w:rFonts w:ascii="Charis SIL Regular" w:hAnsi="Charis SIL Regular" w:eastAsia="Charis SIL Regular"/>
           <w:b w:val="0"/>
@@ -7250,22 +7171,30 @@
             <w:rPr>
               <w:rStyle w:val="Hyperlink"/>
             </w:rPr>
-            <w:t xml:space="preserve"> het </w:t>
+            <w:t>en op</w:t>
           </w:r>
         </w:hyperlink>
       </w:r>
       <w:r>
-        <w:br/>
-      </w:r>
-      <w:r>
-        <w:rPr>
-          <w:rFonts w:ascii="Charis SIL Regular" w:hAnsi="Charis SIL Regular" w:eastAsia="Charis SIL Regular"/>
-          <w:b w:val="0"/>
-          <w:i w:val="0"/>
-          <w:color w:val="000000"/>
-          <w:sz w:val="24"/>
-        </w:rPr>
-        <w:t>slavernijverleden op C</w:t>
+        <w:rPr>
+          <w:u w:val="single" w:color="0000ff"/>
+          <w:rFonts w:ascii="Charis SIL Regular" w:hAnsi="Charis SIL Regular" w:eastAsia="Charis SIL Regular"/>
+          <w:b w:val="0"/>
+          <w:i w:val="0"/>
+          <w:color w:val="000000"/>
+          <w:sz w:val="24"/>
+        </w:rPr>
+        <w:t xml:space="preserve"> </w:t>
+      </w:r>
+      <w:r>
+        <w:rPr>
+          <w:rFonts w:ascii="Charis SIL Regular" w:hAnsi="Charis SIL Regular" w:eastAsia="Charis SIL Regular"/>
+          <w:b w:val="0"/>
+          <w:i w:val="0"/>
+          <w:color w:val="000000"/>
+          <w:sz w:val="24"/>
+        </w:rPr>
+        <w:t>C</w:t>
       </w:r>
       <w:r>
         <w:rPr>

--- a/EXPORTS/DOCX/published/niveau2/Dutch/ArubaBonaireCuracao.docx
+++ b/EXPORTS/DOCX/published/niveau2/Dutch/ArubaBonaireCuracao.docx
@@ -1676,9 +1676,19 @@
             <w:rPr>
               <w:rStyle w:val="Hyperlink"/>
             </w:rPr>
-            <w:t>het</w:t>
+            <w:t>h</w:t>
           </w:r>
         </w:hyperlink>
+      </w:r>
+      <w:r>
+        <w:rPr>
+          <w:rFonts w:ascii="Charis SIL Regular" w:hAnsi="Charis SIL Regular" w:eastAsia="Charis SIL Regular"/>
+          <w:b w:val="0"/>
+          <w:i w:val="0"/>
+          <w:color w:val="0000FF"/>
+          <w:sz w:val="24"/>
+        </w:rPr>
+        <w:t>et</w:t>
       </w:r>
       <w:r>
         <w:rPr>
@@ -1781,19 +1791,9 @@
             <w:rPr>
               <w:rStyle w:val="Hyperlink"/>
             </w:rPr>
-            <w:t>Ind</w:t>
+            <w:t>Indië</w:t>
           </w:r>
         </w:hyperlink>
-      </w:r>
-      <w:r>
-        <w:rPr>
-          <w:rFonts w:ascii="Charis SIL Regular" w:hAnsi="Charis SIL Regular" w:eastAsia="Charis SIL Regular"/>
-          <w:b w:val="0"/>
-          <w:i w:val="0"/>
-          <w:color w:val="0000FF"/>
-          <w:sz w:val="24"/>
-        </w:rPr>
-        <w:t>ië</w:t>
       </w:r>
       <w:r>
         <w:rPr>
@@ -1821,166 +1821,7 @@
           <w:color w:val="000000"/>
           <w:sz w:val="24"/>
         </w:rPr>
-        <w:t xml:space="preserve"> die verwijst naar relev</w:t>
-      </w:r>
-      <w:r>
-        <w:rPr>
-          <w:u w:val="single" w:color="0000ff"/>
-          <w:rFonts w:ascii="Charis SIL Regular" w:hAnsi="Charis SIL Regular" w:eastAsia="Charis SIL Regular"/>
-          <w:b w:val="0"/>
-          <w:i w:val="0"/>
-          <w:color w:val="000000"/>
-          <w:sz w:val="24"/>
-        </w:rPr>
-        <w:t>a</w:t>
-      </w:r>
-      <w:r>
-        <w:rPr>
-          <w:u w:val="single" w:color="0000ff"/>
-          <w:rFonts w:ascii="Charis SIL Regular" w:hAnsi="Charis SIL Regular" w:eastAsia="Charis SIL Regular"/>
-          <w:b w:val="0"/>
-          <w:i w:val="0"/>
-          <w:color w:val="000000"/>
-          <w:sz w:val="24"/>
-        </w:rPr>
-        <w:hyperlink r:id="rId16" w:history="1">
-          <w:r>
-            <w:rPr>
-              <w:rStyle w:val="Hyperlink"/>
-            </w:rPr>
-            <w:t>nt archiefmater</w:t>
-          </w:r>
-        </w:hyperlink>
-      </w:r>
-      <w:r>
-        <w:rPr>
-          <w:u w:val="single" w:color="0000ff"/>
-          <w:rFonts w:ascii="Charis SIL Regular" w:hAnsi="Charis SIL Regular" w:eastAsia="Charis SIL Regular"/>
-          <w:b w:val="0"/>
-          <w:i w:val="0"/>
-          <w:color w:val="000000"/>
-          <w:sz w:val="24"/>
-        </w:rPr>
-        <w:hyperlink r:id="rId16" w:history="1">
-          <w:r>
-            <w:rPr>
-              <w:rStyle w:val="Hyperlink"/>
-            </w:rPr>
-            <w:t>i</w:t>
-          </w:r>
-        </w:hyperlink>
-      </w:r>
-      <w:r>
-        <w:rPr>
-          <w:u w:val="single" w:color="0000ff"/>
-          <w:rFonts w:ascii="Charis SIL Regular" w:hAnsi="Charis SIL Regular" w:eastAsia="Charis SIL Regular"/>
-          <w:b w:val="0"/>
-          <w:i w:val="0"/>
-          <w:color w:val="000000"/>
-          <w:sz w:val="24"/>
-        </w:rPr>
-        <w:hyperlink r:id="rId16" w:history="1">
-          <w:r>
-            <w:rPr>
-              <w:rStyle w:val="Hyperlink"/>
-            </w:rPr>
-            <w:t>aa</w:t>
-          </w:r>
-        </w:hyperlink>
-      </w:r>
-      <w:r>
-        <w:rPr>
-          <w:u w:val="single" w:color="0000ff"/>
-          <w:rFonts w:ascii="Charis SIL Regular" w:hAnsi="Charis SIL Regular" w:eastAsia="Charis SIL Regular"/>
-          <w:b w:val="0"/>
-          <w:i w:val="0"/>
-          <w:color w:val="000000"/>
-          <w:sz w:val="24"/>
-        </w:rPr>
-        <w:hyperlink r:id="rId16" w:history="1">
-          <w:r>
-            <w:rPr>
-              <w:rStyle w:val="Hyperlink"/>
-            </w:rPr>
-            <w:t>l</w:t>
-          </w:r>
-        </w:hyperlink>
-      </w:r>
-      <w:r>
-        <w:rPr>
-          <w:u w:val="single" w:color="0000ff"/>
-          <w:rFonts w:ascii="Charis SIL Regular" w:hAnsi="Charis SIL Regular" w:eastAsia="Charis SIL Regular"/>
-          <w:b w:val="0"/>
-          <w:i w:val="0"/>
-          <w:color w:val="000000"/>
-          <w:sz w:val="24"/>
-        </w:rPr>
-        <w:hyperlink r:id="rId16" w:history="1">
-          <w:r>
-            <w:rPr>
-              <w:rStyle w:val="Hyperlink"/>
-            </w:rPr>
-            <w:t xml:space="preserve"> over op</w:t>
-          </w:r>
-        </w:hyperlink>
-      </w:r>
-      <w:r>
-        <w:rPr>
-          <w:u w:val="single" w:color="0000ff"/>
-          <w:rFonts w:ascii="Charis SIL Regular" w:hAnsi="Charis SIL Regular" w:eastAsia="Charis SIL Regular"/>
-          <w:b w:val="0"/>
-          <w:i w:val="0"/>
-          <w:color w:val="000000"/>
-          <w:sz w:val="24"/>
-        </w:rPr>
-        <w:t xml:space="preserve"> </w:t>
-      </w:r>
-      <w:r>
-        <w:rPr>
-          <w:u w:val="single" w:color="0000ff"/>
-          <w:rFonts w:ascii="Charis SIL Regular" w:hAnsi="Charis SIL Regular" w:eastAsia="Charis SIL Regular"/>
-          <w:b w:val="0"/>
-          <w:i w:val="0"/>
-          <w:color w:val="000000"/>
-          <w:sz w:val="24"/>
-        </w:rPr>
-        <w:hyperlink r:id="rId16" w:history="1">
-          <w:r>
-            <w:rPr>
-              <w:rStyle w:val="Hyperlink"/>
-            </w:rPr>
-            <w:t>de</w:t>
-          </w:r>
-        </w:hyperlink>
-      </w:r>
-      <w:r>
-        <w:rPr>
-          <w:u w:val="single" w:color="0000ff"/>
-          <w:rFonts w:ascii="Charis SIL Regular" w:hAnsi="Charis SIL Regular" w:eastAsia="Charis SIL Regular"/>
-          <w:b w:val="0"/>
-          <w:i w:val="0"/>
-          <w:color w:val="000000"/>
-          <w:sz w:val="24"/>
-        </w:rPr>
-        <w:t xml:space="preserve"> </w:t>
-      </w:r>
-      <w:r>
-        <w:rPr>
-          <w:u w:val="single" w:color="0000ff"/>
-          <w:rFonts w:ascii="Charis SIL Regular" w:hAnsi="Charis SIL Regular" w:eastAsia="Charis SIL Regular"/>
-          <w:b w:val="0"/>
-          <w:i w:val="0"/>
-          <w:color w:val="000000"/>
-          <w:sz w:val="24"/>
-        </w:rPr>
-        <w:hyperlink r:id="rId16" w:history="1">
-          <w:r>
-            <w:rPr>
-              <w:rStyle w:val="Hyperlink"/>
-            </w:rPr>
-            <w:t>Aru</w:t>
-          </w:r>
-        </w:hyperlink>
+        <w:t xml:space="preserve"> die verwijst naar relevant archiefmateriaal over op de Aru</w:t>
       </w:r>
       <w:r>
         <w:rPr>
@@ -3347,13 +3188,78 @@
       </w:r>
       <w:r>
         <w:rPr>
-          <w:rFonts w:ascii="Charis SIL Regular" w:hAnsi="Charis SIL Regular" w:eastAsia="Charis SIL Regular"/>
-          <w:b w:val="0"/>
-          <w:i w:val="0"/>
-          <w:color w:val="000000"/>
-          <w:sz w:val="24"/>
-        </w:rPr>
-        <w:t xml:space="preserve">toegankelijk gemaakt. De collectie is zowel bereikbaar via de </w:t>
+          <w:u w:val="single" w:color="0000ff"/>
+          <w:rFonts w:ascii="Charis SIL Regular" w:hAnsi="Charis SIL Regular" w:eastAsia="Charis SIL Regular"/>
+          <w:b w:val="0"/>
+          <w:i w:val="0"/>
+          <w:color w:val="000000"/>
+          <w:sz w:val="24"/>
+        </w:rPr>
+        <w:hyperlink r:id="rId21" w:history="1">
+          <w:r>
+            <w:rPr>
+              <w:rStyle w:val="Hyperlink"/>
+            </w:rPr>
+            <w:t>toeg</w:t>
+          </w:r>
+        </w:hyperlink>
+      </w:r>
+      <w:r>
+        <w:rPr>
+          <w:u w:val="single" w:color="0000ff"/>
+          <w:rFonts w:ascii="Charis SIL Regular" w:hAnsi="Charis SIL Regular" w:eastAsia="Charis SIL Regular"/>
+          <w:b w:val="0"/>
+          <w:i w:val="0"/>
+          <w:color w:val="000000"/>
+          <w:sz w:val="24"/>
+        </w:rPr>
+        <w:hyperlink r:id="rId21" w:history="1">
+          <w:r>
+            <w:rPr>
+              <w:rStyle w:val="Hyperlink"/>
+            </w:rPr>
+            <w:t>ankelijk</w:t>
+          </w:r>
+        </w:hyperlink>
+      </w:r>
+      <w:r>
+        <w:rPr>
+          <w:u w:val="single" w:color="0000ff"/>
+          <w:rFonts w:ascii="Charis SIL Regular" w:hAnsi="Charis SIL Regular" w:eastAsia="Charis SIL Regular"/>
+          <w:b w:val="0"/>
+          <w:i w:val="0"/>
+          <w:color w:val="000000"/>
+          <w:sz w:val="24"/>
+        </w:rPr>
+        <w:t xml:space="preserve"> </w:t>
+      </w:r>
+      <w:r>
+        <w:rPr>
+          <w:u w:val="single" w:color="0000ff"/>
+          <w:rFonts w:ascii="Charis SIL Regular" w:hAnsi="Charis SIL Regular" w:eastAsia="Charis SIL Regular"/>
+          <w:b w:val="0"/>
+          <w:i w:val="0"/>
+          <w:color w:val="000000"/>
+          <w:sz w:val="24"/>
+        </w:rPr>
+        <w:hyperlink r:id="rId21" w:history="1">
+          <w:r>
+            <w:rPr>
+              <w:rStyle w:val="Hyperlink"/>
+            </w:rPr>
+            <w:t>gemaak</w:t>
+          </w:r>
+        </w:hyperlink>
+      </w:r>
+      <w:r>
+        <w:rPr>
+          <w:rFonts w:ascii="Charis SIL Regular" w:hAnsi="Charis SIL Regular" w:eastAsia="Charis SIL Regular"/>
+          <w:b w:val="0"/>
+          <w:i w:val="0"/>
+          <w:color w:val="000000"/>
+          <w:sz w:val="24"/>
+        </w:rPr>
+        <w:t xml:space="preserve">t. De collectie is zowel bereikbaar via de </w:t>
       </w:r>
       <w:r>
         <w:rPr>
@@ -4265,27 +4171,19 @@
           <w:i w:val="0"/>
           <w:color w:val="0000FF"/>
           <w:sz w:val="24"/>
+        </w:rPr>
+        <w:t>A</w:t>
+      </w:r>
+      <w:r>
+        <w:rPr>
+          <w:rFonts w:ascii="Charis SIL Regular" w:hAnsi="Charis SIL Regular" w:eastAsia="Charis SIL Regular"/>
+          <w:b w:val="0"/>
+          <w:i w:val="0"/>
+          <w:color w:val="0000FF"/>
+          <w:sz w:val="24"/>
           <w:u w:val="single"/>
         </w:rPr>
-        <w:hyperlink r:id="rId28" w:history="1">
-          <w:r>
-            <w:rPr>
-              <w:rStyle w:val="Hyperlink"/>
-            </w:rPr>
-            <w:t>A</w:t>
-          </w:r>
-        </w:hyperlink>
-      </w:r>
-      <w:r>
-        <w:rPr>
-          <w:rFonts w:ascii="Charis SIL Regular" w:hAnsi="Charis SIL Regular" w:eastAsia="Charis SIL Regular"/>
-          <w:b w:val="0"/>
-          <w:i w:val="0"/>
-          <w:color w:val="0000FF"/>
-          <w:sz w:val="24"/>
-          <w:u w:val="single"/>
-        </w:rPr>
-        <w:hyperlink r:id="rId28" w:history="1">
+        <w:hyperlink r:id="rId27" w:history="1">
           <w:r>
             <w:rPr>
               <w:rStyle w:val="Hyperlink"/>
@@ -4303,7 +4201,7 @@
           <w:sz w:val="24"/>
           <w:u w:val="single"/>
         </w:rPr>
-        <w:hyperlink r:id="rId28" w:history="1">
+        <w:hyperlink r:id="rId27" w:history="1">
           <w:r>
             <w:rPr>
               <w:rStyle w:val="Hyperlink"/>
@@ -4332,7 +4230,7 @@
           <w:sz w:val="24"/>
           <w:u w:val="single"/>
         </w:rPr>
-        <w:hyperlink r:id="rId28" w:history="1">
+        <w:hyperlink r:id="rId27" w:history="1">
           <w:r>
             <w:rPr>
               <w:rStyle w:val="Hyperlink"/>
@@ -4399,7 +4297,25 @@
           <w:color w:val="000000"/>
           <w:sz w:val="24"/>
         </w:rPr>
-        <w:t>•  De zoe</w:t>
+        <w:t xml:space="preserve">•  </w:t>
+      </w:r>
+      <w:r>
+        <w:rPr>
+          <w:u w:val="single" w:color="0000ff"/>
+          <w:rFonts w:ascii="Charis SIL Regular" w:hAnsi="Charis SIL Regular" w:eastAsia="Charis SIL Regular"/>
+          <w:b w:val="0"/>
+          <w:i w:val="0"/>
+          <w:color w:val="000000"/>
+          <w:sz w:val="24"/>
+        </w:rPr>
+        <w:hyperlink r:id="rId28" w:history="1">
+          <w:r>
+            <w:rPr>
+              <w:rStyle w:val="Hyperlink"/>
+            </w:rPr>
+            <w:t>De zoe</w:t>
+          </w:r>
+        </w:hyperlink>
       </w:r>
       <w:r>
         <w:rPr>
@@ -5098,146 +5014,7 @@
           <w:color w:val="000000"/>
           <w:sz w:val="24"/>
         </w:rPr>
-        <w:t>' v</w:t>
-      </w:r>
-      <w:r>
-        <w:rPr>
-          <w:rFonts w:ascii="Charis SIL Regular" w:hAnsi="Charis SIL Regular" w:eastAsia="Charis SIL Regular"/>
-          <w:b w:val="0"/>
-          <w:i w:val="0"/>
-          <w:color w:val="000000"/>
-          <w:sz w:val="24"/>
-        </w:rPr>
-        <w:hyperlink r:id="rId30" w:history="1">
-          <w:r>
-            <w:rPr>
-              <w:rStyle w:val="Hyperlink"/>
-            </w:rPr>
-            <w:t>an</w:t>
-          </w:r>
-        </w:hyperlink>
-      </w:r>
-      <w:r>
-        <w:rPr>
-          <w:rFonts w:ascii="Charis SIL Regular" w:hAnsi="Charis SIL Regular" w:eastAsia="Charis SIL Regular"/>
-          <w:b w:val="0"/>
-          <w:i w:val="0"/>
-          <w:color w:val="000000"/>
-          <w:sz w:val="24"/>
-        </w:rPr>
-        <w:t xml:space="preserve"> </w:t>
-      </w:r>
-      <w:r>
-        <w:rPr>
-          <w:rFonts w:ascii="Charis SIL Regular" w:hAnsi="Charis SIL Regular" w:eastAsia="Charis SIL Regular"/>
-          <w:b w:val="0"/>
-          <w:i w:val="0"/>
-          <w:color w:val="000000"/>
-          <w:sz w:val="24"/>
-        </w:rPr>
-        <w:hyperlink r:id="rId30" w:history="1">
-          <w:r>
-            <w:rPr>
-              <w:rStyle w:val="Hyperlink"/>
-            </w:rPr>
-            <w:t>de historicus</w:t>
-          </w:r>
-        </w:hyperlink>
-      </w:r>
-      <w:r>
-        <w:rPr>
-          <w:rFonts w:ascii="Charis SIL Regular" w:hAnsi="Charis SIL Regular" w:eastAsia="Charis SIL Regular"/>
-          <w:b w:val="0"/>
-          <w:i w:val="0"/>
-          <w:color w:val="000000"/>
-          <w:sz w:val="24"/>
-        </w:rPr>
-        <w:t xml:space="preserve"> </w:t>
-      </w:r>
-      <w:r>
-        <w:rPr>
-          <w:rFonts w:ascii="Charis SIL Regular" w:hAnsi="Charis SIL Regular" w:eastAsia="Charis SIL Regular"/>
-          <w:b w:val="0"/>
-          <w:i w:val="0"/>
-          <w:color w:val="000000"/>
-          <w:sz w:val="24"/>
-        </w:rPr>
-        <w:hyperlink r:id="rId30" w:history="1">
-          <w:r>
-            <w:rPr>
-              <w:rStyle w:val="Hyperlink"/>
-            </w:rPr>
-            <w:t xml:space="preserve">dr. </w:t>
-          </w:r>
-        </w:hyperlink>
-      </w:r>
-      <w:r>
-        <w:rPr>
-          <w:rFonts w:ascii="Charis SIL Regular" w:hAnsi="Charis SIL Regular" w:eastAsia="Charis SIL Regular"/>
-          <w:b w:val="0"/>
-          <w:i w:val="0"/>
-          <w:color w:val="000000"/>
-          <w:sz w:val="24"/>
-        </w:rPr>
-        <w:hyperlink r:id="rId30" w:history="1">
-          <w:r>
-            <w:rPr>
-              <w:rStyle w:val="Hyperlink"/>
-            </w:rPr>
-            <w:t>J</w:t>
-          </w:r>
-        </w:hyperlink>
-      </w:r>
-      <w:r>
-        <w:rPr>
-          <w:rFonts w:ascii="Charis SIL Regular" w:hAnsi="Charis SIL Regular" w:eastAsia="Charis SIL Regular"/>
-          <w:b w:val="0"/>
-          <w:i w:val="0"/>
-          <w:color w:val="000000"/>
-          <w:sz w:val="24"/>
-        </w:rPr>
-        <w:hyperlink r:id="rId30" w:history="1">
-          <w:r>
-            <w:rPr>
-              <w:rStyle w:val="Hyperlink"/>
-            </w:rPr>
-            <w:t>.A. Ad</w:t>
-          </w:r>
-        </w:hyperlink>
-      </w:r>
-      <w:r>
-        <w:rPr>
-          <w:rFonts w:ascii="Charis SIL Regular" w:hAnsi="Charis SIL Regular" w:eastAsia="Charis SIL Regular"/>
-          <w:b w:val="0"/>
-          <w:i w:val="0"/>
-          <w:color w:val="000000"/>
-          <w:sz w:val="24"/>
-        </w:rPr>
-        <w:hyperlink r:id="rId30" w:history="1">
-          <w:r>
-            <w:rPr>
-              <w:rStyle w:val="Hyperlink"/>
-            </w:rPr>
-            <w:t>i</w:t>
-          </w:r>
-        </w:hyperlink>
-      </w:r>
-      <w:r>
-        <w:rPr>
-          <w:rFonts w:ascii="Charis SIL Regular" w:hAnsi="Charis SIL Regular" w:eastAsia="Charis SIL Regular"/>
-          <w:b w:val="0"/>
-          <w:i w:val="0"/>
-          <w:color w:val="000000"/>
-          <w:sz w:val="24"/>
-        </w:rPr>
-        <w:hyperlink r:id="rId30" w:history="1">
-          <w:r>
-            <w:rPr>
-              <w:rStyle w:val="Hyperlink"/>
-            </w:rPr>
-            <w:t xml:space="preserve"> M</w:t>
-          </w:r>
-        </w:hyperlink>
+        <w:t>' van de historicus dr. J.A. Adi M</w:t>
       </w:r>
       <w:r>
         <w:rPr>
@@ -6166,13 +5943,21 @@
       </w:r>
       <w:r>
         <w:rPr>
-          <w:rFonts w:ascii="Charis SIL Regular" w:hAnsi="Charis SIL Regular" w:eastAsia="Charis SIL Regular"/>
-          <w:b w:val="0"/>
-          <w:i w:val="0"/>
-          <w:color w:val="000000"/>
-          <w:sz w:val="24"/>
-        </w:rPr>
-        <w:t>o</w:t>
+          <w:u w:val="single" w:color="0000ff"/>
+          <w:rFonts w:ascii="Charis SIL Regular" w:hAnsi="Charis SIL Regular" w:eastAsia="Charis SIL Regular"/>
+          <w:b w:val="0"/>
+          <w:i w:val="0"/>
+          <w:color w:val="000000"/>
+          <w:sz w:val="24"/>
+        </w:rPr>
+        <w:hyperlink r:id="rId15" w:history="1">
+          <w:r>
+            <w:rPr>
+              <w:rStyle w:val="Hyperlink"/>
+            </w:rPr>
+            <w:t>o</w:t>
+          </w:r>
+        </w:hyperlink>
       </w:r>
       <w:r>
         <w:rPr>
@@ -6959,8 +6744,16 @@
           <w:i w:val="0"/>
           <w:color w:val="0000FF"/>
           <w:sz w:val="24"/>
-        </w:rPr>
-        <w:t xml:space="preserve">- </w:t>
+          <w:u w:val="single"/>
+        </w:rPr>
+        <w:hyperlink r:id="rId36" w:history="1">
+          <w:r>
+            <w:rPr>
+              <w:rStyle w:val="Hyperlink"/>
+            </w:rPr>
+            <w:t>-</w:t>
+          </w:r>
+        </w:hyperlink>
       </w:r>
       <w:r>
         <w:rPr>
@@ -6971,7 +6764,18 @@
           <w:sz w:val="24"/>
           <w:u w:val="single"/>
         </w:rPr>
-        <w:hyperlink r:id="rId35" w:history="1">
+        <w:t xml:space="preserve"> </w:t>
+      </w:r>
+      <w:r>
+        <w:rPr>
+          <w:rFonts w:ascii="Charis SIL Regular" w:hAnsi="Charis SIL Regular" w:eastAsia="Charis SIL Regular"/>
+          <w:b w:val="0"/>
+          <w:i w:val="0"/>
+          <w:color w:val="0000FF"/>
+          <w:sz w:val="24"/>
+          <w:u w:val="single"/>
+        </w:rPr>
+        <w:hyperlink r:id="rId36" w:history="1">
           <w:r>
             <w:rPr>
               <w:rStyle w:val="Hyperlink"/>
@@ -7136,26 +6940,42 @@
       </w:r>
       <w:r>
         <w:rPr>
-          <w:rFonts w:ascii="Charis SIL Regular" w:hAnsi="Charis SIL Regular" w:eastAsia="Charis SIL Regular"/>
-          <w:b w:val="0"/>
-          <w:i w:val="0"/>
-          <w:color w:val="000000"/>
-          <w:sz w:val="24"/>
-        </w:rPr>
-        <w:t xml:space="preserve"> het </w:t>
+          <w:u w:val="single" w:color="0000ff"/>
+          <w:rFonts w:ascii="Charis SIL Regular" w:hAnsi="Charis SIL Regular" w:eastAsia="Charis SIL Regular"/>
+          <w:b w:val="0"/>
+          <w:i w:val="0"/>
+          <w:color w:val="000000"/>
+          <w:sz w:val="24"/>
+        </w:rPr>
+        <w:hyperlink r:id="rId36" w:history="1">
+          <w:r>
+            <w:rPr>
+              <w:rStyle w:val="Hyperlink"/>
+            </w:rPr>
+            <w:t xml:space="preserve"> het </w:t>
+          </w:r>
+        </w:hyperlink>
       </w:r>
       <w:r>
         <w:br/>
       </w:r>
       <w:r>
         <w:rPr>
-          <w:rFonts w:ascii="Charis SIL Regular" w:hAnsi="Charis SIL Regular" w:eastAsia="Charis SIL Regular"/>
-          <w:b w:val="0"/>
-          <w:i w:val="0"/>
-          <w:color w:val="000000"/>
-          <w:sz w:val="24"/>
-        </w:rPr>
-        <w:t>slavernijverled</w:t>
+          <w:u w:val="single" w:color="0000ff"/>
+          <w:rFonts w:ascii="Charis SIL Regular" w:hAnsi="Charis SIL Regular" w:eastAsia="Charis SIL Regular"/>
+          <w:b w:val="0"/>
+          <w:i w:val="0"/>
+          <w:color w:val="000000"/>
+          <w:sz w:val="24"/>
+        </w:rPr>
+        <w:hyperlink r:id="rId36" w:history="1">
+          <w:r>
+            <w:rPr>
+              <w:rStyle w:val="Hyperlink"/>
+            </w:rPr>
+            <w:t>slavernijverled</w:t>
+          </w:r>
+        </w:hyperlink>
       </w:r>
       <w:r>
         <w:rPr>

--- a/EXPORTS/DOCX/published/niveau2/Dutch/ArubaBonaireCuracao.docx
+++ b/EXPORTS/DOCX/published/niveau2/Dutch/ArubaBonaireCuracao.docx
@@ -1264,7 +1264,6 @@
       </w:r>
       <w:r>
         <w:rPr>
-          <w:u w:val="single" w:color="0000ff"/>
           <w:rFonts w:ascii="Charis SIL Regular" w:hAnsi="Charis SIL Regular" w:eastAsia="Charis SIL Regular"/>
           <w:b w:val="0"/>
           <w:i w:val="0"/>
@@ -1676,19 +1675,9 @@
             <w:rPr>
               <w:rStyle w:val="Hyperlink"/>
             </w:rPr>
-            <w:t>h</w:t>
+            <w:t>het</w:t>
           </w:r>
         </w:hyperlink>
-      </w:r>
-      <w:r>
-        <w:rPr>
-          <w:rFonts w:ascii="Charis SIL Regular" w:hAnsi="Charis SIL Regular" w:eastAsia="Charis SIL Regular"/>
-          <w:b w:val="0"/>
-          <w:i w:val="0"/>
-          <w:color w:val="0000FF"/>
-          <w:sz w:val="24"/>
-        </w:rPr>
-        <w:t>et</w:t>
       </w:r>
       <w:r>
         <w:rPr>
@@ -1773,9 +1762,19 @@
             <w:rPr>
               <w:rStyle w:val="Hyperlink"/>
             </w:rPr>
-            <w:t>West-</w:t>
+            <w:t>Wes</w:t>
           </w:r>
         </w:hyperlink>
+      </w:r>
+      <w:r>
+        <w:rPr>
+          <w:rFonts w:ascii="Charis SIL Regular" w:hAnsi="Charis SIL Regular" w:eastAsia="Charis SIL Regular"/>
+          <w:b w:val="0"/>
+          <w:i w:val="0"/>
+          <w:color w:val="0000FF"/>
+          <w:sz w:val="24"/>
+        </w:rPr>
+        <w:t>t-</w:t>
       </w:r>
       <w:r>
         <w:rPr>
@@ -1821,7 +1820,166 @@
           <w:color w:val="000000"/>
           <w:sz w:val="24"/>
         </w:rPr>
-        <w:t xml:space="preserve"> die verwijst naar relevant archiefmateriaal over op de Aru</w:t>
+        <w:t xml:space="preserve"> die verwijst naar relev</w:t>
+      </w:r>
+      <w:r>
+        <w:rPr>
+          <w:u w:val="single" w:color="0000ff"/>
+          <w:rFonts w:ascii="Charis SIL Regular" w:hAnsi="Charis SIL Regular" w:eastAsia="Charis SIL Regular"/>
+          <w:b w:val="0"/>
+          <w:i w:val="0"/>
+          <w:color w:val="000000"/>
+          <w:sz w:val="24"/>
+        </w:rPr>
+        <w:t>a</w:t>
+      </w:r>
+      <w:r>
+        <w:rPr>
+          <w:u w:val="single" w:color="0000ff"/>
+          <w:rFonts w:ascii="Charis SIL Regular" w:hAnsi="Charis SIL Regular" w:eastAsia="Charis SIL Regular"/>
+          <w:b w:val="0"/>
+          <w:i w:val="0"/>
+          <w:color w:val="000000"/>
+          <w:sz w:val="24"/>
+        </w:rPr>
+        <w:hyperlink r:id="rId16" w:history="1">
+          <w:r>
+            <w:rPr>
+              <w:rStyle w:val="Hyperlink"/>
+            </w:rPr>
+            <w:t>nt archiefmater</w:t>
+          </w:r>
+        </w:hyperlink>
+      </w:r>
+      <w:r>
+        <w:rPr>
+          <w:u w:val="single" w:color="0000ff"/>
+          <w:rFonts w:ascii="Charis SIL Regular" w:hAnsi="Charis SIL Regular" w:eastAsia="Charis SIL Regular"/>
+          <w:b w:val="0"/>
+          <w:i w:val="0"/>
+          <w:color w:val="000000"/>
+          <w:sz w:val="24"/>
+        </w:rPr>
+        <w:hyperlink r:id="rId16" w:history="1">
+          <w:r>
+            <w:rPr>
+              <w:rStyle w:val="Hyperlink"/>
+            </w:rPr>
+            <w:t>i</w:t>
+          </w:r>
+        </w:hyperlink>
+      </w:r>
+      <w:r>
+        <w:rPr>
+          <w:u w:val="single" w:color="0000ff"/>
+          <w:rFonts w:ascii="Charis SIL Regular" w:hAnsi="Charis SIL Regular" w:eastAsia="Charis SIL Regular"/>
+          <w:b w:val="0"/>
+          <w:i w:val="0"/>
+          <w:color w:val="000000"/>
+          <w:sz w:val="24"/>
+        </w:rPr>
+        <w:hyperlink r:id="rId16" w:history="1">
+          <w:r>
+            <w:rPr>
+              <w:rStyle w:val="Hyperlink"/>
+            </w:rPr>
+            <w:t>aa</w:t>
+          </w:r>
+        </w:hyperlink>
+      </w:r>
+      <w:r>
+        <w:rPr>
+          <w:u w:val="single" w:color="0000ff"/>
+          <w:rFonts w:ascii="Charis SIL Regular" w:hAnsi="Charis SIL Regular" w:eastAsia="Charis SIL Regular"/>
+          <w:b w:val="0"/>
+          <w:i w:val="0"/>
+          <w:color w:val="000000"/>
+          <w:sz w:val="24"/>
+        </w:rPr>
+        <w:hyperlink r:id="rId16" w:history="1">
+          <w:r>
+            <w:rPr>
+              <w:rStyle w:val="Hyperlink"/>
+            </w:rPr>
+            <w:t>l</w:t>
+          </w:r>
+        </w:hyperlink>
+      </w:r>
+      <w:r>
+        <w:rPr>
+          <w:u w:val="single" w:color="0000ff"/>
+          <w:rFonts w:ascii="Charis SIL Regular" w:hAnsi="Charis SIL Regular" w:eastAsia="Charis SIL Regular"/>
+          <w:b w:val="0"/>
+          <w:i w:val="0"/>
+          <w:color w:val="000000"/>
+          <w:sz w:val="24"/>
+        </w:rPr>
+        <w:hyperlink r:id="rId16" w:history="1">
+          <w:r>
+            <w:rPr>
+              <w:rStyle w:val="Hyperlink"/>
+            </w:rPr>
+            <w:t xml:space="preserve"> over op</w:t>
+          </w:r>
+        </w:hyperlink>
+      </w:r>
+      <w:r>
+        <w:rPr>
+          <w:u w:val="single" w:color="0000ff"/>
+          <w:rFonts w:ascii="Charis SIL Regular" w:hAnsi="Charis SIL Regular" w:eastAsia="Charis SIL Regular"/>
+          <w:b w:val="0"/>
+          <w:i w:val="0"/>
+          <w:color w:val="000000"/>
+          <w:sz w:val="24"/>
+        </w:rPr>
+        <w:t xml:space="preserve"> </w:t>
+      </w:r>
+      <w:r>
+        <w:rPr>
+          <w:u w:val="single" w:color="0000ff"/>
+          <w:rFonts w:ascii="Charis SIL Regular" w:hAnsi="Charis SIL Regular" w:eastAsia="Charis SIL Regular"/>
+          <w:b w:val="0"/>
+          <w:i w:val="0"/>
+          <w:color w:val="000000"/>
+          <w:sz w:val="24"/>
+        </w:rPr>
+        <w:hyperlink r:id="rId16" w:history="1">
+          <w:r>
+            <w:rPr>
+              <w:rStyle w:val="Hyperlink"/>
+            </w:rPr>
+            <w:t>de</w:t>
+          </w:r>
+        </w:hyperlink>
+      </w:r>
+      <w:r>
+        <w:rPr>
+          <w:u w:val="single" w:color="0000ff"/>
+          <w:rFonts w:ascii="Charis SIL Regular" w:hAnsi="Charis SIL Regular" w:eastAsia="Charis SIL Regular"/>
+          <w:b w:val="0"/>
+          <w:i w:val="0"/>
+          <w:color w:val="000000"/>
+          <w:sz w:val="24"/>
+        </w:rPr>
+        <w:t xml:space="preserve"> </w:t>
+      </w:r>
+      <w:r>
+        <w:rPr>
+          <w:u w:val="single" w:color="0000ff"/>
+          <w:rFonts w:ascii="Charis SIL Regular" w:hAnsi="Charis SIL Regular" w:eastAsia="Charis SIL Regular"/>
+          <w:b w:val="0"/>
+          <w:i w:val="0"/>
+          <w:color w:val="000000"/>
+          <w:sz w:val="24"/>
+        </w:rPr>
+        <w:hyperlink r:id="rId16" w:history="1">
+          <w:r>
+            <w:rPr>
+              <w:rStyle w:val="Hyperlink"/>
+            </w:rPr>
+            <w:t>Aru</w:t>
+          </w:r>
+        </w:hyperlink>
       </w:r>
       <w:r>
         <w:rPr>
@@ -3817,21 +3975,13 @@
       </w:r>
       <w:r>
         <w:rPr>
-          <w:u w:val="single" w:color="0000ff"/>
-          <w:rFonts w:ascii="Charis SIL Regular" w:hAnsi="Charis SIL Regular" w:eastAsia="Charis SIL Regular"/>
-          <w:b w:val="0"/>
-          <w:i w:val="0"/>
-          <w:color w:val="000000"/>
-          <w:sz w:val="24"/>
-        </w:rPr>
-        <w:hyperlink r:id="rId24" w:history="1">
-          <w:r>
-            <w:rPr>
-              <w:rStyle w:val="Hyperlink"/>
-            </w:rPr>
-            <w:t>toegevoeg</w:t>
-          </w:r>
-        </w:hyperlink>
+          <w:rFonts w:ascii="Charis SIL Regular" w:hAnsi="Charis SIL Regular" w:eastAsia="Charis SIL Regular"/>
+          <w:b w:val="0"/>
+          <w:i w:val="0"/>
+          <w:color w:val="000000"/>
+          <w:sz w:val="24"/>
+        </w:rPr>
+        <w:t>toegevoeg</w:t>
       </w:r>
       <w:r>
         <w:rPr>
@@ -5014,58 +5164,7 @@
           <w:color w:val="000000"/>
           <w:sz w:val="24"/>
         </w:rPr>
-        <w:t>' van de historicus dr. J.A. Adi M</w:t>
-      </w:r>
-      <w:r>
-        <w:rPr>
-          <w:rFonts w:ascii="Charis SIL Regular" w:hAnsi="Charis SIL Regular" w:eastAsia="Charis SIL Regular"/>
-          <w:b w:val="0"/>
-          <w:i w:val="0"/>
-          <w:color w:val="000000"/>
-          <w:sz w:val="24"/>
-        </w:rPr>
-        <w:hyperlink r:id="rId30" w:history="1">
-          <w:r>
-            <w:rPr>
-              <w:rStyle w:val="Hyperlink"/>
-            </w:rPr>
-            <w:t xml:space="preserve">artis </w:t>
-          </w:r>
-        </w:hyperlink>
-      </w:r>
-      <w:r>
-        <w:rPr>
-          <w:rFonts w:ascii="Charis SIL Regular" w:hAnsi="Charis SIL Regular" w:eastAsia="Charis SIL Regular"/>
-          <w:b w:val="0"/>
-          <w:i w:val="0"/>
-          <w:color w:val="000000"/>
-          <w:sz w:val="24"/>
-        </w:rPr>
-        <w:hyperlink r:id="rId30" w:history="1">
-          <w:r>
-            <w:rPr>
-              <w:rStyle w:val="Hyperlink"/>
-            </w:rPr>
-            <w:t>b</w:t>
-          </w:r>
-        </w:hyperlink>
-      </w:r>
-      <w:r>
-        <w:rPr>
-          <w:rFonts w:ascii="Charis SIL Regular" w:hAnsi="Charis SIL Regular" w:eastAsia="Charis SIL Regular"/>
-          <w:b w:val="0"/>
-          <w:i w:val="0"/>
-          <w:color w:val="000000"/>
-          <w:sz w:val="24"/>
-        </w:rPr>
-        <w:hyperlink r:id="rId30" w:history="1">
-          <w:r>
-            <w:rPr>
-              <w:rStyle w:val="Hyperlink"/>
-            </w:rPr>
-            <w:t>e</w:t>
-          </w:r>
-        </w:hyperlink>
+        <w:t>' van de historicus dr. J.A. Adi Martis be</w:t>
       </w:r>
       <w:r>
         <w:rPr>
@@ -6775,7 +6874,7 @@
           <w:sz w:val="24"/>
           <w:u w:val="single"/>
         </w:rPr>
-        <w:hyperlink r:id="rId36" w:history="1">
+        <w:hyperlink r:id="rId35" w:history="1">
           <w:r>
             <w:rPr>
               <w:rStyle w:val="Hyperlink"/>
@@ -6968,14 +7067,7 @@
           <w:color w:val="000000"/>
           <w:sz w:val="24"/>
         </w:rPr>
-        <w:hyperlink r:id="rId36" w:history="1">
-          <w:r>
-            <w:rPr>
-              <w:rStyle w:val="Hyperlink"/>
-            </w:rPr>
-            <w:t>slavernijverled</w:t>
-          </w:r>
-        </w:hyperlink>
+        <w:t>slavernijverled</w:t>
       </w:r>
       <w:r>
         <w:rPr>
@@ -7008,6 +7100,7 @@
       </w:r>
       <w:r>
         <w:rPr>
+          <w:u w:val="single" w:color="0000ff"/>
           <w:rFonts w:ascii="Charis SIL Regular" w:hAnsi="Charis SIL Regular" w:eastAsia="Charis SIL Regular"/>
           <w:b w:val="0"/>
           <w:i w:val="0"/>

--- a/EXPORTS/DOCX/published/niveau2/Dutch/ArubaBonaireCuracao.docx
+++ b/EXPORTS/DOCX/published/niveau2/Dutch/ArubaBonaireCuracao.docx
@@ -605,7 +605,72 @@
           <w:color w:val="000000"/>
           <w:sz w:val="24"/>
         </w:rPr>
-        <w:t>kwamen de eilanden onder gezag van het nieuw gestichte Koninkrijk der Nederla</w:t>
+        <w:t>kwamen de eilanden onder gezag van het nieuw gestichte Ko</w:t>
+      </w:r>
+      <w:r>
+        <w:rPr>
+          <w:u w:val="single" w:color="0000ff"/>
+          <w:rFonts w:ascii="Charis SIL Regular" w:hAnsi="Charis SIL Regular" w:eastAsia="Charis SIL Regular"/>
+          <w:b w:val="0"/>
+          <w:i w:val="0"/>
+          <w:color w:val="000000"/>
+          <w:sz w:val="24"/>
+        </w:rPr>
+        <w:hyperlink r:id="rId10" w:history="1">
+          <w:r>
+            <w:rPr>
+              <w:rStyle w:val="Hyperlink"/>
+            </w:rPr>
+            <w:t>ninkrijk</w:t>
+          </w:r>
+        </w:hyperlink>
+      </w:r>
+      <w:r>
+        <w:rPr>
+          <w:u w:val="single" w:color="0000ff"/>
+          <w:rFonts w:ascii="Charis SIL Regular" w:hAnsi="Charis SIL Regular" w:eastAsia="Charis SIL Regular"/>
+          <w:b w:val="0"/>
+          <w:i w:val="0"/>
+          <w:color w:val="000000"/>
+          <w:sz w:val="24"/>
+        </w:rPr>
+        <w:t xml:space="preserve"> </w:t>
+      </w:r>
+      <w:r>
+        <w:rPr>
+          <w:u w:val="single" w:color="0000ff"/>
+          <w:rFonts w:ascii="Charis SIL Regular" w:hAnsi="Charis SIL Regular" w:eastAsia="Charis SIL Regular"/>
+          <w:b w:val="0"/>
+          <w:i w:val="0"/>
+          <w:color w:val="000000"/>
+          <w:sz w:val="24"/>
+        </w:rPr>
+        <w:hyperlink r:id="rId10" w:history="1">
+          <w:r>
+            <w:rPr>
+              <w:rStyle w:val="Hyperlink"/>
+            </w:rPr>
+            <w:t xml:space="preserve">der </w:t>
+          </w:r>
+        </w:hyperlink>
+      </w:r>
+      <w:r>
+        <w:rPr>
+          <w:u w:val="single" w:color="0000ff"/>
+          <w:rFonts w:ascii="Charis SIL Regular" w:hAnsi="Charis SIL Regular" w:eastAsia="Charis SIL Regular"/>
+          <w:b w:val="0"/>
+          <w:i w:val="0"/>
+          <w:color w:val="000000"/>
+          <w:sz w:val="24"/>
+        </w:rPr>
+        <w:hyperlink r:id="rId10" w:history="1">
+          <w:r>
+            <w:rPr>
+              <w:rStyle w:val="Hyperlink"/>
+            </w:rPr>
+            <w:t>Nederla</w:t>
+          </w:r>
+        </w:hyperlink>
       </w:r>
       <w:r>
         <w:rPr>
@@ -1199,7 +1264,6 @@
       </w:r>
       <w:r>
         <w:rPr>
-          <w:u w:val="single" w:color="0000ff"/>
           <w:rFonts w:ascii="Charis SIL Regular" w:hAnsi="Charis SIL Regular" w:eastAsia="Charis SIL Regular"/>
           <w:b w:val="0"/>
           <w:i w:val="0"/>
@@ -1698,19 +1762,9 @@
             <w:rPr>
               <w:rStyle w:val="Hyperlink"/>
             </w:rPr>
-            <w:t>Wes</w:t>
+            <w:t>West-</w:t>
           </w:r>
         </w:hyperlink>
-      </w:r>
-      <w:r>
-        <w:rPr>
-          <w:rFonts w:ascii="Charis SIL Regular" w:hAnsi="Charis SIL Regular" w:eastAsia="Charis SIL Regular"/>
-          <w:b w:val="0"/>
-          <w:i w:val="0"/>
-          <w:color w:val="0000FF"/>
-          <w:sz w:val="24"/>
-        </w:rPr>
-        <w:t>t-</w:t>
       </w:r>
       <w:r>
         <w:rPr>
@@ -1726,9 +1780,19 @@
             <w:rPr>
               <w:rStyle w:val="Hyperlink"/>
             </w:rPr>
-            <w:t>Indië</w:t>
+            <w:t>Ind</w:t>
           </w:r>
         </w:hyperlink>
+      </w:r>
+      <w:r>
+        <w:rPr>
+          <w:rFonts w:ascii="Charis SIL Regular" w:hAnsi="Charis SIL Regular" w:eastAsia="Charis SIL Regular"/>
+          <w:b w:val="0"/>
+          <w:i w:val="0"/>
+          <w:color w:val="0000FF"/>
+          <w:sz w:val="24"/>
+        </w:rPr>
+        <w:t>ië</w:t>
       </w:r>
       <w:r>
         <w:rPr>
@@ -3282,13 +3346,78 @@
       </w:r>
       <w:r>
         <w:rPr>
-          <w:rFonts w:ascii="Charis SIL Regular" w:hAnsi="Charis SIL Regular" w:eastAsia="Charis SIL Regular"/>
-          <w:b w:val="0"/>
-          <w:i w:val="0"/>
-          <w:color w:val="000000"/>
-          <w:sz w:val="24"/>
-        </w:rPr>
-        <w:t xml:space="preserve">toegankelijk gemaakt. De collectie is zowel bereikbaar via de </w:t>
+          <w:u w:val="single" w:color="0000ff"/>
+          <w:rFonts w:ascii="Charis SIL Regular" w:hAnsi="Charis SIL Regular" w:eastAsia="Charis SIL Regular"/>
+          <w:b w:val="0"/>
+          <w:i w:val="0"/>
+          <w:color w:val="000000"/>
+          <w:sz w:val="24"/>
+        </w:rPr>
+        <w:hyperlink r:id="rId21" w:history="1">
+          <w:r>
+            <w:rPr>
+              <w:rStyle w:val="Hyperlink"/>
+            </w:rPr>
+            <w:t>toeg</w:t>
+          </w:r>
+        </w:hyperlink>
+      </w:r>
+      <w:r>
+        <w:rPr>
+          <w:u w:val="single" w:color="0000ff"/>
+          <w:rFonts w:ascii="Charis SIL Regular" w:hAnsi="Charis SIL Regular" w:eastAsia="Charis SIL Regular"/>
+          <w:b w:val="0"/>
+          <w:i w:val="0"/>
+          <w:color w:val="000000"/>
+          <w:sz w:val="24"/>
+        </w:rPr>
+        <w:hyperlink r:id="rId21" w:history="1">
+          <w:r>
+            <w:rPr>
+              <w:rStyle w:val="Hyperlink"/>
+            </w:rPr>
+            <w:t>ankelijk</w:t>
+          </w:r>
+        </w:hyperlink>
+      </w:r>
+      <w:r>
+        <w:rPr>
+          <w:u w:val="single" w:color="0000ff"/>
+          <w:rFonts w:ascii="Charis SIL Regular" w:hAnsi="Charis SIL Regular" w:eastAsia="Charis SIL Regular"/>
+          <w:b w:val="0"/>
+          <w:i w:val="0"/>
+          <w:color w:val="000000"/>
+          <w:sz w:val="24"/>
+        </w:rPr>
+        <w:t xml:space="preserve"> </w:t>
+      </w:r>
+      <w:r>
+        <w:rPr>
+          <w:u w:val="single" w:color="0000ff"/>
+          <w:rFonts w:ascii="Charis SIL Regular" w:hAnsi="Charis SIL Regular" w:eastAsia="Charis SIL Regular"/>
+          <w:b w:val="0"/>
+          <w:i w:val="0"/>
+          <w:color w:val="000000"/>
+          <w:sz w:val="24"/>
+        </w:rPr>
+        <w:hyperlink r:id="rId21" w:history="1">
+          <w:r>
+            <w:rPr>
+              <w:rStyle w:val="Hyperlink"/>
+            </w:rPr>
+            <w:t>gemaak</w:t>
+          </w:r>
+        </w:hyperlink>
+      </w:r>
+      <w:r>
+        <w:rPr>
+          <w:rFonts w:ascii="Charis SIL Regular" w:hAnsi="Charis SIL Regular" w:eastAsia="Charis SIL Regular"/>
+          <w:b w:val="0"/>
+          <w:i w:val="0"/>
+          <w:color w:val="000000"/>
+          <w:sz w:val="24"/>
+        </w:rPr>
+        <w:t xml:space="preserve">t. De collectie is zowel bereikbaar via de </w:t>
       </w:r>
       <w:r>
         <w:rPr>
@@ -4200,6 +4329,7 @@
           <w:i w:val="0"/>
           <w:color w:val="0000FF"/>
           <w:sz w:val="24"/>
+          <w:u w:val="single"/>
         </w:rPr>
         <w:t>A</w:t>
       </w:r>
@@ -4337,32 +4467,7 @@
           <w:color w:val="000000"/>
           <w:sz w:val="24"/>
         </w:rPr>
-        <w:hyperlink r:id="rId28" w:history="1">
-          <w:r>
-            <w:rPr>
-              <w:rStyle w:val="Hyperlink"/>
-            </w:rPr>
-            <w:t>De zoe</w:t>
-          </w:r>
-        </w:hyperlink>
-      </w:r>
-      <w:r>
-        <w:rPr>
-          <w:u w:val="single" w:color="0000ff"/>
-          <w:rFonts w:ascii="Charis SIL Regular" w:hAnsi="Charis SIL Regular" w:eastAsia="Charis SIL Regular"/>
-          <w:b w:val="0"/>
-          <w:i w:val="0"/>
-          <w:color w:val="000000"/>
-          <w:sz w:val="24"/>
-        </w:rPr>
-        <w:hyperlink r:id="rId28" w:history="1">
-          <w:r>
-            <w:rPr>
-              <w:rStyle w:val="Hyperlink"/>
-            </w:rPr>
-            <w:t xml:space="preserve">khulp </w:t>
-          </w:r>
-        </w:hyperlink>
+        <w:t xml:space="preserve">De zoekhulp </w:t>
       </w:r>
       <w:r>
         <w:rPr>
@@ -4373,7 +4478,7 @@
           <w:sz w:val="24"/>
           <w:u w:val="single"/>
         </w:rPr>
-        <w:hyperlink r:id="rId28" w:history="1">
+        <w:hyperlink r:id="rId15" w:history="1">
           <w:r>
             <w:rPr>
               <w:rStyle w:val="Hyperlink"/>
@@ -4391,7 +4496,7 @@
           <w:sz w:val="24"/>
           <w:u w:val="single"/>
         </w:rPr>
-        <w:hyperlink r:id="rId28" w:history="1">
+        <w:hyperlink r:id="rId15" w:history="1">
           <w:r>
             <w:rPr>
               <w:rStyle w:val="Hyperlink"/>
@@ -4420,7 +4525,7 @@
           <w:sz w:val="24"/>
           <w:u w:val="single"/>
         </w:rPr>
-        <w:hyperlink r:id="rId28" w:history="1">
+        <w:hyperlink r:id="rId15" w:history="1">
           <w:r>
             <w:rPr>
               <w:rStyle w:val="Hyperlink"/>
@@ -4449,7 +4554,7 @@
           <w:sz w:val="24"/>
           <w:u w:val="single"/>
         </w:rPr>
-        <w:hyperlink r:id="rId28" w:history="1">
+        <w:hyperlink r:id="rId15" w:history="1">
           <w:r>
             <w:rPr>
               <w:rStyle w:val="Hyperlink"/>
@@ -4467,7 +4572,7 @@
           <w:sz w:val="24"/>
           <w:u w:val="single"/>
         </w:rPr>
-        <w:hyperlink r:id="rId28" w:history="1">
+        <w:hyperlink r:id="rId15" w:history="1">
           <w:r>
             <w:rPr>
               <w:rStyle w:val="Hyperlink"/>
@@ -5043,7 +5148,248 @@
           <w:color w:val="000000"/>
           <w:sz w:val="24"/>
         </w:rPr>
-        <w:t>' van de historicus dr. J.A. Adi Martis beschrijft de pre-ko</w:t>
+        <w:t>' v</w:t>
+      </w:r>
+      <w:r>
+        <w:rPr>
+          <w:rFonts w:ascii="Charis SIL Regular" w:hAnsi="Charis SIL Regular" w:eastAsia="Charis SIL Regular"/>
+          <w:b w:val="0"/>
+          <w:i w:val="0"/>
+          <w:color w:val="000000"/>
+          <w:sz w:val="24"/>
+        </w:rPr>
+        <w:hyperlink r:id="rId30" w:history="1">
+          <w:r>
+            <w:rPr>
+              <w:rStyle w:val="Hyperlink"/>
+            </w:rPr>
+            <w:t>an</w:t>
+          </w:r>
+        </w:hyperlink>
+      </w:r>
+      <w:r>
+        <w:rPr>
+          <w:rFonts w:ascii="Charis SIL Regular" w:hAnsi="Charis SIL Regular" w:eastAsia="Charis SIL Regular"/>
+          <w:b w:val="0"/>
+          <w:i w:val="0"/>
+          <w:color w:val="000000"/>
+          <w:sz w:val="24"/>
+        </w:rPr>
+        <w:t xml:space="preserve"> </w:t>
+      </w:r>
+      <w:r>
+        <w:rPr>
+          <w:rFonts w:ascii="Charis SIL Regular" w:hAnsi="Charis SIL Regular" w:eastAsia="Charis SIL Regular"/>
+          <w:b w:val="0"/>
+          <w:i w:val="0"/>
+          <w:color w:val="000000"/>
+          <w:sz w:val="24"/>
+        </w:rPr>
+        <w:hyperlink r:id="rId30" w:history="1">
+          <w:r>
+            <w:rPr>
+              <w:rStyle w:val="Hyperlink"/>
+            </w:rPr>
+            <w:t>de historicus</w:t>
+          </w:r>
+        </w:hyperlink>
+      </w:r>
+      <w:r>
+        <w:rPr>
+          <w:rFonts w:ascii="Charis SIL Regular" w:hAnsi="Charis SIL Regular" w:eastAsia="Charis SIL Regular"/>
+          <w:b w:val="0"/>
+          <w:i w:val="0"/>
+          <w:color w:val="000000"/>
+          <w:sz w:val="24"/>
+        </w:rPr>
+        <w:t xml:space="preserve"> </w:t>
+      </w:r>
+      <w:r>
+        <w:rPr>
+          <w:rFonts w:ascii="Charis SIL Regular" w:hAnsi="Charis SIL Regular" w:eastAsia="Charis SIL Regular"/>
+          <w:b w:val="0"/>
+          <w:i w:val="0"/>
+          <w:color w:val="000000"/>
+          <w:sz w:val="24"/>
+        </w:rPr>
+        <w:hyperlink r:id="rId30" w:history="1">
+          <w:r>
+            <w:rPr>
+              <w:rStyle w:val="Hyperlink"/>
+            </w:rPr>
+            <w:t xml:space="preserve">dr. </w:t>
+          </w:r>
+        </w:hyperlink>
+      </w:r>
+      <w:r>
+        <w:rPr>
+          <w:rFonts w:ascii="Charis SIL Regular" w:hAnsi="Charis SIL Regular" w:eastAsia="Charis SIL Regular"/>
+          <w:b w:val="0"/>
+          <w:i w:val="0"/>
+          <w:color w:val="000000"/>
+          <w:sz w:val="24"/>
+        </w:rPr>
+        <w:hyperlink r:id="rId30" w:history="1">
+          <w:r>
+            <w:rPr>
+              <w:rStyle w:val="Hyperlink"/>
+            </w:rPr>
+            <w:t>J</w:t>
+          </w:r>
+        </w:hyperlink>
+      </w:r>
+      <w:r>
+        <w:rPr>
+          <w:rFonts w:ascii="Charis SIL Regular" w:hAnsi="Charis SIL Regular" w:eastAsia="Charis SIL Regular"/>
+          <w:b w:val="0"/>
+          <w:i w:val="0"/>
+          <w:color w:val="000000"/>
+          <w:sz w:val="24"/>
+        </w:rPr>
+        <w:hyperlink r:id="rId30" w:history="1">
+          <w:r>
+            <w:rPr>
+              <w:rStyle w:val="Hyperlink"/>
+            </w:rPr>
+            <w:t>.A. Ad</w:t>
+          </w:r>
+        </w:hyperlink>
+      </w:r>
+      <w:r>
+        <w:rPr>
+          <w:rFonts w:ascii="Charis SIL Regular" w:hAnsi="Charis SIL Regular" w:eastAsia="Charis SIL Regular"/>
+          <w:b w:val="0"/>
+          <w:i w:val="0"/>
+          <w:color w:val="000000"/>
+          <w:sz w:val="24"/>
+        </w:rPr>
+        <w:hyperlink r:id="rId30" w:history="1">
+          <w:r>
+            <w:rPr>
+              <w:rStyle w:val="Hyperlink"/>
+            </w:rPr>
+            <w:t>i</w:t>
+          </w:r>
+        </w:hyperlink>
+      </w:r>
+      <w:r>
+        <w:rPr>
+          <w:rFonts w:ascii="Charis SIL Regular" w:hAnsi="Charis SIL Regular" w:eastAsia="Charis SIL Regular"/>
+          <w:b w:val="0"/>
+          <w:i w:val="0"/>
+          <w:color w:val="000000"/>
+          <w:sz w:val="24"/>
+        </w:rPr>
+        <w:hyperlink r:id="rId30" w:history="1">
+          <w:r>
+            <w:rPr>
+              <w:rStyle w:val="Hyperlink"/>
+            </w:rPr>
+            <w:t xml:space="preserve"> M</w:t>
+          </w:r>
+        </w:hyperlink>
+      </w:r>
+      <w:r>
+        <w:rPr>
+          <w:rFonts w:ascii="Charis SIL Regular" w:hAnsi="Charis SIL Regular" w:eastAsia="Charis SIL Regular"/>
+          <w:b w:val="0"/>
+          <w:i w:val="0"/>
+          <w:color w:val="000000"/>
+          <w:sz w:val="24"/>
+        </w:rPr>
+        <w:hyperlink r:id="rId30" w:history="1">
+          <w:r>
+            <w:rPr>
+              <w:rStyle w:val="Hyperlink"/>
+            </w:rPr>
+            <w:t xml:space="preserve">artis </w:t>
+          </w:r>
+        </w:hyperlink>
+      </w:r>
+      <w:r>
+        <w:rPr>
+          <w:rFonts w:ascii="Charis SIL Regular" w:hAnsi="Charis SIL Regular" w:eastAsia="Charis SIL Regular"/>
+          <w:b w:val="0"/>
+          <w:i w:val="0"/>
+          <w:color w:val="000000"/>
+          <w:sz w:val="24"/>
+        </w:rPr>
+        <w:hyperlink r:id="rId30" w:history="1">
+          <w:r>
+            <w:rPr>
+              <w:rStyle w:val="Hyperlink"/>
+            </w:rPr>
+            <w:t>b</w:t>
+          </w:r>
+        </w:hyperlink>
+      </w:r>
+      <w:r>
+        <w:rPr>
+          <w:rFonts w:ascii="Charis SIL Regular" w:hAnsi="Charis SIL Regular" w:eastAsia="Charis SIL Regular"/>
+          <w:b w:val="0"/>
+          <w:i w:val="0"/>
+          <w:color w:val="000000"/>
+          <w:sz w:val="24"/>
+        </w:rPr>
+        <w:hyperlink r:id="rId30" w:history="1">
+          <w:r>
+            <w:rPr>
+              <w:rStyle w:val="Hyperlink"/>
+            </w:rPr>
+            <w:t>e</w:t>
+          </w:r>
+        </w:hyperlink>
+      </w:r>
+      <w:r>
+        <w:rPr>
+          <w:rFonts w:ascii="Charis SIL Regular" w:hAnsi="Charis SIL Regular" w:eastAsia="Charis SIL Regular"/>
+          <w:b w:val="0"/>
+          <w:i w:val="0"/>
+          <w:color w:val="000000"/>
+          <w:sz w:val="24"/>
+        </w:rPr>
+        <w:hyperlink r:id="rId30" w:history="1">
+          <w:r>
+            <w:rPr>
+              <w:rStyle w:val="Hyperlink"/>
+            </w:rPr>
+            <w:t>schr</w:t>
+          </w:r>
+        </w:hyperlink>
+      </w:r>
+      <w:r>
+        <w:rPr>
+          <w:rFonts w:ascii="Charis SIL Regular" w:hAnsi="Charis SIL Regular" w:eastAsia="Charis SIL Regular"/>
+          <w:b w:val="0"/>
+          <w:i w:val="0"/>
+          <w:color w:val="000000"/>
+          <w:sz w:val="24"/>
+        </w:rPr>
+        <w:hyperlink r:id="rId30" w:history="1">
+          <w:r>
+            <w:rPr>
+              <w:rStyle w:val="Hyperlink"/>
+            </w:rPr>
+            <w:t>i</w:t>
+          </w:r>
+        </w:hyperlink>
+      </w:r>
+      <w:r>
+        <w:rPr>
+          <w:rFonts w:ascii="Charis SIL Regular" w:hAnsi="Charis SIL Regular" w:eastAsia="Charis SIL Regular"/>
+          <w:b w:val="0"/>
+          <w:i w:val="0"/>
+          <w:color w:val="000000"/>
+          <w:sz w:val="24"/>
+        </w:rPr>
+        <w:hyperlink r:id="rId30" w:history="1">
+          <w:r>
+            <w:rPr>
+              <w:rStyle w:val="Hyperlink"/>
+            </w:rPr>
+            <w:t>jft de pre-ko</w:t>
+          </w:r>
+        </w:hyperlink>
       </w:r>
       <w:r>
         <w:rPr>
@@ -6673,14 +7019,7 @@
           <w:sz w:val="24"/>
           <w:u w:val="single"/>
         </w:rPr>
-        <w:hyperlink r:id="rId36" w:history="1">
-          <w:r>
-            <w:rPr>
-              <w:rStyle w:val="Hyperlink"/>
-            </w:rPr>
-            <w:t>-</w:t>
-          </w:r>
-        </w:hyperlink>
+        <w:t xml:space="preserve">- </w:t>
       </w:r>
       <w:r>
         <w:rPr>
@@ -6691,18 +7030,7 @@
           <w:sz w:val="24"/>
           <w:u w:val="single"/>
         </w:rPr>
-        <w:t xml:space="preserve"> </w:t>
-      </w:r>
-      <w:r>
-        <w:rPr>
-          <w:rFonts w:ascii="Charis SIL Regular" w:hAnsi="Charis SIL Regular" w:eastAsia="Charis SIL Regular"/>
-          <w:b w:val="0"/>
-          <w:i w:val="0"/>
-          <w:color w:val="0000FF"/>
-          <w:sz w:val="24"/>
-          <w:u w:val="single"/>
-        </w:rPr>
-        <w:hyperlink r:id="rId36" w:history="1">
+        <w:hyperlink r:id="rId35" w:history="1">
           <w:r>
             <w:rPr>
               <w:rStyle w:val="Hyperlink"/>
@@ -6935,6 +7263,7 @@
       </w:r>
       <w:r>
         <w:rPr>
+          <w:u w:val="single" w:color="0000ff"/>
           <w:rFonts w:ascii="Charis SIL Regular" w:hAnsi="Charis SIL Regular" w:eastAsia="Charis SIL Regular"/>
           <w:b w:val="0"/>
           <w:i w:val="0"/>

--- a/EXPORTS/DOCX/published/niveau2/Dutch/ArubaBonaireCuracao.docx
+++ b/EXPORTS/DOCX/published/niveau2/Dutch/ArubaBonaireCuracao.docx
@@ -1264,6 +1264,7 @@
       </w:r>
       <w:r>
         <w:rPr>
+          <w:u w:val="single" w:color="0000ff"/>
           <w:rFonts w:ascii="Charis SIL Regular" w:hAnsi="Charis SIL Regular" w:eastAsia="Charis SIL Regular"/>
           <w:b w:val="0"/>
           <w:i w:val="0"/>
@@ -1733,7 +1734,7 @@
             <w:rPr>
               <w:rStyle w:val="Hyperlink"/>
             </w:rPr>
-            <w:t>in</w:t>
+            <w:t>i</w:t>
           </w:r>
         </w:hyperlink>
       </w:r>
@@ -1744,9 +1745,8 @@
           <w:i w:val="0"/>
           <w:color w:val="0000FF"/>
           <w:sz w:val="24"/>
-          <w:u w:val="single"/>
-        </w:rPr>
-        <w:t xml:space="preserve"> </w:t>
+        </w:rPr>
+        <w:t xml:space="preserve">n </w:t>
       </w:r>
       <w:r>
         <w:rPr>
@@ -1780,19 +1780,9 @@
             <w:rPr>
               <w:rStyle w:val="Hyperlink"/>
             </w:rPr>
-            <w:t>Ind</w:t>
+            <w:t>Indië</w:t>
           </w:r>
         </w:hyperlink>
-      </w:r>
-      <w:r>
-        <w:rPr>
-          <w:rFonts w:ascii="Charis SIL Regular" w:hAnsi="Charis SIL Regular" w:eastAsia="Charis SIL Regular"/>
-          <w:b w:val="0"/>
-          <w:i w:val="0"/>
-          <w:color w:val="0000FF"/>
-          <w:sz w:val="24"/>
-        </w:rPr>
-        <w:t>ië</w:t>
       </w:r>
       <w:r>
         <w:rPr>
@@ -4329,7 +4319,6 @@
           <w:i w:val="0"/>
           <w:color w:val="0000FF"/>
           <w:sz w:val="24"/>
-          <w:u w:val="single"/>
         </w:rPr>
         <w:t>A</w:t>
       </w:r>
@@ -4467,7 +4456,32 @@
           <w:color w:val="000000"/>
           <w:sz w:val="24"/>
         </w:rPr>
-        <w:t xml:space="preserve">De zoekhulp </w:t>
+        <w:hyperlink r:id="rId28" w:history="1">
+          <w:r>
+            <w:rPr>
+              <w:rStyle w:val="Hyperlink"/>
+            </w:rPr>
+            <w:t>De zoe</w:t>
+          </w:r>
+        </w:hyperlink>
+      </w:r>
+      <w:r>
+        <w:rPr>
+          <w:u w:val="single" w:color="0000ff"/>
+          <w:rFonts w:ascii="Charis SIL Regular" w:hAnsi="Charis SIL Regular" w:eastAsia="Charis SIL Regular"/>
+          <w:b w:val="0"/>
+          <w:i w:val="0"/>
+          <w:color w:val="000000"/>
+          <w:sz w:val="24"/>
+        </w:rPr>
+        <w:hyperlink r:id="rId28" w:history="1">
+          <w:r>
+            <w:rPr>
+              <w:rStyle w:val="Hyperlink"/>
+            </w:rPr>
+            <w:t xml:space="preserve">khulp </w:t>
+          </w:r>
+        </w:hyperlink>
       </w:r>
       <w:r>
         <w:rPr>
@@ -4478,7 +4492,7 @@
           <w:sz w:val="24"/>
           <w:u w:val="single"/>
         </w:rPr>
-        <w:hyperlink r:id="rId15" w:history="1">
+        <w:hyperlink r:id="rId28" w:history="1">
           <w:r>
             <w:rPr>
               <w:rStyle w:val="Hyperlink"/>
@@ -4496,7 +4510,7 @@
           <w:sz w:val="24"/>
           <w:u w:val="single"/>
         </w:rPr>
-        <w:hyperlink r:id="rId15" w:history="1">
+        <w:hyperlink r:id="rId28" w:history="1">
           <w:r>
             <w:rPr>
               <w:rStyle w:val="Hyperlink"/>
@@ -4525,7 +4539,7 @@
           <w:sz w:val="24"/>
           <w:u w:val="single"/>
         </w:rPr>
-        <w:hyperlink r:id="rId15" w:history="1">
+        <w:hyperlink r:id="rId28" w:history="1">
           <w:r>
             <w:rPr>
               <w:rStyle w:val="Hyperlink"/>
@@ -4554,7 +4568,7 @@
           <w:sz w:val="24"/>
           <w:u w:val="single"/>
         </w:rPr>
-        <w:hyperlink r:id="rId15" w:history="1">
+        <w:hyperlink r:id="rId28" w:history="1">
           <w:r>
             <w:rPr>
               <w:rStyle w:val="Hyperlink"/>
@@ -4572,7 +4586,7 @@
           <w:sz w:val="24"/>
           <w:u w:val="single"/>
         </w:rPr>
-        <w:hyperlink r:id="rId15" w:history="1">
+        <w:hyperlink r:id="rId28" w:history="1">
           <w:r>
             <w:rPr>
               <w:rStyle w:val="Hyperlink"/>
@@ -7019,7 +7033,14 @@
           <w:sz w:val="24"/>
           <w:u w:val="single"/>
         </w:rPr>
-        <w:t xml:space="preserve">- </w:t>
+        <w:hyperlink r:id="rId36" w:history="1">
+          <w:r>
+            <w:rPr>
+              <w:rStyle w:val="Hyperlink"/>
+            </w:rPr>
+            <w:t>-</w:t>
+          </w:r>
+        </w:hyperlink>
       </w:r>
       <w:r>
         <w:rPr>
@@ -7028,9 +7049,19 @@
           <w:i w:val="0"/>
           <w:color w:val="0000FF"/>
           <w:sz w:val="24"/>
+        </w:rPr>
+        <w:t xml:space="preserve"> </w:t>
+      </w:r>
+      <w:r>
+        <w:rPr>
+          <w:rFonts w:ascii="Charis SIL Regular" w:hAnsi="Charis SIL Regular" w:eastAsia="Charis SIL Regular"/>
+          <w:b w:val="0"/>
+          <w:i w:val="0"/>
+          <w:color w:val="0000FF"/>
+          <w:sz w:val="24"/>
           <w:u w:val="single"/>
         </w:rPr>
-        <w:hyperlink r:id="rId35" w:history="1">
+        <w:hyperlink r:id="rId36" w:history="1">
           <w:r>
             <w:rPr>
               <w:rStyle w:val="Hyperlink"/>
@@ -7263,7 +7294,6 @@
       </w:r>
       <w:r>
         <w:rPr>
-          <w:u w:val="single" w:color="0000ff"/>
           <w:rFonts w:ascii="Charis SIL Regular" w:hAnsi="Charis SIL Regular" w:eastAsia="Charis SIL Regular"/>
           <w:b w:val="0"/>
           <w:i w:val="0"/>

--- a/EXPORTS/DOCX/published/niveau2/Dutch/ArubaBonaireCuracao.docx
+++ b/EXPORTS/DOCX/published/niveau2/Dutch/ArubaBonaireCuracao.docx
@@ -1549,7 +1549,7 @@
             <w:rPr>
               <w:rStyle w:val="Hyperlink"/>
             </w:rPr>
-            <w:t>Onderofficier</w:t>
+            <w:t>Onderoffici</w:t>
           </w:r>
         </w:hyperlink>
       </w:r>
@@ -1560,7 +1560,23 @@
           <w:i w:val="0"/>
           <w:color w:val="0000FF"/>
           <w:sz w:val="24"/>
-          <w:u w:val="single"/>
+        </w:rPr>
+        <w:hyperlink r:id="rId16" w:history="1">
+          <w:r>
+            <w:rPr>
+              <w:rStyle w:val="Hyperlink"/>
+            </w:rPr>
+            <w:t>er</w:t>
+          </w:r>
+        </w:hyperlink>
+      </w:r>
+      <w:r>
+        <w:rPr>
+          <w:rFonts w:ascii="Charis SIL Regular" w:hAnsi="Charis SIL Regular" w:eastAsia="Charis SIL Regular"/>
+          <w:b w:val="0"/>
+          <w:i w:val="0"/>
+          <w:color w:val="0000FF"/>
+          <w:sz w:val="24"/>
         </w:rPr>
         <w:t>en</w:t>
       </w:r>
@@ -1734,7 +1750,7 @@
             <w:rPr>
               <w:rStyle w:val="Hyperlink"/>
             </w:rPr>
-            <w:t>i</w:t>
+            <w:t>in</w:t>
           </w:r>
         </w:hyperlink>
       </w:r>
@@ -1745,8 +1761,9 @@
           <w:i w:val="0"/>
           <w:color w:val="0000FF"/>
           <w:sz w:val="24"/>
-        </w:rPr>
-        <w:t xml:space="preserve">n </w:t>
+          <w:u w:val="single"/>
+        </w:rPr>
+        <w:t xml:space="preserve"> </w:t>
       </w:r>
       <w:r>
         <w:rPr>
@@ -2371,133 +2388,7 @@
           <w:color w:val="000000"/>
           <w:sz w:val="24"/>
         </w:rPr>
-        <w:t>, die informatie bevat over Ne</w:t>
-      </w:r>
-      <w:r>
-        <w:rPr>
-          <w:u w:val="single" w:color="0000ff"/>
-          <w:rFonts w:ascii="Charis SIL Regular" w:hAnsi="Charis SIL Regular" w:eastAsia="Charis SIL Regular"/>
-          <w:b w:val="0"/>
-          <w:i w:val="0"/>
-          <w:color w:val="000000"/>
-          <w:sz w:val="24"/>
-        </w:rPr>
-        <w:hyperlink r:id="rId17" w:history="1">
-          <w:r>
-            <w:rPr>
-              <w:rStyle w:val="Hyperlink"/>
-            </w:rPr>
-            <w:t>derlandse ko</w:t>
-          </w:r>
-        </w:hyperlink>
-      </w:r>
-      <w:r>
-        <w:rPr>
-          <w:u w:val="single" w:color="0000ff"/>
-          <w:rFonts w:ascii="Charis SIL Regular" w:hAnsi="Charis SIL Regular" w:eastAsia="Charis SIL Regular"/>
-          <w:b w:val="0"/>
-          <w:i w:val="0"/>
-          <w:color w:val="000000"/>
-          <w:sz w:val="24"/>
-        </w:rPr>
-        <w:hyperlink r:id="rId17" w:history="1">
-          <w:r>
-            <w:rPr>
-              <w:rStyle w:val="Hyperlink"/>
-            </w:rPr>
-            <w:t>l</w:t>
-          </w:r>
-        </w:hyperlink>
-      </w:r>
-      <w:r>
-        <w:rPr>
-          <w:u w:val="single" w:color="0000ff"/>
-          <w:rFonts w:ascii="Charis SIL Regular" w:hAnsi="Charis SIL Regular" w:eastAsia="Charis SIL Regular"/>
-          <w:b w:val="0"/>
-          <w:i w:val="0"/>
-          <w:color w:val="000000"/>
-          <w:sz w:val="24"/>
-        </w:rPr>
-        <w:hyperlink r:id="rId17" w:history="1">
-          <w:r>
-            <w:rPr>
-              <w:rStyle w:val="Hyperlink"/>
-            </w:rPr>
-            <w:t>on</w:t>
-          </w:r>
-        </w:hyperlink>
-      </w:r>
-      <w:r>
-        <w:rPr>
-          <w:u w:val="single" w:color="0000ff"/>
-          <w:rFonts w:ascii="Charis SIL Regular" w:hAnsi="Charis SIL Regular" w:eastAsia="Charis SIL Regular"/>
-          <w:b w:val="0"/>
-          <w:i w:val="0"/>
-          <w:color w:val="000000"/>
-          <w:sz w:val="24"/>
-        </w:rPr>
-        <w:hyperlink r:id="rId17" w:history="1">
-          <w:r>
-            <w:rPr>
-              <w:rStyle w:val="Hyperlink"/>
-            </w:rPr>
-            <w:t>iale b</w:t>
-          </w:r>
-        </w:hyperlink>
-      </w:r>
-      <w:r>
-        <w:rPr>
-          <w:u w:val="single" w:color="0000ff"/>
-          <w:rFonts w:ascii="Charis SIL Regular" w:hAnsi="Charis SIL Regular" w:eastAsia="Charis SIL Regular"/>
-          <w:b w:val="0"/>
-          <w:i w:val="0"/>
-          <w:color w:val="000000"/>
-          <w:sz w:val="24"/>
-        </w:rPr>
-        <w:hyperlink r:id="rId17" w:history="1">
-          <w:r>
-            <w:rPr>
-              <w:rStyle w:val="Hyperlink"/>
-            </w:rPr>
-            <w:t>estuur</w:t>
-          </w:r>
-        </w:hyperlink>
-      </w:r>
-      <w:r>
-        <w:rPr>
-          <w:u w:val="single" w:color="0000ff"/>
-          <w:rFonts w:ascii="Charis SIL Regular" w:hAnsi="Charis SIL Regular" w:eastAsia="Charis SIL Regular"/>
-          <w:b w:val="0"/>
-          <w:i w:val="0"/>
-          <w:color w:val="000000"/>
-          <w:sz w:val="24"/>
-        </w:rPr>
-        <w:hyperlink r:id="rId17" w:history="1">
-          <w:r>
-            <w:rPr>
-              <w:rStyle w:val="Hyperlink"/>
-            </w:rPr>
-            <w:t>s</w:t>
-          </w:r>
-        </w:hyperlink>
-      </w:r>
-      <w:r>
-        <w:rPr>
-          <w:u w:val="single" w:color="0000ff"/>
-          <w:rFonts w:ascii="Charis SIL Regular" w:hAnsi="Charis SIL Regular" w:eastAsia="Charis SIL Regular"/>
-          <w:b w:val="0"/>
-          <w:i w:val="0"/>
-          <w:color w:val="000000"/>
-          <w:sz w:val="24"/>
-        </w:rPr>
-        <w:hyperlink r:id="rId17" w:history="1">
-          <w:r>
-            <w:rPr>
-              <w:rStyle w:val="Hyperlink"/>
-            </w:rPr>
-            <w:t>ambtenar</w:t>
-          </w:r>
-        </w:hyperlink>
+        <w:t>, die informatie bevat over Nederlandse koloniale bestuursambtenar</w:t>
       </w:r>
       <w:r>
         <w:rPr>
@@ -4292,7 +4183,7 @@
           <w:sz w:val="24"/>
           <w:u w:val="single"/>
         </w:rPr>
-        <w:hyperlink r:id="rId27" w:history="1">
+        <w:hyperlink r:id="rId28" w:history="1">
           <w:r>
             <w:rPr>
               <w:rStyle w:val="Hyperlink"/>
@@ -4319,8 +4210,16 @@
           <w:i w:val="0"/>
           <w:color w:val="0000FF"/>
           <w:sz w:val="24"/>
-        </w:rPr>
-        <w:t>A</w:t>
+          <w:u w:val="single"/>
+        </w:rPr>
+        <w:hyperlink r:id="rId28" w:history="1">
+          <w:r>
+            <w:rPr>
+              <w:rStyle w:val="Hyperlink"/>
+            </w:rPr>
+            <w:t>A</w:t>
+          </w:r>
+        </w:hyperlink>
       </w:r>
       <w:r>
         <w:rPr>
@@ -4331,7 +4230,7 @@
           <w:sz w:val="24"/>
           <w:u w:val="single"/>
         </w:rPr>
-        <w:hyperlink r:id="rId27" w:history="1">
+        <w:hyperlink r:id="rId28" w:history="1">
           <w:r>
             <w:rPr>
               <w:rStyle w:val="Hyperlink"/>
@@ -4349,7 +4248,7 @@
           <w:sz w:val="24"/>
           <w:u w:val="single"/>
         </w:rPr>
-        <w:hyperlink r:id="rId27" w:history="1">
+        <w:hyperlink r:id="rId28" w:history="1">
           <w:r>
             <w:rPr>
               <w:rStyle w:val="Hyperlink"/>
@@ -4378,7 +4277,7 @@
           <w:sz w:val="24"/>
           <w:u w:val="single"/>
         </w:rPr>
-        <w:hyperlink r:id="rId27" w:history="1">
+        <w:hyperlink r:id="rId28" w:history="1">
           <w:r>
             <w:rPr>
               <w:rStyle w:val="Hyperlink"/>
@@ -5294,14 +5193,7 @@
           <w:color w:val="000000"/>
           <w:sz w:val="24"/>
         </w:rPr>
-        <w:hyperlink r:id="rId30" w:history="1">
-          <w:r>
-            <w:rPr>
-              <w:rStyle w:val="Hyperlink"/>
-            </w:rPr>
-            <w:t xml:space="preserve"> M</w:t>
-          </w:r>
-        </w:hyperlink>
+        <w:t xml:space="preserve"> M</w:t>
       </w:r>
       <w:r>
         <w:rPr>
@@ -5345,14 +5237,7 @@
           <w:color w:val="000000"/>
           <w:sz w:val="24"/>
         </w:rPr>
-        <w:hyperlink r:id="rId30" w:history="1">
-          <w:r>
-            <w:rPr>
-              <w:rStyle w:val="Hyperlink"/>
-            </w:rPr>
-            <w:t>e</w:t>
-          </w:r>
-        </w:hyperlink>
+        <w:t>e</w:t>
       </w:r>
       <w:r>
         <w:rPr>
@@ -5396,14 +5281,7 @@
           <w:color w:val="000000"/>
           <w:sz w:val="24"/>
         </w:rPr>
-        <w:hyperlink r:id="rId30" w:history="1">
-          <w:r>
-            <w:rPr>
-              <w:rStyle w:val="Hyperlink"/>
-            </w:rPr>
-            <w:t>jft de pre-ko</w:t>
-          </w:r>
-        </w:hyperlink>
+        <w:t>jft de pre-ko</w:t>
       </w:r>
       <w:r>
         <w:rPr>
@@ -5447,14 +5325,7 @@
           <w:color w:val="000000"/>
           <w:sz w:val="24"/>
         </w:rPr>
-        <w:hyperlink r:id="rId30" w:history="1">
-          <w:r>
-            <w:rPr>
-              <w:rStyle w:val="Hyperlink"/>
-            </w:rPr>
-            <w:t>ale geschi</w:t>
-          </w:r>
-        </w:hyperlink>
+        <w:t>ale geschi</w:t>
       </w:r>
       <w:r>
         <w:rPr>
@@ -7004,14 +6875,7 @@
           <w:sz w:val="24"/>
           <w:u w:val="single"/>
         </w:rPr>
-        <w:hyperlink r:id="rId36" w:history="1">
-          <w:r>
-            <w:rPr>
-              <w:rStyle w:val="Hyperlink"/>
-            </w:rPr>
-            <w:t>1722</w:t>
-          </w:r>
-        </w:hyperlink>
+        <w:t xml:space="preserve">1722 - </w:t>
       </w:r>
       <w:r>
         <w:rPr>
@@ -7022,46 +6886,7 @@
           <w:sz w:val="24"/>
           <w:u w:val="single"/>
         </w:rPr>
-        <w:t xml:space="preserve"> </w:t>
-      </w:r>
-      <w:r>
-        <w:rPr>
-          <w:rFonts w:ascii="Charis SIL Regular" w:hAnsi="Charis SIL Regular" w:eastAsia="Charis SIL Regular"/>
-          <w:b w:val="0"/>
-          <w:i w:val="0"/>
-          <w:color w:val="0000FF"/>
-          <w:sz w:val="24"/>
-          <w:u w:val="single"/>
-        </w:rPr>
-        <w:hyperlink r:id="rId36" w:history="1">
-          <w:r>
-            <w:rPr>
-              <w:rStyle w:val="Hyperlink"/>
-            </w:rPr>
-            <w:t>-</w:t>
-          </w:r>
-        </w:hyperlink>
-      </w:r>
-      <w:r>
-        <w:rPr>
-          <w:rFonts w:ascii="Charis SIL Regular" w:hAnsi="Charis SIL Regular" w:eastAsia="Charis SIL Regular"/>
-          <w:b w:val="0"/>
-          <w:i w:val="0"/>
-          <w:color w:val="0000FF"/>
-          <w:sz w:val="24"/>
-        </w:rPr>
-        <w:t xml:space="preserve"> </w:t>
-      </w:r>
-      <w:r>
-        <w:rPr>
-          <w:rFonts w:ascii="Charis SIL Regular" w:hAnsi="Charis SIL Regular" w:eastAsia="Charis SIL Regular"/>
-          <w:b w:val="0"/>
-          <w:i w:val="0"/>
-          <w:color w:val="0000FF"/>
-          <w:sz w:val="24"/>
-          <w:u w:val="single"/>
-        </w:rPr>
-        <w:hyperlink r:id="rId36" w:history="1">
+        <w:hyperlink r:id="rId35" w:history="1">
           <w:r>
             <w:rPr>
               <w:rStyle w:val="Hyperlink"/>
@@ -7294,6 +7119,7 @@
       </w:r>
       <w:r>
         <w:rPr>
+          <w:u w:val="single" w:color="0000ff"/>
           <w:rFonts w:ascii="Charis SIL Regular" w:hAnsi="Charis SIL Regular" w:eastAsia="Charis SIL Regular"/>
           <w:b w:val="0"/>
           <w:i w:val="0"/>

--- a/EXPORTS/DOCX/published/niveau2/Dutch/ArubaBonaireCuracao.docx
+++ b/EXPORTS/DOCX/published/niveau2/Dutch/ArubaBonaireCuracao.docx
@@ -1544,14 +1544,7 @@
           <w:sz w:val="24"/>
           <w:u w:val="single"/>
         </w:rPr>
-        <w:hyperlink r:id="rId16" w:history="1">
-          <w:r>
-            <w:rPr>
-              <w:rStyle w:val="Hyperlink"/>
-            </w:rPr>
-            <w:t>Onderoffici</w:t>
-          </w:r>
-        </w:hyperlink>
+        <w:t>Onderofficieren en soldaten bij het leger i</w:t>
       </w:r>
       <w:r>
         <w:rPr>
@@ -1561,209 +1554,7 @@
           <w:color w:val="0000FF"/>
           <w:sz w:val="24"/>
         </w:rPr>
-        <w:hyperlink r:id="rId16" w:history="1">
-          <w:r>
-            <w:rPr>
-              <w:rStyle w:val="Hyperlink"/>
-            </w:rPr>
-            <w:t>er</w:t>
-          </w:r>
-        </w:hyperlink>
-      </w:r>
-      <w:r>
-        <w:rPr>
-          <w:rFonts w:ascii="Charis SIL Regular" w:hAnsi="Charis SIL Regular" w:eastAsia="Charis SIL Regular"/>
-          <w:b w:val="0"/>
-          <w:i w:val="0"/>
-          <w:color w:val="0000FF"/>
-          <w:sz w:val="24"/>
-        </w:rPr>
-        <w:t>en</w:t>
-      </w:r>
-      <w:r>
-        <w:rPr>
-          <w:rFonts w:ascii="Charis SIL Regular" w:hAnsi="Charis SIL Regular" w:eastAsia="Charis SIL Regular"/>
-          <w:b w:val="0"/>
-          <w:i w:val="0"/>
-          <w:color w:val="0000FF"/>
-          <w:sz w:val="24"/>
-          <w:u w:val="single"/>
-        </w:rPr>
-        <w:t xml:space="preserve"> </w:t>
-      </w:r>
-      <w:r>
-        <w:rPr>
-          <w:rFonts w:ascii="Charis SIL Regular" w:hAnsi="Charis SIL Regular" w:eastAsia="Charis SIL Regular"/>
-          <w:b w:val="0"/>
-          <w:i w:val="0"/>
-          <w:color w:val="0000FF"/>
-          <w:sz w:val="24"/>
-          <w:u w:val="single"/>
-        </w:rPr>
-        <w:hyperlink r:id="rId16" w:history="1">
-          <w:r>
-            <w:rPr>
-              <w:rStyle w:val="Hyperlink"/>
-            </w:rPr>
-            <w:t>en</w:t>
-          </w:r>
-        </w:hyperlink>
-      </w:r>
-      <w:r>
-        <w:rPr>
-          <w:rFonts w:ascii="Charis SIL Regular" w:hAnsi="Charis SIL Regular" w:eastAsia="Charis SIL Regular"/>
-          <w:b w:val="0"/>
-          <w:i w:val="0"/>
-          <w:color w:val="0000FF"/>
-          <w:sz w:val="24"/>
-          <w:u w:val="single"/>
-        </w:rPr>
-        <w:t xml:space="preserve"> </w:t>
-      </w:r>
-      <w:r>
-        <w:rPr>
-          <w:rFonts w:ascii="Charis SIL Regular" w:hAnsi="Charis SIL Regular" w:eastAsia="Charis SIL Regular"/>
-          <w:b w:val="0"/>
-          <w:i w:val="0"/>
-          <w:color w:val="0000FF"/>
-          <w:sz w:val="24"/>
-          <w:u w:val="single"/>
-        </w:rPr>
-        <w:hyperlink r:id="rId16" w:history="1">
-          <w:r>
-            <w:rPr>
-              <w:rStyle w:val="Hyperlink"/>
-            </w:rPr>
-            <w:t>soldaten</w:t>
-          </w:r>
-        </w:hyperlink>
-      </w:r>
-      <w:r>
-        <w:rPr>
-          <w:rFonts w:ascii="Charis SIL Regular" w:hAnsi="Charis SIL Regular" w:eastAsia="Charis SIL Regular"/>
-          <w:b w:val="0"/>
-          <w:i w:val="0"/>
-          <w:color w:val="0000FF"/>
-          <w:sz w:val="24"/>
-          <w:u w:val="single"/>
-        </w:rPr>
-        <w:t xml:space="preserve"> </w:t>
-      </w:r>
-      <w:r>
-        <w:rPr>
-          <w:rFonts w:ascii="Charis SIL Regular" w:hAnsi="Charis SIL Regular" w:eastAsia="Charis SIL Regular"/>
-          <w:b w:val="0"/>
-          <w:i w:val="0"/>
-          <w:color w:val="0000FF"/>
-          <w:sz w:val="24"/>
-          <w:u w:val="single"/>
-        </w:rPr>
-        <w:hyperlink r:id="rId16" w:history="1">
-          <w:r>
-            <w:rPr>
-              <w:rStyle w:val="Hyperlink"/>
-            </w:rPr>
-            <w:t>bij</w:t>
-          </w:r>
-        </w:hyperlink>
-      </w:r>
-      <w:r>
-        <w:rPr>
-          <w:rFonts w:ascii="Charis SIL Regular" w:hAnsi="Charis SIL Regular" w:eastAsia="Charis SIL Regular"/>
-          <w:b w:val="0"/>
-          <w:i w:val="0"/>
-          <w:color w:val="0000FF"/>
-          <w:sz w:val="24"/>
-          <w:u w:val="single"/>
-        </w:rPr>
-        <w:t xml:space="preserve"> </w:t>
-      </w:r>
-      <w:r>
-        <w:rPr>
-          <w:rFonts w:ascii="Charis SIL Regular" w:hAnsi="Charis SIL Regular" w:eastAsia="Charis SIL Regular"/>
-          <w:b w:val="0"/>
-          <w:i w:val="0"/>
-          <w:color w:val="0000FF"/>
-          <w:sz w:val="24"/>
-          <w:u w:val="single"/>
-        </w:rPr>
-        <w:hyperlink r:id="rId16" w:history="1">
-          <w:r>
-            <w:rPr>
-              <w:rStyle w:val="Hyperlink"/>
-            </w:rPr>
-            <w:t>het</w:t>
-          </w:r>
-        </w:hyperlink>
-      </w:r>
-      <w:r>
-        <w:rPr>
-          <w:rFonts w:ascii="Charis SIL Regular" w:hAnsi="Charis SIL Regular" w:eastAsia="Charis SIL Regular"/>
-          <w:b w:val="0"/>
-          <w:i w:val="0"/>
-          <w:color w:val="0000FF"/>
-          <w:sz w:val="24"/>
-          <w:u w:val="single"/>
-        </w:rPr>
-        <w:t xml:space="preserve"> </w:t>
-      </w:r>
-      <w:r>
-        <w:rPr>
-          <w:rFonts w:ascii="Charis SIL Regular" w:hAnsi="Charis SIL Regular" w:eastAsia="Charis SIL Regular"/>
-          <w:b w:val="0"/>
-          <w:i w:val="0"/>
-          <w:color w:val="0000FF"/>
-          <w:sz w:val="24"/>
-          <w:u w:val="single"/>
-        </w:rPr>
-        <w:hyperlink r:id="rId16" w:history="1">
-          <w:r>
-            <w:rPr>
-              <w:rStyle w:val="Hyperlink"/>
-            </w:rPr>
-            <w:t>leger</w:t>
-          </w:r>
-        </w:hyperlink>
-      </w:r>
-      <w:r>
-        <w:rPr>
-          <w:rFonts w:ascii="Charis SIL Regular" w:hAnsi="Charis SIL Regular" w:eastAsia="Charis SIL Regular"/>
-          <w:b w:val="0"/>
-          <w:i w:val="0"/>
-          <w:color w:val="0000FF"/>
-          <w:sz w:val="24"/>
-          <w:u w:val="single"/>
-        </w:rPr>
-        <w:t xml:space="preserve"> </w:t>
-      </w:r>
-      <w:r>
-        <w:rPr>
-          <w:rFonts w:ascii="Charis SIL Regular" w:hAnsi="Charis SIL Regular" w:eastAsia="Charis SIL Regular"/>
-          <w:b w:val="0"/>
-          <w:i w:val="0"/>
-          <w:color w:val="0000FF"/>
-          <w:sz w:val="24"/>
-          <w:u w:val="single"/>
-        </w:rPr>
-        <w:hyperlink r:id="rId16" w:history="1">
-          <w:r>
-            <w:rPr>
-              <w:rStyle w:val="Hyperlink"/>
-            </w:rPr>
-            <w:t>in</w:t>
-          </w:r>
-        </w:hyperlink>
-      </w:r>
-      <w:r>
-        <w:rPr>
-          <w:rFonts w:ascii="Charis SIL Regular" w:hAnsi="Charis SIL Regular" w:eastAsia="Charis SIL Regular"/>
-          <w:b w:val="0"/>
-          <w:i w:val="0"/>
-          <w:color w:val="0000FF"/>
-          <w:sz w:val="24"/>
-          <w:u w:val="single"/>
-        </w:rPr>
-        <w:t xml:space="preserve"> </w:t>
+        <w:t xml:space="preserve">n </w:t>
       </w:r>
       <w:r>
         <w:rPr>
@@ -2388,7 +2179,133 @@
           <w:color w:val="000000"/>
           <w:sz w:val="24"/>
         </w:rPr>
-        <w:t>, die informatie bevat over Nederlandse koloniale bestuursambtenar</w:t>
+        <w:t>, die informatie bevat over Ne</w:t>
+      </w:r>
+      <w:r>
+        <w:rPr>
+          <w:u w:val="single" w:color="0000ff"/>
+          <w:rFonts w:ascii="Charis SIL Regular" w:hAnsi="Charis SIL Regular" w:eastAsia="Charis SIL Regular"/>
+          <w:b w:val="0"/>
+          <w:i w:val="0"/>
+          <w:color w:val="000000"/>
+          <w:sz w:val="24"/>
+        </w:rPr>
+        <w:hyperlink r:id="rId17" w:history="1">
+          <w:r>
+            <w:rPr>
+              <w:rStyle w:val="Hyperlink"/>
+            </w:rPr>
+            <w:t>derlandse ko</w:t>
+          </w:r>
+        </w:hyperlink>
+      </w:r>
+      <w:r>
+        <w:rPr>
+          <w:u w:val="single" w:color="0000ff"/>
+          <w:rFonts w:ascii="Charis SIL Regular" w:hAnsi="Charis SIL Regular" w:eastAsia="Charis SIL Regular"/>
+          <w:b w:val="0"/>
+          <w:i w:val="0"/>
+          <w:color w:val="000000"/>
+          <w:sz w:val="24"/>
+        </w:rPr>
+        <w:hyperlink r:id="rId17" w:history="1">
+          <w:r>
+            <w:rPr>
+              <w:rStyle w:val="Hyperlink"/>
+            </w:rPr>
+            <w:t>l</w:t>
+          </w:r>
+        </w:hyperlink>
+      </w:r>
+      <w:r>
+        <w:rPr>
+          <w:u w:val="single" w:color="0000ff"/>
+          <w:rFonts w:ascii="Charis SIL Regular" w:hAnsi="Charis SIL Regular" w:eastAsia="Charis SIL Regular"/>
+          <w:b w:val="0"/>
+          <w:i w:val="0"/>
+          <w:color w:val="000000"/>
+          <w:sz w:val="24"/>
+        </w:rPr>
+        <w:hyperlink r:id="rId17" w:history="1">
+          <w:r>
+            <w:rPr>
+              <w:rStyle w:val="Hyperlink"/>
+            </w:rPr>
+            <w:t>on</w:t>
+          </w:r>
+        </w:hyperlink>
+      </w:r>
+      <w:r>
+        <w:rPr>
+          <w:u w:val="single" w:color="0000ff"/>
+          <w:rFonts w:ascii="Charis SIL Regular" w:hAnsi="Charis SIL Regular" w:eastAsia="Charis SIL Regular"/>
+          <w:b w:val="0"/>
+          <w:i w:val="0"/>
+          <w:color w:val="000000"/>
+          <w:sz w:val="24"/>
+        </w:rPr>
+        <w:hyperlink r:id="rId17" w:history="1">
+          <w:r>
+            <w:rPr>
+              <w:rStyle w:val="Hyperlink"/>
+            </w:rPr>
+            <w:t>iale b</w:t>
+          </w:r>
+        </w:hyperlink>
+      </w:r>
+      <w:r>
+        <w:rPr>
+          <w:u w:val="single" w:color="0000ff"/>
+          <w:rFonts w:ascii="Charis SIL Regular" w:hAnsi="Charis SIL Regular" w:eastAsia="Charis SIL Regular"/>
+          <w:b w:val="0"/>
+          <w:i w:val="0"/>
+          <w:color w:val="000000"/>
+          <w:sz w:val="24"/>
+        </w:rPr>
+        <w:hyperlink r:id="rId17" w:history="1">
+          <w:r>
+            <w:rPr>
+              <w:rStyle w:val="Hyperlink"/>
+            </w:rPr>
+            <w:t>estuur</w:t>
+          </w:r>
+        </w:hyperlink>
+      </w:r>
+      <w:r>
+        <w:rPr>
+          <w:u w:val="single" w:color="0000ff"/>
+          <w:rFonts w:ascii="Charis SIL Regular" w:hAnsi="Charis SIL Regular" w:eastAsia="Charis SIL Regular"/>
+          <w:b w:val="0"/>
+          <w:i w:val="0"/>
+          <w:color w:val="000000"/>
+          <w:sz w:val="24"/>
+        </w:rPr>
+        <w:hyperlink r:id="rId17" w:history="1">
+          <w:r>
+            <w:rPr>
+              <w:rStyle w:val="Hyperlink"/>
+            </w:rPr>
+            <w:t>s</w:t>
+          </w:r>
+        </w:hyperlink>
+      </w:r>
+      <w:r>
+        <w:rPr>
+          <w:u w:val="single" w:color="0000ff"/>
+          <w:rFonts w:ascii="Charis SIL Regular" w:hAnsi="Charis SIL Regular" w:eastAsia="Charis SIL Regular"/>
+          <w:b w:val="0"/>
+          <w:i w:val="0"/>
+          <w:color w:val="000000"/>
+          <w:sz w:val="24"/>
+        </w:rPr>
+        <w:hyperlink r:id="rId17" w:history="1">
+          <w:r>
+            <w:rPr>
+              <w:rStyle w:val="Hyperlink"/>
+            </w:rPr>
+            <w:t>ambtenar</w:t>
+          </w:r>
+        </w:hyperlink>
       </w:r>
       <w:r>
         <w:rPr>
@@ -3863,14 +3780,7 @@
           <w:color w:val="000000"/>
           <w:sz w:val="24"/>
         </w:rPr>
-        <w:hyperlink r:id="rId24" w:history="1">
-          <w:r>
-            <w:rPr>
-              <w:rStyle w:val="Hyperlink"/>
-            </w:rPr>
-            <w:t>toegevoeg</w:t>
-          </w:r>
-        </w:hyperlink>
+        <w:t>toegevoeg</w:t>
       </w:r>
       <w:r>
         <w:rPr>
@@ -4183,7 +4093,7 @@
           <w:sz w:val="24"/>
           <w:u w:val="single"/>
         </w:rPr>
-        <w:hyperlink r:id="rId28" w:history="1">
+        <w:hyperlink r:id="rId27" w:history="1">
           <w:r>
             <w:rPr>
               <w:rStyle w:val="Hyperlink"/>
@@ -4210,27 +4120,19 @@
           <w:i w:val="0"/>
           <w:color w:val="0000FF"/>
           <w:sz w:val="24"/>
+        </w:rPr>
+        <w:t>A</w:t>
+      </w:r>
+      <w:r>
+        <w:rPr>
+          <w:rFonts w:ascii="Charis SIL Regular" w:hAnsi="Charis SIL Regular" w:eastAsia="Charis SIL Regular"/>
+          <w:b w:val="0"/>
+          <w:i w:val="0"/>
+          <w:color w:val="0000FF"/>
+          <w:sz w:val="24"/>
           <w:u w:val="single"/>
         </w:rPr>
-        <w:hyperlink r:id="rId28" w:history="1">
-          <w:r>
-            <w:rPr>
-              <w:rStyle w:val="Hyperlink"/>
-            </w:rPr>
-            <w:t>A</w:t>
-          </w:r>
-        </w:hyperlink>
-      </w:r>
-      <w:r>
-        <w:rPr>
-          <w:rFonts w:ascii="Charis SIL Regular" w:hAnsi="Charis SIL Regular" w:eastAsia="Charis SIL Regular"/>
-          <w:b w:val="0"/>
-          <w:i w:val="0"/>
-          <w:color w:val="0000FF"/>
-          <w:sz w:val="24"/>
-          <w:u w:val="single"/>
-        </w:rPr>
-        <w:hyperlink r:id="rId28" w:history="1">
+        <w:hyperlink r:id="rId27" w:history="1">
           <w:r>
             <w:rPr>
               <w:rStyle w:val="Hyperlink"/>
@@ -4248,7 +4150,7 @@
           <w:sz w:val="24"/>
           <w:u w:val="single"/>
         </w:rPr>
-        <w:hyperlink r:id="rId28" w:history="1">
+        <w:hyperlink r:id="rId27" w:history="1">
           <w:r>
             <w:rPr>
               <w:rStyle w:val="Hyperlink"/>
@@ -4277,7 +4179,7 @@
           <w:sz w:val="24"/>
           <w:u w:val="single"/>
         </w:rPr>
-        <w:hyperlink r:id="rId28" w:history="1">
+        <w:hyperlink r:id="rId27" w:history="1">
           <w:r>
             <w:rPr>
               <w:rStyle w:val="Hyperlink"/>
@@ -5061,7 +4963,7 @@
           <w:color w:val="000000"/>
           <w:sz w:val="24"/>
         </w:rPr>
-        <w:t>' v</w:t>
+        <w:t>' van de historicus dr. J.A. Adi Martis beschrijft de pre-ko</w:t>
       </w:r>
       <w:r>
         <w:rPr>
@@ -5076,95 +4978,7 @@
             <w:rPr>
               <w:rStyle w:val="Hyperlink"/>
             </w:rPr>
-            <w:t>an</w:t>
-          </w:r>
-        </w:hyperlink>
-      </w:r>
-      <w:r>
-        <w:rPr>
-          <w:rFonts w:ascii="Charis SIL Regular" w:hAnsi="Charis SIL Regular" w:eastAsia="Charis SIL Regular"/>
-          <w:b w:val="0"/>
-          <w:i w:val="0"/>
-          <w:color w:val="000000"/>
-          <w:sz w:val="24"/>
-        </w:rPr>
-        <w:t xml:space="preserve"> </w:t>
-      </w:r>
-      <w:r>
-        <w:rPr>
-          <w:rFonts w:ascii="Charis SIL Regular" w:hAnsi="Charis SIL Regular" w:eastAsia="Charis SIL Regular"/>
-          <w:b w:val="0"/>
-          <w:i w:val="0"/>
-          <w:color w:val="000000"/>
-          <w:sz w:val="24"/>
-        </w:rPr>
-        <w:hyperlink r:id="rId30" w:history="1">
-          <w:r>
-            <w:rPr>
-              <w:rStyle w:val="Hyperlink"/>
-            </w:rPr>
-            <w:t>de historicus</w:t>
-          </w:r>
-        </w:hyperlink>
-      </w:r>
-      <w:r>
-        <w:rPr>
-          <w:rFonts w:ascii="Charis SIL Regular" w:hAnsi="Charis SIL Regular" w:eastAsia="Charis SIL Regular"/>
-          <w:b w:val="0"/>
-          <w:i w:val="0"/>
-          <w:color w:val="000000"/>
-          <w:sz w:val="24"/>
-        </w:rPr>
-        <w:t xml:space="preserve"> </w:t>
-      </w:r>
-      <w:r>
-        <w:rPr>
-          <w:rFonts w:ascii="Charis SIL Regular" w:hAnsi="Charis SIL Regular" w:eastAsia="Charis SIL Regular"/>
-          <w:b w:val="0"/>
-          <w:i w:val="0"/>
-          <w:color w:val="000000"/>
-          <w:sz w:val="24"/>
-        </w:rPr>
-        <w:hyperlink r:id="rId30" w:history="1">
-          <w:r>
-            <w:rPr>
-              <w:rStyle w:val="Hyperlink"/>
-            </w:rPr>
-            <w:t xml:space="preserve">dr. </w:t>
-          </w:r>
-        </w:hyperlink>
-      </w:r>
-      <w:r>
-        <w:rPr>
-          <w:rFonts w:ascii="Charis SIL Regular" w:hAnsi="Charis SIL Regular" w:eastAsia="Charis SIL Regular"/>
-          <w:b w:val="0"/>
-          <w:i w:val="0"/>
-          <w:color w:val="000000"/>
-          <w:sz w:val="24"/>
-        </w:rPr>
-        <w:hyperlink r:id="rId30" w:history="1">
-          <w:r>
-            <w:rPr>
-              <w:rStyle w:val="Hyperlink"/>
-            </w:rPr>
-            <w:t>J</w:t>
-          </w:r>
-        </w:hyperlink>
-      </w:r>
-      <w:r>
-        <w:rPr>
-          <w:rFonts w:ascii="Charis SIL Regular" w:hAnsi="Charis SIL Regular" w:eastAsia="Charis SIL Regular"/>
-          <w:b w:val="0"/>
-          <w:i w:val="0"/>
-          <w:color w:val="000000"/>
-          <w:sz w:val="24"/>
-        </w:rPr>
-        <w:hyperlink r:id="rId30" w:history="1">
-          <w:r>
-            <w:rPr>
-              <w:rStyle w:val="Hyperlink"/>
-            </w:rPr>
-            <w:t>.A. Ad</w:t>
+            <w:t>lon</w:t>
           </w:r>
         </w:hyperlink>
       </w:r>
@@ -5193,139 +5007,14 @@
           <w:color w:val="000000"/>
           <w:sz w:val="24"/>
         </w:rPr>
-        <w:t xml:space="preserve"> M</w:t>
-      </w:r>
-      <w:r>
-        <w:rPr>
-          <w:rFonts w:ascii="Charis SIL Regular" w:hAnsi="Charis SIL Regular" w:eastAsia="Charis SIL Regular"/>
-          <w:b w:val="0"/>
-          <w:i w:val="0"/>
-          <w:color w:val="000000"/>
-          <w:sz w:val="24"/>
-        </w:rPr>
         <w:hyperlink r:id="rId30" w:history="1">
           <w:r>
             <w:rPr>
               <w:rStyle w:val="Hyperlink"/>
             </w:rPr>
-            <w:t xml:space="preserve">artis </w:t>
+            <w:t>ale geschi</w:t>
           </w:r>
         </w:hyperlink>
-      </w:r>
-      <w:r>
-        <w:rPr>
-          <w:rFonts w:ascii="Charis SIL Regular" w:hAnsi="Charis SIL Regular" w:eastAsia="Charis SIL Regular"/>
-          <w:b w:val="0"/>
-          <w:i w:val="0"/>
-          <w:color w:val="000000"/>
-          <w:sz w:val="24"/>
-        </w:rPr>
-        <w:hyperlink r:id="rId30" w:history="1">
-          <w:r>
-            <w:rPr>
-              <w:rStyle w:val="Hyperlink"/>
-            </w:rPr>
-            <w:t>b</w:t>
-          </w:r>
-        </w:hyperlink>
-      </w:r>
-      <w:r>
-        <w:rPr>
-          <w:rFonts w:ascii="Charis SIL Regular" w:hAnsi="Charis SIL Regular" w:eastAsia="Charis SIL Regular"/>
-          <w:b w:val="0"/>
-          <w:i w:val="0"/>
-          <w:color w:val="000000"/>
-          <w:sz w:val="24"/>
-        </w:rPr>
-        <w:t>e</w:t>
-      </w:r>
-      <w:r>
-        <w:rPr>
-          <w:rFonts w:ascii="Charis SIL Regular" w:hAnsi="Charis SIL Regular" w:eastAsia="Charis SIL Regular"/>
-          <w:b w:val="0"/>
-          <w:i w:val="0"/>
-          <w:color w:val="000000"/>
-          <w:sz w:val="24"/>
-        </w:rPr>
-        <w:hyperlink r:id="rId30" w:history="1">
-          <w:r>
-            <w:rPr>
-              <w:rStyle w:val="Hyperlink"/>
-            </w:rPr>
-            <w:t>schr</w:t>
-          </w:r>
-        </w:hyperlink>
-      </w:r>
-      <w:r>
-        <w:rPr>
-          <w:rFonts w:ascii="Charis SIL Regular" w:hAnsi="Charis SIL Regular" w:eastAsia="Charis SIL Regular"/>
-          <w:b w:val="0"/>
-          <w:i w:val="0"/>
-          <w:color w:val="000000"/>
-          <w:sz w:val="24"/>
-        </w:rPr>
-        <w:hyperlink r:id="rId30" w:history="1">
-          <w:r>
-            <w:rPr>
-              <w:rStyle w:val="Hyperlink"/>
-            </w:rPr>
-            <w:t>i</w:t>
-          </w:r>
-        </w:hyperlink>
-      </w:r>
-      <w:r>
-        <w:rPr>
-          <w:rFonts w:ascii="Charis SIL Regular" w:hAnsi="Charis SIL Regular" w:eastAsia="Charis SIL Regular"/>
-          <w:b w:val="0"/>
-          <w:i w:val="0"/>
-          <w:color w:val="000000"/>
-          <w:sz w:val="24"/>
-        </w:rPr>
-        <w:t>jft de pre-ko</w:t>
-      </w:r>
-      <w:r>
-        <w:rPr>
-          <w:rFonts w:ascii="Charis SIL Regular" w:hAnsi="Charis SIL Regular" w:eastAsia="Charis SIL Regular"/>
-          <w:b w:val="0"/>
-          <w:i w:val="0"/>
-          <w:color w:val="000000"/>
-          <w:sz w:val="24"/>
-        </w:rPr>
-        <w:hyperlink r:id="rId30" w:history="1">
-          <w:r>
-            <w:rPr>
-              <w:rStyle w:val="Hyperlink"/>
-            </w:rPr>
-            <w:t>lon</w:t>
-          </w:r>
-        </w:hyperlink>
-      </w:r>
-      <w:r>
-        <w:rPr>
-          <w:rFonts w:ascii="Charis SIL Regular" w:hAnsi="Charis SIL Regular" w:eastAsia="Charis SIL Regular"/>
-          <w:b w:val="0"/>
-          <w:i w:val="0"/>
-          <w:color w:val="000000"/>
-          <w:sz w:val="24"/>
-        </w:rPr>
-        <w:hyperlink r:id="rId30" w:history="1">
-          <w:r>
-            <w:rPr>
-              <w:rStyle w:val="Hyperlink"/>
-            </w:rPr>
-            <w:t>i</w:t>
-          </w:r>
-        </w:hyperlink>
-      </w:r>
-      <w:r>
-        <w:rPr>
-          <w:rFonts w:ascii="Charis SIL Regular" w:hAnsi="Charis SIL Regular" w:eastAsia="Charis SIL Regular"/>
-          <w:b w:val="0"/>
-          <w:i w:val="0"/>
-          <w:color w:val="000000"/>
-          <w:sz w:val="24"/>
-        </w:rPr>
-        <w:t>ale geschi</w:t>
       </w:r>
       <w:r>
         <w:rPr>
@@ -6875,7 +6564,14 @@
           <w:sz w:val="24"/>
           <w:u w:val="single"/>
         </w:rPr>
-        <w:t xml:space="preserve">1722 - </w:t>
+        <w:hyperlink r:id="rId36" w:history="1">
+          <w:r>
+            <w:rPr>
+              <w:rStyle w:val="Hyperlink"/>
+            </w:rPr>
+            <w:t>1722</w:t>
+          </w:r>
+        </w:hyperlink>
       </w:r>
       <w:r>
         <w:rPr>
@@ -6886,7 +6582,47 @@
           <w:sz w:val="24"/>
           <w:u w:val="single"/>
         </w:rPr>
-        <w:hyperlink r:id="rId35" w:history="1">
+        <w:t xml:space="preserve"> </w:t>
+      </w:r>
+      <w:r>
+        <w:rPr>
+          <w:rFonts w:ascii="Charis SIL Regular" w:hAnsi="Charis SIL Regular" w:eastAsia="Charis SIL Regular"/>
+          <w:b w:val="0"/>
+          <w:i w:val="0"/>
+          <w:color w:val="0000FF"/>
+          <w:sz w:val="24"/>
+          <w:u w:val="single"/>
+        </w:rPr>
+        <w:hyperlink r:id="rId36" w:history="1">
+          <w:r>
+            <w:rPr>
+              <w:rStyle w:val="Hyperlink"/>
+            </w:rPr>
+            <w:t>-</w:t>
+          </w:r>
+        </w:hyperlink>
+      </w:r>
+      <w:r>
+        <w:rPr>
+          <w:rFonts w:ascii="Charis SIL Regular" w:hAnsi="Charis SIL Regular" w:eastAsia="Charis SIL Regular"/>
+          <w:b w:val="0"/>
+          <w:i w:val="0"/>
+          <w:color w:val="0000FF"/>
+          <w:sz w:val="24"/>
+          <w:u w:val="single"/>
+        </w:rPr>
+        <w:t xml:space="preserve"> </w:t>
+      </w:r>
+      <w:r>
+        <w:rPr>
+          <w:rFonts w:ascii="Charis SIL Regular" w:hAnsi="Charis SIL Regular" w:eastAsia="Charis SIL Regular"/>
+          <w:b w:val="0"/>
+          <w:i w:val="0"/>
+          <w:color w:val="0000FF"/>
+          <w:sz w:val="24"/>
+          <w:u w:val="single"/>
+        </w:rPr>
+        <w:hyperlink r:id="rId36" w:history="1">
           <w:r>
             <w:rPr>
               <w:rStyle w:val="Hyperlink"/>
@@ -7119,7 +6855,6 @@
       </w:r>
       <w:r>
         <w:rPr>
-          <w:u w:val="single" w:color="0000ff"/>
           <w:rFonts w:ascii="Charis SIL Regular" w:hAnsi="Charis SIL Regular" w:eastAsia="Charis SIL Regular"/>
           <w:b w:val="0"/>
           <w:i w:val="0"/>

--- a/EXPORTS/DOCX/published/niveau2/Dutch/ArubaBonaireCuracao.docx
+++ b/EXPORTS/DOCX/published/niveau2/Dutch/ArubaBonaireCuracao.docx
@@ -1544,7 +1544,14 @@
           <w:sz w:val="24"/>
           <w:u w:val="single"/>
         </w:rPr>
-        <w:t>Onderofficieren en soldaten bij het leger i</w:t>
+        <w:hyperlink r:id="rId16" w:history="1">
+          <w:r>
+            <w:rPr>
+              <w:rStyle w:val="Hyperlink"/>
+            </w:rPr>
+            <w:t>Onderofficier</w:t>
+          </w:r>
+        </w:hyperlink>
       </w:r>
       <w:r>
         <w:rPr>
@@ -1553,8 +1560,194 @@
           <w:i w:val="0"/>
           <w:color w:val="0000FF"/>
           <w:sz w:val="24"/>
-        </w:rPr>
-        <w:t xml:space="preserve">n </w:t>
+          <w:u w:val="single"/>
+        </w:rPr>
+        <w:t>en</w:t>
+      </w:r>
+      <w:r>
+        <w:rPr>
+          <w:rFonts w:ascii="Charis SIL Regular" w:hAnsi="Charis SIL Regular" w:eastAsia="Charis SIL Regular"/>
+          <w:b w:val="0"/>
+          <w:i w:val="0"/>
+          <w:color w:val="0000FF"/>
+          <w:sz w:val="24"/>
+          <w:u w:val="single"/>
+        </w:rPr>
+        <w:t xml:space="preserve"> </w:t>
+      </w:r>
+      <w:r>
+        <w:rPr>
+          <w:rFonts w:ascii="Charis SIL Regular" w:hAnsi="Charis SIL Regular" w:eastAsia="Charis SIL Regular"/>
+          <w:b w:val="0"/>
+          <w:i w:val="0"/>
+          <w:color w:val="0000FF"/>
+          <w:sz w:val="24"/>
+          <w:u w:val="single"/>
+        </w:rPr>
+        <w:hyperlink r:id="rId16" w:history="1">
+          <w:r>
+            <w:rPr>
+              <w:rStyle w:val="Hyperlink"/>
+            </w:rPr>
+            <w:t>en</w:t>
+          </w:r>
+        </w:hyperlink>
+      </w:r>
+      <w:r>
+        <w:rPr>
+          <w:rFonts w:ascii="Charis SIL Regular" w:hAnsi="Charis SIL Regular" w:eastAsia="Charis SIL Regular"/>
+          <w:b w:val="0"/>
+          <w:i w:val="0"/>
+          <w:color w:val="0000FF"/>
+          <w:sz w:val="24"/>
+          <w:u w:val="single"/>
+        </w:rPr>
+        <w:t xml:space="preserve"> </w:t>
+      </w:r>
+      <w:r>
+        <w:rPr>
+          <w:rFonts w:ascii="Charis SIL Regular" w:hAnsi="Charis SIL Regular" w:eastAsia="Charis SIL Regular"/>
+          <w:b w:val="0"/>
+          <w:i w:val="0"/>
+          <w:color w:val="0000FF"/>
+          <w:sz w:val="24"/>
+          <w:u w:val="single"/>
+        </w:rPr>
+        <w:hyperlink r:id="rId16" w:history="1">
+          <w:r>
+            <w:rPr>
+              <w:rStyle w:val="Hyperlink"/>
+            </w:rPr>
+            <w:t>soldaten</w:t>
+          </w:r>
+        </w:hyperlink>
+      </w:r>
+      <w:r>
+        <w:rPr>
+          <w:rFonts w:ascii="Charis SIL Regular" w:hAnsi="Charis SIL Regular" w:eastAsia="Charis SIL Regular"/>
+          <w:b w:val="0"/>
+          <w:i w:val="0"/>
+          <w:color w:val="0000FF"/>
+          <w:sz w:val="24"/>
+          <w:u w:val="single"/>
+        </w:rPr>
+        <w:t xml:space="preserve"> </w:t>
+      </w:r>
+      <w:r>
+        <w:rPr>
+          <w:rFonts w:ascii="Charis SIL Regular" w:hAnsi="Charis SIL Regular" w:eastAsia="Charis SIL Regular"/>
+          <w:b w:val="0"/>
+          <w:i w:val="0"/>
+          <w:color w:val="0000FF"/>
+          <w:sz w:val="24"/>
+          <w:u w:val="single"/>
+        </w:rPr>
+        <w:hyperlink r:id="rId16" w:history="1">
+          <w:r>
+            <w:rPr>
+              <w:rStyle w:val="Hyperlink"/>
+            </w:rPr>
+            <w:t>bij</w:t>
+          </w:r>
+        </w:hyperlink>
+      </w:r>
+      <w:r>
+        <w:rPr>
+          <w:rFonts w:ascii="Charis SIL Regular" w:hAnsi="Charis SIL Regular" w:eastAsia="Charis SIL Regular"/>
+          <w:b w:val="0"/>
+          <w:i w:val="0"/>
+          <w:color w:val="0000FF"/>
+          <w:sz w:val="24"/>
+          <w:u w:val="single"/>
+        </w:rPr>
+        <w:t xml:space="preserve"> </w:t>
+      </w:r>
+      <w:r>
+        <w:rPr>
+          <w:rFonts w:ascii="Charis SIL Regular" w:hAnsi="Charis SIL Regular" w:eastAsia="Charis SIL Regular"/>
+          <w:b w:val="0"/>
+          <w:i w:val="0"/>
+          <w:color w:val="0000FF"/>
+          <w:sz w:val="24"/>
+          <w:u w:val="single"/>
+        </w:rPr>
+        <w:hyperlink r:id="rId16" w:history="1">
+          <w:r>
+            <w:rPr>
+              <w:rStyle w:val="Hyperlink"/>
+            </w:rPr>
+            <w:t>het</w:t>
+          </w:r>
+        </w:hyperlink>
+      </w:r>
+      <w:r>
+        <w:rPr>
+          <w:rFonts w:ascii="Charis SIL Regular" w:hAnsi="Charis SIL Regular" w:eastAsia="Charis SIL Regular"/>
+          <w:b w:val="0"/>
+          <w:i w:val="0"/>
+          <w:color w:val="0000FF"/>
+          <w:sz w:val="24"/>
+          <w:u w:val="single"/>
+        </w:rPr>
+        <w:t xml:space="preserve"> </w:t>
+      </w:r>
+      <w:r>
+        <w:rPr>
+          <w:rFonts w:ascii="Charis SIL Regular" w:hAnsi="Charis SIL Regular" w:eastAsia="Charis SIL Regular"/>
+          <w:b w:val="0"/>
+          <w:i w:val="0"/>
+          <w:color w:val="0000FF"/>
+          <w:sz w:val="24"/>
+          <w:u w:val="single"/>
+        </w:rPr>
+        <w:hyperlink r:id="rId16" w:history="1">
+          <w:r>
+            <w:rPr>
+              <w:rStyle w:val="Hyperlink"/>
+            </w:rPr>
+            <w:t>leger</w:t>
+          </w:r>
+        </w:hyperlink>
+      </w:r>
+      <w:r>
+        <w:rPr>
+          <w:rFonts w:ascii="Charis SIL Regular" w:hAnsi="Charis SIL Regular" w:eastAsia="Charis SIL Regular"/>
+          <w:b w:val="0"/>
+          <w:i w:val="0"/>
+          <w:color w:val="0000FF"/>
+          <w:sz w:val="24"/>
+          <w:u w:val="single"/>
+        </w:rPr>
+        <w:t xml:space="preserve"> </w:t>
+      </w:r>
+      <w:r>
+        <w:rPr>
+          <w:rFonts w:ascii="Charis SIL Regular" w:hAnsi="Charis SIL Regular" w:eastAsia="Charis SIL Regular"/>
+          <w:b w:val="0"/>
+          <w:i w:val="0"/>
+          <w:color w:val="0000FF"/>
+          <w:sz w:val="24"/>
+          <w:u w:val="single"/>
+        </w:rPr>
+        <w:hyperlink r:id="rId16" w:history="1">
+          <w:r>
+            <w:rPr>
+              <w:rStyle w:val="Hyperlink"/>
+            </w:rPr>
+            <w:t>in</w:t>
+          </w:r>
+        </w:hyperlink>
+      </w:r>
+      <w:r>
+        <w:rPr>
+          <w:rFonts w:ascii="Charis SIL Regular" w:hAnsi="Charis SIL Regular" w:eastAsia="Charis SIL Regular"/>
+          <w:b w:val="0"/>
+          <w:i w:val="0"/>
+          <w:color w:val="0000FF"/>
+          <w:sz w:val="24"/>
+          <w:u w:val="single"/>
+        </w:rPr>
+        <w:t xml:space="preserve"> </w:t>
       </w:r>
       <w:r>
         <w:rPr>
@@ -1588,9 +1781,19 @@
             <w:rPr>
               <w:rStyle w:val="Hyperlink"/>
             </w:rPr>
-            <w:t>Indië</w:t>
+            <w:t>Ind</w:t>
           </w:r>
         </w:hyperlink>
+      </w:r>
+      <w:r>
+        <w:rPr>
+          <w:rFonts w:ascii="Charis SIL Regular" w:hAnsi="Charis SIL Regular" w:eastAsia="Charis SIL Regular"/>
+          <w:b w:val="0"/>
+          <w:i w:val="0"/>
+          <w:color w:val="0000FF"/>
+          <w:sz w:val="24"/>
+        </w:rPr>
+        <w:t>ië</w:t>
       </w:r>
       <w:r>
         <w:rPr>
@@ -2179,61 +2382,7 @@
           <w:color w:val="000000"/>
           <w:sz w:val="24"/>
         </w:rPr>
-        <w:t>, die informatie bevat over Ne</w:t>
-      </w:r>
-      <w:r>
-        <w:rPr>
-          <w:u w:val="single" w:color="0000ff"/>
-          <w:rFonts w:ascii="Charis SIL Regular" w:hAnsi="Charis SIL Regular" w:eastAsia="Charis SIL Regular"/>
-          <w:b w:val="0"/>
-          <w:i w:val="0"/>
-          <w:color w:val="000000"/>
-          <w:sz w:val="24"/>
-        </w:rPr>
-        <w:hyperlink r:id="rId17" w:history="1">
-          <w:r>
-            <w:rPr>
-              <w:rStyle w:val="Hyperlink"/>
-            </w:rPr>
-            <w:t>derlandse ko</w:t>
-          </w:r>
-        </w:hyperlink>
-      </w:r>
-      <w:r>
-        <w:rPr>
-          <w:u w:val="single" w:color="0000ff"/>
-          <w:rFonts w:ascii="Charis SIL Regular" w:hAnsi="Charis SIL Regular" w:eastAsia="Charis SIL Regular"/>
-          <w:b w:val="0"/>
-          <w:i w:val="0"/>
-          <w:color w:val="000000"/>
-          <w:sz w:val="24"/>
-        </w:rPr>
-        <w:hyperlink r:id="rId17" w:history="1">
-          <w:r>
-            <w:rPr>
-              <w:rStyle w:val="Hyperlink"/>
-            </w:rPr>
-            <w:t>l</w:t>
-          </w:r>
-        </w:hyperlink>
-      </w:r>
-      <w:r>
-        <w:rPr>
-          <w:u w:val="single" w:color="0000ff"/>
-          <w:rFonts w:ascii="Charis SIL Regular" w:hAnsi="Charis SIL Regular" w:eastAsia="Charis SIL Regular"/>
-          <w:b w:val="0"/>
-          <w:i w:val="0"/>
-          <w:color w:val="000000"/>
-          <w:sz w:val="24"/>
-        </w:rPr>
-        <w:hyperlink r:id="rId17" w:history="1">
-          <w:r>
-            <w:rPr>
-              <w:rStyle w:val="Hyperlink"/>
-            </w:rPr>
-            <w:t>on</w:t>
-          </w:r>
-        </w:hyperlink>
+        <w:t>, die informatie bevat over Nederlandse kolon</w:t>
       </w:r>
       <w:r>
         <w:rPr>
@@ -3780,7 +3929,14 @@
           <w:color w:val="000000"/>
           <w:sz w:val="24"/>
         </w:rPr>
-        <w:t>toegevoeg</w:t>
+        <w:hyperlink r:id="rId24" w:history="1">
+          <w:r>
+            <w:rPr>
+              <w:rStyle w:val="Hyperlink"/>
+            </w:rPr>
+            <w:t>toegevoeg</w:t>
+          </w:r>
+        </w:hyperlink>
       </w:r>
       <w:r>
         <w:rPr>
@@ -4091,37 +4247,8 @@
           <w:i w:val="0"/>
           <w:color w:val="0000FF"/>
           <w:sz w:val="24"/>
-          <w:u w:val="single"/>
-        </w:rPr>
-        <w:hyperlink r:id="rId27" w:history="1">
-          <w:r>
-            <w:rPr>
-              <w:rStyle w:val="Hyperlink"/>
-            </w:rPr>
-            <w:t>Museo</w:t>
-          </w:r>
-        </w:hyperlink>
-      </w:r>
-      <w:r>
-        <w:rPr>
-          <w:rFonts w:ascii="Charis SIL Regular" w:hAnsi="Charis SIL Regular" w:eastAsia="Charis SIL Regular"/>
-          <w:b w:val="0"/>
-          <w:i w:val="0"/>
-          <w:color w:val="0000FF"/>
-          <w:sz w:val="24"/>
-          <w:u w:val="single"/>
-        </w:rPr>
-        <w:t xml:space="preserve"> </w:t>
-      </w:r>
-      <w:r>
-        <w:rPr>
-          <w:rFonts w:ascii="Charis SIL Regular" w:hAnsi="Charis SIL Regular" w:eastAsia="Charis SIL Regular"/>
-          <w:b w:val="0"/>
-          <w:i w:val="0"/>
-          <w:color w:val="0000FF"/>
-          <w:sz w:val="24"/>
-        </w:rPr>
-        <w:t>A</w:t>
+        </w:rPr>
+        <w:t>Museo A</w:t>
       </w:r>
       <w:r>
         <w:rPr>
@@ -4246,43 +4373,7 @@
           <w:color w:val="000000"/>
           <w:sz w:val="24"/>
         </w:rPr>
-        <w:t xml:space="preserve">•  </w:t>
-      </w:r>
-      <w:r>
-        <w:rPr>
-          <w:u w:val="single" w:color="0000ff"/>
-          <w:rFonts w:ascii="Charis SIL Regular" w:hAnsi="Charis SIL Regular" w:eastAsia="Charis SIL Regular"/>
-          <w:b w:val="0"/>
-          <w:i w:val="0"/>
-          <w:color w:val="000000"/>
-          <w:sz w:val="24"/>
-        </w:rPr>
-        <w:hyperlink r:id="rId28" w:history="1">
-          <w:r>
-            <w:rPr>
-              <w:rStyle w:val="Hyperlink"/>
-            </w:rPr>
-            <w:t>De zoe</w:t>
-          </w:r>
-        </w:hyperlink>
-      </w:r>
-      <w:r>
-        <w:rPr>
-          <w:u w:val="single" w:color="0000ff"/>
-          <w:rFonts w:ascii="Charis SIL Regular" w:hAnsi="Charis SIL Regular" w:eastAsia="Charis SIL Regular"/>
-          <w:b w:val="0"/>
-          <w:i w:val="0"/>
-          <w:color w:val="000000"/>
-          <w:sz w:val="24"/>
-        </w:rPr>
-        <w:hyperlink r:id="rId28" w:history="1">
-          <w:r>
-            <w:rPr>
-              <w:rStyle w:val="Hyperlink"/>
-            </w:rPr>
-            <w:t xml:space="preserve">khulp </w:t>
-          </w:r>
-        </w:hyperlink>
+        <w:t xml:space="preserve">•  De zoekhulp </w:t>
       </w:r>
       <w:r>
         <w:rPr>
@@ -4490,6 +4581,7 @@
       </w:r>
       <w:r>
         <w:rPr>
+          <w:u w:val="single" w:color="0000ff"/>
           <w:rFonts w:ascii="Charis SIL Regular" w:hAnsi="Charis SIL Regular" w:eastAsia="Charis SIL Regular"/>
           <w:b w:val="0"/>
           <w:i w:val="0"/>
@@ -4963,7 +5055,248 @@
           <w:color w:val="000000"/>
           <w:sz w:val="24"/>
         </w:rPr>
-        <w:t>' van de historicus dr. J.A. Adi Martis beschrijft de pre-ko</w:t>
+        <w:t>' v</w:t>
+      </w:r>
+      <w:r>
+        <w:rPr>
+          <w:rFonts w:ascii="Charis SIL Regular" w:hAnsi="Charis SIL Regular" w:eastAsia="Charis SIL Regular"/>
+          <w:b w:val="0"/>
+          <w:i w:val="0"/>
+          <w:color w:val="000000"/>
+          <w:sz w:val="24"/>
+        </w:rPr>
+        <w:hyperlink r:id="rId30" w:history="1">
+          <w:r>
+            <w:rPr>
+              <w:rStyle w:val="Hyperlink"/>
+            </w:rPr>
+            <w:t>an</w:t>
+          </w:r>
+        </w:hyperlink>
+      </w:r>
+      <w:r>
+        <w:rPr>
+          <w:rFonts w:ascii="Charis SIL Regular" w:hAnsi="Charis SIL Regular" w:eastAsia="Charis SIL Regular"/>
+          <w:b w:val="0"/>
+          <w:i w:val="0"/>
+          <w:color w:val="000000"/>
+          <w:sz w:val="24"/>
+        </w:rPr>
+        <w:t xml:space="preserve"> </w:t>
+      </w:r>
+      <w:r>
+        <w:rPr>
+          <w:rFonts w:ascii="Charis SIL Regular" w:hAnsi="Charis SIL Regular" w:eastAsia="Charis SIL Regular"/>
+          <w:b w:val="0"/>
+          <w:i w:val="0"/>
+          <w:color w:val="000000"/>
+          <w:sz w:val="24"/>
+        </w:rPr>
+        <w:hyperlink r:id="rId30" w:history="1">
+          <w:r>
+            <w:rPr>
+              <w:rStyle w:val="Hyperlink"/>
+            </w:rPr>
+            <w:t>de historicus</w:t>
+          </w:r>
+        </w:hyperlink>
+      </w:r>
+      <w:r>
+        <w:rPr>
+          <w:rFonts w:ascii="Charis SIL Regular" w:hAnsi="Charis SIL Regular" w:eastAsia="Charis SIL Regular"/>
+          <w:b w:val="0"/>
+          <w:i w:val="0"/>
+          <w:color w:val="000000"/>
+          <w:sz w:val="24"/>
+        </w:rPr>
+        <w:t xml:space="preserve"> </w:t>
+      </w:r>
+      <w:r>
+        <w:rPr>
+          <w:rFonts w:ascii="Charis SIL Regular" w:hAnsi="Charis SIL Regular" w:eastAsia="Charis SIL Regular"/>
+          <w:b w:val="0"/>
+          <w:i w:val="0"/>
+          <w:color w:val="000000"/>
+          <w:sz w:val="24"/>
+        </w:rPr>
+        <w:hyperlink r:id="rId30" w:history="1">
+          <w:r>
+            <w:rPr>
+              <w:rStyle w:val="Hyperlink"/>
+            </w:rPr>
+            <w:t xml:space="preserve">dr. </w:t>
+          </w:r>
+        </w:hyperlink>
+      </w:r>
+      <w:r>
+        <w:rPr>
+          <w:rFonts w:ascii="Charis SIL Regular" w:hAnsi="Charis SIL Regular" w:eastAsia="Charis SIL Regular"/>
+          <w:b w:val="0"/>
+          <w:i w:val="0"/>
+          <w:color w:val="000000"/>
+          <w:sz w:val="24"/>
+        </w:rPr>
+        <w:hyperlink r:id="rId30" w:history="1">
+          <w:r>
+            <w:rPr>
+              <w:rStyle w:val="Hyperlink"/>
+            </w:rPr>
+            <w:t>J</w:t>
+          </w:r>
+        </w:hyperlink>
+      </w:r>
+      <w:r>
+        <w:rPr>
+          <w:rFonts w:ascii="Charis SIL Regular" w:hAnsi="Charis SIL Regular" w:eastAsia="Charis SIL Regular"/>
+          <w:b w:val="0"/>
+          <w:i w:val="0"/>
+          <w:color w:val="000000"/>
+          <w:sz w:val="24"/>
+        </w:rPr>
+        <w:hyperlink r:id="rId30" w:history="1">
+          <w:r>
+            <w:rPr>
+              <w:rStyle w:val="Hyperlink"/>
+            </w:rPr>
+            <w:t>.A. Ad</w:t>
+          </w:r>
+        </w:hyperlink>
+      </w:r>
+      <w:r>
+        <w:rPr>
+          <w:rFonts w:ascii="Charis SIL Regular" w:hAnsi="Charis SIL Regular" w:eastAsia="Charis SIL Regular"/>
+          <w:b w:val="0"/>
+          <w:i w:val="0"/>
+          <w:color w:val="000000"/>
+          <w:sz w:val="24"/>
+        </w:rPr>
+        <w:hyperlink r:id="rId30" w:history="1">
+          <w:r>
+            <w:rPr>
+              <w:rStyle w:val="Hyperlink"/>
+            </w:rPr>
+            <w:t>i</w:t>
+          </w:r>
+        </w:hyperlink>
+      </w:r>
+      <w:r>
+        <w:rPr>
+          <w:rFonts w:ascii="Charis SIL Regular" w:hAnsi="Charis SIL Regular" w:eastAsia="Charis SIL Regular"/>
+          <w:b w:val="0"/>
+          <w:i w:val="0"/>
+          <w:color w:val="000000"/>
+          <w:sz w:val="24"/>
+        </w:rPr>
+        <w:hyperlink r:id="rId30" w:history="1">
+          <w:r>
+            <w:rPr>
+              <w:rStyle w:val="Hyperlink"/>
+            </w:rPr>
+            <w:t xml:space="preserve"> M</w:t>
+          </w:r>
+        </w:hyperlink>
+      </w:r>
+      <w:r>
+        <w:rPr>
+          <w:rFonts w:ascii="Charis SIL Regular" w:hAnsi="Charis SIL Regular" w:eastAsia="Charis SIL Regular"/>
+          <w:b w:val="0"/>
+          <w:i w:val="0"/>
+          <w:color w:val="000000"/>
+          <w:sz w:val="24"/>
+        </w:rPr>
+        <w:hyperlink r:id="rId30" w:history="1">
+          <w:r>
+            <w:rPr>
+              <w:rStyle w:val="Hyperlink"/>
+            </w:rPr>
+            <w:t xml:space="preserve">artis </w:t>
+          </w:r>
+        </w:hyperlink>
+      </w:r>
+      <w:r>
+        <w:rPr>
+          <w:rFonts w:ascii="Charis SIL Regular" w:hAnsi="Charis SIL Regular" w:eastAsia="Charis SIL Regular"/>
+          <w:b w:val="0"/>
+          <w:i w:val="0"/>
+          <w:color w:val="000000"/>
+          <w:sz w:val="24"/>
+        </w:rPr>
+        <w:hyperlink r:id="rId30" w:history="1">
+          <w:r>
+            <w:rPr>
+              <w:rStyle w:val="Hyperlink"/>
+            </w:rPr>
+            <w:t>b</w:t>
+          </w:r>
+        </w:hyperlink>
+      </w:r>
+      <w:r>
+        <w:rPr>
+          <w:rFonts w:ascii="Charis SIL Regular" w:hAnsi="Charis SIL Regular" w:eastAsia="Charis SIL Regular"/>
+          <w:b w:val="0"/>
+          <w:i w:val="0"/>
+          <w:color w:val="000000"/>
+          <w:sz w:val="24"/>
+        </w:rPr>
+        <w:hyperlink r:id="rId30" w:history="1">
+          <w:r>
+            <w:rPr>
+              <w:rStyle w:val="Hyperlink"/>
+            </w:rPr>
+            <w:t>e</w:t>
+          </w:r>
+        </w:hyperlink>
+      </w:r>
+      <w:r>
+        <w:rPr>
+          <w:rFonts w:ascii="Charis SIL Regular" w:hAnsi="Charis SIL Regular" w:eastAsia="Charis SIL Regular"/>
+          <w:b w:val="0"/>
+          <w:i w:val="0"/>
+          <w:color w:val="000000"/>
+          <w:sz w:val="24"/>
+        </w:rPr>
+        <w:hyperlink r:id="rId30" w:history="1">
+          <w:r>
+            <w:rPr>
+              <w:rStyle w:val="Hyperlink"/>
+            </w:rPr>
+            <w:t>schr</w:t>
+          </w:r>
+        </w:hyperlink>
+      </w:r>
+      <w:r>
+        <w:rPr>
+          <w:rFonts w:ascii="Charis SIL Regular" w:hAnsi="Charis SIL Regular" w:eastAsia="Charis SIL Regular"/>
+          <w:b w:val="0"/>
+          <w:i w:val="0"/>
+          <w:color w:val="000000"/>
+          <w:sz w:val="24"/>
+        </w:rPr>
+        <w:hyperlink r:id="rId30" w:history="1">
+          <w:r>
+            <w:rPr>
+              <w:rStyle w:val="Hyperlink"/>
+            </w:rPr>
+            <w:t>i</w:t>
+          </w:r>
+        </w:hyperlink>
+      </w:r>
+      <w:r>
+        <w:rPr>
+          <w:rFonts w:ascii="Charis SIL Regular" w:hAnsi="Charis SIL Regular" w:eastAsia="Charis SIL Regular"/>
+          <w:b w:val="0"/>
+          <w:i w:val="0"/>
+          <w:color w:val="000000"/>
+          <w:sz w:val="24"/>
+        </w:rPr>
+        <w:hyperlink r:id="rId30" w:history="1">
+          <w:r>
+            <w:rPr>
+              <w:rStyle w:val="Hyperlink"/>
+            </w:rPr>
+            <w:t>jft de pre-ko</w:t>
+          </w:r>
+        </w:hyperlink>
       </w:r>
       <w:r>
         <w:rPr>

--- a/EXPORTS/DOCX/published/niveau2/Dutch/ArubaBonaireCuracao.docx
+++ b/EXPORTS/DOCX/published/niveau2/Dutch/ArubaBonaireCuracao.docx
@@ -1264,7 +1264,6 @@
       </w:r>
       <w:r>
         <w:rPr>
-          <w:u w:val="single" w:color="0000ff"/>
           <w:rFonts w:ascii="Charis SIL Regular" w:hAnsi="Charis SIL Regular" w:eastAsia="Charis SIL Regular"/>
           <w:b w:val="0"/>
           <w:i w:val="0"/>
@@ -2382,7 +2381,61 @@
           <w:color w:val="000000"/>
           <w:sz w:val="24"/>
         </w:rPr>
-        <w:t>, die informatie bevat over Nederlandse kolon</w:t>
+        <w:t>, die informatie bevat over Ne</w:t>
+      </w:r>
+      <w:r>
+        <w:rPr>
+          <w:u w:val="single" w:color="0000ff"/>
+          <w:rFonts w:ascii="Charis SIL Regular" w:hAnsi="Charis SIL Regular" w:eastAsia="Charis SIL Regular"/>
+          <w:b w:val="0"/>
+          <w:i w:val="0"/>
+          <w:color w:val="000000"/>
+          <w:sz w:val="24"/>
+        </w:rPr>
+        <w:hyperlink r:id="rId17" w:history="1">
+          <w:r>
+            <w:rPr>
+              <w:rStyle w:val="Hyperlink"/>
+            </w:rPr>
+            <w:t>derlandse ko</w:t>
+          </w:r>
+        </w:hyperlink>
+      </w:r>
+      <w:r>
+        <w:rPr>
+          <w:u w:val="single" w:color="0000ff"/>
+          <w:rFonts w:ascii="Charis SIL Regular" w:hAnsi="Charis SIL Regular" w:eastAsia="Charis SIL Regular"/>
+          <w:b w:val="0"/>
+          <w:i w:val="0"/>
+          <w:color w:val="000000"/>
+          <w:sz w:val="24"/>
+        </w:rPr>
+        <w:hyperlink r:id="rId17" w:history="1">
+          <w:r>
+            <w:rPr>
+              <w:rStyle w:val="Hyperlink"/>
+            </w:rPr>
+            <w:t>l</w:t>
+          </w:r>
+        </w:hyperlink>
+      </w:r>
+      <w:r>
+        <w:rPr>
+          <w:u w:val="single" w:color="0000ff"/>
+          <w:rFonts w:ascii="Charis SIL Regular" w:hAnsi="Charis SIL Regular" w:eastAsia="Charis SIL Regular"/>
+          <w:b w:val="0"/>
+          <w:i w:val="0"/>
+          <w:color w:val="000000"/>
+          <w:sz w:val="24"/>
+        </w:rPr>
+        <w:hyperlink r:id="rId17" w:history="1">
+          <w:r>
+            <w:rPr>
+              <w:rStyle w:val="Hyperlink"/>
+            </w:rPr>
+            <w:t>on</w:t>
+          </w:r>
+        </w:hyperlink>
       </w:r>
       <w:r>
         <w:rPr>
@@ -4247,8 +4300,38 @@
           <w:i w:val="0"/>
           <w:color w:val="0000FF"/>
           <w:sz w:val="24"/>
-        </w:rPr>
-        <w:t>Museo A</w:t>
+          <w:u w:val="single"/>
+        </w:rPr>
+        <w:hyperlink r:id="rId27" w:history="1">
+          <w:r>
+            <w:rPr>
+              <w:rStyle w:val="Hyperlink"/>
+            </w:rPr>
+            <w:t>Museo</w:t>
+          </w:r>
+        </w:hyperlink>
+      </w:r>
+      <w:r>
+        <w:rPr>
+          <w:rFonts w:ascii="Charis SIL Regular" w:hAnsi="Charis SIL Regular" w:eastAsia="Charis SIL Regular"/>
+          <w:b w:val="0"/>
+          <w:i w:val="0"/>
+          <w:color w:val="0000FF"/>
+          <w:sz w:val="24"/>
+          <w:u w:val="single"/>
+        </w:rPr>
+        <w:t xml:space="preserve"> </w:t>
+      </w:r>
+      <w:r>
+        <w:rPr>
+          <w:rFonts w:ascii="Charis SIL Regular" w:hAnsi="Charis SIL Regular" w:eastAsia="Charis SIL Regular"/>
+          <w:b w:val="0"/>
+          <w:i w:val="0"/>
+          <w:color w:val="0000FF"/>
+          <w:sz w:val="24"/>
+          <w:u w:val="single"/>
+        </w:rPr>
+        <w:t>A</w:t>
       </w:r>
       <w:r>
         <w:rPr>
@@ -4373,7 +4456,18 @@
           <w:color w:val="000000"/>
           <w:sz w:val="24"/>
         </w:rPr>
-        <w:t xml:space="preserve">•  De zoekhulp </w:t>
+        <w:t xml:space="preserve">•  </w:t>
+      </w:r>
+      <w:r>
+        <w:rPr>
+          <w:u w:val="single" w:color="0000ff"/>
+          <w:rFonts w:ascii="Charis SIL Regular" w:hAnsi="Charis SIL Regular" w:eastAsia="Charis SIL Regular"/>
+          <w:b w:val="0"/>
+          <w:i w:val="0"/>
+          <w:color w:val="000000"/>
+          <w:sz w:val="24"/>
+        </w:rPr>
+        <w:t xml:space="preserve">De zoekhulp </w:t>
       </w:r>
       <w:r>
         <w:rPr>
@@ -4431,7 +4525,7 @@
           <w:sz w:val="24"/>
           <w:u w:val="single"/>
         </w:rPr>
-        <w:hyperlink r:id="rId28" w:history="1">
+        <w:hyperlink r:id="rId15" w:history="1">
           <w:r>
             <w:rPr>
               <w:rStyle w:val="Hyperlink"/>
@@ -4460,7 +4554,7 @@
           <w:sz w:val="24"/>
           <w:u w:val="single"/>
         </w:rPr>
-        <w:hyperlink r:id="rId28" w:history="1">
+        <w:hyperlink r:id="rId15" w:history="1">
           <w:r>
             <w:rPr>
               <w:rStyle w:val="Hyperlink"/>
@@ -4478,7 +4572,7 @@
           <w:sz w:val="24"/>
           <w:u w:val="single"/>
         </w:rPr>
-        <w:hyperlink r:id="rId28" w:history="1">
+        <w:hyperlink r:id="rId15" w:history="1">
           <w:r>
             <w:rPr>
               <w:rStyle w:val="Hyperlink"/>
@@ -4496,7 +4590,7 @@
           <w:sz w:val="24"/>
           <w:u w:val="single"/>
         </w:rPr>
-        <w:hyperlink r:id="rId28" w:history="1">
+        <w:hyperlink r:id="rId15" w:history="1">
           <w:r>
             <w:rPr>
               <w:rStyle w:val="Hyperlink"/>
@@ -4552,43 +4646,7 @@
           <w:color w:val="000000"/>
           <w:sz w:val="24"/>
         </w:rPr>
-        <w:hyperlink r:id="rId15" w:history="1">
-          <w:r>
-            <w:rPr>
-              <w:rStyle w:val="Hyperlink"/>
-            </w:rPr>
-            <w:t>nte info</w:t>
-          </w:r>
-        </w:hyperlink>
-      </w:r>
-      <w:r>
-        <w:rPr>
-          <w:u w:val="single" w:color="0000ff"/>
-          <w:rFonts w:ascii="Charis SIL Regular" w:hAnsi="Charis SIL Regular" w:eastAsia="Charis SIL Regular"/>
-          <w:b w:val="0"/>
-          <w:i w:val="0"/>
-          <w:color w:val="000000"/>
-          <w:sz w:val="24"/>
-        </w:rPr>
-        <w:hyperlink r:id="rId15" w:history="1">
-          <w:r>
-            <w:rPr>
-              <w:rStyle w:val="Hyperlink"/>
-            </w:rPr>
-            <w:t>r</w:t>
-          </w:r>
-        </w:hyperlink>
-      </w:r>
-      <w:r>
-        <w:rPr>
-          <w:u w:val="single" w:color="0000ff"/>
-          <w:rFonts w:ascii="Charis SIL Regular" w:hAnsi="Charis SIL Regular" w:eastAsia="Charis SIL Regular"/>
-          <w:b w:val="0"/>
-          <w:i w:val="0"/>
-          <w:color w:val="000000"/>
-          <w:sz w:val="24"/>
-        </w:rPr>
-        <w:t>m</w:t>
+        <w:t>nte inform</w:t>
       </w:r>
       <w:r>
         <w:rPr>
@@ -6955,7 +7013,7 @@
           <w:sz w:val="24"/>
           <w:u w:val="single"/>
         </w:rPr>
-        <w:hyperlink r:id="rId36" w:history="1">
+        <w:hyperlink r:id="rId35" w:history="1">
           <w:r>
             <w:rPr>
               <w:rStyle w:val="Hyperlink"/>
@@ -7188,6 +7246,7 @@
       </w:r>
       <w:r>
         <w:rPr>
+          <w:u w:val="single" w:color="0000ff"/>
           <w:rFonts w:ascii="Charis SIL Regular" w:hAnsi="Charis SIL Regular" w:eastAsia="Charis SIL Regular"/>
           <w:b w:val="0"/>
           <w:i w:val="0"/>

--- a/EXPORTS/DOCX/published/niveau2/Dutch/ArubaBonaireCuracao.docx
+++ b/EXPORTS/DOCX/published/niveau2/Dutch/ArubaBonaireCuracao.docx
@@ -4302,7 +4302,7 @@
           <w:sz w:val="24"/>
           <w:u w:val="single"/>
         </w:rPr>
-        <w:hyperlink r:id="rId27" w:history="1">
+        <w:hyperlink r:id="rId28" w:history="1">
           <w:r>
             <w:rPr>
               <w:rStyle w:val="Hyperlink"/>
@@ -4331,7 +4331,14 @@
           <w:sz w:val="24"/>
           <w:u w:val="single"/>
         </w:rPr>
-        <w:t>A</w:t>
+        <w:hyperlink r:id="rId28" w:history="1">
+          <w:r>
+            <w:rPr>
+              <w:rStyle w:val="Hyperlink"/>
+            </w:rPr>
+            <w:t>A</w:t>
+          </w:r>
+        </w:hyperlink>
       </w:r>
       <w:r>
         <w:rPr>
@@ -4467,7 +4474,32 @@
           <w:color w:val="000000"/>
           <w:sz w:val="24"/>
         </w:rPr>
-        <w:t xml:space="preserve">De zoekhulp </w:t>
+        <w:hyperlink r:id="rId28" w:history="1">
+          <w:r>
+            <w:rPr>
+              <w:rStyle w:val="Hyperlink"/>
+            </w:rPr>
+            <w:t>De zoe</w:t>
+          </w:r>
+        </w:hyperlink>
+      </w:r>
+      <w:r>
+        <w:rPr>
+          <w:u w:val="single" w:color="0000ff"/>
+          <w:rFonts w:ascii="Charis SIL Regular" w:hAnsi="Charis SIL Regular" w:eastAsia="Charis SIL Regular"/>
+          <w:b w:val="0"/>
+          <w:i w:val="0"/>
+          <w:color w:val="000000"/>
+          <w:sz w:val="24"/>
+        </w:rPr>
+        <w:hyperlink r:id="rId28" w:history="1">
+          <w:r>
+            <w:rPr>
+              <w:rStyle w:val="Hyperlink"/>
+            </w:rPr>
+            <w:t xml:space="preserve">khulp </w:t>
+          </w:r>
+        </w:hyperlink>
       </w:r>
       <w:r>
         <w:rPr>
@@ -4525,7 +4557,7 @@
           <w:sz w:val="24"/>
           <w:u w:val="single"/>
         </w:rPr>
-        <w:hyperlink r:id="rId15" w:history="1">
+        <w:hyperlink r:id="rId28" w:history="1">
           <w:r>
             <w:rPr>
               <w:rStyle w:val="Hyperlink"/>
@@ -4554,7 +4586,7 @@
           <w:sz w:val="24"/>
           <w:u w:val="single"/>
         </w:rPr>
-        <w:hyperlink r:id="rId15" w:history="1">
+        <w:hyperlink r:id="rId28" w:history="1">
           <w:r>
             <w:rPr>
               <w:rStyle w:val="Hyperlink"/>
@@ -4572,7 +4604,7 @@
           <w:sz w:val="24"/>
           <w:u w:val="single"/>
         </w:rPr>
-        <w:hyperlink r:id="rId15" w:history="1">
+        <w:hyperlink r:id="rId28" w:history="1">
           <w:r>
             <w:rPr>
               <w:rStyle w:val="Hyperlink"/>
@@ -4590,7 +4622,7 @@
           <w:sz w:val="24"/>
           <w:u w:val="single"/>
         </w:rPr>
-        <w:hyperlink r:id="rId15" w:history="1">
+        <w:hyperlink r:id="rId28" w:history="1">
           <w:r>
             <w:rPr>
               <w:rStyle w:val="Hyperlink"/>
@@ -4646,7 +4678,42 @@
           <w:color w:val="000000"/>
           <w:sz w:val="24"/>
         </w:rPr>
-        <w:t>nte inform</w:t>
+        <w:hyperlink r:id="rId15" w:history="1">
+          <w:r>
+            <w:rPr>
+              <w:rStyle w:val="Hyperlink"/>
+            </w:rPr>
+            <w:t>nte info</w:t>
+          </w:r>
+        </w:hyperlink>
+      </w:r>
+      <w:r>
+        <w:rPr>
+          <w:u w:val="single" w:color="0000ff"/>
+          <w:rFonts w:ascii="Charis SIL Regular" w:hAnsi="Charis SIL Regular" w:eastAsia="Charis SIL Regular"/>
+          <w:b w:val="0"/>
+          <w:i w:val="0"/>
+          <w:color w:val="000000"/>
+          <w:sz w:val="24"/>
+        </w:rPr>
+        <w:hyperlink r:id="rId15" w:history="1">
+          <w:r>
+            <w:rPr>
+              <w:rStyle w:val="Hyperlink"/>
+            </w:rPr>
+            <w:t>r</w:t>
+          </w:r>
+        </w:hyperlink>
+      </w:r>
+      <w:r>
+        <w:rPr>
+          <w:rFonts w:ascii="Charis SIL Regular" w:hAnsi="Charis SIL Regular" w:eastAsia="Charis SIL Regular"/>
+          <w:b w:val="0"/>
+          <w:i w:val="0"/>
+          <w:color w:val="000000"/>
+          <w:sz w:val="24"/>
+        </w:rPr>
+        <w:t>m</w:t>
       </w:r>
       <w:r>
         <w:rPr>
@@ -7013,7 +7080,7 @@
           <w:sz w:val="24"/>
           <w:u w:val="single"/>
         </w:rPr>
-        <w:hyperlink r:id="rId35" w:history="1">
+        <w:hyperlink r:id="rId36" w:history="1">
           <w:r>
             <w:rPr>
               <w:rStyle w:val="Hyperlink"/>

--- a/EXPORTS/DOCX/published/niveau2/Dutch/ArubaBonaireCuracao.docx
+++ b/EXPORTS/DOCX/published/niveau2/Dutch/ArubaBonaireCuracao.docx
@@ -1675,9 +1675,19 @@
             <w:rPr>
               <w:rStyle w:val="Hyperlink"/>
             </w:rPr>
-            <w:t>het</w:t>
+            <w:t>h</w:t>
           </w:r>
         </w:hyperlink>
+      </w:r>
+      <w:r>
+        <w:rPr>
+          <w:rFonts w:ascii="Charis SIL Regular" w:hAnsi="Charis SIL Regular" w:eastAsia="Charis SIL Regular"/>
+          <w:b w:val="0"/>
+          <w:i w:val="0"/>
+          <w:color w:val="0000FF"/>
+          <w:sz w:val="24"/>
+        </w:rPr>
+        <w:t>et</w:t>
       </w:r>
       <w:r>
         <w:rPr>
@@ -1780,19 +1790,9 @@
             <w:rPr>
               <w:rStyle w:val="Hyperlink"/>
             </w:rPr>
-            <w:t>Ind</w:t>
+            <w:t>Indië</w:t>
           </w:r>
         </w:hyperlink>
-      </w:r>
-      <w:r>
-        <w:rPr>
-          <w:rFonts w:ascii="Charis SIL Regular" w:hAnsi="Charis SIL Regular" w:eastAsia="Charis SIL Regular"/>
-          <w:b w:val="0"/>
-          <w:i w:val="0"/>
-          <w:color w:val="0000FF"/>
-          <w:sz w:val="24"/>
-        </w:rPr>
-        <w:t>ië</w:t>
       </w:r>
       <w:r>
         <w:rPr>
@@ -1820,166 +1820,7 @@
           <w:color w:val="000000"/>
           <w:sz w:val="24"/>
         </w:rPr>
-        <w:t xml:space="preserve"> die verwijst naar relev</w:t>
-      </w:r>
-      <w:r>
-        <w:rPr>
-          <w:u w:val="single" w:color="0000ff"/>
-          <w:rFonts w:ascii="Charis SIL Regular" w:hAnsi="Charis SIL Regular" w:eastAsia="Charis SIL Regular"/>
-          <w:b w:val="0"/>
-          <w:i w:val="0"/>
-          <w:color w:val="000000"/>
-          <w:sz w:val="24"/>
-        </w:rPr>
-        <w:t>a</w:t>
-      </w:r>
-      <w:r>
-        <w:rPr>
-          <w:u w:val="single" w:color="0000ff"/>
-          <w:rFonts w:ascii="Charis SIL Regular" w:hAnsi="Charis SIL Regular" w:eastAsia="Charis SIL Regular"/>
-          <w:b w:val="0"/>
-          <w:i w:val="0"/>
-          <w:color w:val="000000"/>
-          <w:sz w:val="24"/>
-        </w:rPr>
-        <w:hyperlink r:id="rId16" w:history="1">
-          <w:r>
-            <w:rPr>
-              <w:rStyle w:val="Hyperlink"/>
-            </w:rPr>
-            <w:t>nt archiefmater</w:t>
-          </w:r>
-        </w:hyperlink>
-      </w:r>
-      <w:r>
-        <w:rPr>
-          <w:u w:val="single" w:color="0000ff"/>
-          <w:rFonts w:ascii="Charis SIL Regular" w:hAnsi="Charis SIL Regular" w:eastAsia="Charis SIL Regular"/>
-          <w:b w:val="0"/>
-          <w:i w:val="0"/>
-          <w:color w:val="000000"/>
-          <w:sz w:val="24"/>
-        </w:rPr>
-        <w:hyperlink r:id="rId16" w:history="1">
-          <w:r>
-            <w:rPr>
-              <w:rStyle w:val="Hyperlink"/>
-            </w:rPr>
-            <w:t>i</w:t>
-          </w:r>
-        </w:hyperlink>
-      </w:r>
-      <w:r>
-        <w:rPr>
-          <w:u w:val="single" w:color="0000ff"/>
-          <w:rFonts w:ascii="Charis SIL Regular" w:hAnsi="Charis SIL Regular" w:eastAsia="Charis SIL Regular"/>
-          <w:b w:val="0"/>
-          <w:i w:val="0"/>
-          <w:color w:val="000000"/>
-          <w:sz w:val="24"/>
-        </w:rPr>
-        <w:hyperlink r:id="rId16" w:history="1">
-          <w:r>
-            <w:rPr>
-              <w:rStyle w:val="Hyperlink"/>
-            </w:rPr>
-            <w:t>aa</w:t>
-          </w:r>
-        </w:hyperlink>
-      </w:r>
-      <w:r>
-        <w:rPr>
-          <w:u w:val="single" w:color="0000ff"/>
-          <w:rFonts w:ascii="Charis SIL Regular" w:hAnsi="Charis SIL Regular" w:eastAsia="Charis SIL Regular"/>
-          <w:b w:val="0"/>
-          <w:i w:val="0"/>
-          <w:color w:val="000000"/>
-          <w:sz w:val="24"/>
-        </w:rPr>
-        <w:hyperlink r:id="rId16" w:history="1">
-          <w:r>
-            <w:rPr>
-              <w:rStyle w:val="Hyperlink"/>
-            </w:rPr>
-            <w:t>l</w:t>
-          </w:r>
-        </w:hyperlink>
-      </w:r>
-      <w:r>
-        <w:rPr>
-          <w:u w:val="single" w:color="0000ff"/>
-          <w:rFonts w:ascii="Charis SIL Regular" w:hAnsi="Charis SIL Regular" w:eastAsia="Charis SIL Regular"/>
-          <w:b w:val="0"/>
-          <w:i w:val="0"/>
-          <w:color w:val="000000"/>
-          <w:sz w:val="24"/>
-        </w:rPr>
-        <w:hyperlink r:id="rId16" w:history="1">
-          <w:r>
-            <w:rPr>
-              <w:rStyle w:val="Hyperlink"/>
-            </w:rPr>
-            <w:t xml:space="preserve"> over op</w:t>
-          </w:r>
-        </w:hyperlink>
-      </w:r>
-      <w:r>
-        <w:rPr>
-          <w:u w:val="single" w:color="0000ff"/>
-          <w:rFonts w:ascii="Charis SIL Regular" w:hAnsi="Charis SIL Regular" w:eastAsia="Charis SIL Regular"/>
-          <w:b w:val="0"/>
-          <w:i w:val="0"/>
-          <w:color w:val="000000"/>
-          <w:sz w:val="24"/>
-        </w:rPr>
-        <w:t xml:space="preserve"> </w:t>
-      </w:r>
-      <w:r>
-        <w:rPr>
-          <w:u w:val="single" w:color="0000ff"/>
-          <w:rFonts w:ascii="Charis SIL Regular" w:hAnsi="Charis SIL Regular" w:eastAsia="Charis SIL Regular"/>
-          <w:b w:val="0"/>
-          <w:i w:val="0"/>
-          <w:color w:val="000000"/>
-          <w:sz w:val="24"/>
-        </w:rPr>
-        <w:hyperlink r:id="rId16" w:history="1">
-          <w:r>
-            <w:rPr>
-              <w:rStyle w:val="Hyperlink"/>
-            </w:rPr>
-            <w:t>de</w:t>
-          </w:r>
-        </w:hyperlink>
-      </w:r>
-      <w:r>
-        <w:rPr>
-          <w:u w:val="single" w:color="0000ff"/>
-          <w:rFonts w:ascii="Charis SIL Regular" w:hAnsi="Charis SIL Regular" w:eastAsia="Charis SIL Regular"/>
-          <w:b w:val="0"/>
-          <w:i w:val="0"/>
-          <w:color w:val="000000"/>
-          <w:sz w:val="24"/>
-        </w:rPr>
-        <w:t xml:space="preserve"> </w:t>
-      </w:r>
-      <w:r>
-        <w:rPr>
-          <w:u w:val="single" w:color="0000ff"/>
-          <w:rFonts w:ascii="Charis SIL Regular" w:hAnsi="Charis SIL Regular" w:eastAsia="Charis SIL Regular"/>
-          <w:b w:val="0"/>
-          <w:i w:val="0"/>
-          <w:color w:val="000000"/>
-          <w:sz w:val="24"/>
-        </w:rPr>
-        <w:hyperlink r:id="rId16" w:history="1">
-          <w:r>
-            <w:rPr>
-              <w:rStyle w:val="Hyperlink"/>
-            </w:rPr>
-            <w:t>Aru</w:t>
-          </w:r>
-        </w:hyperlink>
+        <w:t xml:space="preserve"> die verwijst naar relevant archiefmateriaal over op de Aru</w:t>
       </w:r>
       <w:r>
         <w:rPr>
@@ -3762,49 +3603,13 @@
       </w:r>
       <w:r>
         <w:rPr>
-          <w:u w:val="single" w:color="0000ff"/>
-          <w:rFonts w:ascii="Charis SIL Regular" w:hAnsi="Charis SIL Regular" w:eastAsia="Charis SIL Regular"/>
-          <w:b w:val="0"/>
-          <w:i w:val="0"/>
-          <w:color w:val="000000"/>
-          <w:sz w:val="24"/>
-        </w:rPr>
-        <w:hyperlink r:id="rId22" w:history="1">
-          <w:r>
-            <w:rPr>
-              <w:rStyle w:val="Hyperlink"/>
-            </w:rPr>
-            <w:t>bevinde</w:t>
-          </w:r>
-        </w:hyperlink>
-      </w:r>
-      <w:r>
-        <w:rPr>
-          <w:rFonts w:ascii="Charis SIL Regular" w:hAnsi="Charis SIL Regular" w:eastAsia="Charis SIL Regular"/>
-          <w:b w:val="0"/>
-          <w:i w:val="0"/>
-          <w:color w:val="000000"/>
-          <w:sz w:val="24"/>
-        </w:rPr>
-        <w:t>n zijn in d</w:t>
-      </w:r>
-      <w:r>
-        <w:rPr>
-          <w:u w:val="single" w:color="0000ff"/>
-          <w:rFonts w:ascii="Charis SIL Regular" w:hAnsi="Charis SIL Regular" w:eastAsia="Charis SIL Regular"/>
-          <w:b w:val="0"/>
-          <w:i w:val="0"/>
-          <w:color w:val="000000"/>
-          <w:sz w:val="24"/>
-        </w:rPr>
-        <w:hyperlink r:id="rId23" w:history="1">
-          <w:r>
-            <w:rPr>
-              <w:rStyle w:val="Hyperlink"/>
-            </w:rPr>
-            <w:t>e databa</w:t>
-          </w:r>
-        </w:hyperlink>
+          <w:rFonts w:ascii="Charis SIL Regular" w:hAnsi="Charis SIL Regular" w:eastAsia="Charis SIL Regular"/>
+          <w:b w:val="0"/>
+          <w:i w:val="0"/>
+          <w:color w:val="000000"/>
+          <w:sz w:val="24"/>
+        </w:rPr>
+        <w:t>bevinden zijn in de databa</w:t>
       </w:r>
       <w:r>
         <w:rPr>
@@ -4302,7 +4107,7 @@
           <w:sz w:val="24"/>
           <w:u w:val="single"/>
         </w:rPr>
-        <w:hyperlink r:id="rId28" w:history="1">
+        <w:hyperlink r:id="rId27" w:history="1">
           <w:r>
             <w:rPr>
               <w:rStyle w:val="Hyperlink"/>
@@ -4329,16 +4134,8 @@
           <w:i w:val="0"/>
           <w:color w:val="0000FF"/>
           <w:sz w:val="24"/>
-          <w:u w:val="single"/>
-        </w:rPr>
-        <w:hyperlink r:id="rId28" w:history="1">
-          <w:r>
-            <w:rPr>
-              <w:rStyle w:val="Hyperlink"/>
-            </w:rPr>
-            <w:t>A</w:t>
-          </w:r>
-        </w:hyperlink>
+        </w:rPr>
+        <w:t>A</w:t>
       </w:r>
       <w:r>
         <w:rPr>
@@ -7067,20 +6864,19 @@
           <w:i w:val="0"/>
           <w:color w:val="0000FF"/>
           <w:sz w:val="24"/>
+        </w:rPr>
+        <w:t xml:space="preserve"> </w:t>
+      </w:r>
+      <w:r>
+        <w:rPr>
+          <w:rFonts w:ascii="Charis SIL Regular" w:hAnsi="Charis SIL Regular" w:eastAsia="Charis SIL Regular"/>
+          <w:b w:val="0"/>
+          <w:i w:val="0"/>
+          <w:color w:val="0000FF"/>
+          <w:sz w:val="24"/>
           <w:u w:val="single"/>
         </w:rPr>
-        <w:t xml:space="preserve"> </w:t>
-      </w:r>
-      <w:r>
-        <w:rPr>
-          <w:rFonts w:ascii="Charis SIL Regular" w:hAnsi="Charis SIL Regular" w:eastAsia="Charis SIL Regular"/>
-          <w:b w:val="0"/>
-          <w:i w:val="0"/>
-          <w:color w:val="0000FF"/>
-          <w:sz w:val="24"/>
-          <w:u w:val="single"/>
-        </w:rPr>
-        <w:hyperlink r:id="rId36" w:history="1">
+        <w:hyperlink r:id="rId35" w:history="1">
           <w:r>
             <w:rPr>
               <w:rStyle w:val="Hyperlink"/>
@@ -7313,7 +7109,6 @@
       </w:r>
       <w:r>
         <w:rPr>
-          <w:u w:val="single" w:color="0000ff"/>
           <w:rFonts w:ascii="Charis SIL Regular" w:hAnsi="Charis SIL Regular" w:eastAsia="Charis SIL Regular"/>
           <w:b w:val="0"/>
           <w:i w:val="0"/>

--- a/EXPORTS/DOCX/published/niveau2/Dutch/ArubaBonaireCuracao.docx
+++ b/EXPORTS/DOCX/published/niveau2/Dutch/ArubaBonaireCuracao.docx
@@ -1264,6 +1264,7 @@
       </w:r>
       <w:r>
         <w:rPr>
+          <w:u w:val="single" w:color="0000ff"/>
           <w:rFonts w:ascii="Charis SIL Regular" w:hAnsi="Charis SIL Regular" w:eastAsia="Charis SIL Regular"/>
           <w:b w:val="0"/>
           <w:i w:val="0"/>
@@ -1548,7 +1549,7 @@
             <w:rPr>
               <w:rStyle w:val="Hyperlink"/>
             </w:rPr>
-            <w:t>Onderofficier</w:t>
+            <w:t>Onderoffici</w:t>
           </w:r>
         </w:hyperlink>
       </w:r>
@@ -1559,7 +1560,23 @@
           <w:i w:val="0"/>
           <w:color w:val="0000FF"/>
           <w:sz w:val="24"/>
-          <w:u w:val="single"/>
+        </w:rPr>
+        <w:hyperlink r:id="rId16" w:history="1">
+          <w:r>
+            <w:rPr>
+              <w:rStyle w:val="Hyperlink"/>
+            </w:rPr>
+            <w:t>er</w:t>
+          </w:r>
+        </w:hyperlink>
+      </w:r>
+      <w:r>
+        <w:rPr>
+          <w:rFonts w:ascii="Charis SIL Regular" w:hAnsi="Charis SIL Regular" w:eastAsia="Charis SIL Regular"/>
+          <w:b w:val="0"/>
+          <w:i w:val="0"/>
+          <w:color w:val="0000FF"/>
+          <w:sz w:val="24"/>
         </w:rPr>
         <w:t>en</w:t>
       </w:r>
@@ -1675,19 +1692,9 @@
             <w:rPr>
               <w:rStyle w:val="Hyperlink"/>
             </w:rPr>
-            <w:t>h</w:t>
+            <w:t>het</w:t>
           </w:r>
         </w:hyperlink>
-      </w:r>
-      <w:r>
-        <w:rPr>
-          <w:rFonts w:ascii="Charis SIL Regular" w:hAnsi="Charis SIL Regular" w:eastAsia="Charis SIL Regular"/>
-          <w:b w:val="0"/>
-          <w:i w:val="0"/>
-          <w:color w:val="0000FF"/>
-          <w:sz w:val="24"/>
-        </w:rPr>
-        <w:t>et</w:t>
       </w:r>
       <w:r>
         <w:rPr>
@@ -1820,7 +1827,166 @@
           <w:color w:val="000000"/>
           <w:sz w:val="24"/>
         </w:rPr>
-        <w:t xml:space="preserve"> die verwijst naar relevant archiefmateriaal over op de Aru</w:t>
+        <w:t xml:space="preserve"> die verwijst naar relev</w:t>
+      </w:r>
+      <w:r>
+        <w:rPr>
+          <w:u w:val="single" w:color="0000ff"/>
+          <w:rFonts w:ascii="Charis SIL Regular" w:hAnsi="Charis SIL Regular" w:eastAsia="Charis SIL Regular"/>
+          <w:b w:val="0"/>
+          <w:i w:val="0"/>
+          <w:color w:val="000000"/>
+          <w:sz w:val="24"/>
+        </w:rPr>
+        <w:t>a</w:t>
+      </w:r>
+      <w:r>
+        <w:rPr>
+          <w:u w:val="single" w:color="0000ff"/>
+          <w:rFonts w:ascii="Charis SIL Regular" w:hAnsi="Charis SIL Regular" w:eastAsia="Charis SIL Regular"/>
+          <w:b w:val="0"/>
+          <w:i w:val="0"/>
+          <w:color w:val="000000"/>
+          <w:sz w:val="24"/>
+        </w:rPr>
+        <w:hyperlink r:id="rId16" w:history="1">
+          <w:r>
+            <w:rPr>
+              <w:rStyle w:val="Hyperlink"/>
+            </w:rPr>
+            <w:t>nt archiefmater</w:t>
+          </w:r>
+        </w:hyperlink>
+      </w:r>
+      <w:r>
+        <w:rPr>
+          <w:u w:val="single" w:color="0000ff"/>
+          <w:rFonts w:ascii="Charis SIL Regular" w:hAnsi="Charis SIL Regular" w:eastAsia="Charis SIL Regular"/>
+          <w:b w:val="0"/>
+          <w:i w:val="0"/>
+          <w:color w:val="000000"/>
+          <w:sz w:val="24"/>
+        </w:rPr>
+        <w:hyperlink r:id="rId16" w:history="1">
+          <w:r>
+            <w:rPr>
+              <w:rStyle w:val="Hyperlink"/>
+            </w:rPr>
+            <w:t>i</w:t>
+          </w:r>
+        </w:hyperlink>
+      </w:r>
+      <w:r>
+        <w:rPr>
+          <w:u w:val="single" w:color="0000ff"/>
+          <w:rFonts w:ascii="Charis SIL Regular" w:hAnsi="Charis SIL Regular" w:eastAsia="Charis SIL Regular"/>
+          <w:b w:val="0"/>
+          <w:i w:val="0"/>
+          <w:color w:val="000000"/>
+          <w:sz w:val="24"/>
+        </w:rPr>
+        <w:hyperlink r:id="rId16" w:history="1">
+          <w:r>
+            <w:rPr>
+              <w:rStyle w:val="Hyperlink"/>
+            </w:rPr>
+            <w:t>aa</w:t>
+          </w:r>
+        </w:hyperlink>
+      </w:r>
+      <w:r>
+        <w:rPr>
+          <w:u w:val="single" w:color="0000ff"/>
+          <w:rFonts w:ascii="Charis SIL Regular" w:hAnsi="Charis SIL Regular" w:eastAsia="Charis SIL Regular"/>
+          <w:b w:val="0"/>
+          <w:i w:val="0"/>
+          <w:color w:val="000000"/>
+          <w:sz w:val="24"/>
+        </w:rPr>
+        <w:hyperlink r:id="rId16" w:history="1">
+          <w:r>
+            <w:rPr>
+              <w:rStyle w:val="Hyperlink"/>
+            </w:rPr>
+            <w:t>l</w:t>
+          </w:r>
+        </w:hyperlink>
+      </w:r>
+      <w:r>
+        <w:rPr>
+          <w:u w:val="single" w:color="0000ff"/>
+          <w:rFonts w:ascii="Charis SIL Regular" w:hAnsi="Charis SIL Regular" w:eastAsia="Charis SIL Regular"/>
+          <w:b w:val="0"/>
+          <w:i w:val="0"/>
+          <w:color w:val="000000"/>
+          <w:sz w:val="24"/>
+        </w:rPr>
+        <w:hyperlink r:id="rId16" w:history="1">
+          <w:r>
+            <w:rPr>
+              <w:rStyle w:val="Hyperlink"/>
+            </w:rPr>
+            <w:t xml:space="preserve"> over op</w:t>
+          </w:r>
+        </w:hyperlink>
+      </w:r>
+      <w:r>
+        <w:rPr>
+          <w:u w:val="single" w:color="0000ff"/>
+          <w:rFonts w:ascii="Charis SIL Regular" w:hAnsi="Charis SIL Regular" w:eastAsia="Charis SIL Regular"/>
+          <w:b w:val="0"/>
+          <w:i w:val="0"/>
+          <w:color w:val="000000"/>
+          <w:sz w:val="24"/>
+        </w:rPr>
+        <w:t xml:space="preserve"> </w:t>
+      </w:r>
+      <w:r>
+        <w:rPr>
+          <w:u w:val="single" w:color="0000ff"/>
+          <w:rFonts w:ascii="Charis SIL Regular" w:hAnsi="Charis SIL Regular" w:eastAsia="Charis SIL Regular"/>
+          <w:b w:val="0"/>
+          <w:i w:val="0"/>
+          <w:color w:val="000000"/>
+          <w:sz w:val="24"/>
+        </w:rPr>
+        <w:hyperlink r:id="rId16" w:history="1">
+          <w:r>
+            <w:rPr>
+              <w:rStyle w:val="Hyperlink"/>
+            </w:rPr>
+            <w:t>de</w:t>
+          </w:r>
+        </w:hyperlink>
+      </w:r>
+      <w:r>
+        <w:rPr>
+          <w:u w:val="single" w:color="0000ff"/>
+          <w:rFonts w:ascii="Charis SIL Regular" w:hAnsi="Charis SIL Regular" w:eastAsia="Charis SIL Regular"/>
+          <w:b w:val="0"/>
+          <w:i w:val="0"/>
+          <w:color w:val="000000"/>
+          <w:sz w:val="24"/>
+        </w:rPr>
+        <w:t xml:space="preserve"> </w:t>
+      </w:r>
+      <w:r>
+        <w:rPr>
+          <w:u w:val="single" w:color="0000ff"/>
+          <w:rFonts w:ascii="Charis SIL Regular" w:hAnsi="Charis SIL Regular" w:eastAsia="Charis SIL Regular"/>
+          <w:b w:val="0"/>
+          <w:i w:val="0"/>
+          <w:color w:val="000000"/>
+          <w:sz w:val="24"/>
+        </w:rPr>
+        <w:hyperlink r:id="rId16" w:history="1">
+          <w:r>
+            <w:rPr>
+              <w:rStyle w:val="Hyperlink"/>
+            </w:rPr>
+            <w:t>Aru</w:t>
+          </w:r>
+        </w:hyperlink>
       </w:r>
       <w:r>
         <w:rPr>
@@ -3603,13 +3769,49 @@
       </w:r>
       <w:r>
         <w:rPr>
-          <w:rFonts w:ascii="Charis SIL Regular" w:hAnsi="Charis SIL Regular" w:eastAsia="Charis SIL Regular"/>
-          <w:b w:val="0"/>
-          <w:i w:val="0"/>
-          <w:color w:val="000000"/>
-          <w:sz w:val="24"/>
-        </w:rPr>
-        <w:t>bevinden zijn in de databa</w:t>
+          <w:u w:val="single" w:color="0000ff"/>
+          <w:rFonts w:ascii="Charis SIL Regular" w:hAnsi="Charis SIL Regular" w:eastAsia="Charis SIL Regular"/>
+          <w:b w:val="0"/>
+          <w:i w:val="0"/>
+          <w:color w:val="000000"/>
+          <w:sz w:val="24"/>
+        </w:rPr>
+        <w:hyperlink r:id="rId22" w:history="1">
+          <w:r>
+            <w:rPr>
+              <w:rStyle w:val="Hyperlink"/>
+            </w:rPr>
+            <w:t>bevinde</w:t>
+          </w:r>
+        </w:hyperlink>
+      </w:r>
+      <w:r>
+        <w:rPr>
+          <w:rFonts w:ascii="Charis SIL Regular" w:hAnsi="Charis SIL Regular" w:eastAsia="Charis SIL Regular"/>
+          <w:b w:val="0"/>
+          <w:i w:val="0"/>
+          <w:color w:val="000000"/>
+          <w:sz w:val="24"/>
+        </w:rPr>
+        <w:t>n zijn in d</w:t>
+      </w:r>
+      <w:r>
+        <w:rPr>
+          <w:u w:val="single" w:color="0000ff"/>
+          <w:rFonts w:ascii="Charis SIL Regular" w:hAnsi="Charis SIL Regular" w:eastAsia="Charis SIL Regular"/>
+          <w:b w:val="0"/>
+          <w:i w:val="0"/>
+          <w:color w:val="000000"/>
+          <w:sz w:val="24"/>
+        </w:rPr>
+        <w:hyperlink r:id="rId23" w:history="1">
+          <w:r>
+            <w:rPr>
+              <w:rStyle w:val="Hyperlink"/>
+            </w:rPr>
+            <w:t>e databa</w:t>
+          </w:r>
+        </w:hyperlink>
       </w:r>
       <w:r>
         <w:rPr>
@@ -6864,6 +7066,7 @@
           <w:i w:val="0"/>
           <w:color w:val="0000FF"/>
           <w:sz w:val="24"/>
+          <w:u w:val="single"/>
         </w:rPr>
         <w:t xml:space="preserve"> </w:t>
       </w:r>
@@ -7109,6 +7312,7 @@
       </w:r>
       <w:r>
         <w:rPr>
+          <w:u w:val="single" w:color="0000ff"/>
           <w:rFonts w:ascii="Charis SIL Regular" w:hAnsi="Charis SIL Regular" w:eastAsia="Charis SIL Regular"/>
           <w:b w:val="0"/>
           <w:i w:val="0"/>

--- a/EXPORTS/DOCX/published/niveau2/Dutch/ArubaBonaireCuracao.docx
+++ b/EXPORTS/DOCX/published/niveau2/Dutch/ArubaBonaireCuracao.docx
@@ -1549,7 +1549,7 @@
             <w:rPr>
               <w:rStyle w:val="Hyperlink"/>
             </w:rPr>
-            <w:t>Onderoffici</w:t>
+            <w:t>Onderofficier</w:t>
           </w:r>
         </w:hyperlink>
       </w:r>
@@ -1560,23 +1560,7 @@
           <w:i w:val="0"/>
           <w:color w:val="0000FF"/>
           <w:sz w:val="24"/>
-        </w:rPr>
-        <w:hyperlink r:id="rId16" w:history="1">
-          <w:r>
-            <w:rPr>
-              <w:rStyle w:val="Hyperlink"/>
-            </w:rPr>
-            <w:t>er</w:t>
-          </w:r>
-        </w:hyperlink>
-      </w:r>
-      <w:r>
-        <w:rPr>
-          <w:rFonts w:ascii="Charis SIL Regular" w:hAnsi="Charis SIL Regular" w:eastAsia="Charis SIL Regular"/>
-          <w:b w:val="0"/>
-          <w:i w:val="0"/>
-          <w:color w:val="0000FF"/>
-          <w:sz w:val="24"/>
+          <w:u w:val="single"/>
         </w:rPr>
         <w:t>en</w:t>
       </w:r>
@@ -1797,9 +1781,19 @@
             <w:rPr>
               <w:rStyle w:val="Hyperlink"/>
             </w:rPr>
-            <w:t>Indië</w:t>
+            <w:t>Ind</w:t>
           </w:r>
         </w:hyperlink>
+      </w:r>
+      <w:r>
+        <w:rPr>
+          <w:rFonts w:ascii="Charis SIL Regular" w:hAnsi="Charis SIL Regular" w:eastAsia="Charis SIL Regular"/>
+          <w:b w:val="0"/>
+          <w:i w:val="0"/>
+          <w:color w:val="0000FF"/>
+          <w:sz w:val="24"/>
+        </w:rPr>
+        <w:t>ië</w:t>
       </w:r>
       <w:r>
         <w:rPr>
@@ -2126,31 +2120,13 @@
       </w:r>
       <w:r>
         <w:rPr>
-          <w:u w:val="single" w:color="0000ff"/>
-          <w:rFonts w:ascii="Charis SIL Regular" w:hAnsi="Charis SIL Regular" w:eastAsia="Charis SIL Regular"/>
-          <w:b w:val="0"/>
-          <w:i w:val="0"/>
-          <w:color w:val="000000"/>
-          <w:sz w:val="24"/>
-        </w:rPr>
-        <w:hyperlink r:id="rId16" w:history="1">
-          <w:r>
-            <w:rPr>
-              <w:rStyle w:val="Hyperlink"/>
-            </w:rPr>
-            <w:t>gestationee</w:t>
-          </w:r>
-        </w:hyperlink>
-      </w:r>
-      <w:r>
-        <w:rPr>
-          <w:rFonts w:ascii="Charis SIL Regular" w:hAnsi="Charis SIL Regular" w:eastAsia="Charis SIL Regular"/>
-          <w:b w:val="0"/>
-          <w:i w:val="0"/>
-          <w:color w:val="000000"/>
-          <w:sz w:val="24"/>
-        </w:rPr>
-        <w:t xml:space="preserve">rde militairen en de zoekhulp </w:t>
+          <w:rFonts w:ascii="Charis SIL Regular" w:hAnsi="Charis SIL Regular" w:eastAsia="Charis SIL Regular"/>
+          <w:b w:val="0"/>
+          <w:i w:val="0"/>
+          <w:color w:val="000000"/>
+          <w:sz w:val="24"/>
+        </w:rPr>
+        <w:t xml:space="preserve">gestationeerde militairen en de zoekhulp </w:t>
       </w:r>
       <w:r>
         <w:rPr>
@@ -7066,7 +7042,6 @@
           <w:i w:val="0"/>
           <w:color w:val="0000FF"/>
           <w:sz w:val="24"/>
-          <w:u w:val="single"/>
         </w:rPr>
         <w:t xml:space="preserve"> </w:t>
       </w:r>
@@ -7312,7 +7287,6 @@
       </w:r>
       <w:r>
         <w:rPr>
-          <w:u w:val="single" w:color="0000ff"/>
           <w:rFonts w:ascii="Charis SIL Regular" w:hAnsi="Charis SIL Regular" w:eastAsia="Charis SIL Regular"/>
           <w:b w:val="0"/>
           <w:i w:val="0"/>

--- a/EXPORTS/DOCX/published/niveau2/Dutch/ArubaBonaireCuracao.docx
+++ b/EXPORTS/DOCX/published/niveau2/Dutch/ArubaBonaireCuracao.docx
@@ -1264,7 +1264,6 @@
       </w:r>
       <w:r>
         <w:rPr>
-          <w:u w:val="single" w:color="0000ff"/>
           <w:rFonts w:ascii="Charis SIL Regular" w:hAnsi="Charis SIL Regular" w:eastAsia="Charis SIL Regular"/>
           <w:b w:val="0"/>
           <w:i w:val="0"/>
@@ -1549,7 +1548,7 @@
             <w:rPr>
               <w:rStyle w:val="Hyperlink"/>
             </w:rPr>
-            <w:t>Onderofficier</w:t>
+            <w:t>Onderoffici</w:t>
           </w:r>
         </w:hyperlink>
       </w:r>
@@ -1560,7 +1559,23 @@
           <w:i w:val="0"/>
           <w:color w:val="0000FF"/>
           <w:sz w:val="24"/>
-          <w:u w:val="single"/>
+        </w:rPr>
+        <w:hyperlink r:id="rId16" w:history="1">
+          <w:r>
+            <w:rPr>
+              <w:rStyle w:val="Hyperlink"/>
+            </w:rPr>
+            <w:t>er</w:t>
+          </w:r>
+        </w:hyperlink>
+      </w:r>
+      <w:r>
+        <w:rPr>
+          <w:rFonts w:ascii="Charis SIL Regular" w:hAnsi="Charis SIL Regular" w:eastAsia="Charis SIL Regular"/>
+          <w:b w:val="0"/>
+          <w:i w:val="0"/>
+          <w:color w:val="0000FF"/>
+          <w:sz w:val="24"/>
         </w:rPr>
         <w:t>en</w:t>
       </w:r>
@@ -1781,19 +1796,9 @@
             <w:rPr>
               <w:rStyle w:val="Hyperlink"/>
             </w:rPr>
-            <w:t>Ind</w:t>
+            <w:t>Indië</w:t>
           </w:r>
         </w:hyperlink>
-      </w:r>
-      <w:r>
-        <w:rPr>
-          <w:rFonts w:ascii="Charis SIL Regular" w:hAnsi="Charis SIL Regular" w:eastAsia="Charis SIL Regular"/>
-          <w:b w:val="0"/>
-          <w:i w:val="0"/>
-          <w:color w:val="0000FF"/>
-          <w:sz w:val="24"/>
-        </w:rPr>
-        <w:t>ië</w:t>
       </w:r>
       <w:r>
         <w:rPr>
@@ -2120,13 +2125,31 @@
       </w:r>
       <w:r>
         <w:rPr>
-          <w:rFonts w:ascii="Charis SIL Regular" w:hAnsi="Charis SIL Regular" w:eastAsia="Charis SIL Regular"/>
-          <w:b w:val="0"/>
-          <w:i w:val="0"/>
-          <w:color w:val="000000"/>
-          <w:sz w:val="24"/>
-        </w:rPr>
-        <w:t xml:space="preserve">gestationeerde militairen en de zoekhulp </w:t>
+          <w:u w:val="single" w:color="0000ff"/>
+          <w:rFonts w:ascii="Charis SIL Regular" w:hAnsi="Charis SIL Regular" w:eastAsia="Charis SIL Regular"/>
+          <w:b w:val="0"/>
+          <w:i w:val="0"/>
+          <w:color w:val="000000"/>
+          <w:sz w:val="24"/>
+        </w:rPr>
+        <w:hyperlink r:id="rId16" w:history="1">
+          <w:r>
+            <w:rPr>
+              <w:rStyle w:val="Hyperlink"/>
+            </w:rPr>
+            <w:t>gestationee</w:t>
+          </w:r>
+        </w:hyperlink>
+      </w:r>
+      <w:r>
+        <w:rPr>
+          <w:rFonts w:ascii="Charis SIL Regular" w:hAnsi="Charis SIL Regular" w:eastAsia="Charis SIL Regular"/>
+          <w:b w:val="0"/>
+          <w:i w:val="0"/>
+          <w:color w:val="000000"/>
+          <w:sz w:val="24"/>
+        </w:rPr>
+        <w:t xml:space="preserve">rde militairen en de zoekhulp </w:t>
       </w:r>
       <w:r>
         <w:rPr>
@@ -3648,100 +3671,7 @@
           <w:color w:val="000000"/>
           <w:sz w:val="24"/>
         </w:rPr>
-        <w:t>. Niet alleen c</w:t>
-      </w:r>
-      <w:r>
-        <w:rPr>
-          <w:u w:val="single" w:color="0000ff"/>
-          <w:rFonts w:ascii="Charis SIL Regular" w:hAnsi="Charis SIL Regular" w:eastAsia="Charis SIL Regular"/>
-          <w:b w:val="0"/>
-          <w:i w:val="0"/>
-          <w:color w:val="000000"/>
-          <w:sz w:val="24"/>
-        </w:rPr>
-        <w:hyperlink r:id="rId22" w:history="1">
-          <w:r>
-            <w:rPr>
-              <w:rStyle w:val="Hyperlink"/>
-            </w:rPr>
-            <w:t>ollecties</w:t>
-          </w:r>
-        </w:hyperlink>
-      </w:r>
-      <w:r>
-        <w:rPr>
-          <w:u w:val="single" w:color="0000ff"/>
-          <w:rFonts w:ascii="Charis SIL Regular" w:hAnsi="Charis SIL Regular" w:eastAsia="Charis SIL Regular"/>
-          <w:b w:val="0"/>
-          <w:i w:val="0"/>
-          <w:color w:val="000000"/>
-          <w:sz w:val="24"/>
-        </w:rPr>
-        <w:t xml:space="preserve"> </w:t>
-      </w:r>
-      <w:r>
-        <w:rPr>
-          <w:u w:val="single" w:color="0000ff"/>
-          <w:rFonts w:ascii="Charis SIL Regular" w:hAnsi="Charis SIL Regular" w:eastAsia="Charis SIL Regular"/>
-          <w:b w:val="0"/>
-          <w:i w:val="0"/>
-          <w:color w:val="000000"/>
-          <w:sz w:val="24"/>
-        </w:rPr>
-        <w:hyperlink r:id="rId22" w:history="1">
-          <w:r>
-            <w:rPr>
-              <w:rStyle w:val="Hyperlink"/>
-            </w:rPr>
-            <w:t xml:space="preserve">die </w:t>
-          </w:r>
-        </w:hyperlink>
-      </w:r>
-      <w:r>
-        <w:rPr>
-          <w:u w:val="single" w:color="0000ff"/>
-          <w:rFonts w:ascii="Charis SIL Regular" w:hAnsi="Charis SIL Regular" w:eastAsia="Charis SIL Regular"/>
-          <w:b w:val="0"/>
-          <w:i w:val="0"/>
-          <w:color w:val="000000"/>
-          <w:sz w:val="24"/>
-        </w:rPr>
-        <w:hyperlink r:id="rId22" w:history="1">
-          <w:r>
-            <w:rPr>
-              <w:rStyle w:val="Hyperlink"/>
-            </w:rPr>
-            <w:t>zich</w:t>
-          </w:r>
-        </w:hyperlink>
-      </w:r>
-      <w:r>
-        <w:rPr>
-          <w:u w:val="single" w:color="0000ff"/>
-          <w:rFonts w:ascii="Charis SIL Regular" w:hAnsi="Charis SIL Regular" w:eastAsia="Charis SIL Regular"/>
-          <w:b w:val="0"/>
-          <w:i w:val="0"/>
-          <w:color w:val="000000"/>
-          <w:sz w:val="24"/>
-        </w:rPr>
-        <w:hyperlink r:id="rId22" w:history="1">
-          <w:r>
-            <w:rPr>
-              <w:rStyle w:val="Hyperlink"/>
-            </w:rPr>
-            <w:t xml:space="preserve"> op Arub</w:t>
-          </w:r>
-        </w:hyperlink>
-      </w:r>
-      <w:r>
-        <w:rPr>
-          <w:rFonts w:ascii="Charis SIL Regular" w:hAnsi="Charis SIL Regular" w:eastAsia="Charis SIL Regular"/>
-          <w:b w:val="0"/>
-          <w:i w:val="0"/>
-          <w:color w:val="000000"/>
-          <w:sz w:val="24"/>
-        </w:rPr>
-        <w:t xml:space="preserve">a zelf </w:t>
+        <w:t xml:space="preserve">. Niet alleen collecties die zich op Aruba zelf </w:t>
       </w:r>
       <w:r>
         <w:rPr>
@@ -3965,14 +3895,7 @@
           <w:color w:val="000000"/>
           <w:sz w:val="24"/>
         </w:rPr>
-        <w:hyperlink r:id="rId24" w:history="1">
-          <w:r>
-            <w:rPr>
-              <w:rStyle w:val="Hyperlink"/>
-            </w:rPr>
-            <w:t>toegevoeg</w:t>
-          </w:r>
-        </w:hyperlink>
+        <w:t>toegevoeg</w:t>
       </w:r>
       <w:r>
         <w:rPr>
@@ -4285,7 +4208,7 @@
           <w:sz w:val="24"/>
           <w:u w:val="single"/>
         </w:rPr>
-        <w:hyperlink r:id="rId27" w:history="1">
+        <w:hyperlink r:id="rId28" w:history="1">
           <w:r>
             <w:rPr>
               <w:rStyle w:val="Hyperlink"/>
@@ -4312,8 +4235,16 @@
           <w:i w:val="0"/>
           <w:color w:val="0000FF"/>
           <w:sz w:val="24"/>
-        </w:rPr>
-        <w:t>A</w:t>
+          <w:u w:val="single"/>
+        </w:rPr>
+        <w:hyperlink r:id="rId28" w:history="1">
+          <w:r>
+            <w:rPr>
+              <w:rStyle w:val="Hyperlink"/>
+            </w:rPr>
+            <w:t>A</w:t>
+          </w:r>
+        </w:hyperlink>
       </w:r>
       <w:r>
         <w:rPr>
@@ -4324,7 +4255,7 @@
           <w:sz w:val="24"/>
           <w:u w:val="single"/>
         </w:rPr>
-        <w:hyperlink r:id="rId27" w:history="1">
+        <w:hyperlink r:id="rId28" w:history="1">
           <w:r>
             <w:rPr>
               <w:rStyle w:val="Hyperlink"/>
@@ -4342,7 +4273,7 @@
           <w:sz w:val="24"/>
           <w:u w:val="single"/>
         </w:rPr>
-        <w:hyperlink r:id="rId27" w:history="1">
+        <w:hyperlink r:id="rId28" w:history="1">
           <w:r>
             <w:rPr>
               <w:rStyle w:val="Hyperlink"/>
@@ -4371,7 +4302,7 @@
           <w:sz w:val="24"/>
           <w:u w:val="single"/>
         </w:rPr>
-        <w:hyperlink r:id="rId27" w:history="1">
+        <w:hyperlink r:id="rId28" w:history="1">
           <w:r>
             <w:rPr>
               <w:rStyle w:val="Hyperlink"/>
@@ -4438,43 +4369,7 @@
           <w:color w:val="000000"/>
           <w:sz w:val="24"/>
         </w:rPr>
-        <w:t xml:space="preserve">•  </w:t>
-      </w:r>
-      <w:r>
-        <w:rPr>
-          <w:u w:val="single" w:color="0000ff"/>
-          <w:rFonts w:ascii="Charis SIL Regular" w:hAnsi="Charis SIL Regular" w:eastAsia="Charis SIL Regular"/>
-          <w:b w:val="0"/>
-          <w:i w:val="0"/>
-          <w:color w:val="000000"/>
-          <w:sz w:val="24"/>
-        </w:rPr>
-        <w:hyperlink r:id="rId28" w:history="1">
-          <w:r>
-            <w:rPr>
-              <w:rStyle w:val="Hyperlink"/>
-            </w:rPr>
-            <w:t>De zoe</w:t>
-          </w:r>
-        </w:hyperlink>
-      </w:r>
-      <w:r>
-        <w:rPr>
-          <w:u w:val="single" w:color="0000ff"/>
-          <w:rFonts w:ascii="Charis SIL Regular" w:hAnsi="Charis SIL Regular" w:eastAsia="Charis SIL Regular"/>
-          <w:b w:val="0"/>
-          <w:i w:val="0"/>
-          <w:color w:val="000000"/>
-          <w:sz w:val="24"/>
-        </w:rPr>
-        <w:hyperlink r:id="rId28" w:history="1">
-          <w:r>
-            <w:rPr>
-              <w:rStyle w:val="Hyperlink"/>
-            </w:rPr>
-            <w:t xml:space="preserve">khulp </w:t>
-          </w:r>
-        </w:hyperlink>
+        <w:t xml:space="preserve">•  De zoekhulp </w:t>
       </w:r>
       <w:r>
         <w:rPr>
@@ -4597,7 +4492,7 @@
           <w:sz w:val="24"/>
           <w:u w:val="single"/>
         </w:rPr>
-        <w:hyperlink r:id="rId28" w:history="1">
+        <w:hyperlink r:id="rId15" w:history="1">
           <w:r>
             <w:rPr>
               <w:rStyle w:val="Hyperlink"/>
@@ -4682,6 +4577,7 @@
       </w:r>
       <w:r>
         <w:rPr>
+          <w:u w:val="single" w:color="0000ff"/>
           <w:rFonts w:ascii="Charis SIL Regular" w:hAnsi="Charis SIL Regular" w:eastAsia="Charis SIL Regular"/>
           <w:b w:val="0"/>
           <w:i w:val="0"/>
@@ -5684,36 +5580,7 @@
           <w:color w:val="000000"/>
           <w:sz w:val="24"/>
         </w:rPr>
-        <w:t>erf</w:t>
-      </w:r>
-      <w:r>
-        <w:rPr>
-          <w:u w:val="single" w:color="0000ff"/>
-          <w:rFonts w:ascii="Charis SIL Regular" w:hAnsi="Charis SIL Regular" w:eastAsia="Charis SIL Regular"/>
-          <w:b w:val="0"/>
-          <w:i w:val="0"/>
-          <w:color w:val="000000"/>
-          <w:sz w:val="24"/>
-        </w:rPr>
-        <w:t>g</w:t>
-      </w:r>
-      <w:r>
-        <w:rPr>
-          <w:u w:val="single" w:color="0000ff"/>
-          <w:rFonts w:ascii="Charis SIL Regular" w:hAnsi="Charis SIL Regular" w:eastAsia="Charis SIL Regular"/>
-          <w:b w:val="0"/>
-          <w:i w:val="0"/>
-          <w:color w:val="000000"/>
-          <w:sz w:val="24"/>
-        </w:rPr>
-        <w:hyperlink r:id="rId31" w:history="1">
-          <w:r>
-            <w:rPr>
-              <w:rStyle w:val="Hyperlink"/>
-            </w:rPr>
-            <w:t>oedveld va</w:t>
-          </w:r>
-        </w:hyperlink>
+        <w:t>erfgoedveld va</w:t>
       </w:r>
       <w:r>
         <w:rPr>
@@ -6194,50 +6061,7 @@
           <w:color w:val="000000"/>
           <w:sz w:val="24"/>
         </w:rPr>
-        <w:hyperlink r:id="rId15" w:history="1">
-          <w:r>
-            <w:rPr>
-              <w:rStyle w:val="Hyperlink"/>
-            </w:rPr>
-            <w:t>ante in</w:t>
-          </w:r>
-        </w:hyperlink>
-      </w:r>
-      <w:r>
-        <w:rPr>
-          <w:u w:val="single" w:color="0000ff"/>
-          <w:rFonts w:ascii="Charis SIL Regular" w:hAnsi="Charis SIL Regular" w:eastAsia="Charis SIL Regular"/>
-          <w:b w:val="0"/>
-          <w:i w:val="0"/>
-          <w:color w:val="000000"/>
-          <w:sz w:val="24"/>
-        </w:rPr>
-        <w:hyperlink r:id="rId15" w:history="1">
-          <w:r>
-            <w:rPr>
-              <w:rStyle w:val="Hyperlink"/>
-            </w:rPr>
-            <w:t>f</w:t>
-          </w:r>
-        </w:hyperlink>
-      </w:r>
-      <w:r>
-        <w:rPr>
-          <w:u w:val="single" w:color="0000ff"/>
-          <w:rFonts w:ascii="Charis SIL Regular" w:hAnsi="Charis SIL Regular" w:eastAsia="Charis SIL Regular"/>
-          <w:b w:val="0"/>
-          <w:i w:val="0"/>
-          <w:color w:val="000000"/>
-          <w:sz w:val="24"/>
-        </w:rPr>
-        <w:hyperlink r:id="rId15" w:history="1">
-          <w:r>
-            <w:rPr>
-              <w:rStyle w:val="Hyperlink"/>
-            </w:rPr>
-            <w:t>o</w:t>
-          </w:r>
-        </w:hyperlink>
+        <w:t>ante info</w:t>
       </w:r>
       <w:r>
         <w:rPr>
@@ -7042,6 +6866,7 @@
           <w:i w:val="0"/>
           <w:color w:val="0000FF"/>
           <w:sz w:val="24"/>
+          <w:u w:val="single"/>
         </w:rPr>
         <w:t xml:space="preserve"> </w:t>
       </w:r>
@@ -7054,7 +6879,7 @@
           <w:sz w:val="24"/>
           <w:u w:val="single"/>
         </w:rPr>
-        <w:hyperlink r:id="rId35" w:history="1">
+        <w:hyperlink r:id="rId36" w:history="1">
           <w:r>
             <w:rPr>
               <w:rStyle w:val="Hyperlink"/>
@@ -7144,14 +6969,7 @@
           <w:color w:val="000000"/>
           <w:sz w:val="24"/>
         </w:rPr>
-        <w:hyperlink r:id="rId35" w:history="1">
-          <w:r>
-            <w:rPr>
-              <w:rStyle w:val="Hyperlink"/>
-            </w:rPr>
-            <w:t>levant kunnen zijn v</w:t>
-          </w:r>
-        </w:hyperlink>
+        <w:t>levant kunnen zijn v</w:t>
       </w:r>
       <w:r>
         <w:rPr>
@@ -7226,14 +7044,7 @@
           <w:color w:val="000000"/>
           <w:sz w:val="24"/>
         </w:rPr>
-        <w:hyperlink r:id="rId36" w:history="1">
-          <w:r>
-            <w:rPr>
-              <w:rStyle w:val="Hyperlink"/>
-            </w:rPr>
-            <w:t xml:space="preserve"> het </w:t>
-          </w:r>
-        </w:hyperlink>
+        <w:t xml:space="preserve"> het </w:t>
       </w:r>
       <w:r>
         <w:br/>
@@ -7247,14 +7058,7 @@
           <w:color w:val="000000"/>
           <w:sz w:val="24"/>
         </w:rPr>
-        <w:hyperlink r:id="rId36" w:history="1">
-          <w:r>
-            <w:rPr>
-              <w:rStyle w:val="Hyperlink"/>
-            </w:rPr>
-            <w:t>slavernijverled</w:t>
-          </w:r>
-        </w:hyperlink>
+        <w:t>slavernijverled</w:t>
       </w:r>
       <w:r>
         <w:rPr>
@@ -7287,6 +7091,7 @@
       </w:r>
       <w:r>
         <w:rPr>
+          <w:u w:val="single" w:color="0000ff"/>
           <w:rFonts w:ascii="Charis SIL Regular" w:hAnsi="Charis SIL Regular" w:eastAsia="Charis SIL Regular"/>
           <w:b w:val="0"/>
           <w:i w:val="0"/>

--- a/EXPORTS/DOCX/published/niveau2/Dutch/ArubaBonaireCuracao.docx
+++ b/EXPORTS/DOCX/published/niveau2/Dutch/ArubaBonaireCuracao.docx
@@ -1264,6 +1264,7 @@
       </w:r>
       <w:r>
         <w:rPr>
+          <w:u w:val="single" w:color="0000ff"/>
           <w:rFonts w:ascii="Charis SIL Regular" w:hAnsi="Charis SIL Regular" w:eastAsia="Charis SIL Regular"/>
           <w:b w:val="0"/>
           <w:i w:val="0"/>
@@ -2387,133 +2388,7 @@
           <w:color w:val="000000"/>
           <w:sz w:val="24"/>
         </w:rPr>
-        <w:t>, die informatie bevat over Ne</w:t>
-      </w:r>
-      <w:r>
-        <w:rPr>
-          <w:u w:val="single" w:color="0000ff"/>
-          <w:rFonts w:ascii="Charis SIL Regular" w:hAnsi="Charis SIL Regular" w:eastAsia="Charis SIL Regular"/>
-          <w:b w:val="0"/>
-          <w:i w:val="0"/>
-          <w:color w:val="000000"/>
-          <w:sz w:val="24"/>
-        </w:rPr>
-        <w:hyperlink r:id="rId17" w:history="1">
-          <w:r>
-            <w:rPr>
-              <w:rStyle w:val="Hyperlink"/>
-            </w:rPr>
-            <w:t>derlandse ko</w:t>
-          </w:r>
-        </w:hyperlink>
-      </w:r>
-      <w:r>
-        <w:rPr>
-          <w:u w:val="single" w:color="0000ff"/>
-          <w:rFonts w:ascii="Charis SIL Regular" w:hAnsi="Charis SIL Regular" w:eastAsia="Charis SIL Regular"/>
-          <w:b w:val="0"/>
-          <w:i w:val="0"/>
-          <w:color w:val="000000"/>
-          <w:sz w:val="24"/>
-        </w:rPr>
-        <w:hyperlink r:id="rId17" w:history="1">
-          <w:r>
-            <w:rPr>
-              <w:rStyle w:val="Hyperlink"/>
-            </w:rPr>
-            <w:t>l</w:t>
-          </w:r>
-        </w:hyperlink>
-      </w:r>
-      <w:r>
-        <w:rPr>
-          <w:u w:val="single" w:color="0000ff"/>
-          <w:rFonts w:ascii="Charis SIL Regular" w:hAnsi="Charis SIL Regular" w:eastAsia="Charis SIL Regular"/>
-          <w:b w:val="0"/>
-          <w:i w:val="0"/>
-          <w:color w:val="000000"/>
-          <w:sz w:val="24"/>
-        </w:rPr>
-        <w:hyperlink r:id="rId17" w:history="1">
-          <w:r>
-            <w:rPr>
-              <w:rStyle w:val="Hyperlink"/>
-            </w:rPr>
-            <w:t>on</w:t>
-          </w:r>
-        </w:hyperlink>
-      </w:r>
-      <w:r>
-        <w:rPr>
-          <w:u w:val="single" w:color="0000ff"/>
-          <w:rFonts w:ascii="Charis SIL Regular" w:hAnsi="Charis SIL Regular" w:eastAsia="Charis SIL Regular"/>
-          <w:b w:val="0"/>
-          <w:i w:val="0"/>
-          <w:color w:val="000000"/>
-          <w:sz w:val="24"/>
-        </w:rPr>
-        <w:hyperlink r:id="rId17" w:history="1">
-          <w:r>
-            <w:rPr>
-              <w:rStyle w:val="Hyperlink"/>
-            </w:rPr>
-            <w:t>iale b</w:t>
-          </w:r>
-        </w:hyperlink>
-      </w:r>
-      <w:r>
-        <w:rPr>
-          <w:u w:val="single" w:color="0000ff"/>
-          <w:rFonts w:ascii="Charis SIL Regular" w:hAnsi="Charis SIL Regular" w:eastAsia="Charis SIL Regular"/>
-          <w:b w:val="0"/>
-          <w:i w:val="0"/>
-          <w:color w:val="000000"/>
-          <w:sz w:val="24"/>
-        </w:rPr>
-        <w:hyperlink r:id="rId17" w:history="1">
-          <w:r>
-            <w:rPr>
-              <w:rStyle w:val="Hyperlink"/>
-            </w:rPr>
-            <w:t>estuur</w:t>
-          </w:r>
-        </w:hyperlink>
-      </w:r>
-      <w:r>
-        <w:rPr>
-          <w:u w:val="single" w:color="0000ff"/>
-          <w:rFonts w:ascii="Charis SIL Regular" w:hAnsi="Charis SIL Regular" w:eastAsia="Charis SIL Regular"/>
-          <w:b w:val="0"/>
-          <w:i w:val="0"/>
-          <w:color w:val="000000"/>
-          <w:sz w:val="24"/>
-        </w:rPr>
-        <w:hyperlink r:id="rId17" w:history="1">
-          <w:r>
-            <w:rPr>
-              <w:rStyle w:val="Hyperlink"/>
-            </w:rPr>
-            <w:t>s</w:t>
-          </w:r>
-        </w:hyperlink>
-      </w:r>
-      <w:r>
-        <w:rPr>
-          <w:u w:val="single" w:color="0000ff"/>
-          <w:rFonts w:ascii="Charis SIL Regular" w:hAnsi="Charis SIL Regular" w:eastAsia="Charis SIL Regular"/>
-          <w:b w:val="0"/>
-          <w:i w:val="0"/>
-          <w:color w:val="000000"/>
-          <w:sz w:val="24"/>
-        </w:rPr>
-        <w:hyperlink r:id="rId17" w:history="1">
-          <w:r>
-            <w:rPr>
-              <w:rStyle w:val="Hyperlink"/>
-            </w:rPr>
-            <w:t>ambtenar</w:t>
-          </w:r>
-        </w:hyperlink>
+        <w:t>, die informatie bevat over Nederlandse koloniale bestuursambtenar</w:t>
       </w:r>
       <w:r>
         <w:rPr>
@@ -3671,7 +3546,100 @@
           <w:color w:val="000000"/>
           <w:sz w:val="24"/>
         </w:rPr>
-        <w:t xml:space="preserve">. Niet alleen collecties die zich op Aruba zelf </w:t>
+        <w:t>. Niet alleen c</w:t>
+      </w:r>
+      <w:r>
+        <w:rPr>
+          <w:u w:val="single" w:color="0000ff"/>
+          <w:rFonts w:ascii="Charis SIL Regular" w:hAnsi="Charis SIL Regular" w:eastAsia="Charis SIL Regular"/>
+          <w:b w:val="0"/>
+          <w:i w:val="0"/>
+          <w:color w:val="000000"/>
+          <w:sz w:val="24"/>
+        </w:rPr>
+        <w:hyperlink r:id="rId22" w:history="1">
+          <w:r>
+            <w:rPr>
+              <w:rStyle w:val="Hyperlink"/>
+            </w:rPr>
+            <w:t>ollecties</w:t>
+          </w:r>
+        </w:hyperlink>
+      </w:r>
+      <w:r>
+        <w:rPr>
+          <w:u w:val="single" w:color="0000ff"/>
+          <w:rFonts w:ascii="Charis SIL Regular" w:hAnsi="Charis SIL Regular" w:eastAsia="Charis SIL Regular"/>
+          <w:b w:val="0"/>
+          <w:i w:val="0"/>
+          <w:color w:val="000000"/>
+          <w:sz w:val="24"/>
+        </w:rPr>
+        <w:t xml:space="preserve"> </w:t>
+      </w:r>
+      <w:r>
+        <w:rPr>
+          <w:u w:val="single" w:color="0000ff"/>
+          <w:rFonts w:ascii="Charis SIL Regular" w:hAnsi="Charis SIL Regular" w:eastAsia="Charis SIL Regular"/>
+          <w:b w:val="0"/>
+          <w:i w:val="0"/>
+          <w:color w:val="000000"/>
+          <w:sz w:val="24"/>
+        </w:rPr>
+        <w:hyperlink r:id="rId22" w:history="1">
+          <w:r>
+            <w:rPr>
+              <w:rStyle w:val="Hyperlink"/>
+            </w:rPr>
+            <w:t xml:space="preserve">die </w:t>
+          </w:r>
+        </w:hyperlink>
+      </w:r>
+      <w:r>
+        <w:rPr>
+          <w:u w:val="single" w:color="0000ff"/>
+          <w:rFonts w:ascii="Charis SIL Regular" w:hAnsi="Charis SIL Regular" w:eastAsia="Charis SIL Regular"/>
+          <w:b w:val="0"/>
+          <w:i w:val="0"/>
+          <w:color w:val="000000"/>
+          <w:sz w:val="24"/>
+        </w:rPr>
+        <w:hyperlink r:id="rId22" w:history="1">
+          <w:r>
+            <w:rPr>
+              <w:rStyle w:val="Hyperlink"/>
+            </w:rPr>
+            <w:t>zich</w:t>
+          </w:r>
+        </w:hyperlink>
+      </w:r>
+      <w:r>
+        <w:rPr>
+          <w:u w:val="single" w:color="0000ff"/>
+          <w:rFonts w:ascii="Charis SIL Regular" w:hAnsi="Charis SIL Regular" w:eastAsia="Charis SIL Regular"/>
+          <w:b w:val="0"/>
+          <w:i w:val="0"/>
+          <w:color w:val="000000"/>
+          <w:sz w:val="24"/>
+        </w:rPr>
+        <w:hyperlink r:id="rId22" w:history="1">
+          <w:r>
+            <w:rPr>
+              <w:rStyle w:val="Hyperlink"/>
+            </w:rPr>
+            <w:t xml:space="preserve"> op Arub</w:t>
+          </w:r>
+        </w:hyperlink>
+      </w:r>
+      <w:r>
+        <w:rPr>
+          <w:rFonts w:ascii="Charis SIL Regular" w:hAnsi="Charis SIL Regular" w:eastAsia="Charis SIL Regular"/>
+          <w:b w:val="0"/>
+          <w:i w:val="0"/>
+          <w:color w:val="000000"/>
+          <w:sz w:val="24"/>
+        </w:rPr>
+        <w:t xml:space="preserve">a zelf </w:t>
       </w:r>
       <w:r>
         <w:rPr>
@@ -3895,7 +3863,14 @@
           <w:color w:val="000000"/>
           <w:sz w:val="24"/>
         </w:rPr>
-        <w:t>toegevoeg</w:t>
+        <w:hyperlink r:id="rId24" w:history="1">
+          <w:r>
+            <w:rPr>
+              <w:rStyle w:val="Hyperlink"/>
+            </w:rPr>
+            <w:t>toegevoeg</w:t>
+          </w:r>
+        </w:hyperlink>
       </w:r>
       <w:r>
         <w:rPr>
@@ -4208,7 +4183,7 @@
           <w:sz w:val="24"/>
           <w:u w:val="single"/>
         </w:rPr>
-        <w:hyperlink r:id="rId28" w:history="1">
+        <w:hyperlink r:id="rId27" w:history="1">
           <w:r>
             <w:rPr>
               <w:rStyle w:val="Hyperlink"/>
@@ -4237,12 +4212,70 @@
           <w:sz w:val="24"/>
           <w:u w:val="single"/>
         </w:rPr>
+        <w:t>A</w:t>
+      </w:r>
+      <w:r>
+        <w:rPr>
+          <w:rFonts w:ascii="Charis SIL Regular" w:hAnsi="Charis SIL Regular" w:eastAsia="Charis SIL Regular"/>
+          <w:b w:val="0"/>
+          <w:i w:val="0"/>
+          <w:color w:val="0000FF"/>
+          <w:sz w:val="24"/>
+          <w:u w:val="single"/>
+        </w:rPr>
+        <w:hyperlink r:id="rId27" w:history="1">
+          <w:r>
+            <w:rPr>
+              <w:rStyle w:val="Hyperlink"/>
+            </w:rPr>
+            <w:t>rkeologic</w:t>
+          </w:r>
+        </w:hyperlink>
+      </w:r>
+      <w:r>
+        <w:rPr>
+          <w:rFonts w:ascii="Charis SIL Regular" w:hAnsi="Charis SIL Regular" w:eastAsia="Charis SIL Regular"/>
+          <w:b w:val="0"/>
+          <w:i w:val="0"/>
+          <w:color w:val="0000FF"/>
+          <w:sz w:val="24"/>
+          <w:u w:val="single"/>
+        </w:rPr>
+        <w:hyperlink r:id="rId27" w:history="1">
+          <w:r>
+            <w:rPr>
+              <w:rStyle w:val="Hyperlink"/>
+            </w:rPr>
+            <w:t>o</w:t>
+          </w:r>
+        </w:hyperlink>
+      </w:r>
+      <w:r>
+        <w:rPr>
+          <w:rFonts w:ascii="Charis SIL Regular" w:hAnsi="Charis SIL Regular" w:eastAsia="Charis SIL Regular"/>
+          <w:b w:val="0"/>
+          <w:i w:val="0"/>
+          <w:color w:val="0000FF"/>
+          <w:sz w:val="24"/>
+          <w:u w:val="single"/>
+        </w:rPr>
+        <w:t xml:space="preserve"> </w:t>
+      </w:r>
+      <w:r>
+        <w:rPr>
+          <w:rFonts w:ascii="Charis SIL Regular" w:hAnsi="Charis SIL Regular" w:eastAsia="Charis SIL Regular"/>
+          <w:b w:val="0"/>
+          <w:i w:val="0"/>
+          <w:color w:val="0000FF"/>
+          <w:sz w:val="24"/>
+          <w:u w:val="single"/>
+        </w:rPr>
         <w:hyperlink r:id="rId28" w:history="1">
           <w:r>
             <w:rPr>
               <w:rStyle w:val="Hyperlink"/>
             </w:rPr>
-            <w:t>A</w:t>
+            <w:t>Naci</w:t>
           </w:r>
         </w:hyperlink>
       </w:r>
@@ -4260,7 +4293,172 @@
             <w:rPr>
               <w:rStyle w:val="Hyperlink"/>
             </w:rPr>
-            <w:t>rkeologic</w:t>
+            <w:t>onal</w:t>
+          </w:r>
+        </w:hyperlink>
+      </w:r>
+      <w:r>
+        <w:rPr>
+          <w:rFonts w:ascii="Charis SIL Regular" w:hAnsi="Charis SIL Regular" w:eastAsia="Charis SIL Regular"/>
+          <w:b w:val="0"/>
+          <w:i w:val="0"/>
+          <w:color w:val="0000FF"/>
+          <w:sz w:val="24"/>
+          <w:u w:val="single"/>
+        </w:rPr>
+        <w:t xml:space="preserve"> </w:t>
+      </w:r>
+      <w:r>
+        <w:rPr>
+          <w:rFonts w:ascii="Charis SIL Regular" w:hAnsi="Charis SIL Regular" w:eastAsia="Charis SIL Regular"/>
+          <w:b w:val="0"/>
+          <w:i w:val="0"/>
+          <w:color w:val="0000FF"/>
+          <w:sz w:val="24"/>
+          <w:u w:val="single"/>
+        </w:rPr>
+        <w:hyperlink r:id="rId28" w:history="1">
+          <w:r>
+            <w:rPr>
+              <w:rStyle w:val="Hyperlink"/>
+            </w:rPr>
+            <w:t>Aruba</w:t>
+          </w:r>
+        </w:hyperlink>
+      </w:r>
+      <w:r>
+        <w:br/>
+      </w:r>
+      <w:r>
+        <w:rPr>
+          <w:rFonts w:ascii="Charis SIL Regular" w:hAnsi="Charis SIL Regular" w:eastAsia="Charis SIL Regular"/>
+          <w:b w:val="0"/>
+          <w:i w:val="0"/>
+          <w:color w:val="000000"/>
+          <w:sz w:val="24"/>
+        </w:rPr>
+        <w:t xml:space="preserve">•  </w:t>
+      </w:r>
+      <w:r>
+        <w:rPr>
+          <w:u w:val="single" w:color="0000ff"/>
+          <w:rFonts w:ascii="Charis SIL Regular" w:hAnsi="Charis SIL Regular" w:eastAsia="Charis SIL Regular"/>
+          <w:b w:val="0"/>
+          <w:i w:val="0"/>
+          <w:color w:val="000000"/>
+          <w:sz w:val="24"/>
+        </w:rPr>
+        <w:t xml:space="preserve">De zoekhulp </w:t>
+      </w:r>
+      <w:r>
+        <w:rPr>
+          <w:rFonts w:ascii="Charis SIL Regular" w:hAnsi="Charis SIL Regular" w:eastAsia="Charis SIL Regular"/>
+          <w:b w:val="0"/>
+          <w:i w:val="0"/>
+          <w:color w:val="0000FF"/>
+          <w:sz w:val="24"/>
+          <w:u w:val="single"/>
+        </w:rPr>
+        <w:hyperlink r:id="rId15" w:history="1">
+          <w:r>
+            <w:rPr>
+              <w:rStyle w:val="Hyperlink"/>
+            </w:rPr>
+            <w:t>Kòrso</w:t>
+          </w:r>
+        </w:hyperlink>
+      </w:r>
+      <w:r>
+        <w:rPr>
+          <w:rFonts w:ascii="Charis SIL Regular" w:hAnsi="Charis SIL Regular" w:eastAsia="Charis SIL Regular"/>
+          <w:b w:val="0"/>
+          <w:i w:val="0"/>
+          <w:color w:val="0000FF"/>
+          <w:sz w:val="24"/>
+          <w:u w:val="single"/>
+        </w:rPr>
+        <w:hyperlink r:id="rId28" w:history="1">
+          <w:r>
+            <w:rPr>
+              <w:rStyle w:val="Hyperlink"/>
+            </w:rPr>
+            <w:t>u</w:t>
+          </w:r>
+        </w:hyperlink>
+      </w:r>
+      <w:r>
+        <w:rPr>
+          <w:rFonts w:ascii="Charis SIL Regular" w:hAnsi="Charis SIL Regular" w:eastAsia="Charis SIL Regular"/>
+          <w:b w:val="0"/>
+          <w:i w:val="0"/>
+          <w:color w:val="0000FF"/>
+          <w:sz w:val="24"/>
+          <w:u w:val="single"/>
+        </w:rPr>
+        <w:t xml:space="preserve"> </w:t>
+      </w:r>
+      <w:r>
+        <w:rPr>
+          <w:rFonts w:ascii="Charis SIL Regular" w:hAnsi="Charis SIL Regular" w:eastAsia="Charis SIL Regular"/>
+          <w:b w:val="0"/>
+          <w:i w:val="0"/>
+          <w:color w:val="0000FF"/>
+          <w:sz w:val="24"/>
+          <w:u w:val="single"/>
+        </w:rPr>
+        <w:hyperlink r:id="rId28" w:history="1">
+          <w:r>
+            <w:rPr>
+              <w:rStyle w:val="Hyperlink"/>
+            </w:rPr>
+            <w:t>–</w:t>
+          </w:r>
+        </w:hyperlink>
+      </w:r>
+      <w:r>
+        <w:rPr>
+          <w:rFonts w:ascii="Charis SIL Regular" w:hAnsi="Charis SIL Regular" w:eastAsia="Charis SIL Regular"/>
+          <w:b w:val="0"/>
+          <w:i w:val="0"/>
+          <w:color w:val="0000FF"/>
+          <w:sz w:val="24"/>
+          <w:u w:val="single"/>
+        </w:rPr>
+        <w:t xml:space="preserve"> </w:t>
+      </w:r>
+      <w:r>
+        <w:rPr>
+          <w:rFonts w:ascii="Charis SIL Regular" w:hAnsi="Charis SIL Regular" w:eastAsia="Charis SIL Regular"/>
+          <w:b w:val="0"/>
+          <w:i w:val="0"/>
+          <w:color w:val="0000FF"/>
+          <w:sz w:val="24"/>
+          <w:u w:val="single"/>
+        </w:rPr>
+        <w:hyperlink r:id="rId28" w:history="1">
+          <w:r>
+            <w:rPr>
+              <w:rStyle w:val="Hyperlink"/>
+            </w:rPr>
+            <w:t>Curaç</w:t>
+          </w:r>
+        </w:hyperlink>
+      </w:r>
+      <w:r>
+        <w:rPr>
+          <w:rFonts w:ascii="Charis SIL Regular" w:hAnsi="Charis SIL Regular" w:eastAsia="Charis SIL Regular"/>
+          <w:b w:val="0"/>
+          <w:i w:val="0"/>
+          <w:color w:val="0000FF"/>
+          <w:sz w:val="24"/>
+          <w:u w:val="single"/>
+        </w:rPr>
+        <w:hyperlink r:id="rId28" w:history="1">
+          <w:r>
+            <w:rPr>
+              <w:rStyle w:val="Hyperlink"/>
+            </w:rPr>
+            <w:t>a</w:t>
           </w:r>
         </w:hyperlink>
       </w:r>
@@ -4284,225 +4482,6 @@
       </w:r>
       <w:r>
         <w:rPr>
-          <w:rFonts w:ascii="Charis SIL Regular" w:hAnsi="Charis SIL Regular" w:eastAsia="Charis SIL Regular"/>
-          <w:b w:val="0"/>
-          <w:i w:val="0"/>
-          <w:color w:val="0000FF"/>
-          <w:sz w:val="24"/>
-          <w:u w:val="single"/>
-        </w:rPr>
-        <w:t xml:space="preserve"> </w:t>
-      </w:r>
-      <w:r>
-        <w:rPr>
-          <w:rFonts w:ascii="Charis SIL Regular" w:hAnsi="Charis SIL Regular" w:eastAsia="Charis SIL Regular"/>
-          <w:b w:val="0"/>
-          <w:i w:val="0"/>
-          <w:color w:val="0000FF"/>
-          <w:sz w:val="24"/>
-          <w:u w:val="single"/>
-        </w:rPr>
-        <w:hyperlink r:id="rId28" w:history="1">
-          <w:r>
-            <w:rPr>
-              <w:rStyle w:val="Hyperlink"/>
-            </w:rPr>
-            <w:t>Naci</w:t>
-          </w:r>
-        </w:hyperlink>
-      </w:r>
-      <w:r>
-        <w:rPr>
-          <w:rFonts w:ascii="Charis SIL Regular" w:hAnsi="Charis SIL Regular" w:eastAsia="Charis SIL Regular"/>
-          <w:b w:val="0"/>
-          <w:i w:val="0"/>
-          <w:color w:val="0000FF"/>
-          <w:sz w:val="24"/>
-          <w:u w:val="single"/>
-        </w:rPr>
-        <w:hyperlink r:id="rId28" w:history="1">
-          <w:r>
-            <w:rPr>
-              <w:rStyle w:val="Hyperlink"/>
-            </w:rPr>
-            <w:t>onal</w:t>
-          </w:r>
-        </w:hyperlink>
-      </w:r>
-      <w:r>
-        <w:rPr>
-          <w:rFonts w:ascii="Charis SIL Regular" w:hAnsi="Charis SIL Regular" w:eastAsia="Charis SIL Regular"/>
-          <w:b w:val="0"/>
-          <w:i w:val="0"/>
-          <w:color w:val="0000FF"/>
-          <w:sz w:val="24"/>
-          <w:u w:val="single"/>
-        </w:rPr>
-        <w:t xml:space="preserve"> </w:t>
-      </w:r>
-      <w:r>
-        <w:rPr>
-          <w:rFonts w:ascii="Charis SIL Regular" w:hAnsi="Charis SIL Regular" w:eastAsia="Charis SIL Regular"/>
-          <w:b w:val="0"/>
-          <w:i w:val="0"/>
-          <w:color w:val="0000FF"/>
-          <w:sz w:val="24"/>
-          <w:u w:val="single"/>
-        </w:rPr>
-        <w:hyperlink r:id="rId28" w:history="1">
-          <w:r>
-            <w:rPr>
-              <w:rStyle w:val="Hyperlink"/>
-            </w:rPr>
-            <w:t>Aruba</w:t>
-          </w:r>
-        </w:hyperlink>
-      </w:r>
-      <w:r>
-        <w:br/>
-      </w:r>
-      <w:r>
-        <w:rPr>
-          <w:rFonts w:ascii="Charis SIL Regular" w:hAnsi="Charis SIL Regular" w:eastAsia="Charis SIL Regular"/>
-          <w:b w:val="0"/>
-          <w:i w:val="0"/>
-          <w:color w:val="000000"/>
-          <w:sz w:val="24"/>
-        </w:rPr>
-        <w:t xml:space="preserve">•  De zoekhulp </w:t>
-      </w:r>
-      <w:r>
-        <w:rPr>
-          <w:rFonts w:ascii="Charis SIL Regular" w:hAnsi="Charis SIL Regular" w:eastAsia="Charis SIL Regular"/>
-          <w:b w:val="0"/>
-          <w:i w:val="0"/>
-          <w:color w:val="0000FF"/>
-          <w:sz w:val="24"/>
-          <w:u w:val="single"/>
-        </w:rPr>
-        <w:hyperlink r:id="rId28" w:history="1">
-          <w:r>
-            <w:rPr>
-              <w:rStyle w:val="Hyperlink"/>
-            </w:rPr>
-            <w:t>Kòrso</w:t>
-          </w:r>
-        </w:hyperlink>
-      </w:r>
-      <w:r>
-        <w:rPr>
-          <w:rFonts w:ascii="Charis SIL Regular" w:hAnsi="Charis SIL Regular" w:eastAsia="Charis SIL Regular"/>
-          <w:b w:val="0"/>
-          <w:i w:val="0"/>
-          <w:color w:val="0000FF"/>
-          <w:sz w:val="24"/>
-          <w:u w:val="single"/>
-        </w:rPr>
-        <w:hyperlink r:id="rId28" w:history="1">
-          <w:r>
-            <w:rPr>
-              <w:rStyle w:val="Hyperlink"/>
-            </w:rPr>
-            <w:t>u</w:t>
-          </w:r>
-        </w:hyperlink>
-      </w:r>
-      <w:r>
-        <w:rPr>
-          <w:rFonts w:ascii="Charis SIL Regular" w:hAnsi="Charis SIL Regular" w:eastAsia="Charis SIL Regular"/>
-          <w:b w:val="0"/>
-          <w:i w:val="0"/>
-          <w:color w:val="0000FF"/>
-          <w:sz w:val="24"/>
-          <w:u w:val="single"/>
-        </w:rPr>
-        <w:t xml:space="preserve"> </w:t>
-      </w:r>
-      <w:r>
-        <w:rPr>
-          <w:rFonts w:ascii="Charis SIL Regular" w:hAnsi="Charis SIL Regular" w:eastAsia="Charis SIL Regular"/>
-          <w:b w:val="0"/>
-          <w:i w:val="0"/>
-          <w:color w:val="0000FF"/>
-          <w:sz w:val="24"/>
-          <w:u w:val="single"/>
-        </w:rPr>
-        <w:hyperlink r:id="rId28" w:history="1">
-          <w:r>
-            <w:rPr>
-              <w:rStyle w:val="Hyperlink"/>
-            </w:rPr>
-            <w:t>–</w:t>
-          </w:r>
-        </w:hyperlink>
-      </w:r>
-      <w:r>
-        <w:rPr>
-          <w:rFonts w:ascii="Charis SIL Regular" w:hAnsi="Charis SIL Regular" w:eastAsia="Charis SIL Regular"/>
-          <w:b w:val="0"/>
-          <w:i w:val="0"/>
-          <w:color w:val="0000FF"/>
-          <w:sz w:val="24"/>
-          <w:u w:val="single"/>
-        </w:rPr>
-        <w:t xml:space="preserve"> </w:t>
-      </w:r>
-      <w:r>
-        <w:rPr>
-          <w:rFonts w:ascii="Charis SIL Regular" w:hAnsi="Charis SIL Regular" w:eastAsia="Charis SIL Regular"/>
-          <w:b w:val="0"/>
-          <w:i w:val="0"/>
-          <w:color w:val="0000FF"/>
-          <w:sz w:val="24"/>
-          <w:u w:val="single"/>
-        </w:rPr>
-        <w:hyperlink r:id="rId28" w:history="1">
-          <w:r>
-            <w:rPr>
-              <w:rStyle w:val="Hyperlink"/>
-            </w:rPr>
-            <w:t>Curaç</w:t>
-          </w:r>
-        </w:hyperlink>
-      </w:r>
-      <w:r>
-        <w:rPr>
-          <w:rFonts w:ascii="Charis SIL Regular" w:hAnsi="Charis SIL Regular" w:eastAsia="Charis SIL Regular"/>
-          <w:b w:val="0"/>
-          <w:i w:val="0"/>
-          <w:color w:val="0000FF"/>
-          <w:sz w:val="24"/>
-          <w:u w:val="single"/>
-        </w:rPr>
-        <w:hyperlink r:id="rId28" w:history="1">
-          <w:r>
-            <w:rPr>
-              <w:rStyle w:val="Hyperlink"/>
-            </w:rPr>
-            <w:t>a</w:t>
-          </w:r>
-        </w:hyperlink>
-      </w:r>
-      <w:r>
-        <w:rPr>
-          <w:rFonts w:ascii="Charis SIL Regular" w:hAnsi="Charis SIL Regular" w:eastAsia="Charis SIL Regular"/>
-          <w:b w:val="0"/>
-          <w:i w:val="0"/>
-          <w:color w:val="0000FF"/>
-          <w:sz w:val="24"/>
-          <w:u w:val="single"/>
-        </w:rPr>
-        <w:hyperlink r:id="rId15" w:history="1">
-          <w:r>
-            <w:rPr>
-              <w:rStyle w:val="Hyperlink"/>
-            </w:rPr>
-            <w:t>o</w:t>
-          </w:r>
-        </w:hyperlink>
-      </w:r>
-      <w:r>
-        <w:rPr>
           <w:u w:val="single" w:color="0000ff"/>
           <w:rFonts w:ascii="Charis SIL Regular" w:hAnsi="Charis SIL Regular" w:eastAsia="Charis SIL Regular"/>
           <w:b w:val="0"/>
@@ -4577,7 +4556,6 @@
       </w:r>
       <w:r>
         <w:rPr>
-          <w:u w:val="single" w:color="0000ff"/>
           <w:rFonts w:ascii="Charis SIL Regular" w:hAnsi="Charis SIL Regular" w:eastAsia="Charis SIL Regular"/>
           <w:b w:val="0"/>
           <w:i w:val="0"/>
@@ -5580,7 +5558,36 @@
           <w:color w:val="000000"/>
           <w:sz w:val="24"/>
         </w:rPr>
-        <w:t>erfgoedveld va</w:t>
+        <w:t>erf</w:t>
+      </w:r>
+      <w:r>
+        <w:rPr>
+          <w:u w:val="single" w:color="0000ff"/>
+          <w:rFonts w:ascii="Charis SIL Regular" w:hAnsi="Charis SIL Regular" w:eastAsia="Charis SIL Regular"/>
+          <w:b w:val="0"/>
+          <w:i w:val="0"/>
+          <w:color w:val="000000"/>
+          <w:sz w:val="24"/>
+        </w:rPr>
+        <w:t>g</w:t>
+      </w:r>
+      <w:r>
+        <w:rPr>
+          <w:u w:val="single" w:color="0000ff"/>
+          <w:rFonts w:ascii="Charis SIL Regular" w:hAnsi="Charis SIL Regular" w:eastAsia="Charis SIL Regular"/>
+          <w:b w:val="0"/>
+          <w:i w:val="0"/>
+          <w:color w:val="000000"/>
+          <w:sz w:val="24"/>
+        </w:rPr>
+        <w:hyperlink r:id="rId31" w:history="1">
+          <w:r>
+            <w:rPr>
+              <w:rStyle w:val="Hyperlink"/>
+            </w:rPr>
+            <w:t>oedveld va</w:t>
+          </w:r>
+        </w:hyperlink>
       </w:r>
       <w:r>
         <w:rPr>
@@ -6061,7 +6068,50 @@
           <w:color w:val="000000"/>
           <w:sz w:val="24"/>
         </w:rPr>
-        <w:t>ante info</w:t>
+        <w:hyperlink r:id="rId15" w:history="1">
+          <w:r>
+            <w:rPr>
+              <w:rStyle w:val="Hyperlink"/>
+            </w:rPr>
+            <w:t>ante in</w:t>
+          </w:r>
+        </w:hyperlink>
+      </w:r>
+      <w:r>
+        <w:rPr>
+          <w:u w:val="single" w:color="0000ff"/>
+          <w:rFonts w:ascii="Charis SIL Regular" w:hAnsi="Charis SIL Regular" w:eastAsia="Charis SIL Regular"/>
+          <w:b w:val="0"/>
+          <w:i w:val="0"/>
+          <w:color w:val="000000"/>
+          <w:sz w:val="24"/>
+        </w:rPr>
+        <w:hyperlink r:id="rId15" w:history="1">
+          <w:r>
+            <w:rPr>
+              <w:rStyle w:val="Hyperlink"/>
+            </w:rPr>
+            <w:t>f</w:t>
+          </w:r>
+        </w:hyperlink>
+      </w:r>
+      <w:r>
+        <w:rPr>
+          <w:u w:val="single" w:color="0000ff"/>
+          <w:rFonts w:ascii="Charis SIL Regular" w:hAnsi="Charis SIL Regular" w:eastAsia="Charis SIL Regular"/>
+          <w:b w:val="0"/>
+          <w:i w:val="0"/>
+          <w:color w:val="000000"/>
+          <w:sz w:val="24"/>
+        </w:rPr>
+        <w:hyperlink r:id="rId15" w:history="1">
+          <w:r>
+            <w:rPr>
+              <w:rStyle w:val="Hyperlink"/>
+            </w:rPr>
+            <w:t>o</w:t>
+          </w:r>
+        </w:hyperlink>
       </w:r>
       <w:r>
         <w:rPr>
@@ -6879,7 +6929,7 @@
           <w:sz w:val="24"/>
           <w:u w:val="single"/>
         </w:rPr>
-        <w:hyperlink r:id="rId36" w:history="1">
+        <w:hyperlink r:id="rId35" w:history="1">
           <w:r>
             <w:rPr>
               <w:rStyle w:val="Hyperlink"/>
@@ -6969,7 +7019,14 @@
           <w:color w:val="000000"/>
           <w:sz w:val="24"/>
         </w:rPr>
-        <w:t>levant kunnen zijn v</w:t>
+        <w:hyperlink r:id="rId35" w:history="1">
+          <w:r>
+            <w:rPr>
+              <w:rStyle w:val="Hyperlink"/>
+            </w:rPr>
+            <w:t>levant kunnen zijn v</w:t>
+          </w:r>
+        </w:hyperlink>
       </w:r>
       <w:r>
         <w:rPr>
@@ -7044,7 +7101,14 @@
           <w:color w:val="000000"/>
           <w:sz w:val="24"/>
         </w:rPr>
-        <w:t xml:space="preserve"> het </w:t>
+        <w:hyperlink r:id="rId36" w:history="1">
+          <w:r>
+            <w:rPr>
+              <w:rStyle w:val="Hyperlink"/>
+            </w:rPr>
+            <w:t xml:space="preserve"> het </w:t>
+          </w:r>
+        </w:hyperlink>
       </w:r>
       <w:r>
         <w:br/>
@@ -7058,7 +7122,14 @@
           <w:color w:val="000000"/>
           <w:sz w:val="24"/>
         </w:rPr>
-        <w:t>slavernijverled</w:t>
+        <w:hyperlink r:id="rId36" w:history="1">
+          <w:r>
+            <w:rPr>
+              <w:rStyle w:val="Hyperlink"/>
+            </w:rPr>
+            <w:t>slavernijverled</w:t>
+          </w:r>
+        </w:hyperlink>
       </w:r>
       <w:r>
         <w:rPr>

--- a/EXPORTS/DOCX/published/niveau2/Dutch/ArubaBonaireCuracao.docx
+++ b/EXPORTS/DOCX/published/niveau2/Dutch/ArubaBonaireCuracao.docx
@@ -1549,7 +1549,7 @@
             <w:rPr>
               <w:rStyle w:val="Hyperlink"/>
             </w:rPr>
-            <w:t>Onderoffici</w:t>
+            <w:t>Onderofficier</w:t>
           </w:r>
         </w:hyperlink>
       </w:r>
@@ -1560,23 +1560,7 @@
           <w:i w:val="0"/>
           <w:color w:val="0000FF"/>
           <w:sz w:val="24"/>
-        </w:rPr>
-        <w:hyperlink r:id="rId16" w:history="1">
-          <w:r>
-            <w:rPr>
-              <w:rStyle w:val="Hyperlink"/>
-            </w:rPr>
-            <w:t>er</w:t>
-          </w:r>
-        </w:hyperlink>
-      </w:r>
-      <w:r>
-        <w:rPr>
-          <w:rFonts w:ascii="Charis SIL Regular" w:hAnsi="Charis SIL Regular" w:eastAsia="Charis SIL Regular"/>
-          <w:b w:val="0"/>
-          <w:i w:val="0"/>
-          <w:color w:val="0000FF"/>
-          <w:sz w:val="24"/>
+          <w:u w:val="single"/>
         </w:rPr>
         <w:t>en</w:t>
       </w:r>
@@ -1634,9 +1618,19 @@
             <w:rPr>
               <w:rStyle w:val="Hyperlink"/>
             </w:rPr>
-            <w:t>soldaten</w:t>
+            <w:t>soldat</w:t>
           </w:r>
         </w:hyperlink>
+      </w:r>
+      <w:r>
+        <w:rPr>
+          <w:rFonts w:ascii="Charis SIL Regular" w:hAnsi="Charis SIL Regular" w:eastAsia="Charis SIL Regular"/>
+          <w:b w:val="0"/>
+          <w:i w:val="0"/>
+          <w:color w:val="0000FF"/>
+          <w:sz w:val="24"/>
+        </w:rPr>
+        <w:t>en</w:t>
       </w:r>
       <w:r>
         <w:rPr>
@@ -2388,7 +2382,133 @@
           <w:color w:val="000000"/>
           <w:sz w:val="24"/>
         </w:rPr>
-        <w:t>, die informatie bevat over Nederlandse koloniale bestuursambtenar</w:t>
+        <w:t>, die informatie bevat over Ne</w:t>
+      </w:r>
+      <w:r>
+        <w:rPr>
+          <w:u w:val="single" w:color="0000ff"/>
+          <w:rFonts w:ascii="Charis SIL Regular" w:hAnsi="Charis SIL Regular" w:eastAsia="Charis SIL Regular"/>
+          <w:b w:val="0"/>
+          <w:i w:val="0"/>
+          <w:color w:val="000000"/>
+          <w:sz w:val="24"/>
+        </w:rPr>
+        <w:hyperlink r:id="rId17" w:history="1">
+          <w:r>
+            <w:rPr>
+              <w:rStyle w:val="Hyperlink"/>
+            </w:rPr>
+            <w:t>derlandse ko</w:t>
+          </w:r>
+        </w:hyperlink>
+      </w:r>
+      <w:r>
+        <w:rPr>
+          <w:u w:val="single" w:color="0000ff"/>
+          <w:rFonts w:ascii="Charis SIL Regular" w:hAnsi="Charis SIL Regular" w:eastAsia="Charis SIL Regular"/>
+          <w:b w:val="0"/>
+          <w:i w:val="0"/>
+          <w:color w:val="000000"/>
+          <w:sz w:val="24"/>
+        </w:rPr>
+        <w:hyperlink r:id="rId17" w:history="1">
+          <w:r>
+            <w:rPr>
+              <w:rStyle w:val="Hyperlink"/>
+            </w:rPr>
+            <w:t>l</w:t>
+          </w:r>
+        </w:hyperlink>
+      </w:r>
+      <w:r>
+        <w:rPr>
+          <w:u w:val="single" w:color="0000ff"/>
+          <w:rFonts w:ascii="Charis SIL Regular" w:hAnsi="Charis SIL Regular" w:eastAsia="Charis SIL Regular"/>
+          <w:b w:val="0"/>
+          <w:i w:val="0"/>
+          <w:color w:val="000000"/>
+          <w:sz w:val="24"/>
+        </w:rPr>
+        <w:hyperlink r:id="rId17" w:history="1">
+          <w:r>
+            <w:rPr>
+              <w:rStyle w:val="Hyperlink"/>
+            </w:rPr>
+            <w:t>on</w:t>
+          </w:r>
+        </w:hyperlink>
+      </w:r>
+      <w:r>
+        <w:rPr>
+          <w:u w:val="single" w:color="0000ff"/>
+          <w:rFonts w:ascii="Charis SIL Regular" w:hAnsi="Charis SIL Regular" w:eastAsia="Charis SIL Regular"/>
+          <w:b w:val="0"/>
+          <w:i w:val="0"/>
+          <w:color w:val="000000"/>
+          <w:sz w:val="24"/>
+        </w:rPr>
+        <w:hyperlink r:id="rId17" w:history="1">
+          <w:r>
+            <w:rPr>
+              <w:rStyle w:val="Hyperlink"/>
+            </w:rPr>
+            <w:t>iale b</w:t>
+          </w:r>
+        </w:hyperlink>
+      </w:r>
+      <w:r>
+        <w:rPr>
+          <w:u w:val="single" w:color="0000ff"/>
+          <w:rFonts w:ascii="Charis SIL Regular" w:hAnsi="Charis SIL Regular" w:eastAsia="Charis SIL Regular"/>
+          <w:b w:val="0"/>
+          <w:i w:val="0"/>
+          <w:color w:val="000000"/>
+          <w:sz w:val="24"/>
+        </w:rPr>
+        <w:hyperlink r:id="rId17" w:history="1">
+          <w:r>
+            <w:rPr>
+              <w:rStyle w:val="Hyperlink"/>
+            </w:rPr>
+            <w:t>estuur</w:t>
+          </w:r>
+        </w:hyperlink>
+      </w:r>
+      <w:r>
+        <w:rPr>
+          <w:u w:val="single" w:color="0000ff"/>
+          <w:rFonts w:ascii="Charis SIL Regular" w:hAnsi="Charis SIL Regular" w:eastAsia="Charis SIL Regular"/>
+          <w:b w:val="0"/>
+          <w:i w:val="0"/>
+          <w:color w:val="000000"/>
+          <w:sz w:val="24"/>
+        </w:rPr>
+        <w:hyperlink r:id="rId17" w:history="1">
+          <w:r>
+            <w:rPr>
+              <w:rStyle w:val="Hyperlink"/>
+            </w:rPr>
+            <w:t>s</w:t>
+          </w:r>
+        </w:hyperlink>
+      </w:r>
+      <w:r>
+        <w:rPr>
+          <w:u w:val="single" w:color="0000ff"/>
+          <w:rFonts w:ascii="Charis SIL Regular" w:hAnsi="Charis SIL Regular" w:eastAsia="Charis SIL Regular"/>
+          <w:b w:val="0"/>
+          <w:i w:val="0"/>
+          <w:color w:val="000000"/>
+          <w:sz w:val="24"/>
+        </w:rPr>
+        <w:hyperlink r:id="rId17" w:history="1">
+          <w:r>
+            <w:rPr>
+              <w:rStyle w:val="Hyperlink"/>
+            </w:rPr>
+            <w:t>ambtenar</w:t>
+          </w:r>
+        </w:hyperlink>
       </w:r>
       <w:r>
         <w:rPr>
@@ -4210,7 +4330,6 @@
           <w:i w:val="0"/>
           <w:color w:val="0000FF"/>
           <w:sz w:val="24"/>
-          <w:u w:val="single"/>
         </w:rPr>
         <w:t>A</w:t>
       </w:r>
@@ -4270,7 +4389,7 @@
           <w:sz w:val="24"/>
           <w:u w:val="single"/>
         </w:rPr>
-        <w:hyperlink r:id="rId28" w:history="1">
+        <w:hyperlink r:id="rId27" w:history="1">
           <w:r>
             <w:rPr>
               <w:rStyle w:val="Hyperlink"/>
@@ -4348,7 +4467,32 @@
           <w:color w:val="000000"/>
           <w:sz w:val="24"/>
         </w:rPr>
-        <w:t xml:space="preserve">De zoekhulp </w:t>
+        <w:hyperlink r:id="rId28" w:history="1">
+          <w:r>
+            <w:rPr>
+              <w:rStyle w:val="Hyperlink"/>
+            </w:rPr>
+            <w:t>De zoe</w:t>
+          </w:r>
+        </w:hyperlink>
+      </w:r>
+      <w:r>
+        <w:rPr>
+          <w:u w:val="single" w:color="0000ff"/>
+          <w:rFonts w:ascii="Charis SIL Regular" w:hAnsi="Charis SIL Regular" w:eastAsia="Charis SIL Regular"/>
+          <w:b w:val="0"/>
+          <w:i w:val="0"/>
+          <w:color w:val="000000"/>
+          <w:sz w:val="24"/>
+        </w:rPr>
+        <w:hyperlink r:id="rId28" w:history="1">
+          <w:r>
+            <w:rPr>
+              <w:rStyle w:val="Hyperlink"/>
+            </w:rPr>
+            <w:t xml:space="preserve">khulp </w:t>
+          </w:r>
+        </w:hyperlink>
       </w:r>
       <w:r>
         <w:rPr>
@@ -4359,7 +4503,7 @@
           <w:sz w:val="24"/>
           <w:u w:val="single"/>
         </w:rPr>
-        <w:hyperlink r:id="rId15" w:history="1">
+        <w:hyperlink r:id="rId28" w:history="1">
           <w:r>
             <w:rPr>
               <w:rStyle w:val="Hyperlink"/>
@@ -6068,50 +6212,7 @@
           <w:color w:val="000000"/>
           <w:sz w:val="24"/>
         </w:rPr>
-        <w:hyperlink r:id="rId15" w:history="1">
-          <w:r>
-            <w:rPr>
-              <w:rStyle w:val="Hyperlink"/>
-            </w:rPr>
-            <w:t>ante in</w:t>
-          </w:r>
-        </w:hyperlink>
-      </w:r>
-      <w:r>
-        <w:rPr>
-          <w:u w:val="single" w:color="0000ff"/>
-          <w:rFonts w:ascii="Charis SIL Regular" w:hAnsi="Charis SIL Regular" w:eastAsia="Charis SIL Regular"/>
-          <w:b w:val="0"/>
-          <w:i w:val="0"/>
-          <w:color w:val="000000"/>
-          <w:sz w:val="24"/>
-        </w:rPr>
-        <w:hyperlink r:id="rId15" w:history="1">
-          <w:r>
-            <w:rPr>
-              <w:rStyle w:val="Hyperlink"/>
-            </w:rPr>
-            <w:t>f</w:t>
-          </w:r>
-        </w:hyperlink>
-      </w:r>
-      <w:r>
-        <w:rPr>
-          <w:u w:val="single" w:color="0000ff"/>
-          <w:rFonts w:ascii="Charis SIL Regular" w:hAnsi="Charis SIL Regular" w:eastAsia="Charis SIL Regular"/>
-          <w:b w:val="0"/>
-          <w:i w:val="0"/>
-          <w:color w:val="000000"/>
-          <w:sz w:val="24"/>
-        </w:rPr>
-        <w:hyperlink r:id="rId15" w:history="1">
-          <w:r>
-            <w:rPr>
-              <w:rStyle w:val="Hyperlink"/>
-            </w:rPr>
-            <w:t>o</w:t>
-          </w:r>
-        </w:hyperlink>
+        <w:t>ante info</w:t>
       </w:r>
       <w:r>
         <w:rPr>
@@ -6519,25 +6620,7 @@
           <w:color w:val="000000"/>
           <w:sz w:val="24"/>
         </w:rPr>
-        <w:t>door naar veel relevant archi</w:t>
-      </w:r>
-      <w:r>
-        <w:rPr>
-          <w:u w:val="single" w:color="0000ff"/>
-          <w:rFonts w:ascii="Charis SIL Regular" w:hAnsi="Charis SIL Regular" w:eastAsia="Charis SIL Regular"/>
-          <w:b w:val="0"/>
-          <w:i w:val="0"/>
-          <w:color w:val="000000"/>
-          <w:sz w:val="24"/>
-        </w:rPr>
-        <w:hyperlink r:id="rId15" w:history="1">
-          <w:r>
-            <w:rPr>
-              <w:rStyle w:val="Hyperlink"/>
-            </w:rPr>
-            <w:t>efmateria</w:t>
-          </w:r>
-        </w:hyperlink>
+        <w:t>door naar veel relevant archiefmateria</w:t>
       </w:r>
       <w:r>
         <w:rPr>
@@ -6916,7 +6999,6 @@
           <w:i w:val="0"/>
           <w:color w:val="0000FF"/>
           <w:sz w:val="24"/>
-          <w:u w:val="single"/>
         </w:rPr>
         <w:t xml:space="preserve"> </w:t>
       </w:r>
@@ -7162,7 +7244,6 @@
       </w:r>
       <w:r>
         <w:rPr>
-          <w:u w:val="single" w:color="0000ff"/>
           <w:rFonts w:ascii="Charis SIL Regular" w:hAnsi="Charis SIL Regular" w:eastAsia="Charis SIL Regular"/>
           <w:b w:val="0"/>
           <w:i w:val="0"/>

--- a/EXPORTS/DOCX/published/niveau2/Dutch/ArubaBonaireCuracao.docx
+++ b/EXPORTS/DOCX/published/niveau2/Dutch/ArubaBonaireCuracao.docx
@@ -1618,19 +1618,9 @@
             <w:rPr>
               <w:rStyle w:val="Hyperlink"/>
             </w:rPr>
-            <w:t>soldat</w:t>
+            <w:t>soldaten</w:t>
           </w:r>
         </w:hyperlink>
-      </w:r>
-      <w:r>
-        <w:rPr>
-          <w:rFonts w:ascii="Charis SIL Regular" w:hAnsi="Charis SIL Regular" w:eastAsia="Charis SIL Regular"/>
-          <w:b w:val="0"/>
-          <w:i w:val="0"/>
-          <w:color w:val="0000FF"/>
-          <w:sz w:val="24"/>
-        </w:rPr>
-        <w:t>en</w:t>
       </w:r>
       <w:r>
         <w:rPr>
@@ -1773,9 +1763,19 @@
             <w:rPr>
               <w:rStyle w:val="Hyperlink"/>
             </w:rPr>
-            <w:t>West-</w:t>
+            <w:t>Wes</w:t>
           </w:r>
         </w:hyperlink>
+      </w:r>
+      <w:r>
+        <w:rPr>
+          <w:rFonts w:ascii="Charis SIL Regular" w:hAnsi="Charis SIL Regular" w:eastAsia="Charis SIL Regular"/>
+          <w:b w:val="0"/>
+          <w:i w:val="0"/>
+          <w:color w:val="0000FF"/>
+          <w:sz w:val="24"/>
+        </w:rPr>
+        <w:t>t-</w:t>
       </w:r>
       <w:r>
         <w:rPr>
@@ -2927,61 +2927,7 @@
           <w:color w:val="000000"/>
           <w:sz w:val="24"/>
         </w:rPr>
-        <w:t>veel nuttige informatie me</w:t>
-      </w:r>
-      <w:r>
-        <w:rPr>
-          <w:u w:val="single" w:color="0000ff"/>
-          <w:rFonts w:ascii="Charis SIL Regular" w:hAnsi="Charis SIL Regular" w:eastAsia="Charis SIL Regular"/>
-          <w:b w:val="0"/>
-          <w:i w:val="0"/>
-          <w:color w:val="000000"/>
-          <w:sz w:val="24"/>
-        </w:rPr>
-        <w:hyperlink r:id="rId18" w:history="1">
-          <w:r>
-            <w:rPr>
-              <w:rStyle w:val="Hyperlink"/>
-            </w:rPr>
-            <w:t>t betrek</w:t>
-          </w:r>
-        </w:hyperlink>
-      </w:r>
-      <w:r>
-        <w:rPr>
-          <w:u w:val="single" w:color="0000ff"/>
-          <w:rFonts w:ascii="Charis SIL Regular" w:hAnsi="Charis SIL Regular" w:eastAsia="Charis SIL Regular"/>
-          <w:b w:val="0"/>
-          <w:i w:val="0"/>
-          <w:color w:val="000000"/>
-          <w:sz w:val="24"/>
-        </w:rPr>
-        <w:hyperlink r:id="rId18" w:history="1">
-          <w:r>
-            <w:rPr>
-              <w:rStyle w:val="Hyperlink"/>
-            </w:rPr>
-            <w:t>king to</w:t>
-          </w:r>
-        </w:hyperlink>
-      </w:r>
-      <w:r>
-        <w:rPr>
-          <w:u w:val="single" w:color="0000ff"/>
-          <w:rFonts w:ascii="Charis SIL Regular" w:hAnsi="Charis SIL Regular" w:eastAsia="Charis SIL Regular"/>
-          <w:b w:val="0"/>
-          <w:i w:val="0"/>
-          <w:color w:val="000000"/>
-          <w:sz w:val="24"/>
-        </w:rPr>
-        <w:hyperlink r:id="rId18" w:history="1">
-          <w:r>
-            <w:rPr>
-              <w:rStyle w:val="Hyperlink"/>
-            </w:rPr>
-            <w:t>t hun</w:t>
-          </w:r>
-        </w:hyperlink>
+        <w:t>veel nuttige informatie met betrekking tot hun</w:t>
       </w:r>
       <w:r>
         <w:rPr>
@@ -3354,14 +3300,7 @@
           <w:color w:val="000000"/>
           <w:sz w:val="24"/>
         </w:rPr>
-        <w:hyperlink r:id="rId21" w:history="1">
-          <w:r>
-            <w:rPr>
-              <w:rStyle w:val="Hyperlink"/>
-            </w:rPr>
-            <w:t>toeg</w:t>
-          </w:r>
-        </w:hyperlink>
+        <w:t>toeg</w:t>
       </w:r>
       <w:r>
         <w:rPr>
@@ -3976,21 +3915,13 @@
       </w:r>
       <w:r>
         <w:rPr>
-          <w:u w:val="single" w:color="0000ff"/>
-          <w:rFonts w:ascii="Charis SIL Regular" w:hAnsi="Charis SIL Regular" w:eastAsia="Charis SIL Regular"/>
-          <w:b w:val="0"/>
-          <w:i w:val="0"/>
-          <w:color w:val="000000"/>
-          <w:sz w:val="24"/>
-        </w:rPr>
-        <w:hyperlink r:id="rId24" w:history="1">
-          <w:r>
-            <w:rPr>
-              <w:rStyle w:val="Hyperlink"/>
-            </w:rPr>
-            <w:t>toegevoeg</w:t>
-          </w:r>
-        </w:hyperlink>
+          <w:rFonts w:ascii="Charis SIL Regular" w:hAnsi="Charis SIL Regular" w:eastAsia="Charis SIL Regular"/>
+          <w:b w:val="0"/>
+          <w:i w:val="0"/>
+          <w:color w:val="000000"/>
+          <w:sz w:val="24"/>
+        </w:rPr>
+        <w:t>toegevoeg</w:t>
       </w:r>
       <w:r>
         <w:rPr>
@@ -4478,7 +4409,6 @@
       </w:r>
       <w:r>
         <w:rPr>
-          <w:u w:val="single" w:color="0000ff"/>
           <w:rFonts w:ascii="Charis SIL Regular" w:hAnsi="Charis SIL Regular" w:eastAsia="Charis SIL Regular"/>
           <w:b w:val="0"/>
           <w:i w:val="0"/>
@@ -4579,7 +4509,7 @@
           <w:sz w:val="24"/>
           <w:u w:val="single"/>
         </w:rPr>
-        <w:hyperlink r:id="rId28" w:history="1">
+        <w:hyperlink r:id="rId15" w:history="1">
           <w:r>
             <w:rPr>
               <w:rStyle w:val="Hyperlink"/>
@@ -4597,7 +4527,7 @@
           <w:sz w:val="24"/>
           <w:u w:val="single"/>
         </w:rPr>
-        <w:hyperlink r:id="rId28" w:history="1">
+        <w:hyperlink r:id="rId15" w:history="1">
           <w:r>
             <w:rPr>
               <w:rStyle w:val="Hyperlink"/>
@@ -4615,7 +4545,7 @@
           <w:sz w:val="24"/>
           <w:u w:val="single"/>
         </w:rPr>
-        <w:hyperlink r:id="rId28" w:history="1">
+        <w:hyperlink r:id="rId15" w:history="1">
           <w:r>
             <w:rPr>
               <w:rStyle w:val="Hyperlink"/>
@@ -4660,53 +4590,7 @@
           <w:color w:val="000000"/>
           <w:sz w:val="24"/>
         </w:rPr>
-        <w:t>Aruba releva</w:t>
-      </w:r>
-      <w:r>
-        <w:rPr>
-          <w:u w:val="single" w:color="0000ff"/>
-          <w:rFonts w:ascii="Charis SIL Regular" w:hAnsi="Charis SIL Regular" w:eastAsia="Charis SIL Regular"/>
-          <w:b w:val="0"/>
-          <w:i w:val="0"/>
-          <w:color w:val="000000"/>
-          <w:sz w:val="24"/>
-        </w:rPr>
-        <w:hyperlink r:id="rId15" w:history="1">
-          <w:r>
-            <w:rPr>
-              <w:rStyle w:val="Hyperlink"/>
-            </w:rPr>
-            <w:t>nte info</w:t>
-          </w:r>
-        </w:hyperlink>
-      </w:r>
-      <w:r>
-        <w:rPr>
-          <w:u w:val="single" w:color="0000ff"/>
-          <w:rFonts w:ascii="Charis SIL Regular" w:hAnsi="Charis SIL Regular" w:eastAsia="Charis SIL Regular"/>
-          <w:b w:val="0"/>
-          <w:i w:val="0"/>
-          <w:color w:val="000000"/>
-          <w:sz w:val="24"/>
-        </w:rPr>
-        <w:hyperlink r:id="rId15" w:history="1">
-          <w:r>
-            <w:rPr>
-              <w:rStyle w:val="Hyperlink"/>
-            </w:rPr>
-            <w:t>r</w:t>
-          </w:r>
-        </w:hyperlink>
-      </w:r>
-      <w:r>
-        <w:rPr>
-          <w:rFonts w:ascii="Charis SIL Regular" w:hAnsi="Charis SIL Regular" w:eastAsia="Charis SIL Regular"/>
-          <w:b w:val="0"/>
-          <w:i w:val="0"/>
-          <w:color w:val="000000"/>
-          <w:sz w:val="24"/>
-        </w:rPr>
-        <w:t>m</w:t>
+        <w:t>Aruba relevante inform</w:t>
       </w:r>
       <w:r>
         <w:rPr>
@@ -6212,7 +6096,50 @@
           <w:color w:val="000000"/>
           <w:sz w:val="24"/>
         </w:rPr>
-        <w:t>ante info</w:t>
+        <w:hyperlink r:id="rId15" w:history="1">
+          <w:r>
+            <w:rPr>
+              <w:rStyle w:val="Hyperlink"/>
+            </w:rPr>
+            <w:t>ante in</w:t>
+          </w:r>
+        </w:hyperlink>
+      </w:r>
+      <w:r>
+        <w:rPr>
+          <w:u w:val="single" w:color="0000ff"/>
+          <w:rFonts w:ascii="Charis SIL Regular" w:hAnsi="Charis SIL Regular" w:eastAsia="Charis SIL Regular"/>
+          <w:b w:val="0"/>
+          <w:i w:val="0"/>
+          <w:color w:val="000000"/>
+          <w:sz w:val="24"/>
+        </w:rPr>
+        <w:hyperlink r:id="rId15" w:history="1">
+          <w:r>
+            <w:rPr>
+              <w:rStyle w:val="Hyperlink"/>
+            </w:rPr>
+            <w:t>f</w:t>
+          </w:r>
+        </w:hyperlink>
+      </w:r>
+      <w:r>
+        <w:rPr>
+          <w:u w:val="single" w:color="0000ff"/>
+          <w:rFonts w:ascii="Charis SIL Regular" w:hAnsi="Charis SIL Regular" w:eastAsia="Charis SIL Regular"/>
+          <w:b w:val="0"/>
+          <w:i w:val="0"/>
+          <w:color w:val="000000"/>
+          <w:sz w:val="24"/>
+        </w:rPr>
+        <w:hyperlink r:id="rId15" w:history="1">
+          <w:r>
+            <w:rPr>
+              <w:rStyle w:val="Hyperlink"/>
+            </w:rPr>
+            <w:t>o</w:t>
+          </w:r>
+        </w:hyperlink>
       </w:r>
       <w:r>
         <w:rPr>
@@ -6620,7 +6547,25 @@
           <w:color w:val="000000"/>
           <w:sz w:val="24"/>
         </w:rPr>
-        <w:t>door naar veel relevant archiefmateria</w:t>
+        <w:t>door naar veel relevant archi</w:t>
+      </w:r>
+      <w:r>
+        <w:rPr>
+          <w:u w:val="single" w:color="0000ff"/>
+          <w:rFonts w:ascii="Charis SIL Regular" w:hAnsi="Charis SIL Regular" w:eastAsia="Charis SIL Regular"/>
+          <w:b w:val="0"/>
+          <w:i w:val="0"/>
+          <w:color w:val="000000"/>
+          <w:sz w:val="24"/>
+        </w:rPr>
+        <w:hyperlink r:id="rId15" w:history="1">
+          <w:r>
+            <w:rPr>
+              <w:rStyle w:val="Hyperlink"/>
+            </w:rPr>
+            <w:t>efmateria</w:t>
+          </w:r>
+        </w:hyperlink>
       </w:r>
       <w:r>
         <w:rPr>
@@ -6999,6 +6944,7 @@
           <w:i w:val="0"/>
           <w:color w:val="0000FF"/>
           <w:sz w:val="24"/>
+          <w:u w:val="single"/>
         </w:rPr>
         <w:t xml:space="preserve"> </w:t>
       </w:r>
@@ -7244,6 +7190,7 @@
       </w:r>
       <w:r>
         <w:rPr>
+          <w:u w:val="single" w:color="0000ff"/>
           <w:rFonts w:ascii="Charis SIL Regular" w:hAnsi="Charis SIL Regular" w:eastAsia="Charis SIL Regular"/>
           <w:b w:val="0"/>
           <w:i w:val="0"/>

--- a/EXPORTS/DOCX/published/niveau2/Dutch/ArubaBonaireCuracao.docx
+++ b/EXPORTS/DOCX/published/niveau2/Dutch/ArubaBonaireCuracao.docx
@@ -1264,7 +1264,6 @@
       </w:r>
       <w:r>
         <w:rPr>
-          <w:u w:val="single" w:color="0000ff"/>
           <w:rFonts w:ascii="Charis SIL Regular" w:hAnsi="Charis SIL Regular" w:eastAsia="Charis SIL Regular"/>
           <w:b w:val="0"/>
           <w:i w:val="0"/>
@@ -1549,7 +1548,7 @@
             <w:rPr>
               <w:rStyle w:val="Hyperlink"/>
             </w:rPr>
-            <w:t>Onderofficier</w:t>
+            <w:t>Onderoffici</w:t>
           </w:r>
         </w:hyperlink>
       </w:r>
@@ -1560,7 +1559,23 @@
           <w:i w:val="0"/>
           <w:color w:val="0000FF"/>
           <w:sz w:val="24"/>
-          <w:u w:val="single"/>
+        </w:rPr>
+        <w:hyperlink r:id="rId16" w:history="1">
+          <w:r>
+            <w:rPr>
+              <w:rStyle w:val="Hyperlink"/>
+            </w:rPr>
+            <w:t>er</w:t>
+          </w:r>
+        </w:hyperlink>
+      </w:r>
+      <w:r>
+        <w:rPr>
+          <w:rFonts w:ascii="Charis SIL Regular" w:hAnsi="Charis SIL Regular" w:eastAsia="Charis SIL Regular"/>
+          <w:b w:val="0"/>
+          <w:i w:val="0"/>
+          <w:color w:val="0000FF"/>
+          <w:sz w:val="24"/>
         </w:rPr>
         <w:t>en</w:t>
       </w:r>
@@ -1763,19 +1778,9 @@
             <w:rPr>
               <w:rStyle w:val="Hyperlink"/>
             </w:rPr>
-            <w:t>Wes</w:t>
+            <w:t>West-</w:t>
           </w:r>
         </w:hyperlink>
-      </w:r>
-      <w:r>
-        <w:rPr>
-          <w:rFonts w:ascii="Charis SIL Regular" w:hAnsi="Charis SIL Regular" w:eastAsia="Charis SIL Regular"/>
-          <w:b w:val="0"/>
-          <w:i w:val="0"/>
-          <w:color w:val="0000FF"/>
-          <w:sz w:val="24"/>
-        </w:rPr>
-        <w:t>t-</w:t>
       </w:r>
       <w:r>
         <w:rPr>
@@ -2927,7 +2932,61 @@
           <w:color w:val="000000"/>
           <w:sz w:val="24"/>
         </w:rPr>
-        <w:t>veel nuttige informatie met betrekking tot hun</w:t>
+        <w:t>veel nuttige informatie me</w:t>
+      </w:r>
+      <w:r>
+        <w:rPr>
+          <w:u w:val="single" w:color="0000ff"/>
+          <w:rFonts w:ascii="Charis SIL Regular" w:hAnsi="Charis SIL Regular" w:eastAsia="Charis SIL Regular"/>
+          <w:b w:val="0"/>
+          <w:i w:val="0"/>
+          <w:color w:val="000000"/>
+          <w:sz w:val="24"/>
+        </w:rPr>
+        <w:hyperlink r:id="rId18" w:history="1">
+          <w:r>
+            <w:rPr>
+              <w:rStyle w:val="Hyperlink"/>
+            </w:rPr>
+            <w:t>t betrek</w:t>
+          </w:r>
+        </w:hyperlink>
+      </w:r>
+      <w:r>
+        <w:rPr>
+          <w:u w:val="single" w:color="0000ff"/>
+          <w:rFonts w:ascii="Charis SIL Regular" w:hAnsi="Charis SIL Regular" w:eastAsia="Charis SIL Regular"/>
+          <w:b w:val="0"/>
+          <w:i w:val="0"/>
+          <w:color w:val="000000"/>
+          <w:sz w:val="24"/>
+        </w:rPr>
+        <w:hyperlink r:id="rId18" w:history="1">
+          <w:r>
+            <w:rPr>
+              <w:rStyle w:val="Hyperlink"/>
+            </w:rPr>
+            <w:t>king to</w:t>
+          </w:r>
+        </w:hyperlink>
+      </w:r>
+      <w:r>
+        <w:rPr>
+          <w:u w:val="single" w:color="0000ff"/>
+          <w:rFonts w:ascii="Charis SIL Regular" w:hAnsi="Charis SIL Regular" w:eastAsia="Charis SIL Regular"/>
+          <w:b w:val="0"/>
+          <w:i w:val="0"/>
+          <w:color w:val="000000"/>
+          <w:sz w:val="24"/>
+        </w:rPr>
+        <w:hyperlink r:id="rId18" w:history="1">
+          <w:r>
+            <w:rPr>
+              <w:rStyle w:val="Hyperlink"/>
+            </w:rPr>
+            <w:t>t hun</w:t>
+          </w:r>
+        </w:hyperlink>
       </w:r>
       <w:r>
         <w:rPr>
@@ -3300,7 +3359,14 @@
           <w:color w:val="000000"/>
           <w:sz w:val="24"/>
         </w:rPr>
-        <w:t>toeg</w:t>
+        <w:hyperlink r:id="rId21" w:history="1">
+          <w:r>
+            <w:rPr>
+              <w:rStyle w:val="Hyperlink"/>
+            </w:rPr>
+            <w:t>toeg</w:t>
+          </w:r>
+        </w:hyperlink>
       </w:r>
       <w:r>
         <w:rPr>
@@ -3915,13 +3981,21 @@
       </w:r>
       <w:r>
         <w:rPr>
-          <w:rFonts w:ascii="Charis SIL Regular" w:hAnsi="Charis SIL Regular" w:eastAsia="Charis SIL Regular"/>
-          <w:b w:val="0"/>
-          <w:i w:val="0"/>
-          <w:color w:val="000000"/>
-          <w:sz w:val="24"/>
-        </w:rPr>
-        <w:t>toegevoeg</w:t>
+          <w:u w:val="single" w:color="0000ff"/>
+          <w:rFonts w:ascii="Charis SIL Regular" w:hAnsi="Charis SIL Regular" w:eastAsia="Charis SIL Regular"/>
+          <w:b w:val="0"/>
+          <w:i w:val="0"/>
+          <w:color w:val="000000"/>
+          <w:sz w:val="24"/>
+        </w:rPr>
+        <w:hyperlink r:id="rId24" w:history="1">
+          <w:r>
+            <w:rPr>
+              <w:rStyle w:val="Hyperlink"/>
+            </w:rPr>
+            <w:t>toegevoeg</w:t>
+          </w:r>
+        </w:hyperlink>
       </w:r>
       <w:r>
         <w:rPr>
@@ -4409,6 +4483,7 @@
       </w:r>
       <w:r>
         <w:rPr>
+          <w:u w:val="single" w:color="0000ff"/>
           <w:rFonts w:ascii="Charis SIL Regular" w:hAnsi="Charis SIL Regular" w:eastAsia="Charis SIL Regular"/>
           <w:b w:val="0"/>
           <w:i w:val="0"/>
@@ -4509,7 +4584,7 @@
           <w:sz w:val="24"/>
           <w:u w:val="single"/>
         </w:rPr>
-        <w:hyperlink r:id="rId15" w:history="1">
+        <w:hyperlink r:id="rId28" w:history="1">
           <w:r>
             <w:rPr>
               <w:rStyle w:val="Hyperlink"/>
@@ -4527,7 +4602,7 @@
           <w:sz w:val="24"/>
           <w:u w:val="single"/>
         </w:rPr>
-        <w:hyperlink r:id="rId15" w:history="1">
+        <w:hyperlink r:id="rId28" w:history="1">
           <w:r>
             <w:rPr>
               <w:rStyle w:val="Hyperlink"/>
@@ -4545,7 +4620,7 @@
           <w:sz w:val="24"/>
           <w:u w:val="single"/>
         </w:rPr>
-        <w:hyperlink r:id="rId15" w:history="1">
+        <w:hyperlink r:id="rId28" w:history="1">
           <w:r>
             <w:rPr>
               <w:rStyle w:val="Hyperlink"/>
@@ -4590,7 +4665,53 @@
           <w:color w:val="000000"/>
           <w:sz w:val="24"/>
         </w:rPr>
-        <w:t>Aruba relevante inform</w:t>
+        <w:t>Aruba releva</w:t>
+      </w:r>
+      <w:r>
+        <w:rPr>
+          <w:u w:val="single" w:color="0000ff"/>
+          <w:rFonts w:ascii="Charis SIL Regular" w:hAnsi="Charis SIL Regular" w:eastAsia="Charis SIL Regular"/>
+          <w:b w:val="0"/>
+          <w:i w:val="0"/>
+          <w:color w:val="000000"/>
+          <w:sz w:val="24"/>
+        </w:rPr>
+        <w:hyperlink r:id="rId15" w:history="1">
+          <w:r>
+            <w:rPr>
+              <w:rStyle w:val="Hyperlink"/>
+            </w:rPr>
+            <w:t>nte info</w:t>
+          </w:r>
+        </w:hyperlink>
+      </w:r>
+      <w:r>
+        <w:rPr>
+          <w:u w:val="single" w:color="0000ff"/>
+          <w:rFonts w:ascii="Charis SIL Regular" w:hAnsi="Charis SIL Regular" w:eastAsia="Charis SIL Regular"/>
+          <w:b w:val="0"/>
+          <w:i w:val="0"/>
+          <w:color w:val="000000"/>
+          <w:sz w:val="24"/>
+        </w:rPr>
+        <w:hyperlink r:id="rId15" w:history="1">
+          <w:r>
+            <w:rPr>
+              <w:rStyle w:val="Hyperlink"/>
+            </w:rPr>
+            <w:t>r</w:t>
+          </w:r>
+        </w:hyperlink>
+      </w:r>
+      <w:r>
+        <w:rPr>
+          <w:rFonts w:ascii="Charis SIL Regular" w:hAnsi="Charis SIL Regular" w:eastAsia="Charis SIL Regular"/>
+          <w:b w:val="0"/>
+          <w:i w:val="0"/>
+          <w:color w:val="000000"/>
+          <w:sz w:val="24"/>
+        </w:rPr>
+        <w:t>m</w:t>
       </w:r>
       <w:r>
         <w:rPr>
@@ -6944,20 +7065,19 @@
           <w:i w:val="0"/>
           <w:color w:val="0000FF"/>
           <w:sz w:val="24"/>
+        </w:rPr>
+        <w:t xml:space="preserve"> </w:t>
+      </w:r>
+      <w:r>
+        <w:rPr>
+          <w:rFonts w:ascii="Charis SIL Regular" w:hAnsi="Charis SIL Regular" w:eastAsia="Charis SIL Regular"/>
+          <w:b w:val="0"/>
+          <w:i w:val="0"/>
+          <w:color w:val="0000FF"/>
+          <w:sz w:val="24"/>
           <w:u w:val="single"/>
         </w:rPr>
-        <w:t xml:space="preserve"> </w:t>
-      </w:r>
-      <w:r>
-        <w:rPr>
-          <w:rFonts w:ascii="Charis SIL Regular" w:hAnsi="Charis SIL Regular" w:eastAsia="Charis SIL Regular"/>
-          <w:b w:val="0"/>
-          <w:i w:val="0"/>
-          <w:color w:val="0000FF"/>
-          <w:sz w:val="24"/>
-          <w:u w:val="single"/>
-        </w:rPr>
-        <w:hyperlink r:id="rId35" w:history="1">
+        <w:hyperlink r:id="rId36" w:history="1">
           <w:r>
             <w:rPr>
               <w:rStyle w:val="Hyperlink"/>
@@ -7190,7 +7310,6 @@
       </w:r>
       <w:r>
         <w:rPr>
-          <w:u w:val="single" w:color="0000ff"/>
           <w:rFonts w:ascii="Charis SIL Regular" w:hAnsi="Charis SIL Regular" w:eastAsia="Charis SIL Regular"/>
           <w:b w:val="0"/>
           <w:i w:val="0"/>

--- a/EXPORTS/DOCX/published/niveau2/Dutch/ArubaBonaireCuracao.docx
+++ b/EXPORTS/DOCX/published/niveau2/Dutch/ArubaBonaireCuracao.docx
@@ -605,54 +605,7 @@
           <w:color w:val="000000"/>
           <w:sz w:val="24"/>
         </w:rPr>
-        <w:t>kwamen de eilanden onder gezag van het nieuw gestichte Ko</w:t>
-      </w:r>
-      <w:r>
-        <w:rPr>
-          <w:u w:val="single" w:color="0000ff"/>
-          <w:rFonts w:ascii="Charis SIL Regular" w:hAnsi="Charis SIL Regular" w:eastAsia="Charis SIL Regular"/>
-          <w:b w:val="0"/>
-          <w:i w:val="0"/>
-          <w:color w:val="000000"/>
-          <w:sz w:val="24"/>
-        </w:rPr>
-        <w:hyperlink r:id="rId10" w:history="1">
-          <w:r>
-            <w:rPr>
-              <w:rStyle w:val="Hyperlink"/>
-            </w:rPr>
-            <w:t>ninkrijk</w:t>
-          </w:r>
-        </w:hyperlink>
-      </w:r>
-      <w:r>
-        <w:rPr>
-          <w:u w:val="single" w:color="0000ff"/>
-          <w:rFonts w:ascii="Charis SIL Regular" w:hAnsi="Charis SIL Regular" w:eastAsia="Charis SIL Regular"/>
-          <w:b w:val="0"/>
-          <w:i w:val="0"/>
-          <w:color w:val="000000"/>
-          <w:sz w:val="24"/>
-        </w:rPr>
-        <w:t xml:space="preserve"> </w:t>
-      </w:r>
-      <w:r>
-        <w:rPr>
-          <w:u w:val="single" w:color="0000ff"/>
-          <w:rFonts w:ascii="Charis SIL Regular" w:hAnsi="Charis SIL Regular" w:eastAsia="Charis SIL Regular"/>
-          <w:b w:val="0"/>
-          <w:i w:val="0"/>
-          <w:color w:val="000000"/>
-          <w:sz w:val="24"/>
-        </w:rPr>
-        <w:hyperlink r:id="rId10" w:history="1">
-          <w:r>
-            <w:rPr>
-              <w:rStyle w:val="Hyperlink"/>
-            </w:rPr>
-            <w:t xml:space="preserve">der </w:t>
-          </w:r>
-        </w:hyperlink>
+        <w:t xml:space="preserve">kwamen de eilanden onder gezag van het nieuw gestichte Koninkrijk der </w:t>
       </w:r>
       <w:r>
         <w:rPr>
@@ -2387,133 +2340,7 @@
           <w:color w:val="000000"/>
           <w:sz w:val="24"/>
         </w:rPr>
-        <w:t>, die informatie bevat over Ne</w:t>
-      </w:r>
-      <w:r>
-        <w:rPr>
-          <w:u w:val="single" w:color="0000ff"/>
-          <w:rFonts w:ascii="Charis SIL Regular" w:hAnsi="Charis SIL Regular" w:eastAsia="Charis SIL Regular"/>
-          <w:b w:val="0"/>
-          <w:i w:val="0"/>
-          <w:color w:val="000000"/>
-          <w:sz w:val="24"/>
-        </w:rPr>
-        <w:hyperlink r:id="rId17" w:history="1">
-          <w:r>
-            <w:rPr>
-              <w:rStyle w:val="Hyperlink"/>
-            </w:rPr>
-            <w:t>derlandse ko</w:t>
-          </w:r>
-        </w:hyperlink>
-      </w:r>
-      <w:r>
-        <w:rPr>
-          <w:u w:val="single" w:color="0000ff"/>
-          <w:rFonts w:ascii="Charis SIL Regular" w:hAnsi="Charis SIL Regular" w:eastAsia="Charis SIL Regular"/>
-          <w:b w:val="0"/>
-          <w:i w:val="0"/>
-          <w:color w:val="000000"/>
-          <w:sz w:val="24"/>
-        </w:rPr>
-        <w:hyperlink r:id="rId17" w:history="1">
-          <w:r>
-            <w:rPr>
-              <w:rStyle w:val="Hyperlink"/>
-            </w:rPr>
-            <w:t>l</w:t>
-          </w:r>
-        </w:hyperlink>
-      </w:r>
-      <w:r>
-        <w:rPr>
-          <w:u w:val="single" w:color="0000ff"/>
-          <w:rFonts w:ascii="Charis SIL Regular" w:hAnsi="Charis SIL Regular" w:eastAsia="Charis SIL Regular"/>
-          <w:b w:val="0"/>
-          <w:i w:val="0"/>
-          <w:color w:val="000000"/>
-          <w:sz w:val="24"/>
-        </w:rPr>
-        <w:hyperlink r:id="rId17" w:history="1">
-          <w:r>
-            <w:rPr>
-              <w:rStyle w:val="Hyperlink"/>
-            </w:rPr>
-            <w:t>on</w:t>
-          </w:r>
-        </w:hyperlink>
-      </w:r>
-      <w:r>
-        <w:rPr>
-          <w:u w:val="single" w:color="0000ff"/>
-          <w:rFonts w:ascii="Charis SIL Regular" w:hAnsi="Charis SIL Regular" w:eastAsia="Charis SIL Regular"/>
-          <w:b w:val="0"/>
-          <w:i w:val="0"/>
-          <w:color w:val="000000"/>
-          <w:sz w:val="24"/>
-        </w:rPr>
-        <w:hyperlink r:id="rId17" w:history="1">
-          <w:r>
-            <w:rPr>
-              <w:rStyle w:val="Hyperlink"/>
-            </w:rPr>
-            <w:t>iale b</w:t>
-          </w:r>
-        </w:hyperlink>
-      </w:r>
-      <w:r>
-        <w:rPr>
-          <w:u w:val="single" w:color="0000ff"/>
-          <w:rFonts w:ascii="Charis SIL Regular" w:hAnsi="Charis SIL Regular" w:eastAsia="Charis SIL Regular"/>
-          <w:b w:val="0"/>
-          <w:i w:val="0"/>
-          <w:color w:val="000000"/>
-          <w:sz w:val="24"/>
-        </w:rPr>
-        <w:hyperlink r:id="rId17" w:history="1">
-          <w:r>
-            <w:rPr>
-              <w:rStyle w:val="Hyperlink"/>
-            </w:rPr>
-            <w:t>estuur</w:t>
-          </w:r>
-        </w:hyperlink>
-      </w:r>
-      <w:r>
-        <w:rPr>
-          <w:u w:val="single" w:color="0000ff"/>
-          <w:rFonts w:ascii="Charis SIL Regular" w:hAnsi="Charis SIL Regular" w:eastAsia="Charis SIL Regular"/>
-          <w:b w:val="0"/>
-          <w:i w:val="0"/>
-          <w:color w:val="000000"/>
-          <w:sz w:val="24"/>
-        </w:rPr>
-        <w:hyperlink r:id="rId17" w:history="1">
-          <w:r>
-            <w:rPr>
-              <w:rStyle w:val="Hyperlink"/>
-            </w:rPr>
-            <w:t>s</w:t>
-          </w:r>
-        </w:hyperlink>
-      </w:r>
-      <w:r>
-        <w:rPr>
-          <w:u w:val="single" w:color="0000ff"/>
-          <w:rFonts w:ascii="Charis SIL Regular" w:hAnsi="Charis SIL Regular" w:eastAsia="Charis SIL Regular"/>
-          <w:b w:val="0"/>
-          <w:i w:val="0"/>
-          <w:color w:val="000000"/>
-          <w:sz w:val="24"/>
-        </w:rPr>
-        <w:hyperlink r:id="rId17" w:history="1">
-          <w:r>
-            <w:rPr>
-              <w:rStyle w:val="Hyperlink"/>
-            </w:rPr>
-            <w:t>ambtenar</w:t>
-          </w:r>
-        </w:hyperlink>
+        <w:t>, die informatie bevat over Nederlandse koloniale bestuursambtenar</w:t>
       </w:r>
       <w:r>
         <w:rPr>
@@ -3671,100 +3498,7 @@
           <w:color w:val="000000"/>
           <w:sz w:val="24"/>
         </w:rPr>
-        <w:t>. Niet alleen c</w:t>
-      </w:r>
-      <w:r>
-        <w:rPr>
-          <w:u w:val="single" w:color="0000ff"/>
-          <w:rFonts w:ascii="Charis SIL Regular" w:hAnsi="Charis SIL Regular" w:eastAsia="Charis SIL Regular"/>
-          <w:b w:val="0"/>
-          <w:i w:val="0"/>
-          <w:color w:val="000000"/>
-          <w:sz w:val="24"/>
-        </w:rPr>
-        <w:hyperlink r:id="rId22" w:history="1">
-          <w:r>
-            <w:rPr>
-              <w:rStyle w:val="Hyperlink"/>
-            </w:rPr>
-            <w:t>ollecties</w:t>
-          </w:r>
-        </w:hyperlink>
-      </w:r>
-      <w:r>
-        <w:rPr>
-          <w:u w:val="single" w:color="0000ff"/>
-          <w:rFonts w:ascii="Charis SIL Regular" w:hAnsi="Charis SIL Regular" w:eastAsia="Charis SIL Regular"/>
-          <w:b w:val="0"/>
-          <w:i w:val="0"/>
-          <w:color w:val="000000"/>
-          <w:sz w:val="24"/>
-        </w:rPr>
-        <w:t xml:space="preserve"> </w:t>
-      </w:r>
-      <w:r>
-        <w:rPr>
-          <w:u w:val="single" w:color="0000ff"/>
-          <w:rFonts w:ascii="Charis SIL Regular" w:hAnsi="Charis SIL Regular" w:eastAsia="Charis SIL Regular"/>
-          <w:b w:val="0"/>
-          <w:i w:val="0"/>
-          <w:color w:val="000000"/>
-          <w:sz w:val="24"/>
-        </w:rPr>
-        <w:hyperlink r:id="rId22" w:history="1">
-          <w:r>
-            <w:rPr>
-              <w:rStyle w:val="Hyperlink"/>
-            </w:rPr>
-            <w:t xml:space="preserve">die </w:t>
-          </w:r>
-        </w:hyperlink>
-      </w:r>
-      <w:r>
-        <w:rPr>
-          <w:u w:val="single" w:color="0000ff"/>
-          <w:rFonts w:ascii="Charis SIL Regular" w:hAnsi="Charis SIL Regular" w:eastAsia="Charis SIL Regular"/>
-          <w:b w:val="0"/>
-          <w:i w:val="0"/>
-          <w:color w:val="000000"/>
-          <w:sz w:val="24"/>
-        </w:rPr>
-        <w:hyperlink r:id="rId22" w:history="1">
-          <w:r>
-            <w:rPr>
-              <w:rStyle w:val="Hyperlink"/>
-            </w:rPr>
-            <w:t>zich</w:t>
-          </w:r>
-        </w:hyperlink>
-      </w:r>
-      <w:r>
-        <w:rPr>
-          <w:u w:val="single" w:color="0000ff"/>
-          <w:rFonts w:ascii="Charis SIL Regular" w:hAnsi="Charis SIL Regular" w:eastAsia="Charis SIL Regular"/>
-          <w:b w:val="0"/>
-          <w:i w:val="0"/>
-          <w:color w:val="000000"/>
-          <w:sz w:val="24"/>
-        </w:rPr>
-        <w:hyperlink r:id="rId22" w:history="1">
-          <w:r>
-            <w:rPr>
-              <w:rStyle w:val="Hyperlink"/>
-            </w:rPr>
-            <w:t xml:space="preserve"> op Arub</w:t>
-          </w:r>
-        </w:hyperlink>
-      </w:r>
-      <w:r>
-        <w:rPr>
-          <w:rFonts w:ascii="Charis SIL Regular" w:hAnsi="Charis SIL Regular" w:eastAsia="Charis SIL Regular"/>
-          <w:b w:val="0"/>
-          <w:i w:val="0"/>
-          <w:color w:val="000000"/>
-          <w:sz w:val="24"/>
-        </w:rPr>
-        <w:t xml:space="preserve">a zelf </w:t>
+        <w:t xml:space="preserve">. Niet alleen collecties die zich op Aruba zelf </w:t>
       </w:r>
       <w:r>
         <w:rPr>
@@ -3988,14 +3722,7 @@
           <w:color w:val="000000"/>
           <w:sz w:val="24"/>
         </w:rPr>
-        <w:hyperlink r:id="rId24" w:history="1">
-          <w:r>
-            <w:rPr>
-              <w:rStyle w:val="Hyperlink"/>
-            </w:rPr>
-            <w:t>toegevoeg</w:t>
-          </w:r>
-        </w:hyperlink>
+        <w:t>toegevoeg</w:t>
       </w:r>
       <w:r>
         <w:rPr>
@@ -4335,6 +4062,7 @@
           <w:i w:val="0"/>
           <w:color w:val="0000FF"/>
           <w:sz w:val="24"/>
+          <w:u w:val="single"/>
         </w:rPr>
         <w:t>A</w:t>
       </w:r>
@@ -4352,7 +4080,25 @@
             <w:rPr>
               <w:rStyle w:val="Hyperlink"/>
             </w:rPr>
-            <w:t>rkeologic</w:t>
+            <w:t>rkeologi</w:t>
+          </w:r>
+        </w:hyperlink>
+      </w:r>
+      <w:r>
+        <w:rPr>
+          <w:rFonts w:ascii="Charis SIL Regular" w:hAnsi="Charis SIL Regular" w:eastAsia="Charis SIL Regular"/>
+          <w:b w:val="0"/>
+          <w:i w:val="0"/>
+          <w:color w:val="0000FF"/>
+          <w:sz w:val="24"/>
+          <w:u w:val="single"/>
+        </w:rPr>
+        <w:hyperlink r:id="rId27" w:history="1">
+          <w:r>
+            <w:rPr>
+              <w:rStyle w:val="Hyperlink"/>
+            </w:rPr>
+            <w:t>c</w:t>
           </w:r>
         </w:hyperlink>
       </w:r>
@@ -4472,14 +4218,7 @@
           <w:color w:val="000000"/>
           <w:sz w:val="24"/>
         </w:rPr>
-        <w:hyperlink r:id="rId28" w:history="1">
-          <w:r>
-            <w:rPr>
-              <w:rStyle w:val="Hyperlink"/>
-            </w:rPr>
-            <w:t>De zoe</w:t>
-          </w:r>
-        </w:hyperlink>
+        <w:t>De zoe</w:t>
       </w:r>
       <w:r>
         <w:rPr>
@@ -4508,7 +4247,7 @@
           <w:sz w:val="24"/>
           <w:u w:val="single"/>
         </w:rPr>
-        <w:hyperlink r:id="rId28" w:history="1">
+        <w:hyperlink r:id="rId15" w:history="1">
           <w:r>
             <w:rPr>
               <w:rStyle w:val="Hyperlink"/>
@@ -4526,7 +4265,7 @@
           <w:sz w:val="24"/>
           <w:u w:val="single"/>
         </w:rPr>
-        <w:hyperlink r:id="rId28" w:history="1">
+        <w:hyperlink r:id="rId15" w:history="1">
           <w:r>
             <w:rPr>
               <w:rStyle w:val="Hyperlink"/>
@@ -4555,7 +4294,7 @@
           <w:sz w:val="24"/>
           <w:u w:val="single"/>
         </w:rPr>
-        <w:hyperlink r:id="rId28" w:history="1">
+        <w:hyperlink r:id="rId15" w:history="1">
           <w:r>
             <w:rPr>
               <w:rStyle w:val="Hyperlink"/>
@@ -4584,7 +4323,7 @@
           <w:sz w:val="24"/>
           <w:u w:val="single"/>
         </w:rPr>
-        <w:hyperlink r:id="rId28" w:history="1">
+        <w:hyperlink r:id="rId15" w:history="1">
           <w:r>
             <w:rPr>
               <w:rStyle w:val="Hyperlink"/>
@@ -4602,7 +4341,7 @@
           <w:sz w:val="24"/>
           <w:u w:val="single"/>
         </w:rPr>
-        <w:hyperlink r:id="rId28" w:history="1">
+        <w:hyperlink r:id="rId15" w:history="1">
           <w:r>
             <w:rPr>
               <w:rStyle w:val="Hyperlink"/>
@@ -4620,7 +4359,7 @@
           <w:sz w:val="24"/>
           <w:u w:val="single"/>
         </w:rPr>
-        <w:hyperlink r:id="rId28" w:history="1">
+        <w:hyperlink r:id="rId15" w:history="1">
           <w:r>
             <w:rPr>
               <w:rStyle w:val="Hyperlink"/>
@@ -7077,7 +6816,7 @@
           <w:sz w:val="24"/>
           <w:u w:val="single"/>
         </w:rPr>
-        <w:hyperlink r:id="rId36" w:history="1">
+        <w:hyperlink r:id="rId35" w:history="1">
           <w:r>
             <w:rPr>
               <w:rStyle w:val="Hyperlink"/>

--- a/EXPORTS/DOCX/published/niveau2/Dutch/ArubaBonaireCuracao.docx
+++ b/EXPORTS/DOCX/published/niveau2/Dutch/ArubaBonaireCuracao.docx
@@ -605,7 +605,54 @@
           <w:color w:val="000000"/>
           <w:sz w:val="24"/>
         </w:rPr>
-        <w:t xml:space="preserve">kwamen de eilanden onder gezag van het nieuw gestichte Koninkrijk der </w:t>
+        <w:t>kwamen de eilanden onder gezag van het nieuw gestichte Ko</w:t>
+      </w:r>
+      <w:r>
+        <w:rPr>
+          <w:u w:val="single" w:color="0000ff"/>
+          <w:rFonts w:ascii="Charis SIL Regular" w:hAnsi="Charis SIL Regular" w:eastAsia="Charis SIL Regular"/>
+          <w:b w:val="0"/>
+          <w:i w:val="0"/>
+          <w:color w:val="000000"/>
+          <w:sz w:val="24"/>
+        </w:rPr>
+        <w:hyperlink r:id="rId10" w:history="1">
+          <w:r>
+            <w:rPr>
+              <w:rStyle w:val="Hyperlink"/>
+            </w:rPr>
+            <w:t>ninkrijk</w:t>
+          </w:r>
+        </w:hyperlink>
+      </w:r>
+      <w:r>
+        <w:rPr>
+          <w:u w:val="single" w:color="0000ff"/>
+          <w:rFonts w:ascii="Charis SIL Regular" w:hAnsi="Charis SIL Regular" w:eastAsia="Charis SIL Regular"/>
+          <w:b w:val="0"/>
+          <w:i w:val="0"/>
+          <w:color w:val="000000"/>
+          <w:sz w:val="24"/>
+        </w:rPr>
+        <w:t xml:space="preserve"> </w:t>
+      </w:r>
+      <w:r>
+        <w:rPr>
+          <w:u w:val="single" w:color="0000ff"/>
+          <w:rFonts w:ascii="Charis SIL Regular" w:hAnsi="Charis SIL Regular" w:eastAsia="Charis SIL Regular"/>
+          <w:b w:val="0"/>
+          <w:i w:val="0"/>
+          <w:color w:val="000000"/>
+          <w:sz w:val="24"/>
+        </w:rPr>
+        <w:hyperlink r:id="rId10" w:history="1">
+          <w:r>
+            <w:rPr>
+              <w:rStyle w:val="Hyperlink"/>
+            </w:rPr>
+            <w:t xml:space="preserve">der </w:t>
+          </w:r>
+        </w:hyperlink>
       </w:r>
       <w:r>
         <w:rPr>
@@ -1217,6 +1264,7 @@
       </w:r>
       <w:r>
         <w:rPr>
+          <w:u w:val="single" w:color="0000ff"/>
           <w:rFonts w:ascii="Charis SIL Regular" w:hAnsi="Charis SIL Regular" w:eastAsia="Charis SIL Regular"/>
           <w:b w:val="0"/>
           <w:i w:val="0"/>
@@ -1512,15 +1560,9 @@
           <w:i w:val="0"/>
           <w:color w:val="0000FF"/>
           <w:sz w:val="24"/>
-        </w:rPr>
-        <w:hyperlink r:id="rId16" w:history="1">
-          <w:r>
-            <w:rPr>
-              <w:rStyle w:val="Hyperlink"/>
-            </w:rPr>
-            <w:t>er</w:t>
-          </w:r>
-        </w:hyperlink>
+          <w:u w:val="single"/>
+        </w:rPr>
+        <w:t>er</w:t>
       </w:r>
       <w:r>
         <w:rPr>
@@ -2340,7 +2382,133 @@
           <w:color w:val="000000"/>
           <w:sz w:val="24"/>
         </w:rPr>
-        <w:t>, die informatie bevat over Nederlandse koloniale bestuursambtenar</w:t>
+        <w:t>, die informatie bevat over Ne</w:t>
+      </w:r>
+      <w:r>
+        <w:rPr>
+          <w:u w:val="single" w:color="0000ff"/>
+          <w:rFonts w:ascii="Charis SIL Regular" w:hAnsi="Charis SIL Regular" w:eastAsia="Charis SIL Regular"/>
+          <w:b w:val="0"/>
+          <w:i w:val="0"/>
+          <w:color w:val="000000"/>
+          <w:sz w:val="24"/>
+        </w:rPr>
+        <w:hyperlink r:id="rId17" w:history="1">
+          <w:r>
+            <w:rPr>
+              <w:rStyle w:val="Hyperlink"/>
+            </w:rPr>
+            <w:t>derlandse ko</w:t>
+          </w:r>
+        </w:hyperlink>
+      </w:r>
+      <w:r>
+        <w:rPr>
+          <w:u w:val="single" w:color="0000ff"/>
+          <w:rFonts w:ascii="Charis SIL Regular" w:hAnsi="Charis SIL Regular" w:eastAsia="Charis SIL Regular"/>
+          <w:b w:val="0"/>
+          <w:i w:val="0"/>
+          <w:color w:val="000000"/>
+          <w:sz w:val="24"/>
+        </w:rPr>
+        <w:hyperlink r:id="rId17" w:history="1">
+          <w:r>
+            <w:rPr>
+              <w:rStyle w:val="Hyperlink"/>
+            </w:rPr>
+            <w:t>l</w:t>
+          </w:r>
+        </w:hyperlink>
+      </w:r>
+      <w:r>
+        <w:rPr>
+          <w:u w:val="single" w:color="0000ff"/>
+          <w:rFonts w:ascii="Charis SIL Regular" w:hAnsi="Charis SIL Regular" w:eastAsia="Charis SIL Regular"/>
+          <w:b w:val="0"/>
+          <w:i w:val="0"/>
+          <w:color w:val="000000"/>
+          <w:sz w:val="24"/>
+        </w:rPr>
+        <w:hyperlink r:id="rId17" w:history="1">
+          <w:r>
+            <w:rPr>
+              <w:rStyle w:val="Hyperlink"/>
+            </w:rPr>
+            <w:t>on</w:t>
+          </w:r>
+        </w:hyperlink>
+      </w:r>
+      <w:r>
+        <w:rPr>
+          <w:u w:val="single" w:color="0000ff"/>
+          <w:rFonts w:ascii="Charis SIL Regular" w:hAnsi="Charis SIL Regular" w:eastAsia="Charis SIL Regular"/>
+          <w:b w:val="0"/>
+          <w:i w:val="0"/>
+          <w:color w:val="000000"/>
+          <w:sz w:val="24"/>
+        </w:rPr>
+        <w:hyperlink r:id="rId17" w:history="1">
+          <w:r>
+            <w:rPr>
+              <w:rStyle w:val="Hyperlink"/>
+            </w:rPr>
+            <w:t>iale b</w:t>
+          </w:r>
+        </w:hyperlink>
+      </w:r>
+      <w:r>
+        <w:rPr>
+          <w:u w:val="single" w:color="0000ff"/>
+          <w:rFonts w:ascii="Charis SIL Regular" w:hAnsi="Charis SIL Regular" w:eastAsia="Charis SIL Regular"/>
+          <w:b w:val="0"/>
+          <w:i w:val="0"/>
+          <w:color w:val="000000"/>
+          <w:sz w:val="24"/>
+        </w:rPr>
+        <w:hyperlink r:id="rId17" w:history="1">
+          <w:r>
+            <w:rPr>
+              <w:rStyle w:val="Hyperlink"/>
+            </w:rPr>
+            <w:t>estuur</w:t>
+          </w:r>
+        </w:hyperlink>
+      </w:r>
+      <w:r>
+        <w:rPr>
+          <w:u w:val="single" w:color="0000ff"/>
+          <w:rFonts w:ascii="Charis SIL Regular" w:hAnsi="Charis SIL Regular" w:eastAsia="Charis SIL Regular"/>
+          <w:b w:val="0"/>
+          <w:i w:val="0"/>
+          <w:color w:val="000000"/>
+          <w:sz w:val="24"/>
+        </w:rPr>
+        <w:hyperlink r:id="rId17" w:history="1">
+          <w:r>
+            <w:rPr>
+              <w:rStyle w:val="Hyperlink"/>
+            </w:rPr>
+            <w:t>s</w:t>
+          </w:r>
+        </w:hyperlink>
+      </w:r>
+      <w:r>
+        <w:rPr>
+          <w:u w:val="single" w:color="0000ff"/>
+          <w:rFonts w:ascii="Charis SIL Regular" w:hAnsi="Charis SIL Regular" w:eastAsia="Charis SIL Regular"/>
+          <w:b w:val="0"/>
+          <w:i w:val="0"/>
+          <w:color w:val="000000"/>
+          <w:sz w:val="24"/>
+        </w:rPr>
+        <w:hyperlink r:id="rId17" w:history="1">
+          <w:r>
+            <w:rPr>
+              <w:rStyle w:val="Hyperlink"/>
+            </w:rPr>
+            <w:t>ambtenar</w:t>
+          </w:r>
+        </w:hyperlink>
       </w:r>
       <w:r>
         <w:rPr>
@@ -3498,7 +3666,53 @@
           <w:color w:val="000000"/>
           <w:sz w:val="24"/>
         </w:rPr>
-        <w:t xml:space="preserve">. Niet alleen collecties die zich op Aruba zelf </w:t>
+        <w:t xml:space="preserve">. Niet alleen collecties die </w:t>
+      </w:r>
+      <w:r>
+        <w:rPr>
+          <w:u w:val="single" w:color="0000ff"/>
+          <w:rFonts w:ascii="Charis SIL Regular" w:hAnsi="Charis SIL Regular" w:eastAsia="Charis SIL Regular"/>
+          <w:b w:val="0"/>
+          <w:i w:val="0"/>
+          <w:color w:val="000000"/>
+          <w:sz w:val="24"/>
+        </w:rPr>
+        <w:hyperlink r:id="rId22" w:history="1">
+          <w:r>
+            <w:rPr>
+              <w:rStyle w:val="Hyperlink"/>
+            </w:rPr>
+            <w:t>zich</w:t>
+          </w:r>
+        </w:hyperlink>
+      </w:r>
+      <w:r>
+        <w:rPr>
+          <w:u w:val="single" w:color="0000ff"/>
+          <w:rFonts w:ascii="Charis SIL Regular" w:hAnsi="Charis SIL Regular" w:eastAsia="Charis SIL Regular"/>
+          <w:b w:val="0"/>
+          <w:i w:val="0"/>
+          <w:color w:val="000000"/>
+          <w:sz w:val="24"/>
+        </w:rPr>
+        <w:hyperlink r:id="rId22" w:history="1">
+          <w:r>
+            <w:rPr>
+              <w:rStyle w:val="Hyperlink"/>
+            </w:rPr>
+            <w:t xml:space="preserve"> op Arub</w:t>
+          </w:r>
+        </w:hyperlink>
+      </w:r>
+      <w:r>
+        <w:rPr>
+          <w:rFonts w:ascii="Charis SIL Regular" w:hAnsi="Charis SIL Regular" w:eastAsia="Charis SIL Regular"/>
+          <w:b w:val="0"/>
+          <w:i w:val="0"/>
+          <w:color w:val="000000"/>
+          <w:sz w:val="24"/>
+        </w:rPr>
+        <w:t xml:space="preserve">a zelf </w:t>
       </w:r>
       <w:r>
         <w:rPr>
@@ -3722,7 +3936,14 @@
           <w:color w:val="000000"/>
           <w:sz w:val="24"/>
         </w:rPr>
-        <w:t>toegevoeg</w:t>
+        <w:hyperlink r:id="rId24" w:history="1">
+          <w:r>
+            <w:rPr>
+              <w:rStyle w:val="Hyperlink"/>
+            </w:rPr>
+            <w:t>toegevoeg</w:t>
+          </w:r>
+        </w:hyperlink>
       </w:r>
       <w:r>
         <w:rPr>
@@ -4062,7 +4283,6 @@
           <w:i w:val="0"/>
           <w:color w:val="0000FF"/>
           <w:sz w:val="24"/>
-          <w:u w:val="single"/>
         </w:rPr>
         <w:t>A</w:t>
       </w:r>
@@ -4080,25 +4300,7 @@
             <w:rPr>
               <w:rStyle w:val="Hyperlink"/>
             </w:rPr>
-            <w:t>rkeologi</w:t>
-          </w:r>
-        </w:hyperlink>
-      </w:r>
-      <w:r>
-        <w:rPr>
-          <w:rFonts w:ascii="Charis SIL Regular" w:hAnsi="Charis SIL Regular" w:eastAsia="Charis SIL Regular"/>
-          <w:b w:val="0"/>
-          <w:i w:val="0"/>
-          <w:color w:val="0000FF"/>
-          <w:sz w:val="24"/>
-          <w:u w:val="single"/>
-        </w:rPr>
-        <w:hyperlink r:id="rId27" w:history="1">
-          <w:r>
-            <w:rPr>
-              <w:rStyle w:val="Hyperlink"/>
-            </w:rPr>
-            <w:t>c</w:t>
+            <w:t>rkeologic</w:t>
           </w:r>
         </w:hyperlink>
       </w:r>
@@ -4218,7 +4420,14 @@
           <w:color w:val="000000"/>
           <w:sz w:val="24"/>
         </w:rPr>
-        <w:t>De zoe</w:t>
+        <w:hyperlink r:id="rId28" w:history="1">
+          <w:r>
+            <w:rPr>
+              <w:rStyle w:val="Hyperlink"/>
+            </w:rPr>
+            <w:t>De zoe</w:t>
+          </w:r>
+        </w:hyperlink>
       </w:r>
       <w:r>
         <w:rPr>
@@ -4247,7 +4456,7 @@
           <w:sz w:val="24"/>
           <w:u w:val="single"/>
         </w:rPr>
-        <w:hyperlink r:id="rId15" w:history="1">
+        <w:hyperlink r:id="rId28" w:history="1">
           <w:r>
             <w:rPr>
               <w:rStyle w:val="Hyperlink"/>
@@ -4265,7 +4474,7 @@
           <w:sz w:val="24"/>
           <w:u w:val="single"/>
         </w:rPr>
-        <w:hyperlink r:id="rId15" w:history="1">
+        <w:hyperlink r:id="rId28" w:history="1">
           <w:r>
             <w:rPr>
               <w:rStyle w:val="Hyperlink"/>
@@ -4294,7 +4503,7 @@
           <w:sz w:val="24"/>
           <w:u w:val="single"/>
         </w:rPr>
-        <w:hyperlink r:id="rId15" w:history="1">
+        <w:hyperlink r:id="rId28" w:history="1">
           <w:r>
             <w:rPr>
               <w:rStyle w:val="Hyperlink"/>
@@ -4323,7 +4532,7 @@
           <w:sz w:val="24"/>
           <w:u w:val="single"/>
         </w:rPr>
-        <w:hyperlink r:id="rId15" w:history="1">
+        <w:hyperlink r:id="rId28" w:history="1">
           <w:r>
             <w:rPr>
               <w:rStyle w:val="Hyperlink"/>
@@ -4341,7 +4550,7 @@
           <w:sz w:val="24"/>
           <w:u w:val="single"/>
         </w:rPr>
-        <w:hyperlink r:id="rId15" w:history="1">
+        <w:hyperlink r:id="rId28" w:history="1">
           <w:r>
             <w:rPr>
               <w:rStyle w:val="Hyperlink"/>
@@ -4359,7 +4568,7 @@
           <w:sz w:val="24"/>
           <w:u w:val="single"/>
         </w:rPr>
-        <w:hyperlink r:id="rId15" w:history="1">
+        <w:hyperlink r:id="rId28" w:history="1">
           <w:r>
             <w:rPr>
               <w:rStyle w:val="Hyperlink"/>

--- a/EXPORTS/DOCX/published/niveau2/Dutch/ArubaBonaireCuracao.docx
+++ b/EXPORTS/DOCX/published/niveau2/Dutch/ArubaBonaireCuracao.docx
@@ -1549,7 +1549,7 @@
             <w:rPr>
               <w:rStyle w:val="Hyperlink"/>
             </w:rPr>
-            <w:t>Onderoffici</w:t>
+            <w:t>Onderofficier</w:t>
           </w:r>
         </w:hyperlink>
       </w:r>
@@ -1561,16 +1561,6 @@
           <w:color w:val="0000FF"/>
           <w:sz w:val="24"/>
           <w:u w:val="single"/>
-        </w:rPr>
-        <w:t>er</w:t>
-      </w:r>
-      <w:r>
-        <w:rPr>
-          <w:rFonts w:ascii="Charis SIL Regular" w:hAnsi="Charis SIL Regular" w:eastAsia="Charis SIL Regular"/>
-          <w:b w:val="0"/>
-          <w:i w:val="0"/>
-          <w:color w:val="0000FF"/>
-          <w:sz w:val="24"/>
         </w:rPr>
         <w:t>en</w:t>
       </w:r>
@@ -1599,7 +1589,7 @@
             <w:rPr>
               <w:rStyle w:val="Hyperlink"/>
             </w:rPr>
-            <w:t>en</w:t>
+            <w:t>e</w:t>
           </w:r>
         </w:hyperlink>
       </w:r>
@@ -1610,9 +1600,8 @@
           <w:i w:val="0"/>
           <w:color w:val="0000FF"/>
           <w:sz w:val="24"/>
-          <w:u w:val="single"/>
-        </w:rPr>
-        <w:t xml:space="preserve"> </w:t>
+        </w:rPr>
+        <w:t xml:space="preserve">n </w:t>
       </w:r>
       <w:r>
         <w:rPr>
@@ -3666,7 +3655,54 @@
           <w:color w:val="000000"/>
           <w:sz w:val="24"/>
         </w:rPr>
-        <w:t xml:space="preserve">. Niet alleen collecties die </w:t>
+        <w:t>. Niet alleen c</w:t>
+      </w:r>
+      <w:r>
+        <w:rPr>
+          <w:u w:val="single" w:color="0000ff"/>
+          <w:rFonts w:ascii="Charis SIL Regular" w:hAnsi="Charis SIL Regular" w:eastAsia="Charis SIL Regular"/>
+          <w:b w:val="0"/>
+          <w:i w:val="0"/>
+          <w:color w:val="000000"/>
+          <w:sz w:val="24"/>
+        </w:rPr>
+        <w:hyperlink r:id="rId22" w:history="1">
+          <w:r>
+            <w:rPr>
+              <w:rStyle w:val="Hyperlink"/>
+            </w:rPr>
+            <w:t>ollecties</w:t>
+          </w:r>
+        </w:hyperlink>
+      </w:r>
+      <w:r>
+        <w:rPr>
+          <w:u w:val="single" w:color="0000ff"/>
+          <w:rFonts w:ascii="Charis SIL Regular" w:hAnsi="Charis SIL Regular" w:eastAsia="Charis SIL Regular"/>
+          <w:b w:val="0"/>
+          <w:i w:val="0"/>
+          <w:color w:val="000000"/>
+          <w:sz w:val="24"/>
+        </w:rPr>
+        <w:t xml:space="preserve"> </w:t>
+      </w:r>
+      <w:r>
+        <w:rPr>
+          <w:u w:val="single" w:color="0000ff"/>
+          <w:rFonts w:ascii="Charis SIL Regular" w:hAnsi="Charis SIL Regular" w:eastAsia="Charis SIL Regular"/>
+          <w:b w:val="0"/>
+          <w:i w:val="0"/>
+          <w:color w:val="000000"/>
+          <w:sz w:val="24"/>
+        </w:rPr>
+        <w:hyperlink r:id="rId22" w:history="1">
+          <w:r>
+            <w:rPr>
+              <w:rStyle w:val="Hyperlink"/>
+            </w:rPr>
+            <w:t xml:space="preserve">die </w:t>
+          </w:r>
+        </w:hyperlink>
       </w:r>
       <w:r>
         <w:rPr>
@@ -5126,146 +5162,7 @@
           <w:color w:val="000000"/>
           <w:sz w:val="24"/>
         </w:rPr>
-        <w:t>' v</w:t>
-      </w:r>
-      <w:r>
-        <w:rPr>
-          <w:rFonts w:ascii="Charis SIL Regular" w:hAnsi="Charis SIL Regular" w:eastAsia="Charis SIL Regular"/>
-          <w:b w:val="0"/>
-          <w:i w:val="0"/>
-          <w:color w:val="000000"/>
-          <w:sz w:val="24"/>
-        </w:rPr>
-        <w:hyperlink r:id="rId30" w:history="1">
-          <w:r>
-            <w:rPr>
-              <w:rStyle w:val="Hyperlink"/>
-            </w:rPr>
-            <w:t>an</w:t>
-          </w:r>
-        </w:hyperlink>
-      </w:r>
-      <w:r>
-        <w:rPr>
-          <w:rFonts w:ascii="Charis SIL Regular" w:hAnsi="Charis SIL Regular" w:eastAsia="Charis SIL Regular"/>
-          <w:b w:val="0"/>
-          <w:i w:val="0"/>
-          <w:color w:val="000000"/>
-          <w:sz w:val="24"/>
-        </w:rPr>
-        <w:t xml:space="preserve"> </w:t>
-      </w:r>
-      <w:r>
-        <w:rPr>
-          <w:rFonts w:ascii="Charis SIL Regular" w:hAnsi="Charis SIL Regular" w:eastAsia="Charis SIL Regular"/>
-          <w:b w:val="0"/>
-          <w:i w:val="0"/>
-          <w:color w:val="000000"/>
-          <w:sz w:val="24"/>
-        </w:rPr>
-        <w:hyperlink r:id="rId30" w:history="1">
-          <w:r>
-            <w:rPr>
-              <w:rStyle w:val="Hyperlink"/>
-            </w:rPr>
-            <w:t>de historicus</w:t>
-          </w:r>
-        </w:hyperlink>
-      </w:r>
-      <w:r>
-        <w:rPr>
-          <w:rFonts w:ascii="Charis SIL Regular" w:hAnsi="Charis SIL Regular" w:eastAsia="Charis SIL Regular"/>
-          <w:b w:val="0"/>
-          <w:i w:val="0"/>
-          <w:color w:val="000000"/>
-          <w:sz w:val="24"/>
-        </w:rPr>
-        <w:t xml:space="preserve"> </w:t>
-      </w:r>
-      <w:r>
-        <w:rPr>
-          <w:rFonts w:ascii="Charis SIL Regular" w:hAnsi="Charis SIL Regular" w:eastAsia="Charis SIL Regular"/>
-          <w:b w:val="0"/>
-          <w:i w:val="0"/>
-          <w:color w:val="000000"/>
-          <w:sz w:val="24"/>
-        </w:rPr>
-        <w:hyperlink r:id="rId30" w:history="1">
-          <w:r>
-            <w:rPr>
-              <w:rStyle w:val="Hyperlink"/>
-            </w:rPr>
-            <w:t xml:space="preserve">dr. </w:t>
-          </w:r>
-        </w:hyperlink>
-      </w:r>
-      <w:r>
-        <w:rPr>
-          <w:rFonts w:ascii="Charis SIL Regular" w:hAnsi="Charis SIL Regular" w:eastAsia="Charis SIL Regular"/>
-          <w:b w:val="0"/>
-          <w:i w:val="0"/>
-          <w:color w:val="000000"/>
-          <w:sz w:val="24"/>
-        </w:rPr>
-        <w:hyperlink r:id="rId30" w:history="1">
-          <w:r>
-            <w:rPr>
-              <w:rStyle w:val="Hyperlink"/>
-            </w:rPr>
-            <w:t>J</w:t>
-          </w:r>
-        </w:hyperlink>
-      </w:r>
-      <w:r>
-        <w:rPr>
-          <w:rFonts w:ascii="Charis SIL Regular" w:hAnsi="Charis SIL Regular" w:eastAsia="Charis SIL Regular"/>
-          <w:b w:val="0"/>
-          <w:i w:val="0"/>
-          <w:color w:val="000000"/>
-          <w:sz w:val="24"/>
-        </w:rPr>
-        <w:hyperlink r:id="rId30" w:history="1">
-          <w:r>
-            <w:rPr>
-              <w:rStyle w:val="Hyperlink"/>
-            </w:rPr>
-            <w:t>.A. Ad</w:t>
-          </w:r>
-        </w:hyperlink>
-      </w:r>
-      <w:r>
-        <w:rPr>
-          <w:rFonts w:ascii="Charis SIL Regular" w:hAnsi="Charis SIL Regular" w:eastAsia="Charis SIL Regular"/>
-          <w:b w:val="0"/>
-          <w:i w:val="0"/>
-          <w:color w:val="000000"/>
-          <w:sz w:val="24"/>
-        </w:rPr>
-        <w:hyperlink r:id="rId30" w:history="1">
-          <w:r>
-            <w:rPr>
-              <w:rStyle w:val="Hyperlink"/>
-            </w:rPr>
-            <w:t>i</w:t>
-          </w:r>
-        </w:hyperlink>
-      </w:r>
-      <w:r>
-        <w:rPr>
-          <w:rFonts w:ascii="Charis SIL Regular" w:hAnsi="Charis SIL Regular" w:eastAsia="Charis SIL Regular"/>
-          <w:b w:val="0"/>
-          <w:i w:val="0"/>
-          <w:color w:val="000000"/>
-          <w:sz w:val="24"/>
-        </w:rPr>
-        <w:hyperlink r:id="rId30" w:history="1">
-          <w:r>
-            <w:rPr>
-              <w:rStyle w:val="Hyperlink"/>
-            </w:rPr>
-            <w:t xml:space="preserve"> M</w:t>
-          </w:r>
-        </w:hyperlink>
+        <w:t>' van de historicus dr. J.A. Adi M</w:t>
       </w:r>
       <w:r>
         <w:rPr>
@@ -6995,26 +6892,8 @@
           <w:i w:val="0"/>
           <w:color w:val="0000FF"/>
           <w:sz w:val="24"/>
-          <w:u w:val="single"/>
-        </w:rPr>
-        <w:hyperlink r:id="rId36" w:history="1">
-          <w:r>
-            <w:rPr>
-              <w:rStyle w:val="Hyperlink"/>
-            </w:rPr>
-            <w:t>-</w:t>
-          </w:r>
-        </w:hyperlink>
-      </w:r>
-      <w:r>
-        <w:rPr>
-          <w:rFonts w:ascii="Charis SIL Regular" w:hAnsi="Charis SIL Regular" w:eastAsia="Charis SIL Regular"/>
-          <w:b w:val="0"/>
-          <w:i w:val="0"/>
-          <w:color w:val="0000FF"/>
-          <w:sz w:val="24"/>
-        </w:rPr>
-        <w:t xml:space="preserve"> </w:t>
+        </w:rPr>
+        <w:t xml:space="preserve">- </w:t>
       </w:r>
       <w:r>
         <w:rPr>

--- a/EXPORTS/DOCX/published/niveau2/Dutch/ArubaBonaireCuracao.docx
+++ b/EXPORTS/DOCX/published/niveau2/Dutch/ArubaBonaireCuracao.docx
@@ -1589,7 +1589,7 @@
             <w:rPr>
               <w:rStyle w:val="Hyperlink"/>
             </w:rPr>
-            <w:t>e</w:t>
+            <w:t>en</w:t>
           </w:r>
         </w:hyperlink>
       </w:r>
@@ -1600,8 +1600,9 @@
           <w:i w:val="0"/>
           <w:color w:val="0000FF"/>
           <w:sz w:val="24"/>
-        </w:rPr>
-        <w:t xml:space="preserve">n </w:t>
+          <w:u w:val="single"/>
+        </w:rPr>
+        <w:t xml:space="preserve"> </w:t>
       </w:r>
       <w:r>
         <w:rPr>
@@ -1780,9 +1781,19 @@
             <w:rPr>
               <w:rStyle w:val="Hyperlink"/>
             </w:rPr>
-            <w:t>Indië</w:t>
+            <w:t>Ind</w:t>
           </w:r>
         </w:hyperlink>
+      </w:r>
+      <w:r>
+        <w:rPr>
+          <w:rFonts w:ascii="Charis SIL Regular" w:hAnsi="Charis SIL Regular" w:eastAsia="Charis SIL Regular"/>
+          <w:b w:val="0"/>
+          <w:i w:val="0"/>
+          <w:color w:val="0000FF"/>
+          <w:sz w:val="24"/>
+        </w:rPr>
+        <w:t>ië</w:t>
       </w:r>
       <w:r>
         <w:rPr>
@@ -3336,21 +3347,13 @@
       </w:r>
       <w:r>
         <w:rPr>
-          <w:u w:val="single" w:color="0000ff"/>
-          <w:rFonts w:ascii="Charis SIL Regular" w:hAnsi="Charis SIL Regular" w:eastAsia="Charis SIL Regular"/>
-          <w:b w:val="0"/>
-          <w:i w:val="0"/>
-          <w:color w:val="000000"/>
-          <w:sz w:val="24"/>
-        </w:rPr>
-        <w:hyperlink r:id="rId21" w:history="1">
-          <w:r>
-            <w:rPr>
-              <w:rStyle w:val="Hyperlink"/>
-            </w:rPr>
-            <w:t>toeg</w:t>
-          </w:r>
-        </w:hyperlink>
+          <w:rFonts w:ascii="Charis SIL Regular" w:hAnsi="Charis SIL Regular" w:eastAsia="Charis SIL Regular"/>
+          <w:b w:val="0"/>
+          <w:i w:val="0"/>
+          <w:color w:val="000000"/>
+          <w:sz w:val="24"/>
+        </w:rPr>
+        <w:t>toeg</w:t>
       </w:r>
       <w:r>
         <w:rPr>
@@ -5162,7 +5165,146 @@
           <w:color w:val="000000"/>
           <w:sz w:val="24"/>
         </w:rPr>
-        <w:t>' van de historicus dr. J.A. Adi M</w:t>
+        <w:t>' v</w:t>
+      </w:r>
+      <w:r>
+        <w:rPr>
+          <w:rFonts w:ascii="Charis SIL Regular" w:hAnsi="Charis SIL Regular" w:eastAsia="Charis SIL Regular"/>
+          <w:b w:val="0"/>
+          <w:i w:val="0"/>
+          <w:color w:val="000000"/>
+          <w:sz w:val="24"/>
+        </w:rPr>
+        <w:hyperlink r:id="rId30" w:history="1">
+          <w:r>
+            <w:rPr>
+              <w:rStyle w:val="Hyperlink"/>
+            </w:rPr>
+            <w:t>an</w:t>
+          </w:r>
+        </w:hyperlink>
+      </w:r>
+      <w:r>
+        <w:rPr>
+          <w:rFonts w:ascii="Charis SIL Regular" w:hAnsi="Charis SIL Regular" w:eastAsia="Charis SIL Regular"/>
+          <w:b w:val="0"/>
+          <w:i w:val="0"/>
+          <w:color w:val="000000"/>
+          <w:sz w:val="24"/>
+        </w:rPr>
+        <w:t xml:space="preserve"> </w:t>
+      </w:r>
+      <w:r>
+        <w:rPr>
+          <w:rFonts w:ascii="Charis SIL Regular" w:hAnsi="Charis SIL Regular" w:eastAsia="Charis SIL Regular"/>
+          <w:b w:val="0"/>
+          <w:i w:val="0"/>
+          <w:color w:val="000000"/>
+          <w:sz w:val="24"/>
+        </w:rPr>
+        <w:hyperlink r:id="rId30" w:history="1">
+          <w:r>
+            <w:rPr>
+              <w:rStyle w:val="Hyperlink"/>
+            </w:rPr>
+            <w:t>de historicus</w:t>
+          </w:r>
+        </w:hyperlink>
+      </w:r>
+      <w:r>
+        <w:rPr>
+          <w:rFonts w:ascii="Charis SIL Regular" w:hAnsi="Charis SIL Regular" w:eastAsia="Charis SIL Regular"/>
+          <w:b w:val="0"/>
+          <w:i w:val="0"/>
+          <w:color w:val="000000"/>
+          <w:sz w:val="24"/>
+        </w:rPr>
+        <w:t xml:space="preserve"> </w:t>
+      </w:r>
+      <w:r>
+        <w:rPr>
+          <w:rFonts w:ascii="Charis SIL Regular" w:hAnsi="Charis SIL Regular" w:eastAsia="Charis SIL Regular"/>
+          <w:b w:val="0"/>
+          <w:i w:val="0"/>
+          <w:color w:val="000000"/>
+          <w:sz w:val="24"/>
+        </w:rPr>
+        <w:hyperlink r:id="rId30" w:history="1">
+          <w:r>
+            <w:rPr>
+              <w:rStyle w:val="Hyperlink"/>
+            </w:rPr>
+            <w:t xml:space="preserve">dr. </w:t>
+          </w:r>
+        </w:hyperlink>
+      </w:r>
+      <w:r>
+        <w:rPr>
+          <w:rFonts w:ascii="Charis SIL Regular" w:hAnsi="Charis SIL Regular" w:eastAsia="Charis SIL Regular"/>
+          <w:b w:val="0"/>
+          <w:i w:val="0"/>
+          <w:color w:val="000000"/>
+          <w:sz w:val="24"/>
+        </w:rPr>
+        <w:hyperlink r:id="rId30" w:history="1">
+          <w:r>
+            <w:rPr>
+              <w:rStyle w:val="Hyperlink"/>
+            </w:rPr>
+            <w:t>J</w:t>
+          </w:r>
+        </w:hyperlink>
+      </w:r>
+      <w:r>
+        <w:rPr>
+          <w:rFonts w:ascii="Charis SIL Regular" w:hAnsi="Charis SIL Regular" w:eastAsia="Charis SIL Regular"/>
+          <w:b w:val="0"/>
+          <w:i w:val="0"/>
+          <w:color w:val="000000"/>
+          <w:sz w:val="24"/>
+        </w:rPr>
+        <w:hyperlink r:id="rId30" w:history="1">
+          <w:r>
+            <w:rPr>
+              <w:rStyle w:val="Hyperlink"/>
+            </w:rPr>
+            <w:t>.A. Ad</w:t>
+          </w:r>
+        </w:hyperlink>
+      </w:r>
+      <w:r>
+        <w:rPr>
+          <w:rFonts w:ascii="Charis SIL Regular" w:hAnsi="Charis SIL Regular" w:eastAsia="Charis SIL Regular"/>
+          <w:b w:val="0"/>
+          <w:i w:val="0"/>
+          <w:color w:val="000000"/>
+          <w:sz w:val="24"/>
+        </w:rPr>
+        <w:hyperlink r:id="rId30" w:history="1">
+          <w:r>
+            <w:rPr>
+              <w:rStyle w:val="Hyperlink"/>
+            </w:rPr>
+            <w:t>i</w:t>
+          </w:r>
+        </w:hyperlink>
+      </w:r>
+      <w:r>
+        <w:rPr>
+          <w:rFonts w:ascii="Charis SIL Regular" w:hAnsi="Charis SIL Regular" w:eastAsia="Charis SIL Regular"/>
+          <w:b w:val="0"/>
+          <w:i w:val="0"/>
+          <w:color w:val="000000"/>
+          <w:sz w:val="24"/>
+        </w:rPr>
+        <w:hyperlink r:id="rId30" w:history="1">
+          <w:r>
+            <w:rPr>
+              <w:rStyle w:val="Hyperlink"/>
+            </w:rPr>
+            <w:t xml:space="preserve"> M</w:t>
+          </w:r>
+        </w:hyperlink>
       </w:r>
       <w:r>
         <w:rPr>
@@ -6892,8 +7034,26 @@
           <w:i w:val="0"/>
           <w:color w:val="0000FF"/>
           <w:sz w:val="24"/>
-        </w:rPr>
-        <w:t xml:space="preserve">- </w:t>
+          <w:u w:val="single"/>
+        </w:rPr>
+        <w:hyperlink r:id="rId36" w:history="1">
+          <w:r>
+            <w:rPr>
+              <w:rStyle w:val="Hyperlink"/>
+            </w:rPr>
+            <w:t>-</w:t>
+          </w:r>
+        </w:hyperlink>
+      </w:r>
+      <w:r>
+        <w:rPr>
+          <w:rFonts w:ascii="Charis SIL Regular" w:hAnsi="Charis SIL Regular" w:eastAsia="Charis SIL Regular"/>
+          <w:b w:val="0"/>
+          <w:i w:val="0"/>
+          <w:color w:val="0000FF"/>
+          <w:sz w:val="24"/>
+        </w:rPr>
+        <w:t xml:space="preserve"> </w:t>
       </w:r>
       <w:r>
         <w:rPr>

--- a/EXPORTS/DOCX/published/niveau2/Dutch/ArubaBonaireCuracao.docx
+++ b/EXPORTS/DOCX/published/niveau2/Dutch/ArubaBonaireCuracao.docx
@@ -1264,7 +1264,6 @@
       </w:r>
       <w:r>
         <w:rPr>
-          <w:u w:val="single" w:color="0000ff"/>
           <w:rFonts w:ascii="Charis SIL Regular" w:hAnsi="Charis SIL Regular" w:eastAsia="Charis SIL Regular"/>
           <w:b w:val="0"/>
           <w:i w:val="0"/>
@@ -2927,61 +2926,7 @@
           <w:color w:val="000000"/>
           <w:sz w:val="24"/>
         </w:rPr>
-        <w:t>veel nuttige informatie me</w:t>
-      </w:r>
-      <w:r>
-        <w:rPr>
-          <w:u w:val="single" w:color="0000ff"/>
-          <w:rFonts w:ascii="Charis SIL Regular" w:hAnsi="Charis SIL Regular" w:eastAsia="Charis SIL Regular"/>
-          <w:b w:val="0"/>
-          <w:i w:val="0"/>
-          <w:color w:val="000000"/>
-          <w:sz w:val="24"/>
-        </w:rPr>
-        <w:hyperlink r:id="rId18" w:history="1">
-          <w:r>
-            <w:rPr>
-              <w:rStyle w:val="Hyperlink"/>
-            </w:rPr>
-            <w:t>t betrek</w:t>
-          </w:r>
-        </w:hyperlink>
-      </w:r>
-      <w:r>
-        <w:rPr>
-          <w:u w:val="single" w:color="0000ff"/>
-          <w:rFonts w:ascii="Charis SIL Regular" w:hAnsi="Charis SIL Regular" w:eastAsia="Charis SIL Regular"/>
-          <w:b w:val="0"/>
-          <w:i w:val="0"/>
-          <w:color w:val="000000"/>
-          <w:sz w:val="24"/>
-        </w:rPr>
-        <w:hyperlink r:id="rId18" w:history="1">
-          <w:r>
-            <w:rPr>
-              <w:rStyle w:val="Hyperlink"/>
-            </w:rPr>
-            <w:t>king to</w:t>
-          </w:r>
-        </w:hyperlink>
-      </w:r>
-      <w:r>
-        <w:rPr>
-          <w:u w:val="single" w:color="0000ff"/>
-          <w:rFonts w:ascii="Charis SIL Regular" w:hAnsi="Charis SIL Regular" w:eastAsia="Charis SIL Regular"/>
-          <w:b w:val="0"/>
-          <w:i w:val="0"/>
-          <w:color w:val="000000"/>
-          <w:sz w:val="24"/>
-        </w:rPr>
-        <w:hyperlink r:id="rId18" w:history="1">
-          <w:r>
-            <w:rPr>
-              <w:rStyle w:val="Hyperlink"/>
-            </w:rPr>
-            <w:t>t hun</w:t>
-          </w:r>
-        </w:hyperlink>
+        <w:t>veel nuttige informatie met betrekking tot hun</w:t>
       </w:r>
       <w:r>
         <w:rPr>
@@ -3353,64 +3298,7 @@
           <w:color w:val="000000"/>
           <w:sz w:val="24"/>
         </w:rPr>
-        <w:t>toeg</w:t>
-      </w:r>
-      <w:r>
-        <w:rPr>
-          <w:u w:val="single" w:color="0000ff"/>
-          <w:rFonts w:ascii="Charis SIL Regular" w:hAnsi="Charis SIL Regular" w:eastAsia="Charis SIL Regular"/>
-          <w:b w:val="0"/>
-          <w:i w:val="0"/>
-          <w:color w:val="000000"/>
-          <w:sz w:val="24"/>
-        </w:rPr>
-        <w:hyperlink r:id="rId21" w:history="1">
-          <w:r>
-            <w:rPr>
-              <w:rStyle w:val="Hyperlink"/>
-            </w:rPr>
-            <w:t>ankelijk</w:t>
-          </w:r>
-        </w:hyperlink>
-      </w:r>
-      <w:r>
-        <w:rPr>
-          <w:u w:val="single" w:color="0000ff"/>
-          <w:rFonts w:ascii="Charis SIL Regular" w:hAnsi="Charis SIL Regular" w:eastAsia="Charis SIL Regular"/>
-          <w:b w:val="0"/>
-          <w:i w:val="0"/>
-          <w:color w:val="000000"/>
-          <w:sz w:val="24"/>
-        </w:rPr>
-        <w:t xml:space="preserve"> </w:t>
-      </w:r>
-      <w:r>
-        <w:rPr>
-          <w:u w:val="single" w:color="0000ff"/>
-          <w:rFonts w:ascii="Charis SIL Regular" w:hAnsi="Charis SIL Regular" w:eastAsia="Charis SIL Regular"/>
-          <w:b w:val="0"/>
-          <w:i w:val="0"/>
-          <w:color w:val="000000"/>
-          <w:sz w:val="24"/>
-        </w:rPr>
-        <w:hyperlink r:id="rId21" w:history="1">
-          <w:r>
-            <w:rPr>
-              <w:rStyle w:val="Hyperlink"/>
-            </w:rPr>
-            <w:t>gemaak</w:t>
-          </w:r>
-        </w:hyperlink>
-      </w:r>
-      <w:r>
-        <w:rPr>
-          <w:rFonts w:ascii="Charis SIL Regular" w:hAnsi="Charis SIL Regular" w:eastAsia="Charis SIL Regular"/>
-          <w:b w:val="0"/>
-          <w:i w:val="0"/>
-          <w:color w:val="000000"/>
-          <w:sz w:val="24"/>
-        </w:rPr>
-        <w:t xml:space="preserve">t. De collectie is zowel bereikbaar via de </w:t>
+        <w:t xml:space="preserve">toegankelijk gemaakt. De collectie is zowel bereikbaar via de </w:t>
       </w:r>
       <w:r>
         <w:rPr>
@@ -4448,43 +4336,7 @@
           <w:color w:val="000000"/>
           <w:sz w:val="24"/>
         </w:rPr>
-        <w:t xml:space="preserve">•  </w:t>
-      </w:r>
-      <w:r>
-        <w:rPr>
-          <w:u w:val="single" w:color="0000ff"/>
-          <w:rFonts w:ascii="Charis SIL Regular" w:hAnsi="Charis SIL Regular" w:eastAsia="Charis SIL Regular"/>
-          <w:b w:val="0"/>
-          <w:i w:val="0"/>
-          <w:color w:val="000000"/>
-          <w:sz w:val="24"/>
-        </w:rPr>
-        <w:hyperlink r:id="rId28" w:history="1">
-          <w:r>
-            <w:rPr>
-              <w:rStyle w:val="Hyperlink"/>
-            </w:rPr>
-            <w:t>De zoe</w:t>
-          </w:r>
-        </w:hyperlink>
-      </w:r>
-      <w:r>
-        <w:rPr>
-          <w:u w:val="single" w:color="0000ff"/>
-          <w:rFonts w:ascii="Charis SIL Regular" w:hAnsi="Charis SIL Regular" w:eastAsia="Charis SIL Regular"/>
-          <w:b w:val="0"/>
-          <w:i w:val="0"/>
-          <w:color w:val="000000"/>
-          <w:sz w:val="24"/>
-        </w:rPr>
-        <w:hyperlink r:id="rId28" w:history="1">
-          <w:r>
-            <w:rPr>
-              <w:rStyle w:val="Hyperlink"/>
-            </w:rPr>
-            <w:t xml:space="preserve">khulp </w:t>
-          </w:r>
-        </w:hyperlink>
+        <w:t xml:space="preserve">•  De zoekhulp </w:t>
       </w:r>
       <w:r>
         <w:rPr>
@@ -4692,6 +4544,7 @@
       </w:r>
       <w:r>
         <w:rPr>
+          <w:u w:val="single" w:color="0000ff"/>
           <w:rFonts w:ascii="Charis SIL Regular" w:hAnsi="Charis SIL Regular" w:eastAsia="Charis SIL Regular"/>
           <w:b w:val="0"/>
           <w:i w:val="0"/>
@@ -7052,6 +6905,7 @@
           <w:i w:val="0"/>
           <w:color w:val="0000FF"/>
           <w:sz w:val="24"/>
+          <w:u w:val="single"/>
         </w:rPr>
         <w:t xml:space="preserve"> </w:t>
       </w:r>
@@ -7297,6 +7151,7 @@
       </w:r>
       <w:r>
         <w:rPr>
+          <w:u w:val="single" w:color="0000ff"/>
           <w:rFonts w:ascii="Charis SIL Regular" w:hAnsi="Charis SIL Regular" w:eastAsia="Charis SIL Regular"/>
           <w:b w:val="0"/>
           <w:i w:val="0"/>

--- a/EXPORTS/DOCX/published/niveau2/Dutch/ArubaBonaireCuracao.docx
+++ b/EXPORTS/DOCX/published/niveau2/Dutch/ArubaBonaireCuracao.docx
@@ -1242,35 +1242,7 @@
           <w:color w:val="000000"/>
           <w:sz w:val="24"/>
         </w:rPr>
-        <w:t>werden slaafgemaakten uit West-Afrika naar Willemstad verschee</w:t>
-      </w:r>
-      <w:r>
-        <w:rPr>
-          <w:u w:val="single" w:color="0000ff"/>
-          <w:rFonts w:ascii="Charis SIL Regular" w:hAnsi="Charis SIL Regular" w:eastAsia="Charis SIL Regular"/>
-          <w:b w:val="0"/>
-          <w:i w:val="0"/>
-          <w:color w:val="000000"/>
-          <w:sz w:val="24"/>
-        </w:rPr>
-        <w:hyperlink r:id="rId14" w:history="1">
-          <w:r>
-            <w:rPr>
-              <w:rStyle w:val="Hyperlink"/>
-            </w:rPr>
-            <w:t xml:space="preserve">pt en </w:t>
-          </w:r>
-        </w:hyperlink>
-      </w:r>
-      <w:r>
-        <w:rPr>
-          <w:rFonts w:ascii="Charis SIL Regular" w:hAnsi="Charis SIL Regular" w:eastAsia="Charis SIL Regular"/>
-          <w:b w:val="0"/>
-          <w:i w:val="0"/>
-          <w:color w:val="000000"/>
-          <w:sz w:val="24"/>
-        </w:rPr>
-        <w:t>m</w:t>
+        <w:t>werden slaafgemaakten uit West-Afrika naar Willemstad verscheept en m</w:t>
       </w:r>
       <w:r>
         <w:rPr>
@@ -1548,7 +1520,7 @@
             <w:rPr>
               <w:rStyle w:val="Hyperlink"/>
             </w:rPr>
-            <w:t>Onderofficier</w:t>
+            <w:t>Onderoffici</w:t>
           </w:r>
         </w:hyperlink>
       </w:r>
@@ -1560,6 +1532,16 @@
           <w:color w:val="0000FF"/>
           <w:sz w:val="24"/>
           <w:u w:val="single"/>
+        </w:rPr>
+        <w:t>er</w:t>
+      </w:r>
+      <w:r>
+        <w:rPr>
+          <w:rFonts w:ascii="Charis SIL Regular" w:hAnsi="Charis SIL Regular" w:eastAsia="Charis SIL Regular"/>
+          <w:b w:val="0"/>
+          <w:i w:val="0"/>
+          <w:color w:val="0000FF"/>
+          <w:sz w:val="24"/>
         </w:rPr>
         <w:t>en</w:t>
       </w:r>
@@ -1780,19 +1762,9 @@
             <w:rPr>
               <w:rStyle w:val="Hyperlink"/>
             </w:rPr>
-            <w:t>Ind</w:t>
+            <w:t>Indië</w:t>
           </w:r>
         </w:hyperlink>
-      </w:r>
-      <w:r>
-        <w:rPr>
-          <w:rFonts w:ascii="Charis SIL Regular" w:hAnsi="Charis SIL Regular" w:eastAsia="Charis SIL Regular"/>
-          <w:b w:val="0"/>
-          <w:i w:val="0"/>
-          <w:color w:val="0000FF"/>
-          <w:sz w:val="24"/>
-        </w:rPr>
-        <w:t>ië</w:t>
       </w:r>
       <w:r>
         <w:rPr>
@@ -2926,7 +2898,61 @@
           <w:color w:val="000000"/>
           <w:sz w:val="24"/>
         </w:rPr>
-        <w:t>veel nuttige informatie met betrekking tot hun</w:t>
+        <w:t>veel nuttige informatie me</w:t>
+      </w:r>
+      <w:r>
+        <w:rPr>
+          <w:u w:val="single" w:color="0000ff"/>
+          <w:rFonts w:ascii="Charis SIL Regular" w:hAnsi="Charis SIL Regular" w:eastAsia="Charis SIL Regular"/>
+          <w:b w:val="0"/>
+          <w:i w:val="0"/>
+          <w:color w:val="000000"/>
+          <w:sz w:val="24"/>
+        </w:rPr>
+        <w:hyperlink r:id="rId18" w:history="1">
+          <w:r>
+            <w:rPr>
+              <w:rStyle w:val="Hyperlink"/>
+            </w:rPr>
+            <w:t>t betrek</w:t>
+          </w:r>
+        </w:hyperlink>
+      </w:r>
+      <w:r>
+        <w:rPr>
+          <w:u w:val="single" w:color="0000ff"/>
+          <w:rFonts w:ascii="Charis SIL Regular" w:hAnsi="Charis SIL Regular" w:eastAsia="Charis SIL Regular"/>
+          <w:b w:val="0"/>
+          <w:i w:val="0"/>
+          <w:color w:val="000000"/>
+          <w:sz w:val="24"/>
+        </w:rPr>
+        <w:hyperlink r:id="rId18" w:history="1">
+          <w:r>
+            <w:rPr>
+              <w:rStyle w:val="Hyperlink"/>
+            </w:rPr>
+            <w:t>king to</w:t>
+          </w:r>
+        </w:hyperlink>
+      </w:r>
+      <w:r>
+        <w:rPr>
+          <w:u w:val="single" w:color="0000ff"/>
+          <w:rFonts w:ascii="Charis SIL Regular" w:hAnsi="Charis SIL Regular" w:eastAsia="Charis SIL Regular"/>
+          <w:b w:val="0"/>
+          <w:i w:val="0"/>
+          <w:color w:val="000000"/>
+          <w:sz w:val="24"/>
+        </w:rPr>
+        <w:hyperlink r:id="rId18" w:history="1">
+          <w:r>
+            <w:rPr>
+              <w:rStyle w:val="Hyperlink"/>
+            </w:rPr>
+            <w:t>t hun</w:t>
+          </w:r>
+        </w:hyperlink>
       </w:r>
       <w:r>
         <w:rPr>
@@ -3292,13 +3318,78 @@
       </w:r>
       <w:r>
         <w:rPr>
-          <w:rFonts w:ascii="Charis SIL Regular" w:hAnsi="Charis SIL Regular" w:eastAsia="Charis SIL Regular"/>
-          <w:b w:val="0"/>
-          <w:i w:val="0"/>
-          <w:color w:val="000000"/>
-          <w:sz w:val="24"/>
-        </w:rPr>
-        <w:t xml:space="preserve">toegankelijk gemaakt. De collectie is zowel bereikbaar via de </w:t>
+          <w:u w:val="single" w:color="0000ff"/>
+          <w:rFonts w:ascii="Charis SIL Regular" w:hAnsi="Charis SIL Regular" w:eastAsia="Charis SIL Regular"/>
+          <w:b w:val="0"/>
+          <w:i w:val="0"/>
+          <w:color w:val="000000"/>
+          <w:sz w:val="24"/>
+        </w:rPr>
+        <w:hyperlink r:id="rId21" w:history="1">
+          <w:r>
+            <w:rPr>
+              <w:rStyle w:val="Hyperlink"/>
+            </w:rPr>
+            <w:t>toeg</w:t>
+          </w:r>
+        </w:hyperlink>
+      </w:r>
+      <w:r>
+        <w:rPr>
+          <w:u w:val="single" w:color="0000ff"/>
+          <w:rFonts w:ascii="Charis SIL Regular" w:hAnsi="Charis SIL Regular" w:eastAsia="Charis SIL Regular"/>
+          <w:b w:val="0"/>
+          <w:i w:val="0"/>
+          <w:color w:val="000000"/>
+          <w:sz w:val="24"/>
+        </w:rPr>
+        <w:hyperlink r:id="rId21" w:history="1">
+          <w:r>
+            <w:rPr>
+              <w:rStyle w:val="Hyperlink"/>
+            </w:rPr>
+            <w:t>ankelijk</w:t>
+          </w:r>
+        </w:hyperlink>
+      </w:r>
+      <w:r>
+        <w:rPr>
+          <w:u w:val="single" w:color="0000ff"/>
+          <w:rFonts w:ascii="Charis SIL Regular" w:hAnsi="Charis SIL Regular" w:eastAsia="Charis SIL Regular"/>
+          <w:b w:val="0"/>
+          <w:i w:val="0"/>
+          <w:color w:val="000000"/>
+          <w:sz w:val="24"/>
+        </w:rPr>
+        <w:t xml:space="preserve"> </w:t>
+      </w:r>
+      <w:r>
+        <w:rPr>
+          <w:u w:val="single" w:color="0000ff"/>
+          <w:rFonts w:ascii="Charis SIL Regular" w:hAnsi="Charis SIL Regular" w:eastAsia="Charis SIL Regular"/>
+          <w:b w:val="0"/>
+          <w:i w:val="0"/>
+          <w:color w:val="000000"/>
+          <w:sz w:val="24"/>
+        </w:rPr>
+        <w:hyperlink r:id="rId21" w:history="1">
+          <w:r>
+            <w:rPr>
+              <w:rStyle w:val="Hyperlink"/>
+            </w:rPr>
+            <w:t>gemaak</w:t>
+          </w:r>
+        </w:hyperlink>
+      </w:r>
+      <w:r>
+        <w:rPr>
+          <w:rFonts w:ascii="Charis SIL Regular" w:hAnsi="Charis SIL Regular" w:eastAsia="Charis SIL Regular"/>
+          <w:b w:val="0"/>
+          <w:i w:val="0"/>
+          <w:color w:val="000000"/>
+          <w:sz w:val="24"/>
+        </w:rPr>
+        <w:t xml:space="preserve">t. De collectie is zowel bereikbaar via de </w:t>
       </w:r>
       <w:r>
         <w:rPr>
@@ -4336,7 +4427,43 @@
           <w:color w:val="000000"/>
           <w:sz w:val="24"/>
         </w:rPr>
-        <w:t xml:space="preserve">•  De zoekhulp </w:t>
+        <w:t xml:space="preserve">•  </w:t>
+      </w:r>
+      <w:r>
+        <w:rPr>
+          <w:u w:val="single" w:color="0000ff"/>
+          <w:rFonts w:ascii="Charis SIL Regular" w:hAnsi="Charis SIL Regular" w:eastAsia="Charis SIL Regular"/>
+          <w:b w:val="0"/>
+          <w:i w:val="0"/>
+          <w:color w:val="000000"/>
+          <w:sz w:val="24"/>
+        </w:rPr>
+        <w:hyperlink r:id="rId28" w:history="1">
+          <w:r>
+            <w:rPr>
+              <w:rStyle w:val="Hyperlink"/>
+            </w:rPr>
+            <w:t>De zoe</w:t>
+          </w:r>
+        </w:hyperlink>
+      </w:r>
+      <w:r>
+        <w:rPr>
+          <w:u w:val="single" w:color="0000ff"/>
+          <w:rFonts w:ascii="Charis SIL Regular" w:hAnsi="Charis SIL Regular" w:eastAsia="Charis SIL Regular"/>
+          <w:b w:val="0"/>
+          <w:i w:val="0"/>
+          <w:color w:val="000000"/>
+          <w:sz w:val="24"/>
+        </w:rPr>
+        <w:hyperlink r:id="rId28" w:history="1">
+          <w:r>
+            <w:rPr>
+              <w:rStyle w:val="Hyperlink"/>
+            </w:rPr>
+            <w:t xml:space="preserve">khulp </w:t>
+          </w:r>
+        </w:hyperlink>
       </w:r>
       <w:r>
         <w:rPr>
@@ -4544,7 +4671,6 @@
       </w:r>
       <w:r>
         <w:rPr>
-          <w:u w:val="single" w:color="0000ff"/>
           <w:rFonts w:ascii="Charis SIL Regular" w:hAnsi="Charis SIL Regular" w:eastAsia="Charis SIL Regular"/>
           <w:b w:val="0"/>
           <w:i w:val="0"/>
@@ -6905,7 +7031,6 @@
           <w:i w:val="0"/>
           <w:color w:val="0000FF"/>
           <w:sz w:val="24"/>
-          <w:u w:val="single"/>
         </w:rPr>
         <w:t xml:space="preserve"> </w:t>
       </w:r>
@@ -7151,7 +7276,6 @@
       </w:r>
       <w:r>
         <w:rPr>
-          <w:u w:val="single" w:color="0000ff"/>
           <w:rFonts w:ascii="Charis SIL Regular" w:hAnsi="Charis SIL Regular" w:eastAsia="Charis SIL Regular"/>
           <w:b w:val="0"/>
           <w:i w:val="0"/>

--- a/EXPORTS/DOCX/published/niveau2/Dutch/ArubaBonaireCuracao.docx
+++ b/EXPORTS/DOCX/published/niveau2/Dutch/ArubaBonaireCuracao.docx
@@ -1242,7 +1242,36 @@
           <w:color w:val="000000"/>
           <w:sz w:val="24"/>
         </w:rPr>
-        <w:t>werden slaafgemaakten uit West-Afrika naar Willemstad verscheept en m</w:t>
+        <w:t>werden slaafgemaakten uit West-Afrika naar Willemstad verschee</w:t>
+      </w:r>
+      <w:r>
+        <w:rPr>
+          <w:u w:val="single" w:color="0000ff"/>
+          <w:rFonts w:ascii="Charis SIL Regular" w:hAnsi="Charis SIL Regular" w:eastAsia="Charis SIL Regular"/>
+          <w:b w:val="0"/>
+          <w:i w:val="0"/>
+          <w:color w:val="000000"/>
+          <w:sz w:val="24"/>
+        </w:rPr>
+        <w:hyperlink r:id="rId14" w:history="1">
+          <w:r>
+            <w:rPr>
+              <w:rStyle w:val="Hyperlink"/>
+            </w:rPr>
+            <w:t xml:space="preserve">pt en </w:t>
+          </w:r>
+        </w:hyperlink>
+      </w:r>
+      <w:r>
+        <w:rPr>
+          <w:u w:val="single" w:color="0000ff"/>
+          <w:rFonts w:ascii="Charis SIL Regular" w:hAnsi="Charis SIL Regular" w:eastAsia="Charis SIL Regular"/>
+          <w:b w:val="0"/>
+          <w:i w:val="0"/>
+          <w:color w:val="000000"/>
+          <w:sz w:val="24"/>
+        </w:rPr>
+        <w:t>m</w:t>
       </w:r>
       <w:r>
         <w:rPr>
@@ -1531,17 +1560,24 @@
           <w:i w:val="0"/>
           <w:color w:val="0000FF"/>
           <w:sz w:val="24"/>
+        </w:rPr>
+        <w:hyperlink r:id="rId16" w:history="1">
+          <w:r>
+            <w:rPr>
+              <w:rStyle w:val="Hyperlink"/>
+            </w:rPr>
+            <w:t>er</w:t>
+          </w:r>
+        </w:hyperlink>
+      </w:r>
+      <w:r>
+        <w:rPr>
+          <w:rFonts w:ascii="Charis SIL Regular" w:hAnsi="Charis SIL Regular" w:eastAsia="Charis SIL Regular"/>
+          <w:b w:val="0"/>
+          <w:i w:val="0"/>
+          <w:color w:val="0000FF"/>
+          <w:sz w:val="24"/>
           <w:u w:val="single"/>
-        </w:rPr>
-        <w:t>er</w:t>
-      </w:r>
-      <w:r>
-        <w:rPr>
-          <w:rFonts w:ascii="Charis SIL Regular" w:hAnsi="Charis SIL Regular" w:eastAsia="Charis SIL Regular"/>
-          <w:b w:val="0"/>
-          <w:i w:val="0"/>
-          <w:color w:val="0000FF"/>
-          <w:sz w:val="24"/>
         </w:rPr>
         <w:t>en</w:t>
       </w:r>
@@ -1792,166 +1828,7 @@
           <w:color w:val="000000"/>
           <w:sz w:val="24"/>
         </w:rPr>
-        <w:t xml:space="preserve"> die verwijst naar relev</w:t>
-      </w:r>
-      <w:r>
-        <w:rPr>
-          <w:u w:val="single" w:color="0000ff"/>
-          <w:rFonts w:ascii="Charis SIL Regular" w:hAnsi="Charis SIL Regular" w:eastAsia="Charis SIL Regular"/>
-          <w:b w:val="0"/>
-          <w:i w:val="0"/>
-          <w:color w:val="000000"/>
-          <w:sz w:val="24"/>
-        </w:rPr>
-        <w:t>a</w:t>
-      </w:r>
-      <w:r>
-        <w:rPr>
-          <w:u w:val="single" w:color="0000ff"/>
-          <w:rFonts w:ascii="Charis SIL Regular" w:hAnsi="Charis SIL Regular" w:eastAsia="Charis SIL Regular"/>
-          <w:b w:val="0"/>
-          <w:i w:val="0"/>
-          <w:color w:val="000000"/>
-          <w:sz w:val="24"/>
-        </w:rPr>
-        <w:hyperlink r:id="rId16" w:history="1">
-          <w:r>
-            <w:rPr>
-              <w:rStyle w:val="Hyperlink"/>
-            </w:rPr>
-            <w:t>nt archiefmater</w:t>
-          </w:r>
-        </w:hyperlink>
-      </w:r>
-      <w:r>
-        <w:rPr>
-          <w:u w:val="single" w:color="0000ff"/>
-          <w:rFonts w:ascii="Charis SIL Regular" w:hAnsi="Charis SIL Regular" w:eastAsia="Charis SIL Regular"/>
-          <w:b w:val="0"/>
-          <w:i w:val="0"/>
-          <w:color w:val="000000"/>
-          <w:sz w:val="24"/>
-        </w:rPr>
-        <w:hyperlink r:id="rId16" w:history="1">
-          <w:r>
-            <w:rPr>
-              <w:rStyle w:val="Hyperlink"/>
-            </w:rPr>
-            <w:t>i</w:t>
-          </w:r>
-        </w:hyperlink>
-      </w:r>
-      <w:r>
-        <w:rPr>
-          <w:u w:val="single" w:color="0000ff"/>
-          <w:rFonts w:ascii="Charis SIL Regular" w:hAnsi="Charis SIL Regular" w:eastAsia="Charis SIL Regular"/>
-          <w:b w:val="0"/>
-          <w:i w:val="0"/>
-          <w:color w:val="000000"/>
-          <w:sz w:val="24"/>
-        </w:rPr>
-        <w:hyperlink r:id="rId16" w:history="1">
-          <w:r>
-            <w:rPr>
-              <w:rStyle w:val="Hyperlink"/>
-            </w:rPr>
-            <w:t>aa</w:t>
-          </w:r>
-        </w:hyperlink>
-      </w:r>
-      <w:r>
-        <w:rPr>
-          <w:u w:val="single" w:color="0000ff"/>
-          <w:rFonts w:ascii="Charis SIL Regular" w:hAnsi="Charis SIL Regular" w:eastAsia="Charis SIL Regular"/>
-          <w:b w:val="0"/>
-          <w:i w:val="0"/>
-          <w:color w:val="000000"/>
-          <w:sz w:val="24"/>
-        </w:rPr>
-        <w:hyperlink r:id="rId16" w:history="1">
-          <w:r>
-            <w:rPr>
-              <w:rStyle w:val="Hyperlink"/>
-            </w:rPr>
-            <w:t>l</w:t>
-          </w:r>
-        </w:hyperlink>
-      </w:r>
-      <w:r>
-        <w:rPr>
-          <w:u w:val="single" w:color="0000ff"/>
-          <w:rFonts w:ascii="Charis SIL Regular" w:hAnsi="Charis SIL Regular" w:eastAsia="Charis SIL Regular"/>
-          <w:b w:val="0"/>
-          <w:i w:val="0"/>
-          <w:color w:val="000000"/>
-          <w:sz w:val="24"/>
-        </w:rPr>
-        <w:hyperlink r:id="rId16" w:history="1">
-          <w:r>
-            <w:rPr>
-              <w:rStyle w:val="Hyperlink"/>
-            </w:rPr>
-            <w:t xml:space="preserve"> over op</w:t>
-          </w:r>
-        </w:hyperlink>
-      </w:r>
-      <w:r>
-        <w:rPr>
-          <w:u w:val="single" w:color="0000ff"/>
-          <w:rFonts w:ascii="Charis SIL Regular" w:hAnsi="Charis SIL Regular" w:eastAsia="Charis SIL Regular"/>
-          <w:b w:val="0"/>
-          <w:i w:val="0"/>
-          <w:color w:val="000000"/>
-          <w:sz w:val="24"/>
-        </w:rPr>
-        <w:t xml:space="preserve"> </w:t>
-      </w:r>
-      <w:r>
-        <w:rPr>
-          <w:u w:val="single" w:color="0000ff"/>
-          <w:rFonts w:ascii="Charis SIL Regular" w:hAnsi="Charis SIL Regular" w:eastAsia="Charis SIL Regular"/>
-          <w:b w:val="0"/>
-          <w:i w:val="0"/>
-          <w:color w:val="000000"/>
-          <w:sz w:val="24"/>
-        </w:rPr>
-        <w:hyperlink r:id="rId16" w:history="1">
-          <w:r>
-            <w:rPr>
-              <w:rStyle w:val="Hyperlink"/>
-            </w:rPr>
-            <w:t>de</w:t>
-          </w:r>
-        </w:hyperlink>
-      </w:r>
-      <w:r>
-        <w:rPr>
-          <w:u w:val="single" w:color="0000ff"/>
-          <w:rFonts w:ascii="Charis SIL Regular" w:hAnsi="Charis SIL Regular" w:eastAsia="Charis SIL Regular"/>
-          <w:b w:val="0"/>
-          <w:i w:val="0"/>
-          <w:color w:val="000000"/>
-          <w:sz w:val="24"/>
-        </w:rPr>
-        <w:t xml:space="preserve"> </w:t>
-      </w:r>
-      <w:r>
-        <w:rPr>
-          <w:u w:val="single" w:color="0000ff"/>
-          <w:rFonts w:ascii="Charis SIL Regular" w:hAnsi="Charis SIL Regular" w:eastAsia="Charis SIL Regular"/>
-          <w:b w:val="0"/>
-          <w:i w:val="0"/>
-          <w:color w:val="000000"/>
-          <w:sz w:val="24"/>
-        </w:rPr>
-        <w:hyperlink r:id="rId16" w:history="1">
-          <w:r>
-            <w:rPr>
-              <w:rStyle w:val="Hyperlink"/>
-            </w:rPr>
-            <w:t>Aru</w:t>
-          </w:r>
-        </w:hyperlink>
+        <w:t xml:space="preserve"> die verwijst naar relevant archiefmateriaal over op de Aru</w:t>
       </w:r>
       <w:r>
         <w:rPr>
@@ -3336,60 +3213,13 @@
       </w:r>
       <w:r>
         <w:rPr>
-          <w:u w:val="single" w:color="0000ff"/>
-          <w:rFonts w:ascii="Charis SIL Regular" w:hAnsi="Charis SIL Regular" w:eastAsia="Charis SIL Regular"/>
-          <w:b w:val="0"/>
-          <w:i w:val="0"/>
-          <w:color w:val="000000"/>
-          <w:sz w:val="24"/>
-        </w:rPr>
-        <w:hyperlink r:id="rId21" w:history="1">
-          <w:r>
-            <w:rPr>
-              <w:rStyle w:val="Hyperlink"/>
-            </w:rPr>
-            <w:t>ankelijk</w:t>
-          </w:r>
-        </w:hyperlink>
-      </w:r>
-      <w:r>
-        <w:rPr>
-          <w:u w:val="single" w:color="0000ff"/>
-          <w:rFonts w:ascii="Charis SIL Regular" w:hAnsi="Charis SIL Regular" w:eastAsia="Charis SIL Regular"/>
-          <w:b w:val="0"/>
-          <w:i w:val="0"/>
-          <w:color w:val="000000"/>
-          <w:sz w:val="24"/>
-        </w:rPr>
-        <w:t xml:space="preserve"> </w:t>
-      </w:r>
-      <w:r>
-        <w:rPr>
-          <w:u w:val="single" w:color="0000ff"/>
-          <w:rFonts w:ascii="Charis SIL Regular" w:hAnsi="Charis SIL Regular" w:eastAsia="Charis SIL Regular"/>
-          <w:b w:val="0"/>
-          <w:i w:val="0"/>
-          <w:color w:val="000000"/>
-          <w:sz w:val="24"/>
-        </w:rPr>
-        <w:hyperlink r:id="rId21" w:history="1">
-          <w:r>
-            <w:rPr>
-              <w:rStyle w:val="Hyperlink"/>
-            </w:rPr>
-            <w:t>gemaak</w:t>
-          </w:r>
-        </w:hyperlink>
-      </w:r>
-      <w:r>
-        <w:rPr>
-          <w:rFonts w:ascii="Charis SIL Regular" w:hAnsi="Charis SIL Regular" w:eastAsia="Charis SIL Regular"/>
-          <w:b w:val="0"/>
-          <w:i w:val="0"/>
-          <w:color w:val="000000"/>
-          <w:sz w:val="24"/>
-        </w:rPr>
-        <w:t xml:space="preserve">t. De collectie is zowel bereikbaar via de </w:t>
+          <w:rFonts w:ascii="Charis SIL Regular" w:hAnsi="Charis SIL Regular" w:eastAsia="Charis SIL Regular"/>
+          <w:b w:val="0"/>
+          <w:i w:val="0"/>
+          <w:color w:val="000000"/>
+          <w:sz w:val="24"/>
+        </w:rPr>
+        <w:t xml:space="preserve">ankelijk gemaakt. De collectie is zowel bereikbaar via de </w:t>
       </w:r>
       <w:r>
         <w:rPr>
@@ -6955,84 +6785,8 @@
           <w:i w:val="0"/>
           <w:color w:val="0000FF"/>
           <w:sz w:val="24"/>
-          <w:u w:val="single"/>
-        </w:rPr>
-        <w:hyperlink r:id="rId36" w:history="1">
-          <w:r>
-            <w:rPr>
-              <w:rStyle w:val="Hyperlink"/>
-            </w:rPr>
-            <w:t>(manumissies)</w:t>
-          </w:r>
-        </w:hyperlink>
-      </w:r>
-      <w:r>
-        <w:rPr>
-          <w:rFonts w:ascii="Charis SIL Regular" w:hAnsi="Charis SIL Regular" w:eastAsia="Charis SIL Regular"/>
-          <w:b w:val="0"/>
-          <w:i w:val="0"/>
-          <w:color w:val="0000FF"/>
-          <w:sz w:val="24"/>
-          <w:u w:val="single"/>
-        </w:rPr>
-        <w:t xml:space="preserve"> </w:t>
-      </w:r>
-      <w:r>
-        <w:rPr>
-          <w:rFonts w:ascii="Charis SIL Regular" w:hAnsi="Charis SIL Regular" w:eastAsia="Charis SIL Regular"/>
-          <w:b w:val="0"/>
-          <w:i w:val="0"/>
-          <w:color w:val="0000FF"/>
-          <w:sz w:val="24"/>
-          <w:u w:val="single"/>
-        </w:rPr>
-        <w:hyperlink r:id="rId36" w:history="1">
-          <w:r>
-            <w:rPr>
-              <w:rStyle w:val="Hyperlink"/>
-            </w:rPr>
-            <w:t>1722</w:t>
-          </w:r>
-        </w:hyperlink>
-      </w:r>
-      <w:r>
-        <w:rPr>
-          <w:rFonts w:ascii="Charis SIL Regular" w:hAnsi="Charis SIL Regular" w:eastAsia="Charis SIL Regular"/>
-          <w:b w:val="0"/>
-          <w:i w:val="0"/>
-          <w:color w:val="0000FF"/>
-          <w:sz w:val="24"/>
-          <w:u w:val="single"/>
-        </w:rPr>
-        <w:t xml:space="preserve"> </w:t>
-      </w:r>
-      <w:r>
-        <w:rPr>
-          <w:rFonts w:ascii="Charis SIL Regular" w:hAnsi="Charis SIL Regular" w:eastAsia="Charis SIL Regular"/>
-          <w:b w:val="0"/>
-          <w:i w:val="0"/>
-          <w:color w:val="0000FF"/>
-          <w:sz w:val="24"/>
-          <w:u w:val="single"/>
-        </w:rPr>
-        <w:hyperlink r:id="rId36" w:history="1">
-          <w:r>
-            <w:rPr>
-              <w:rStyle w:val="Hyperlink"/>
-            </w:rPr>
-            <w:t>-</w:t>
-          </w:r>
-        </w:hyperlink>
-      </w:r>
-      <w:r>
-        <w:rPr>
-          <w:rFonts w:ascii="Charis SIL Regular" w:hAnsi="Charis SIL Regular" w:eastAsia="Charis SIL Regular"/>
-          <w:b w:val="0"/>
-          <w:i w:val="0"/>
-          <w:color w:val="0000FF"/>
-          <w:sz w:val="24"/>
-        </w:rPr>
-        <w:t xml:space="preserve"> </w:t>
+        </w:rPr>
+        <w:t xml:space="preserve">(manumissies) 1722 - </w:t>
       </w:r>
       <w:r>
         <w:rPr>

--- a/EXPORTS/DOCX/published/niveau2/Dutch/ArubaBonaireCuracao.docx
+++ b/EXPORTS/DOCX/published/niveau2/Dutch/ArubaBonaireCuracao.docx
@@ -1577,7 +1577,6 @@
           <w:i w:val="0"/>
           <w:color w:val="0000FF"/>
           <w:sz w:val="24"/>
-          <w:u w:val="single"/>
         </w:rPr>
         <w:t>en</w:t>
       </w:r>
@@ -1828,7 +1827,166 @@
           <w:color w:val="000000"/>
           <w:sz w:val="24"/>
         </w:rPr>
-        <w:t xml:space="preserve"> die verwijst naar relevant archiefmateriaal over op de Aru</w:t>
+        <w:t xml:space="preserve"> die verwijst naar relev</w:t>
+      </w:r>
+      <w:r>
+        <w:rPr>
+          <w:u w:val="single" w:color="0000ff"/>
+          <w:rFonts w:ascii="Charis SIL Regular" w:hAnsi="Charis SIL Regular" w:eastAsia="Charis SIL Regular"/>
+          <w:b w:val="0"/>
+          <w:i w:val="0"/>
+          <w:color w:val="000000"/>
+          <w:sz w:val="24"/>
+        </w:rPr>
+        <w:t>a</w:t>
+      </w:r>
+      <w:r>
+        <w:rPr>
+          <w:u w:val="single" w:color="0000ff"/>
+          <w:rFonts w:ascii="Charis SIL Regular" w:hAnsi="Charis SIL Regular" w:eastAsia="Charis SIL Regular"/>
+          <w:b w:val="0"/>
+          <w:i w:val="0"/>
+          <w:color w:val="000000"/>
+          <w:sz w:val="24"/>
+        </w:rPr>
+        <w:hyperlink r:id="rId16" w:history="1">
+          <w:r>
+            <w:rPr>
+              <w:rStyle w:val="Hyperlink"/>
+            </w:rPr>
+            <w:t>nt archiefmater</w:t>
+          </w:r>
+        </w:hyperlink>
+      </w:r>
+      <w:r>
+        <w:rPr>
+          <w:u w:val="single" w:color="0000ff"/>
+          <w:rFonts w:ascii="Charis SIL Regular" w:hAnsi="Charis SIL Regular" w:eastAsia="Charis SIL Regular"/>
+          <w:b w:val="0"/>
+          <w:i w:val="0"/>
+          <w:color w:val="000000"/>
+          <w:sz w:val="24"/>
+        </w:rPr>
+        <w:hyperlink r:id="rId16" w:history="1">
+          <w:r>
+            <w:rPr>
+              <w:rStyle w:val="Hyperlink"/>
+            </w:rPr>
+            <w:t>i</w:t>
+          </w:r>
+        </w:hyperlink>
+      </w:r>
+      <w:r>
+        <w:rPr>
+          <w:u w:val="single" w:color="0000ff"/>
+          <w:rFonts w:ascii="Charis SIL Regular" w:hAnsi="Charis SIL Regular" w:eastAsia="Charis SIL Regular"/>
+          <w:b w:val="0"/>
+          <w:i w:val="0"/>
+          <w:color w:val="000000"/>
+          <w:sz w:val="24"/>
+        </w:rPr>
+        <w:hyperlink r:id="rId16" w:history="1">
+          <w:r>
+            <w:rPr>
+              <w:rStyle w:val="Hyperlink"/>
+            </w:rPr>
+            <w:t>aa</w:t>
+          </w:r>
+        </w:hyperlink>
+      </w:r>
+      <w:r>
+        <w:rPr>
+          <w:u w:val="single" w:color="0000ff"/>
+          <w:rFonts w:ascii="Charis SIL Regular" w:hAnsi="Charis SIL Regular" w:eastAsia="Charis SIL Regular"/>
+          <w:b w:val="0"/>
+          <w:i w:val="0"/>
+          <w:color w:val="000000"/>
+          <w:sz w:val="24"/>
+        </w:rPr>
+        <w:hyperlink r:id="rId16" w:history="1">
+          <w:r>
+            <w:rPr>
+              <w:rStyle w:val="Hyperlink"/>
+            </w:rPr>
+            <w:t>l</w:t>
+          </w:r>
+        </w:hyperlink>
+      </w:r>
+      <w:r>
+        <w:rPr>
+          <w:u w:val="single" w:color="0000ff"/>
+          <w:rFonts w:ascii="Charis SIL Regular" w:hAnsi="Charis SIL Regular" w:eastAsia="Charis SIL Regular"/>
+          <w:b w:val="0"/>
+          <w:i w:val="0"/>
+          <w:color w:val="000000"/>
+          <w:sz w:val="24"/>
+        </w:rPr>
+        <w:hyperlink r:id="rId16" w:history="1">
+          <w:r>
+            <w:rPr>
+              <w:rStyle w:val="Hyperlink"/>
+            </w:rPr>
+            <w:t xml:space="preserve"> over op</w:t>
+          </w:r>
+        </w:hyperlink>
+      </w:r>
+      <w:r>
+        <w:rPr>
+          <w:u w:val="single" w:color="0000ff"/>
+          <w:rFonts w:ascii="Charis SIL Regular" w:hAnsi="Charis SIL Regular" w:eastAsia="Charis SIL Regular"/>
+          <w:b w:val="0"/>
+          <w:i w:val="0"/>
+          <w:color w:val="000000"/>
+          <w:sz w:val="24"/>
+        </w:rPr>
+        <w:t xml:space="preserve"> </w:t>
+      </w:r>
+      <w:r>
+        <w:rPr>
+          <w:u w:val="single" w:color="0000ff"/>
+          <w:rFonts w:ascii="Charis SIL Regular" w:hAnsi="Charis SIL Regular" w:eastAsia="Charis SIL Regular"/>
+          <w:b w:val="0"/>
+          <w:i w:val="0"/>
+          <w:color w:val="000000"/>
+          <w:sz w:val="24"/>
+        </w:rPr>
+        <w:hyperlink r:id="rId16" w:history="1">
+          <w:r>
+            <w:rPr>
+              <w:rStyle w:val="Hyperlink"/>
+            </w:rPr>
+            <w:t>de</w:t>
+          </w:r>
+        </w:hyperlink>
+      </w:r>
+      <w:r>
+        <w:rPr>
+          <w:u w:val="single" w:color="0000ff"/>
+          <w:rFonts w:ascii="Charis SIL Regular" w:hAnsi="Charis SIL Regular" w:eastAsia="Charis SIL Regular"/>
+          <w:b w:val="0"/>
+          <w:i w:val="0"/>
+          <w:color w:val="000000"/>
+          <w:sz w:val="24"/>
+        </w:rPr>
+        <w:t xml:space="preserve"> </w:t>
+      </w:r>
+      <w:r>
+        <w:rPr>
+          <w:u w:val="single" w:color="0000ff"/>
+          <w:rFonts w:ascii="Charis SIL Regular" w:hAnsi="Charis SIL Regular" w:eastAsia="Charis SIL Regular"/>
+          <w:b w:val="0"/>
+          <w:i w:val="0"/>
+          <w:color w:val="000000"/>
+          <w:sz w:val="24"/>
+        </w:rPr>
+        <w:hyperlink r:id="rId16" w:history="1">
+          <w:r>
+            <w:rPr>
+              <w:rStyle w:val="Hyperlink"/>
+            </w:rPr>
+            <w:t>Aru</w:t>
+          </w:r>
+        </w:hyperlink>
       </w:r>
       <w:r>
         <w:rPr>
@@ -2775,61 +2933,7 @@
           <w:color w:val="000000"/>
           <w:sz w:val="24"/>
         </w:rPr>
-        <w:t>veel nuttige informatie me</w:t>
-      </w:r>
-      <w:r>
-        <w:rPr>
-          <w:u w:val="single" w:color="0000ff"/>
-          <w:rFonts w:ascii="Charis SIL Regular" w:hAnsi="Charis SIL Regular" w:eastAsia="Charis SIL Regular"/>
-          <w:b w:val="0"/>
-          <w:i w:val="0"/>
-          <w:color w:val="000000"/>
-          <w:sz w:val="24"/>
-        </w:rPr>
-        <w:hyperlink r:id="rId18" w:history="1">
-          <w:r>
-            <w:rPr>
-              <w:rStyle w:val="Hyperlink"/>
-            </w:rPr>
-            <w:t>t betrek</w:t>
-          </w:r>
-        </w:hyperlink>
-      </w:r>
-      <w:r>
-        <w:rPr>
-          <w:u w:val="single" w:color="0000ff"/>
-          <w:rFonts w:ascii="Charis SIL Regular" w:hAnsi="Charis SIL Regular" w:eastAsia="Charis SIL Regular"/>
-          <w:b w:val="0"/>
-          <w:i w:val="0"/>
-          <w:color w:val="000000"/>
-          <w:sz w:val="24"/>
-        </w:rPr>
-        <w:hyperlink r:id="rId18" w:history="1">
-          <w:r>
-            <w:rPr>
-              <w:rStyle w:val="Hyperlink"/>
-            </w:rPr>
-            <w:t>king to</w:t>
-          </w:r>
-        </w:hyperlink>
-      </w:r>
-      <w:r>
-        <w:rPr>
-          <w:u w:val="single" w:color="0000ff"/>
-          <w:rFonts w:ascii="Charis SIL Regular" w:hAnsi="Charis SIL Regular" w:eastAsia="Charis SIL Regular"/>
-          <w:b w:val="0"/>
-          <w:i w:val="0"/>
-          <w:color w:val="000000"/>
-          <w:sz w:val="24"/>
-        </w:rPr>
-        <w:hyperlink r:id="rId18" w:history="1">
-          <w:r>
-            <w:rPr>
-              <w:rStyle w:val="Hyperlink"/>
-            </w:rPr>
-            <w:t>t hun</w:t>
-          </w:r>
-        </w:hyperlink>
+        <w:t>veel nuttige informatie met betrekking tot hun</w:t>
       </w:r>
       <w:r>
         <w:rPr>
@@ -3195,31 +3299,13 @@
       </w:r>
       <w:r>
         <w:rPr>
-          <w:u w:val="single" w:color="0000ff"/>
-          <w:rFonts w:ascii="Charis SIL Regular" w:hAnsi="Charis SIL Regular" w:eastAsia="Charis SIL Regular"/>
-          <w:b w:val="0"/>
-          <w:i w:val="0"/>
-          <w:color w:val="000000"/>
-          <w:sz w:val="24"/>
-        </w:rPr>
-        <w:hyperlink r:id="rId21" w:history="1">
-          <w:r>
-            <w:rPr>
-              <w:rStyle w:val="Hyperlink"/>
-            </w:rPr>
-            <w:t>toeg</w:t>
-          </w:r>
-        </w:hyperlink>
-      </w:r>
-      <w:r>
-        <w:rPr>
-          <w:rFonts w:ascii="Charis SIL Regular" w:hAnsi="Charis SIL Regular" w:eastAsia="Charis SIL Regular"/>
-          <w:b w:val="0"/>
-          <w:i w:val="0"/>
-          <w:color w:val="000000"/>
-          <w:sz w:val="24"/>
-        </w:rPr>
-        <w:t xml:space="preserve">ankelijk gemaakt. De collectie is zowel bereikbaar via de </w:t>
+          <w:rFonts w:ascii="Charis SIL Regular" w:hAnsi="Charis SIL Regular" w:eastAsia="Charis SIL Regular"/>
+          <w:b w:val="0"/>
+          <w:i w:val="0"/>
+          <w:color w:val="000000"/>
+          <w:sz w:val="24"/>
+        </w:rPr>
+        <w:t xml:space="preserve">toegankelijk gemaakt. De collectie is zowel bereikbaar via de </w:t>
       </w:r>
       <w:r>
         <w:rPr>
@@ -4257,43 +4343,7 @@
           <w:color w:val="000000"/>
           <w:sz w:val="24"/>
         </w:rPr>
-        <w:t xml:space="preserve">•  </w:t>
-      </w:r>
-      <w:r>
-        <w:rPr>
-          <w:u w:val="single" w:color="0000ff"/>
-          <w:rFonts w:ascii="Charis SIL Regular" w:hAnsi="Charis SIL Regular" w:eastAsia="Charis SIL Regular"/>
-          <w:b w:val="0"/>
-          <w:i w:val="0"/>
-          <w:color w:val="000000"/>
-          <w:sz w:val="24"/>
-        </w:rPr>
-        <w:hyperlink r:id="rId28" w:history="1">
-          <w:r>
-            <w:rPr>
-              <w:rStyle w:val="Hyperlink"/>
-            </w:rPr>
-            <w:t>De zoe</w:t>
-          </w:r>
-        </w:hyperlink>
-      </w:r>
-      <w:r>
-        <w:rPr>
-          <w:u w:val="single" w:color="0000ff"/>
-          <w:rFonts w:ascii="Charis SIL Regular" w:hAnsi="Charis SIL Regular" w:eastAsia="Charis SIL Regular"/>
-          <w:b w:val="0"/>
-          <w:i w:val="0"/>
-          <w:color w:val="000000"/>
-          <w:sz w:val="24"/>
-        </w:rPr>
-        <w:hyperlink r:id="rId28" w:history="1">
-          <w:r>
-            <w:rPr>
-              <w:rStyle w:val="Hyperlink"/>
-            </w:rPr>
-            <w:t xml:space="preserve">khulp </w:t>
-          </w:r>
-        </w:hyperlink>
+        <w:t xml:space="preserve">•  De zoekhulp </w:t>
       </w:r>
       <w:r>
         <w:rPr>
@@ -4501,6 +4551,7 @@
       </w:r>
       <w:r>
         <w:rPr>
+          <w:u w:val="single" w:color="0000ff"/>
           <w:rFonts w:ascii="Charis SIL Regular" w:hAnsi="Charis SIL Regular" w:eastAsia="Charis SIL Regular"/>
           <w:b w:val="0"/>
           <w:i w:val="0"/>
@@ -6785,8 +6836,85 @@
           <w:i w:val="0"/>
           <w:color w:val="0000FF"/>
           <w:sz w:val="24"/>
-        </w:rPr>
-        <w:t xml:space="preserve">(manumissies) 1722 - </w:t>
+          <w:u w:val="single"/>
+        </w:rPr>
+        <w:hyperlink r:id="rId36" w:history="1">
+          <w:r>
+            <w:rPr>
+              <w:rStyle w:val="Hyperlink"/>
+            </w:rPr>
+            <w:t>(manumissies)</w:t>
+          </w:r>
+        </w:hyperlink>
+      </w:r>
+      <w:r>
+        <w:rPr>
+          <w:rFonts w:ascii="Charis SIL Regular" w:hAnsi="Charis SIL Regular" w:eastAsia="Charis SIL Regular"/>
+          <w:b w:val="0"/>
+          <w:i w:val="0"/>
+          <w:color w:val="0000FF"/>
+          <w:sz w:val="24"/>
+          <w:u w:val="single"/>
+        </w:rPr>
+        <w:t xml:space="preserve"> </w:t>
+      </w:r>
+      <w:r>
+        <w:rPr>
+          <w:rFonts w:ascii="Charis SIL Regular" w:hAnsi="Charis SIL Regular" w:eastAsia="Charis SIL Regular"/>
+          <w:b w:val="0"/>
+          <w:i w:val="0"/>
+          <w:color w:val="0000FF"/>
+          <w:sz w:val="24"/>
+          <w:u w:val="single"/>
+        </w:rPr>
+        <w:hyperlink r:id="rId36" w:history="1">
+          <w:r>
+            <w:rPr>
+              <w:rStyle w:val="Hyperlink"/>
+            </w:rPr>
+            <w:t>1722</w:t>
+          </w:r>
+        </w:hyperlink>
+      </w:r>
+      <w:r>
+        <w:rPr>
+          <w:rFonts w:ascii="Charis SIL Regular" w:hAnsi="Charis SIL Regular" w:eastAsia="Charis SIL Regular"/>
+          <w:b w:val="0"/>
+          <w:i w:val="0"/>
+          <w:color w:val="0000FF"/>
+          <w:sz w:val="24"/>
+          <w:u w:val="single"/>
+        </w:rPr>
+        <w:t xml:space="preserve"> </w:t>
+      </w:r>
+      <w:r>
+        <w:rPr>
+          <w:rFonts w:ascii="Charis SIL Regular" w:hAnsi="Charis SIL Regular" w:eastAsia="Charis SIL Regular"/>
+          <w:b w:val="0"/>
+          <w:i w:val="0"/>
+          <w:color w:val="0000FF"/>
+          <w:sz w:val="24"/>
+          <w:u w:val="single"/>
+        </w:rPr>
+        <w:hyperlink r:id="rId36" w:history="1">
+          <w:r>
+            <w:rPr>
+              <w:rStyle w:val="Hyperlink"/>
+            </w:rPr>
+            <w:t>-</w:t>
+          </w:r>
+        </w:hyperlink>
+      </w:r>
+      <w:r>
+        <w:rPr>
+          <w:rFonts w:ascii="Charis SIL Regular" w:hAnsi="Charis SIL Regular" w:eastAsia="Charis SIL Regular"/>
+          <w:b w:val="0"/>
+          <w:i w:val="0"/>
+          <w:color w:val="0000FF"/>
+          <w:sz w:val="24"/>
+          <w:u w:val="single"/>
+        </w:rPr>
+        <w:t xml:space="preserve"> </w:t>
       </w:r>
       <w:r>
         <w:rPr>
@@ -7030,6 +7158,7 @@
       </w:r>
       <w:r>
         <w:rPr>
+          <w:u w:val="single" w:color="0000ff"/>
           <w:rFonts w:ascii="Charis SIL Regular" w:hAnsi="Charis SIL Regular" w:eastAsia="Charis SIL Regular"/>
           <w:b w:val="0"/>
           <w:i w:val="0"/>

--- a/EXPORTS/DOCX/published/niveau2/Dutch/ArubaBonaireCuracao.docx
+++ b/EXPORTS/DOCX/published/niveau2/Dutch/ArubaBonaireCuracao.docx
@@ -1264,7 +1264,6 @@
       </w:r>
       <w:r>
         <w:rPr>
-          <w:u w:val="single" w:color="0000ff"/>
           <w:rFonts w:ascii="Charis SIL Regular" w:hAnsi="Charis SIL Regular" w:eastAsia="Charis SIL Regular"/>
           <w:b w:val="0"/>
           <w:i w:val="0"/>
@@ -2933,7 +2932,61 @@
           <w:color w:val="000000"/>
           <w:sz w:val="24"/>
         </w:rPr>
-        <w:t>veel nuttige informatie met betrekking tot hun</w:t>
+        <w:t>veel nuttige informatie me</w:t>
+      </w:r>
+      <w:r>
+        <w:rPr>
+          <w:u w:val="single" w:color="0000ff"/>
+          <w:rFonts w:ascii="Charis SIL Regular" w:hAnsi="Charis SIL Regular" w:eastAsia="Charis SIL Regular"/>
+          <w:b w:val="0"/>
+          <w:i w:val="0"/>
+          <w:color w:val="000000"/>
+          <w:sz w:val="24"/>
+        </w:rPr>
+        <w:hyperlink r:id="rId18" w:history="1">
+          <w:r>
+            <w:rPr>
+              <w:rStyle w:val="Hyperlink"/>
+            </w:rPr>
+            <w:t>t betrek</w:t>
+          </w:r>
+        </w:hyperlink>
+      </w:r>
+      <w:r>
+        <w:rPr>
+          <w:u w:val="single" w:color="0000ff"/>
+          <w:rFonts w:ascii="Charis SIL Regular" w:hAnsi="Charis SIL Regular" w:eastAsia="Charis SIL Regular"/>
+          <w:b w:val="0"/>
+          <w:i w:val="0"/>
+          <w:color w:val="000000"/>
+          <w:sz w:val="24"/>
+        </w:rPr>
+        <w:hyperlink r:id="rId18" w:history="1">
+          <w:r>
+            <w:rPr>
+              <w:rStyle w:val="Hyperlink"/>
+            </w:rPr>
+            <w:t>king to</w:t>
+          </w:r>
+        </w:hyperlink>
+      </w:r>
+      <w:r>
+        <w:rPr>
+          <w:u w:val="single" w:color="0000ff"/>
+          <w:rFonts w:ascii="Charis SIL Regular" w:hAnsi="Charis SIL Regular" w:eastAsia="Charis SIL Regular"/>
+          <w:b w:val="0"/>
+          <w:i w:val="0"/>
+          <w:color w:val="000000"/>
+          <w:sz w:val="24"/>
+        </w:rPr>
+        <w:hyperlink r:id="rId18" w:history="1">
+          <w:r>
+            <w:rPr>
+              <w:rStyle w:val="Hyperlink"/>
+            </w:rPr>
+            <w:t>t hun</w:t>
+          </w:r>
+        </w:hyperlink>
       </w:r>
       <w:r>
         <w:rPr>
@@ -3299,13 +3352,78 @@
       </w:r>
       <w:r>
         <w:rPr>
-          <w:rFonts w:ascii="Charis SIL Regular" w:hAnsi="Charis SIL Regular" w:eastAsia="Charis SIL Regular"/>
-          <w:b w:val="0"/>
-          <w:i w:val="0"/>
-          <w:color w:val="000000"/>
-          <w:sz w:val="24"/>
-        </w:rPr>
-        <w:t xml:space="preserve">toegankelijk gemaakt. De collectie is zowel bereikbaar via de </w:t>
+          <w:u w:val="single" w:color="0000ff"/>
+          <w:rFonts w:ascii="Charis SIL Regular" w:hAnsi="Charis SIL Regular" w:eastAsia="Charis SIL Regular"/>
+          <w:b w:val="0"/>
+          <w:i w:val="0"/>
+          <w:color w:val="000000"/>
+          <w:sz w:val="24"/>
+        </w:rPr>
+        <w:hyperlink r:id="rId21" w:history="1">
+          <w:r>
+            <w:rPr>
+              <w:rStyle w:val="Hyperlink"/>
+            </w:rPr>
+            <w:t>toeg</w:t>
+          </w:r>
+        </w:hyperlink>
+      </w:r>
+      <w:r>
+        <w:rPr>
+          <w:u w:val="single" w:color="0000ff"/>
+          <w:rFonts w:ascii="Charis SIL Regular" w:hAnsi="Charis SIL Regular" w:eastAsia="Charis SIL Regular"/>
+          <w:b w:val="0"/>
+          <w:i w:val="0"/>
+          <w:color w:val="000000"/>
+          <w:sz w:val="24"/>
+        </w:rPr>
+        <w:hyperlink r:id="rId21" w:history="1">
+          <w:r>
+            <w:rPr>
+              <w:rStyle w:val="Hyperlink"/>
+            </w:rPr>
+            <w:t>ankelijk</w:t>
+          </w:r>
+        </w:hyperlink>
+      </w:r>
+      <w:r>
+        <w:rPr>
+          <w:u w:val="single" w:color="0000ff"/>
+          <w:rFonts w:ascii="Charis SIL Regular" w:hAnsi="Charis SIL Regular" w:eastAsia="Charis SIL Regular"/>
+          <w:b w:val="0"/>
+          <w:i w:val="0"/>
+          <w:color w:val="000000"/>
+          <w:sz w:val="24"/>
+        </w:rPr>
+        <w:t xml:space="preserve"> </w:t>
+      </w:r>
+      <w:r>
+        <w:rPr>
+          <w:u w:val="single" w:color="0000ff"/>
+          <w:rFonts w:ascii="Charis SIL Regular" w:hAnsi="Charis SIL Regular" w:eastAsia="Charis SIL Regular"/>
+          <w:b w:val="0"/>
+          <w:i w:val="0"/>
+          <w:color w:val="000000"/>
+          <w:sz w:val="24"/>
+        </w:rPr>
+        <w:hyperlink r:id="rId21" w:history="1">
+          <w:r>
+            <w:rPr>
+              <w:rStyle w:val="Hyperlink"/>
+            </w:rPr>
+            <w:t>gemaak</w:t>
+          </w:r>
+        </w:hyperlink>
+      </w:r>
+      <w:r>
+        <w:rPr>
+          <w:rFonts w:ascii="Charis SIL Regular" w:hAnsi="Charis SIL Regular" w:eastAsia="Charis SIL Regular"/>
+          <w:b w:val="0"/>
+          <w:i w:val="0"/>
+          <w:color w:val="000000"/>
+          <w:sz w:val="24"/>
+        </w:rPr>
+        <w:t xml:space="preserve">t. De collectie is zowel bereikbaar via de </w:t>
       </w:r>
       <w:r>
         <w:rPr>
@@ -4343,7 +4461,43 @@
           <w:color w:val="000000"/>
           <w:sz w:val="24"/>
         </w:rPr>
-        <w:t xml:space="preserve">•  De zoekhulp </w:t>
+        <w:t xml:space="preserve">•  </w:t>
+      </w:r>
+      <w:r>
+        <w:rPr>
+          <w:u w:val="single" w:color="0000ff"/>
+          <w:rFonts w:ascii="Charis SIL Regular" w:hAnsi="Charis SIL Regular" w:eastAsia="Charis SIL Regular"/>
+          <w:b w:val="0"/>
+          <w:i w:val="0"/>
+          <w:color w:val="000000"/>
+          <w:sz w:val="24"/>
+        </w:rPr>
+        <w:hyperlink r:id="rId28" w:history="1">
+          <w:r>
+            <w:rPr>
+              <w:rStyle w:val="Hyperlink"/>
+            </w:rPr>
+            <w:t>De zoe</w:t>
+          </w:r>
+        </w:hyperlink>
+      </w:r>
+      <w:r>
+        <w:rPr>
+          <w:u w:val="single" w:color="0000ff"/>
+          <w:rFonts w:ascii="Charis SIL Regular" w:hAnsi="Charis SIL Regular" w:eastAsia="Charis SIL Regular"/>
+          <w:b w:val="0"/>
+          <w:i w:val="0"/>
+          <w:color w:val="000000"/>
+          <w:sz w:val="24"/>
+        </w:rPr>
+        <w:hyperlink r:id="rId28" w:history="1">
+          <w:r>
+            <w:rPr>
+              <w:rStyle w:val="Hyperlink"/>
+            </w:rPr>
+            <w:t xml:space="preserve">khulp </w:t>
+          </w:r>
+        </w:hyperlink>
       </w:r>
       <w:r>
         <w:rPr>
@@ -4551,7 +4705,6 @@
       </w:r>
       <w:r>
         <w:rPr>
-          <w:u w:val="single" w:color="0000ff"/>
           <w:rFonts w:ascii="Charis SIL Regular" w:hAnsi="Charis SIL Regular" w:eastAsia="Charis SIL Regular"/>
           <w:b w:val="0"/>
           <w:i w:val="0"/>

--- a/EXPORTS/DOCX/published/niveau2/Dutch/ArubaBonaireCuracao.docx
+++ b/EXPORTS/DOCX/published/niveau2/Dutch/ArubaBonaireCuracao.docx
@@ -1264,6 +1264,7 @@
       </w:r>
       <w:r>
         <w:rPr>
+          <w:u w:val="single" w:color="0000ff"/>
           <w:rFonts w:ascii="Charis SIL Regular" w:hAnsi="Charis SIL Regular" w:eastAsia="Charis SIL Regular"/>
           <w:b w:val="0"/>
           <w:i w:val="0"/>
@@ -3352,78 +3353,13 @@
       </w:r>
       <w:r>
         <w:rPr>
-          <w:u w:val="single" w:color="0000ff"/>
-          <w:rFonts w:ascii="Charis SIL Regular" w:hAnsi="Charis SIL Regular" w:eastAsia="Charis SIL Regular"/>
-          <w:b w:val="0"/>
-          <w:i w:val="0"/>
-          <w:color w:val="000000"/>
-          <w:sz w:val="24"/>
-        </w:rPr>
-        <w:hyperlink r:id="rId21" w:history="1">
-          <w:r>
-            <w:rPr>
-              <w:rStyle w:val="Hyperlink"/>
-            </w:rPr>
-            <w:t>toeg</w:t>
-          </w:r>
-        </w:hyperlink>
-      </w:r>
-      <w:r>
-        <w:rPr>
-          <w:u w:val="single" w:color="0000ff"/>
-          <w:rFonts w:ascii="Charis SIL Regular" w:hAnsi="Charis SIL Regular" w:eastAsia="Charis SIL Regular"/>
-          <w:b w:val="0"/>
-          <w:i w:val="0"/>
-          <w:color w:val="000000"/>
-          <w:sz w:val="24"/>
-        </w:rPr>
-        <w:hyperlink r:id="rId21" w:history="1">
-          <w:r>
-            <w:rPr>
-              <w:rStyle w:val="Hyperlink"/>
-            </w:rPr>
-            <w:t>ankelijk</w:t>
-          </w:r>
-        </w:hyperlink>
-      </w:r>
-      <w:r>
-        <w:rPr>
-          <w:u w:val="single" w:color="0000ff"/>
-          <w:rFonts w:ascii="Charis SIL Regular" w:hAnsi="Charis SIL Regular" w:eastAsia="Charis SIL Regular"/>
-          <w:b w:val="0"/>
-          <w:i w:val="0"/>
-          <w:color w:val="000000"/>
-          <w:sz w:val="24"/>
-        </w:rPr>
-        <w:t xml:space="preserve"> </w:t>
-      </w:r>
-      <w:r>
-        <w:rPr>
-          <w:u w:val="single" w:color="0000ff"/>
-          <w:rFonts w:ascii="Charis SIL Regular" w:hAnsi="Charis SIL Regular" w:eastAsia="Charis SIL Regular"/>
-          <w:b w:val="0"/>
-          <w:i w:val="0"/>
-          <w:color w:val="000000"/>
-          <w:sz w:val="24"/>
-        </w:rPr>
-        <w:hyperlink r:id="rId21" w:history="1">
-          <w:r>
-            <w:rPr>
-              <w:rStyle w:val="Hyperlink"/>
-            </w:rPr>
-            <w:t>gemaak</w:t>
-          </w:r>
-        </w:hyperlink>
-      </w:r>
-      <w:r>
-        <w:rPr>
-          <w:rFonts w:ascii="Charis SIL Regular" w:hAnsi="Charis SIL Regular" w:eastAsia="Charis SIL Regular"/>
-          <w:b w:val="0"/>
-          <w:i w:val="0"/>
-          <w:color w:val="000000"/>
-          <w:sz w:val="24"/>
-        </w:rPr>
-        <w:t xml:space="preserve">t. De collectie is zowel bereikbaar via de </w:t>
+          <w:rFonts w:ascii="Charis SIL Regular" w:hAnsi="Charis SIL Regular" w:eastAsia="Charis SIL Regular"/>
+          <w:b w:val="0"/>
+          <w:i w:val="0"/>
+          <w:color w:val="000000"/>
+          <w:sz w:val="24"/>
+        </w:rPr>
+        <w:t xml:space="preserve">toegankelijk gemaakt. De collectie is zowel bereikbaar via de </w:t>
       </w:r>
       <w:r>
         <w:rPr>
@@ -4461,43 +4397,7 @@
           <w:color w:val="000000"/>
           <w:sz w:val="24"/>
         </w:rPr>
-        <w:t xml:space="preserve">•  </w:t>
-      </w:r>
-      <w:r>
-        <w:rPr>
-          <w:u w:val="single" w:color="0000ff"/>
-          <w:rFonts w:ascii="Charis SIL Regular" w:hAnsi="Charis SIL Regular" w:eastAsia="Charis SIL Regular"/>
-          <w:b w:val="0"/>
-          <w:i w:val="0"/>
-          <w:color w:val="000000"/>
-          <w:sz w:val="24"/>
-        </w:rPr>
-        <w:hyperlink r:id="rId28" w:history="1">
-          <w:r>
-            <w:rPr>
-              <w:rStyle w:val="Hyperlink"/>
-            </w:rPr>
-            <w:t>De zoe</w:t>
-          </w:r>
-        </w:hyperlink>
-      </w:r>
-      <w:r>
-        <w:rPr>
-          <w:u w:val="single" w:color="0000ff"/>
-          <w:rFonts w:ascii="Charis SIL Regular" w:hAnsi="Charis SIL Regular" w:eastAsia="Charis SIL Regular"/>
-          <w:b w:val="0"/>
-          <w:i w:val="0"/>
-          <w:color w:val="000000"/>
-          <w:sz w:val="24"/>
-        </w:rPr>
-        <w:hyperlink r:id="rId28" w:history="1">
-          <w:r>
-            <w:rPr>
-              <w:rStyle w:val="Hyperlink"/>
-            </w:rPr>
-            <w:t xml:space="preserve">khulp </w:t>
-          </w:r>
-        </w:hyperlink>
+        <w:t xml:space="preserve">•  De zoekhulp </w:t>
       </w:r>
       <w:r>
         <w:rPr>
@@ -4705,6 +4605,7 @@
       </w:r>
       <w:r>
         <w:rPr>
+          <w:u w:val="single" w:color="0000ff"/>
           <w:rFonts w:ascii="Charis SIL Regular" w:hAnsi="Charis SIL Regular" w:eastAsia="Charis SIL Regular"/>
           <w:b w:val="0"/>
           <w:i w:val="0"/>
@@ -7065,7 +6966,6 @@
           <w:i w:val="0"/>
           <w:color w:val="0000FF"/>
           <w:sz w:val="24"/>
-          <w:u w:val="single"/>
         </w:rPr>
         <w:t xml:space="preserve"> </w:t>
       </w:r>
@@ -7311,7 +7211,6 @@
       </w:r>
       <w:r>
         <w:rPr>
-          <w:u w:val="single" w:color="0000ff"/>
           <w:rFonts w:ascii="Charis SIL Regular" w:hAnsi="Charis SIL Regular" w:eastAsia="Charis SIL Regular"/>
           <w:b w:val="0"/>
           <w:i w:val="0"/>

--- a/EXPORTS/DOCX/published/niveau2/Dutch/ArubaBonaireCuracao.docx
+++ b/EXPORTS/DOCX/published/niveau2/Dutch/ArubaBonaireCuracao.docx
@@ -605,72 +605,7 @@
           <w:color w:val="000000"/>
           <w:sz w:val="24"/>
         </w:rPr>
-        <w:t>kwamen de eilanden onder gezag van het nieuw gestichte Ko</w:t>
-      </w:r>
-      <w:r>
-        <w:rPr>
-          <w:u w:val="single" w:color="0000ff"/>
-          <w:rFonts w:ascii="Charis SIL Regular" w:hAnsi="Charis SIL Regular" w:eastAsia="Charis SIL Regular"/>
-          <w:b w:val="0"/>
-          <w:i w:val="0"/>
-          <w:color w:val="000000"/>
-          <w:sz w:val="24"/>
-        </w:rPr>
-        <w:hyperlink r:id="rId10" w:history="1">
-          <w:r>
-            <w:rPr>
-              <w:rStyle w:val="Hyperlink"/>
-            </w:rPr>
-            <w:t>ninkrijk</w:t>
-          </w:r>
-        </w:hyperlink>
-      </w:r>
-      <w:r>
-        <w:rPr>
-          <w:u w:val="single" w:color="0000ff"/>
-          <w:rFonts w:ascii="Charis SIL Regular" w:hAnsi="Charis SIL Regular" w:eastAsia="Charis SIL Regular"/>
-          <w:b w:val="0"/>
-          <w:i w:val="0"/>
-          <w:color w:val="000000"/>
-          <w:sz w:val="24"/>
-        </w:rPr>
-        <w:t xml:space="preserve"> </w:t>
-      </w:r>
-      <w:r>
-        <w:rPr>
-          <w:u w:val="single" w:color="0000ff"/>
-          <w:rFonts w:ascii="Charis SIL Regular" w:hAnsi="Charis SIL Regular" w:eastAsia="Charis SIL Regular"/>
-          <w:b w:val="0"/>
-          <w:i w:val="0"/>
-          <w:color w:val="000000"/>
-          <w:sz w:val="24"/>
-        </w:rPr>
-        <w:hyperlink r:id="rId10" w:history="1">
-          <w:r>
-            <w:rPr>
-              <w:rStyle w:val="Hyperlink"/>
-            </w:rPr>
-            <w:t xml:space="preserve">der </w:t>
-          </w:r>
-        </w:hyperlink>
-      </w:r>
-      <w:r>
-        <w:rPr>
-          <w:u w:val="single" w:color="0000ff"/>
-          <w:rFonts w:ascii="Charis SIL Regular" w:hAnsi="Charis SIL Regular" w:eastAsia="Charis SIL Regular"/>
-          <w:b w:val="0"/>
-          <w:i w:val="0"/>
-          <w:color w:val="000000"/>
-          <w:sz w:val="24"/>
-        </w:rPr>
-        <w:hyperlink r:id="rId10" w:history="1">
-          <w:r>
-            <w:rPr>
-              <w:rStyle w:val="Hyperlink"/>
-            </w:rPr>
-            <w:t>Nederla</w:t>
-          </w:r>
-        </w:hyperlink>
+        <w:t>kwamen de eilanden onder gezag van het nieuw gestichte Koninkrijk der Nederla</w:t>
       </w:r>
       <w:r>
         <w:rPr>
@@ -1549,7 +1484,7 @@
             <w:rPr>
               <w:rStyle w:val="Hyperlink"/>
             </w:rPr>
-            <w:t>Onderoffici</w:t>
+            <w:t>Onderofficier</w:t>
           </w:r>
         </w:hyperlink>
       </w:r>
@@ -1560,23 +1495,7 @@
           <w:i w:val="0"/>
           <w:color w:val="0000FF"/>
           <w:sz w:val="24"/>
-        </w:rPr>
-        <w:hyperlink r:id="rId16" w:history="1">
-          <w:r>
-            <w:rPr>
-              <w:rStyle w:val="Hyperlink"/>
-            </w:rPr>
-            <w:t>er</w:t>
-          </w:r>
-        </w:hyperlink>
-      </w:r>
-      <w:r>
-        <w:rPr>
-          <w:rFonts w:ascii="Charis SIL Regular" w:hAnsi="Charis SIL Regular" w:eastAsia="Charis SIL Regular"/>
-          <w:b w:val="0"/>
-          <w:i w:val="0"/>
-          <w:color w:val="0000FF"/>
-          <w:sz w:val="24"/>
+          <w:u w:val="single"/>
         </w:rPr>
         <w:t>en</w:t>
       </w:r>
@@ -1797,9 +1716,19 @@
             <w:rPr>
               <w:rStyle w:val="Hyperlink"/>
             </w:rPr>
-            <w:t>Indië</w:t>
+            <w:t>Ind</w:t>
           </w:r>
         </w:hyperlink>
+      </w:r>
+      <w:r>
+        <w:rPr>
+          <w:rFonts w:ascii="Charis SIL Regular" w:hAnsi="Charis SIL Regular" w:eastAsia="Charis SIL Regular"/>
+          <w:b w:val="0"/>
+          <w:i w:val="0"/>
+          <w:color w:val="0000FF"/>
+          <w:sz w:val="24"/>
+        </w:rPr>
+        <w:t>ië</w:t>
       </w:r>
       <w:r>
         <w:rPr>
@@ -3353,13 +3282,78 @@
       </w:r>
       <w:r>
         <w:rPr>
-          <w:rFonts w:ascii="Charis SIL Regular" w:hAnsi="Charis SIL Regular" w:eastAsia="Charis SIL Regular"/>
-          <w:b w:val="0"/>
-          <w:i w:val="0"/>
-          <w:color w:val="000000"/>
-          <w:sz w:val="24"/>
-        </w:rPr>
-        <w:t xml:space="preserve">toegankelijk gemaakt. De collectie is zowel bereikbaar via de </w:t>
+          <w:u w:val="single" w:color="0000ff"/>
+          <w:rFonts w:ascii="Charis SIL Regular" w:hAnsi="Charis SIL Regular" w:eastAsia="Charis SIL Regular"/>
+          <w:b w:val="0"/>
+          <w:i w:val="0"/>
+          <w:color w:val="000000"/>
+          <w:sz w:val="24"/>
+        </w:rPr>
+        <w:hyperlink r:id="rId21" w:history="1">
+          <w:r>
+            <w:rPr>
+              <w:rStyle w:val="Hyperlink"/>
+            </w:rPr>
+            <w:t>toeg</w:t>
+          </w:r>
+        </w:hyperlink>
+      </w:r>
+      <w:r>
+        <w:rPr>
+          <w:u w:val="single" w:color="0000ff"/>
+          <w:rFonts w:ascii="Charis SIL Regular" w:hAnsi="Charis SIL Regular" w:eastAsia="Charis SIL Regular"/>
+          <w:b w:val="0"/>
+          <w:i w:val="0"/>
+          <w:color w:val="000000"/>
+          <w:sz w:val="24"/>
+        </w:rPr>
+        <w:hyperlink r:id="rId21" w:history="1">
+          <w:r>
+            <w:rPr>
+              <w:rStyle w:val="Hyperlink"/>
+            </w:rPr>
+            <w:t>ankelijk</w:t>
+          </w:r>
+        </w:hyperlink>
+      </w:r>
+      <w:r>
+        <w:rPr>
+          <w:u w:val="single" w:color="0000ff"/>
+          <w:rFonts w:ascii="Charis SIL Regular" w:hAnsi="Charis SIL Regular" w:eastAsia="Charis SIL Regular"/>
+          <w:b w:val="0"/>
+          <w:i w:val="0"/>
+          <w:color w:val="000000"/>
+          <w:sz w:val="24"/>
+        </w:rPr>
+        <w:t xml:space="preserve"> </w:t>
+      </w:r>
+      <w:r>
+        <w:rPr>
+          <w:u w:val="single" w:color="0000ff"/>
+          <w:rFonts w:ascii="Charis SIL Regular" w:hAnsi="Charis SIL Regular" w:eastAsia="Charis SIL Regular"/>
+          <w:b w:val="0"/>
+          <w:i w:val="0"/>
+          <w:color w:val="000000"/>
+          <w:sz w:val="24"/>
+        </w:rPr>
+        <w:hyperlink r:id="rId21" w:history="1">
+          <w:r>
+            <w:rPr>
+              <w:rStyle w:val="Hyperlink"/>
+            </w:rPr>
+            <w:t>gemaak</w:t>
+          </w:r>
+        </w:hyperlink>
+      </w:r>
+      <w:r>
+        <w:rPr>
+          <w:rFonts w:ascii="Charis SIL Regular" w:hAnsi="Charis SIL Regular" w:eastAsia="Charis SIL Regular"/>
+          <w:b w:val="0"/>
+          <w:i w:val="0"/>
+          <w:color w:val="000000"/>
+          <w:sz w:val="24"/>
+        </w:rPr>
+        <w:t xml:space="preserve">t. De collectie is zowel bereikbaar via de </w:t>
       </w:r>
       <w:r>
         <w:rPr>
@@ -4271,6 +4265,7 @@
           <w:i w:val="0"/>
           <w:color w:val="0000FF"/>
           <w:sz w:val="24"/>
+          <w:u w:val="single"/>
         </w:rPr>
         <w:t>A</w:t>
       </w:r>
@@ -4397,7 +4392,18 @@
           <w:color w:val="000000"/>
           <w:sz w:val="24"/>
         </w:rPr>
-        <w:t xml:space="preserve">•  De zoekhulp </w:t>
+        <w:t xml:space="preserve">•  </w:t>
+      </w:r>
+      <w:r>
+        <w:rPr>
+          <w:u w:val="single" w:color="0000ff"/>
+          <w:rFonts w:ascii="Charis SIL Regular" w:hAnsi="Charis SIL Regular" w:eastAsia="Charis SIL Regular"/>
+          <w:b w:val="0"/>
+          <w:i w:val="0"/>
+          <w:color w:val="000000"/>
+          <w:sz w:val="24"/>
+        </w:rPr>
+        <w:t xml:space="preserve">De zoekhulp </w:t>
       </w:r>
       <w:r>
         <w:rPr>
@@ -4408,7 +4414,7 @@
           <w:sz w:val="24"/>
           <w:u w:val="single"/>
         </w:rPr>
-        <w:hyperlink r:id="rId28" w:history="1">
+        <w:hyperlink r:id="rId15" w:history="1">
           <w:r>
             <w:rPr>
               <w:rStyle w:val="Hyperlink"/>
@@ -4426,7 +4432,7 @@
           <w:sz w:val="24"/>
           <w:u w:val="single"/>
         </w:rPr>
-        <w:hyperlink r:id="rId28" w:history="1">
+        <w:hyperlink r:id="rId15" w:history="1">
           <w:r>
             <w:rPr>
               <w:rStyle w:val="Hyperlink"/>
@@ -4455,7 +4461,7 @@
           <w:sz w:val="24"/>
           <w:u w:val="single"/>
         </w:rPr>
-        <w:hyperlink r:id="rId28" w:history="1">
+        <w:hyperlink r:id="rId15" w:history="1">
           <w:r>
             <w:rPr>
               <w:rStyle w:val="Hyperlink"/>
@@ -4484,7 +4490,7 @@
           <w:sz w:val="24"/>
           <w:u w:val="single"/>
         </w:rPr>
-        <w:hyperlink r:id="rId28" w:history="1">
+        <w:hyperlink r:id="rId15" w:history="1">
           <w:r>
             <w:rPr>
               <w:rStyle w:val="Hyperlink"/>
@@ -4502,7 +4508,7 @@
           <w:sz w:val="24"/>
           <w:u w:val="single"/>
         </w:rPr>
-        <w:hyperlink r:id="rId28" w:history="1">
+        <w:hyperlink r:id="rId15" w:history="1">
           <w:r>
             <w:rPr>
               <w:rStyle w:val="Hyperlink"/>
@@ -4605,7 +4611,6 @@
       </w:r>
       <w:r>
         <w:rPr>
-          <w:u w:val="single" w:color="0000ff"/>
           <w:rFonts w:ascii="Charis SIL Regular" w:hAnsi="Charis SIL Regular" w:eastAsia="Charis SIL Regular"/>
           <w:b w:val="0"/>
           <w:i w:val="0"/>
@@ -6966,6 +6971,7 @@
           <w:i w:val="0"/>
           <w:color w:val="0000FF"/>
           <w:sz w:val="24"/>
+          <w:u w:val="single"/>
         </w:rPr>
         <w:t xml:space="preserve"> </w:t>
       </w:r>
@@ -7211,6 +7217,7 @@
       </w:r>
       <w:r>
         <w:rPr>
+          <w:u w:val="single" w:color="0000ff"/>
           <w:rFonts w:ascii="Charis SIL Regular" w:hAnsi="Charis SIL Regular" w:eastAsia="Charis SIL Regular"/>
           <w:b w:val="0"/>
           <w:i w:val="0"/>

--- a/EXPORTS/DOCX/published/niveau2/Dutch/ArubaBonaireCuracao.docx
+++ b/EXPORTS/DOCX/published/niveau2/Dutch/ArubaBonaireCuracao.docx
@@ -605,7 +605,72 @@
           <w:color w:val="000000"/>
           <w:sz w:val="24"/>
         </w:rPr>
-        <w:t>kwamen de eilanden onder gezag van het nieuw gestichte Koninkrijk der Nederla</w:t>
+        <w:t>kwamen de eilanden onder gezag van het nieuw gestichte Ko</w:t>
+      </w:r>
+      <w:r>
+        <w:rPr>
+          <w:u w:val="single" w:color="0000ff"/>
+          <w:rFonts w:ascii="Charis SIL Regular" w:hAnsi="Charis SIL Regular" w:eastAsia="Charis SIL Regular"/>
+          <w:b w:val="0"/>
+          <w:i w:val="0"/>
+          <w:color w:val="000000"/>
+          <w:sz w:val="24"/>
+        </w:rPr>
+        <w:hyperlink r:id="rId10" w:history="1">
+          <w:r>
+            <w:rPr>
+              <w:rStyle w:val="Hyperlink"/>
+            </w:rPr>
+            <w:t>ninkrijk</w:t>
+          </w:r>
+        </w:hyperlink>
+      </w:r>
+      <w:r>
+        <w:rPr>
+          <w:u w:val="single" w:color="0000ff"/>
+          <w:rFonts w:ascii="Charis SIL Regular" w:hAnsi="Charis SIL Regular" w:eastAsia="Charis SIL Regular"/>
+          <w:b w:val="0"/>
+          <w:i w:val="0"/>
+          <w:color w:val="000000"/>
+          <w:sz w:val="24"/>
+        </w:rPr>
+        <w:t xml:space="preserve"> </w:t>
+      </w:r>
+      <w:r>
+        <w:rPr>
+          <w:u w:val="single" w:color="0000ff"/>
+          <w:rFonts w:ascii="Charis SIL Regular" w:hAnsi="Charis SIL Regular" w:eastAsia="Charis SIL Regular"/>
+          <w:b w:val="0"/>
+          <w:i w:val="0"/>
+          <w:color w:val="000000"/>
+          <w:sz w:val="24"/>
+        </w:rPr>
+        <w:hyperlink r:id="rId10" w:history="1">
+          <w:r>
+            <w:rPr>
+              <w:rStyle w:val="Hyperlink"/>
+            </w:rPr>
+            <w:t xml:space="preserve">der </w:t>
+          </w:r>
+        </w:hyperlink>
+      </w:r>
+      <w:r>
+        <w:rPr>
+          <w:u w:val="single" w:color="0000ff"/>
+          <w:rFonts w:ascii="Charis SIL Regular" w:hAnsi="Charis SIL Regular" w:eastAsia="Charis SIL Regular"/>
+          <w:b w:val="0"/>
+          <w:i w:val="0"/>
+          <w:color w:val="000000"/>
+          <w:sz w:val="24"/>
+        </w:rPr>
+        <w:hyperlink r:id="rId10" w:history="1">
+          <w:r>
+            <w:rPr>
+              <w:rStyle w:val="Hyperlink"/>
+            </w:rPr>
+            <w:t>Nederla</w:t>
+          </w:r>
+        </w:hyperlink>
       </w:r>
       <w:r>
         <w:rPr>
@@ -1611,9 +1676,19 @@
             <w:rPr>
               <w:rStyle w:val="Hyperlink"/>
             </w:rPr>
-            <w:t>het</w:t>
+            <w:t>h</w:t>
           </w:r>
         </w:hyperlink>
+      </w:r>
+      <w:r>
+        <w:rPr>
+          <w:rFonts w:ascii="Charis SIL Regular" w:hAnsi="Charis SIL Regular" w:eastAsia="Charis SIL Regular"/>
+          <w:b w:val="0"/>
+          <w:i w:val="0"/>
+          <w:color w:val="0000FF"/>
+          <w:sz w:val="24"/>
+        </w:rPr>
+        <w:t>et</w:t>
       </w:r>
       <w:r>
         <w:rPr>
@@ -1716,19 +1791,9 @@
             <w:rPr>
               <w:rStyle w:val="Hyperlink"/>
             </w:rPr>
-            <w:t>Ind</w:t>
+            <w:t>Indië</w:t>
           </w:r>
         </w:hyperlink>
-      </w:r>
-      <w:r>
-        <w:rPr>
-          <w:rFonts w:ascii="Charis SIL Regular" w:hAnsi="Charis SIL Regular" w:eastAsia="Charis SIL Regular"/>
-          <w:b w:val="0"/>
-          <w:i w:val="0"/>
-          <w:color w:val="0000FF"/>
-          <w:sz w:val="24"/>
-        </w:rPr>
-        <w:t>ië</w:t>
       </w:r>
       <w:r>
         <w:rPr>
@@ -1756,166 +1821,7 @@
           <w:color w:val="000000"/>
           <w:sz w:val="24"/>
         </w:rPr>
-        <w:t xml:space="preserve"> die verwijst naar relev</w:t>
-      </w:r>
-      <w:r>
-        <w:rPr>
-          <w:u w:val="single" w:color="0000ff"/>
-          <w:rFonts w:ascii="Charis SIL Regular" w:hAnsi="Charis SIL Regular" w:eastAsia="Charis SIL Regular"/>
-          <w:b w:val="0"/>
-          <w:i w:val="0"/>
-          <w:color w:val="000000"/>
-          <w:sz w:val="24"/>
-        </w:rPr>
-        <w:t>a</w:t>
-      </w:r>
-      <w:r>
-        <w:rPr>
-          <w:u w:val="single" w:color="0000ff"/>
-          <w:rFonts w:ascii="Charis SIL Regular" w:hAnsi="Charis SIL Regular" w:eastAsia="Charis SIL Regular"/>
-          <w:b w:val="0"/>
-          <w:i w:val="0"/>
-          <w:color w:val="000000"/>
-          <w:sz w:val="24"/>
-        </w:rPr>
-        <w:hyperlink r:id="rId16" w:history="1">
-          <w:r>
-            <w:rPr>
-              <w:rStyle w:val="Hyperlink"/>
-            </w:rPr>
-            <w:t>nt archiefmater</w:t>
-          </w:r>
-        </w:hyperlink>
-      </w:r>
-      <w:r>
-        <w:rPr>
-          <w:u w:val="single" w:color="0000ff"/>
-          <w:rFonts w:ascii="Charis SIL Regular" w:hAnsi="Charis SIL Regular" w:eastAsia="Charis SIL Regular"/>
-          <w:b w:val="0"/>
-          <w:i w:val="0"/>
-          <w:color w:val="000000"/>
-          <w:sz w:val="24"/>
-        </w:rPr>
-        <w:hyperlink r:id="rId16" w:history="1">
-          <w:r>
-            <w:rPr>
-              <w:rStyle w:val="Hyperlink"/>
-            </w:rPr>
-            <w:t>i</w:t>
-          </w:r>
-        </w:hyperlink>
-      </w:r>
-      <w:r>
-        <w:rPr>
-          <w:u w:val="single" w:color="0000ff"/>
-          <w:rFonts w:ascii="Charis SIL Regular" w:hAnsi="Charis SIL Regular" w:eastAsia="Charis SIL Regular"/>
-          <w:b w:val="0"/>
-          <w:i w:val="0"/>
-          <w:color w:val="000000"/>
-          <w:sz w:val="24"/>
-        </w:rPr>
-        <w:hyperlink r:id="rId16" w:history="1">
-          <w:r>
-            <w:rPr>
-              <w:rStyle w:val="Hyperlink"/>
-            </w:rPr>
-            <w:t>aa</w:t>
-          </w:r>
-        </w:hyperlink>
-      </w:r>
-      <w:r>
-        <w:rPr>
-          <w:u w:val="single" w:color="0000ff"/>
-          <w:rFonts w:ascii="Charis SIL Regular" w:hAnsi="Charis SIL Regular" w:eastAsia="Charis SIL Regular"/>
-          <w:b w:val="0"/>
-          <w:i w:val="0"/>
-          <w:color w:val="000000"/>
-          <w:sz w:val="24"/>
-        </w:rPr>
-        <w:hyperlink r:id="rId16" w:history="1">
-          <w:r>
-            <w:rPr>
-              <w:rStyle w:val="Hyperlink"/>
-            </w:rPr>
-            <w:t>l</w:t>
-          </w:r>
-        </w:hyperlink>
-      </w:r>
-      <w:r>
-        <w:rPr>
-          <w:u w:val="single" w:color="0000ff"/>
-          <w:rFonts w:ascii="Charis SIL Regular" w:hAnsi="Charis SIL Regular" w:eastAsia="Charis SIL Regular"/>
-          <w:b w:val="0"/>
-          <w:i w:val="0"/>
-          <w:color w:val="000000"/>
-          <w:sz w:val="24"/>
-        </w:rPr>
-        <w:hyperlink r:id="rId16" w:history="1">
-          <w:r>
-            <w:rPr>
-              <w:rStyle w:val="Hyperlink"/>
-            </w:rPr>
-            <w:t xml:space="preserve"> over op</w:t>
-          </w:r>
-        </w:hyperlink>
-      </w:r>
-      <w:r>
-        <w:rPr>
-          <w:u w:val="single" w:color="0000ff"/>
-          <w:rFonts w:ascii="Charis SIL Regular" w:hAnsi="Charis SIL Regular" w:eastAsia="Charis SIL Regular"/>
-          <w:b w:val="0"/>
-          <w:i w:val="0"/>
-          <w:color w:val="000000"/>
-          <w:sz w:val="24"/>
-        </w:rPr>
-        <w:t xml:space="preserve"> </w:t>
-      </w:r>
-      <w:r>
-        <w:rPr>
-          <w:u w:val="single" w:color="0000ff"/>
-          <w:rFonts w:ascii="Charis SIL Regular" w:hAnsi="Charis SIL Regular" w:eastAsia="Charis SIL Regular"/>
-          <w:b w:val="0"/>
-          <w:i w:val="0"/>
-          <w:color w:val="000000"/>
-          <w:sz w:val="24"/>
-        </w:rPr>
-        <w:hyperlink r:id="rId16" w:history="1">
-          <w:r>
-            <w:rPr>
-              <w:rStyle w:val="Hyperlink"/>
-            </w:rPr>
-            <w:t>de</w:t>
-          </w:r>
-        </w:hyperlink>
-      </w:r>
-      <w:r>
-        <w:rPr>
-          <w:u w:val="single" w:color="0000ff"/>
-          <w:rFonts w:ascii="Charis SIL Regular" w:hAnsi="Charis SIL Regular" w:eastAsia="Charis SIL Regular"/>
-          <w:b w:val="0"/>
-          <w:i w:val="0"/>
-          <w:color w:val="000000"/>
-          <w:sz w:val="24"/>
-        </w:rPr>
-        <w:t xml:space="preserve"> </w:t>
-      </w:r>
-      <w:r>
-        <w:rPr>
-          <w:u w:val="single" w:color="0000ff"/>
-          <w:rFonts w:ascii="Charis SIL Regular" w:hAnsi="Charis SIL Regular" w:eastAsia="Charis SIL Regular"/>
-          <w:b w:val="0"/>
-          <w:i w:val="0"/>
-          <w:color w:val="000000"/>
-          <w:sz w:val="24"/>
-        </w:rPr>
-        <w:hyperlink r:id="rId16" w:history="1">
-          <w:r>
-            <w:rPr>
-              <w:rStyle w:val="Hyperlink"/>
-            </w:rPr>
-            <w:t>Aru</w:t>
-          </w:r>
-        </w:hyperlink>
+        <w:t xml:space="preserve"> die verwijst naar relevant archiefmateriaal over op de Aru</w:t>
       </w:r>
       <w:r>
         <w:rPr>
@@ -3282,21 +3188,13 @@
       </w:r>
       <w:r>
         <w:rPr>
-          <w:u w:val="single" w:color="0000ff"/>
-          <w:rFonts w:ascii="Charis SIL Regular" w:hAnsi="Charis SIL Regular" w:eastAsia="Charis SIL Regular"/>
-          <w:b w:val="0"/>
-          <w:i w:val="0"/>
-          <w:color w:val="000000"/>
-          <w:sz w:val="24"/>
-        </w:rPr>
-        <w:hyperlink r:id="rId21" w:history="1">
-          <w:r>
-            <w:rPr>
-              <w:rStyle w:val="Hyperlink"/>
-            </w:rPr>
-            <w:t>toeg</w:t>
-          </w:r>
-        </w:hyperlink>
+          <w:rFonts w:ascii="Charis SIL Regular" w:hAnsi="Charis SIL Regular" w:eastAsia="Charis SIL Regular"/>
+          <w:b w:val="0"/>
+          <w:i w:val="0"/>
+          <w:color w:val="000000"/>
+          <w:sz w:val="24"/>
+        </w:rPr>
+        <w:t>toeg</w:t>
       </w:r>
       <w:r>
         <w:rPr>
@@ -4392,18 +4290,7 @@
           <w:color w:val="000000"/>
           <w:sz w:val="24"/>
         </w:rPr>
-        <w:t xml:space="preserve">•  </w:t>
-      </w:r>
-      <w:r>
-        <w:rPr>
-          <w:u w:val="single" w:color="0000ff"/>
-          <w:rFonts w:ascii="Charis SIL Regular" w:hAnsi="Charis SIL Regular" w:eastAsia="Charis SIL Regular"/>
-          <w:b w:val="0"/>
-          <w:i w:val="0"/>
-          <w:color w:val="000000"/>
-          <w:sz w:val="24"/>
-        </w:rPr>
-        <w:t xml:space="preserve">De zoekhulp </w:t>
+        <w:t xml:space="preserve">•  De zoekhulp </w:t>
       </w:r>
       <w:r>
         <w:rPr>
@@ -4414,7 +4301,7 @@
           <w:sz w:val="24"/>
           <w:u w:val="single"/>
         </w:rPr>
-        <w:hyperlink r:id="rId15" w:history="1">
+        <w:hyperlink r:id="rId28" w:history="1">
           <w:r>
             <w:rPr>
               <w:rStyle w:val="Hyperlink"/>
@@ -4432,7 +4319,7 @@
           <w:sz w:val="24"/>
           <w:u w:val="single"/>
         </w:rPr>
-        <w:hyperlink r:id="rId15" w:history="1">
+        <w:hyperlink r:id="rId28" w:history="1">
           <w:r>
             <w:rPr>
               <w:rStyle w:val="Hyperlink"/>
@@ -4461,7 +4348,7 @@
           <w:sz w:val="24"/>
           <w:u w:val="single"/>
         </w:rPr>
-        <w:hyperlink r:id="rId15" w:history="1">
+        <w:hyperlink r:id="rId28" w:history="1">
           <w:r>
             <w:rPr>
               <w:rStyle w:val="Hyperlink"/>
@@ -4490,7 +4377,7 @@
           <w:sz w:val="24"/>
           <w:u w:val="single"/>
         </w:rPr>
-        <w:hyperlink r:id="rId15" w:history="1">
+        <w:hyperlink r:id="rId28" w:history="1">
           <w:r>
             <w:rPr>
               <w:rStyle w:val="Hyperlink"/>
@@ -4508,7 +4395,7 @@
           <w:sz w:val="24"/>
           <w:u w:val="single"/>
         </w:rPr>
-        <w:hyperlink r:id="rId15" w:history="1">
+        <w:hyperlink r:id="rId28" w:history="1">
           <w:r>
             <w:rPr>
               <w:rStyle w:val="Hyperlink"/>
@@ -4611,6 +4498,7 @@
       </w:r>
       <w:r>
         <w:rPr>
+          <w:u w:val="single" w:color="0000ff"/>
           <w:rFonts w:ascii="Charis SIL Regular" w:hAnsi="Charis SIL Regular" w:eastAsia="Charis SIL Regular"/>
           <w:b w:val="0"/>
           <w:i w:val="0"/>
@@ -6112,61 +6000,7 @@
           <w:color w:val="000000"/>
           <w:sz w:val="24"/>
         </w:rPr>
-        <w:t>Bonaire relev</w:t>
-      </w:r>
-      <w:r>
-        <w:rPr>
-          <w:u w:val="single" w:color="0000ff"/>
-          <w:rFonts w:ascii="Charis SIL Regular" w:hAnsi="Charis SIL Regular" w:eastAsia="Charis SIL Regular"/>
-          <w:b w:val="0"/>
-          <w:i w:val="0"/>
-          <w:color w:val="000000"/>
-          <w:sz w:val="24"/>
-        </w:rPr>
-        <w:hyperlink r:id="rId15" w:history="1">
-          <w:r>
-            <w:rPr>
-              <w:rStyle w:val="Hyperlink"/>
-            </w:rPr>
-            <w:t>ante in</w:t>
-          </w:r>
-        </w:hyperlink>
-      </w:r>
-      <w:r>
-        <w:rPr>
-          <w:u w:val="single" w:color="0000ff"/>
-          <w:rFonts w:ascii="Charis SIL Regular" w:hAnsi="Charis SIL Regular" w:eastAsia="Charis SIL Regular"/>
-          <w:b w:val="0"/>
-          <w:i w:val="0"/>
-          <w:color w:val="000000"/>
-          <w:sz w:val="24"/>
-        </w:rPr>
-        <w:hyperlink r:id="rId15" w:history="1">
-          <w:r>
-            <w:rPr>
-              <w:rStyle w:val="Hyperlink"/>
-            </w:rPr>
-            <w:t>f</w:t>
-          </w:r>
-        </w:hyperlink>
-      </w:r>
-      <w:r>
-        <w:rPr>
-          <w:u w:val="single" w:color="0000ff"/>
-          <w:rFonts w:ascii="Charis SIL Regular" w:hAnsi="Charis SIL Regular" w:eastAsia="Charis SIL Regular"/>
-          <w:b w:val="0"/>
-          <w:i w:val="0"/>
-          <w:color w:val="000000"/>
-          <w:sz w:val="24"/>
-        </w:rPr>
-        <w:hyperlink r:id="rId15" w:history="1">
-          <w:r>
-            <w:rPr>
-              <w:rStyle w:val="Hyperlink"/>
-            </w:rPr>
-            <w:t>o</w:t>
-          </w:r>
-        </w:hyperlink>
+        <w:t>Bonaire relevante info</w:t>
       </w:r>
       <w:r>
         <w:rPr>
@@ -6971,7 +6805,6 @@
           <w:i w:val="0"/>
           <w:color w:val="0000FF"/>
           <w:sz w:val="24"/>
-          <w:u w:val="single"/>
         </w:rPr>
         <w:t xml:space="preserve"> </w:t>
       </w:r>
@@ -7217,7 +7050,6 @@
       </w:r>
       <w:r>
         <w:rPr>
-          <w:u w:val="single" w:color="0000ff"/>
           <w:rFonts w:ascii="Charis SIL Regular" w:hAnsi="Charis SIL Regular" w:eastAsia="Charis SIL Regular"/>
           <w:b w:val="0"/>
           <w:i w:val="0"/>

--- a/EXPORTS/DOCX/published/niveau2/Dutch/ArubaBonaireCuracao.docx
+++ b/EXPORTS/DOCX/published/niveau2/Dutch/ArubaBonaireCuracao.docx
@@ -1242,36 +1242,7 @@
           <w:color w:val="000000"/>
           <w:sz w:val="24"/>
         </w:rPr>
-        <w:t>werden slaafgemaakten uit West-Afrika naar Willemstad verschee</w:t>
-      </w:r>
-      <w:r>
-        <w:rPr>
-          <w:u w:val="single" w:color="0000ff"/>
-          <w:rFonts w:ascii="Charis SIL Regular" w:hAnsi="Charis SIL Regular" w:eastAsia="Charis SIL Regular"/>
-          <w:b w:val="0"/>
-          <w:i w:val="0"/>
-          <w:color w:val="000000"/>
-          <w:sz w:val="24"/>
-        </w:rPr>
-        <w:hyperlink r:id="rId14" w:history="1">
-          <w:r>
-            <w:rPr>
-              <w:rStyle w:val="Hyperlink"/>
-            </w:rPr>
-            <w:t xml:space="preserve">pt en </w:t>
-          </w:r>
-        </w:hyperlink>
-      </w:r>
-      <w:r>
-        <w:rPr>
-          <w:u w:val="single" w:color="0000ff"/>
-          <w:rFonts w:ascii="Charis SIL Regular" w:hAnsi="Charis SIL Regular" w:eastAsia="Charis SIL Regular"/>
-          <w:b w:val="0"/>
-          <w:i w:val="0"/>
-          <w:color w:val="000000"/>
-          <w:sz w:val="24"/>
-        </w:rPr>
-        <w:t>m</w:t>
+        <w:t>werden slaafgemaakten uit West-Afrika naar Willemstad verscheept en m</w:t>
       </w:r>
       <w:r>
         <w:rPr>
@@ -1549,7 +1520,7 @@
             <w:rPr>
               <w:rStyle w:val="Hyperlink"/>
             </w:rPr>
-            <w:t>Onderofficier</w:t>
+            <w:t>Onderoffici</w:t>
           </w:r>
         </w:hyperlink>
       </w:r>
@@ -1560,7 +1531,23 @@
           <w:i w:val="0"/>
           <w:color w:val="0000FF"/>
           <w:sz w:val="24"/>
-          <w:u w:val="single"/>
+        </w:rPr>
+        <w:hyperlink r:id="rId16" w:history="1">
+          <w:r>
+            <w:rPr>
+              <w:rStyle w:val="Hyperlink"/>
+            </w:rPr>
+            <w:t>er</w:t>
+          </w:r>
+        </w:hyperlink>
+      </w:r>
+      <w:r>
+        <w:rPr>
+          <w:rFonts w:ascii="Charis SIL Regular" w:hAnsi="Charis SIL Regular" w:eastAsia="Charis SIL Regular"/>
+          <w:b w:val="0"/>
+          <w:i w:val="0"/>
+          <w:color w:val="0000FF"/>
+          <w:sz w:val="24"/>
         </w:rPr>
         <w:t>en</w:t>
       </w:r>
@@ -1676,19 +1663,9 @@
             <w:rPr>
               <w:rStyle w:val="Hyperlink"/>
             </w:rPr>
-            <w:t>h</w:t>
+            <w:t>het</w:t>
           </w:r>
         </w:hyperlink>
-      </w:r>
-      <w:r>
-        <w:rPr>
-          <w:rFonts w:ascii="Charis SIL Regular" w:hAnsi="Charis SIL Regular" w:eastAsia="Charis SIL Regular"/>
-          <w:b w:val="0"/>
-          <w:i w:val="0"/>
-          <w:color w:val="0000FF"/>
-          <w:sz w:val="24"/>
-        </w:rPr>
-        <w:t>et</w:t>
       </w:r>
       <w:r>
         <w:rPr>
@@ -1821,7 +1798,166 @@
           <w:color w:val="000000"/>
           <w:sz w:val="24"/>
         </w:rPr>
-        <w:t xml:space="preserve"> die verwijst naar relevant archiefmateriaal over op de Aru</w:t>
+        <w:t xml:space="preserve"> die verwijst naar relev</w:t>
+      </w:r>
+      <w:r>
+        <w:rPr>
+          <w:u w:val="single" w:color="0000ff"/>
+          <w:rFonts w:ascii="Charis SIL Regular" w:hAnsi="Charis SIL Regular" w:eastAsia="Charis SIL Regular"/>
+          <w:b w:val="0"/>
+          <w:i w:val="0"/>
+          <w:color w:val="000000"/>
+          <w:sz w:val="24"/>
+        </w:rPr>
+        <w:t>a</w:t>
+      </w:r>
+      <w:r>
+        <w:rPr>
+          <w:u w:val="single" w:color="0000ff"/>
+          <w:rFonts w:ascii="Charis SIL Regular" w:hAnsi="Charis SIL Regular" w:eastAsia="Charis SIL Regular"/>
+          <w:b w:val="0"/>
+          <w:i w:val="0"/>
+          <w:color w:val="000000"/>
+          <w:sz w:val="24"/>
+        </w:rPr>
+        <w:hyperlink r:id="rId16" w:history="1">
+          <w:r>
+            <w:rPr>
+              <w:rStyle w:val="Hyperlink"/>
+            </w:rPr>
+            <w:t>nt archiefmater</w:t>
+          </w:r>
+        </w:hyperlink>
+      </w:r>
+      <w:r>
+        <w:rPr>
+          <w:u w:val="single" w:color="0000ff"/>
+          <w:rFonts w:ascii="Charis SIL Regular" w:hAnsi="Charis SIL Regular" w:eastAsia="Charis SIL Regular"/>
+          <w:b w:val="0"/>
+          <w:i w:val="0"/>
+          <w:color w:val="000000"/>
+          <w:sz w:val="24"/>
+        </w:rPr>
+        <w:hyperlink r:id="rId16" w:history="1">
+          <w:r>
+            <w:rPr>
+              <w:rStyle w:val="Hyperlink"/>
+            </w:rPr>
+            <w:t>i</w:t>
+          </w:r>
+        </w:hyperlink>
+      </w:r>
+      <w:r>
+        <w:rPr>
+          <w:u w:val="single" w:color="0000ff"/>
+          <w:rFonts w:ascii="Charis SIL Regular" w:hAnsi="Charis SIL Regular" w:eastAsia="Charis SIL Regular"/>
+          <w:b w:val="0"/>
+          <w:i w:val="0"/>
+          <w:color w:val="000000"/>
+          <w:sz w:val="24"/>
+        </w:rPr>
+        <w:hyperlink r:id="rId16" w:history="1">
+          <w:r>
+            <w:rPr>
+              <w:rStyle w:val="Hyperlink"/>
+            </w:rPr>
+            <w:t>aa</w:t>
+          </w:r>
+        </w:hyperlink>
+      </w:r>
+      <w:r>
+        <w:rPr>
+          <w:u w:val="single" w:color="0000ff"/>
+          <w:rFonts w:ascii="Charis SIL Regular" w:hAnsi="Charis SIL Regular" w:eastAsia="Charis SIL Regular"/>
+          <w:b w:val="0"/>
+          <w:i w:val="0"/>
+          <w:color w:val="000000"/>
+          <w:sz w:val="24"/>
+        </w:rPr>
+        <w:hyperlink r:id="rId16" w:history="1">
+          <w:r>
+            <w:rPr>
+              <w:rStyle w:val="Hyperlink"/>
+            </w:rPr>
+            <w:t>l</w:t>
+          </w:r>
+        </w:hyperlink>
+      </w:r>
+      <w:r>
+        <w:rPr>
+          <w:u w:val="single" w:color="0000ff"/>
+          <w:rFonts w:ascii="Charis SIL Regular" w:hAnsi="Charis SIL Regular" w:eastAsia="Charis SIL Regular"/>
+          <w:b w:val="0"/>
+          <w:i w:val="0"/>
+          <w:color w:val="000000"/>
+          <w:sz w:val="24"/>
+        </w:rPr>
+        <w:hyperlink r:id="rId16" w:history="1">
+          <w:r>
+            <w:rPr>
+              <w:rStyle w:val="Hyperlink"/>
+            </w:rPr>
+            <w:t xml:space="preserve"> over op</w:t>
+          </w:r>
+        </w:hyperlink>
+      </w:r>
+      <w:r>
+        <w:rPr>
+          <w:u w:val="single" w:color="0000ff"/>
+          <w:rFonts w:ascii="Charis SIL Regular" w:hAnsi="Charis SIL Regular" w:eastAsia="Charis SIL Regular"/>
+          <w:b w:val="0"/>
+          <w:i w:val="0"/>
+          <w:color w:val="000000"/>
+          <w:sz w:val="24"/>
+        </w:rPr>
+        <w:t xml:space="preserve"> </w:t>
+      </w:r>
+      <w:r>
+        <w:rPr>
+          <w:u w:val="single" w:color="0000ff"/>
+          <w:rFonts w:ascii="Charis SIL Regular" w:hAnsi="Charis SIL Regular" w:eastAsia="Charis SIL Regular"/>
+          <w:b w:val="0"/>
+          <w:i w:val="0"/>
+          <w:color w:val="000000"/>
+          <w:sz w:val="24"/>
+        </w:rPr>
+        <w:hyperlink r:id="rId16" w:history="1">
+          <w:r>
+            <w:rPr>
+              <w:rStyle w:val="Hyperlink"/>
+            </w:rPr>
+            <w:t>de</w:t>
+          </w:r>
+        </w:hyperlink>
+      </w:r>
+      <w:r>
+        <w:rPr>
+          <w:u w:val="single" w:color="0000ff"/>
+          <w:rFonts w:ascii="Charis SIL Regular" w:hAnsi="Charis SIL Regular" w:eastAsia="Charis SIL Regular"/>
+          <w:b w:val="0"/>
+          <w:i w:val="0"/>
+          <w:color w:val="000000"/>
+          <w:sz w:val="24"/>
+        </w:rPr>
+        <w:t xml:space="preserve"> </w:t>
+      </w:r>
+      <w:r>
+        <w:rPr>
+          <w:u w:val="single" w:color="0000ff"/>
+          <w:rFonts w:ascii="Charis SIL Regular" w:hAnsi="Charis SIL Regular" w:eastAsia="Charis SIL Regular"/>
+          <w:b w:val="0"/>
+          <w:i w:val="0"/>
+          <w:color w:val="000000"/>
+          <w:sz w:val="24"/>
+        </w:rPr>
+        <w:hyperlink r:id="rId16" w:history="1">
+          <w:r>
+            <w:rPr>
+              <w:rStyle w:val="Hyperlink"/>
+            </w:rPr>
+            <w:t>Aru</w:t>
+          </w:r>
+        </w:hyperlink>
       </w:r>
       <w:r>
         <w:rPr>
@@ -3194,64 +3330,7 @@
           <w:color w:val="000000"/>
           <w:sz w:val="24"/>
         </w:rPr>
-        <w:t>toeg</w:t>
-      </w:r>
-      <w:r>
-        <w:rPr>
-          <w:u w:val="single" w:color="0000ff"/>
-          <w:rFonts w:ascii="Charis SIL Regular" w:hAnsi="Charis SIL Regular" w:eastAsia="Charis SIL Regular"/>
-          <w:b w:val="0"/>
-          <w:i w:val="0"/>
-          <w:color w:val="000000"/>
-          <w:sz w:val="24"/>
-        </w:rPr>
-        <w:hyperlink r:id="rId21" w:history="1">
-          <w:r>
-            <w:rPr>
-              <w:rStyle w:val="Hyperlink"/>
-            </w:rPr>
-            <w:t>ankelijk</w:t>
-          </w:r>
-        </w:hyperlink>
-      </w:r>
-      <w:r>
-        <w:rPr>
-          <w:u w:val="single" w:color="0000ff"/>
-          <w:rFonts w:ascii="Charis SIL Regular" w:hAnsi="Charis SIL Regular" w:eastAsia="Charis SIL Regular"/>
-          <w:b w:val="0"/>
-          <w:i w:val="0"/>
-          <w:color w:val="000000"/>
-          <w:sz w:val="24"/>
-        </w:rPr>
-        <w:t xml:space="preserve"> </w:t>
-      </w:r>
-      <w:r>
-        <w:rPr>
-          <w:u w:val="single" w:color="0000ff"/>
-          <w:rFonts w:ascii="Charis SIL Regular" w:hAnsi="Charis SIL Regular" w:eastAsia="Charis SIL Regular"/>
-          <w:b w:val="0"/>
-          <w:i w:val="0"/>
-          <w:color w:val="000000"/>
-          <w:sz w:val="24"/>
-        </w:rPr>
-        <w:hyperlink r:id="rId21" w:history="1">
-          <w:r>
-            <w:rPr>
-              <w:rStyle w:val="Hyperlink"/>
-            </w:rPr>
-            <w:t>gemaak</w:t>
-          </w:r>
-        </w:hyperlink>
-      </w:r>
-      <w:r>
-        <w:rPr>
-          <w:rFonts w:ascii="Charis SIL Regular" w:hAnsi="Charis SIL Regular" w:eastAsia="Charis SIL Regular"/>
-          <w:b w:val="0"/>
-          <w:i w:val="0"/>
-          <w:color w:val="000000"/>
-          <w:sz w:val="24"/>
-        </w:rPr>
-        <w:t xml:space="preserve">t. De collectie is zowel bereikbaar via de </w:t>
+        <w:t xml:space="preserve">toegankelijk gemaakt. De collectie is zowel bereikbaar via de </w:t>
       </w:r>
       <w:r>
         <w:rPr>
@@ -4163,7 +4242,6 @@
           <w:i w:val="0"/>
           <w:color w:val="0000FF"/>
           <w:sz w:val="24"/>
-          <w:u w:val="single"/>
         </w:rPr>
         <w:t>A</w:t>
       </w:r>
@@ -6000,7 +6078,61 @@
           <w:color w:val="000000"/>
           <w:sz w:val="24"/>
         </w:rPr>
-        <w:t>Bonaire relevante info</w:t>
+        <w:t>Bonaire relev</w:t>
+      </w:r>
+      <w:r>
+        <w:rPr>
+          <w:u w:val="single" w:color="0000ff"/>
+          <w:rFonts w:ascii="Charis SIL Regular" w:hAnsi="Charis SIL Regular" w:eastAsia="Charis SIL Regular"/>
+          <w:b w:val="0"/>
+          <w:i w:val="0"/>
+          <w:color w:val="000000"/>
+          <w:sz w:val="24"/>
+        </w:rPr>
+        <w:hyperlink r:id="rId15" w:history="1">
+          <w:r>
+            <w:rPr>
+              <w:rStyle w:val="Hyperlink"/>
+            </w:rPr>
+            <w:t>ante in</w:t>
+          </w:r>
+        </w:hyperlink>
+      </w:r>
+      <w:r>
+        <w:rPr>
+          <w:u w:val="single" w:color="0000ff"/>
+          <w:rFonts w:ascii="Charis SIL Regular" w:hAnsi="Charis SIL Regular" w:eastAsia="Charis SIL Regular"/>
+          <w:b w:val="0"/>
+          <w:i w:val="0"/>
+          <w:color w:val="000000"/>
+          <w:sz w:val="24"/>
+        </w:rPr>
+        <w:hyperlink r:id="rId15" w:history="1">
+          <w:r>
+            <w:rPr>
+              <w:rStyle w:val="Hyperlink"/>
+            </w:rPr>
+            <w:t>f</w:t>
+          </w:r>
+        </w:hyperlink>
+      </w:r>
+      <w:r>
+        <w:rPr>
+          <w:u w:val="single" w:color="0000ff"/>
+          <w:rFonts w:ascii="Charis SIL Regular" w:hAnsi="Charis SIL Regular" w:eastAsia="Charis SIL Regular"/>
+          <w:b w:val="0"/>
+          <w:i w:val="0"/>
+          <w:color w:val="000000"/>
+          <w:sz w:val="24"/>
+        </w:rPr>
+        <w:hyperlink r:id="rId15" w:history="1">
+          <w:r>
+            <w:rPr>
+              <w:rStyle w:val="Hyperlink"/>
+            </w:rPr>
+            <w:t>o</w:t>
+          </w:r>
+        </w:hyperlink>
       </w:r>
       <w:r>
         <w:rPr>

--- a/EXPORTS/DOCX/published/niveau2/Dutch/ArubaBonaireCuracao.docx
+++ b/EXPORTS/DOCX/published/niveau2/Dutch/ArubaBonaireCuracao.docx
@@ -1264,7 +1264,6 @@
       </w:r>
       <w:r>
         <w:rPr>
-          <w:u w:val="single" w:color="0000ff"/>
           <w:rFonts w:ascii="Charis SIL Regular" w:hAnsi="Charis SIL Regular" w:eastAsia="Charis SIL Regular"/>
           <w:b w:val="0"/>
           <w:i w:val="0"/>
@@ -2388,133 +2387,7 @@
           <w:color w:val="000000"/>
           <w:sz w:val="24"/>
         </w:rPr>
-        <w:t>, die informatie bevat over Ne</w:t>
-      </w:r>
-      <w:r>
-        <w:rPr>
-          <w:u w:val="single" w:color="0000ff"/>
-          <w:rFonts w:ascii="Charis SIL Regular" w:hAnsi="Charis SIL Regular" w:eastAsia="Charis SIL Regular"/>
-          <w:b w:val="0"/>
-          <w:i w:val="0"/>
-          <w:color w:val="000000"/>
-          <w:sz w:val="24"/>
-        </w:rPr>
-        <w:hyperlink r:id="rId17" w:history="1">
-          <w:r>
-            <w:rPr>
-              <w:rStyle w:val="Hyperlink"/>
-            </w:rPr>
-            <w:t>derlandse ko</w:t>
-          </w:r>
-        </w:hyperlink>
-      </w:r>
-      <w:r>
-        <w:rPr>
-          <w:u w:val="single" w:color="0000ff"/>
-          <w:rFonts w:ascii="Charis SIL Regular" w:hAnsi="Charis SIL Regular" w:eastAsia="Charis SIL Regular"/>
-          <w:b w:val="0"/>
-          <w:i w:val="0"/>
-          <w:color w:val="000000"/>
-          <w:sz w:val="24"/>
-        </w:rPr>
-        <w:hyperlink r:id="rId17" w:history="1">
-          <w:r>
-            <w:rPr>
-              <w:rStyle w:val="Hyperlink"/>
-            </w:rPr>
-            <w:t>l</w:t>
-          </w:r>
-        </w:hyperlink>
-      </w:r>
-      <w:r>
-        <w:rPr>
-          <w:u w:val="single" w:color="0000ff"/>
-          <w:rFonts w:ascii="Charis SIL Regular" w:hAnsi="Charis SIL Regular" w:eastAsia="Charis SIL Regular"/>
-          <w:b w:val="0"/>
-          <w:i w:val="0"/>
-          <w:color w:val="000000"/>
-          <w:sz w:val="24"/>
-        </w:rPr>
-        <w:hyperlink r:id="rId17" w:history="1">
-          <w:r>
-            <w:rPr>
-              <w:rStyle w:val="Hyperlink"/>
-            </w:rPr>
-            <w:t>on</w:t>
-          </w:r>
-        </w:hyperlink>
-      </w:r>
-      <w:r>
-        <w:rPr>
-          <w:u w:val="single" w:color="0000ff"/>
-          <w:rFonts w:ascii="Charis SIL Regular" w:hAnsi="Charis SIL Regular" w:eastAsia="Charis SIL Regular"/>
-          <w:b w:val="0"/>
-          <w:i w:val="0"/>
-          <w:color w:val="000000"/>
-          <w:sz w:val="24"/>
-        </w:rPr>
-        <w:hyperlink r:id="rId17" w:history="1">
-          <w:r>
-            <w:rPr>
-              <w:rStyle w:val="Hyperlink"/>
-            </w:rPr>
-            <w:t>iale b</w:t>
-          </w:r>
-        </w:hyperlink>
-      </w:r>
-      <w:r>
-        <w:rPr>
-          <w:u w:val="single" w:color="0000ff"/>
-          <w:rFonts w:ascii="Charis SIL Regular" w:hAnsi="Charis SIL Regular" w:eastAsia="Charis SIL Regular"/>
-          <w:b w:val="0"/>
-          <w:i w:val="0"/>
-          <w:color w:val="000000"/>
-          <w:sz w:val="24"/>
-        </w:rPr>
-        <w:hyperlink r:id="rId17" w:history="1">
-          <w:r>
-            <w:rPr>
-              <w:rStyle w:val="Hyperlink"/>
-            </w:rPr>
-            <w:t>estuur</w:t>
-          </w:r>
-        </w:hyperlink>
-      </w:r>
-      <w:r>
-        <w:rPr>
-          <w:u w:val="single" w:color="0000ff"/>
-          <w:rFonts w:ascii="Charis SIL Regular" w:hAnsi="Charis SIL Regular" w:eastAsia="Charis SIL Regular"/>
-          <w:b w:val="0"/>
-          <w:i w:val="0"/>
-          <w:color w:val="000000"/>
-          <w:sz w:val="24"/>
-        </w:rPr>
-        <w:hyperlink r:id="rId17" w:history="1">
-          <w:r>
-            <w:rPr>
-              <w:rStyle w:val="Hyperlink"/>
-            </w:rPr>
-            <w:t>s</w:t>
-          </w:r>
-        </w:hyperlink>
-      </w:r>
-      <w:r>
-        <w:rPr>
-          <w:u w:val="single" w:color="0000ff"/>
-          <w:rFonts w:ascii="Charis SIL Regular" w:hAnsi="Charis SIL Regular" w:eastAsia="Charis SIL Regular"/>
-          <w:b w:val="0"/>
-          <w:i w:val="0"/>
-          <w:color w:val="000000"/>
-          <w:sz w:val="24"/>
-        </w:rPr>
-        <w:hyperlink r:id="rId17" w:history="1">
-          <w:r>
-            <w:rPr>
-              <w:rStyle w:val="Hyperlink"/>
-            </w:rPr>
-            <w:t>ambtenar</w:t>
-          </w:r>
-        </w:hyperlink>
+        <w:t>, die informatie bevat over Nederlandse koloniale bestuursambtenar</w:t>
       </w:r>
       <w:r>
         <w:rPr>
@@ -3360,14 +3233,7 @@
           <w:color w:val="000000"/>
           <w:sz w:val="24"/>
         </w:rPr>
-        <w:hyperlink r:id="rId21" w:history="1">
-          <w:r>
-            <w:rPr>
-              <w:rStyle w:val="Hyperlink"/>
-            </w:rPr>
-            <w:t>toeg</w:t>
-          </w:r>
-        </w:hyperlink>
+        <w:t>toeg</w:t>
       </w:r>
       <w:r>
         <w:rPr>
@@ -3400,13 +3266,31 @@
       </w:r>
       <w:r>
         <w:rPr>
-          <w:rFonts w:ascii="Charis SIL Regular" w:hAnsi="Charis SIL Regular" w:eastAsia="Charis SIL Regular"/>
-          <w:b w:val="0"/>
-          <w:i w:val="0"/>
-          <w:color w:val="000000"/>
-          <w:sz w:val="24"/>
-        </w:rPr>
-        <w:t xml:space="preserve">gemaakt. De collectie is zowel bereikbaar via de </w:t>
+          <w:u w:val="single" w:color="0000ff"/>
+          <w:rFonts w:ascii="Charis SIL Regular" w:hAnsi="Charis SIL Regular" w:eastAsia="Charis SIL Regular"/>
+          <w:b w:val="0"/>
+          <w:i w:val="0"/>
+          <w:color w:val="000000"/>
+          <w:sz w:val="24"/>
+        </w:rPr>
+        <w:hyperlink r:id="rId21" w:history="1">
+          <w:r>
+            <w:rPr>
+              <w:rStyle w:val="Hyperlink"/>
+            </w:rPr>
+            <w:t>gemaak</w:t>
+          </w:r>
+        </w:hyperlink>
+      </w:r>
+      <w:r>
+        <w:rPr>
+          <w:rFonts w:ascii="Charis SIL Regular" w:hAnsi="Charis SIL Regular" w:eastAsia="Charis SIL Regular"/>
+          <w:b w:val="0"/>
+          <w:i w:val="0"/>
+          <w:color w:val="000000"/>
+          <w:sz w:val="24"/>
+        </w:rPr>
+        <w:t xml:space="preserve">t. De collectie is zowel bereikbaar via de </w:t>
       </w:r>
       <w:r>
         <w:rPr>
@@ -3775,25 +3659,7 @@
           <w:color w:val="000000"/>
           <w:sz w:val="24"/>
         </w:rPr>
-        <w:t>n zijn in d</w:t>
-      </w:r>
-      <w:r>
-        <w:rPr>
-          <w:u w:val="single" w:color="0000ff"/>
-          <w:rFonts w:ascii="Charis SIL Regular" w:hAnsi="Charis SIL Regular" w:eastAsia="Charis SIL Regular"/>
-          <w:b w:val="0"/>
-          <w:i w:val="0"/>
-          <w:color w:val="000000"/>
-          <w:sz w:val="24"/>
-        </w:rPr>
-        <w:hyperlink r:id="rId23" w:history="1">
-          <w:r>
-            <w:rPr>
-              <w:rStyle w:val="Hyperlink"/>
-            </w:rPr>
-            <w:t>e databa</w:t>
-          </w:r>
-        </w:hyperlink>
+        <w:t>n zijn in de databa</w:t>
       </w:r>
       <w:r>
         <w:rPr>
@@ -4291,7 +4157,7 @@
           <w:sz w:val="24"/>
           <w:u w:val="single"/>
         </w:rPr>
-        <w:hyperlink r:id="rId27" w:history="1">
+        <w:hyperlink r:id="rId28" w:history="1">
           <w:r>
             <w:rPr>
               <w:rStyle w:val="Hyperlink"/>
@@ -4318,8 +4184,16 @@
           <w:i w:val="0"/>
           <w:color w:val="0000FF"/>
           <w:sz w:val="24"/>
-        </w:rPr>
-        <w:t>A</w:t>
+          <w:u w:val="single"/>
+        </w:rPr>
+        <w:hyperlink r:id="rId28" w:history="1">
+          <w:r>
+            <w:rPr>
+              <w:rStyle w:val="Hyperlink"/>
+            </w:rPr>
+            <w:t>A</w:t>
+          </w:r>
+        </w:hyperlink>
       </w:r>
       <w:r>
         <w:rPr>
@@ -4335,7 +4209,7 @@
             <w:rPr>
               <w:rStyle w:val="Hyperlink"/>
             </w:rPr>
-            <w:t>rkeologic</w:t>
+            <w:t>rkeologi</w:t>
           </w:r>
         </w:hyperlink>
       </w:r>
@@ -4349,6 +4223,24 @@
           <w:u w:val="single"/>
         </w:rPr>
         <w:hyperlink r:id="rId27" w:history="1">
+          <w:r>
+            <w:rPr>
+              <w:rStyle w:val="Hyperlink"/>
+            </w:rPr>
+            <w:t>c</w:t>
+          </w:r>
+        </w:hyperlink>
+      </w:r>
+      <w:r>
+        <w:rPr>
+          <w:rFonts w:ascii="Charis SIL Regular" w:hAnsi="Charis SIL Regular" w:eastAsia="Charis SIL Regular"/>
+          <w:b w:val="0"/>
+          <w:i w:val="0"/>
+          <w:color w:val="0000FF"/>
+          <w:sz w:val="24"/>
+          <w:u w:val="single"/>
+        </w:rPr>
+        <w:hyperlink r:id="rId28" w:history="1">
           <w:r>
             <w:rPr>
               <w:rStyle w:val="Hyperlink"/>
@@ -4377,7 +4269,7 @@
           <w:sz w:val="24"/>
           <w:u w:val="single"/>
         </w:rPr>
-        <w:hyperlink r:id="rId27" w:history="1">
+        <w:hyperlink r:id="rId28" w:history="1">
           <w:r>
             <w:rPr>
               <w:rStyle w:val="Hyperlink"/>
@@ -4567,7 +4459,7 @@
           <w:sz w:val="24"/>
           <w:u w:val="single"/>
         </w:rPr>
-        <w:hyperlink r:id="rId28" w:history="1">
+        <w:hyperlink r:id="rId15" w:history="1">
           <w:r>
             <w:rPr>
               <w:rStyle w:val="Hyperlink"/>
@@ -4585,7 +4477,7 @@
           <w:sz w:val="24"/>
           <w:u w:val="single"/>
         </w:rPr>
-        <w:hyperlink r:id="rId28" w:history="1">
+        <w:hyperlink r:id="rId15" w:history="1">
           <w:r>
             <w:rPr>
               <w:rStyle w:val="Hyperlink"/>
@@ -4603,7 +4495,7 @@
           <w:sz w:val="24"/>
           <w:u w:val="single"/>
         </w:rPr>
-        <w:hyperlink r:id="rId28" w:history="1">
+        <w:hyperlink r:id="rId15" w:history="1">
           <w:r>
             <w:rPr>
               <w:rStyle w:val="Hyperlink"/>
@@ -4648,53 +4540,7 @@
           <w:color w:val="000000"/>
           <w:sz w:val="24"/>
         </w:rPr>
-        <w:t>Aruba releva</w:t>
-      </w:r>
-      <w:r>
-        <w:rPr>
-          <w:u w:val="single" w:color="0000ff"/>
-          <w:rFonts w:ascii="Charis SIL Regular" w:hAnsi="Charis SIL Regular" w:eastAsia="Charis SIL Regular"/>
-          <w:b w:val="0"/>
-          <w:i w:val="0"/>
-          <w:color w:val="000000"/>
-          <w:sz w:val="24"/>
-        </w:rPr>
-        <w:hyperlink r:id="rId15" w:history="1">
-          <w:r>
-            <w:rPr>
-              <w:rStyle w:val="Hyperlink"/>
-            </w:rPr>
-            <w:t>nte info</w:t>
-          </w:r>
-        </w:hyperlink>
-      </w:r>
-      <w:r>
-        <w:rPr>
-          <w:u w:val="single" w:color="0000ff"/>
-          <w:rFonts w:ascii="Charis SIL Regular" w:hAnsi="Charis SIL Regular" w:eastAsia="Charis SIL Regular"/>
-          <w:b w:val="0"/>
-          <w:i w:val="0"/>
-          <w:color w:val="000000"/>
-          <w:sz w:val="24"/>
-        </w:rPr>
-        <w:hyperlink r:id="rId15" w:history="1">
-          <w:r>
-            <w:rPr>
-              <w:rStyle w:val="Hyperlink"/>
-            </w:rPr>
-            <w:t>r</w:t>
-          </w:r>
-        </w:hyperlink>
-      </w:r>
-      <w:r>
-        <w:rPr>
-          <w:rFonts w:ascii="Charis SIL Regular" w:hAnsi="Charis SIL Regular" w:eastAsia="Charis SIL Regular"/>
-          <w:b w:val="0"/>
-          <w:i w:val="0"/>
-          <w:color w:val="000000"/>
-          <w:sz w:val="24"/>
-        </w:rPr>
-        <w:t>m</w:t>
+        <w:t>Aruba relevante inform</w:t>
       </w:r>
       <w:r>
         <w:rPr>
@@ -5276,7 +5122,31 @@
           <w:color w:val="000000"/>
           <w:sz w:val="24"/>
         </w:rPr>
-        <w:t>i M</w:t>
+        <w:hyperlink r:id="rId30" w:history="1">
+          <w:r>
+            <w:rPr>
+              <w:rStyle w:val="Hyperlink"/>
+            </w:rPr>
+            <w:t>i</w:t>
+          </w:r>
+        </w:hyperlink>
+      </w:r>
+      <w:r>
+        <w:rPr>
+          <w:rFonts w:ascii="Charis SIL Regular" w:hAnsi="Charis SIL Regular" w:eastAsia="Charis SIL Regular"/>
+          <w:b w:val="0"/>
+          <w:i w:val="0"/>
+          <w:color w:val="000000"/>
+          <w:sz w:val="24"/>
+        </w:rPr>
+        <w:hyperlink r:id="rId30" w:history="1">
+          <w:r>
+            <w:rPr>
+              <w:rStyle w:val="Hyperlink"/>
+            </w:rPr>
+            <w:t xml:space="preserve"> M</w:t>
+          </w:r>
+        </w:hyperlink>
       </w:r>
       <w:r>
         <w:rPr>
@@ -5303,7 +5173,31 @@
           <w:color w:val="000000"/>
           <w:sz w:val="24"/>
         </w:rPr>
-        <w:t>be</w:t>
+        <w:hyperlink r:id="rId30" w:history="1">
+          <w:r>
+            <w:rPr>
+              <w:rStyle w:val="Hyperlink"/>
+            </w:rPr>
+            <w:t>b</w:t>
+          </w:r>
+        </w:hyperlink>
+      </w:r>
+      <w:r>
+        <w:rPr>
+          <w:rFonts w:ascii="Charis SIL Regular" w:hAnsi="Charis SIL Regular" w:eastAsia="Charis SIL Regular"/>
+          <w:b w:val="0"/>
+          <w:i w:val="0"/>
+          <w:color w:val="000000"/>
+          <w:sz w:val="24"/>
+        </w:rPr>
+        <w:hyperlink r:id="rId30" w:history="1">
+          <w:r>
+            <w:rPr>
+              <w:rStyle w:val="Hyperlink"/>
+            </w:rPr>
+            <w:t>e</w:t>
+          </w:r>
+        </w:hyperlink>
       </w:r>
       <w:r>
         <w:rPr>
@@ -7013,7 +6907,7 @@
           <w:sz w:val="24"/>
           <w:u w:val="single"/>
         </w:rPr>
-        <w:hyperlink r:id="rId36" w:history="1">
+        <w:hyperlink r:id="rId35" w:history="1">
           <w:r>
             <w:rPr>
               <w:rStyle w:val="Hyperlink"/>
@@ -7031,7 +6925,86 @@
           <w:color w:val="000000"/>
           <w:sz w:val="24"/>
         </w:rPr>
-        <w:t xml:space="preserve"> die relevant kunnen zijn v</w:t>
+        <w:hyperlink r:id="rId35" w:history="1">
+          <w:r>
+            <w:rPr>
+              <w:rStyle w:val="Hyperlink"/>
+            </w:rPr>
+            <w:t xml:space="preserve"> d</w:t>
+          </w:r>
+        </w:hyperlink>
+      </w:r>
+      <w:r>
+        <w:rPr>
+          <w:u w:val="single" w:color="0000ff"/>
+          <w:rFonts w:ascii="Charis SIL Regular" w:hAnsi="Charis SIL Regular" w:eastAsia="Charis SIL Regular"/>
+          <w:b w:val="0"/>
+          <w:i w:val="0"/>
+          <w:color w:val="000000"/>
+          <w:sz w:val="24"/>
+        </w:rPr>
+        <w:hyperlink r:id="rId35" w:history="1">
+          <w:r>
+            <w:rPr>
+              <w:rStyle w:val="Hyperlink"/>
+            </w:rPr>
+            <w:t>i</w:t>
+          </w:r>
+        </w:hyperlink>
+      </w:r>
+      <w:r>
+        <w:rPr>
+          <w:u w:val="single" w:color="0000ff"/>
+          <w:rFonts w:ascii="Charis SIL Regular" w:hAnsi="Charis SIL Regular" w:eastAsia="Charis SIL Regular"/>
+          <w:b w:val="0"/>
+          <w:i w:val="0"/>
+          <w:color w:val="000000"/>
+          <w:sz w:val="24"/>
+        </w:rPr>
+        <w:hyperlink r:id="rId35" w:history="1">
+          <w:r>
+            <w:rPr>
+              <w:rStyle w:val="Hyperlink"/>
+            </w:rPr>
+            <w:t>e r</w:t>
+          </w:r>
+        </w:hyperlink>
+      </w:r>
+      <w:r>
+        <w:rPr>
+          <w:u w:val="single" w:color="0000ff"/>
+          <w:rFonts w:ascii="Charis SIL Regular" w:hAnsi="Charis SIL Regular" w:eastAsia="Charis SIL Regular"/>
+          <w:b w:val="0"/>
+          <w:i w:val="0"/>
+          <w:color w:val="000000"/>
+          <w:sz w:val="24"/>
+        </w:rPr>
+        <w:hyperlink r:id="rId35" w:history="1">
+          <w:r>
+            <w:rPr>
+              <w:rStyle w:val="Hyperlink"/>
+            </w:rPr>
+            <w:t>e</w:t>
+          </w:r>
+        </w:hyperlink>
+      </w:r>
+      <w:r>
+        <w:rPr>
+          <w:u w:val="single" w:color="0000ff"/>
+          <w:rFonts w:ascii="Charis SIL Regular" w:hAnsi="Charis SIL Regular" w:eastAsia="Charis SIL Regular"/>
+          <w:b w:val="0"/>
+          <w:i w:val="0"/>
+          <w:color w:val="000000"/>
+          <w:sz w:val="24"/>
+        </w:rPr>
+        <w:hyperlink r:id="rId35" w:history="1">
+          <w:r>
+            <w:rPr>
+              <w:rStyle w:val="Hyperlink"/>
+            </w:rPr>
+            <w:t>levant kunnen zijn v</w:t>
+          </w:r>
+        </w:hyperlink>
       </w:r>
       <w:r>
         <w:rPr>
@@ -7127,7 +7100,54 @@
           <w:color w:val="000000"/>
           <w:sz w:val="24"/>
         </w:rPr>
-        <w:t>slavernijverleden op C</w:t>
+        <w:hyperlink r:id="rId36" w:history="1">
+          <w:r>
+            <w:rPr>
+              <w:rStyle w:val="Hyperlink"/>
+            </w:rPr>
+            <w:t>slavernijverled</w:t>
+          </w:r>
+        </w:hyperlink>
+      </w:r>
+      <w:r>
+        <w:rPr>
+          <w:u w:val="single" w:color="0000ff"/>
+          <w:rFonts w:ascii="Charis SIL Regular" w:hAnsi="Charis SIL Regular" w:eastAsia="Charis SIL Regular"/>
+          <w:b w:val="0"/>
+          <w:i w:val="0"/>
+          <w:color w:val="000000"/>
+          <w:sz w:val="24"/>
+        </w:rPr>
+        <w:hyperlink r:id="rId36" w:history="1">
+          <w:r>
+            <w:rPr>
+              <w:rStyle w:val="Hyperlink"/>
+            </w:rPr>
+            <w:t>en op</w:t>
+          </w:r>
+        </w:hyperlink>
+      </w:r>
+      <w:r>
+        <w:rPr>
+          <w:u w:val="single" w:color="0000ff"/>
+          <w:rFonts w:ascii="Charis SIL Regular" w:hAnsi="Charis SIL Regular" w:eastAsia="Charis SIL Regular"/>
+          <w:b w:val="0"/>
+          <w:i w:val="0"/>
+          <w:color w:val="000000"/>
+          <w:sz w:val="24"/>
+        </w:rPr>
+        <w:t xml:space="preserve"> </w:t>
+      </w:r>
+      <w:r>
+        <w:rPr>
+          <w:u w:val="single" w:color="0000ff"/>
+          <w:rFonts w:ascii="Charis SIL Regular" w:hAnsi="Charis SIL Regular" w:eastAsia="Charis SIL Regular"/>
+          <w:b w:val="0"/>
+          <w:i w:val="0"/>
+          <w:color w:val="000000"/>
+          <w:sz w:val="24"/>
+        </w:rPr>
+        <w:t>C</w:t>
       </w:r>
       <w:r>
         <w:rPr>

--- a/EXPORTS/DOCX/published/niveau2/Dutch/ArubaBonaireCuracao.docx
+++ b/EXPORTS/DOCX/published/niveau2/Dutch/ArubaBonaireCuracao.docx
@@ -1264,7 +1264,6 @@
       </w:r>
       <w:r>
         <w:rPr>
-          <w:u w:val="single" w:color="0000ff"/>
           <w:rFonts w:ascii="Charis SIL Regular" w:hAnsi="Charis SIL Regular" w:eastAsia="Charis SIL Regular"/>
           <w:b w:val="0"/>
           <w:i w:val="0"/>
@@ -1549,7 +1548,7 @@
             <w:rPr>
               <w:rStyle w:val="Hyperlink"/>
             </w:rPr>
-            <w:t>Onderofficier</w:t>
+            <w:t>Onderoffici</w:t>
           </w:r>
         </w:hyperlink>
       </w:r>
@@ -1560,7 +1559,23 @@
           <w:i w:val="0"/>
           <w:color w:val="0000FF"/>
           <w:sz w:val="24"/>
-          <w:u w:val="single"/>
+        </w:rPr>
+        <w:hyperlink r:id="rId16" w:history="1">
+          <w:r>
+            <w:rPr>
+              <w:rStyle w:val="Hyperlink"/>
+            </w:rPr>
+            <w:t>er</w:t>
+          </w:r>
+        </w:hyperlink>
+      </w:r>
+      <w:r>
+        <w:rPr>
+          <w:rFonts w:ascii="Charis SIL Regular" w:hAnsi="Charis SIL Regular" w:eastAsia="Charis SIL Regular"/>
+          <w:b w:val="0"/>
+          <w:i w:val="0"/>
+          <w:color w:val="0000FF"/>
+          <w:sz w:val="24"/>
         </w:rPr>
         <w:t>en</w:t>
       </w:r>
@@ -1781,19 +1796,9 @@
             <w:rPr>
               <w:rStyle w:val="Hyperlink"/>
             </w:rPr>
-            <w:t>Ind</w:t>
+            <w:t>Indië</w:t>
           </w:r>
         </w:hyperlink>
-      </w:r>
-      <w:r>
-        <w:rPr>
-          <w:rFonts w:ascii="Charis SIL Regular" w:hAnsi="Charis SIL Regular" w:eastAsia="Charis SIL Regular"/>
-          <w:b w:val="0"/>
-          <w:i w:val="0"/>
-          <w:color w:val="0000FF"/>
-          <w:sz w:val="24"/>
-        </w:rPr>
-        <w:t>ië</w:t>
       </w:r>
       <w:r>
         <w:rPr>

--- a/EXPORTS/DOCX/published/niveau2/Dutch/ArubaBonaireCuracao.docx
+++ b/EXPORTS/DOCX/published/niveau2/Dutch/ArubaBonaireCuracao.docx
@@ -1264,6 +1264,7 @@
       </w:r>
       <w:r>
         <w:rPr>
+          <w:u w:val="single" w:color="0000ff"/>
           <w:rFonts w:ascii="Charis SIL Regular" w:hAnsi="Charis SIL Regular" w:eastAsia="Charis SIL Regular"/>
           <w:b w:val="0"/>
           <w:i w:val="0"/>
@@ -1548,7 +1549,7 @@
             <w:rPr>
               <w:rStyle w:val="Hyperlink"/>
             </w:rPr>
-            <w:t>Onderoffici</w:t>
+            <w:t>Onderofficier</w:t>
           </w:r>
         </w:hyperlink>
       </w:r>
@@ -1559,23 +1560,7 @@
           <w:i w:val="0"/>
           <w:color w:val="0000FF"/>
           <w:sz w:val="24"/>
-        </w:rPr>
-        <w:hyperlink r:id="rId16" w:history="1">
-          <w:r>
-            <w:rPr>
-              <w:rStyle w:val="Hyperlink"/>
-            </w:rPr>
-            <w:t>er</w:t>
-          </w:r>
-        </w:hyperlink>
-      </w:r>
-      <w:r>
-        <w:rPr>
-          <w:rFonts w:ascii="Charis SIL Regular" w:hAnsi="Charis SIL Regular" w:eastAsia="Charis SIL Regular"/>
-          <w:b w:val="0"/>
-          <w:i w:val="0"/>
-          <w:color w:val="0000FF"/>
-          <w:sz w:val="24"/>
+          <w:u w:val="single"/>
         </w:rPr>
         <w:t>en</w:t>
       </w:r>
@@ -1796,9 +1781,19 @@
             <w:rPr>
               <w:rStyle w:val="Hyperlink"/>
             </w:rPr>
-            <w:t>Indië</w:t>
+            <w:t>Ind</w:t>
           </w:r>
         </w:hyperlink>
+      </w:r>
+      <w:r>
+        <w:rPr>
+          <w:rFonts w:ascii="Charis SIL Regular" w:hAnsi="Charis SIL Regular" w:eastAsia="Charis SIL Regular"/>
+          <w:b w:val="0"/>
+          <w:i w:val="0"/>
+          <w:color w:val="0000FF"/>
+          <w:sz w:val="24"/>
+        </w:rPr>
+        <w:t>ië</w:t>
       </w:r>
       <w:r>
         <w:rPr>
@@ -3352,78 +3347,13 @@
       </w:r>
       <w:r>
         <w:rPr>
-          <w:u w:val="single" w:color="0000ff"/>
-          <w:rFonts w:ascii="Charis SIL Regular" w:hAnsi="Charis SIL Regular" w:eastAsia="Charis SIL Regular"/>
-          <w:b w:val="0"/>
-          <w:i w:val="0"/>
-          <w:color w:val="000000"/>
-          <w:sz w:val="24"/>
-        </w:rPr>
-        <w:hyperlink r:id="rId21" w:history="1">
-          <w:r>
-            <w:rPr>
-              <w:rStyle w:val="Hyperlink"/>
-            </w:rPr>
-            <w:t>toeg</w:t>
-          </w:r>
-        </w:hyperlink>
-      </w:r>
-      <w:r>
-        <w:rPr>
-          <w:u w:val="single" w:color="0000ff"/>
-          <w:rFonts w:ascii="Charis SIL Regular" w:hAnsi="Charis SIL Regular" w:eastAsia="Charis SIL Regular"/>
-          <w:b w:val="0"/>
-          <w:i w:val="0"/>
-          <w:color w:val="000000"/>
-          <w:sz w:val="24"/>
-        </w:rPr>
-        <w:hyperlink r:id="rId21" w:history="1">
-          <w:r>
-            <w:rPr>
-              <w:rStyle w:val="Hyperlink"/>
-            </w:rPr>
-            <w:t>ankelijk</w:t>
-          </w:r>
-        </w:hyperlink>
-      </w:r>
-      <w:r>
-        <w:rPr>
-          <w:u w:val="single" w:color="0000ff"/>
-          <w:rFonts w:ascii="Charis SIL Regular" w:hAnsi="Charis SIL Regular" w:eastAsia="Charis SIL Regular"/>
-          <w:b w:val="0"/>
-          <w:i w:val="0"/>
-          <w:color w:val="000000"/>
-          <w:sz w:val="24"/>
-        </w:rPr>
-        <w:t xml:space="preserve"> </w:t>
-      </w:r>
-      <w:r>
-        <w:rPr>
-          <w:u w:val="single" w:color="0000ff"/>
-          <w:rFonts w:ascii="Charis SIL Regular" w:hAnsi="Charis SIL Regular" w:eastAsia="Charis SIL Regular"/>
-          <w:b w:val="0"/>
-          <w:i w:val="0"/>
-          <w:color w:val="000000"/>
-          <w:sz w:val="24"/>
-        </w:rPr>
-        <w:hyperlink r:id="rId21" w:history="1">
-          <w:r>
-            <w:rPr>
-              <w:rStyle w:val="Hyperlink"/>
-            </w:rPr>
-            <w:t>gemaak</w:t>
-          </w:r>
-        </w:hyperlink>
-      </w:r>
-      <w:r>
-        <w:rPr>
-          <w:rFonts w:ascii="Charis SIL Regular" w:hAnsi="Charis SIL Regular" w:eastAsia="Charis SIL Regular"/>
-          <w:b w:val="0"/>
-          <w:i w:val="0"/>
-          <w:color w:val="000000"/>
-          <w:sz w:val="24"/>
-        </w:rPr>
-        <w:t xml:space="preserve">t. De collectie is zowel bereikbaar via de </w:t>
+          <w:rFonts w:ascii="Charis SIL Regular" w:hAnsi="Charis SIL Regular" w:eastAsia="Charis SIL Regular"/>
+          <w:b w:val="0"/>
+          <w:i w:val="0"/>
+          <w:color w:val="000000"/>
+          <w:sz w:val="24"/>
+        </w:rPr>
+        <w:t xml:space="preserve">toegankelijk gemaakt. De collectie is zowel bereikbaar via de </w:t>
       </w:r>
       <w:r>
         <w:rPr>
@@ -4461,43 +4391,7 @@
           <w:color w:val="000000"/>
           <w:sz w:val="24"/>
         </w:rPr>
-        <w:t xml:space="preserve">•  </w:t>
-      </w:r>
-      <w:r>
-        <w:rPr>
-          <w:u w:val="single" w:color="0000ff"/>
-          <w:rFonts w:ascii="Charis SIL Regular" w:hAnsi="Charis SIL Regular" w:eastAsia="Charis SIL Regular"/>
-          <w:b w:val="0"/>
-          <w:i w:val="0"/>
-          <w:color w:val="000000"/>
-          <w:sz w:val="24"/>
-        </w:rPr>
-        <w:hyperlink r:id="rId28" w:history="1">
-          <w:r>
-            <w:rPr>
-              <w:rStyle w:val="Hyperlink"/>
-            </w:rPr>
-            <w:t>De zoe</w:t>
-          </w:r>
-        </w:hyperlink>
-      </w:r>
-      <w:r>
-        <w:rPr>
-          <w:u w:val="single" w:color="0000ff"/>
-          <w:rFonts w:ascii="Charis SIL Regular" w:hAnsi="Charis SIL Regular" w:eastAsia="Charis SIL Regular"/>
-          <w:b w:val="0"/>
-          <w:i w:val="0"/>
-          <w:color w:val="000000"/>
-          <w:sz w:val="24"/>
-        </w:rPr>
-        <w:hyperlink r:id="rId28" w:history="1">
-          <w:r>
-            <w:rPr>
-              <w:rStyle w:val="Hyperlink"/>
-            </w:rPr>
-            <w:t xml:space="preserve">khulp </w:t>
-          </w:r>
-        </w:hyperlink>
+        <w:t xml:space="preserve">•  De zoekhulp </w:t>
       </w:r>
       <w:r>
         <w:rPr>
@@ -4705,6 +4599,7 @@
       </w:r>
       <w:r>
         <w:rPr>
+          <w:u w:val="single" w:color="0000ff"/>
           <w:rFonts w:ascii="Charis SIL Regular" w:hAnsi="Charis SIL Regular" w:eastAsia="Charis SIL Regular"/>
           <w:b w:val="0"/>
           <w:i w:val="0"/>
@@ -7065,6 +6960,7 @@
           <w:i w:val="0"/>
           <w:color w:val="0000FF"/>
           <w:sz w:val="24"/>
+          <w:u w:val="single"/>
         </w:rPr>
         <w:t xml:space="preserve"> </w:t>
       </w:r>
@@ -7310,6 +7206,7 @@
       </w:r>
       <w:r>
         <w:rPr>
+          <w:u w:val="single" w:color="0000ff"/>
           <w:rFonts w:ascii="Charis SIL Regular" w:hAnsi="Charis SIL Regular" w:eastAsia="Charis SIL Regular"/>
           <w:b w:val="0"/>
           <w:i w:val="0"/>
@@ -9587,7 +9484,7 @@
         <w:autoSpaceDN w:val="0"/>
         <w:autoSpaceDE w:val="0"/>
         <w:widowControl/>
-        <w:spacing w:line="538" w:lineRule="exact" w:before="478" w:after="0"/>
+        <w:spacing w:line="538" w:lineRule="exact" w:before="458" w:after="0"/>
         <w:ind w:left="0" w:right="0" w:firstLine="0"/>
         <w:jc w:val="left"/>
       </w:pPr>

--- a/EXPORTS/DOCX/published/niveau2/Dutch/ArubaBonaireCuracao.docx
+++ b/EXPORTS/DOCX/published/niveau2/Dutch/ArubaBonaireCuracao.docx
@@ -1589,7 +1589,7 @@
             <w:rPr>
               <w:rStyle w:val="Hyperlink"/>
             </w:rPr>
-            <w:t>en</w:t>
+            <w:t>e</w:t>
           </w:r>
         </w:hyperlink>
       </w:r>
@@ -1600,9 +1600,8 @@
           <w:i w:val="0"/>
           <w:color w:val="0000FF"/>
           <w:sz w:val="24"/>
-          <w:u w:val="single"/>
-        </w:rPr>
-        <w:t xml:space="preserve"> </w:t>
+        </w:rPr>
+        <w:t xml:space="preserve">n </w:t>
       </w:r>
       <w:r>
         <w:rPr>
@@ -1781,19 +1780,9 @@
             <w:rPr>
               <w:rStyle w:val="Hyperlink"/>
             </w:rPr>
-            <w:t>Ind</w:t>
+            <w:t>Indië</w:t>
           </w:r>
         </w:hyperlink>
-      </w:r>
-      <w:r>
-        <w:rPr>
-          <w:rFonts w:ascii="Charis SIL Regular" w:hAnsi="Charis SIL Regular" w:eastAsia="Charis SIL Regular"/>
-          <w:b w:val="0"/>
-          <w:i w:val="0"/>
-          <w:color w:val="0000FF"/>
-          <w:sz w:val="24"/>
-        </w:rPr>
-        <w:t>ië</w:t>
       </w:r>
       <w:r>
         <w:rPr>
@@ -3347,13 +3336,78 @@
       </w:r>
       <w:r>
         <w:rPr>
-          <w:rFonts w:ascii="Charis SIL Regular" w:hAnsi="Charis SIL Regular" w:eastAsia="Charis SIL Regular"/>
-          <w:b w:val="0"/>
-          <w:i w:val="0"/>
-          <w:color w:val="000000"/>
-          <w:sz w:val="24"/>
-        </w:rPr>
-        <w:t xml:space="preserve">toegankelijk gemaakt. De collectie is zowel bereikbaar via de </w:t>
+          <w:u w:val="single" w:color="0000ff"/>
+          <w:rFonts w:ascii="Charis SIL Regular" w:hAnsi="Charis SIL Regular" w:eastAsia="Charis SIL Regular"/>
+          <w:b w:val="0"/>
+          <w:i w:val="0"/>
+          <w:color w:val="000000"/>
+          <w:sz w:val="24"/>
+        </w:rPr>
+        <w:hyperlink r:id="rId21" w:history="1">
+          <w:r>
+            <w:rPr>
+              <w:rStyle w:val="Hyperlink"/>
+            </w:rPr>
+            <w:t>toeg</w:t>
+          </w:r>
+        </w:hyperlink>
+      </w:r>
+      <w:r>
+        <w:rPr>
+          <w:u w:val="single" w:color="0000ff"/>
+          <w:rFonts w:ascii="Charis SIL Regular" w:hAnsi="Charis SIL Regular" w:eastAsia="Charis SIL Regular"/>
+          <w:b w:val="0"/>
+          <w:i w:val="0"/>
+          <w:color w:val="000000"/>
+          <w:sz w:val="24"/>
+        </w:rPr>
+        <w:hyperlink r:id="rId21" w:history="1">
+          <w:r>
+            <w:rPr>
+              <w:rStyle w:val="Hyperlink"/>
+            </w:rPr>
+            <w:t>ankelijk</w:t>
+          </w:r>
+        </w:hyperlink>
+      </w:r>
+      <w:r>
+        <w:rPr>
+          <w:u w:val="single" w:color="0000ff"/>
+          <w:rFonts w:ascii="Charis SIL Regular" w:hAnsi="Charis SIL Regular" w:eastAsia="Charis SIL Regular"/>
+          <w:b w:val="0"/>
+          <w:i w:val="0"/>
+          <w:color w:val="000000"/>
+          <w:sz w:val="24"/>
+        </w:rPr>
+        <w:t xml:space="preserve"> </w:t>
+      </w:r>
+      <w:r>
+        <w:rPr>
+          <w:u w:val="single" w:color="0000ff"/>
+          <w:rFonts w:ascii="Charis SIL Regular" w:hAnsi="Charis SIL Regular" w:eastAsia="Charis SIL Regular"/>
+          <w:b w:val="0"/>
+          <w:i w:val="0"/>
+          <w:color w:val="000000"/>
+          <w:sz w:val="24"/>
+        </w:rPr>
+        <w:hyperlink r:id="rId21" w:history="1">
+          <w:r>
+            <w:rPr>
+              <w:rStyle w:val="Hyperlink"/>
+            </w:rPr>
+            <w:t>gemaak</w:t>
+          </w:r>
+        </w:hyperlink>
+      </w:r>
+      <w:r>
+        <w:rPr>
+          <w:rFonts w:ascii="Charis SIL Regular" w:hAnsi="Charis SIL Regular" w:eastAsia="Charis SIL Regular"/>
+          <w:b w:val="0"/>
+          <w:i w:val="0"/>
+          <w:color w:val="000000"/>
+          <w:sz w:val="24"/>
+        </w:rPr>
+        <w:t xml:space="preserve">t. De collectie is zowel bereikbaar via de </w:t>
       </w:r>
       <w:r>
         <w:rPr>
@@ -3601,72 +3655,7 @@
           <w:color w:val="000000"/>
           <w:sz w:val="24"/>
         </w:rPr>
-        <w:t>. Niet alleen c</w:t>
-      </w:r>
-      <w:r>
-        <w:rPr>
-          <w:u w:val="single" w:color="0000ff"/>
-          <w:rFonts w:ascii="Charis SIL Regular" w:hAnsi="Charis SIL Regular" w:eastAsia="Charis SIL Regular"/>
-          <w:b w:val="0"/>
-          <w:i w:val="0"/>
-          <w:color w:val="000000"/>
-          <w:sz w:val="24"/>
-        </w:rPr>
-        <w:hyperlink r:id="rId22" w:history="1">
-          <w:r>
-            <w:rPr>
-              <w:rStyle w:val="Hyperlink"/>
-            </w:rPr>
-            <w:t>ollecties</w:t>
-          </w:r>
-        </w:hyperlink>
-      </w:r>
-      <w:r>
-        <w:rPr>
-          <w:u w:val="single" w:color="0000ff"/>
-          <w:rFonts w:ascii="Charis SIL Regular" w:hAnsi="Charis SIL Regular" w:eastAsia="Charis SIL Regular"/>
-          <w:b w:val="0"/>
-          <w:i w:val="0"/>
-          <w:color w:val="000000"/>
-          <w:sz w:val="24"/>
-        </w:rPr>
-        <w:t xml:space="preserve"> </w:t>
-      </w:r>
-      <w:r>
-        <w:rPr>
-          <w:u w:val="single" w:color="0000ff"/>
-          <w:rFonts w:ascii="Charis SIL Regular" w:hAnsi="Charis SIL Regular" w:eastAsia="Charis SIL Regular"/>
-          <w:b w:val="0"/>
-          <w:i w:val="0"/>
-          <w:color w:val="000000"/>
-          <w:sz w:val="24"/>
-        </w:rPr>
-        <w:hyperlink r:id="rId22" w:history="1">
-          <w:r>
-            <w:rPr>
-              <w:rStyle w:val="Hyperlink"/>
-            </w:rPr>
-            <w:t xml:space="preserve">die </w:t>
-          </w:r>
-        </w:hyperlink>
-      </w:r>
-      <w:r>
-        <w:rPr>
-          <w:u w:val="single" w:color="0000ff"/>
-          <w:rFonts w:ascii="Charis SIL Regular" w:hAnsi="Charis SIL Regular" w:eastAsia="Charis SIL Regular"/>
-          <w:b w:val="0"/>
-          <w:i w:val="0"/>
-          <w:color w:val="000000"/>
-          <w:sz w:val="24"/>
-        </w:rPr>
-        <w:hyperlink r:id="rId22" w:history="1">
-          <w:r>
-            <w:rPr>
-              <w:rStyle w:val="Hyperlink"/>
-            </w:rPr>
-            <w:t>zich</w:t>
-          </w:r>
-        </w:hyperlink>
+        <w:t>. Niet alleen collecties die zich</w:t>
       </w:r>
       <w:r>
         <w:rPr>
@@ -4391,7 +4380,43 @@
           <w:color w:val="000000"/>
           <w:sz w:val="24"/>
         </w:rPr>
-        <w:t xml:space="preserve">•  De zoekhulp </w:t>
+        <w:t xml:space="preserve">•  </w:t>
+      </w:r>
+      <w:r>
+        <w:rPr>
+          <w:u w:val="single" w:color="0000ff"/>
+          <w:rFonts w:ascii="Charis SIL Regular" w:hAnsi="Charis SIL Regular" w:eastAsia="Charis SIL Regular"/>
+          <w:b w:val="0"/>
+          <w:i w:val="0"/>
+          <w:color w:val="000000"/>
+          <w:sz w:val="24"/>
+        </w:rPr>
+        <w:hyperlink r:id="rId28" w:history="1">
+          <w:r>
+            <w:rPr>
+              <w:rStyle w:val="Hyperlink"/>
+            </w:rPr>
+            <w:t>De zoe</w:t>
+          </w:r>
+        </w:hyperlink>
+      </w:r>
+      <w:r>
+        <w:rPr>
+          <w:u w:val="single" w:color="0000ff"/>
+          <w:rFonts w:ascii="Charis SIL Regular" w:hAnsi="Charis SIL Regular" w:eastAsia="Charis SIL Regular"/>
+          <w:b w:val="0"/>
+          <w:i w:val="0"/>
+          <w:color w:val="000000"/>
+          <w:sz w:val="24"/>
+        </w:rPr>
+        <w:hyperlink r:id="rId28" w:history="1">
+          <w:r>
+            <w:rPr>
+              <w:rStyle w:val="Hyperlink"/>
+            </w:rPr>
+            <w:t xml:space="preserve">khulp </w:t>
+          </w:r>
+        </w:hyperlink>
       </w:r>
       <w:r>
         <w:rPr>
@@ -4599,7 +4624,6 @@
       </w:r>
       <w:r>
         <w:rPr>
-          <w:u w:val="single" w:color="0000ff"/>
           <w:rFonts w:ascii="Charis SIL Regular" w:hAnsi="Charis SIL Regular" w:eastAsia="Charis SIL Regular"/>
           <w:b w:val="0"/>
           <w:i w:val="0"/>
@@ -6960,7 +6984,6 @@
           <w:i w:val="0"/>
           <w:color w:val="0000FF"/>
           <w:sz w:val="24"/>
-          <w:u w:val="single"/>
         </w:rPr>
         <w:t xml:space="preserve"> </w:t>
       </w:r>
@@ -7206,7 +7229,6 @@
       </w:r>
       <w:r>
         <w:rPr>
-          <w:u w:val="single" w:color="0000ff"/>
           <w:rFonts w:ascii="Charis SIL Regular" w:hAnsi="Charis SIL Regular" w:eastAsia="Charis SIL Regular"/>
           <w:b w:val="0"/>
           <w:i w:val="0"/>

--- a/EXPORTS/DOCX/published/niveau2/Dutch/ArubaBonaireCuracao.docx
+++ b/EXPORTS/DOCX/published/niveau2/Dutch/ArubaBonaireCuracao.docx
@@ -1589,7 +1589,7 @@
             <w:rPr>
               <w:rStyle w:val="Hyperlink"/>
             </w:rPr>
-            <w:t>e</w:t>
+            <w:t>en</w:t>
           </w:r>
         </w:hyperlink>
       </w:r>
@@ -1600,8 +1600,9 @@
           <w:i w:val="0"/>
           <w:color w:val="0000FF"/>
           <w:sz w:val="24"/>
-        </w:rPr>
-        <w:t xml:space="preserve">n </w:t>
+          <w:u w:val="single"/>
+        </w:rPr>
+        <w:t xml:space="preserve"> </w:t>
       </w:r>
       <w:r>
         <w:rPr>
@@ -1675,7 +1676,7 @@
             <w:rPr>
               <w:rStyle w:val="Hyperlink"/>
             </w:rPr>
-            <w:t>het</w:t>
+            <w:t>he</w:t>
           </w:r>
         </w:hyperlink>
       </w:r>
@@ -1686,9 +1687,8 @@
           <w:i w:val="0"/>
           <w:color w:val="0000FF"/>
           <w:sz w:val="24"/>
-          <w:u w:val="single"/>
-        </w:rPr>
-        <w:t xml:space="preserve"> </w:t>
+        </w:rPr>
+        <w:t xml:space="preserve">t </w:t>
       </w:r>
       <w:r>
         <w:rPr>
@@ -3655,7 +3655,72 @@
           <w:color w:val="000000"/>
           <w:sz w:val="24"/>
         </w:rPr>
-        <w:t>. Niet alleen collecties die zich</w:t>
+        <w:t>. Niet alleen c</w:t>
+      </w:r>
+      <w:r>
+        <w:rPr>
+          <w:u w:val="single" w:color="0000ff"/>
+          <w:rFonts w:ascii="Charis SIL Regular" w:hAnsi="Charis SIL Regular" w:eastAsia="Charis SIL Regular"/>
+          <w:b w:val="0"/>
+          <w:i w:val="0"/>
+          <w:color w:val="000000"/>
+          <w:sz w:val="24"/>
+        </w:rPr>
+        <w:hyperlink r:id="rId22" w:history="1">
+          <w:r>
+            <w:rPr>
+              <w:rStyle w:val="Hyperlink"/>
+            </w:rPr>
+            <w:t>ollecties</w:t>
+          </w:r>
+        </w:hyperlink>
+      </w:r>
+      <w:r>
+        <w:rPr>
+          <w:u w:val="single" w:color="0000ff"/>
+          <w:rFonts w:ascii="Charis SIL Regular" w:hAnsi="Charis SIL Regular" w:eastAsia="Charis SIL Regular"/>
+          <w:b w:val="0"/>
+          <w:i w:val="0"/>
+          <w:color w:val="000000"/>
+          <w:sz w:val="24"/>
+        </w:rPr>
+        <w:t xml:space="preserve"> </w:t>
+      </w:r>
+      <w:r>
+        <w:rPr>
+          <w:u w:val="single" w:color="0000ff"/>
+          <w:rFonts w:ascii="Charis SIL Regular" w:hAnsi="Charis SIL Regular" w:eastAsia="Charis SIL Regular"/>
+          <w:b w:val="0"/>
+          <w:i w:val="0"/>
+          <w:color w:val="000000"/>
+          <w:sz w:val="24"/>
+        </w:rPr>
+        <w:hyperlink r:id="rId22" w:history="1">
+          <w:r>
+            <w:rPr>
+              <w:rStyle w:val="Hyperlink"/>
+            </w:rPr>
+            <w:t xml:space="preserve">die </w:t>
+          </w:r>
+        </w:hyperlink>
+      </w:r>
+      <w:r>
+        <w:rPr>
+          <w:u w:val="single" w:color="0000ff"/>
+          <w:rFonts w:ascii="Charis SIL Regular" w:hAnsi="Charis SIL Regular" w:eastAsia="Charis SIL Regular"/>
+          <w:b w:val="0"/>
+          <w:i w:val="0"/>
+          <w:color w:val="000000"/>
+          <w:sz w:val="24"/>
+        </w:rPr>
+        <w:hyperlink r:id="rId22" w:history="1">
+          <w:r>
+            <w:rPr>
+              <w:rStyle w:val="Hyperlink"/>
+            </w:rPr>
+            <w:t>zich</w:t>
+          </w:r>
+        </w:hyperlink>
       </w:r>
       <w:r>
         <w:rPr>
@@ -6984,6 +7049,7 @@
           <w:i w:val="0"/>
           <w:color w:val="0000FF"/>
           <w:sz w:val="24"/>
+          <w:u w:val="single"/>
         </w:rPr>
         <w:t xml:space="preserve"> </w:t>
       </w:r>
@@ -6996,7 +7062,7 @@
           <w:sz w:val="24"/>
           <w:u w:val="single"/>
         </w:rPr>
-        <w:hyperlink r:id="rId35" w:history="1">
+        <w:hyperlink r:id="rId36" w:history="1">
           <w:r>
             <w:rPr>
               <w:rStyle w:val="Hyperlink"/>
@@ -7007,93 +7073,13 @@
       </w:r>
       <w:r>
         <w:rPr>
-          <w:u w:val="single" w:color="0000ff"/>
-          <w:rFonts w:ascii="Charis SIL Regular" w:hAnsi="Charis SIL Regular" w:eastAsia="Charis SIL Regular"/>
-          <w:b w:val="0"/>
-          <w:i w:val="0"/>
-          <w:color w:val="000000"/>
-          <w:sz w:val="24"/>
-        </w:rPr>
-        <w:hyperlink r:id="rId35" w:history="1">
-          <w:r>
-            <w:rPr>
-              <w:rStyle w:val="Hyperlink"/>
-            </w:rPr>
-            <w:t xml:space="preserve"> d</w:t>
-          </w:r>
-        </w:hyperlink>
-      </w:r>
-      <w:r>
-        <w:rPr>
-          <w:u w:val="single" w:color="0000ff"/>
-          <w:rFonts w:ascii="Charis SIL Regular" w:hAnsi="Charis SIL Regular" w:eastAsia="Charis SIL Regular"/>
-          <w:b w:val="0"/>
-          <w:i w:val="0"/>
-          <w:color w:val="000000"/>
-          <w:sz w:val="24"/>
-        </w:rPr>
-        <w:hyperlink r:id="rId35" w:history="1">
-          <w:r>
-            <w:rPr>
-              <w:rStyle w:val="Hyperlink"/>
-            </w:rPr>
-            <w:t>i</w:t>
-          </w:r>
-        </w:hyperlink>
-      </w:r>
-      <w:r>
-        <w:rPr>
-          <w:u w:val="single" w:color="0000ff"/>
-          <w:rFonts w:ascii="Charis SIL Regular" w:hAnsi="Charis SIL Regular" w:eastAsia="Charis SIL Regular"/>
-          <w:b w:val="0"/>
-          <w:i w:val="0"/>
-          <w:color w:val="000000"/>
-          <w:sz w:val="24"/>
-        </w:rPr>
-        <w:hyperlink r:id="rId35" w:history="1">
-          <w:r>
-            <w:rPr>
-              <w:rStyle w:val="Hyperlink"/>
-            </w:rPr>
-            <w:t>e r</w:t>
-          </w:r>
-        </w:hyperlink>
-      </w:r>
-      <w:r>
-        <w:rPr>
-          <w:u w:val="single" w:color="0000ff"/>
-          <w:rFonts w:ascii="Charis SIL Regular" w:hAnsi="Charis SIL Regular" w:eastAsia="Charis SIL Regular"/>
-          <w:b w:val="0"/>
-          <w:i w:val="0"/>
-          <w:color w:val="000000"/>
-          <w:sz w:val="24"/>
-        </w:rPr>
-        <w:hyperlink r:id="rId35" w:history="1">
-          <w:r>
-            <w:rPr>
-              <w:rStyle w:val="Hyperlink"/>
-            </w:rPr>
-            <w:t>e</w:t>
-          </w:r>
-        </w:hyperlink>
-      </w:r>
-      <w:r>
-        <w:rPr>
-          <w:u w:val="single" w:color="0000ff"/>
-          <w:rFonts w:ascii="Charis SIL Regular" w:hAnsi="Charis SIL Regular" w:eastAsia="Charis SIL Regular"/>
-          <w:b w:val="0"/>
-          <w:i w:val="0"/>
-          <w:color w:val="000000"/>
-          <w:sz w:val="24"/>
-        </w:rPr>
-        <w:hyperlink r:id="rId35" w:history="1">
-          <w:r>
-            <w:rPr>
-              <w:rStyle w:val="Hyperlink"/>
-            </w:rPr>
-            <w:t>levant kunnen zijn v</w:t>
-          </w:r>
-        </w:hyperlink>
+          <w:rFonts w:ascii="Charis SIL Regular" w:hAnsi="Charis SIL Regular" w:eastAsia="Charis SIL Regular"/>
+          <w:b w:val="0"/>
+          <w:i w:val="0"/>
+          <w:color w:val="000000"/>
+          <w:sz w:val="24"/>
+        </w:rPr>
+        <w:t xml:space="preserve"> die relevant kunnen zijn v</w:t>
       </w:r>
       <w:r>
         <w:rPr>

--- a/EXPORTS/DOCX/published/niveau2/Dutch/ArubaBonaireCuracao.docx
+++ b/EXPORTS/DOCX/published/niveau2/Dutch/ArubaBonaireCuracao.docx
@@ -1549,7 +1549,7 @@
             <w:rPr>
               <w:rStyle w:val="Hyperlink"/>
             </w:rPr>
-            <w:t>Onderofficier</w:t>
+            <w:t>Onderoffici</w:t>
           </w:r>
         </w:hyperlink>
       </w:r>
@@ -1561,6 +1561,16 @@
           <w:color w:val="0000FF"/>
           <w:sz w:val="24"/>
           <w:u w:val="single"/>
+        </w:rPr>
+        <w:t>er</w:t>
+      </w:r>
+      <w:r>
+        <w:rPr>
+          <w:rFonts w:ascii="Charis SIL Regular" w:hAnsi="Charis SIL Regular" w:eastAsia="Charis SIL Regular"/>
+          <w:b w:val="0"/>
+          <w:i w:val="0"/>
+          <w:color w:val="0000FF"/>
+          <w:sz w:val="24"/>
         </w:rPr>
         <w:t>en</w:t>
       </w:r>
@@ -1676,7 +1686,7 @@
             <w:rPr>
               <w:rStyle w:val="Hyperlink"/>
             </w:rPr>
-            <w:t>he</w:t>
+            <w:t>het</w:t>
           </w:r>
         </w:hyperlink>
       </w:r>
@@ -1687,8 +1697,9 @@
           <w:i w:val="0"/>
           <w:color w:val="0000FF"/>
           <w:sz w:val="24"/>
-        </w:rPr>
-        <w:t xml:space="preserve">t </w:t>
+          <w:u w:val="single"/>
+        </w:rPr>
+        <w:t xml:space="preserve"> </w:t>
       </w:r>
       <w:r>
         <w:rPr>
@@ -7073,13 +7084,93 @@
       </w:r>
       <w:r>
         <w:rPr>
-          <w:rFonts w:ascii="Charis SIL Regular" w:hAnsi="Charis SIL Regular" w:eastAsia="Charis SIL Regular"/>
-          <w:b w:val="0"/>
-          <w:i w:val="0"/>
-          <w:color w:val="000000"/>
-          <w:sz w:val="24"/>
-        </w:rPr>
-        <w:t xml:space="preserve"> die relevant kunnen zijn v</w:t>
+          <w:u w:val="single" w:color="0000ff"/>
+          <w:rFonts w:ascii="Charis SIL Regular" w:hAnsi="Charis SIL Regular" w:eastAsia="Charis SIL Regular"/>
+          <w:b w:val="0"/>
+          <w:i w:val="0"/>
+          <w:color w:val="000000"/>
+          <w:sz w:val="24"/>
+        </w:rPr>
+        <w:hyperlink r:id="rId35" w:history="1">
+          <w:r>
+            <w:rPr>
+              <w:rStyle w:val="Hyperlink"/>
+            </w:rPr>
+            <w:t xml:space="preserve"> d</w:t>
+          </w:r>
+        </w:hyperlink>
+      </w:r>
+      <w:r>
+        <w:rPr>
+          <w:u w:val="single" w:color="0000ff"/>
+          <w:rFonts w:ascii="Charis SIL Regular" w:hAnsi="Charis SIL Regular" w:eastAsia="Charis SIL Regular"/>
+          <w:b w:val="0"/>
+          <w:i w:val="0"/>
+          <w:color w:val="000000"/>
+          <w:sz w:val="24"/>
+        </w:rPr>
+        <w:hyperlink r:id="rId35" w:history="1">
+          <w:r>
+            <w:rPr>
+              <w:rStyle w:val="Hyperlink"/>
+            </w:rPr>
+            <w:t>i</w:t>
+          </w:r>
+        </w:hyperlink>
+      </w:r>
+      <w:r>
+        <w:rPr>
+          <w:u w:val="single" w:color="0000ff"/>
+          <w:rFonts w:ascii="Charis SIL Regular" w:hAnsi="Charis SIL Regular" w:eastAsia="Charis SIL Regular"/>
+          <w:b w:val="0"/>
+          <w:i w:val="0"/>
+          <w:color w:val="000000"/>
+          <w:sz w:val="24"/>
+        </w:rPr>
+        <w:hyperlink r:id="rId35" w:history="1">
+          <w:r>
+            <w:rPr>
+              <w:rStyle w:val="Hyperlink"/>
+            </w:rPr>
+            <w:t>e r</w:t>
+          </w:r>
+        </w:hyperlink>
+      </w:r>
+      <w:r>
+        <w:rPr>
+          <w:u w:val="single" w:color="0000ff"/>
+          <w:rFonts w:ascii="Charis SIL Regular" w:hAnsi="Charis SIL Regular" w:eastAsia="Charis SIL Regular"/>
+          <w:b w:val="0"/>
+          <w:i w:val="0"/>
+          <w:color w:val="000000"/>
+          <w:sz w:val="24"/>
+        </w:rPr>
+        <w:hyperlink r:id="rId35" w:history="1">
+          <w:r>
+            <w:rPr>
+              <w:rStyle w:val="Hyperlink"/>
+            </w:rPr>
+            <w:t>e</w:t>
+          </w:r>
+        </w:hyperlink>
+      </w:r>
+      <w:r>
+        <w:rPr>
+          <w:u w:val="single" w:color="0000ff"/>
+          <w:rFonts w:ascii="Charis SIL Regular" w:hAnsi="Charis SIL Regular" w:eastAsia="Charis SIL Regular"/>
+          <w:b w:val="0"/>
+          <w:i w:val="0"/>
+          <w:color w:val="000000"/>
+          <w:sz w:val="24"/>
+        </w:rPr>
+        <w:hyperlink r:id="rId35" w:history="1">
+          <w:r>
+            <w:rPr>
+              <w:rStyle w:val="Hyperlink"/>
+            </w:rPr>
+            <w:t>levant kunnen zijn v</w:t>
+          </w:r>
+        </w:hyperlink>
       </w:r>
       <w:r>
         <w:rPr>
@@ -7175,14 +7266,7 @@
           <w:color w:val="000000"/>
           <w:sz w:val="24"/>
         </w:rPr>
-        <w:hyperlink r:id="rId36" w:history="1">
-          <w:r>
-            <w:rPr>
-              <w:rStyle w:val="Hyperlink"/>
-            </w:rPr>
-            <w:t>slavernijverled</w:t>
-          </w:r>
-        </w:hyperlink>
+        <w:t>slavernijverled</w:t>
       </w:r>
       <w:r>
         <w:rPr>
@@ -7215,6 +7299,7 @@
       </w:r>
       <w:r>
         <w:rPr>
+          <w:u w:val="single" w:color="0000ff"/>
           <w:rFonts w:ascii="Charis SIL Regular" w:hAnsi="Charis SIL Regular" w:eastAsia="Charis SIL Regular"/>
           <w:b w:val="0"/>
           <w:i w:val="0"/>

--- a/EXPORTS/DOCX/published/niveau2/Dutch/ArubaBonaireCuracao.docx
+++ b/EXPORTS/DOCX/published/niveau2/Dutch/ArubaBonaireCuracao.docx
@@ -1549,7 +1549,7 @@
             <w:rPr>
               <w:rStyle w:val="Hyperlink"/>
             </w:rPr>
-            <w:t>Onderoffici</w:t>
+            <w:t>Onderofficier</w:t>
           </w:r>
         </w:hyperlink>
       </w:r>
@@ -1561,16 +1561,6 @@
           <w:color w:val="0000FF"/>
           <w:sz w:val="24"/>
           <w:u w:val="single"/>
-        </w:rPr>
-        <w:t>er</w:t>
-      </w:r>
-      <w:r>
-        <w:rPr>
-          <w:rFonts w:ascii="Charis SIL Regular" w:hAnsi="Charis SIL Regular" w:eastAsia="Charis SIL Regular"/>
-          <w:b w:val="0"/>
-          <w:i w:val="0"/>
-          <w:color w:val="0000FF"/>
-          <w:sz w:val="24"/>
         </w:rPr>
         <w:t>en</w:t>
       </w:r>
@@ -1628,9 +1618,19 @@
             <w:rPr>
               <w:rStyle w:val="Hyperlink"/>
             </w:rPr>
-            <w:t>soldaten</w:t>
+            <w:t>soldat</w:t>
           </w:r>
         </w:hyperlink>
+      </w:r>
+      <w:r>
+        <w:rPr>
+          <w:rFonts w:ascii="Charis SIL Regular" w:hAnsi="Charis SIL Regular" w:eastAsia="Charis SIL Regular"/>
+          <w:b w:val="0"/>
+          <w:i w:val="0"/>
+          <w:color w:val="0000FF"/>
+          <w:sz w:val="24"/>
+        </w:rPr>
+        <w:t>en</w:t>
       </w:r>
       <w:r>
         <w:rPr>
@@ -4330,6 +4330,7 @@
           <w:i w:val="0"/>
           <w:color w:val="0000FF"/>
           <w:sz w:val="24"/>
+          <w:u w:val="single"/>
         </w:rPr>
         <w:t>A</w:t>
       </w:r>
@@ -4467,32 +4468,7 @@
           <w:color w:val="000000"/>
           <w:sz w:val="24"/>
         </w:rPr>
-        <w:hyperlink r:id="rId28" w:history="1">
-          <w:r>
-            <w:rPr>
-              <w:rStyle w:val="Hyperlink"/>
-            </w:rPr>
-            <w:t>De zoe</w:t>
-          </w:r>
-        </w:hyperlink>
-      </w:r>
-      <w:r>
-        <w:rPr>
-          <w:u w:val="single" w:color="0000ff"/>
-          <w:rFonts w:ascii="Charis SIL Regular" w:hAnsi="Charis SIL Regular" w:eastAsia="Charis SIL Regular"/>
-          <w:b w:val="0"/>
-          <w:i w:val="0"/>
-          <w:color w:val="000000"/>
-          <w:sz w:val="24"/>
-        </w:rPr>
-        <w:hyperlink r:id="rId28" w:history="1">
-          <w:r>
-            <w:rPr>
-              <w:rStyle w:val="Hyperlink"/>
-            </w:rPr>
-            <w:t xml:space="preserve">khulp </w:t>
-          </w:r>
-        </w:hyperlink>
+        <w:t xml:space="preserve">De zoekhulp </w:t>
       </w:r>
       <w:r>
         <w:rPr>
@@ -4503,7 +4479,7 @@
           <w:sz w:val="24"/>
           <w:u w:val="single"/>
         </w:rPr>
-        <w:hyperlink r:id="rId28" w:history="1">
+        <w:hyperlink r:id="rId15" w:history="1">
           <w:r>
             <w:rPr>
               <w:rStyle w:val="Hyperlink"/>
@@ -4521,7 +4497,7 @@
           <w:sz w:val="24"/>
           <w:u w:val="single"/>
         </w:rPr>
-        <w:hyperlink r:id="rId28" w:history="1">
+        <w:hyperlink r:id="rId15" w:history="1">
           <w:r>
             <w:rPr>
               <w:rStyle w:val="Hyperlink"/>
@@ -4550,7 +4526,7 @@
           <w:sz w:val="24"/>
           <w:u w:val="single"/>
         </w:rPr>
-        <w:hyperlink r:id="rId28" w:history="1">
+        <w:hyperlink r:id="rId15" w:history="1">
           <w:r>
             <w:rPr>
               <w:rStyle w:val="Hyperlink"/>
@@ -4579,7 +4555,7 @@
           <w:sz w:val="24"/>
           <w:u w:val="single"/>
         </w:rPr>
-        <w:hyperlink r:id="rId28" w:history="1">
+        <w:hyperlink r:id="rId15" w:history="1">
           <w:r>
             <w:rPr>
               <w:rStyle w:val="Hyperlink"/>
@@ -4597,7 +4573,7 @@
           <w:sz w:val="24"/>
           <w:u w:val="single"/>
         </w:rPr>
-        <w:hyperlink r:id="rId28" w:history="1">
+        <w:hyperlink r:id="rId15" w:history="1">
           <w:r>
             <w:rPr>
               <w:rStyle w:val="Hyperlink"/>
@@ -4615,7 +4591,7 @@
           <w:sz w:val="24"/>
           <w:u w:val="single"/>
         </w:rPr>
-        <w:hyperlink r:id="rId28" w:history="1">
+        <w:hyperlink r:id="rId15" w:history="1">
           <w:r>
             <w:rPr>
               <w:rStyle w:val="Hyperlink"/>
@@ -7060,20 +7036,19 @@
           <w:i w:val="0"/>
           <w:color w:val="0000FF"/>
           <w:sz w:val="24"/>
+        </w:rPr>
+        <w:t xml:space="preserve"> </w:t>
+      </w:r>
+      <w:r>
+        <w:rPr>
+          <w:rFonts w:ascii="Charis SIL Regular" w:hAnsi="Charis SIL Regular" w:eastAsia="Charis SIL Regular"/>
+          <w:b w:val="0"/>
+          <w:i w:val="0"/>
+          <w:color w:val="0000FF"/>
+          <w:sz w:val="24"/>
           <w:u w:val="single"/>
         </w:rPr>
-        <w:t xml:space="preserve"> </w:t>
-      </w:r>
-      <w:r>
-        <w:rPr>
-          <w:rFonts w:ascii="Charis SIL Regular" w:hAnsi="Charis SIL Regular" w:eastAsia="Charis SIL Regular"/>
-          <w:b w:val="0"/>
-          <w:i w:val="0"/>
-          <w:color w:val="0000FF"/>
-          <w:sz w:val="24"/>
-          <w:u w:val="single"/>
-        </w:rPr>
-        <w:hyperlink r:id="rId36" w:history="1">
+        <w:hyperlink r:id="rId35" w:history="1">
           <w:r>
             <w:rPr>
               <w:rStyle w:val="Hyperlink"/>
@@ -7266,7 +7241,14 @@
           <w:color w:val="000000"/>
           <w:sz w:val="24"/>
         </w:rPr>
-        <w:t>slavernijverled</w:t>
+        <w:hyperlink r:id="rId36" w:history="1">
+          <w:r>
+            <w:rPr>
+              <w:rStyle w:val="Hyperlink"/>
+            </w:rPr>
+            <w:t>slavernijverled</w:t>
+          </w:r>
+        </w:hyperlink>
       </w:r>
       <w:r>
         <w:rPr>
@@ -7299,7 +7281,6 @@
       </w:r>
       <w:r>
         <w:rPr>
-          <w:u w:val="single" w:color="0000ff"/>
           <w:rFonts w:ascii="Charis SIL Regular" w:hAnsi="Charis SIL Regular" w:eastAsia="Charis SIL Regular"/>
           <w:b w:val="0"/>
           <w:i w:val="0"/>

--- a/EXPORTS/DOCX/published/niveau2/Dutch/ArubaBonaireCuracao.docx
+++ b/EXPORTS/DOCX/published/niveau2/Dutch/ArubaBonaireCuracao.docx
@@ -1549,7 +1549,7 @@
             <w:rPr>
               <w:rStyle w:val="Hyperlink"/>
             </w:rPr>
-            <w:t>Onderofficier</w:t>
+            <w:t>Onderoffici</w:t>
           </w:r>
         </w:hyperlink>
       </w:r>
@@ -1561,6 +1561,16 @@
           <w:color w:val="0000FF"/>
           <w:sz w:val="24"/>
           <w:u w:val="single"/>
+        </w:rPr>
+        <w:t>er</w:t>
+      </w:r>
+      <w:r>
+        <w:rPr>
+          <w:rFonts w:ascii="Charis SIL Regular" w:hAnsi="Charis SIL Regular" w:eastAsia="Charis SIL Regular"/>
+          <w:b w:val="0"/>
+          <w:i w:val="0"/>
+          <w:color w:val="0000FF"/>
+          <w:sz w:val="24"/>
         </w:rPr>
         <w:t>en</w:t>
       </w:r>
@@ -1618,19 +1628,9 @@
             <w:rPr>
               <w:rStyle w:val="Hyperlink"/>
             </w:rPr>
-            <w:t>soldat</w:t>
+            <w:t>soldaten</w:t>
           </w:r>
         </w:hyperlink>
-      </w:r>
-      <w:r>
-        <w:rPr>
-          <w:rFonts w:ascii="Charis SIL Regular" w:hAnsi="Charis SIL Regular" w:eastAsia="Charis SIL Regular"/>
-          <w:b w:val="0"/>
-          <w:i w:val="0"/>
-          <w:color w:val="0000FF"/>
-          <w:sz w:val="24"/>
-        </w:rPr>
-        <w:t>en</w:t>
       </w:r>
       <w:r>
         <w:rPr>
@@ -3347,78 +3347,13 @@
       </w:r>
       <w:r>
         <w:rPr>
-          <w:u w:val="single" w:color="0000ff"/>
-          <w:rFonts w:ascii="Charis SIL Regular" w:hAnsi="Charis SIL Regular" w:eastAsia="Charis SIL Regular"/>
-          <w:b w:val="0"/>
-          <w:i w:val="0"/>
-          <w:color w:val="000000"/>
-          <w:sz w:val="24"/>
-        </w:rPr>
-        <w:hyperlink r:id="rId21" w:history="1">
-          <w:r>
-            <w:rPr>
-              <w:rStyle w:val="Hyperlink"/>
-            </w:rPr>
-            <w:t>toeg</w:t>
-          </w:r>
-        </w:hyperlink>
-      </w:r>
-      <w:r>
-        <w:rPr>
-          <w:u w:val="single" w:color="0000ff"/>
-          <w:rFonts w:ascii="Charis SIL Regular" w:hAnsi="Charis SIL Regular" w:eastAsia="Charis SIL Regular"/>
-          <w:b w:val="0"/>
-          <w:i w:val="0"/>
-          <w:color w:val="000000"/>
-          <w:sz w:val="24"/>
-        </w:rPr>
-        <w:hyperlink r:id="rId21" w:history="1">
-          <w:r>
-            <w:rPr>
-              <w:rStyle w:val="Hyperlink"/>
-            </w:rPr>
-            <w:t>ankelijk</w:t>
-          </w:r>
-        </w:hyperlink>
-      </w:r>
-      <w:r>
-        <w:rPr>
-          <w:u w:val="single" w:color="0000ff"/>
-          <w:rFonts w:ascii="Charis SIL Regular" w:hAnsi="Charis SIL Regular" w:eastAsia="Charis SIL Regular"/>
-          <w:b w:val="0"/>
-          <w:i w:val="0"/>
-          <w:color w:val="000000"/>
-          <w:sz w:val="24"/>
-        </w:rPr>
-        <w:t xml:space="preserve"> </w:t>
-      </w:r>
-      <w:r>
-        <w:rPr>
-          <w:u w:val="single" w:color="0000ff"/>
-          <w:rFonts w:ascii="Charis SIL Regular" w:hAnsi="Charis SIL Regular" w:eastAsia="Charis SIL Regular"/>
-          <w:b w:val="0"/>
-          <w:i w:val="0"/>
-          <w:color w:val="000000"/>
-          <w:sz w:val="24"/>
-        </w:rPr>
-        <w:hyperlink r:id="rId21" w:history="1">
-          <w:r>
-            <w:rPr>
-              <w:rStyle w:val="Hyperlink"/>
-            </w:rPr>
-            <w:t>gemaak</w:t>
-          </w:r>
-        </w:hyperlink>
-      </w:r>
-      <w:r>
-        <w:rPr>
-          <w:rFonts w:ascii="Charis SIL Regular" w:hAnsi="Charis SIL Regular" w:eastAsia="Charis SIL Regular"/>
-          <w:b w:val="0"/>
-          <w:i w:val="0"/>
-          <w:color w:val="000000"/>
-          <w:sz w:val="24"/>
-        </w:rPr>
-        <w:t xml:space="preserve">t. De collectie is zowel bereikbaar via de </w:t>
+          <w:rFonts w:ascii="Charis SIL Regular" w:hAnsi="Charis SIL Regular" w:eastAsia="Charis SIL Regular"/>
+          <w:b w:val="0"/>
+          <w:i w:val="0"/>
+          <w:color w:val="000000"/>
+          <w:sz w:val="24"/>
+        </w:rPr>
+        <w:t xml:space="preserve">toegankelijk gemaakt. De collectie is zowel bereikbaar via de </w:t>
       </w:r>
       <w:r>
         <w:rPr>
@@ -3666,72 +3601,7 @@
           <w:color w:val="000000"/>
           <w:sz w:val="24"/>
         </w:rPr>
-        <w:t>. Niet alleen c</w:t>
-      </w:r>
-      <w:r>
-        <w:rPr>
-          <w:u w:val="single" w:color="0000ff"/>
-          <w:rFonts w:ascii="Charis SIL Regular" w:hAnsi="Charis SIL Regular" w:eastAsia="Charis SIL Regular"/>
-          <w:b w:val="0"/>
-          <w:i w:val="0"/>
-          <w:color w:val="000000"/>
-          <w:sz w:val="24"/>
-        </w:rPr>
-        <w:hyperlink r:id="rId22" w:history="1">
-          <w:r>
-            <w:rPr>
-              <w:rStyle w:val="Hyperlink"/>
-            </w:rPr>
-            <w:t>ollecties</w:t>
-          </w:r>
-        </w:hyperlink>
-      </w:r>
-      <w:r>
-        <w:rPr>
-          <w:u w:val="single" w:color="0000ff"/>
-          <w:rFonts w:ascii="Charis SIL Regular" w:hAnsi="Charis SIL Regular" w:eastAsia="Charis SIL Regular"/>
-          <w:b w:val="0"/>
-          <w:i w:val="0"/>
-          <w:color w:val="000000"/>
-          <w:sz w:val="24"/>
-        </w:rPr>
-        <w:t xml:space="preserve"> </w:t>
-      </w:r>
-      <w:r>
-        <w:rPr>
-          <w:u w:val="single" w:color="0000ff"/>
-          <w:rFonts w:ascii="Charis SIL Regular" w:hAnsi="Charis SIL Regular" w:eastAsia="Charis SIL Regular"/>
-          <w:b w:val="0"/>
-          <w:i w:val="0"/>
-          <w:color w:val="000000"/>
-          <w:sz w:val="24"/>
-        </w:rPr>
-        <w:hyperlink r:id="rId22" w:history="1">
-          <w:r>
-            <w:rPr>
-              <w:rStyle w:val="Hyperlink"/>
-            </w:rPr>
-            <w:t xml:space="preserve">die </w:t>
-          </w:r>
-        </w:hyperlink>
-      </w:r>
-      <w:r>
-        <w:rPr>
-          <w:u w:val="single" w:color="0000ff"/>
-          <w:rFonts w:ascii="Charis SIL Regular" w:hAnsi="Charis SIL Regular" w:eastAsia="Charis SIL Regular"/>
-          <w:b w:val="0"/>
-          <w:i w:val="0"/>
-          <w:color w:val="000000"/>
-          <w:sz w:val="24"/>
-        </w:rPr>
-        <w:hyperlink r:id="rId22" w:history="1">
-          <w:r>
-            <w:rPr>
-              <w:rStyle w:val="Hyperlink"/>
-            </w:rPr>
-            <w:t>zich</w:t>
-          </w:r>
-        </w:hyperlink>
+        <w:t>. Niet alleen collecties die zich</w:t>
       </w:r>
       <w:r>
         <w:rPr>
@@ -4330,7 +4200,6 @@
           <w:i w:val="0"/>
           <w:color w:val="0000FF"/>
           <w:sz w:val="24"/>
-          <w:u w:val="single"/>
         </w:rPr>
         <w:t>A</w:t>
       </w:r>
@@ -4457,18 +4326,7 @@
           <w:color w:val="000000"/>
           <w:sz w:val="24"/>
         </w:rPr>
-        <w:t xml:space="preserve">•  </w:t>
-      </w:r>
-      <w:r>
-        <w:rPr>
-          <w:u w:val="single" w:color="0000ff"/>
-          <w:rFonts w:ascii="Charis SIL Regular" w:hAnsi="Charis SIL Regular" w:eastAsia="Charis SIL Regular"/>
-          <w:b w:val="0"/>
-          <w:i w:val="0"/>
-          <w:color w:val="000000"/>
-          <w:sz w:val="24"/>
-        </w:rPr>
-        <w:t xml:space="preserve">De zoekhulp </w:t>
+        <w:t xml:space="preserve">•  De zoekhulp </w:t>
       </w:r>
       <w:r>
         <w:rPr>
@@ -4479,7 +4337,7 @@
           <w:sz w:val="24"/>
           <w:u w:val="single"/>
         </w:rPr>
-        <w:hyperlink r:id="rId15" w:history="1">
+        <w:hyperlink r:id="rId28" w:history="1">
           <w:r>
             <w:rPr>
               <w:rStyle w:val="Hyperlink"/>
@@ -4497,7 +4355,7 @@
           <w:sz w:val="24"/>
           <w:u w:val="single"/>
         </w:rPr>
-        <w:hyperlink r:id="rId15" w:history="1">
+        <w:hyperlink r:id="rId28" w:history="1">
           <w:r>
             <w:rPr>
               <w:rStyle w:val="Hyperlink"/>
@@ -4526,7 +4384,7 @@
           <w:sz w:val="24"/>
           <w:u w:val="single"/>
         </w:rPr>
-        <w:hyperlink r:id="rId15" w:history="1">
+        <w:hyperlink r:id="rId28" w:history="1">
           <w:r>
             <w:rPr>
               <w:rStyle w:val="Hyperlink"/>
@@ -4555,7 +4413,7 @@
           <w:sz w:val="24"/>
           <w:u w:val="single"/>
         </w:rPr>
-        <w:hyperlink r:id="rId15" w:history="1">
+        <w:hyperlink r:id="rId28" w:history="1">
           <w:r>
             <w:rPr>
               <w:rStyle w:val="Hyperlink"/>
@@ -4573,7 +4431,7 @@
           <w:sz w:val="24"/>
           <w:u w:val="single"/>
         </w:rPr>
-        <w:hyperlink r:id="rId15" w:history="1">
+        <w:hyperlink r:id="rId28" w:history="1">
           <w:r>
             <w:rPr>
               <w:rStyle w:val="Hyperlink"/>
@@ -4591,7 +4449,7 @@
           <w:sz w:val="24"/>
           <w:u w:val="single"/>
         </w:rPr>
-        <w:hyperlink r:id="rId15" w:history="1">
+        <w:hyperlink r:id="rId28" w:history="1">
           <w:r>
             <w:rPr>
               <w:rStyle w:val="Hyperlink"/>
@@ -4676,6 +4534,7 @@
       </w:r>
       <w:r>
         <w:rPr>
+          <w:u w:val="single" w:color="0000ff"/>
           <w:rFonts w:ascii="Charis SIL Regular" w:hAnsi="Charis SIL Regular" w:eastAsia="Charis SIL Regular"/>
           <w:b w:val="0"/>
           <w:i w:val="0"/>
@@ -7048,7 +6907,7 @@
           <w:sz w:val="24"/>
           <w:u w:val="single"/>
         </w:rPr>
-        <w:hyperlink r:id="rId35" w:history="1">
+        <w:hyperlink r:id="rId36" w:history="1">
           <w:r>
             <w:rPr>
               <w:rStyle w:val="Hyperlink"/>
@@ -7234,60 +7093,13 @@
       </w:r>
       <w:r>
         <w:rPr>
-          <w:u w:val="single" w:color="0000ff"/>
-          <w:rFonts w:ascii="Charis SIL Regular" w:hAnsi="Charis SIL Regular" w:eastAsia="Charis SIL Regular"/>
-          <w:b w:val="0"/>
-          <w:i w:val="0"/>
-          <w:color w:val="000000"/>
-          <w:sz w:val="24"/>
-        </w:rPr>
-        <w:hyperlink r:id="rId36" w:history="1">
-          <w:r>
-            <w:rPr>
-              <w:rStyle w:val="Hyperlink"/>
-            </w:rPr>
-            <w:t>slavernijverled</w:t>
-          </w:r>
-        </w:hyperlink>
-      </w:r>
-      <w:r>
-        <w:rPr>
-          <w:u w:val="single" w:color="0000ff"/>
-          <w:rFonts w:ascii="Charis SIL Regular" w:hAnsi="Charis SIL Regular" w:eastAsia="Charis SIL Regular"/>
-          <w:b w:val="0"/>
-          <w:i w:val="0"/>
-          <w:color w:val="000000"/>
-          <w:sz w:val="24"/>
-        </w:rPr>
-        <w:hyperlink r:id="rId36" w:history="1">
-          <w:r>
-            <w:rPr>
-              <w:rStyle w:val="Hyperlink"/>
-            </w:rPr>
-            <w:t>en op</w:t>
-          </w:r>
-        </w:hyperlink>
-      </w:r>
-      <w:r>
-        <w:rPr>
-          <w:u w:val="single" w:color="0000ff"/>
-          <w:rFonts w:ascii="Charis SIL Regular" w:hAnsi="Charis SIL Regular" w:eastAsia="Charis SIL Regular"/>
-          <w:b w:val="0"/>
-          <w:i w:val="0"/>
-          <w:color w:val="000000"/>
-          <w:sz w:val="24"/>
-        </w:rPr>
-        <w:t xml:space="preserve"> </w:t>
-      </w:r>
-      <w:r>
-        <w:rPr>
-          <w:rFonts w:ascii="Charis SIL Regular" w:hAnsi="Charis SIL Regular" w:eastAsia="Charis SIL Regular"/>
-          <w:b w:val="0"/>
-          <w:i w:val="0"/>
-          <w:color w:val="000000"/>
-          <w:sz w:val="24"/>
-        </w:rPr>
-        <w:t>C</w:t>
+          <w:rFonts w:ascii="Charis SIL Regular" w:hAnsi="Charis SIL Regular" w:eastAsia="Charis SIL Regular"/>
+          <w:b w:val="0"/>
+          <w:i w:val="0"/>
+          <w:color w:val="000000"/>
+          <w:sz w:val="24"/>
+        </w:rPr>
+        <w:t>slavernijverleden op C</w:t>
       </w:r>
       <w:r>
         <w:rPr>

--- a/EXPORTS/DOCX/published/niveau2/Dutch/ArubaBonaireCuracao.docx
+++ b/EXPORTS/DOCX/published/niveau2/Dutch/ArubaBonaireCuracao.docx
@@ -605,54 +605,7 @@
           <w:color w:val="000000"/>
           <w:sz w:val="24"/>
         </w:rPr>
-        <w:t>kwamen de eilanden onder gezag van het nieuw gestichte Ko</w:t>
-      </w:r>
-      <w:r>
-        <w:rPr>
-          <w:u w:val="single" w:color="0000ff"/>
-          <w:rFonts w:ascii="Charis SIL Regular" w:hAnsi="Charis SIL Regular" w:eastAsia="Charis SIL Regular"/>
-          <w:b w:val="0"/>
-          <w:i w:val="0"/>
-          <w:color w:val="000000"/>
-          <w:sz w:val="24"/>
-        </w:rPr>
-        <w:hyperlink r:id="rId10" w:history="1">
-          <w:r>
-            <w:rPr>
-              <w:rStyle w:val="Hyperlink"/>
-            </w:rPr>
-            <w:t>ninkrijk</w:t>
-          </w:r>
-        </w:hyperlink>
-      </w:r>
-      <w:r>
-        <w:rPr>
-          <w:u w:val="single" w:color="0000ff"/>
-          <w:rFonts w:ascii="Charis SIL Regular" w:hAnsi="Charis SIL Regular" w:eastAsia="Charis SIL Regular"/>
-          <w:b w:val="0"/>
-          <w:i w:val="0"/>
-          <w:color w:val="000000"/>
-          <w:sz w:val="24"/>
-        </w:rPr>
-        <w:t xml:space="preserve"> </w:t>
-      </w:r>
-      <w:r>
-        <w:rPr>
-          <w:u w:val="single" w:color="0000ff"/>
-          <w:rFonts w:ascii="Charis SIL Regular" w:hAnsi="Charis SIL Regular" w:eastAsia="Charis SIL Regular"/>
-          <w:b w:val="0"/>
-          <w:i w:val="0"/>
-          <w:color w:val="000000"/>
-          <w:sz w:val="24"/>
-        </w:rPr>
-        <w:hyperlink r:id="rId10" w:history="1">
-          <w:r>
-            <w:rPr>
-              <w:rStyle w:val="Hyperlink"/>
-            </w:rPr>
-            <w:t xml:space="preserve">der </w:t>
-          </w:r>
-        </w:hyperlink>
+        <w:t xml:space="preserve">kwamen de eilanden onder gezag van het nieuw gestichte Koninkrijk der </w:t>
       </w:r>
       <w:r>
         <w:rPr>
@@ -1264,7 +1217,6 @@
       </w:r>
       <w:r>
         <w:rPr>
-          <w:u w:val="single" w:color="0000ff"/>
           <w:rFonts w:ascii="Charis SIL Regular" w:hAnsi="Charis SIL Regular" w:eastAsia="Charis SIL Regular"/>
           <w:b w:val="0"/>
           <w:i w:val="0"/>
@@ -1549,7 +1501,7 @@
             <w:rPr>
               <w:rStyle w:val="Hyperlink"/>
             </w:rPr>
-            <w:t>Onderoffici</w:t>
+            <w:t>Onderofficier</w:t>
           </w:r>
         </w:hyperlink>
       </w:r>
@@ -1561,16 +1513,6 @@
           <w:color w:val="0000FF"/>
           <w:sz w:val="24"/>
           <w:u w:val="single"/>
-        </w:rPr>
-        <w:t>er</w:t>
-      </w:r>
-      <w:r>
-        <w:rPr>
-          <w:rFonts w:ascii="Charis SIL Regular" w:hAnsi="Charis SIL Regular" w:eastAsia="Charis SIL Regular"/>
-          <w:b w:val="0"/>
-          <w:i w:val="0"/>
-          <w:color w:val="0000FF"/>
-          <w:sz w:val="24"/>
         </w:rPr>
         <w:t>en</w:t>
       </w:r>
@@ -1657,9 +1599,19 @@
             <w:rPr>
               <w:rStyle w:val="Hyperlink"/>
             </w:rPr>
-            <w:t>bij</w:t>
+            <w:t>b</w:t>
           </w:r>
         </w:hyperlink>
+      </w:r>
+      <w:r>
+        <w:rPr>
+          <w:rFonts w:ascii="Charis SIL Regular" w:hAnsi="Charis SIL Regular" w:eastAsia="Charis SIL Regular"/>
+          <w:b w:val="0"/>
+          <w:i w:val="0"/>
+          <w:color w:val="0000FF"/>
+          <w:sz w:val="24"/>
+        </w:rPr>
+        <w:t>ij</w:t>
       </w:r>
       <w:r>
         <w:rPr>
@@ -3347,13 +3299,78 @@
       </w:r>
       <w:r>
         <w:rPr>
-          <w:rFonts w:ascii="Charis SIL Regular" w:hAnsi="Charis SIL Regular" w:eastAsia="Charis SIL Regular"/>
-          <w:b w:val="0"/>
-          <w:i w:val="0"/>
-          <w:color w:val="000000"/>
-          <w:sz w:val="24"/>
-        </w:rPr>
-        <w:t xml:space="preserve">toegankelijk gemaakt. De collectie is zowel bereikbaar via de </w:t>
+          <w:u w:val="single" w:color="0000ff"/>
+          <w:rFonts w:ascii="Charis SIL Regular" w:hAnsi="Charis SIL Regular" w:eastAsia="Charis SIL Regular"/>
+          <w:b w:val="0"/>
+          <w:i w:val="0"/>
+          <w:color w:val="000000"/>
+          <w:sz w:val="24"/>
+        </w:rPr>
+        <w:hyperlink r:id="rId21" w:history="1">
+          <w:r>
+            <w:rPr>
+              <w:rStyle w:val="Hyperlink"/>
+            </w:rPr>
+            <w:t>toeg</w:t>
+          </w:r>
+        </w:hyperlink>
+      </w:r>
+      <w:r>
+        <w:rPr>
+          <w:u w:val="single" w:color="0000ff"/>
+          <w:rFonts w:ascii="Charis SIL Regular" w:hAnsi="Charis SIL Regular" w:eastAsia="Charis SIL Regular"/>
+          <w:b w:val="0"/>
+          <w:i w:val="0"/>
+          <w:color w:val="000000"/>
+          <w:sz w:val="24"/>
+        </w:rPr>
+        <w:hyperlink r:id="rId21" w:history="1">
+          <w:r>
+            <w:rPr>
+              <w:rStyle w:val="Hyperlink"/>
+            </w:rPr>
+            <w:t>ankelijk</w:t>
+          </w:r>
+        </w:hyperlink>
+      </w:r>
+      <w:r>
+        <w:rPr>
+          <w:u w:val="single" w:color="0000ff"/>
+          <w:rFonts w:ascii="Charis SIL Regular" w:hAnsi="Charis SIL Regular" w:eastAsia="Charis SIL Regular"/>
+          <w:b w:val="0"/>
+          <w:i w:val="0"/>
+          <w:color w:val="000000"/>
+          <w:sz w:val="24"/>
+        </w:rPr>
+        <w:t xml:space="preserve"> </w:t>
+      </w:r>
+      <w:r>
+        <w:rPr>
+          <w:u w:val="single" w:color="0000ff"/>
+          <w:rFonts w:ascii="Charis SIL Regular" w:hAnsi="Charis SIL Regular" w:eastAsia="Charis SIL Regular"/>
+          <w:b w:val="0"/>
+          <w:i w:val="0"/>
+          <w:color w:val="000000"/>
+          <w:sz w:val="24"/>
+        </w:rPr>
+        <w:hyperlink r:id="rId21" w:history="1">
+          <w:r>
+            <w:rPr>
+              <w:rStyle w:val="Hyperlink"/>
+            </w:rPr>
+            <w:t>gemaak</w:t>
+          </w:r>
+        </w:hyperlink>
+      </w:r>
+      <w:r>
+        <w:rPr>
+          <w:rFonts w:ascii="Charis SIL Regular" w:hAnsi="Charis SIL Regular" w:eastAsia="Charis SIL Regular"/>
+          <w:b w:val="0"/>
+          <w:i w:val="0"/>
+          <w:color w:val="000000"/>
+          <w:sz w:val="24"/>
+        </w:rPr>
+        <w:t xml:space="preserve">t. De collectie is zowel bereikbaar via de </w:t>
       </w:r>
       <w:r>
         <w:rPr>
@@ -3601,7 +3618,72 @@
           <w:color w:val="000000"/>
           <w:sz w:val="24"/>
         </w:rPr>
-        <w:t>. Niet alleen collecties die zich</w:t>
+        <w:t>. Niet alleen c</w:t>
+      </w:r>
+      <w:r>
+        <w:rPr>
+          <w:u w:val="single" w:color="0000ff"/>
+          <w:rFonts w:ascii="Charis SIL Regular" w:hAnsi="Charis SIL Regular" w:eastAsia="Charis SIL Regular"/>
+          <w:b w:val="0"/>
+          <w:i w:val="0"/>
+          <w:color w:val="000000"/>
+          <w:sz w:val="24"/>
+        </w:rPr>
+        <w:hyperlink r:id="rId22" w:history="1">
+          <w:r>
+            <w:rPr>
+              <w:rStyle w:val="Hyperlink"/>
+            </w:rPr>
+            <w:t>ollecties</w:t>
+          </w:r>
+        </w:hyperlink>
+      </w:r>
+      <w:r>
+        <w:rPr>
+          <w:u w:val="single" w:color="0000ff"/>
+          <w:rFonts w:ascii="Charis SIL Regular" w:hAnsi="Charis SIL Regular" w:eastAsia="Charis SIL Regular"/>
+          <w:b w:val="0"/>
+          <w:i w:val="0"/>
+          <w:color w:val="000000"/>
+          <w:sz w:val="24"/>
+        </w:rPr>
+        <w:t xml:space="preserve"> </w:t>
+      </w:r>
+      <w:r>
+        <w:rPr>
+          <w:u w:val="single" w:color="0000ff"/>
+          <w:rFonts w:ascii="Charis SIL Regular" w:hAnsi="Charis SIL Regular" w:eastAsia="Charis SIL Regular"/>
+          <w:b w:val="0"/>
+          <w:i w:val="0"/>
+          <w:color w:val="000000"/>
+          <w:sz w:val="24"/>
+        </w:rPr>
+        <w:hyperlink r:id="rId22" w:history="1">
+          <w:r>
+            <w:rPr>
+              <w:rStyle w:val="Hyperlink"/>
+            </w:rPr>
+            <w:t xml:space="preserve">die </w:t>
+          </w:r>
+        </w:hyperlink>
+      </w:r>
+      <w:r>
+        <w:rPr>
+          <w:u w:val="single" w:color="0000ff"/>
+          <w:rFonts w:ascii="Charis SIL Regular" w:hAnsi="Charis SIL Regular" w:eastAsia="Charis SIL Regular"/>
+          <w:b w:val="0"/>
+          <w:i w:val="0"/>
+          <w:color w:val="000000"/>
+          <w:sz w:val="24"/>
+        </w:rPr>
+        <w:hyperlink r:id="rId22" w:history="1">
+          <w:r>
+            <w:rPr>
+              <w:rStyle w:val="Hyperlink"/>
+            </w:rPr>
+            <w:t>zich</w:t>
+          </w:r>
+        </w:hyperlink>
       </w:r>
       <w:r>
         <w:rPr>
@@ -3633,31 +3715,13 @@
       </w:r>
       <w:r>
         <w:rPr>
-          <w:u w:val="single" w:color="0000ff"/>
-          <w:rFonts w:ascii="Charis SIL Regular" w:hAnsi="Charis SIL Regular" w:eastAsia="Charis SIL Regular"/>
-          <w:b w:val="0"/>
-          <w:i w:val="0"/>
-          <w:color w:val="000000"/>
-          <w:sz w:val="24"/>
-        </w:rPr>
-        <w:hyperlink r:id="rId22" w:history="1">
-          <w:r>
-            <w:rPr>
-              <w:rStyle w:val="Hyperlink"/>
-            </w:rPr>
-            <w:t>bevinde</w:t>
-          </w:r>
-        </w:hyperlink>
-      </w:r>
-      <w:r>
-        <w:rPr>
-          <w:rFonts w:ascii="Charis SIL Regular" w:hAnsi="Charis SIL Regular" w:eastAsia="Charis SIL Regular"/>
-          <w:b w:val="0"/>
-          <w:i w:val="0"/>
-          <w:color w:val="000000"/>
-          <w:sz w:val="24"/>
-        </w:rPr>
-        <w:t>n zijn in d</w:t>
+          <w:rFonts w:ascii="Charis SIL Regular" w:hAnsi="Charis SIL Regular" w:eastAsia="Charis SIL Regular"/>
+          <w:b w:val="0"/>
+          <w:i w:val="0"/>
+          <w:color w:val="000000"/>
+          <w:sz w:val="24"/>
+        </w:rPr>
+        <w:t>bevinden zijn in d</w:t>
       </w:r>
       <w:r>
         <w:rPr>
@@ -4326,7 +4390,43 @@
           <w:color w:val="000000"/>
           <w:sz w:val="24"/>
         </w:rPr>
-        <w:t xml:space="preserve">•  De zoekhulp </w:t>
+        <w:t xml:space="preserve">•  </w:t>
+      </w:r>
+      <w:r>
+        <w:rPr>
+          <w:u w:val="single" w:color="0000ff"/>
+          <w:rFonts w:ascii="Charis SIL Regular" w:hAnsi="Charis SIL Regular" w:eastAsia="Charis SIL Regular"/>
+          <w:b w:val="0"/>
+          <w:i w:val="0"/>
+          <w:color w:val="000000"/>
+          <w:sz w:val="24"/>
+        </w:rPr>
+        <w:hyperlink r:id="rId28" w:history="1">
+          <w:r>
+            <w:rPr>
+              <w:rStyle w:val="Hyperlink"/>
+            </w:rPr>
+            <w:t>De zoe</w:t>
+          </w:r>
+        </w:hyperlink>
+      </w:r>
+      <w:r>
+        <w:rPr>
+          <w:u w:val="single" w:color="0000ff"/>
+          <w:rFonts w:ascii="Charis SIL Regular" w:hAnsi="Charis SIL Regular" w:eastAsia="Charis SIL Regular"/>
+          <w:b w:val="0"/>
+          <w:i w:val="0"/>
+          <w:color w:val="000000"/>
+          <w:sz w:val="24"/>
+        </w:rPr>
+        <w:hyperlink r:id="rId28" w:history="1">
+          <w:r>
+            <w:rPr>
+              <w:rStyle w:val="Hyperlink"/>
+            </w:rPr>
+            <w:t xml:space="preserve">khulp </w:t>
+          </w:r>
+        </w:hyperlink>
       </w:r>
       <w:r>
         <w:rPr>
@@ -4534,7 +4634,6 @@
       </w:r>
       <w:r>
         <w:rPr>
-          <w:u w:val="single" w:color="0000ff"/>
           <w:rFonts w:ascii="Charis SIL Regular" w:hAnsi="Charis SIL Regular" w:eastAsia="Charis SIL Regular"/>
           <w:b w:val="0"/>
           <w:i w:val="0"/>
@@ -6895,6 +6994,7 @@
           <w:i w:val="0"/>
           <w:color w:val="0000FF"/>
           <w:sz w:val="24"/>
+          <w:u w:val="single"/>
         </w:rPr>
         <w:t xml:space="preserve"> </w:t>
       </w:r>
@@ -7093,13 +7193,60 @@
       </w:r>
       <w:r>
         <w:rPr>
-          <w:rFonts w:ascii="Charis SIL Regular" w:hAnsi="Charis SIL Regular" w:eastAsia="Charis SIL Regular"/>
-          <w:b w:val="0"/>
-          <w:i w:val="0"/>
-          <w:color w:val="000000"/>
-          <w:sz w:val="24"/>
-        </w:rPr>
-        <w:t>slavernijverleden op C</w:t>
+          <w:u w:val="single" w:color="0000ff"/>
+          <w:rFonts w:ascii="Charis SIL Regular" w:hAnsi="Charis SIL Regular" w:eastAsia="Charis SIL Regular"/>
+          <w:b w:val="0"/>
+          <w:i w:val="0"/>
+          <w:color w:val="000000"/>
+          <w:sz w:val="24"/>
+        </w:rPr>
+        <w:hyperlink r:id="rId36" w:history="1">
+          <w:r>
+            <w:rPr>
+              <w:rStyle w:val="Hyperlink"/>
+            </w:rPr>
+            <w:t>slavernijverled</w:t>
+          </w:r>
+        </w:hyperlink>
+      </w:r>
+      <w:r>
+        <w:rPr>
+          <w:u w:val="single" w:color="0000ff"/>
+          <w:rFonts w:ascii="Charis SIL Regular" w:hAnsi="Charis SIL Regular" w:eastAsia="Charis SIL Regular"/>
+          <w:b w:val="0"/>
+          <w:i w:val="0"/>
+          <w:color w:val="000000"/>
+          <w:sz w:val="24"/>
+        </w:rPr>
+        <w:hyperlink r:id="rId36" w:history="1">
+          <w:r>
+            <w:rPr>
+              <w:rStyle w:val="Hyperlink"/>
+            </w:rPr>
+            <w:t>en op</w:t>
+          </w:r>
+        </w:hyperlink>
+      </w:r>
+      <w:r>
+        <w:rPr>
+          <w:u w:val="single" w:color="0000ff"/>
+          <w:rFonts w:ascii="Charis SIL Regular" w:hAnsi="Charis SIL Regular" w:eastAsia="Charis SIL Regular"/>
+          <w:b w:val="0"/>
+          <w:i w:val="0"/>
+          <w:color w:val="000000"/>
+          <w:sz w:val="24"/>
+        </w:rPr>
+        <w:t xml:space="preserve"> </w:t>
+      </w:r>
+      <w:r>
+        <w:rPr>
+          <w:rFonts w:ascii="Charis SIL Regular" w:hAnsi="Charis SIL Regular" w:eastAsia="Charis SIL Regular"/>
+          <w:b w:val="0"/>
+          <w:i w:val="0"/>
+          <w:color w:val="000000"/>
+          <w:sz w:val="24"/>
+        </w:rPr>
+        <w:t>C</w:t>
       </w:r>
       <w:r>
         <w:rPr>

--- a/EXPORTS/DOCX/published/niveau2/Dutch/ArubaBonaireCuracao.docx
+++ b/EXPORTS/DOCX/published/niveau2/Dutch/ArubaBonaireCuracao.docx
@@ -605,7 +605,54 @@
           <w:color w:val="000000"/>
           <w:sz w:val="24"/>
         </w:rPr>
-        <w:t xml:space="preserve">kwamen de eilanden onder gezag van het nieuw gestichte Koninkrijk der </w:t>
+        <w:t>kwamen de eilanden onder gezag van het nieuw gestichte Ko</w:t>
+      </w:r>
+      <w:r>
+        <w:rPr>
+          <w:u w:val="single" w:color="0000ff"/>
+          <w:rFonts w:ascii="Charis SIL Regular" w:hAnsi="Charis SIL Regular" w:eastAsia="Charis SIL Regular"/>
+          <w:b w:val="0"/>
+          <w:i w:val="0"/>
+          <w:color w:val="000000"/>
+          <w:sz w:val="24"/>
+        </w:rPr>
+        <w:hyperlink r:id="rId10" w:history="1">
+          <w:r>
+            <w:rPr>
+              <w:rStyle w:val="Hyperlink"/>
+            </w:rPr>
+            <w:t>ninkrijk</w:t>
+          </w:r>
+        </w:hyperlink>
+      </w:r>
+      <w:r>
+        <w:rPr>
+          <w:u w:val="single" w:color="0000ff"/>
+          <w:rFonts w:ascii="Charis SIL Regular" w:hAnsi="Charis SIL Regular" w:eastAsia="Charis SIL Regular"/>
+          <w:b w:val="0"/>
+          <w:i w:val="0"/>
+          <w:color w:val="000000"/>
+          <w:sz w:val="24"/>
+        </w:rPr>
+        <w:t xml:space="preserve"> </w:t>
+      </w:r>
+      <w:r>
+        <w:rPr>
+          <w:u w:val="single" w:color="0000ff"/>
+          <w:rFonts w:ascii="Charis SIL Regular" w:hAnsi="Charis SIL Regular" w:eastAsia="Charis SIL Regular"/>
+          <w:b w:val="0"/>
+          <w:i w:val="0"/>
+          <w:color w:val="000000"/>
+          <w:sz w:val="24"/>
+        </w:rPr>
+        <w:hyperlink r:id="rId10" w:history="1">
+          <w:r>
+            <w:rPr>
+              <w:rStyle w:val="Hyperlink"/>
+            </w:rPr>
+            <w:t xml:space="preserve">der </w:t>
+          </w:r>
+        </w:hyperlink>
       </w:r>
       <w:r>
         <w:rPr>
@@ -1217,6 +1264,7 @@
       </w:r>
       <w:r>
         <w:rPr>
+          <w:u w:val="single" w:color="0000ff"/>
           <w:rFonts w:ascii="Charis SIL Regular" w:hAnsi="Charis SIL Regular" w:eastAsia="Charis SIL Regular"/>
           <w:b w:val="0"/>
           <w:i w:val="0"/>
@@ -1496,14 +1544,7 @@
           <w:sz w:val="24"/>
           <w:u w:val="single"/>
         </w:rPr>
-        <w:hyperlink r:id="rId16" w:history="1">
-          <w:r>
-            <w:rPr>
-              <w:rStyle w:val="Hyperlink"/>
-            </w:rPr>
-            <w:t>Onderofficier</w:t>
-          </w:r>
-        </w:hyperlink>
+        <w:t>Onderofficieren en soldaten bi</w:t>
       </w:r>
       <w:r>
         <w:rPr>
@@ -1512,117 +1553,8 @@
           <w:i w:val="0"/>
           <w:color w:val="0000FF"/>
           <w:sz w:val="24"/>
-          <w:u w:val="single"/>
-        </w:rPr>
-        <w:t>en</w:t>
-      </w:r>
-      <w:r>
-        <w:rPr>
-          <w:rFonts w:ascii="Charis SIL Regular" w:hAnsi="Charis SIL Regular" w:eastAsia="Charis SIL Regular"/>
-          <w:b w:val="0"/>
-          <w:i w:val="0"/>
-          <w:color w:val="0000FF"/>
-          <w:sz w:val="24"/>
-          <w:u w:val="single"/>
-        </w:rPr>
-        <w:t xml:space="preserve"> </w:t>
-      </w:r>
-      <w:r>
-        <w:rPr>
-          <w:rFonts w:ascii="Charis SIL Regular" w:hAnsi="Charis SIL Regular" w:eastAsia="Charis SIL Regular"/>
-          <w:b w:val="0"/>
-          <w:i w:val="0"/>
-          <w:color w:val="0000FF"/>
-          <w:sz w:val="24"/>
-          <w:u w:val="single"/>
-        </w:rPr>
-        <w:hyperlink r:id="rId16" w:history="1">
-          <w:r>
-            <w:rPr>
-              <w:rStyle w:val="Hyperlink"/>
-            </w:rPr>
-            <w:t>en</w:t>
-          </w:r>
-        </w:hyperlink>
-      </w:r>
-      <w:r>
-        <w:rPr>
-          <w:rFonts w:ascii="Charis SIL Regular" w:hAnsi="Charis SIL Regular" w:eastAsia="Charis SIL Regular"/>
-          <w:b w:val="0"/>
-          <w:i w:val="0"/>
-          <w:color w:val="0000FF"/>
-          <w:sz w:val="24"/>
-          <w:u w:val="single"/>
-        </w:rPr>
-        <w:t xml:space="preserve"> </w:t>
-      </w:r>
-      <w:r>
-        <w:rPr>
-          <w:rFonts w:ascii="Charis SIL Regular" w:hAnsi="Charis SIL Regular" w:eastAsia="Charis SIL Regular"/>
-          <w:b w:val="0"/>
-          <w:i w:val="0"/>
-          <w:color w:val="0000FF"/>
-          <w:sz w:val="24"/>
-          <w:u w:val="single"/>
-        </w:rPr>
-        <w:hyperlink r:id="rId16" w:history="1">
-          <w:r>
-            <w:rPr>
-              <w:rStyle w:val="Hyperlink"/>
-            </w:rPr>
-            <w:t>soldaten</w:t>
-          </w:r>
-        </w:hyperlink>
-      </w:r>
-      <w:r>
-        <w:rPr>
-          <w:rFonts w:ascii="Charis SIL Regular" w:hAnsi="Charis SIL Regular" w:eastAsia="Charis SIL Regular"/>
-          <w:b w:val="0"/>
-          <w:i w:val="0"/>
-          <w:color w:val="0000FF"/>
-          <w:sz w:val="24"/>
-          <w:u w:val="single"/>
-        </w:rPr>
-        <w:t xml:space="preserve"> </w:t>
-      </w:r>
-      <w:r>
-        <w:rPr>
-          <w:rFonts w:ascii="Charis SIL Regular" w:hAnsi="Charis SIL Regular" w:eastAsia="Charis SIL Regular"/>
-          <w:b w:val="0"/>
-          <w:i w:val="0"/>
-          <w:color w:val="0000FF"/>
-          <w:sz w:val="24"/>
-          <w:u w:val="single"/>
-        </w:rPr>
-        <w:hyperlink r:id="rId16" w:history="1">
-          <w:r>
-            <w:rPr>
-              <w:rStyle w:val="Hyperlink"/>
-            </w:rPr>
-            <w:t>b</w:t>
-          </w:r>
-        </w:hyperlink>
-      </w:r>
-      <w:r>
-        <w:rPr>
-          <w:rFonts w:ascii="Charis SIL Regular" w:hAnsi="Charis SIL Regular" w:eastAsia="Charis SIL Regular"/>
-          <w:b w:val="0"/>
-          <w:i w:val="0"/>
-          <w:color w:val="0000FF"/>
-          <w:sz w:val="24"/>
-        </w:rPr>
-        <w:t>ij</w:t>
-      </w:r>
-      <w:r>
-        <w:rPr>
-          <w:rFonts w:ascii="Charis SIL Regular" w:hAnsi="Charis SIL Regular" w:eastAsia="Charis SIL Regular"/>
-          <w:b w:val="0"/>
-          <w:i w:val="0"/>
-          <w:color w:val="0000FF"/>
-          <w:sz w:val="24"/>
-          <w:u w:val="single"/>
-        </w:rPr>
-        <w:t xml:space="preserve"> </w:t>
+        </w:rPr>
+        <w:t xml:space="preserve">j </w:t>
       </w:r>
       <w:r>
         <w:rPr>
@@ -3299,78 +3231,13 @@
       </w:r>
       <w:r>
         <w:rPr>
-          <w:u w:val="single" w:color="0000ff"/>
-          <w:rFonts w:ascii="Charis SIL Regular" w:hAnsi="Charis SIL Regular" w:eastAsia="Charis SIL Regular"/>
-          <w:b w:val="0"/>
-          <w:i w:val="0"/>
-          <w:color w:val="000000"/>
-          <w:sz w:val="24"/>
-        </w:rPr>
-        <w:hyperlink r:id="rId21" w:history="1">
-          <w:r>
-            <w:rPr>
-              <w:rStyle w:val="Hyperlink"/>
-            </w:rPr>
-            <w:t>toeg</w:t>
-          </w:r>
-        </w:hyperlink>
-      </w:r>
-      <w:r>
-        <w:rPr>
-          <w:u w:val="single" w:color="0000ff"/>
-          <w:rFonts w:ascii="Charis SIL Regular" w:hAnsi="Charis SIL Regular" w:eastAsia="Charis SIL Regular"/>
-          <w:b w:val="0"/>
-          <w:i w:val="0"/>
-          <w:color w:val="000000"/>
-          <w:sz w:val="24"/>
-        </w:rPr>
-        <w:hyperlink r:id="rId21" w:history="1">
-          <w:r>
-            <w:rPr>
-              <w:rStyle w:val="Hyperlink"/>
-            </w:rPr>
-            <w:t>ankelijk</w:t>
-          </w:r>
-        </w:hyperlink>
-      </w:r>
-      <w:r>
-        <w:rPr>
-          <w:u w:val="single" w:color="0000ff"/>
-          <w:rFonts w:ascii="Charis SIL Regular" w:hAnsi="Charis SIL Regular" w:eastAsia="Charis SIL Regular"/>
-          <w:b w:val="0"/>
-          <w:i w:val="0"/>
-          <w:color w:val="000000"/>
-          <w:sz w:val="24"/>
-        </w:rPr>
-        <w:t xml:space="preserve"> </w:t>
-      </w:r>
-      <w:r>
-        <w:rPr>
-          <w:u w:val="single" w:color="0000ff"/>
-          <w:rFonts w:ascii="Charis SIL Regular" w:hAnsi="Charis SIL Regular" w:eastAsia="Charis SIL Regular"/>
-          <w:b w:val="0"/>
-          <w:i w:val="0"/>
-          <w:color w:val="000000"/>
-          <w:sz w:val="24"/>
-        </w:rPr>
-        <w:hyperlink r:id="rId21" w:history="1">
-          <w:r>
-            <w:rPr>
-              <w:rStyle w:val="Hyperlink"/>
-            </w:rPr>
-            <w:t>gemaak</w:t>
-          </w:r>
-        </w:hyperlink>
-      </w:r>
-      <w:r>
-        <w:rPr>
-          <w:rFonts w:ascii="Charis SIL Regular" w:hAnsi="Charis SIL Regular" w:eastAsia="Charis SIL Regular"/>
-          <w:b w:val="0"/>
-          <w:i w:val="0"/>
-          <w:color w:val="000000"/>
-          <w:sz w:val="24"/>
-        </w:rPr>
-        <w:t xml:space="preserve">t. De collectie is zowel bereikbaar via de </w:t>
+          <w:rFonts w:ascii="Charis SIL Regular" w:hAnsi="Charis SIL Regular" w:eastAsia="Charis SIL Regular"/>
+          <w:b w:val="0"/>
+          <w:i w:val="0"/>
+          <w:color w:val="000000"/>
+          <w:sz w:val="24"/>
+        </w:rPr>
+        <w:t xml:space="preserve">toegankelijk gemaakt. De collectie is zowel bereikbaar via de </w:t>
       </w:r>
       <w:r>
         <w:rPr>
@@ -3618,54 +3485,7 @@
           <w:color w:val="000000"/>
           <w:sz w:val="24"/>
         </w:rPr>
-        <w:t>. Niet alleen c</w:t>
-      </w:r>
-      <w:r>
-        <w:rPr>
-          <w:u w:val="single" w:color="0000ff"/>
-          <w:rFonts w:ascii="Charis SIL Regular" w:hAnsi="Charis SIL Regular" w:eastAsia="Charis SIL Regular"/>
-          <w:b w:val="0"/>
-          <w:i w:val="0"/>
-          <w:color w:val="000000"/>
-          <w:sz w:val="24"/>
-        </w:rPr>
-        <w:hyperlink r:id="rId22" w:history="1">
-          <w:r>
-            <w:rPr>
-              <w:rStyle w:val="Hyperlink"/>
-            </w:rPr>
-            <w:t>ollecties</w:t>
-          </w:r>
-        </w:hyperlink>
-      </w:r>
-      <w:r>
-        <w:rPr>
-          <w:u w:val="single" w:color="0000ff"/>
-          <w:rFonts w:ascii="Charis SIL Regular" w:hAnsi="Charis SIL Regular" w:eastAsia="Charis SIL Regular"/>
-          <w:b w:val="0"/>
-          <w:i w:val="0"/>
-          <w:color w:val="000000"/>
-          <w:sz w:val="24"/>
-        </w:rPr>
-        <w:t xml:space="preserve"> </w:t>
-      </w:r>
-      <w:r>
-        <w:rPr>
-          <w:u w:val="single" w:color="0000ff"/>
-          <w:rFonts w:ascii="Charis SIL Regular" w:hAnsi="Charis SIL Regular" w:eastAsia="Charis SIL Regular"/>
-          <w:b w:val="0"/>
-          <w:i w:val="0"/>
-          <w:color w:val="000000"/>
-          <w:sz w:val="24"/>
-        </w:rPr>
-        <w:hyperlink r:id="rId22" w:history="1">
-          <w:r>
-            <w:rPr>
-              <w:rStyle w:val="Hyperlink"/>
-            </w:rPr>
-            <w:t xml:space="preserve">die </w:t>
-          </w:r>
-        </w:hyperlink>
+        <w:t xml:space="preserve">. Niet alleen collecties die </w:t>
       </w:r>
       <w:r>
         <w:rPr>
@@ -3715,13 +3535,31 @@
       </w:r>
       <w:r>
         <w:rPr>
-          <w:rFonts w:ascii="Charis SIL Regular" w:hAnsi="Charis SIL Regular" w:eastAsia="Charis SIL Regular"/>
-          <w:b w:val="0"/>
-          <w:i w:val="0"/>
-          <w:color w:val="000000"/>
-          <w:sz w:val="24"/>
-        </w:rPr>
-        <w:t>bevinden zijn in d</w:t>
+          <w:u w:val="single" w:color="0000ff"/>
+          <w:rFonts w:ascii="Charis SIL Regular" w:hAnsi="Charis SIL Regular" w:eastAsia="Charis SIL Regular"/>
+          <w:b w:val="0"/>
+          <w:i w:val="0"/>
+          <w:color w:val="000000"/>
+          <w:sz w:val="24"/>
+        </w:rPr>
+        <w:hyperlink r:id="rId22" w:history="1">
+          <w:r>
+            <w:rPr>
+              <w:rStyle w:val="Hyperlink"/>
+            </w:rPr>
+            <w:t>bevinde</w:t>
+          </w:r>
+        </w:hyperlink>
+      </w:r>
+      <w:r>
+        <w:rPr>
+          <w:rFonts w:ascii="Charis SIL Regular" w:hAnsi="Charis SIL Regular" w:eastAsia="Charis SIL Regular"/>
+          <w:b w:val="0"/>
+          <w:i w:val="0"/>
+          <w:color w:val="000000"/>
+          <w:sz w:val="24"/>
+        </w:rPr>
+        <w:t>n zijn in d</w:t>
       </w:r>
       <w:r>
         <w:rPr>
@@ -4264,6 +4102,7 @@
           <w:i w:val="0"/>
           <w:color w:val="0000FF"/>
           <w:sz w:val="24"/>
+          <w:u w:val="single"/>
         </w:rPr>
         <w:t>A</w:t>
       </w:r>
@@ -6918,85 +6757,8 @@
           <w:i w:val="0"/>
           <w:color w:val="0000FF"/>
           <w:sz w:val="24"/>
-          <w:u w:val="single"/>
-        </w:rPr>
-        <w:hyperlink r:id="rId36" w:history="1">
-          <w:r>
-            <w:rPr>
-              <w:rStyle w:val="Hyperlink"/>
-            </w:rPr>
-            <w:t>(manumissies)</w:t>
-          </w:r>
-        </w:hyperlink>
-      </w:r>
-      <w:r>
-        <w:rPr>
-          <w:rFonts w:ascii="Charis SIL Regular" w:hAnsi="Charis SIL Regular" w:eastAsia="Charis SIL Regular"/>
-          <w:b w:val="0"/>
-          <w:i w:val="0"/>
-          <w:color w:val="0000FF"/>
-          <w:sz w:val="24"/>
-          <w:u w:val="single"/>
-        </w:rPr>
-        <w:t xml:space="preserve"> </w:t>
-      </w:r>
-      <w:r>
-        <w:rPr>
-          <w:rFonts w:ascii="Charis SIL Regular" w:hAnsi="Charis SIL Regular" w:eastAsia="Charis SIL Regular"/>
-          <w:b w:val="0"/>
-          <w:i w:val="0"/>
-          <w:color w:val="0000FF"/>
-          <w:sz w:val="24"/>
-          <w:u w:val="single"/>
-        </w:rPr>
-        <w:hyperlink r:id="rId36" w:history="1">
-          <w:r>
-            <w:rPr>
-              <w:rStyle w:val="Hyperlink"/>
-            </w:rPr>
-            <w:t>1722</w:t>
-          </w:r>
-        </w:hyperlink>
-      </w:r>
-      <w:r>
-        <w:rPr>
-          <w:rFonts w:ascii="Charis SIL Regular" w:hAnsi="Charis SIL Regular" w:eastAsia="Charis SIL Regular"/>
-          <w:b w:val="0"/>
-          <w:i w:val="0"/>
-          <w:color w:val="0000FF"/>
-          <w:sz w:val="24"/>
-          <w:u w:val="single"/>
-        </w:rPr>
-        <w:t xml:space="preserve"> </w:t>
-      </w:r>
-      <w:r>
-        <w:rPr>
-          <w:rFonts w:ascii="Charis SIL Regular" w:hAnsi="Charis SIL Regular" w:eastAsia="Charis SIL Regular"/>
-          <w:b w:val="0"/>
-          <w:i w:val="0"/>
-          <w:color w:val="0000FF"/>
-          <w:sz w:val="24"/>
-          <w:u w:val="single"/>
-        </w:rPr>
-        <w:hyperlink r:id="rId36" w:history="1">
-          <w:r>
-            <w:rPr>
-              <w:rStyle w:val="Hyperlink"/>
-            </w:rPr>
-            <w:t>-</w:t>
-          </w:r>
-        </w:hyperlink>
-      </w:r>
-      <w:r>
-        <w:rPr>
-          <w:rFonts w:ascii="Charis SIL Regular" w:hAnsi="Charis SIL Regular" w:eastAsia="Charis SIL Regular"/>
-          <w:b w:val="0"/>
-          <w:i w:val="0"/>
-          <w:color w:val="0000FF"/>
-          <w:sz w:val="24"/>
-          <w:u w:val="single"/>
-        </w:rPr>
-        <w:t xml:space="preserve"> </w:t>
+        </w:rPr>
+        <w:t xml:space="preserve">(manumissies) 1722 - </w:t>
       </w:r>
       <w:r>
         <w:rPr>
@@ -7200,53 +6962,7 @@
           <w:color w:val="000000"/>
           <w:sz w:val="24"/>
         </w:rPr>
-        <w:hyperlink r:id="rId36" w:history="1">
-          <w:r>
-            <w:rPr>
-              <w:rStyle w:val="Hyperlink"/>
-            </w:rPr>
-            <w:t>slavernijverled</w:t>
-          </w:r>
-        </w:hyperlink>
-      </w:r>
-      <w:r>
-        <w:rPr>
-          <w:u w:val="single" w:color="0000ff"/>
-          <w:rFonts w:ascii="Charis SIL Regular" w:hAnsi="Charis SIL Regular" w:eastAsia="Charis SIL Regular"/>
-          <w:b w:val="0"/>
-          <w:i w:val="0"/>
-          <w:color w:val="000000"/>
-          <w:sz w:val="24"/>
-        </w:rPr>
-        <w:hyperlink r:id="rId36" w:history="1">
-          <w:r>
-            <w:rPr>
-              <w:rStyle w:val="Hyperlink"/>
-            </w:rPr>
-            <w:t>en op</w:t>
-          </w:r>
-        </w:hyperlink>
-      </w:r>
-      <w:r>
-        <w:rPr>
-          <w:u w:val="single" w:color="0000ff"/>
-          <w:rFonts w:ascii="Charis SIL Regular" w:hAnsi="Charis SIL Regular" w:eastAsia="Charis SIL Regular"/>
-          <w:b w:val="0"/>
-          <w:i w:val="0"/>
-          <w:color w:val="000000"/>
-          <w:sz w:val="24"/>
-        </w:rPr>
-        <w:t xml:space="preserve"> </w:t>
-      </w:r>
-      <w:r>
-        <w:rPr>
-          <w:rFonts w:ascii="Charis SIL Regular" w:hAnsi="Charis SIL Regular" w:eastAsia="Charis SIL Regular"/>
-          <w:b w:val="0"/>
-          <w:i w:val="0"/>
-          <w:color w:val="000000"/>
-          <w:sz w:val="24"/>
-        </w:rPr>
-        <w:t>C</w:t>
+        <w:t>slavernijverleden op C</w:t>
       </w:r>
       <w:r>
         <w:rPr>

--- a/EXPORTS/DOCX/published/niveau2/Dutch/ArubaBonaireCuracao.docx
+++ b/EXPORTS/DOCX/published/niveau2/Dutch/ArubaBonaireCuracao.docx
@@ -1544,7 +1544,14 @@
           <w:sz w:val="24"/>
           <w:u w:val="single"/>
         </w:rPr>
-        <w:t>Onderofficieren en soldaten bi</w:t>
+        <w:hyperlink r:id="rId16" w:history="1">
+          <w:r>
+            <w:rPr>
+              <w:rStyle w:val="Hyperlink"/>
+            </w:rPr>
+            <w:t>Onderofficier</w:t>
+          </w:r>
+        </w:hyperlink>
       </w:r>
       <w:r>
         <w:rPr>
@@ -1553,8 +1560,107 @@
           <w:i w:val="0"/>
           <w:color w:val="0000FF"/>
           <w:sz w:val="24"/>
-        </w:rPr>
-        <w:t xml:space="preserve">j </w:t>
+          <w:u w:val="single"/>
+        </w:rPr>
+        <w:t>en</w:t>
+      </w:r>
+      <w:r>
+        <w:rPr>
+          <w:rFonts w:ascii="Charis SIL Regular" w:hAnsi="Charis SIL Regular" w:eastAsia="Charis SIL Regular"/>
+          <w:b w:val="0"/>
+          <w:i w:val="0"/>
+          <w:color w:val="0000FF"/>
+          <w:sz w:val="24"/>
+          <w:u w:val="single"/>
+        </w:rPr>
+        <w:t xml:space="preserve"> </w:t>
+      </w:r>
+      <w:r>
+        <w:rPr>
+          <w:rFonts w:ascii="Charis SIL Regular" w:hAnsi="Charis SIL Regular" w:eastAsia="Charis SIL Regular"/>
+          <w:b w:val="0"/>
+          <w:i w:val="0"/>
+          <w:color w:val="0000FF"/>
+          <w:sz w:val="24"/>
+          <w:u w:val="single"/>
+        </w:rPr>
+        <w:hyperlink r:id="rId16" w:history="1">
+          <w:r>
+            <w:rPr>
+              <w:rStyle w:val="Hyperlink"/>
+            </w:rPr>
+            <w:t>en</w:t>
+          </w:r>
+        </w:hyperlink>
+      </w:r>
+      <w:r>
+        <w:rPr>
+          <w:rFonts w:ascii="Charis SIL Regular" w:hAnsi="Charis SIL Regular" w:eastAsia="Charis SIL Regular"/>
+          <w:b w:val="0"/>
+          <w:i w:val="0"/>
+          <w:color w:val="0000FF"/>
+          <w:sz w:val="24"/>
+          <w:u w:val="single"/>
+        </w:rPr>
+        <w:t xml:space="preserve"> </w:t>
+      </w:r>
+      <w:r>
+        <w:rPr>
+          <w:rFonts w:ascii="Charis SIL Regular" w:hAnsi="Charis SIL Regular" w:eastAsia="Charis SIL Regular"/>
+          <w:b w:val="0"/>
+          <w:i w:val="0"/>
+          <w:color w:val="0000FF"/>
+          <w:sz w:val="24"/>
+          <w:u w:val="single"/>
+        </w:rPr>
+        <w:hyperlink r:id="rId16" w:history="1">
+          <w:r>
+            <w:rPr>
+              <w:rStyle w:val="Hyperlink"/>
+            </w:rPr>
+            <w:t>soldaten</w:t>
+          </w:r>
+        </w:hyperlink>
+      </w:r>
+      <w:r>
+        <w:rPr>
+          <w:rFonts w:ascii="Charis SIL Regular" w:hAnsi="Charis SIL Regular" w:eastAsia="Charis SIL Regular"/>
+          <w:b w:val="0"/>
+          <w:i w:val="0"/>
+          <w:color w:val="0000FF"/>
+          <w:sz w:val="24"/>
+          <w:u w:val="single"/>
+        </w:rPr>
+        <w:t xml:space="preserve"> </w:t>
+      </w:r>
+      <w:r>
+        <w:rPr>
+          <w:rFonts w:ascii="Charis SIL Regular" w:hAnsi="Charis SIL Regular" w:eastAsia="Charis SIL Regular"/>
+          <w:b w:val="0"/>
+          <w:i w:val="0"/>
+          <w:color w:val="0000FF"/>
+          <w:sz w:val="24"/>
+          <w:u w:val="single"/>
+        </w:rPr>
+        <w:hyperlink r:id="rId16" w:history="1">
+          <w:r>
+            <w:rPr>
+              <w:rStyle w:val="Hyperlink"/>
+            </w:rPr>
+            <w:t>bij</w:t>
+          </w:r>
+        </w:hyperlink>
+      </w:r>
+      <w:r>
+        <w:rPr>
+          <w:rFonts w:ascii="Charis SIL Regular" w:hAnsi="Charis SIL Regular" w:eastAsia="Charis SIL Regular"/>
+          <w:b w:val="0"/>
+          <w:i w:val="0"/>
+          <w:color w:val="0000FF"/>
+          <w:sz w:val="24"/>
+          <w:u w:val="single"/>
+        </w:rPr>
+        <w:t xml:space="preserve"> </w:t>
       </w:r>
       <w:r>
         <w:rPr>
@@ -1675,9 +1781,19 @@
             <w:rPr>
               <w:rStyle w:val="Hyperlink"/>
             </w:rPr>
-            <w:t>Indië</w:t>
+            <w:t>Ind</w:t>
           </w:r>
         </w:hyperlink>
+      </w:r>
+      <w:r>
+        <w:rPr>
+          <w:rFonts w:ascii="Charis SIL Regular" w:hAnsi="Charis SIL Regular" w:eastAsia="Charis SIL Regular"/>
+          <w:b w:val="0"/>
+          <w:i w:val="0"/>
+          <w:color w:val="0000FF"/>
+          <w:sz w:val="24"/>
+        </w:rPr>
+        <w:t>ië</w:t>
       </w:r>
       <w:r>
         <w:rPr>
@@ -2004,31 +2120,13 @@
       </w:r>
       <w:r>
         <w:rPr>
-          <w:u w:val="single" w:color="0000ff"/>
-          <w:rFonts w:ascii="Charis SIL Regular" w:hAnsi="Charis SIL Regular" w:eastAsia="Charis SIL Regular"/>
-          <w:b w:val="0"/>
-          <w:i w:val="0"/>
-          <w:color w:val="000000"/>
-          <w:sz w:val="24"/>
-        </w:rPr>
-        <w:hyperlink r:id="rId16" w:history="1">
-          <w:r>
-            <w:rPr>
-              <w:rStyle w:val="Hyperlink"/>
-            </w:rPr>
-            <w:t>gestationee</w:t>
-          </w:r>
-        </w:hyperlink>
-      </w:r>
-      <w:r>
-        <w:rPr>
-          <w:rFonts w:ascii="Charis SIL Regular" w:hAnsi="Charis SIL Regular" w:eastAsia="Charis SIL Regular"/>
-          <w:b w:val="0"/>
-          <w:i w:val="0"/>
-          <w:color w:val="000000"/>
-          <w:sz w:val="24"/>
-        </w:rPr>
-        <w:t xml:space="preserve">rde militairen en de zoekhulp </w:t>
+          <w:rFonts w:ascii="Charis SIL Regular" w:hAnsi="Charis SIL Regular" w:eastAsia="Charis SIL Regular"/>
+          <w:b w:val="0"/>
+          <w:i w:val="0"/>
+          <w:color w:val="000000"/>
+          <w:sz w:val="24"/>
+        </w:rPr>
+        <w:t xml:space="preserve">gestationeerde militairen en de zoekhulp </w:t>
       </w:r>
       <w:r>
         <w:rPr>
@@ -3485,7 +3583,54 @@
           <w:color w:val="000000"/>
           <w:sz w:val="24"/>
         </w:rPr>
-        <w:t xml:space="preserve">. Niet alleen collecties die </w:t>
+        <w:t>. Niet alleen c</w:t>
+      </w:r>
+      <w:r>
+        <w:rPr>
+          <w:u w:val="single" w:color="0000ff"/>
+          <w:rFonts w:ascii="Charis SIL Regular" w:hAnsi="Charis SIL Regular" w:eastAsia="Charis SIL Regular"/>
+          <w:b w:val="0"/>
+          <w:i w:val="0"/>
+          <w:color w:val="000000"/>
+          <w:sz w:val="24"/>
+        </w:rPr>
+        <w:hyperlink r:id="rId22" w:history="1">
+          <w:r>
+            <w:rPr>
+              <w:rStyle w:val="Hyperlink"/>
+            </w:rPr>
+            <w:t>ollecties</w:t>
+          </w:r>
+        </w:hyperlink>
+      </w:r>
+      <w:r>
+        <w:rPr>
+          <w:u w:val="single" w:color="0000ff"/>
+          <w:rFonts w:ascii="Charis SIL Regular" w:hAnsi="Charis SIL Regular" w:eastAsia="Charis SIL Regular"/>
+          <w:b w:val="0"/>
+          <w:i w:val="0"/>
+          <w:color w:val="000000"/>
+          <w:sz w:val="24"/>
+        </w:rPr>
+        <w:t xml:space="preserve"> </w:t>
+      </w:r>
+      <w:r>
+        <w:rPr>
+          <w:u w:val="single" w:color="0000ff"/>
+          <w:rFonts w:ascii="Charis SIL Regular" w:hAnsi="Charis SIL Regular" w:eastAsia="Charis SIL Regular"/>
+          <w:b w:val="0"/>
+          <w:i w:val="0"/>
+          <w:color w:val="000000"/>
+          <w:sz w:val="24"/>
+        </w:rPr>
+        <w:hyperlink r:id="rId22" w:history="1">
+          <w:r>
+            <w:rPr>
+              <w:rStyle w:val="Hyperlink"/>
+            </w:rPr>
+            <w:t xml:space="preserve">die </w:t>
+          </w:r>
+        </w:hyperlink>
       </w:r>
       <w:r>
         <w:rPr>
@@ -4102,7 +4247,6 @@
           <w:i w:val="0"/>
           <w:color w:val="0000FF"/>
           <w:sz w:val="24"/>
-          <w:u w:val="single"/>
         </w:rPr>
         <w:t>A</w:t>
       </w:r>
@@ -4229,43 +4373,7 @@
           <w:color w:val="000000"/>
           <w:sz w:val="24"/>
         </w:rPr>
-        <w:t xml:space="preserve">•  </w:t>
-      </w:r>
-      <w:r>
-        <w:rPr>
-          <w:u w:val="single" w:color="0000ff"/>
-          <w:rFonts w:ascii="Charis SIL Regular" w:hAnsi="Charis SIL Regular" w:eastAsia="Charis SIL Regular"/>
-          <w:b w:val="0"/>
-          <w:i w:val="0"/>
-          <w:color w:val="000000"/>
-          <w:sz w:val="24"/>
-        </w:rPr>
-        <w:hyperlink r:id="rId28" w:history="1">
-          <w:r>
-            <w:rPr>
-              <w:rStyle w:val="Hyperlink"/>
-            </w:rPr>
-            <w:t>De zoe</w:t>
-          </w:r>
-        </w:hyperlink>
-      </w:r>
-      <w:r>
-        <w:rPr>
-          <w:u w:val="single" w:color="0000ff"/>
-          <w:rFonts w:ascii="Charis SIL Regular" w:hAnsi="Charis SIL Regular" w:eastAsia="Charis SIL Regular"/>
-          <w:b w:val="0"/>
-          <w:i w:val="0"/>
-          <w:color w:val="000000"/>
-          <w:sz w:val="24"/>
-        </w:rPr>
-        <w:hyperlink r:id="rId28" w:history="1">
-          <w:r>
-            <w:rPr>
-              <w:rStyle w:val="Hyperlink"/>
-            </w:rPr>
-            <w:t xml:space="preserve">khulp </w:t>
-          </w:r>
-        </w:hyperlink>
+        <w:t xml:space="preserve">•  De zoekhulp </w:t>
       </w:r>
       <w:r>
         <w:rPr>
@@ -4473,6 +4581,7 @@
       </w:r>
       <w:r>
         <w:rPr>
+          <w:u w:val="single" w:color="0000ff"/>
           <w:rFonts w:ascii="Charis SIL Regular" w:hAnsi="Charis SIL Regular" w:eastAsia="Charis SIL Regular"/>
           <w:b w:val="0"/>
           <w:i w:val="0"/>
@@ -6757,8 +6866,16 @@
           <w:i w:val="0"/>
           <w:color w:val="0000FF"/>
           <w:sz w:val="24"/>
-        </w:rPr>
-        <w:t xml:space="preserve">(manumissies) 1722 - </w:t>
+          <w:u w:val="single"/>
+        </w:rPr>
+        <w:hyperlink r:id="rId36" w:history="1">
+          <w:r>
+            <w:rPr>
+              <w:rStyle w:val="Hyperlink"/>
+            </w:rPr>
+            <w:t>(manumissies)</w:t>
+          </w:r>
+        </w:hyperlink>
       </w:r>
       <w:r>
         <w:rPr>
@@ -6769,7 +6886,75 @@
           <w:sz w:val="24"/>
           <w:u w:val="single"/>
         </w:rPr>
+        <w:t xml:space="preserve"> </w:t>
+      </w:r>
+      <w:r>
+        <w:rPr>
+          <w:rFonts w:ascii="Charis SIL Regular" w:hAnsi="Charis SIL Regular" w:eastAsia="Charis SIL Regular"/>
+          <w:b w:val="0"/>
+          <w:i w:val="0"/>
+          <w:color w:val="0000FF"/>
+          <w:sz w:val="24"/>
+          <w:u w:val="single"/>
+        </w:rPr>
         <w:hyperlink r:id="rId36" w:history="1">
+          <w:r>
+            <w:rPr>
+              <w:rStyle w:val="Hyperlink"/>
+            </w:rPr>
+            <w:t>1722</w:t>
+          </w:r>
+        </w:hyperlink>
+      </w:r>
+      <w:r>
+        <w:rPr>
+          <w:rFonts w:ascii="Charis SIL Regular" w:hAnsi="Charis SIL Regular" w:eastAsia="Charis SIL Regular"/>
+          <w:b w:val="0"/>
+          <w:i w:val="0"/>
+          <w:color w:val="0000FF"/>
+          <w:sz w:val="24"/>
+          <w:u w:val="single"/>
+        </w:rPr>
+        <w:t xml:space="preserve"> </w:t>
+      </w:r>
+      <w:r>
+        <w:rPr>
+          <w:rFonts w:ascii="Charis SIL Regular" w:hAnsi="Charis SIL Regular" w:eastAsia="Charis SIL Regular"/>
+          <w:b w:val="0"/>
+          <w:i w:val="0"/>
+          <w:color w:val="0000FF"/>
+          <w:sz w:val="24"/>
+          <w:u w:val="single"/>
+        </w:rPr>
+        <w:hyperlink r:id="rId36" w:history="1">
+          <w:r>
+            <w:rPr>
+              <w:rStyle w:val="Hyperlink"/>
+            </w:rPr>
+            <w:t>-</w:t>
+          </w:r>
+        </w:hyperlink>
+      </w:r>
+      <w:r>
+        <w:rPr>
+          <w:rFonts w:ascii="Charis SIL Regular" w:hAnsi="Charis SIL Regular" w:eastAsia="Charis SIL Regular"/>
+          <w:b w:val="0"/>
+          <w:i w:val="0"/>
+          <w:color w:val="0000FF"/>
+          <w:sz w:val="24"/>
+        </w:rPr>
+        <w:t xml:space="preserve"> </w:t>
+      </w:r>
+      <w:r>
+        <w:rPr>
+          <w:rFonts w:ascii="Charis SIL Regular" w:hAnsi="Charis SIL Regular" w:eastAsia="Charis SIL Regular"/>
+          <w:b w:val="0"/>
+          <w:i w:val="0"/>
+          <w:color w:val="0000FF"/>
+          <w:sz w:val="24"/>
+          <w:u w:val="single"/>
+        </w:rPr>
+        <w:hyperlink r:id="rId35" w:history="1">
           <w:r>
             <w:rPr>
               <w:rStyle w:val="Hyperlink"/>
@@ -6962,7 +7147,53 @@
           <w:color w:val="000000"/>
           <w:sz w:val="24"/>
         </w:rPr>
-        <w:t>slavernijverleden op C</w:t>
+        <w:hyperlink r:id="rId36" w:history="1">
+          <w:r>
+            <w:rPr>
+              <w:rStyle w:val="Hyperlink"/>
+            </w:rPr>
+            <w:t>slavernijverled</w:t>
+          </w:r>
+        </w:hyperlink>
+      </w:r>
+      <w:r>
+        <w:rPr>
+          <w:u w:val="single" w:color="0000ff"/>
+          <w:rFonts w:ascii="Charis SIL Regular" w:hAnsi="Charis SIL Regular" w:eastAsia="Charis SIL Regular"/>
+          <w:b w:val="0"/>
+          <w:i w:val="0"/>
+          <w:color w:val="000000"/>
+          <w:sz w:val="24"/>
+        </w:rPr>
+        <w:hyperlink r:id="rId36" w:history="1">
+          <w:r>
+            <w:rPr>
+              <w:rStyle w:val="Hyperlink"/>
+            </w:rPr>
+            <w:t>en op</w:t>
+          </w:r>
+        </w:hyperlink>
+      </w:r>
+      <w:r>
+        <w:rPr>
+          <w:u w:val="single" w:color="0000ff"/>
+          <w:rFonts w:ascii="Charis SIL Regular" w:hAnsi="Charis SIL Regular" w:eastAsia="Charis SIL Regular"/>
+          <w:b w:val="0"/>
+          <w:i w:val="0"/>
+          <w:color w:val="000000"/>
+          <w:sz w:val="24"/>
+        </w:rPr>
+        <w:t xml:space="preserve"> </w:t>
+      </w:r>
+      <w:r>
+        <w:rPr>
+          <w:rFonts w:ascii="Charis SIL Regular" w:hAnsi="Charis SIL Regular" w:eastAsia="Charis SIL Regular"/>
+          <w:b w:val="0"/>
+          <w:i w:val="0"/>
+          <w:color w:val="000000"/>
+          <w:sz w:val="24"/>
+        </w:rPr>
+        <w:t>C</w:t>
       </w:r>
       <w:r>
         <w:rPr>

--- a/EXPORTS/DOCX/published/niveau2/Dutch/ArubaBonaireCuracao.docx
+++ b/EXPORTS/DOCX/published/niveau2/Dutch/ArubaBonaireCuracao.docx
@@ -1647,9 +1647,19 @@
             <w:rPr>
               <w:rStyle w:val="Hyperlink"/>
             </w:rPr>
-            <w:t>bij</w:t>
+            <w:t>b</w:t>
           </w:r>
         </w:hyperlink>
+      </w:r>
+      <w:r>
+        <w:rPr>
+          <w:rFonts w:ascii="Charis SIL Regular" w:hAnsi="Charis SIL Regular" w:eastAsia="Charis SIL Regular"/>
+          <w:b w:val="0"/>
+          <w:i w:val="0"/>
+          <w:color w:val="0000FF"/>
+          <w:sz w:val="24"/>
+        </w:rPr>
+        <w:t>ij</w:t>
       </w:r>
       <w:r>
         <w:rPr>
@@ -1781,19 +1791,9 @@
             <w:rPr>
               <w:rStyle w:val="Hyperlink"/>
             </w:rPr>
-            <w:t>Ind</w:t>
+            <w:t>Indië</w:t>
           </w:r>
         </w:hyperlink>
-      </w:r>
-      <w:r>
-        <w:rPr>
-          <w:rFonts w:ascii="Charis SIL Regular" w:hAnsi="Charis SIL Regular" w:eastAsia="Charis SIL Regular"/>
-          <w:b w:val="0"/>
-          <w:i w:val="0"/>
-          <w:color w:val="0000FF"/>
-          <w:sz w:val="24"/>
-        </w:rPr>
-        <w:t>ië</w:t>
       </w:r>
       <w:r>
         <w:rPr>
@@ -2120,13 +2120,31 @@
       </w:r>
       <w:r>
         <w:rPr>
-          <w:rFonts w:ascii="Charis SIL Regular" w:hAnsi="Charis SIL Regular" w:eastAsia="Charis SIL Regular"/>
-          <w:b w:val="0"/>
-          <w:i w:val="0"/>
-          <w:color w:val="000000"/>
-          <w:sz w:val="24"/>
-        </w:rPr>
-        <w:t xml:space="preserve">gestationeerde militairen en de zoekhulp </w:t>
+          <w:u w:val="single" w:color="0000ff"/>
+          <w:rFonts w:ascii="Charis SIL Regular" w:hAnsi="Charis SIL Regular" w:eastAsia="Charis SIL Regular"/>
+          <w:b w:val="0"/>
+          <w:i w:val="0"/>
+          <w:color w:val="000000"/>
+          <w:sz w:val="24"/>
+        </w:rPr>
+        <w:hyperlink r:id="rId16" w:history="1">
+          <w:r>
+            <w:rPr>
+              <w:rStyle w:val="Hyperlink"/>
+            </w:rPr>
+            <w:t>gestationee</w:t>
+          </w:r>
+        </w:hyperlink>
+      </w:r>
+      <w:r>
+        <w:rPr>
+          <w:rFonts w:ascii="Charis SIL Regular" w:hAnsi="Charis SIL Regular" w:eastAsia="Charis SIL Regular"/>
+          <w:b w:val="0"/>
+          <w:i w:val="0"/>
+          <w:color w:val="000000"/>
+          <w:sz w:val="24"/>
+        </w:rPr>
+        <w:t xml:space="preserve">rde militairen en de zoekhulp </w:t>
       </w:r>
       <w:r>
         <w:rPr>
@@ -3329,13 +3347,78 @@
       </w:r>
       <w:r>
         <w:rPr>
-          <w:rFonts w:ascii="Charis SIL Regular" w:hAnsi="Charis SIL Regular" w:eastAsia="Charis SIL Regular"/>
-          <w:b w:val="0"/>
-          <w:i w:val="0"/>
-          <w:color w:val="000000"/>
-          <w:sz w:val="24"/>
-        </w:rPr>
-        <w:t xml:space="preserve">toegankelijk gemaakt. De collectie is zowel bereikbaar via de </w:t>
+          <w:u w:val="single" w:color="0000ff"/>
+          <w:rFonts w:ascii="Charis SIL Regular" w:hAnsi="Charis SIL Regular" w:eastAsia="Charis SIL Regular"/>
+          <w:b w:val="0"/>
+          <w:i w:val="0"/>
+          <w:color w:val="000000"/>
+          <w:sz w:val="24"/>
+        </w:rPr>
+        <w:hyperlink r:id="rId21" w:history="1">
+          <w:r>
+            <w:rPr>
+              <w:rStyle w:val="Hyperlink"/>
+            </w:rPr>
+            <w:t>toeg</w:t>
+          </w:r>
+        </w:hyperlink>
+      </w:r>
+      <w:r>
+        <w:rPr>
+          <w:u w:val="single" w:color="0000ff"/>
+          <w:rFonts w:ascii="Charis SIL Regular" w:hAnsi="Charis SIL Regular" w:eastAsia="Charis SIL Regular"/>
+          <w:b w:val="0"/>
+          <w:i w:val="0"/>
+          <w:color w:val="000000"/>
+          <w:sz w:val="24"/>
+        </w:rPr>
+        <w:hyperlink r:id="rId21" w:history="1">
+          <w:r>
+            <w:rPr>
+              <w:rStyle w:val="Hyperlink"/>
+            </w:rPr>
+            <w:t>ankelijk</w:t>
+          </w:r>
+        </w:hyperlink>
+      </w:r>
+      <w:r>
+        <w:rPr>
+          <w:u w:val="single" w:color="0000ff"/>
+          <w:rFonts w:ascii="Charis SIL Regular" w:hAnsi="Charis SIL Regular" w:eastAsia="Charis SIL Regular"/>
+          <w:b w:val="0"/>
+          <w:i w:val="0"/>
+          <w:color w:val="000000"/>
+          <w:sz w:val="24"/>
+        </w:rPr>
+        <w:t xml:space="preserve"> </w:t>
+      </w:r>
+      <w:r>
+        <w:rPr>
+          <w:u w:val="single" w:color="0000ff"/>
+          <w:rFonts w:ascii="Charis SIL Regular" w:hAnsi="Charis SIL Regular" w:eastAsia="Charis SIL Regular"/>
+          <w:b w:val="0"/>
+          <w:i w:val="0"/>
+          <w:color w:val="000000"/>
+          <w:sz w:val="24"/>
+        </w:rPr>
+        <w:hyperlink r:id="rId21" w:history="1">
+          <w:r>
+            <w:rPr>
+              <w:rStyle w:val="Hyperlink"/>
+            </w:rPr>
+            <w:t>gemaak</w:t>
+          </w:r>
+        </w:hyperlink>
+      </w:r>
+      <w:r>
+        <w:rPr>
+          <w:rFonts w:ascii="Charis SIL Regular" w:hAnsi="Charis SIL Regular" w:eastAsia="Charis SIL Regular"/>
+          <w:b w:val="0"/>
+          <w:i w:val="0"/>
+          <w:color w:val="000000"/>
+          <w:sz w:val="24"/>
+        </w:rPr>
+        <w:t xml:space="preserve">t. De collectie is zowel bereikbaar via de </w:t>
       </w:r>
       <w:r>
         <w:rPr>
@@ -4373,7 +4456,43 @@
           <w:color w:val="000000"/>
           <w:sz w:val="24"/>
         </w:rPr>
-        <w:t xml:space="preserve">•  De zoekhulp </w:t>
+        <w:t xml:space="preserve">•  </w:t>
+      </w:r>
+      <w:r>
+        <w:rPr>
+          <w:u w:val="single" w:color="0000ff"/>
+          <w:rFonts w:ascii="Charis SIL Regular" w:hAnsi="Charis SIL Regular" w:eastAsia="Charis SIL Regular"/>
+          <w:b w:val="0"/>
+          <w:i w:val="0"/>
+          <w:color w:val="000000"/>
+          <w:sz w:val="24"/>
+        </w:rPr>
+        <w:hyperlink r:id="rId28" w:history="1">
+          <w:r>
+            <w:rPr>
+              <w:rStyle w:val="Hyperlink"/>
+            </w:rPr>
+            <w:t>De zoe</w:t>
+          </w:r>
+        </w:hyperlink>
+      </w:r>
+      <w:r>
+        <w:rPr>
+          <w:u w:val="single" w:color="0000ff"/>
+          <w:rFonts w:ascii="Charis SIL Regular" w:hAnsi="Charis SIL Regular" w:eastAsia="Charis SIL Regular"/>
+          <w:b w:val="0"/>
+          <w:i w:val="0"/>
+          <w:color w:val="000000"/>
+          <w:sz w:val="24"/>
+        </w:rPr>
+        <w:hyperlink r:id="rId28" w:history="1">
+          <w:r>
+            <w:rPr>
+              <w:rStyle w:val="Hyperlink"/>
+            </w:rPr>
+            <w:t xml:space="preserve">khulp </w:t>
+          </w:r>
+        </w:hyperlink>
       </w:r>
       <w:r>
         <w:rPr>
@@ -4581,7 +4700,6 @@
       </w:r>
       <w:r>
         <w:rPr>
-          <w:u w:val="single" w:color="0000ff"/>
           <w:rFonts w:ascii="Charis SIL Regular" w:hAnsi="Charis SIL Regular" w:eastAsia="Charis SIL Regular"/>
           <w:b w:val="0"/>
           <w:i w:val="0"/>
@@ -5170,31 +5288,7 @@
           <w:color w:val="000000"/>
           <w:sz w:val="24"/>
         </w:rPr>
-        <w:hyperlink r:id="rId30" w:history="1">
-          <w:r>
-            <w:rPr>
-              <w:rStyle w:val="Hyperlink"/>
-            </w:rPr>
-            <w:t>i</w:t>
-          </w:r>
-        </w:hyperlink>
-      </w:r>
-      <w:r>
-        <w:rPr>
-          <w:rFonts w:ascii="Charis SIL Regular" w:hAnsi="Charis SIL Regular" w:eastAsia="Charis SIL Regular"/>
-          <w:b w:val="0"/>
-          <w:i w:val="0"/>
-          <w:color w:val="000000"/>
-          <w:sz w:val="24"/>
-        </w:rPr>
-        <w:hyperlink r:id="rId30" w:history="1">
-          <w:r>
-            <w:rPr>
-              <w:rStyle w:val="Hyperlink"/>
-            </w:rPr>
-            <w:t xml:space="preserve"> M</w:t>
-          </w:r>
-        </w:hyperlink>
+        <w:t>i M</w:t>
       </w:r>
       <w:r>
         <w:rPr>
@@ -6105,39 +6199,13 @@
       </w:r>
       <w:r>
         <w:rPr>
-          <w:u w:val="single" w:color="0000ff"/>
-          <w:rFonts w:ascii="Charis SIL Regular" w:hAnsi="Charis SIL Regular" w:eastAsia="Charis SIL Regular"/>
-          <w:b w:val="0"/>
-          <w:i w:val="0"/>
-          <w:color w:val="000000"/>
-          <w:sz w:val="24"/>
-        </w:rPr>
-        <w:hyperlink r:id="rId15" w:history="1">
-          <w:r>
-            <w:rPr>
-              <w:rStyle w:val="Hyperlink"/>
-            </w:rPr>
-            <w:t>f</w:t>
-          </w:r>
-        </w:hyperlink>
-      </w:r>
-      <w:r>
-        <w:rPr>
-          <w:u w:val="single" w:color="0000ff"/>
-          <w:rFonts w:ascii="Charis SIL Regular" w:hAnsi="Charis SIL Regular" w:eastAsia="Charis SIL Regular"/>
-          <w:b w:val="0"/>
-          <w:i w:val="0"/>
-          <w:color w:val="000000"/>
-          <w:sz w:val="24"/>
-        </w:rPr>
-        <w:hyperlink r:id="rId15" w:history="1">
-          <w:r>
-            <w:rPr>
-              <w:rStyle w:val="Hyperlink"/>
-            </w:rPr>
-            <w:t>o</w:t>
-          </w:r>
-        </w:hyperlink>
+          <w:rFonts w:ascii="Charis SIL Regular" w:hAnsi="Charis SIL Regular" w:eastAsia="Charis SIL Regular"/>
+          <w:b w:val="0"/>
+          <w:i w:val="0"/>
+          <w:color w:val="000000"/>
+          <w:sz w:val="24"/>
+        </w:rPr>
+        <w:t>fo</w:t>
       </w:r>
       <w:r>
         <w:rPr>
@@ -6954,7 +7022,7 @@
           <w:sz w:val="24"/>
           <w:u w:val="single"/>
         </w:rPr>
-        <w:hyperlink r:id="rId35" w:history="1">
+        <w:hyperlink r:id="rId36" w:history="1">
           <w:r>
             <w:rPr>
               <w:rStyle w:val="Hyperlink"/>

--- a/EXPORTS/DOCX/published/niveau2/Dutch/ArubaBonaireCuracao.docx
+++ b/EXPORTS/DOCX/published/niveau2/Dutch/ArubaBonaireCuracao.docx
@@ -1242,36 +1242,7 @@
           <w:color w:val="000000"/>
           <w:sz w:val="24"/>
         </w:rPr>
-        <w:t>werden slaafgemaakten uit West-Afrika naar Willemstad verschee</w:t>
-      </w:r>
-      <w:r>
-        <w:rPr>
-          <w:u w:val="single" w:color="0000ff"/>
-          <w:rFonts w:ascii="Charis SIL Regular" w:hAnsi="Charis SIL Regular" w:eastAsia="Charis SIL Regular"/>
-          <w:b w:val="0"/>
-          <w:i w:val="0"/>
-          <w:color w:val="000000"/>
-          <w:sz w:val="24"/>
-        </w:rPr>
-        <w:hyperlink r:id="rId14" w:history="1">
-          <w:r>
-            <w:rPr>
-              <w:rStyle w:val="Hyperlink"/>
-            </w:rPr>
-            <w:t xml:space="preserve">pt en </w:t>
-          </w:r>
-        </w:hyperlink>
-      </w:r>
-      <w:r>
-        <w:rPr>
-          <w:u w:val="single" w:color="0000ff"/>
-          <w:rFonts w:ascii="Charis SIL Regular" w:hAnsi="Charis SIL Regular" w:eastAsia="Charis SIL Regular"/>
-          <w:b w:val="0"/>
-          <w:i w:val="0"/>
-          <w:color w:val="000000"/>
-          <w:sz w:val="24"/>
-        </w:rPr>
-        <w:t>m</w:t>
+        <w:t>werden slaafgemaakten uit West-Afrika naar Willemstad verscheept en m</w:t>
       </w:r>
       <w:r>
         <w:rPr>
@@ -1549,7 +1520,7 @@
             <w:rPr>
               <w:rStyle w:val="Hyperlink"/>
             </w:rPr>
-            <w:t>Onderofficier</w:t>
+            <w:t>Onderoffici</w:t>
           </w:r>
         </w:hyperlink>
       </w:r>
@@ -1561,6 +1532,16 @@
           <w:color w:val="0000FF"/>
           <w:sz w:val="24"/>
           <w:u w:val="single"/>
+        </w:rPr>
+        <w:t>er</w:t>
+      </w:r>
+      <w:r>
+        <w:rPr>
+          <w:rFonts w:ascii="Charis SIL Regular" w:hAnsi="Charis SIL Regular" w:eastAsia="Charis SIL Regular"/>
+          <w:b w:val="0"/>
+          <w:i w:val="0"/>
+          <w:color w:val="0000FF"/>
+          <w:sz w:val="24"/>
         </w:rPr>
         <w:t>en</w:t>
       </w:r>
@@ -1647,19 +1628,9 @@
             <w:rPr>
               <w:rStyle w:val="Hyperlink"/>
             </w:rPr>
-            <w:t>b</w:t>
+            <w:t>bij</w:t>
           </w:r>
         </w:hyperlink>
-      </w:r>
-      <w:r>
-        <w:rPr>
-          <w:rFonts w:ascii="Charis SIL Regular" w:hAnsi="Charis SIL Regular" w:eastAsia="Charis SIL Regular"/>
-          <w:b w:val="0"/>
-          <w:i w:val="0"/>
-          <w:color w:val="0000FF"/>
-          <w:sz w:val="24"/>
-        </w:rPr>
-        <w:t>ij</w:t>
       </w:r>
       <w:r>
         <w:rPr>
@@ -5288,7 +5259,31 @@
           <w:color w:val="000000"/>
           <w:sz w:val="24"/>
         </w:rPr>
-        <w:t>i M</w:t>
+        <w:hyperlink r:id="rId30" w:history="1">
+          <w:r>
+            <w:rPr>
+              <w:rStyle w:val="Hyperlink"/>
+            </w:rPr>
+            <w:t>i</w:t>
+          </w:r>
+        </w:hyperlink>
+      </w:r>
+      <w:r>
+        <w:rPr>
+          <w:rFonts w:ascii="Charis SIL Regular" w:hAnsi="Charis SIL Regular" w:eastAsia="Charis SIL Regular"/>
+          <w:b w:val="0"/>
+          <w:i w:val="0"/>
+          <w:color w:val="000000"/>
+          <w:sz w:val="24"/>
+        </w:rPr>
+        <w:hyperlink r:id="rId30" w:history="1">
+          <w:r>
+            <w:rPr>
+              <w:rStyle w:val="Hyperlink"/>
+            </w:rPr>
+            <w:t xml:space="preserve"> M</w:t>
+          </w:r>
+        </w:hyperlink>
       </w:r>
       <w:r>
         <w:rPr>
@@ -6199,13 +6194,39 @@
       </w:r>
       <w:r>
         <w:rPr>
-          <w:rFonts w:ascii="Charis SIL Regular" w:hAnsi="Charis SIL Regular" w:eastAsia="Charis SIL Regular"/>
-          <w:b w:val="0"/>
-          <w:i w:val="0"/>
-          <w:color w:val="000000"/>
-          <w:sz w:val="24"/>
-        </w:rPr>
-        <w:t>fo</w:t>
+          <w:u w:val="single" w:color="0000ff"/>
+          <w:rFonts w:ascii="Charis SIL Regular" w:hAnsi="Charis SIL Regular" w:eastAsia="Charis SIL Regular"/>
+          <w:b w:val="0"/>
+          <w:i w:val="0"/>
+          <w:color w:val="000000"/>
+          <w:sz w:val="24"/>
+        </w:rPr>
+        <w:hyperlink r:id="rId15" w:history="1">
+          <w:r>
+            <w:rPr>
+              <w:rStyle w:val="Hyperlink"/>
+            </w:rPr>
+            <w:t>f</w:t>
+          </w:r>
+        </w:hyperlink>
+      </w:r>
+      <w:r>
+        <w:rPr>
+          <w:u w:val="single" w:color="0000ff"/>
+          <w:rFonts w:ascii="Charis SIL Regular" w:hAnsi="Charis SIL Regular" w:eastAsia="Charis SIL Regular"/>
+          <w:b w:val="0"/>
+          <w:i w:val="0"/>
+          <w:color w:val="000000"/>
+          <w:sz w:val="24"/>
+        </w:rPr>
+        <w:hyperlink r:id="rId15" w:history="1">
+          <w:r>
+            <w:rPr>
+              <w:rStyle w:val="Hyperlink"/>
+            </w:rPr>
+            <w:t>o</w:t>
+          </w:r>
+        </w:hyperlink>
       </w:r>
       <w:r>
         <w:rPr>
@@ -7022,7 +7043,7 @@
           <w:sz w:val="24"/>
           <w:u w:val="single"/>
         </w:rPr>
-        <w:hyperlink r:id="rId36" w:history="1">
+        <w:hyperlink r:id="rId35" w:history="1">
           <w:r>
             <w:rPr>
               <w:rStyle w:val="Hyperlink"/>

--- a/EXPORTS/DOCX/published/niveau2/Dutch/ArubaBonaireCuracao.docx
+++ b/EXPORTS/DOCX/published/niveau2/Dutch/ArubaBonaireCuracao.docx
@@ -1242,7 +1242,36 @@
           <w:color w:val="000000"/>
           <w:sz w:val="24"/>
         </w:rPr>
-        <w:t>werden slaafgemaakten uit West-Afrika naar Willemstad verscheept en m</w:t>
+        <w:t>werden slaafgemaakten uit West-Afrika naar Willemstad verschee</w:t>
+      </w:r>
+      <w:r>
+        <w:rPr>
+          <w:u w:val="single" w:color="0000ff"/>
+          <w:rFonts w:ascii="Charis SIL Regular" w:hAnsi="Charis SIL Regular" w:eastAsia="Charis SIL Regular"/>
+          <w:b w:val="0"/>
+          <w:i w:val="0"/>
+          <w:color w:val="000000"/>
+          <w:sz w:val="24"/>
+        </w:rPr>
+        <w:hyperlink r:id="rId14" w:history="1">
+          <w:r>
+            <w:rPr>
+              <w:rStyle w:val="Hyperlink"/>
+            </w:rPr>
+            <w:t xml:space="preserve">pt en </w:t>
+          </w:r>
+        </w:hyperlink>
+      </w:r>
+      <w:r>
+        <w:rPr>
+          <w:u w:val="single" w:color="0000ff"/>
+          <w:rFonts w:ascii="Charis SIL Regular" w:hAnsi="Charis SIL Regular" w:eastAsia="Charis SIL Regular"/>
+          <w:b w:val="0"/>
+          <w:i w:val="0"/>
+          <w:color w:val="000000"/>
+          <w:sz w:val="24"/>
+        </w:rPr>
+        <w:t>m</w:t>
       </w:r>
       <w:r>
         <w:rPr>
@@ -1520,7 +1549,7 @@
             <w:rPr>
               <w:rStyle w:val="Hyperlink"/>
             </w:rPr>
-            <w:t>Onderoffici</w:t>
+            <w:t>Onderofficier</w:t>
           </w:r>
         </w:hyperlink>
       </w:r>
@@ -1532,16 +1561,6 @@
           <w:color w:val="0000FF"/>
           <w:sz w:val="24"/>
           <w:u w:val="single"/>
-        </w:rPr>
-        <w:t>er</w:t>
-      </w:r>
-      <w:r>
-        <w:rPr>
-          <w:rFonts w:ascii="Charis SIL Regular" w:hAnsi="Charis SIL Regular" w:eastAsia="Charis SIL Regular"/>
-          <w:b w:val="0"/>
-          <w:i w:val="0"/>
-          <w:color w:val="0000FF"/>
-          <w:sz w:val="24"/>
         </w:rPr>
         <w:t>en</w:t>
       </w:r>
@@ -1599,9 +1618,19 @@
             <w:rPr>
               <w:rStyle w:val="Hyperlink"/>
             </w:rPr>
-            <w:t>soldaten</w:t>
+            <w:t>soldat</w:t>
           </w:r>
         </w:hyperlink>
+      </w:r>
+      <w:r>
+        <w:rPr>
+          <w:rFonts w:ascii="Charis SIL Regular" w:hAnsi="Charis SIL Regular" w:eastAsia="Charis SIL Regular"/>
+          <w:b w:val="0"/>
+          <w:i w:val="0"/>
+          <w:color w:val="0000FF"/>
+          <w:sz w:val="24"/>
+        </w:rPr>
+        <w:t>en</w:t>
       </w:r>
       <w:r>
         <w:rPr>
@@ -2353,133 +2382,7 @@
           <w:color w:val="000000"/>
           <w:sz w:val="24"/>
         </w:rPr>
-        <w:t>, die informatie bevat over Ne</w:t>
-      </w:r>
-      <w:r>
-        <w:rPr>
-          <w:u w:val="single" w:color="0000ff"/>
-          <w:rFonts w:ascii="Charis SIL Regular" w:hAnsi="Charis SIL Regular" w:eastAsia="Charis SIL Regular"/>
-          <w:b w:val="0"/>
-          <w:i w:val="0"/>
-          <w:color w:val="000000"/>
-          <w:sz w:val="24"/>
-        </w:rPr>
-        <w:hyperlink r:id="rId17" w:history="1">
-          <w:r>
-            <w:rPr>
-              <w:rStyle w:val="Hyperlink"/>
-            </w:rPr>
-            <w:t>derlandse ko</w:t>
-          </w:r>
-        </w:hyperlink>
-      </w:r>
-      <w:r>
-        <w:rPr>
-          <w:u w:val="single" w:color="0000ff"/>
-          <w:rFonts w:ascii="Charis SIL Regular" w:hAnsi="Charis SIL Regular" w:eastAsia="Charis SIL Regular"/>
-          <w:b w:val="0"/>
-          <w:i w:val="0"/>
-          <w:color w:val="000000"/>
-          <w:sz w:val="24"/>
-        </w:rPr>
-        <w:hyperlink r:id="rId17" w:history="1">
-          <w:r>
-            <w:rPr>
-              <w:rStyle w:val="Hyperlink"/>
-            </w:rPr>
-            <w:t>l</w:t>
-          </w:r>
-        </w:hyperlink>
-      </w:r>
-      <w:r>
-        <w:rPr>
-          <w:u w:val="single" w:color="0000ff"/>
-          <w:rFonts w:ascii="Charis SIL Regular" w:hAnsi="Charis SIL Regular" w:eastAsia="Charis SIL Regular"/>
-          <w:b w:val="0"/>
-          <w:i w:val="0"/>
-          <w:color w:val="000000"/>
-          <w:sz w:val="24"/>
-        </w:rPr>
-        <w:hyperlink r:id="rId17" w:history="1">
-          <w:r>
-            <w:rPr>
-              <w:rStyle w:val="Hyperlink"/>
-            </w:rPr>
-            <w:t>on</w:t>
-          </w:r>
-        </w:hyperlink>
-      </w:r>
-      <w:r>
-        <w:rPr>
-          <w:u w:val="single" w:color="0000ff"/>
-          <w:rFonts w:ascii="Charis SIL Regular" w:hAnsi="Charis SIL Regular" w:eastAsia="Charis SIL Regular"/>
-          <w:b w:val="0"/>
-          <w:i w:val="0"/>
-          <w:color w:val="000000"/>
-          <w:sz w:val="24"/>
-        </w:rPr>
-        <w:hyperlink r:id="rId17" w:history="1">
-          <w:r>
-            <w:rPr>
-              <w:rStyle w:val="Hyperlink"/>
-            </w:rPr>
-            <w:t>iale b</w:t>
-          </w:r>
-        </w:hyperlink>
-      </w:r>
-      <w:r>
-        <w:rPr>
-          <w:u w:val="single" w:color="0000ff"/>
-          <w:rFonts w:ascii="Charis SIL Regular" w:hAnsi="Charis SIL Regular" w:eastAsia="Charis SIL Regular"/>
-          <w:b w:val="0"/>
-          <w:i w:val="0"/>
-          <w:color w:val="000000"/>
-          <w:sz w:val="24"/>
-        </w:rPr>
-        <w:hyperlink r:id="rId17" w:history="1">
-          <w:r>
-            <w:rPr>
-              <w:rStyle w:val="Hyperlink"/>
-            </w:rPr>
-            <w:t>estuur</w:t>
-          </w:r>
-        </w:hyperlink>
-      </w:r>
-      <w:r>
-        <w:rPr>
-          <w:u w:val="single" w:color="0000ff"/>
-          <w:rFonts w:ascii="Charis SIL Regular" w:hAnsi="Charis SIL Regular" w:eastAsia="Charis SIL Regular"/>
-          <w:b w:val="0"/>
-          <w:i w:val="0"/>
-          <w:color w:val="000000"/>
-          <w:sz w:val="24"/>
-        </w:rPr>
-        <w:hyperlink r:id="rId17" w:history="1">
-          <w:r>
-            <w:rPr>
-              <w:rStyle w:val="Hyperlink"/>
-            </w:rPr>
-            <w:t>s</w:t>
-          </w:r>
-        </w:hyperlink>
-      </w:r>
-      <w:r>
-        <w:rPr>
-          <w:u w:val="single" w:color="0000ff"/>
-          <w:rFonts w:ascii="Charis SIL Regular" w:hAnsi="Charis SIL Regular" w:eastAsia="Charis SIL Regular"/>
-          <w:b w:val="0"/>
-          <w:i w:val="0"/>
-          <w:color w:val="000000"/>
-          <w:sz w:val="24"/>
-        </w:rPr>
-        <w:hyperlink r:id="rId17" w:history="1">
-          <w:r>
-            <w:rPr>
-              <w:rStyle w:val="Hyperlink"/>
-            </w:rPr>
-            <w:t>ambtenar</w:t>
-          </w:r>
-        </w:hyperlink>
+        <w:t>, die informatie bevat over Nederlandse koloniale bestuursambtenar</w:t>
       </w:r>
       <w:r>
         <w:rPr>
@@ -4301,6 +4204,7 @@
           <w:i w:val="0"/>
           <w:color w:val="0000FF"/>
           <w:sz w:val="24"/>
+          <w:u w:val="single"/>
         </w:rPr>
         <w:t>A</w:t>
       </w:r>

--- a/EXPORTS/DOCX/published/niveau2/Dutch/ArubaBonaireCuracao.docx
+++ b/EXPORTS/DOCX/published/niveau2/Dutch/ArubaBonaireCuracao.docx
@@ -1618,19 +1618,9 @@
             <w:rPr>
               <w:rStyle w:val="Hyperlink"/>
             </w:rPr>
-            <w:t>soldat</w:t>
+            <w:t>soldaten</w:t>
           </w:r>
         </w:hyperlink>
-      </w:r>
-      <w:r>
-        <w:rPr>
-          <w:rFonts w:ascii="Charis SIL Regular" w:hAnsi="Charis SIL Regular" w:eastAsia="Charis SIL Regular"/>
-          <w:b w:val="0"/>
-          <w:i w:val="0"/>
-          <w:color w:val="0000FF"/>
-          <w:sz w:val="24"/>
-        </w:rPr>
-        <w:t>en</w:t>
       </w:r>
       <w:r>
         <w:rPr>
@@ -1773,9 +1763,19 @@
             <w:rPr>
               <w:rStyle w:val="Hyperlink"/>
             </w:rPr>
-            <w:t>West-</w:t>
+            <w:t>Wes</w:t>
           </w:r>
         </w:hyperlink>
+      </w:r>
+      <w:r>
+        <w:rPr>
+          <w:rFonts w:ascii="Charis SIL Regular" w:hAnsi="Charis SIL Regular" w:eastAsia="Charis SIL Regular"/>
+          <w:b w:val="0"/>
+          <w:i w:val="0"/>
+          <w:color w:val="0000FF"/>
+          <w:sz w:val="24"/>
+        </w:rPr>
+        <w:t>t-</w:t>
       </w:r>
       <w:r>
         <w:rPr>
@@ -2382,7 +2382,133 @@
           <w:color w:val="000000"/>
           <w:sz w:val="24"/>
         </w:rPr>
-        <w:t>, die informatie bevat over Nederlandse koloniale bestuursambtenar</w:t>
+        <w:t>, die informatie bevat over Ne</w:t>
+      </w:r>
+      <w:r>
+        <w:rPr>
+          <w:u w:val="single" w:color="0000ff"/>
+          <w:rFonts w:ascii="Charis SIL Regular" w:hAnsi="Charis SIL Regular" w:eastAsia="Charis SIL Regular"/>
+          <w:b w:val="0"/>
+          <w:i w:val="0"/>
+          <w:color w:val="000000"/>
+          <w:sz w:val="24"/>
+        </w:rPr>
+        <w:hyperlink r:id="rId17" w:history="1">
+          <w:r>
+            <w:rPr>
+              <w:rStyle w:val="Hyperlink"/>
+            </w:rPr>
+            <w:t>derlandse ko</w:t>
+          </w:r>
+        </w:hyperlink>
+      </w:r>
+      <w:r>
+        <w:rPr>
+          <w:u w:val="single" w:color="0000ff"/>
+          <w:rFonts w:ascii="Charis SIL Regular" w:hAnsi="Charis SIL Regular" w:eastAsia="Charis SIL Regular"/>
+          <w:b w:val="0"/>
+          <w:i w:val="0"/>
+          <w:color w:val="000000"/>
+          <w:sz w:val="24"/>
+        </w:rPr>
+        <w:hyperlink r:id="rId17" w:history="1">
+          <w:r>
+            <w:rPr>
+              <w:rStyle w:val="Hyperlink"/>
+            </w:rPr>
+            <w:t>l</w:t>
+          </w:r>
+        </w:hyperlink>
+      </w:r>
+      <w:r>
+        <w:rPr>
+          <w:u w:val="single" w:color="0000ff"/>
+          <w:rFonts w:ascii="Charis SIL Regular" w:hAnsi="Charis SIL Regular" w:eastAsia="Charis SIL Regular"/>
+          <w:b w:val="0"/>
+          <w:i w:val="0"/>
+          <w:color w:val="000000"/>
+          <w:sz w:val="24"/>
+        </w:rPr>
+        <w:hyperlink r:id="rId17" w:history="1">
+          <w:r>
+            <w:rPr>
+              <w:rStyle w:val="Hyperlink"/>
+            </w:rPr>
+            <w:t>on</w:t>
+          </w:r>
+        </w:hyperlink>
+      </w:r>
+      <w:r>
+        <w:rPr>
+          <w:u w:val="single" w:color="0000ff"/>
+          <w:rFonts w:ascii="Charis SIL Regular" w:hAnsi="Charis SIL Regular" w:eastAsia="Charis SIL Regular"/>
+          <w:b w:val="0"/>
+          <w:i w:val="0"/>
+          <w:color w:val="000000"/>
+          <w:sz w:val="24"/>
+        </w:rPr>
+        <w:hyperlink r:id="rId17" w:history="1">
+          <w:r>
+            <w:rPr>
+              <w:rStyle w:val="Hyperlink"/>
+            </w:rPr>
+            <w:t>iale b</w:t>
+          </w:r>
+        </w:hyperlink>
+      </w:r>
+      <w:r>
+        <w:rPr>
+          <w:u w:val="single" w:color="0000ff"/>
+          <w:rFonts w:ascii="Charis SIL Regular" w:hAnsi="Charis SIL Regular" w:eastAsia="Charis SIL Regular"/>
+          <w:b w:val="0"/>
+          <w:i w:val="0"/>
+          <w:color w:val="000000"/>
+          <w:sz w:val="24"/>
+        </w:rPr>
+        <w:hyperlink r:id="rId17" w:history="1">
+          <w:r>
+            <w:rPr>
+              <w:rStyle w:val="Hyperlink"/>
+            </w:rPr>
+            <w:t>estuur</w:t>
+          </w:r>
+        </w:hyperlink>
+      </w:r>
+      <w:r>
+        <w:rPr>
+          <w:u w:val="single" w:color="0000ff"/>
+          <w:rFonts w:ascii="Charis SIL Regular" w:hAnsi="Charis SIL Regular" w:eastAsia="Charis SIL Regular"/>
+          <w:b w:val="0"/>
+          <w:i w:val="0"/>
+          <w:color w:val="000000"/>
+          <w:sz w:val="24"/>
+        </w:rPr>
+        <w:hyperlink r:id="rId17" w:history="1">
+          <w:r>
+            <w:rPr>
+              <w:rStyle w:val="Hyperlink"/>
+            </w:rPr>
+            <w:t>s</w:t>
+          </w:r>
+        </w:hyperlink>
+      </w:r>
+      <w:r>
+        <w:rPr>
+          <w:u w:val="single" w:color="0000ff"/>
+          <w:rFonts w:ascii="Charis SIL Regular" w:hAnsi="Charis SIL Regular" w:eastAsia="Charis SIL Regular"/>
+          <w:b w:val="0"/>
+          <w:i w:val="0"/>
+          <w:color w:val="000000"/>
+          <w:sz w:val="24"/>
+        </w:rPr>
+        <w:hyperlink r:id="rId17" w:history="1">
+          <w:r>
+            <w:rPr>
+              <w:rStyle w:val="Hyperlink"/>
+            </w:rPr>
+            <w:t>ambtenar</w:t>
+          </w:r>
+        </w:hyperlink>
       </w:r>
       <w:r>
         <w:rPr>
@@ -3988,14 +4114,7 @@
           <w:color w:val="000000"/>
           <w:sz w:val="24"/>
         </w:rPr>
-        <w:hyperlink r:id="rId26" w:history="1">
-          <w:r>
-            <w:rPr>
-              <w:rStyle w:val="Hyperlink"/>
-            </w:rPr>
-            <w:t>op slaafg</w:t>
-          </w:r>
-        </w:hyperlink>
+        <w:t>op slaafg</w:t>
       </w:r>
       <w:r>
         <w:rPr>
@@ -4206,7 +4325,14 @@
           <w:sz w:val="24"/>
           <w:u w:val="single"/>
         </w:rPr>
-        <w:t>A</w:t>
+        <w:hyperlink r:id="rId28" w:history="1">
+          <w:r>
+            <w:rPr>
+              <w:rStyle w:val="Hyperlink"/>
+            </w:rPr>
+            <w:t>A</w:t>
+          </w:r>
+        </w:hyperlink>
       </w:r>
       <w:r>
         <w:rPr>
@@ -4217,7 +4343,7 @@
           <w:sz w:val="24"/>
           <w:u w:val="single"/>
         </w:rPr>
-        <w:hyperlink r:id="rId27" w:history="1">
+        <w:hyperlink r:id="rId28" w:history="1">
           <w:r>
             <w:rPr>
               <w:rStyle w:val="Hyperlink"/>
@@ -4235,7 +4361,7 @@
           <w:sz w:val="24"/>
           <w:u w:val="single"/>
         </w:rPr>
-        <w:hyperlink r:id="rId27" w:history="1">
+        <w:hyperlink r:id="rId28" w:history="1">
           <w:r>
             <w:rPr>
               <w:rStyle w:val="Hyperlink"/>
@@ -4264,7 +4390,7 @@
           <w:sz w:val="24"/>
           <w:u w:val="single"/>
         </w:rPr>
-        <w:hyperlink r:id="rId27" w:history="1">
+        <w:hyperlink r:id="rId28" w:history="1">
           <w:r>
             <w:rPr>
               <w:rStyle w:val="Hyperlink"/>

--- a/EXPORTS/DOCX/published/niveau2/Dutch/ArubaBonaireCuracao.docx
+++ b/EXPORTS/DOCX/published/niveau2/Dutch/ArubaBonaireCuracao.docx
@@ -616,43 +616,7 @@
           <w:color w:val="000000"/>
           <w:sz w:val="24"/>
         </w:rPr>
-        <w:hyperlink r:id="rId10" w:history="1">
-          <w:r>
-            <w:rPr>
-              <w:rStyle w:val="Hyperlink"/>
-            </w:rPr>
-            <w:t>ninkrijk</w:t>
-          </w:r>
-        </w:hyperlink>
-      </w:r>
-      <w:r>
-        <w:rPr>
-          <w:u w:val="single" w:color="0000ff"/>
-          <w:rFonts w:ascii="Charis SIL Regular" w:hAnsi="Charis SIL Regular" w:eastAsia="Charis SIL Regular"/>
-          <w:b w:val="0"/>
-          <w:i w:val="0"/>
-          <w:color w:val="000000"/>
-          <w:sz w:val="24"/>
-        </w:rPr>
-        <w:t xml:space="preserve"> </w:t>
-      </w:r>
-      <w:r>
-        <w:rPr>
-          <w:u w:val="single" w:color="0000ff"/>
-          <w:rFonts w:ascii="Charis SIL Regular" w:hAnsi="Charis SIL Regular" w:eastAsia="Charis SIL Regular"/>
-          <w:b w:val="0"/>
-          <w:i w:val="0"/>
-          <w:color w:val="000000"/>
-          <w:sz w:val="24"/>
-        </w:rPr>
-        <w:hyperlink r:id="rId10" w:history="1">
-          <w:r>
-            <w:rPr>
-              <w:rStyle w:val="Hyperlink"/>
-            </w:rPr>
-            <w:t xml:space="preserve">der </w:t>
-          </w:r>
-        </w:hyperlink>
+        <w:t xml:space="preserve">ninkrijk der </w:t>
       </w:r>
       <w:r>
         <w:rPr>
@@ -1264,7 +1228,6 @@
       </w:r>
       <w:r>
         <w:rPr>
-          <w:u w:val="single" w:color="0000ff"/>
           <w:rFonts w:ascii="Charis SIL Regular" w:hAnsi="Charis SIL Regular" w:eastAsia="Charis SIL Regular"/>
           <w:b w:val="0"/>
           <w:i w:val="0"/>
@@ -1549,7 +1512,7 @@
             <w:rPr>
               <w:rStyle w:val="Hyperlink"/>
             </w:rPr>
-            <w:t>Onderofficier</w:t>
+            <w:t>Onderoffici</w:t>
           </w:r>
         </w:hyperlink>
       </w:r>
@@ -1560,7 +1523,23 @@
           <w:i w:val="0"/>
           <w:color w:val="0000FF"/>
           <w:sz w:val="24"/>
-          <w:u w:val="single"/>
+        </w:rPr>
+        <w:hyperlink r:id="rId16" w:history="1">
+          <w:r>
+            <w:rPr>
+              <w:rStyle w:val="Hyperlink"/>
+            </w:rPr>
+            <w:t>er</w:t>
+          </w:r>
+        </w:hyperlink>
+      </w:r>
+      <w:r>
+        <w:rPr>
+          <w:rFonts w:ascii="Charis SIL Regular" w:hAnsi="Charis SIL Regular" w:eastAsia="Charis SIL Regular"/>
+          <w:b w:val="0"/>
+          <w:i w:val="0"/>
+          <w:color w:val="0000FF"/>
+          <w:sz w:val="24"/>
         </w:rPr>
         <w:t>en</w:t>
       </w:r>
@@ -1763,19 +1742,9 @@
             <w:rPr>
               <w:rStyle w:val="Hyperlink"/>
             </w:rPr>
-            <w:t>Wes</w:t>
+            <w:t>West-</w:t>
           </w:r>
         </w:hyperlink>
-      </w:r>
-      <w:r>
-        <w:rPr>
-          <w:rFonts w:ascii="Charis SIL Regular" w:hAnsi="Charis SIL Regular" w:eastAsia="Charis SIL Regular"/>
-          <w:b w:val="0"/>
-          <w:i w:val="0"/>
-          <w:color w:val="0000FF"/>
-          <w:sz w:val="24"/>
-        </w:rPr>
-        <w:t>t-</w:t>
       </w:r>
       <w:r>
         <w:rPr>
@@ -4114,7 +4083,14 @@
           <w:color w:val="000000"/>
           <w:sz w:val="24"/>
         </w:rPr>
-        <w:t>op slaafg</w:t>
+        <w:hyperlink r:id="rId26" w:history="1">
+          <w:r>
+            <w:rPr>
+              <w:rStyle w:val="Hyperlink"/>
+            </w:rPr>
+            <w:t>op slaafg</w:t>
+          </w:r>
+        </w:hyperlink>
       </w:r>
       <w:r>
         <w:rPr>
@@ -4323,27 +4299,19 @@
           <w:i w:val="0"/>
           <w:color w:val="0000FF"/>
           <w:sz w:val="24"/>
+        </w:rPr>
+        <w:t>A</w:t>
+      </w:r>
+      <w:r>
+        <w:rPr>
+          <w:rFonts w:ascii="Charis SIL Regular" w:hAnsi="Charis SIL Regular" w:eastAsia="Charis SIL Regular"/>
+          <w:b w:val="0"/>
+          <w:i w:val="0"/>
+          <w:color w:val="0000FF"/>
+          <w:sz w:val="24"/>
           <w:u w:val="single"/>
         </w:rPr>
-        <w:hyperlink r:id="rId28" w:history="1">
-          <w:r>
-            <w:rPr>
-              <w:rStyle w:val="Hyperlink"/>
-            </w:rPr>
-            <w:t>A</w:t>
-          </w:r>
-        </w:hyperlink>
-      </w:r>
-      <w:r>
-        <w:rPr>
-          <w:rFonts w:ascii="Charis SIL Regular" w:hAnsi="Charis SIL Regular" w:eastAsia="Charis SIL Regular"/>
-          <w:b w:val="0"/>
-          <w:i w:val="0"/>
-          <w:color w:val="0000FF"/>
-          <w:sz w:val="24"/>
-          <w:u w:val="single"/>
-        </w:rPr>
-        <w:hyperlink r:id="rId28" w:history="1">
+        <w:hyperlink r:id="rId27" w:history="1">
           <w:r>
             <w:rPr>
               <w:rStyle w:val="Hyperlink"/>
@@ -4361,7 +4329,7 @@
           <w:sz w:val="24"/>
           <w:u w:val="single"/>
         </w:rPr>
-        <w:hyperlink r:id="rId28" w:history="1">
+        <w:hyperlink r:id="rId27" w:history="1">
           <w:r>
             <w:rPr>
               <w:rStyle w:val="Hyperlink"/>
@@ -4390,7 +4358,7 @@
           <w:sz w:val="24"/>
           <w:u w:val="single"/>
         </w:rPr>
-        <w:hyperlink r:id="rId28" w:history="1">
+        <w:hyperlink r:id="rId27" w:history="1">
           <w:r>
             <w:rPr>
               <w:rStyle w:val="Hyperlink"/>
@@ -6664,25 +6632,7 @@
           <w:color w:val="000000"/>
           <w:sz w:val="24"/>
         </w:rPr>
-        <w:t>door naar veel relevant archi</w:t>
-      </w:r>
-      <w:r>
-        <w:rPr>
-          <w:u w:val="single" w:color="0000ff"/>
-          <w:rFonts w:ascii="Charis SIL Regular" w:hAnsi="Charis SIL Regular" w:eastAsia="Charis SIL Regular"/>
-          <w:b w:val="0"/>
-          <w:i w:val="0"/>
-          <w:color w:val="000000"/>
-          <w:sz w:val="24"/>
-        </w:rPr>
-        <w:hyperlink r:id="rId15" w:history="1">
-          <w:r>
-            <w:rPr>
-              <w:rStyle w:val="Hyperlink"/>
-            </w:rPr>
-            <w:t>efmateria</w:t>
-          </w:r>
-        </w:hyperlink>
+        <w:t>door naar veel relevant archiefmateria</w:t>
       </w:r>
       <w:r>
         <w:rPr>

--- a/EXPORTS/DOCX/published/niveau2/Dutch/ArubaBonaireCuracao.docx
+++ b/EXPORTS/DOCX/published/niveau2/Dutch/ArubaBonaireCuracao.docx
@@ -616,7 +616,43 @@
           <w:color w:val="000000"/>
           <w:sz w:val="24"/>
         </w:rPr>
-        <w:t xml:space="preserve">ninkrijk der </w:t>
+        <w:hyperlink r:id="rId10" w:history="1">
+          <w:r>
+            <w:rPr>
+              <w:rStyle w:val="Hyperlink"/>
+            </w:rPr>
+            <w:t>ninkrijk</w:t>
+          </w:r>
+        </w:hyperlink>
+      </w:r>
+      <w:r>
+        <w:rPr>
+          <w:u w:val="single" w:color="0000ff"/>
+          <w:rFonts w:ascii="Charis SIL Regular" w:hAnsi="Charis SIL Regular" w:eastAsia="Charis SIL Regular"/>
+          <w:b w:val="0"/>
+          <w:i w:val="0"/>
+          <w:color w:val="000000"/>
+          <w:sz w:val="24"/>
+        </w:rPr>
+        <w:t xml:space="preserve"> </w:t>
+      </w:r>
+      <w:r>
+        <w:rPr>
+          <w:u w:val="single" w:color="0000ff"/>
+          <w:rFonts w:ascii="Charis SIL Regular" w:hAnsi="Charis SIL Regular" w:eastAsia="Charis SIL Regular"/>
+          <w:b w:val="0"/>
+          <w:i w:val="0"/>
+          <w:color w:val="000000"/>
+          <w:sz w:val="24"/>
+        </w:rPr>
+        <w:hyperlink r:id="rId10" w:history="1">
+          <w:r>
+            <w:rPr>
+              <w:rStyle w:val="Hyperlink"/>
+            </w:rPr>
+            <w:t xml:space="preserve">der </w:t>
+          </w:r>
+        </w:hyperlink>
       </w:r>
       <w:r>
         <w:rPr>
@@ -1512,7 +1548,7 @@
             <w:rPr>
               <w:rStyle w:val="Hyperlink"/>
             </w:rPr>
-            <w:t>Onderoffici</w:t>
+            <w:t>Onderofficier</w:t>
           </w:r>
         </w:hyperlink>
       </w:r>
@@ -1523,23 +1559,7 @@
           <w:i w:val="0"/>
           <w:color w:val="0000FF"/>
           <w:sz w:val="24"/>
-        </w:rPr>
-        <w:hyperlink r:id="rId16" w:history="1">
-          <w:r>
-            <w:rPr>
-              <w:rStyle w:val="Hyperlink"/>
-            </w:rPr>
-            <w:t>er</w:t>
-          </w:r>
-        </w:hyperlink>
-      </w:r>
-      <w:r>
-        <w:rPr>
-          <w:rFonts w:ascii="Charis SIL Regular" w:hAnsi="Charis SIL Regular" w:eastAsia="Charis SIL Regular"/>
-          <w:b w:val="0"/>
-          <w:i w:val="0"/>
-          <w:color w:val="0000FF"/>
-          <w:sz w:val="24"/>
+          <w:u w:val="single"/>
         </w:rPr>
         <w:t>en</w:t>
       </w:r>
@@ -1760,9 +1780,19 @@
             <w:rPr>
               <w:rStyle w:val="Hyperlink"/>
             </w:rPr>
-            <w:t>Indië</w:t>
+            <w:t>Ind</w:t>
           </w:r>
         </w:hyperlink>
+      </w:r>
+      <w:r>
+        <w:rPr>
+          <w:rFonts w:ascii="Charis SIL Regular" w:hAnsi="Charis SIL Regular" w:eastAsia="Charis SIL Regular"/>
+          <w:b w:val="0"/>
+          <w:i w:val="0"/>
+          <w:color w:val="0000FF"/>
+          <w:sz w:val="24"/>
+        </w:rPr>
+        <w:t>ië</w:t>
       </w:r>
       <w:r>
         <w:rPr>
@@ -3316,78 +3346,13 @@
       </w:r>
       <w:r>
         <w:rPr>
-          <w:u w:val="single" w:color="0000ff"/>
-          <w:rFonts w:ascii="Charis SIL Regular" w:hAnsi="Charis SIL Regular" w:eastAsia="Charis SIL Regular"/>
-          <w:b w:val="0"/>
-          <w:i w:val="0"/>
-          <w:color w:val="000000"/>
-          <w:sz w:val="24"/>
-        </w:rPr>
-        <w:hyperlink r:id="rId21" w:history="1">
-          <w:r>
-            <w:rPr>
-              <w:rStyle w:val="Hyperlink"/>
-            </w:rPr>
-            <w:t>toeg</w:t>
-          </w:r>
-        </w:hyperlink>
-      </w:r>
-      <w:r>
-        <w:rPr>
-          <w:u w:val="single" w:color="0000ff"/>
-          <w:rFonts w:ascii="Charis SIL Regular" w:hAnsi="Charis SIL Regular" w:eastAsia="Charis SIL Regular"/>
-          <w:b w:val="0"/>
-          <w:i w:val="0"/>
-          <w:color w:val="000000"/>
-          <w:sz w:val="24"/>
-        </w:rPr>
-        <w:hyperlink r:id="rId21" w:history="1">
-          <w:r>
-            <w:rPr>
-              <w:rStyle w:val="Hyperlink"/>
-            </w:rPr>
-            <w:t>ankelijk</w:t>
-          </w:r>
-        </w:hyperlink>
-      </w:r>
-      <w:r>
-        <w:rPr>
-          <w:u w:val="single" w:color="0000ff"/>
-          <w:rFonts w:ascii="Charis SIL Regular" w:hAnsi="Charis SIL Regular" w:eastAsia="Charis SIL Regular"/>
-          <w:b w:val="0"/>
-          <w:i w:val="0"/>
-          <w:color w:val="000000"/>
-          <w:sz w:val="24"/>
-        </w:rPr>
-        <w:t xml:space="preserve"> </w:t>
-      </w:r>
-      <w:r>
-        <w:rPr>
-          <w:u w:val="single" w:color="0000ff"/>
-          <w:rFonts w:ascii="Charis SIL Regular" w:hAnsi="Charis SIL Regular" w:eastAsia="Charis SIL Regular"/>
-          <w:b w:val="0"/>
-          <w:i w:val="0"/>
-          <w:color w:val="000000"/>
-          <w:sz w:val="24"/>
-        </w:rPr>
-        <w:hyperlink r:id="rId21" w:history="1">
-          <w:r>
-            <w:rPr>
-              <w:rStyle w:val="Hyperlink"/>
-            </w:rPr>
-            <w:t>gemaak</w:t>
-          </w:r>
-        </w:hyperlink>
-      </w:r>
-      <w:r>
-        <w:rPr>
-          <w:rFonts w:ascii="Charis SIL Regular" w:hAnsi="Charis SIL Regular" w:eastAsia="Charis SIL Regular"/>
-          <w:b w:val="0"/>
-          <w:i w:val="0"/>
-          <w:color w:val="000000"/>
-          <w:sz w:val="24"/>
-        </w:rPr>
-        <w:t xml:space="preserve">t. De collectie is zowel bereikbaar via de </w:t>
+          <w:rFonts w:ascii="Charis SIL Regular" w:hAnsi="Charis SIL Regular" w:eastAsia="Charis SIL Regular"/>
+          <w:b w:val="0"/>
+          <w:i w:val="0"/>
+          <w:color w:val="000000"/>
+          <w:sz w:val="24"/>
+        </w:rPr>
+        <w:t xml:space="preserve">toegankelijk gemaakt. De collectie is zowel bereikbaar via de </w:t>
       </w:r>
       <w:r>
         <w:rPr>
@@ -4425,43 +4390,7 @@
           <w:color w:val="000000"/>
           <w:sz w:val="24"/>
         </w:rPr>
-        <w:t xml:space="preserve">•  </w:t>
-      </w:r>
-      <w:r>
-        <w:rPr>
-          <w:u w:val="single" w:color="0000ff"/>
-          <w:rFonts w:ascii="Charis SIL Regular" w:hAnsi="Charis SIL Regular" w:eastAsia="Charis SIL Regular"/>
-          <w:b w:val="0"/>
-          <w:i w:val="0"/>
-          <w:color w:val="000000"/>
-          <w:sz w:val="24"/>
-        </w:rPr>
-        <w:hyperlink r:id="rId28" w:history="1">
-          <w:r>
-            <w:rPr>
-              <w:rStyle w:val="Hyperlink"/>
-            </w:rPr>
-            <w:t>De zoe</w:t>
-          </w:r>
-        </w:hyperlink>
-      </w:r>
-      <w:r>
-        <w:rPr>
-          <w:u w:val="single" w:color="0000ff"/>
-          <w:rFonts w:ascii="Charis SIL Regular" w:hAnsi="Charis SIL Regular" w:eastAsia="Charis SIL Regular"/>
-          <w:b w:val="0"/>
-          <w:i w:val="0"/>
-          <w:color w:val="000000"/>
-          <w:sz w:val="24"/>
-        </w:rPr>
-        <w:hyperlink r:id="rId28" w:history="1">
-          <w:r>
-            <w:rPr>
-              <w:rStyle w:val="Hyperlink"/>
-            </w:rPr>
-            <w:t xml:space="preserve">khulp </w:t>
-          </w:r>
-        </w:hyperlink>
+        <w:t xml:space="preserve">•  De zoekhulp </w:t>
       </w:r>
       <w:r>
         <w:rPr>
@@ -4669,6 +4598,7 @@
       </w:r>
       <w:r>
         <w:rPr>
+          <w:u w:val="single" w:color="0000ff"/>
           <w:rFonts w:ascii="Charis SIL Regular" w:hAnsi="Charis SIL Regular" w:eastAsia="Charis SIL Regular"/>
           <w:b w:val="0"/>
           <w:i w:val="0"/>
@@ -6632,7 +6562,25 @@
           <w:color w:val="000000"/>
           <w:sz w:val="24"/>
         </w:rPr>
-        <w:t>door naar veel relevant archiefmateria</w:t>
+        <w:t>door naar veel relevant archi</w:t>
+      </w:r>
+      <w:r>
+        <w:rPr>
+          <w:u w:val="single" w:color="0000ff"/>
+          <w:rFonts w:ascii="Charis SIL Regular" w:hAnsi="Charis SIL Regular" w:eastAsia="Charis SIL Regular"/>
+          <w:b w:val="0"/>
+          <w:i w:val="0"/>
+          <w:color w:val="000000"/>
+          <w:sz w:val="24"/>
+        </w:rPr>
+        <w:hyperlink r:id="rId15" w:history="1">
+          <w:r>
+            <w:rPr>
+              <w:rStyle w:val="Hyperlink"/>
+            </w:rPr>
+            <w:t>efmateria</w:t>
+          </w:r>
+        </w:hyperlink>
       </w:r>
       <w:r>
         <w:rPr>

--- a/EXPORTS/DOCX/published/niveau2/Dutch/ArubaBonaireCuracao.docx
+++ b/EXPORTS/DOCX/published/niveau2/Dutch/ArubaBonaireCuracao.docx
@@ -1646,7 +1646,7 @@
             <w:rPr>
               <w:rStyle w:val="Hyperlink"/>
             </w:rPr>
-            <w:t>bij</w:t>
+            <w:t>bi</w:t>
           </w:r>
         </w:hyperlink>
       </w:r>
@@ -1657,9 +1657,8 @@
           <w:i w:val="0"/>
           <w:color w:val="0000FF"/>
           <w:sz w:val="24"/>
-          <w:u w:val="single"/>
-        </w:rPr>
-        <w:t xml:space="preserve"> </w:t>
+        </w:rPr>
+        <w:t xml:space="preserve">j </w:t>
       </w:r>
       <w:r>
         <w:rPr>
@@ -1780,19 +1779,9 @@
             <w:rPr>
               <w:rStyle w:val="Hyperlink"/>
             </w:rPr>
-            <w:t>Ind</w:t>
+            <w:t>Indië</w:t>
           </w:r>
         </w:hyperlink>
-      </w:r>
-      <w:r>
-        <w:rPr>
-          <w:rFonts w:ascii="Charis SIL Regular" w:hAnsi="Charis SIL Regular" w:eastAsia="Charis SIL Regular"/>
-          <w:b w:val="0"/>
-          <w:i w:val="0"/>
-          <w:color w:val="0000FF"/>
-          <w:sz w:val="24"/>
-        </w:rPr>
-        <w:t>ië</w:t>
       </w:r>
       <w:r>
         <w:rPr>
@@ -3346,13 +3335,78 @@
       </w:r>
       <w:r>
         <w:rPr>
-          <w:rFonts w:ascii="Charis SIL Regular" w:hAnsi="Charis SIL Regular" w:eastAsia="Charis SIL Regular"/>
-          <w:b w:val="0"/>
-          <w:i w:val="0"/>
-          <w:color w:val="000000"/>
-          <w:sz w:val="24"/>
-        </w:rPr>
-        <w:t xml:space="preserve">toegankelijk gemaakt. De collectie is zowel bereikbaar via de </w:t>
+          <w:u w:val="single" w:color="0000ff"/>
+          <w:rFonts w:ascii="Charis SIL Regular" w:hAnsi="Charis SIL Regular" w:eastAsia="Charis SIL Regular"/>
+          <w:b w:val="0"/>
+          <w:i w:val="0"/>
+          <w:color w:val="000000"/>
+          <w:sz w:val="24"/>
+        </w:rPr>
+        <w:hyperlink r:id="rId21" w:history="1">
+          <w:r>
+            <w:rPr>
+              <w:rStyle w:val="Hyperlink"/>
+            </w:rPr>
+            <w:t>toeg</w:t>
+          </w:r>
+        </w:hyperlink>
+      </w:r>
+      <w:r>
+        <w:rPr>
+          <w:u w:val="single" w:color="0000ff"/>
+          <w:rFonts w:ascii="Charis SIL Regular" w:hAnsi="Charis SIL Regular" w:eastAsia="Charis SIL Regular"/>
+          <w:b w:val="0"/>
+          <w:i w:val="0"/>
+          <w:color w:val="000000"/>
+          <w:sz w:val="24"/>
+        </w:rPr>
+        <w:hyperlink r:id="rId21" w:history="1">
+          <w:r>
+            <w:rPr>
+              <w:rStyle w:val="Hyperlink"/>
+            </w:rPr>
+            <w:t>ankelijk</w:t>
+          </w:r>
+        </w:hyperlink>
+      </w:r>
+      <w:r>
+        <w:rPr>
+          <w:u w:val="single" w:color="0000ff"/>
+          <w:rFonts w:ascii="Charis SIL Regular" w:hAnsi="Charis SIL Regular" w:eastAsia="Charis SIL Regular"/>
+          <w:b w:val="0"/>
+          <w:i w:val="0"/>
+          <w:color w:val="000000"/>
+          <w:sz w:val="24"/>
+        </w:rPr>
+        <w:t xml:space="preserve"> </w:t>
+      </w:r>
+      <w:r>
+        <w:rPr>
+          <w:u w:val="single" w:color="0000ff"/>
+          <w:rFonts w:ascii="Charis SIL Regular" w:hAnsi="Charis SIL Regular" w:eastAsia="Charis SIL Regular"/>
+          <w:b w:val="0"/>
+          <w:i w:val="0"/>
+          <w:color w:val="000000"/>
+          <w:sz w:val="24"/>
+        </w:rPr>
+        <w:hyperlink r:id="rId21" w:history="1">
+          <w:r>
+            <w:rPr>
+              <w:rStyle w:val="Hyperlink"/>
+            </w:rPr>
+            <w:t>gemaak</w:t>
+          </w:r>
+        </w:hyperlink>
+      </w:r>
+      <w:r>
+        <w:rPr>
+          <w:rFonts w:ascii="Charis SIL Regular" w:hAnsi="Charis SIL Regular" w:eastAsia="Charis SIL Regular"/>
+          <w:b w:val="0"/>
+          <w:i w:val="0"/>
+          <w:color w:val="000000"/>
+          <w:sz w:val="24"/>
+        </w:rPr>
+        <w:t xml:space="preserve">t. De collectie is zowel bereikbaar via de </w:t>
       </w:r>
       <w:r>
         <w:rPr>
@@ -3697,67 +3751,13 @@
       </w:r>
       <w:r>
         <w:rPr>
-          <w:u w:val="single" w:color="0000ff"/>
-          <w:rFonts w:ascii="Charis SIL Regular" w:hAnsi="Charis SIL Regular" w:eastAsia="Charis SIL Regular"/>
-          <w:b w:val="0"/>
-          <w:i w:val="0"/>
-          <w:color w:val="000000"/>
-          <w:sz w:val="24"/>
-        </w:rPr>
-        <w:hyperlink r:id="rId22" w:history="1">
-          <w:r>
-            <w:rPr>
-              <w:rStyle w:val="Hyperlink"/>
-            </w:rPr>
-            <w:t>bevinde</w:t>
-          </w:r>
-        </w:hyperlink>
-      </w:r>
-      <w:r>
-        <w:rPr>
-          <w:rFonts w:ascii="Charis SIL Regular" w:hAnsi="Charis SIL Regular" w:eastAsia="Charis SIL Regular"/>
-          <w:b w:val="0"/>
-          <w:i w:val="0"/>
-          <w:color w:val="000000"/>
-          <w:sz w:val="24"/>
-        </w:rPr>
-        <w:t>n zijn in d</w:t>
-      </w:r>
-      <w:r>
-        <w:rPr>
-          <w:u w:val="single" w:color="0000ff"/>
-          <w:rFonts w:ascii="Charis SIL Regular" w:hAnsi="Charis SIL Regular" w:eastAsia="Charis SIL Regular"/>
-          <w:b w:val="0"/>
-          <w:i w:val="0"/>
-          <w:color w:val="000000"/>
-          <w:sz w:val="24"/>
-        </w:rPr>
-        <w:hyperlink r:id="rId23" w:history="1">
-          <w:r>
-            <w:rPr>
-              <w:rStyle w:val="Hyperlink"/>
-            </w:rPr>
-            <w:t>e databa</w:t>
-          </w:r>
-        </w:hyperlink>
-      </w:r>
-      <w:r>
-        <w:rPr>
-          <w:u w:val="single" w:color="0000ff"/>
-          <w:rFonts w:ascii="Charis SIL Regular" w:hAnsi="Charis SIL Regular" w:eastAsia="Charis SIL Regular"/>
-          <w:b w:val="0"/>
-          <w:i w:val="0"/>
-          <w:color w:val="000000"/>
-          <w:sz w:val="24"/>
-        </w:rPr>
-        <w:hyperlink r:id="rId23" w:history="1">
-          <w:r>
-            <w:rPr>
-              <w:rStyle w:val="Hyperlink"/>
-            </w:rPr>
-            <w:t>se o</w:t>
-          </w:r>
-        </w:hyperlink>
+          <w:rFonts w:ascii="Charis SIL Regular" w:hAnsi="Charis SIL Regular" w:eastAsia="Charis SIL Regular"/>
+          <w:b w:val="0"/>
+          <w:i w:val="0"/>
+          <w:color w:val="000000"/>
+          <w:sz w:val="24"/>
+        </w:rPr>
+        <w:t>bevinden zijn in de database o</w:t>
       </w:r>
       <w:r>
         <w:rPr>
@@ -4390,7 +4390,43 @@
           <w:color w:val="000000"/>
           <w:sz w:val="24"/>
         </w:rPr>
-        <w:t xml:space="preserve">•  De zoekhulp </w:t>
+        <w:t xml:space="preserve">•  </w:t>
+      </w:r>
+      <w:r>
+        <w:rPr>
+          <w:u w:val="single" w:color="0000ff"/>
+          <w:rFonts w:ascii="Charis SIL Regular" w:hAnsi="Charis SIL Regular" w:eastAsia="Charis SIL Regular"/>
+          <w:b w:val="0"/>
+          <w:i w:val="0"/>
+          <w:color w:val="000000"/>
+          <w:sz w:val="24"/>
+        </w:rPr>
+        <w:hyperlink r:id="rId28" w:history="1">
+          <w:r>
+            <w:rPr>
+              <w:rStyle w:val="Hyperlink"/>
+            </w:rPr>
+            <w:t>De zoe</w:t>
+          </w:r>
+        </w:hyperlink>
+      </w:r>
+      <w:r>
+        <w:rPr>
+          <w:u w:val="single" w:color="0000ff"/>
+          <w:rFonts w:ascii="Charis SIL Regular" w:hAnsi="Charis SIL Regular" w:eastAsia="Charis SIL Regular"/>
+          <w:b w:val="0"/>
+          <w:i w:val="0"/>
+          <w:color w:val="000000"/>
+          <w:sz w:val="24"/>
+        </w:rPr>
+        <w:hyperlink r:id="rId28" w:history="1">
+          <w:r>
+            <w:rPr>
+              <w:rStyle w:val="Hyperlink"/>
+            </w:rPr>
+            <w:t xml:space="preserve">khulp </w:t>
+          </w:r>
+        </w:hyperlink>
       </w:r>
       <w:r>
         <w:rPr>
@@ -4598,7 +4634,6 @@
       </w:r>
       <w:r>
         <w:rPr>
-          <w:u w:val="single" w:color="0000ff"/>
           <w:rFonts w:ascii="Charis SIL Regular" w:hAnsi="Charis SIL Regular" w:eastAsia="Charis SIL Regular"/>
           <w:b w:val="0"/>
           <w:i w:val="0"/>
@@ -6971,7 +7006,7 @@
           <w:sz w:val="24"/>
           <w:u w:val="single"/>
         </w:rPr>
-        <w:hyperlink r:id="rId35" w:history="1">
+        <w:hyperlink r:id="rId36" w:history="1">
           <w:r>
             <w:rPr>
               <w:rStyle w:val="Hyperlink"/>
@@ -6982,93 +7017,13 @@
       </w:r>
       <w:r>
         <w:rPr>
-          <w:u w:val="single" w:color="0000ff"/>
-          <w:rFonts w:ascii="Charis SIL Regular" w:hAnsi="Charis SIL Regular" w:eastAsia="Charis SIL Regular"/>
-          <w:b w:val="0"/>
-          <w:i w:val="0"/>
-          <w:color w:val="000000"/>
-          <w:sz w:val="24"/>
-        </w:rPr>
-        <w:hyperlink r:id="rId35" w:history="1">
-          <w:r>
-            <w:rPr>
-              <w:rStyle w:val="Hyperlink"/>
-            </w:rPr>
-            <w:t xml:space="preserve"> d</w:t>
-          </w:r>
-        </w:hyperlink>
-      </w:r>
-      <w:r>
-        <w:rPr>
-          <w:u w:val="single" w:color="0000ff"/>
-          <w:rFonts w:ascii="Charis SIL Regular" w:hAnsi="Charis SIL Regular" w:eastAsia="Charis SIL Regular"/>
-          <w:b w:val="0"/>
-          <w:i w:val="0"/>
-          <w:color w:val="000000"/>
-          <w:sz w:val="24"/>
-        </w:rPr>
-        <w:hyperlink r:id="rId35" w:history="1">
-          <w:r>
-            <w:rPr>
-              <w:rStyle w:val="Hyperlink"/>
-            </w:rPr>
-            <w:t>i</w:t>
-          </w:r>
-        </w:hyperlink>
-      </w:r>
-      <w:r>
-        <w:rPr>
-          <w:u w:val="single" w:color="0000ff"/>
-          <w:rFonts w:ascii="Charis SIL Regular" w:hAnsi="Charis SIL Regular" w:eastAsia="Charis SIL Regular"/>
-          <w:b w:val="0"/>
-          <w:i w:val="0"/>
-          <w:color w:val="000000"/>
-          <w:sz w:val="24"/>
-        </w:rPr>
-        <w:hyperlink r:id="rId35" w:history="1">
-          <w:r>
-            <w:rPr>
-              <w:rStyle w:val="Hyperlink"/>
-            </w:rPr>
-            <w:t>e r</w:t>
-          </w:r>
-        </w:hyperlink>
-      </w:r>
-      <w:r>
-        <w:rPr>
-          <w:u w:val="single" w:color="0000ff"/>
-          <w:rFonts w:ascii="Charis SIL Regular" w:hAnsi="Charis SIL Regular" w:eastAsia="Charis SIL Regular"/>
-          <w:b w:val="0"/>
-          <w:i w:val="0"/>
-          <w:color w:val="000000"/>
-          <w:sz w:val="24"/>
-        </w:rPr>
-        <w:hyperlink r:id="rId35" w:history="1">
-          <w:r>
-            <w:rPr>
-              <w:rStyle w:val="Hyperlink"/>
-            </w:rPr>
-            <w:t>e</w:t>
-          </w:r>
-        </w:hyperlink>
-      </w:r>
-      <w:r>
-        <w:rPr>
-          <w:u w:val="single" w:color="0000ff"/>
-          <w:rFonts w:ascii="Charis SIL Regular" w:hAnsi="Charis SIL Regular" w:eastAsia="Charis SIL Regular"/>
-          <w:b w:val="0"/>
-          <w:i w:val="0"/>
-          <w:color w:val="000000"/>
-          <w:sz w:val="24"/>
-        </w:rPr>
-        <w:hyperlink r:id="rId35" w:history="1">
-          <w:r>
-            <w:rPr>
-              <w:rStyle w:val="Hyperlink"/>
-            </w:rPr>
-            <w:t>levant kunnen zijn v</w:t>
-          </w:r>
-        </w:hyperlink>
+          <w:rFonts w:ascii="Charis SIL Regular" w:hAnsi="Charis SIL Regular" w:eastAsia="Charis SIL Regular"/>
+          <w:b w:val="0"/>
+          <w:i w:val="0"/>
+          <w:color w:val="000000"/>
+          <w:sz w:val="24"/>
+        </w:rPr>
+        <w:t xml:space="preserve"> die relevant kunnen zijn v</w:t>
       </w:r>
       <w:r>
         <w:rPr>
@@ -7136,21 +7091,13 @@
       </w:r>
       <w:r>
         <w:rPr>
-          <w:u w:val="single" w:color="0000ff"/>
-          <w:rFonts w:ascii="Charis SIL Regular" w:hAnsi="Charis SIL Regular" w:eastAsia="Charis SIL Regular"/>
-          <w:b w:val="0"/>
-          <w:i w:val="0"/>
-          <w:color w:val="000000"/>
-          <w:sz w:val="24"/>
-        </w:rPr>
-        <w:hyperlink r:id="rId36" w:history="1">
-          <w:r>
-            <w:rPr>
-              <w:rStyle w:val="Hyperlink"/>
-            </w:rPr>
-            <w:t xml:space="preserve"> het </w:t>
-          </w:r>
-        </w:hyperlink>
+          <w:rFonts w:ascii="Charis SIL Regular" w:hAnsi="Charis SIL Regular" w:eastAsia="Charis SIL Regular"/>
+          <w:b w:val="0"/>
+          <w:i w:val="0"/>
+          <w:color w:val="000000"/>
+          <w:sz w:val="24"/>
+        </w:rPr>
+        <w:t xml:space="preserve"> het </w:t>
       </w:r>
       <w:r>
         <w:br/>

--- a/EXPORTS/DOCX/published/niveau2/Dutch/ArubaBonaireCuracao.docx
+++ b/EXPORTS/DOCX/published/niveau2/Dutch/ArubaBonaireCuracao.docx
@@ -1264,6 +1264,7 @@
       </w:r>
       <w:r>
         <w:rPr>
+          <w:u w:val="single" w:color="0000ff"/>
           <w:rFonts w:ascii="Charis SIL Regular" w:hAnsi="Charis SIL Regular" w:eastAsia="Charis SIL Regular"/>
           <w:b w:val="0"/>
           <w:i w:val="0"/>
@@ -1548,7 +1549,7 @@
             <w:rPr>
               <w:rStyle w:val="Hyperlink"/>
             </w:rPr>
-            <w:t>Onderofficier</w:t>
+            <w:t>Onderoffici</w:t>
           </w:r>
         </w:hyperlink>
       </w:r>
@@ -1559,7 +1560,23 @@
           <w:i w:val="0"/>
           <w:color w:val="0000FF"/>
           <w:sz w:val="24"/>
-          <w:u w:val="single"/>
+        </w:rPr>
+        <w:hyperlink r:id="rId16" w:history="1">
+          <w:r>
+            <w:rPr>
+              <w:rStyle w:val="Hyperlink"/>
+            </w:rPr>
+            <w:t>er</w:t>
+          </w:r>
+        </w:hyperlink>
+      </w:r>
+      <w:r>
+        <w:rPr>
+          <w:rFonts w:ascii="Charis SIL Regular" w:hAnsi="Charis SIL Regular" w:eastAsia="Charis SIL Regular"/>
+          <w:b w:val="0"/>
+          <w:i w:val="0"/>
+          <w:color w:val="0000FF"/>
+          <w:sz w:val="24"/>
         </w:rPr>
         <w:t>en</w:t>
       </w:r>
@@ -1646,7 +1663,7 @@
             <w:rPr>
               <w:rStyle w:val="Hyperlink"/>
             </w:rPr>
-            <w:t>bi</w:t>
+            <w:t>bij</w:t>
           </w:r>
         </w:hyperlink>
       </w:r>
@@ -1657,8 +1674,9 @@
           <w:i w:val="0"/>
           <w:color w:val="0000FF"/>
           <w:sz w:val="24"/>
-        </w:rPr>
-        <w:t xml:space="preserve">j </w:t>
+          <w:u w:val="single"/>
+        </w:rPr>
+        <w:t xml:space="preserve"> </w:t>
       </w:r>
       <w:r>
         <w:rPr>
@@ -2399,32 +2417,7 @@
           <w:color w:val="000000"/>
           <w:sz w:val="24"/>
         </w:rPr>
-        <w:hyperlink r:id="rId17" w:history="1">
-          <w:r>
-            <w:rPr>
-              <w:rStyle w:val="Hyperlink"/>
-            </w:rPr>
-            <w:t>l</w:t>
-          </w:r>
-        </w:hyperlink>
-      </w:r>
-      <w:r>
-        <w:rPr>
-          <w:u w:val="single" w:color="0000ff"/>
-          <w:rFonts w:ascii="Charis SIL Regular" w:hAnsi="Charis SIL Regular" w:eastAsia="Charis SIL Regular"/>
-          <w:b w:val="0"/>
-          <w:i w:val="0"/>
-          <w:color w:val="000000"/>
-          <w:sz w:val="24"/>
-        </w:rPr>
-        <w:hyperlink r:id="rId17" w:history="1">
-          <w:r>
-            <w:rPr>
-              <w:rStyle w:val="Hyperlink"/>
-            </w:rPr>
-            <w:t>on</w:t>
-          </w:r>
-        </w:hyperlink>
+        <w:t>lon</w:t>
       </w:r>
       <w:r>
         <w:rPr>
@@ -2489,14 +2482,7 @@
           <w:color w:val="000000"/>
           <w:sz w:val="24"/>
         </w:rPr>
-        <w:hyperlink r:id="rId17" w:history="1">
-          <w:r>
-            <w:rPr>
-              <w:rStyle w:val="Hyperlink"/>
-            </w:rPr>
-            <w:t>ambtenar</w:t>
-          </w:r>
-        </w:hyperlink>
+        <w:t>ambtenar</w:t>
       </w:r>
       <w:r>
         <w:rPr>
@@ -3382,31 +3368,13 @@
       </w:r>
       <w:r>
         <w:rPr>
-          <w:u w:val="single" w:color="0000ff"/>
-          <w:rFonts w:ascii="Charis SIL Regular" w:hAnsi="Charis SIL Regular" w:eastAsia="Charis SIL Regular"/>
-          <w:b w:val="0"/>
-          <w:i w:val="0"/>
-          <w:color w:val="000000"/>
-          <w:sz w:val="24"/>
-        </w:rPr>
-        <w:hyperlink r:id="rId21" w:history="1">
-          <w:r>
-            <w:rPr>
-              <w:rStyle w:val="Hyperlink"/>
-            </w:rPr>
-            <w:t>gemaak</w:t>
-          </w:r>
-        </w:hyperlink>
-      </w:r>
-      <w:r>
-        <w:rPr>
-          <w:rFonts w:ascii="Charis SIL Regular" w:hAnsi="Charis SIL Regular" w:eastAsia="Charis SIL Regular"/>
-          <w:b w:val="0"/>
-          <w:i w:val="0"/>
-          <w:color w:val="000000"/>
-          <w:sz w:val="24"/>
-        </w:rPr>
-        <w:t xml:space="preserve">t. De collectie is zowel bereikbaar via de </w:t>
+          <w:rFonts w:ascii="Charis SIL Regular" w:hAnsi="Charis SIL Regular" w:eastAsia="Charis SIL Regular"/>
+          <w:b w:val="0"/>
+          <w:i w:val="0"/>
+          <w:color w:val="000000"/>
+          <w:sz w:val="24"/>
+        </w:rPr>
+        <w:t xml:space="preserve">gemaakt. De collectie is zowel bereikbaar via de </w:t>
       </w:r>
       <w:r>
         <w:rPr>
@@ -3751,13 +3719,67 @@
       </w:r>
       <w:r>
         <w:rPr>
-          <w:rFonts w:ascii="Charis SIL Regular" w:hAnsi="Charis SIL Regular" w:eastAsia="Charis SIL Regular"/>
-          <w:b w:val="0"/>
-          <w:i w:val="0"/>
-          <w:color w:val="000000"/>
-          <w:sz w:val="24"/>
-        </w:rPr>
-        <w:t>bevinden zijn in de database o</w:t>
+          <w:u w:val="single" w:color="0000ff"/>
+          <w:rFonts w:ascii="Charis SIL Regular" w:hAnsi="Charis SIL Regular" w:eastAsia="Charis SIL Regular"/>
+          <w:b w:val="0"/>
+          <w:i w:val="0"/>
+          <w:color w:val="000000"/>
+          <w:sz w:val="24"/>
+        </w:rPr>
+        <w:hyperlink r:id="rId22" w:history="1">
+          <w:r>
+            <w:rPr>
+              <w:rStyle w:val="Hyperlink"/>
+            </w:rPr>
+            <w:t>bevinde</w:t>
+          </w:r>
+        </w:hyperlink>
+      </w:r>
+      <w:r>
+        <w:rPr>
+          <w:rFonts w:ascii="Charis SIL Regular" w:hAnsi="Charis SIL Regular" w:eastAsia="Charis SIL Regular"/>
+          <w:b w:val="0"/>
+          <w:i w:val="0"/>
+          <w:color w:val="000000"/>
+          <w:sz w:val="24"/>
+        </w:rPr>
+        <w:t>n zijn in d</w:t>
+      </w:r>
+      <w:r>
+        <w:rPr>
+          <w:u w:val="single" w:color="0000ff"/>
+          <w:rFonts w:ascii="Charis SIL Regular" w:hAnsi="Charis SIL Regular" w:eastAsia="Charis SIL Regular"/>
+          <w:b w:val="0"/>
+          <w:i w:val="0"/>
+          <w:color w:val="000000"/>
+          <w:sz w:val="24"/>
+        </w:rPr>
+        <w:hyperlink r:id="rId23" w:history="1">
+          <w:r>
+            <w:rPr>
+              <w:rStyle w:val="Hyperlink"/>
+            </w:rPr>
+            <w:t>e databa</w:t>
+          </w:r>
+        </w:hyperlink>
+      </w:r>
+      <w:r>
+        <w:rPr>
+          <w:u w:val="single" w:color="0000ff"/>
+          <w:rFonts w:ascii="Charis SIL Regular" w:hAnsi="Charis SIL Regular" w:eastAsia="Charis SIL Regular"/>
+          <w:b w:val="0"/>
+          <w:i w:val="0"/>
+          <w:color w:val="000000"/>
+          <w:sz w:val="24"/>
+        </w:rPr>
+        <w:hyperlink r:id="rId23" w:history="1">
+          <w:r>
+            <w:rPr>
+              <w:rStyle w:val="Hyperlink"/>
+            </w:rPr>
+            <w:t>se o</w:t>
+          </w:r>
+        </w:hyperlink>
       </w:r>
       <w:r>
         <w:rPr>
@@ -4264,6 +4286,7 @@
           <w:i w:val="0"/>
           <w:color w:val="0000FF"/>
           <w:sz w:val="24"/>
+          <w:u w:val="single"/>
         </w:rPr>
         <w:t>A</w:t>
       </w:r>
@@ -4390,43 +4413,7 @@
           <w:color w:val="000000"/>
           <w:sz w:val="24"/>
         </w:rPr>
-        <w:t xml:space="preserve">•  </w:t>
-      </w:r>
-      <w:r>
-        <w:rPr>
-          <w:u w:val="single" w:color="0000ff"/>
-          <w:rFonts w:ascii="Charis SIL Regular" w:hAnsi="Charis SIL Regular" w:eastAsia="Charis SIL Regular"/>
-          <w:b w:val="0"/>
-          <w:i w:val="0"/>
-          <w:color w:val="000000"/>
-          <w:sz w:val="24"/>
-        </w:rPr>
-        <w:hyperlink r:id="rId28" w:history="1">
-          <w:r>
-            <w:rPr>
-              <w:rStyle w:val="Hyperlink"/>
-            </w:rPr>
-            <w:t>De zoe</w:t>
-          </w:r>
-        </w:hyperlink>
-      </w:r>
-      <w:r>
-        <w:rPr>
-          <w:u w:val="single" w:color="0000ff"/>
-          <w:rFonts w:ascii="Charis SIL Regular" w:hAnsi="Charis SIL Regular" w:eastAsia="Charis SIL Regular"/>
-          <w:b w:val="0"/>
-          <w:i w:val="0"/>
-          <w:color w:val="000000"/>
-          <w:sz w:val="24"/>
-        </w:rPr>
-        <w:hyperlink r:id="rId28" w:history="1">
-          <w:r>
-            <w:rPr>
-              <w:rStyle w:val="Hyperlink"/>
-            </w:rPr>
-            <w:t xml:space="preserve">khulp </w:t>
-          </w:r>
-        </w:hyperlink>
+        <w:t xml:space="preserve">•  De zoekhulp </w:t>
       </w:r>
       <w:r>
         <w:rPr>
@@ -4437,7 +4424,7 @@
           <w:sz w:val="24"/>
           <w:u w:val="single"/>
         </w:rPr>
-        <w:hyperlink r:id="rId28" w:history="1">
+        <w:hyperlink r:id="rId15" w:history="1">
           <w:r>
             <w:rPr>
               <w:rStyle w:val="Hyperlink"/>
@@ -4455,7 +4442,7 @@
           <w:sz w:val="24"/>
           <w:u w:val="single"/>
         </w:rPr>
-        <w:hyperlink r:id="rId28" w:history="1">
+        <w:hyperlink r:id="rId15" w:history="1">
           <w:r>
             <w:rPr>
               <w:rStyle w:val="Hyperlink"/>
@@ -4484,7 +4471,7 @@
           <w:sz w:val="24"/>
           <w:u w:val="single"/>
         </w:rPr>
-        <w:hyperlink r:id="rId28" w:history="1">
+        <w:hyperlink r:id="rId15" w:history="1">
           <w:r>
             <w:rPr>
               <w:rStyle w:val="Hyperlink"/>
@@ -4513,7 +4500,7 @@
           <w:sz w:val="24"/>
           <w:u w:val="single"/>
         </w:rPr>
-        <w:hyperlink r:id="rId28" w:history="1">
+        <w:hyperlink r:id="rId15" w:history="1">
           <w:r>
             <w:rPr>
               <w:rStyle w:val="Hyperlink"/>
@@ -4531,7 +4518,7 @@
           <w:sz w:val="24"/>
           <w:u w:val="single"/>
         </w:rPr>
-        <w:hyperlink r:id="rId28" w:history="1">
+        <w:hyperlink r:id="rId15" w:history="1">
           <w:r>
             <w:rPr>
               <w:rStyle w:val="Hyperlink"/>
@@ -4634,6 +4621,7 @@
       </w:r>
       <w:r>
         <w:rPr>
+          <w:u w:val="single" w:color="0000ff"/>
           <w:rFonts w:ascii="Charis SIL Regular" w:hAnsi="Charis SIL Regular" w:eastAsia="Charis SIL Regular"/>
           <w:b w:val="0"/>
           <w:i w:val="0"/>
@@ -6994,6 +6982,7 @@
           <w:i w:val="0"/>
           <w:color w:val="0000FF"/>
           <w:sz w:val="24"/>
+          <w:u w:val="single"/>
         </w:rPr>
         <w:t xml:space="preserve"> </w:t>
       </w:r>
@@ -7006,7 +6995,7 @@
           <w:sz w:val="24"/>
           <w:u w:val="single"/>
         </w:rPr>
-        <w:hyperlink r:id="rId36" w:history="1">
+        <w:hyperlink r:id="rId35" w:history="1">
           <w:r>
             <w:rPr>
               <w:rStyle w:val="Hyperlink"/>
@@ -7017,13 +7006,93 @@
       </w:r>
       <w:r>
         <w:rPr>
-          <w:rFonts w:ascii="Charis SIL Regular" w:hAnsi="Charis SIL Regular" w:eastAsia="Charis SIL Regular"/>
-          <w:b w:val="0"/>
-          <w:i w:val="0"/>
-          <w:color w:val="000000"/>
-          <w:sz w:val="24"/>
-        </w:rPr>
-        <w:t xml:space="preserve"> die relevant kunnen zijn v</w:t>
+          <w:u w:val="single" w:color="0000ff"/>
+          <w:rFonts w:ascii="Charis SIL Regular" w:hAnsi="Charis SIL Regular" w:eastAsia="Charis SIL Regular"/>
+          <w:b w:val="0"/>
+          <w:i w:val="0"/>
+          <w:color w:val="000000"/>
+          <w:sz w:val="24"/>
+        </w:rPr>
+        <w:hyperlink r:id="rId35" w:history="1">
+          <w:r>
+            <w:rPr>
+              <w:rStyle w:val="Hyperlink"/>
+            </w:rPr>
+            <w:t xml:space="preserve"> d</w:t>
+          </w:r>
+        </w:hyperlink>
+      </w:r>
+      <w:r>
+        <w:rPr>
+          <w:u w:val="single" w:color="0000ff"/>
+          <w:rFonts w:ascii="Charis SIL Regular" w:hAnsi="Charis SIL Regular" w:eastAsia="Charis SIL Regular"/>
+          <w:b w:val="0"/>
+          <w:i w:val="0"/>
+          <w:color w:val="000000"/>
+          <w:sz w:val="24"/>
+        </w:rPr>
+        <w:hyperlink r:id="rId35" w:history="1">
+          <w:r>
+            <w:rPr>
+              <w:rStyle w:val="Hyperlink"/>
+            </w:rPr>
+            <w:t>i</w:t>
+          </w:r>
+        </w:hyperlink>
+      </w:r>
+      <w:r>
+        <w:rPr>
+          <w:u w:val="single" w:color="0000ff"/>
+          <w:rFonts w:ascii="Charis SIL Regular" w:hAnsi="Charis SIL Regular" w:eastAsia="Charis SIL Regular"/>
+          <w:b w:val="0"/>
+          <w:i w:val="0"/>
+          <w:color w:val="000000"/>
+          <w:sz w:val="24"/>
+        </w:rPr>
+        <w:hyperlink r:id="rId35" w:history="1">
+          <w:r>
+            <w:rPr>
+              <w:rStyle w:val="Hyperlink"/>
+            </w:rPr>
+            <w:t>e r</w:t>
+          </w:r>
+        </w:hyperlink>
+      </w:r>
+      <w:r>
+        <w:rPr>
+          <w:u w:val="single" w:color="0000ff"/>
+          <w:rFonts w:ascii="Charis SIL Regular" w:hAnsi="Charis SIL Regular" w:eastAsia="Charis SIL Regular"/>
+          <w:b w:val="0"/>
+          <w:i w:val="0"/>
+          <w:color w:val="000000"/>
+          <w:sz w:val="24"/>
+        </w:rPr>
+        <w:hyperlink r:id="rId35" w:history="1">
+          <w:r>
+            <w:rPr>
+              <w:rStyle w:val="Hyperlink"/>
+            </w:rPr>
+            <w:t>e</w:t>
+          </w:r>
+        </w:hyperlink>
+      </w:r>
+      <w:r>
+        <w:rPr>
+          <w:u w:val="single" w:color="0000ff"/>
+          <w:rFonts w:ascii="Charis SIL Regular" w:hAnsi="Charis SIL Regular" w:eastAsia="Charis SIL Regular"/>
+          <w:b w:val="0"/>
+          <w:i w:val="0"/>
+          <w:color w:val="000000"/>
+          <w:sz w:val="24"/>
+        </w:rPr>
+        <w:hyperlink r:id="rId35" w:history="1">
+          <w:r>
+            <w:rPr>
+              <w:rStyle w:val="Hyperlink"/>
+            </w:rPr>
+            <w:t>levant kunnen zijn v</w:t>
+          </w:r>
+        </w:hyperlink>
       </w:r>
       <w:r>
         <w:rPr>
@@ -7091,13 +7160,21 @@
       </w:r>
       <w:r>
         <w:rPr>
-          <w:rFonts w:ascii="Charis SIL Regular" w:hAnsi="Charis SIL Regular" w:eastAsia="Charis SIL Regular"/>
-          <w:b w:val="0"/>
-          <w:i w:val="0"/>
-          <w:color w:val="000000"/>
-          <w:sz w:val="24"/>
-        </w:rPr>
-        <w:t xml:space="preserve"> het </w:t>
+          <w:u w:val="single" w:color="0000ff"/>
+          <w:rFonts w:ascii="Charis SIL Regular" w:hAnsi="Charis SIL Regular" w:eastAsia="Charis SIL Regular"/>
+          <w:b w:val="0"/>
+          <w:i w:val="0"/>
+          <w:color w:val="000000"/>
+          <w:sz w:val="24"/>
+        </w:rPr>
+        <w:hyperlink r:id="rId36" w:history="1">
+          <w:r>
+            <w:rPr>
+              <w:rStyle w:val="Hyperlink"/>
+            </w:rPr>
+            <w:t xml:space="preserve"> het </w:t>
+          </w:r>
+        </w:hyperlink>
       </w:r>
       <w:r>
         <w:br/>
@@ -7151,6 +7228,7 @@
       </w:r>
       <w:r>
         <w:rPr>
+          <w:u w:val="single" w:color="0000ff"/>
           <w:rFonts w:ascii="Charis SIL Regular" w:hAnsi="Charis SIL Regular" w:eastAsia="Charis SIL Regular"/>
           <w:b w:val="0"/>
           <w:i w:val="0"/>

--- a/EXPORTS/DOCX/published/niveau2/Dutch/ArubaBonaireCuracao.docx
+++ b/EXPORTS/DOCX/published/niveau2/Dutch/ArubaBonaireCuracao.docx
@@ -605,54 +605,7 @@
           <w:color w:val="000000"/>
           <w:sz w:val="24"/>
         </w:rPr>
-        <w:t>kwamen de eilanden onder gezag van het nieuw gestichte Ko</w:t>
-      </w:r>
-      <w:r>
-        <w:rPr>
-          <w:u w:val="single" w:color="0000ff"/>
-          <w:rFonts w:ascii="Charis SIL Regular" w:hAnsi="Charis SIL Regular" w:eastAsia="Charis SIL Regular"/>
-          <w:b w:val="0"/>
-          <w:i w:val="0"/>
-          <w:color w:val="000000"/>
-          <w:sz w:val="24"/>
-        </w:rPr>
-        <w:hyperlink r:id="rId10" w:history="1">
-          <w:r>
-            <w:rPr>
-              <w:rStyle w:val="Hyperlink"/>
-            </w:rPr>
-            <w:t>ninkrijk</w:t>
-          </w:r>
-        </w:hyperlink>
-      </w:r>
-      <w:r>
-        <w:rPr>
-          <w:u w:val="single" w:color="0000ff"/>
-          <w:rFonts w:ascii="Charis SIL Regular" w:hAnsi="Charis SIL Regular" w:eastAsia="Charis SIL Regular"/>
-          <w:b w:val="0"/>
-          <w:i w:val="0"/>
-          <w:color w:val="000000"/>
-          <w:sz w:val="24"/>
-        </w:rPr>
-        <w:t xml:space="preserve"> </w:t>
-      </w:r>
-      <w:r>
-        <w:rPr>
-          <w:u w:val="single" w:color="0000ff"/>
-          <w:rFonts w:ascii="Charis SIL Regular" w:hAnsi="Charis SIL Regular" w:eastAsia="Charis SIL Regular"/>
-          <w:b w:val="0"/>
-          <w:i w:val="0"/>
-          <w:color w:val="000000"/>
-          <w:sz w:val="24"/>
-        </w:rPr>
-        <w:hyperlink r:id="rId10" w:history="1">
-          <w:r>
-            <w:rPr>
-              <w:rStyle w:val="Hyperlink"/>
-            </w:rPr>
-            <w:t xml:space="preserve">der </w:t>
-          </w:r>
-        </w:hyperlink>
+        <w:t xml:space="preserve">kwamen de eilanden onder gezag van het nieuw gestichte Koninkrijk der </w:t>
       </w:r>
       <w:r>
         <w:rPr>
@@ -1242,36 +1195,7 @@
           <w:color w:val="000000"/>
           <w:sz w:val="24"/>
         </w:rPr>
-        <w:t>werden slaafgemaakten uit West-Afrika naar Willemstad verschee</w:t>
-      </w:r>
-      <w:r>
-        <w:rPr>
-          <w:u w:val="single" w:color="0000ff"/>
-          <w:rFonts w:ascii="Charis SIL Regular" w:hAnsi="Charis SIL Regular" w:eastAsia="Charis SIL Regular"/>
-          <w:b w:val="0"/>
-          <w:i w:val="0"/>
-          <w:color w:val="000000"/>
-          <w:sz w:val="24"/>
-        </w:rPr>
-        <w:hyperlink r:id="rId14" w:history="1">
-          <w:r>
-            <w:rPr>
-              <w:rStyle w:val="Hyperlink"/>
-            </w:rPr>
-            <w:t xml:space="preserve">pt en </w:t>
-          </w:r>
-        </w:hyperlink>
-      </w:r>
-      <w:r>
-        <w:rPr>
-          <w:u w:val="single" w:color="0000ff"/>
-          <w:rFonts w:ascii="Charis SIL Regular" w:hAnsi="Charis SIL Regular" w:eastAsia="Charis SIL Regular"/>
-          <w:b w:val="0"/>
-          <w:i w:val="0"/>
-          <w:color w:val="000000"/>
-          <w:sz w:val="24"/>
-        </w:rPr>
-        <w:t>m</w:t>
+        <w:t>werden slaafgemaakten uit West-Afrika naar Willemstad verscheept en m</w:t>
       </w:r>
       <w:r>
         <w:rPr>
@@ -1549,7 +1473,7 @@
             <w:rPr>
               <w:rStyle w:val="Hyperlink"/>
             </w:rPr>
-            <w:t>Onderoffici</w:t>
+            <w:t>Onderofficier</w:t>
           </w:r>
         </w:hyperlink>
       </w:r>
@@ -1560,23 +1484,7 @@
           <w:i w:val="0"/>
           <w:color w:val="0000FF"/>
           <w:sz w:val="24"/>
-        </w:rPr>
-        <w:hyperlink r:id="rId16" w:history="1">
-          <w:r>
-            <w:rPr>
-              <w:rStyle w:val="Hyperlink"/>
-            </w:rPr>
-            <w:t>er</w:t>
-          </w:r>
-        </w:hyperlink>
-      </w:r>
-      <w:r>
-        <w:rPr>
-          <w:rFonts w:ascii="Charis SIL Regular" w:hAnsi="Charis SIL Regular" w:eastAsia="Charis SIL Regular"/>
-          <w:b w:val="0"/>
-          <w:i w:val="0"/>
-          <w:color w:val="0000FF"/>
-          <w:sz w:val="24"/>
+          <w:u w:val="single"/>
         </w:rPr>
         <w:t>en</w:t>
       </w:r>
@@ -1721,7 +1629,7 @@
             <w:rPr>
               <w:rStyle w:val="Hyperlink"/>
             </w:rPr>
-            <w:t>leger</w:t>
+            <w:t>lege</w:t>
           </w:r>
         </w:hyperlink>
       </w:r>
@@ -1732,9 +1640,8 @@
           <w:i w:val="0"/>
           <w:color w:val="0000FF"/>
           <w:sz w:val="24"/>
-          <w:u w:val="single"/>
-        </w:rPr>
-        <w:t xml:space="preserve"> </w:t>
+        </w:rPr>
+        <w:t xml:space="preserve">r </w:t>
       </w:r>
       <w:r>
         <w:rPr>
@@ -2417,7 +2324,32 @@
           <w:color w:val="000000"/>
           <w:sz w:val="24"/>
         </w:rPr>
-        <w:t>lon</w:t>
+        <w:hyperlink r:id="rId17" w:history="1">
+          <w:r>
+            <w:rPr>
+              <w:rStyle w:val="Hyperlink"/>
+            </w:rPr>
+            <w:t>l</w:t>
+          </w:r>
+        </w:hyperlink>
+      </w:r>
+      <w:r>
+        <w:rPr>
+          <w:u w:val="single" w:color="0000ff"/>
+          <w:rFonts w:ascii="Charis SIL Regular" w:hAnsi="Charis SIL Regular" w:eastAsia="Charis SIL Regular"/>
+          <w:b w:val="0"/>
+          <w:i w:val="0"/>
+          <w:color w:val="000000"/>
+          <w:sz w:val="24"/>
+        </w:rPr>
+        <w:hyperlink r:id="rId17" w:history="1">
+          <w:r>
+            <w:rPr>
+              <w:rStyle w:val="Hyperlink"/>
+            </w:rPr>
+            <w:t>on</w:t>
+          </w:r>
+        </w:hyperlink>
       </w:r>
       <w:r>
         <w:rPr>
@@ -2482,7 +2414,14 @@
           <w:color w:val="000000"/>
           <w:sz w:val="24"/>
         </w:rPr>
-        <w:t>ambtenar</w:t>
+        <w:hyperlink r:id="rId17" w:history="1">
+          <w:r>
+            <w:rPr>
+              <w:rStyle w:val="Hyperlink"/>
+            </w:rPr>
+            <w:t>ambtenar</w:t>
+          </w:r>
+        </w:hyperlink>
       </w:r>
       <w:r>
         <w:rPr>
@@ -3368,13 +3307,31 @@
       </w:r>
       <w:r>
         <w:rPr>
-          <w:rFonts w:ascii="Charis SIL Regular" w:hAnsi="Charis SIL Regular" w:eastAsia="Charis SIL Regular"/>
-          <w:b w:val="0"/>
-          <w:i w:val="0"/>
-          <w:color w:val="000000"/>
-          <w:sz w:val="24"/>
-        </w:rPr>
-        <w:t xml:space="preserve">gemaakt. De collectie is zowel bereikbaar via de </w:t>
+          <w:u w:val="single" w:color="0000ff"/>
+          <w:rFonts w:ascii="Charis SIL Regular" w:hAnsi="Charis SIL Regular" w:eastAsia="Charis SIL Regular"/>
+          <w:b w:val="0"/>
+          <w:i w:val="0"/>
+          <w:color w:val="000000"/>
+          <w:sz w:val="24"/>
+        </w:rPr>
+        <w:hyperlink r:id="rId21" w:history="1">
+          <w:r>
+            <w:rPr>
+              <w:rStyle w:val="Hyperlink"/>
+            </w:rPr>
+            <w:t>gemaak</w:t>
+          </w:r>
+        </w:hyperlink>
+      </w:r>
+      <w:r>
+        <w:rPr>
+          <w:rFonts w:ascii="Charis SIL Regular" w:hAnsi="Charis SIL Regular" w:eastAsia="Charis SIL Regular"/>
+          <w:b w:val="0"/>
+          <w:i w:val="0"/>
+          <w:color w:val="000000"/>
+          <w:sz w:val="24"/>
+        </w:rPr>
+        <w:t xml:space="preserve">t. De collectie is zowel bereikbaar via de </w:t>
       </w:r>
       <w:r>
         <w:rPr>
@@ -4286,7 +4243,6 @@
           <w:i w:val="0"/>
           <w:color w:val="0000FF"/>
           <w:sz w:val="24"/>
-          <w:u w:val="single"/>
         </w:rPr>
         <w:t>A</w:t>
       </w:r>
@@ -4413,7 +4369,43 @@
           <w:color w:val="000000"/>
           <w:sz w:val="24"/>
         </w:rPr>
-        <w:t xml:space="preserve">•  De zoekhulp </w:t>
+        <w:t xml:space="preserve">•  </w:t>
+      </w:r>
+      <w:r>
+        <w:rPr>
+          <w:u w:val="single" w:color="0000ff"/>
+          <w:rFonts w:ascii="Charis SIL Regular" w:hAnsi="Charis SIL Regular" w:eastAsia="Charis SIL Regular"/>
+          <w:b w:val="0"/>
+          <w:i w:val="0"/>
+          <w:color w:val="000000"/>
+          <w:sz w:val="24"/>
+        </w:rPr>
+        <w:hyperlink r:id="rId28" w:history="1">
+          <w:r>
+            <w:rPr>
+              <w:rStyle w:val="Hyperlink"/>
+            </w:rPr>
+            <w:t>De zoe</w:t>
+          </w:r>
+        </w:hyperlink>
+      </w:r>
+      <w:r>
+        <w:rPr>
+          <w:u w:val="single" w:color="0000ff"/>
+          <w:rFonts w:ascii="Charis SIL Regular" w:hAnsi="Charis SIL Regular" w:eastAsia="Charis SIL Regular"/>
+          <w:b w:val="0"/>
+          <w:i w:val="0"/>
+          <w:color w:val="000000"/>
+          <w:sz w:val="24"/>
+        </w:rPr>
+        <w:hyperlink r:id="rId28" w:history="1">
+          <w:r>
+            <w:rPr>
+              <w:rStyle w:val="Hyperlink"/>
+            </w:rPr>
+            <w:t xml:space="preserve">khulp </w:t>
+          </w:r>
+        </w:hyperlink>
       </w:r>
       <w:r>
         <w:rPr>
@@ -4424,7 +4416,7 @@
           <w:sz w:val="24"/>
           <w:u w:val="single"/>
         </w:rPr>
-        <w:hyperlink r:id="rId15" w:history="1">
+        <w:hyperlink r:id="rId28" w:history="1">
           <w:r>
             <w:rPr>
               <w:rStyle w:val="Hyperlink"/>
@@ -4442,7 +4434,7 @@
           <w:sz w:val="24"/>
           <w:u w:val="single"/>
         </w:rPr>
-        <w:hyperlink r:id="rId15" w:history="1">
+        <w:hyperlink r:id="rId28" w:history="1">
           <w:r>
             <w:rPr>
               <w:rStyle w:val="Hyperlink"/>
@@ -4471,7 +4463,7 @@
           <w:sz w:val="24"/>
           <w:u w:val="single"/>
         </w:rPr>
-        <w:hyperlink r:id="rId15" w:history="1">
+        <w:hyperlink r:id="rId28" w:history="1">
           <w:r>
             <w:rPr>
               <w:rStyle w:val="Hyperlink"/>
@@ -4500,7 +4492,7 @@
           <w:sz w:val="24"/>
           <w:u w:val="single"/>
         </w:rPr>
-        <w:hyperlink r:id="rId15" w:history="1">
+        <w:hyperlink r:id="rId28" w:history="1">
           <w:r>
             <w:rPr>
               <w:rStyle w:val="Hyperlink"/>
@@ -4518,7 +4510,7 @@
           <w:sz w:val="24"/>
           <w:u w:val="single"/>
         </w:rPr>
-        <w:hyperlink r:id="rId15" w:history="1">
+        <w:hyperlink r:id="rId28" w:history="1">
           <w:r>
             <w:rPr>
               <w:rStyle w:val="Hyperlink"/>
@@ -4621,7 +4613,6 @@
       </w:r>
       <w:r>
         <w:rPr>
-          <w:u w:val="single" w:color="0000ff"/>
           <w:rFonts w:ascii="Charis SIL Regular" w:hAnsi="Charis SIL Regular" w:eastAsia="Charis SIL Regular"/>
           <w:b w:val="0"/>
           <w:i w:val="0"/>
@@ -6995,7 +6986,7 @@
           <w:sz w:val="24"/>
           <w:u w:val="single"/>
         </w:rPr>
-        <w:hyperlink r:id="rId35" w:history="1">
+        <w:hyperlink r:id="rId36" w:history="1">
           <w:r>
             <w:rPr>
               <w:rStyle w:val="Hyperlink"/>
@@ -7228,7 +7219,6 @@
       </w:r>
       <w:r>
         <w:rPr>
-          <w:u w:val="single" w:color="0000ff"/>
           <w:rFonts w:ascii="Charis SIL Regular" w:hAnsi="Charis SIL Regular" w:eastAsia="Charis SIL Regular"/>
           <w:b w:val="0"/>
           <w:i w:val="0"/>

--- a/EXPORTS/DOCX/published/niveau2/Dutch/ArubaBonaireCuracao.docx
+++ b/EXPORTS/DOCX/published/niveau2/Dutch/ArubaBonaireCuracao.docx
@@ -605,7 +605,54 @@
           <w:color w:val="000000"/>
           <w:sz w:val="24"/>
         </w:rPr>
-        <w:t xml:space="preserve">kwamen de eilanden onder gezag van het nieuw gestichte Koninkrijk der </w:t>
+        <w:t>kwamen de eilanden onder gezag van het nieuw gestichte Ko</w:t>
+      </w:r>
+      <w:r>
+        <w:rPr>
+          <w:u w:val="single" w:color="0000ff"/>
+          <w:rFonts w:ascii="Charis SIL Regular" w:hAnsi="Charis SIL Regular" w:eastAsia="Charis SIL Regular"/>
+          <w:b w:val="0"/>
+          <w:i w:val="0"/>
+          <w:color w:val="000000"/>
+          <w:sz w:val="24"/>
+        </w:rPr>
+        <w:hyperlink r:id="rId10" w:history="1">
+          <w:r>
+            <w:rPr>
+              <w:rStyle w:val="Hyperlink"/>
+            </w:rPr>
+            <w:t>ninkrijk</w:t>
+          </w:r>
+        </w:hyperlink>
+      </w:r>
+      <w:r>
+        <w:rPr>
+          <w:u w:val="single" w:color="0000ff"/>
+          <w:rFonts w:ascii="Charis SIL Regular" w:hAnsi="Charis SIL Regular" w:eastAsia="Charis SIL Regular"/>
+          <w:b w:val="0"/>
+          <w:i w:val="0"/>
+          <w:color w:val="000000"/>
+          <w:sz w:val="24"/>
+        </w:rPr>
+        <w:t xml:space="preserve"> </w:t>
+      </w:r>
+      <w:r>
+        <w:rPr>
+          <w:u w:val="single" w:color="0000ff"/>
+          <w:rFonts w:ascii="Charis SIL Regular" w:hAnsi="Charis SIL Regular" w:eastAsia="Charis SIL Regular"/>
+          <w:b w:val="0"/>
+          <w:i w:val="0"/>
+          <w:color w:val="000000"/>
+          <w:sz w:val="24"/>
+        </w:rPr>
+        <w:hyperlink r:id="rId10" w:history="1">
+          <w:r>
+            <w:rPr>
+              <w:rStyle w:val="Hyperlink"/>
+            </w:rPr>
+            <w:t xml:space="preserve">der </w:t>
+          </w:r>
+        </w:hyperlink>
       </w:r>
       <w:r>
         <w:rPr>
@@ -1195,7 +1242,35 @@
           <w:color w:val="000000"/>
           <w:sz w:val="24"/>
         </w:rPr>
-        <w:t>werden slaafgemaakten uit West-Afrika naar Willemstad verscheept en m</w:t>
+        <w:t>werden slaafgemaakten uit West-Afrika naar Willemstad verschee</w:t>
+      </w:r>
+      <w:r>
+        <w:rPr>
+          <w:u w:val="single" w:color="0000ff"/>
+          <w:rFonts w:ascii="Charis SIL Regular" w:hAnsi="Charis SIL Regular" w:eastAsia="Charis SIL Regular"/>
+          <w:b w:val="0"/>
+          <w:i w:val="0"/>
+          <w:color w:val="000000"/>
+          <w:sz w:val="24"/>
+        </w:rPr>
+        <w:hyperlink r:id="rId14" w:history="1">
+          <w:r>
+            <w:rPr>
+              <w:rStyle w:val="Hyperlink"/>
+            </w:rPr>
+            <w:t xml:space="preserve">pt en </w:t>
+          </w:r>
+        </w:hyperlink>
+      </w:r>
+      <w:r>
+        <w:rPr>
+          <w:rFonts w:ascii="Charis SIL Regular" w:hAnsi="Charis SIL Regular" w:eastAsia="Charis SIL Regular"/>
+          <w:b w:val="0"/>
+          <w:i w:val="0"/>
+          <w:color w:val="000000"/>
+          <w:sz w:val="24"/>
+        </w:rPr>
+        <w:t>m</w:t>
       </w:r>
       <w:r>
         <w:rPr>
@@ -1600,9 +1675,19 @@
             <w:rPr>
               <w:rStyle w:val="Hyperlink"/>
             </w:rPr>
-            <w:t>het</w:t>
+            <w:t>h</w:t>
           </w:r>
         </w:hyperlink>
+      </w:r>
+      <w:r>
+        <w:rPr>
+          <w:rFonts w:ascii="Charis SIL Regular" w:hAnsi="Charis SIL Regular" w:eastAsia="Charis SIL Regular"/>
+          <w:b w:val="0"/>
+          <w:i w:val="0"/>
+          <w:color w:val="0000FF"/>
+          <w:sz w:val="24"/>
+        </w:rPr>
+        <w:t>et</w:t>
       </w:r>
       <w:r>
         <w:rPr>
@@ -1629,7 +1714,7 @@
             <w:rPr>
               <w:rStyle w:val="Hyperlink"/>
             </w:rPr>
-            <w:t>lege</w:t>
+            <w:t>leger</w:t>
           </w:r>
         </w:hyperlink>
       </w:r>
@@ -1640,8 +1725,9 @@
           <w:i w:val="0"/>
           <w:color w:val="0000FF"/>
           <w:sz w:val="24"/>
-        </w:rPr>
-        <w:t xml:space="preserve">r </w:t>
+          <w:u w:val="single"/>
+        </w:rPr>
+        <w:t xml:space="preserve"> </w:t>
       </w:r>
       <w:r>
         <w:rPr>
@@ -1734,166 +1820,7 @@
           <w:color w:val="000000"/>
           <w:sz w:val="24"/>
         </w:rPr>
-        <w:t xml:space="preserve"> die verwijst naar relev</w:t>
-      </w:r>
-      <w:r>
-        <w:rPr>
-          <w:u w:val="single" w:color="0000ff"/>
-          <w:rFonts w:ascii="Charis SIL Regular" w:hAnsi="Charis SIL Regular" w:eastAsia="Charis SIL Regular"/>
-          <w:b w:val="0"/>
-          <w:i w:val="0"/>
-          <w:color w:val="000000"/>
-          <w:sz w:val="24"/>
-        </w:rPr>
-        <w:t>a</w:t>
-      </w:r>
-      <w:r>
-        <w:rPr>
-          <w:u w:val="single" w:color="0000ff"/>
-          <w:rFonts w:ascii="Charis SIL Regular" w:hAnsi="Charis SIL Regular" w:eastAsia="Charis SIL Regular"/>
-          <w:b w:val="0"/>
-          <w:i w:val="0"/>
-          <w:color w:val="000000"/>
-          <w:sz w:val="24"/>
-        </w:rPr>
-        <w:hyperlink r:id="rId16" w:history="1">
-          <w:r>
-            <w:rPr>
-              <w:rStyle w:val="Hyperlink"/>
-            </w:rPr>
-            <w:t>nt archiefmater</w:t>
-          </w:r>
-        </w:hyperlink>
-      </w:r>
-      <w:r>
-        <w:rPr>
-          <w:u w:val="single" w:color="0000ff"/>
-          <w:rFonts w:ascii="Charis SIL Regular" w:hAnsi="Charis SIL Regular" w:eastAsia="Charis SIL Regular"/>
-          <w:b w:val="0"/>
-          <w:i w:val="0"/>
-          <w:color w:val="000000"/>
-          <w:sz w:val="24"/>
-        </w:rPr>
-        <w:hyperlink r:id="rId16" w:history="1">
-          <w:r>
-            <w:rPr>
-              <w:rStyle w:val="Hyperlink"/>
-            </w:rPr>
-            <w:t>i</w:t>
-          </w:r>
-        </w:hyperlink>
-      </w:r>
-      <w:r>
-        <w:rPr>
-          <w:u w:val="single" w:color="0000ff"/>
-          <w:rFonts w:ascii="Charis SIL Regular" w:hAnsi="Charis SIL Regular" w:eastAsia="Charis SIL Regular"/>
-          <w:b w:val="0"/>
-          <w:i w:val="0"/>
-          <w:color w:val="000000"/>
-          <w:sz w:val="24"/>
-        </w:rPr>
-        <w:hyperlink r:id="rId16" w:history="1">
-          <w:r>
-            <w:rPr>
-              <w:rStyle w:val="Hyperlink"/>
-            </w:rPr>
-            <w:t>aa</w:t>
-          </w:r>
-        </w:hyperlink>
-      </w:r>
-      <w:r>
-        <w:rPr>
-          <w:u w:val="single" w:color="0000ff"/>
-          <w:rFonts w:ascii="Charis SIL Regular" w:hAnsi="Charis SIL Regular" w:eastAsia="Charis SIL Regular"/>
-          <w:b w:val="0"/>
-          <w:i w:val="0"/>
-          <w:color w:val="000000"/>
-          <w:sz w:val="24"/>
-        </w:rPr>
-        <w:hyperlink r:id="rId16" w:history="1">
-          <w:r>
-            <w:rPr>
-              <w:rStyle w:val="Hyperlink"/>
-            </w:rPr>
-            <w:t>l</w:t>
-          </w:r>
-        </w:hyperlink>
-      </w:r>
-      <w:r>
-        <w:rPr>
-          <w:u w:val="single" w:color="0000ff"/>
-          <w:rFonts w:ascii="Charis SIL Regular" w:hAnsi="Charis SIL Regular" w:eastAsia="Charis SIL Regular"/>
-          <w:b w:val="0"/>
-          <w:i w:val="0"/>
-          <w:color w:val="000000"/>
-          <w:sz w:val="24"/>
-        </w:rPr>
-        <w:hyperlink r:id="rId16" w:history="1">
-          <w:r>
-            <w:rPr>
-              <w:rStyle w:val="Hyperlink"/>
-            </w:rPr>
-            <w:t xml:space="preserve"> over op</w:t>
-          </w:r>
-        </w:hyperlink>
-      </w:r>
-      <w:r>
-        <w:rPr>
-          <w:u w:val="single" w:color="0000ff"/>
-          <w:rFonts w:ascii="Charis SIL Regular" w:hAnsi="Charis SIL Regular" w:eastAsia="Charis SIL Regular"/>
-          <w:b w:val="0"/>
-          <w:i w:val="0"/>
-          <w:color w:val="000000"/>
-          <w:sz w:val="24"/>
-        </w:rPr>
-        <w:t xml:space="preserve"> </w:t>
-      </w:r>
-      <w:r>
-        <w:rPr>
-          <w:u w:val="single" w:color="0000ff"/>
-          <w:rFonts w:ascii="Charis SIL Regular" w:hAnsi="Charis SIL Regular" w:eastAsia="Charis SIL Regular"/>
-          <w:b w:val="0"/>
-          <w:i w:val="0"/>
-          <w:color w:val="000000"/>
-          <w:sz w:val="24"/>
-        </w:rPr>
-        <w:hyperlink r:id="rId16" w:history="1">
-          <w:r>
-            <w:rPr>
-              <w:rStyle w:val="Hyperlink"/>
-            </w:rPr>
-            <w:t>de</w:t>
-          </w:r>
-        </w:hyperlink>
-      </w:r>
-      <w:r>
-        <w:rPr>
-          <w:u w:val="single" w:color="0000ff"/>
-          <w:rFonts w:ascii="Charis SIL Regular" w:hAnsi="Charis SIL Regular" w:eastAsia="Charis SIL Regular"/>
-          <w:b w:val="0"/>
-          <w:i w:val="0"/>
-          <w:color w:val="000000"/>
-          <w:sz w:val="24"/>
-        </w:rPr>
-        <w:t xml:space="preserve"> </w:t>
-      </w:r>
-      <w:r>
-        <w:rPr>
-          <w:u w:val="single" w:color="0000ff"/>
-          <w:rFonts w:ascii="Charis SIL Regular" w:hAnsi="Charis SIL Regular" w:eastAsia="Charis SIL Regular"/>
-          <w:b w:val="0"/>
-          <w:i w:val="0"/>
-          <w:color w:val="000000"/>
-          <w:sz w:val="24"/>
-        </w:rPr>
-        <w:hyperlink r:id="rId16" w:history="1">
-          <w:r>
-            <w:rPr>
-              <w:rStyle w:val="Hyperlink"/>
-            </w:rPr>
-            <w:t>Aru</w:t>
-          </w:r>
-        </w:hyperlink>
+        <w:t xml:space="preserve"> die verwijst naar relevant archiefmateriaal over op de Aru</w:t>
       </w:r>
       <w:r>
         <w:rPr>
@@ -3676,67 +3603,13 @@
       </w:r>
       <w:r>
         <w:rPr>
-          <w:u w:val="single" w:color="0000ff"/>
-          <w:rFonts w:ascii="Charis SIL Regular" w:hAnsi="Charis SIL Regular" w:eastAsia="Charis SIL Regular"/>
-          <w:b w:val="0"/>
-          <w:i w:val="0"/>
-          <w:color w:val="000000"/>
-          <w:sz w:val="24"/>
-        </w:rPr>
-        <w:hyperlink r:id="rId22" w:history="1">
-          <w:r>
-            <w:rPr>
-              <w:rStyle w:val="Hyperlink"/>
-            </w:rPr>
-            <w:t>bevinde</w:t>
-          </w:r>
-        </w:hyperlink>
-      </w:r>
-      <w:r>
-        <w:rPr>
-          <w:rFonts w:ascii="Charis SIL Regular" w:hAnsi="Charis SIL Regular" w:eastAsia="Charis SIL Regular"/>
-          <w:b w:val="0"/>
-          <w:i w:val="0"/>
-          <w:color w:val="000000"/>
-          <w:sz w:val="24"/>
-        </w:rPr>
-        <w:t>n zijn in d</w:t>
-      </w:r>
-      <w:r>
-        <w:rPr>
-          <w:u w:val="single" w:color="0000ff"/>
-          <w:rFonts w:ascii="Charis SIL Regular" w:hAnsi="Charis SIL Regular" w:eastAsia="Charis SIL Regular"/>
-          <w:b w:val="0"/>
-          <w:i w:val="0"/>
-          <w:color w:val="000000"/>
-          <w:sz w:val="24"/>
-        </w:rPr>
-        <w:hyperlink r:id="rId23" w:history="1">
-          <w:r>
-            <w:rPr>
-              <w:rStyle w:val="Hyperlink"/>
-            </w:rPr>
-            <w:t>e databa</w:t>
-          </w:r>
-        </w:hyperlink>
-      </w:r>
-      <w:r>
-        <w:rPr>
-          <w:u w:val="single" w:color="0000ff"/>
-          <w:rFonts w:ascii="Charis SIL Regular" w:hAnsi="Charis SIL Regular" w:eastAsia="Charis SIL Regular"/>
-          <w:b w:val="0"/>
-          <w:i w:val="0"/>
-          <w:color w:val="000000"/>
-          <w:sz w:val="24"/>
-        </w:rPr>
-        <w:hyperlink r:id="rId23" w:history="1">
-          <w:r>
-            <w:rPr>
-              <w:rStyle w:val="Hyperlink"/>
-            </w:rPr>
-            <w:t>se o</w:t>
-          </w:r>
-        </w:hyperlink>
+          <w:rFonts w:ascii="Charis SIL Regular" w:hAnsi="Charis SIL Regular" w:eastAsia="Charis SIL Regular"/>
+          <w:b w:val="0"/>
+          <w:i w:val="0"/>
+          <w:color w:val="000000"/>
+          <w:sz w:val="24"/>
+        </w:rPr>
+        <w:t>bevinden zijn in de database o</w:t>
       </w:r>
       <w:r>
         <w:rPr>
@@ -6973,20 +6846,19 @@
           <w:i w:val="0"/>
           <w:color w:val="0000FF"/>
           <w:sz w:val="24"/>
+        </w:rPr>
+        <w:t xml:space="preserve"> </w:t>
+      </w:r>
+      <w:r>
+        <w:rPr>
+          <w:rFonts w:ascii="Charis SIL Regular" w:hAnsi="Charis SIL Regular" w:eastAsia="Charis SIL Regular"/>
+          <w:b w:val="0"/>
+          <w:i w:val="0"/>
+          <w:color w:val="0000FF"/>
+          <w:sz w:val="24"/>
           <w:u w:val="single"/>
         </w:rPr>
-        <w:t xml:space="preserve"> </w:t>
-      </w:r>
-      <w:r>
-        <w:rPr>
-          <w:rFonts w:ascii="Charis SIL Regular" w:hAnsi="Charis SIL Regular" w:eastAsia="Charis SIL Regular"/>
-          <w:b w:val="0"/>
-          <w:i w:val="0"/>
-          <w:color w:val="0000FF"/>
-          <w:sz w:val="24"/>
-          <w:u w:val="single"/>
-        </w:rPr>
-        <w:hyperlink r:id="rId36" w:history="1">
+        <w:hyperlink r:id="rId35" w:history="1">
           <w:r>
             <w:rPr>
               <w:rStyle w:val="Hyperlink"/>

--- a/EXPORTS/DOCX/published/niveau2/Dutch/ArubaBonaireCuracao.docx
+++ b/EXPORTS/DOCX/published/niveau2/Dutch/ArubaBonaireCuracao.docx
@@ -1548,7 +1548,24 @@
             <w:rPr>
               <w:rStyle w:val="Hyperlink"/>
             </w:rPr>
-            <w:t>Onderofficier</w:t>
+            <w:t>Onderoffici</w:t>
+          </w:r>
+        </w:hyperlink>
+      </w:r>
+      <w:r>
+        <w:rPr>
+          <w:rFonts w:ascii="Charis SIL Regular" w:hAnsi="Charis SIL Regular" w:eastAsia="Charis SIL Regular"/>
+          <w:b w:val="0"/>
+          <w:i w:val="0"/>
+          <w:color w:val="0000FF"/>
+          <w:sz w:val="24"/>
+        </w:rPr>
+        <w:hyperlink r:id="rId16" w:history="1">
+          <w:r>
+            <w:rPr>
+              <w:rStyle w:val="Hyperlink"/>
+            </w:rPr>
+            <w:t>er</w:t>
           </w:r>
         </w:hyperlink>
       </w:r>
@@ -1675,19 +1692,9 @@
             <w:rPr>
               <w:rStyle w:val="Hyperlink"/>
             </w:rPr>
-            <w:t>h</w:t>
+            <w:t>het</w:t>
           </w:r>
         </w:hyperlink>
-      </w:r>
-      <w:r>
-        <w:rPr>
-          <w:rFonts w:ascii="Charis SIL Regular" w:hAnsi="Charis SIL Regular" w:eastAsia="Charis SIL Regular"/>
-          <w:b w:val="0"/>
-          <w:i w:val="0"/>
-          <w:color w:val="0000FF"/>
-          <w:sz w:val="24"/>
-        </w:rPr>
-        <w:t>et</w:t>
       </w:r>
       <w:r>
         <w:rPr>
@@ -1820,7 +1827,166 @@
           <w:color w:val="000000"/>
           <w:sz w:val="24"/>
         </w:rPr>
-        <w:t xml:space="preserve"> die verwijst naar relevant archiefmateriaal over op de Aru</w:t>
+        <w:t xml:space="preserve"> die verwijst naar relev</w:t>
+      </w:r>
+      <w:r>
+        <w:rPr>
+          <w:u w:val="single" w:color="0000ff"/>
+          <w:rFonts w:ascii="Charis SIL Regular" w:hAnsi="Charis SIL Regular" w:eastAsia="Charis SIL Regular"/>
+          <w:b w:val="0"/>
+          <w:i w:val="0"/>
+          <w:color w:val="000000"/>
+          <w:sz w:val="24"/>
+        </w:rPr>
+        <w:t>a</w:t>
+      </w:r>
+      <w:r>
+        <w:rPr>
+          <w:u w:val="single" w:color="0000ff"/>
+          <w:rFonts w:ascii="Charis SIL Regular" w:hAnsi="Charis SIL Regular" w:eastAsia="Charis SIL Regular"/>
+          <w:b w:val="0"/>
+          <w:i w:val="0"/>
+          <w:color w:val="000000"/>
+          <w:sz w:val="24"/>
+        </w:rPr>
+        <w:hyperlink r:id="rId16" w:history="1">
+          <w:r>
+            <w:rPr>
+              <w:rStyle w:val="Hyperlink"/>
+            </w:rPr>
+            <w:t>nt archiefmater</w:t>
+          </w:r>
+        </w:hyperlink>
+      </w:r>
+      <w:r>
+        <w:rPr>
+          <w:u w:val="single" w:color="0000ff"/>
+          <w:rFonts w:ascii="Charis SIL Regular" w:hAnsi="Charis SIL Regular" w:eastAsia="Charis SIL Regular"/>
+          <w:b w:val="0"/>
+          <w:i w:val="0"/>
+          <w:color w:val="000000"/>
+          <w:sz w:val="24"/>
+        </w:rPr>
+        <w:hyperlink r:id="rId16" w:history="1">
+          <w:r>
+            <w:rPr>
+              <w:rStyle w:val="Hyperlink"/>
+            </w:rPr>
+            <w:t>i</w:t>
+          </w:r>
+        </w:hyperlink>
+      </w:r>
+      <w:r>
+        <w:rPr>
+          <w:u w:val="single" w:color="0000ff"/>
+          <w:rFonts w:ascii="Charis SIL Regular" w:hAnsi="Charis SIL Regular" w:eastAsia="Charis SIL Regular"/>
+          <w:b w:val="0"/>
+          <w:i w:val="0"/>
+          <w:color w:val="000000"/>
+          <w:sz w:val="24"/>
+        </w:rPr>
+        <w:hyperlink r:id="rId16" w:history="1">
+          <w:r>
+            <w:rPr>
+              <w:rStyle w:val="Hyperlink"/>
+            </w:rPr>
+            <w:t>aa</w:t>
+          </w:r>
+        </w:hyperlink>
+      </w:r>
+      <w:r>
+        <w:rPr>
+          <w:u w:val="single" w:color="0000ff"/>
+          <w:rFonts w:ascii="Charis SIL Regular" w:hAnsi="Charis SIL Regular" w:eastAsia="Charis SIL Regular"/>
+          <w:b w:val="0"/>
+          <w:i w:val="0"/>
+          <w:color w:val="000000"/>
+          <w:sz w:val="24"/>
+        </w:rPr>
+        <w:hyperlink r:id="rId16" w:history="1">
+          <w:r>
+            <w:rPr>
+              <w:rStyle w:val="Hyperlink"/>
+            </w:rPr>
+            <w:t>l</w:t>
+          </w:r>
+        </w:hyperlink>
+      </w:r>
+      <w:r>
+        <w:rPr>
+          <w:u w:val="single" w:color="0000ff"/>
+          <w:rFonts w:ascii="Charis SIL Regular" w:hAnsi="Charis SIL Regular" w:eastAsia="Charis SIL Regular"/>
+          <w:b w:val="0"/>
+          <w:i w:val="0"/>
+          <w:color w:val="000000"/>
+          <w:sz w:val="24"/>
+        </w:rPr>
+        <w:hyperlink r:id="rId16" w:history="1">
+          <w:r>
+            <w:rPr>
+              <w:rStyle w:val="Hyperlink"/>
+            </w:rPr>
+            <w:t xml:space="preserve"> over op</w:t>
+          </w:r>
+        </w:hyperlink>
+      </w:r>
+      <w:r>
+        <w:rPr>
+          <w:u w:val="single" w:color="0000ff"/>
+          <w:rFonts w:ascii="Charis SIL Regular" w:hAnsi="Charis SIL Regular" w:eastAsia="Charis SIL Regular"/>
+          <w:b w:val="0"/>
+          <w:i w:val="0"/>
+          <w:color w:val="000000"/>
+          <w:sz w:val="24"/>
+        </w:rPr>
+        <w:t xml:space="preserve"> </w:t>
+      </w:r>
+      <w:r>
+        <w:rPr>
+          <w:u w:val="single" w:color="0000ff"/>
+          <w:rFonts w:ascii="Charis SIL Regular" w:hAnsi="Charis SIL Regular" w:eastAsia="Charis SIL Regular"/>
+          <w:b w:val="0"/>
+          <w:i w:val="0"/>
+          <w:color w:val="000000"/>
+          <w:sz w:val="24"/>
+        </w:rPr>
+        <w:hyperlink r:id="rId16" w:history="1">
+          <w:r>
+            <w:rPr>
+              <w:rStyle w:val="Hyperlink"/>
+            </w:rPr>
+            <w:t>de</w:t>
+          </w:r>
+        </w:hyperlink>
+      </w:r>
+      <w:r>
+        <w:rPr>
+          <w:u w:val="single" w:color="0000ff"/>
+          <w:rFonts w:ascii="Charis SIL Regular" w:hAnsi="Charis SIL Regular" w:eastAsia="Charis SIL Regular"/>
+          <w:b w:val="0"/>
+          <w:i w:val="0"/>
+          <w:color w:val="000000"/>
+          <w:sz w:val="24"/>
+        </w:rPr>
+        <w:t xml:space="preserve"> </w:t>
+      </w:r>
+      <w:r>
+        <w:rPr>
+          <w:u w:val="single" w:color="0000ff"/>
+          <w:rFonts w:ascii="Charis SIL Regular" w:hAnsi="Charis SIL Regular" w:eastAsia="Charis SIL Regular"/>
+          <w:b w:val="0"/>
+          <w:i w:val="0"/>
+          <w:color w:val="000000"/>
+          <w:sz w:val="24"/>
+        </w:rPr>
+        <w:hyperlink r:id="rId16" w:history="1">
+          <w:r>
+            <w:rPr>
+              <w:rStyle w:val="Hyperlink"/>
+            </w:rPr>
+            <w:t>Aru</w:t>
+          </w:r>
+        </w:hyperlink>
       </w:r>
       <w:r>
         <w:rPr>
@@ -3603,13 +3769,67 @@
       </w:r>
       <w:r>
         <w:rPr>
-          <w:rFonts w:ascii="Charis SIL Regular" w:hAnsi="Charis SIL Regular" w:eastAsia="Charis SIL Regular"/>
-          <w:b w:val="0"/>
-          <w:i w:val="0"/>
-          <w:color w:val="000000"/>
-          <w:sz w:val="24"/>
-        </w:rPr>
-        <w:t>bevinden zijn in de database o</w:t>
+          <w:u w:val="single" w:color="0000ff"/>
+          <w:rFonts w:ascii="Charis SIL Regular" w:hAnsi="Charis SIL Regular" w:eastAsia="Charis SIL Regular"/>
+          <w:b w:val="0"/>
+          <w:i w:val="0"/>
+          <w:color w:val="000000"/>
+          <w:sz w:val="24"/>
+        </w:rPr>
+        <w:hyperlink r:id="rId22" w:history="1">
+          <w:r>
+            <w:rPr>
+              <w:rStyle w:val="Hyperlink"/>
+            </w:rPr>
+            <w:t>bevinde</w:t>
+          </w:r>
+        </w:hyperlink>
+      </w:r>
+      <w:r>
+        <w:rPr>
+          <w:rFonts w:ascii="Charis SIL Regular" w:hAnsi="Charis SIL Regular" w:eastAsia="Charis SIL Regular"/>
+          <w:b w:val="0"/>
+          <w:i w:val="0"/>
+          <w:color w:val="000000"/>
+          <w:sz w:val="24"/>
+        </w:rPr>
+        <w:t>n zijn in d</w:t>
+      </w:r>
+      <w:r>
+        <w:rPr>
+          <w:u w:val="single" w:color="0000ff"/>
+          <w:rFonts w:ascii="Charis SIL Regular" w:hAnsi="Charis SIL Regular" w:eastAsia="Charis SIL Regular"/>
+          <w:b w:val="0"/>
+          <w:i w:val="0"/>
+          <w:color w:val="000000"/>
+          <w:sz w:val="24"/>
+        </w:rPr>
+        <w:hyperlink r:id="rId23" w:history="1">
+          <w:r>
+            <w:rPr>
+              <w:rStyle w:val="Hyperlink"/>
+            </w:rPr>
+            <w:t>e databa</w:t>
+          </w:r>
+        </w:hyperlink>
+      </w:r>
+      <w:r>
+        <w:rPr>
+          <w:u w:val="single" w:color="0000ff"/>
+          <w:rFonts w:ascii="Charis SIL Regular" w:hAnsi="Charis SIL Regular" w:eastAsia="Charis SIL Regular"/>
+          <w:b w:val="0"/>
+          <w:i w:val="0"/>
+          <w:color w:val="000000"/>
+          <w:sz w:val="24"/>
+        </w:rPr>
+        <w:hyperlink r:id="rId23" w:history="1">
+          <w:r>
+            <w:rPr>
+              <w:rStyle w:val="Hyperlink"/>
+            </w:rPr>
+            <w:t>se o</w:t>
+          </w:r>
+        </w:hyperlink>
       </w:r>
       <w:r>
         <w:rPr>

--- a/EXPORTS/DOCX/published/niveau2/Dutch/ArubaBonaireCuracao.docx
+++ b/EXPORTS/DOCX/published/niveau2/Dutch/ArubaBonaireCuracao.docx
@@ -1264,6 +1264,7 @@
       </w:r>
       <w:r>
         <w:rPr>
+          <w:u w:val="single" w:color="0000ff"/>
           <w:rFonts w:ascii="Charis SIL Regular" w:hAnsi="Charis SIL Regular" w:eastAsia="Charis SIL Regular"/>
           <w:b w:val="0"/>
           <w:i w:val="0"/>
@@ -1559,15 +1560,9 @@
           <w:i w:val="0"/>
           <w:color w:val="0000FF"/>
           <w:sz w:val="24"/>
-        </w:rPr>
-        <w:hyperlink r:id="rId16" w:history="1">
-          <w:r>
-            <w:rPr>
-              <w:rStyle w:val="Hyperlink"/>
-            </w:rPr>
-            <w:t>er</w:t>
-          </w:r>
-        </w:hyperlink>
+          <w:u w:val="single"/>
+        </w:rPr>
+        <w:t>er</w:t>
       </w:r>
       <w:r>
         <w:rPr>
@@ -1576,7 +1571,6 @@
           <w:i w:val="0"/>
           <w:color w:val="0000FF"/>
           <w:sz w:val="24"/>
-          <w:u w:val="single"/>
         </w:rPr>
         <w:t>en</w:t>
       </w:r>

--- a/EXPORTS/DOCX/published/niveau2/Dutch/ArubaBonaireCuracao.docx
+++ b/EXPORTS/DOCX/published/niveau2/Dutch/ArubaBonaireCuracao.docx
@@ -1264,7 +1264,6 @@
       </w:r>
       <w:r>
         <w:rPr>
-          <w:u w:val="single" w:color="0000ff"/>
           <w:rFonts w:ascii="Charis SIL Regular" w:hAnsi="Charis SIL Regular" w:eastAsia="Charis SIL Regular"/>
           <w:b w:val="0"/>
           <w:i w:val="0"/>
@@ -1560,17 +1559,24 @@
           <w:i w:val="0"/>
           <w:color w:val="0000FF"/>
           <w:sz w:val="24"/>
+        </w:rPr>
+        <w:hyperlink r:id="rId16" w:history="1">
+          <w:r>
+            <w:rPr>
+              <w:rStyle w:val="Hyperlink"/>
+            </w:rPr>
+            <w:t>er</w:t>
+          </w:r>
+        </w:hyperlink>
+      </w:r>
+      <w:r>
+        <w:rPr>
+          <w:rFonts w:ascii="Charis SIL Regular" w:hAnsi="Charis SIL Regular" w:eastAsia="Charis SIL Regular"/>
+          <w:b w:val="0"/>
+          <w:i w:val="0"/>
+          <w:color w:val="0000FF"/>
+          <w:sz w:val="24"/>
           <w:u w:val="single"/>
-        </w:rPr>
-        <w:t>er</w:t>
-      </w:r>
-      <w:r>
-        <w:rPr>
-          <w:rFonts w:ascii="Charis SIL Regular" w:hAnsi="Charis SIL Regular" w:eastAsia="Charis SIL Regular"/>
-          <w:b w:val="0"/>
-          <w:i w:val="0"/>
-          <w:color w:val="0000FF"/>
-          <w:sz w:val="24"/>
         </w:rPr>
         <w:t>en</w:t>
       </w:r>
@@ -2404,39 +2410,13 @@
       </w:r>
       <w:r>
         <w:rPr>
-          <w:u w:val="single" w:color="0000ff"/>
-          <w:rFonts w:ascii="Charis SIL Regular" w:hAnsi="Charis SIL Regular" w:eastAsia="Charis SIL Regular"/>
-          <w:b w:val="0"/>
-          <w:i w:val="0"/>
-          <w:color w:val="000000"/>
-          <w:sz w:val="24"/>
-        </w:rPr>
-        <w:hyperlink r:id="rId17" w:history="1">
-          <w:r>
-            <w:rPr>
-              <w:rStyle w:val="Hyperlink"/>
-            </w:rPr>
-            <w:t>l</w:t>
-          </w:r>
-        </w:hyperlink>
-      </w:r>
-      <w:r>
-        <w:rPr>
-          <w:u w:val="single" w:color="0000ff"/>
-          <w:rFonts w:ascii="Charis SIL Regular" w:hAnsi="Charis SIL Regular" w:eastAsia="Charis SIL Regular"/>
-          <w:b w:val="0"/>
-          <w:i w:val="0"/>
-          <w:color w:val="000000"/>
-          <w:sz w:val="24"/>
-        </w:rPr>
-        <w:hyperlink r:id="rId17" w:history="1">
-          <w:r>
-            <w:rPr>
-              <w:rStyle w:val="Hyperlink"/>
-            </w:rPr>
-            <w:t>on</w:t>
-          </w:r>
-        </w:hyperlink>
+          <w:rFonts w:ascii="Charis SIL Regular" w:hAnsi="Charis SIL Regular" w:eastAsia="Charis SIL Regular"/>
+          <w:b w:val="0"/>
+          <w:i w:val="0"/>
+          <w:color w:val="000000"/>
+          <w:sz w:val="24"/>
+        </w:rPr>
+        <w:t>lon</w:t>
       </w:r>
       <w:r>
         <w:rPr>
@@ -4330,6 +4310,7 @@
           <w:i w:val="0"/>
           <w:color w:val="0000FF"/>
           <w:sz w:val="24"/>
+          <w:u w:val="single"/>
         </w:rPr>
         <w:t>A</w:t>
       </w:r>
@@ -4456,43 +4437,7 @@
           <w:color w:val="000000"/>
           <w:sz w:val="24"/>
         </w:rPr>
-        <w:t xml:space="preserve">•  </w:t>
-      </w:r>
-      <w:r>
-        <w:rPr>
-          <w:u w:val="single" w:color="0000ff"/>
-          <w:rFonts w:ascii="Charis SIL Regular" w:hAnsi="Charis SIL Regular" w:eastAsia="Charis SIL Regular"/>
-          <w:b w:val="0"/>
-          <w:i w:val="0"/>
-          <w:color w:val="000000"/>
-          <w:sz w:val="24"/>
-        </w:rPr>
-        <w:hyperlink r:id="rId28" w:history="1">
-          <w:r>
-            <w:rPr>
-              <w:rStyle w:val="Hyperlink"/>
-            </w:rPr>
-            <w:t>De zoe</w:t>
-          </w:r>
-        </w:hyperlink>
-      </w:r>
-      <w:r>
-        <w:rPr>
-          <w:u w:val="single" w:color="0000ff"/>
-          <w:rFonts w:ascii="Charis SIL Regular" w:hAnsi="Charis SIL Regular" w:eastAsia="Charis SIL Regular"/>
-          <w:b w:val="0"/>
-          <w:i w:val="0"/>
-          <w:color w:val="000000"/>
-          <w:sz w:val="24"/>
-        </w:rPr>
-        <w:hyperlink r:id="rId28" w:history="1">
-          <w:r>
-            <w:rPr>
-              <w:rStyle w:val="Hyperlink"/>
-            </w:rPr>
-            <w:t xml:space="preserve">khulp </w:t>
-          </w:r>
-        </w:hyperlink>
+        <w:t xml:space="preserve">•  De zoekhulp </w:t>
       </w:r>
       <w:r>
         <w:rPr>
@@ -4503,7 +4448,7 @@
           <w:sz w:val="24"/>
           <w:u w:val="single"/>
         </w:rPr>
-        <w:hyperlink r:id="rId28" w:history="1">
+        <w:hyperlink r:id="rId15" w:history="1">
           <w:r>
             <w:rPr>
               <w:rStyle w:val="Hyperlink"/>
@@ -4521,7 +4466,7 @@
           <w:sz w:val="24"/>
           <w:u w:val="single"/>
         </w:rPr>
-        <w:hyperlink r:id="rId28" w:history="1">
+        <w:hyperlink r:id="rId15" w:history="1">
           <w:r>
             <w:rPr>
               <w:rStyle w:val="Hyperlink"/>
@@ -4550,7 +4495,7 @@
           <w:sz w:val="24"/>
           <w:u w:val="single"/>
         </w:rPr>
-        <w:hyperlink r:id="rId28" w:history="1">
+        <w:hyperlink r:id="rId15" w:history="1">
           <w:r>
             <w:rPr>
               <w:rStyle w:val="Hyperlink"/>
@@ -4579,7 +4524,7 @@
           <w:sz w:val="24"/>
           <w:u w:val="single"/>
         </w:rPr>
-        <w:hyperlink r:id="rId28" w:history="1">
+        <w:hyperlink r:id="rId15" w:history="1">
           <w:r>
             <w:rPr>
               <w:rStyle w:val="Hyperlink"/>
@@ -4597,7 +4542,7 @@
           <w:sz w:val="24"/>
           <w:u w:val="single"/>
         </w:rPr>
-        <w:hyperlink r:id="rId28" w:history="1">
+        <w:hyperlink r:id="rId15" w:history="1">
           <w:r>
             <w:rPr>
               <w:rStyle w:val="Hyperlink"/>
@@ -4615,7 +4560,7 @@
           <w:sz w:val="24"/>
           <w:u w:val="single"/>
         </w:rPr>
-        <w:hyperlink r:id="rId28" w:history="1">
+        <w:hyperlink r:id="rId15" w:history="1">
           <w:r>
             <w:rPr>
               <w:rStyle w:val="Hyperlink"/>
@@ -7060,6 +7005,7 @@
           <w:i w:val="0"/>
           <w:color w:val="0000FF"/>
           <w:sz w:val="24"/>
+          <w:u w:val="single"/>
         </w:rPr>
         <w:t xml:space="preserve"> </w:t>
       </w:r>
@@ -7072,7 +7018,7 @@
           <w:sz w:val="24"/>
           <w:u w:val="single"/>
         </w:rPr>
-        <w:hyperlink r:id="rId35" w:history="1">
+        <w:hyperlink r:id="rId36" w:history="1">
           <w:r>
             <w:rPr>
               <w:rStyle w:val="Hyperlink"/>
@@ -7258,60 +7204,13 @@
       </w:r>
       <w:r>
         <w:rPr>
-          <w:u w:val="single" w:color="0000ff"/>
-          <w:rFonts w:ascii="Charis SIL Regular" w:hAnsi="Charis SIL Regular" w:eastAsia="Charis SIL Regular"/>
-          <w:b w:val="0"/>
-          <w:i w:val="0"/>
-          <w:color w:val="000000"/>
-          <w:sz w:val="24"/>
-        </w:rPr>
-        <w:hyperlink r:id="rId36" w:history="1">
-          <w:r>
-            <w:rPr>
-              <w:rStyle w:val="Hyperlink"/>
-            </w:rPr>
-            <w:t>slavernijverled</w:t>
-          </w:r>
-        </w:hyperlink>
-      </w:r>
-      <w:r>
-        <w:rPr>
-          <w:u w:val="single" w:color="0000ff"/>
-          <w:rFonts w:ascii="Charis SIL Regular" w:hAnsi="Charis SIL Regular" w:eastAsia="Charis SIL Regular"/>
-          <w:b w:val="0"/>
-          <w:i w:val="0"/>
-          <w:color w:val="000000"/>
-          <w:sz w:val="24"/>
-        </w:rPr>
-        <w:hyperlink r:id="rId36" w:history="1">
-          <w:r>
-            <w:rPr>
-              <w:rStyle w:val="Hyperlink"/>
-            </w:rPr>
-            <w:t>en op</w:t>
-          </w:r>
-        </w:hyperlink>
-      </w:r>
-      <w:r>
-        <w:rPr>
-          <w:u w:val="single" w:color="0000ff"/>
-          <w:rFonts w:ascii="Charis SIL Regular" w:hAnsi="Charis SIL Regular" w:eastAsia="Charis SIL Regular"/>
-          <w:b w:val="0"/>
-          <w:i w:val="0"/>
-          <w:color w:val="000000"/>
-          <w:sz w:val="24"/>
-        </w:rPr>
-        <w:t xml:space="preserve"> </w:t>
-      </w:r>
-      <w:r>
-        <w:rPr>
-          <w:rFonts w:ascii="Charis SIL Regular" w:hAnsi="Charis SIL Regular" w:eastAsia="Charis SIL Regular"/>
-          <w:b w:val="0"/>
-          <w:i w:val="0"/>
-          <w:color w:val="000000"/>
-          <w:sz w:val="24"/>
-        </w:rPr>
-        <w:t>C</w:t>
+          <w:rFonts w:ascii="Charis SIL Regular" w:hAnsi="Charis SIL Regular" w:eastAsia="Charis SIL Regular"/>
+          <w:b w:val="0"/>
+          <w:i w:val="0"/>
+          <w:color w:val="000000"/>
+          <w:sz w:val="24"/>
+        </w:rPr>
+        <w:t>slavernijverleden op C</w:t>
       </w:r>
       <w:r>
         <w:rPr>

--- a/EXPORTS/DOCX/published/niveau2/Dutch/ArubaBonaireCuracao.docx
+++ b/EXPORTS/DOCX/published/niveau2/Dutch/ArubaBonaireCuracao.docx
@@ -1548,24 +1548,7 @@
             <w:rPr>
               <w:rStyle w:val="Hyperlink"/>
             </w:rPr>
-            <w:t>Onderoffici</w:t>
-          </w:r>
-        </w:hyperlink>
-      </w:r>
-      <w:r>
-        <w:rPr>
-          <w:rFonts w:ascii="Charis SIL Regular" w:hAnsi="Charis SIL Regular" w:eastAsia="Charis SIL Regular"/>
-          <w:b w:val="0"/>
-          <w:i w:val="0"/>
-          <w:color w:val="0000FF"/>
-          <w:sz w:val="24"/>
-        </w:rPr>
-        <w:hyperlink r:id="rId16" w:history="1">
-          <w:r>
-            <w:rPr>
-              <w:rStyle w:val="Hyperlink"/>
-            </w:rPr>
-            <w:t>er</w:t>
+            <w:t>Onderofficier</w:t>
           </w:r>
         </w:hyperlink>
       </w:r>
@@ -1797,9 +1780,19 @@
             <w:rPr>
               <w:rStyle w:val="Hyperlink"/>
             </w:rPr>
-            <w:t>Indië</w:t>
+            <w:t>Ind</w:t>
           </w:r>
         </w:hyperlink>
+      </w:r>
+      <w:r>
+        <w:rPr>
+          <w:rFonts w:ascii="Charis SIL Regular" w:hAnsi="Charis SIL Regular" w:eastAsia="Charis SIL Regular"/>
+          <w:b w:val="0"/>
+          <w:i w:val="0"/>
+          <w:color w:val="0000FF"/>
+          <w:sz w:val="24"/>
+        </w:rPr>
+        <w:t>ië</w:t>
       </w:r>
       <w:r>
         <w:rPr>
@@ -2410,13 +2403,39 @@
       </w:r>
       <w:r>
         <w:rPr>
-          <w:rFonts w:ascii="Charis SIL Regular" w:hAnsi="Charis SIL Regular" w:eastAsia="Charis SIL Regular"/>
-          <w:b w:val="0"/>
-          <w:i w:val="0"/>
-          <w:color w:val="000000"/>
-          <w:sz w:val="24"/>
-        </w:rPr>
-        <w:t>lon</w:t>
+          <w:u w:val="single" w:color="0000ff"/>
+          <w:rFonts w:ascii="Charis SIL Regular" w:hAnsi="Charis SIL Regular" w:eastAsia="Charis SIL Regular"/>
+          <w:b w:val="0"/>
+          <w:i w:val="0"/>
+          <w:color w:val="000000"/>
+          <w:sz w:val="24"/>
+        </w:rPr>
+        <w:hyperlink r:id="rId17" w:history="1">
+          <w:r>
+            <w:rPr>
+              <w:rStyle w:val="Hyperlink"/>
+            </w:rPr>
+            <w:t>l</w:t>
+          </w:r>
+        </w:hyperlink>
+      </w:r>
+      <w:r>
+        <w:rPr>
+          <w:u w:val="single" w:color="0000ff"/>
+          <w:rFonts w:ascii="Charis SIL Regular" w:hAnsi="Charis SIL Regular" w:eastAsia="Charis SIL Regular"/>
+          <w:b w:val="0"/>
+          <w:i w:val="0"/>
+          <w:color w:val="000000"/>
+          <w:sz w:val="24"/>
+        </w:rPr>
+        <w:hyperlink r:id="rId17" w:history="1">
+          <w:r>
+            <w:rPr>
+              <w:rStyle w:val="Hyperlink"/>
+            </w:rPr>
+            <w:t>on</w:t>
+          </w:r>
+        </w:hyperlink>
       </w:r>
       <w:r>
         <w:rPr>
@@ -4437,7 +4456,18 @@
           <w:color w:val="000000"/>
           <w:sz w:val="24"/>
         </w:rPr>
-        <w:t xml:space="preserve">•  De zoekhulp </w:t>
+        <w:t xml:space="preserve">•  </w:t>
+      </w:r>
+      <w:r>
+        <w:rPr>
+          <w:u w:val="single" w:color="0000ff"/>
+          <w:rFonts w:ascii="Charis SIL Regular" w:hAnsi="Charis SIL Regular" w:eastAsia="Charis SIL Regular"/>
+          <w:b w:val="0"/>
+          <w:i w:val="0"/>
+          <w:color w:val="000000"/>
+          <w:sz w:val="24"/>
+        </w:rPr>
+        <w:t xml:space="preserve">De zoekhulp </w:t>
       </w:r>
       <w:r>
         <w:rPr>
@@ -4560,7 +4590,7 @@
           <w:sz w:val="24"/>
           <w:u w:val="single"/>
         </w:rPr>
-        <w:hyperlink r:id="rId15" w:history="1">
+        <w:hyperlink r:id="rId28" w:history="1">
           <w:r>
             <w:rPr>
               <w:rStyle w:val="Hyperlink"/>
@@ -5118,248 +5148,7 @@
           <w:color w:val="000000"/>
           <w:sz w:val="24"/>
         </w:rPr>
-        <w:t>' v</w:t>
-      </w:r>
-      <w:r>
-        <w:rPr>
-          <w:rFonts w:ascii="Charis SIL Regular" w:hAnsi="Charis SIL Regular" w:eastAsia="Charis SIL Regular"/>
-          <w:b w:val="0"/>
-          <w:i w:val="0"/>
-          <w:color w:val="000000"/>
-          <w:sz w:val="24"/>
-        </w:rPr>
-        <w:hyperlink r:id="rId30" w:history="1">
-          <w:r>
-            <w:rPr>
-              <w:rStyle w:val="Hyperlink"/>
-            </w:rPr>
-            <w:t>an</w:t>
-          </w:r>
-        </w:hyperlink>
-      </w:r>
-      <w:r>
-        <w:rPr>
-          <w:rFonts w:ascii="Charis SIL Regular" w:hAnsi="Charis SIL Regular" w:eastAsia="Charis SIL Regular"/>
-          <w:b w:val="0"/>
-          <w:i w:val="0"/>
-          <w:color w:val="000000"/>
-          <w:sz w:val="24"/>
-        </w:rPr>
-        <w:t xml:space="preserve"> </w:t>
-      </w:r>
-      <w:r>
-        <w:rPr>
-          <w:rFonts w:ascii="Charis SIL Regular" w:hAnsi="Charis SIL Regular" w:eastAsia="Charis SIL Regular"/>
-          <w:b w:val="0"/>
-          <w:i w:val="0"/>
-          <w:color w:val="000000"/>
-          <w:sz w:val="24"/>
-        </w:rPr>
-        <w:hyperlink r:id="rId30" w:history="1">
-          <w:r>
-            <w:rPr>
-              <w:rStyle w:val="Hyperlink"/>
-            </w:rPr>
-            <w:t>de historicus</w:t>
-          </w:r>
-        </w:hyperlink>
-      </w:r>
-      <w:r>
-        <w:rPr>
-          <w:rFonts w:ascii="Charis SIL Regular" w:hAnsi="Charis SIL Regular" w:eastAsia="Charis SIL Regular"/>
-          <w:b w:val="0"/>
-          <w:i w:val="0"/>
-          <w:color w:val="000000"/>
-          <w:sz w:val="24"/>
-        </w:rPr>
-        <w:t xml:space="preserve"> </w:t>
-      </w:r>
-      <w:r>
-        <w:rPr>
-          <w:rFonts w:ascii="Charis SIL Regular" w:hAnsi="Charis SIL Regular" w:eastAsia="Charis SIL Regular"/>
-          <w:b w:val="0"/>
-          <w:i w:val="0"/>
-          <w:color w:val="000000"/>
-          <w:sz w:val="24"/>
-        </w:rPr>
-        <w:hyperlink r:id="rId30" w:history="1">
-          <w:r>
-            <w:rPr>
-              <w:rStyle w:val="Hyperlink"/>
-            </w:rPr>
-            <w:t xml:space="preserve">dr. </w:t>
-          </w:r>
-        </w:hyperlink>
-      </w:r>
-      <w:r>
-        <w:rPr>
-          <w:rFonts w:ascii="Charis SIL Regular" w:hAnsi="Charis SIL Regular" w:eastAsia="Charis SIL Regular"/>
-          <w:b w:val="0"/>
-          <w:i w:val="0"/>
-          <w:color w:val="000000"/>
-          <w:sz w:val="24"/>
-        </w:rPr>
-        <w:hyperlink r:id="rId30" w:history="1">
-          <w:r>
-            <w:rPr>
-              <w:rStyle w:val="Hyperlink"/>
-            </w:rPr>
-            <w:t>J</w:t>
-          </w:r>
-        </w:hyperlink>
-      </w:r>
-      <w:r>
-        <w:rPr>
-          <w:rFonts w:ascii="Charis SIL Regular" w:hAnsi="Charis SIL Regular" w:eastAsia="Charis SIL Regular"/>
-          <w:b w:val="0"/>
-          <w:i w:val="0"/>
-          <w:color w:val="000000"/>
-          <w:sz w:val="24"/>
-        </w:rPr>
-        <w:hyperlink r:id="rId30" w:history="1">
-          <w:r>
-            <w:rPr>
-              <w:rStyle w:val="Hyperlink"/>
-            </w:rPr>
-            <w:t>.A. Ad</w:t>
-          </w:r>
-        </w:hyperlink>
-      </w:r>
-      <w:r>
-        <w:rPr>
-          <w:rFonts w:ascii="Charis SIL Regular" w:hAnsi="Charis SIL Regular" w:eastAsia="Charis SIL Regular"/>
-          <w:b w:val="0"/>
-          <w:i w:val="0"/>
-          <w:color w:val="000000"/>
-          <w:sz w:val="24"/>
-        </w:rPr>
-        <w:hyperlink r:id="rId30" w:history="1">
-          <w:r>
-            <w:rPr>
-              <w:rStyle w:val="Hyperlink"/>
-            </w:rPr>
-            <w:t>i</w:t>
-          </w:r>
-        </w:hyperlink>
-      </w:r>
-      <w:r>
-        <w:rPr>
-          <w:rFonts w:ascii="Charis SIL Regular" w:hAnsi="Charis SIL Regular" w:eastAsia="Charis SIL Regular"/>
-          <w:b w:val="0"/>
-          <w:i w:val="0"/>
-          <w:color w:val="000000"/>
-          <w:sz w:val="24"/>
-        </w:rPr>
-        <w:hyperlink r:id="rId30" w:history="1">
-          <w:r>
-            <w:rPr>
-              <w:rStyle w:val="Hyperlink"/>
-            </w:rPr>
-            <w:t xml:space="preserve"> M</w:t>
-          </w:r>
-        </w:hyperlink>
-      </w:r>
-      <w:r>
-        <w:rPr>
-          <w:rFonts w:ascii="Charis SIL Regular" w:hAnsi="Charis SIL Regular" w:eastAsia="Charis SIL Regular"/>
-          <w:b w:val="0"/>
-          <w:i w:val="0"/>
-          <w:color w:val="000000"/>
-          <w:sz w:val="24"/>
-        </w:rPr>
-        <w:hyperlink r:id="rId30" w:history="1">
-          <w:r>
-            <w:rPr>
-              <w:rStyle w:val="Hyperlink"/>
-            </w:rPr>
-            <w:t xml:space="preserve">artis </w:t>
-          </w:r>
-        </w:hyperlink>
-      </w:r>
-      <w:r>
-        <w:rPr>
-          <w:rFonts w:ascii="Charis SIL Regular" w:hAnsi="Charis SIL Regular" w:eastAsia="Charis SIL Regular"/>
-          <w:b w:val="0"/>
-          <w:i w:val="0"/>
-          <w:color w:val="000000"/>
-          <w:sz w:val="24"/>
-        </w:rPr>
-        <w:hyperlink r:id="rId30" w:history="1">
-          <w:r>
-            <w:rPr>
-              <w:rStyle w:val="Hyperlink"/>
-            </w:rPr>
-            <w:t>b</w:t>
-          </w:r>
-        </w:hyperlink>
-      </w:r>
-      <w:r>
-        <w:rPr>
-          <w:rFonts w:ascii="Charis SIL Regular" w:hAnsi="Charis SIL Regular" w:eastAsia="Charis SIL Regular"/>
-          <w:b w:val="0"/>
-          <w:i w:val="0"/>
-          <w:color w:val="000000"/>
-          <w:sz w:val="24"/>
-        </w:rPr>
-        <w:hyperlink r:id="rId30" w:history="1">
-          <w:r>
-            <w:rPr>
-              <w:rStyle w:val="Hyperlink"/>
-            </w:rPr>
-            <w:t>e</w:t>
-          </w:r>
-        </w:hyperlink>
-      </w:r>
-      <w:r>
-        <w:rPr>
-          <w:rFonts w:ascii="Charis SIL Regular" w:hAnsi="Charis SIL Regular" w:eastAsia="Charis SIL Regular"/>
-          <w:b w:val="0"/>
-          <w:i w:val="0"/>
-          <w:color w:val="000000"/>
-          <w:sz w:val="24"/>
-        </w:rPr>
-        <w:hyperlink r:id="rId30" w:history="1">
-          <w:r>
-            <w:rPr>
-              <w:rStyle w:val="Hyperlink"/>
-            </w:rPr>
-            <w:t>schr</w:t>
-          </w:r>
-        </w:hyperlink>
-      </w:r>
-      <w:r>
-        <w:rPr>
-          <w:rFonts w:ascii="Charis SIL Regular" w:hAnsi="Charis SIL Regular" w:eastAsia="Charis SIL Regular"/>
-          <w:b w:val="0"/>
-          <w:i w:val="0"/>
-          <w:color w:val="000000"/>
-          <w:sz w:val="24"/>
-        </w:rPr>
-        <w:hyperlink r:id="rId30" w:history="1">
-          <w:r>
-            <w:rPr>
-              <w:rStyle w:val="Hyperlink"/>
-            </w:rPr>
-            <w:t>i</w:t>
-          </w:r>
-        </w:hyperlink>
-      </w:r>
-      <w:r>
-        <w:rPr>
-          <w:rFonts w:ascii="Charis SIL Regular" w:hAnsi="Charis SIL Regular" w:eastAsia="Charis SIL Regular"/>
-          <w:b w:val="0"/>
-          <w:i w:val="0"/>
-          <w:color w:val="000000"/>
-          <w:sz w:val="24"/>
-        </w:rPr>
-        <w:hyperlink r:id="rId30" w:history="1">
-          <w:r>
-            <w:rPr>
-              <w:rStyle w:val="Hyperlink"/>
-            </w:rPr>
-            <w:t>jft de pre-ko</w:t>
-          </w:r>
-        </w:hyperlink>
+        <w:t>' van de historicus dr. J.A. Adi Martis beschrijft de pre-ko</w:t>
       </w:r>
       <w:r>
         <w:rPr>

--- a/EXPORTS/DOCX/published/niveau2/Dutch/ArubaBonaireCuracao.docx
+++ b/EXPORTS/DOCX/published/niveau2/Dutch/ArubaBonaireCuracao.docx
@@ -1548,7 +1548,7 @@
             <w:rPr>
               <w:rStyle w:val="Hyperlink"/>
             </w:rPr>
-            <w:t>Onderofficier</w:t>
+            <w:t>Onderoffici</w:t>
           </w:r>
         </w:hyperlink>
       </w:r>
@@ -1559,7 +1559,23 @@
           <w:i w:val="0"/>
           <w:color w:val="0000FF"/>
           <w:sz w:val="24"/>
-          <w:u w:val="single"/>
+        </w:rPr>
+        <w:hyperlink r:id="rId16" w:history="1">
+          <w:r>
+            <w:rPr>
+              <w:rStyle w:val="Hyperlink"/>
+            </w:rPr>
+            <w:t>er</w:t>
+          </w:r>
+        </w:hyperlink>
+      </w:r>
+      <w:r>
+        <w:rPr>
+          <w:rFonts w:ascii="Charis SIL Regular" w:hAnsi="Charis SIL Regular" w:eastAsia="Charis SIL Regular"/>
+          <w:b w:val="0"/>
+          <w:i w:val="0"/>
+          <w:color w:val="0000FF"/>
+          <w:sz w:val="24"/>
         </w:rPr>
         <w:t>en</w:t>
       </w:r>
@@ -1780,19 +1796,9 @@
             <w:rPr>
               <w:rStyle w:val="Hyperlink"/>
             </w:rPr>
-            <w:t>Ind</w:t>
+            <w:t>Indië</w:t>
           </w:r>
         </w:hyperlink>
-      </w:r>
-      <w:r>
-        <w:rPr>
-          <w:rFonts w:ascii="Charis SIL Regular" w:hAnsi="Charis SIL Regular" w:eastAsia="Charis SIL Regular"/>
-          <w:b w:val="0"/>
-          <w:i w:val="0"/>
-          <w:color w:val="0000FF"/>
-          <w:sz w:val="24"/>
-        </w:rPr>
-        <w:t>ië</w:t>
       </w:r>
       <w:r>
         <w:rPr>
@@ -4329,7 +4335,6 @@
           <w:i w:val="0"/>
           <w:color w:val="0000FF"/>
           <w:sz w:val="24"/>
-          <w:u w:val="single"/>
         </w:rPr>
         <w:t>A</w:t>
       </w:r>
@@ -4467,7 +4472,32 @@
           <w:color w:val="000000"/>
           <w:sz w:val="24"/>
         </w:rPr>
-        <w:t xml:space="preserve">De zoekhulp </w:t>
+        <w:hyperlink r:id="rId28" w:history="1">
+          <w:r>
+            <w:rPr>
+              <w:rStyle w:val="Hyperlink"/>
+            </w:rPr>
+            <w:t>De zoe</w:t>
+          </w:r>
+        </w:hyperlink>
+      </w:r>
+      <w:r>
+        <w:rPr>
+          <w:u w:val="single" w:color="0000ff"/>
+          <w:rFonts w:ascii="Charis SIL Regular" w:hAnsi="Charis SIL Regular" w:eastAsia="Charis SIL Regular"/>
+          <w:b w:val="0"/>
+          <w:i w:val="0"/>
+          <w:color w:val="000000"/>
+          <w:sz w:val="24"/>
+        </w:rPr>
+        <w:hyperlink r:id="rId28" w:history="1">
+          <w:r>
+            <w:rPr>
+              <w:rStyle w:val="Hyperlink"/>
+            </w:rPr>
+            <w:t xml:space="preserve">khulp </w:t>
+          </w:r>
+        </w:hyperlink>
       </w:r>
       <w:r>
         <w:rPr>
@@ -4478,7 +4508,7 @@
           <w:sz w:val="24"/>
           <w:u w:val="single"/>
         </w:rPr>
-        <w:hyperlink r:id="rId15" w:history="1">
+        <w:hyperlink r:id="rId28" w:history="1">
           <w:r>
             <w:rPr>
               <w:rStyle w:val="Hyperlink"/>
@@ -4496,7 +4526,7 @@
           <w:sz w:val="24"/>
           <w:u w:val="single"/>
         </w:rPr>
-        <w:hyperlink r:id="rId15" w:history="1">
+        <w:hyperlink r:id="rId28" w:history="1">
           <w:r>
             <w:rPr>
               <w:rStyle w:val="Hyperlink"/>
@@ -4525,7 +4555,7 @@
           <w:sz w:val="24"/>
           <w:u w:val="single"/>
         </w:rPr>
-        <w:hyperlink r:id="rId15" w:history="1">
+        <w:hyperlink r:id="rId28" w:history="1">
           <w:r>
             <w:rPr>
               <w:rStyle w:val="Hyperlink"/>
@@ -4554,7 +4584,7 @@
           <w:sz w:val="24"/>
           <w:u w:val="single"/>
         </w:rPr>
-        <w:hyperlink r:id="rId15" w:history="1">
+        <w:hyperlink r:id="rId28" w:history="1">
           <w:r>
             <w:rPr>
               <w:rStyle w:val="Hyperlink"/>
@@ -4572,7 +4602,7 @@
           <w:sz w:val="24"/>
           <w:u w:val="single"/>
         </w:rPr>
-        <w:hyperlink r:id="rId15" w:history="1">
+        <w:hyperlink r:id="rId28" w:history="1">
           <w:r>
             <w:rPr>
               <w:rStyle w:val="Hyperlink"/>
@@ -5148,7 +5178,248 @@
           <w:color w:val="000000"/>
           <w:sz w:val="24"/>
         </w:rPr>
-        <w:t>' van de historicus dr. J.A. Adi Martis beschrijft de pre-ko</w:t>
+        <w:t>' v</w:t>
+      </w:r>
+      <w:r>
+        <w:rPr>
+          <w:rFonts w:ascii="Charis SIL Regular" w:hAnsi="Charis SIL Regular" w:eastAsia="Charis SIL Regular"/>
+          <w:b w:val="0"/>
+          <w:i w:val="0"/>
+          <w:color w:val="000000"/>
+          <w:sz w:val="24"/>
+        </w:rPr>
+        <w:hyperlink r:id="rId30" w:history="1">
+          <w:r>
+            <w:rPr>
+              <w:rStyle w:val="Hyperlink"/>
+            </w:rPr>
+            <w:t>an</w:t>
+          </w:r>
+        </w:hyperlink>
+      </w:r>
+      <w:r>
+        <w:rPr>
+          <w:rFonts w:ascii="Charis SIL Regular" w:hAnsi="Charis SIL Regular" w:eastAsia="Charis SIL Regular"/>
+          <w:b w:val="0"/>
+          <w:i w:val="0"/>
+          <w:color w:val="000000"/>
+          <w:sz w:val="24"/>
+        </w:rPr>
+        <w:t xml:space="preserve"> </w:t>
+      </w:r>
+      <w:r>
+        <w:rPr>
+          <w:rFonts w:ascii="Charis SIL Regular" w:hAnsi="Charis SIL Regular" w:eastAsia="Charis SIL Regular"/>
+          <w:b w:val="0"/>
+          <w:i w:val="0"/>
+          <w:color w:val="000000"/>
+          <w:sz w:val="24"/>
+        </w:rPr>
+        <w:hyperlink r:id="rId30" w:history="1">
+          <w:r>
+            <w:rPr>
+              <w:rStyle w:val="Hyperlink"/>
+            </w:rPr>
+            <w:t>de historicus</w:t>
+          </w:r>
+        </w:hyperlink>
+      </w:r>
+      <w:r>
+        <w:rPr>
+          <w:rFonts w:ascii="Charis SIL Regular" w:hAnsi="Charis SIL Regular" w:eastAsia="Charis SIL Regular"/>
+          <w:b w:val="0"/>
+          <w:i w:val="0"/>
+          <w:color w:val="000000"/>
+          <w:sz w:val="24"/>
+        </w:rPr>
+        <w:t xml:space="preserve"> </w:t>
+      </w:r>
+      <w:r>
+        <w:rPr>
+          <w:rFonts w:ascii="Charis SIL Regular" w:hAnsi="Charis SIL Regular" w:eastAsia="Charis SIL Regular"/>
+          <w:b w:val="0"/>
+          <w:i w:val="0"/>
+          <w:color w:val="000000"/>
+          <w:sz w:val="24"/>
+        </w:rPr>
+        <w:hyperlink r:id="rId30" w:history="1">
+          <w:r>
+            <w:rPr>
+              <w:rStyle w:val="Hyperlink"/>
+            </w:rPr>
+            <w:t xml:space="preserve">dr. </w:t>
+          </w:r>
+        </w:hyperlink>
+      </w:r>
+      <w:r>
+        <w:rPr>
+          <w:rFonts w:ascii="Charis SIL Regular" w:hAnsi="Charis SIL Regular" w:eastAsia="Charis SIL Regular"/>
+          <w:b w:val="0"/>
+          <w:i w:val="0"/>
+          <w:color w:val="000000"/>
+          <w:sz w:val="24"/>
+        </w:rPr>
+        <w:hyperlink r:id="rId30" w:history="1">
+          <w:r>
+            <w:rPr>
+              <w:rStyle w:val="Hyperlink"/>
+            </w:rPr>
+            <w:t>J</w:t>
+          </w:r>
+        </w:hyperlink>
+      </w:r>
+      <w:r>
+        <w:rPr>
+          <w:rFonts w:ascii="Charis SIL Regular" w:hAnsi="Charis SIL Regular" w:eastAsia="Charis SIL Regular"/>
+          <w:b w:val="0"/>
+          <w:i w:val="0"/>
+          <w:color w:val="000000"/>
+          <w:sz w:val="24"/>
+        </w:rPr>
+        <w:hyperlink r:id="rId30" w:history="1">
+          <w:r>
+            <w:rPr>
+              <w:rStyle w:val="Hyperlink"/>
+            </w:rPr>
+            <w:t>.A. Ad</w:t>
+          </w:r>
+        </w:hyperlink>
+      </w:r>
+      <w:r>
+        <w:rPr>
+          <w:rFonts w:ascii="Charis SIL Regular" w:hAnsi="Charis SIL Regular" w:eastAsia="Charis SIL Regular"/>
+          <w:b w:val="0"/>
+          <w:i w:val="0"/>
+          <w:color w:val="000000"/>
+          <w:sz w:val="24"/>
+        </w:rPr>
+        <w:hyperlink r:id="rId30" w:history="1">
+          <w:r>
+            <w:rPr>
+              <w:rStyle w:val="Hyperlink"/>
+            </w:rPr>
+            <w:t>i</w:t>
+          </w:r>
+        </w:hyperlink>
+      </w:r>
+      <w:r>
+        <w:rPr>
+          <w:rFonts w:ascii="Charis SIL Regular" w:hAnsi="Charis SIL Regular" w:eastAsia="Charis SIL Regular"/>
+          <w:b w:val="0"/>
+          <w:i w:val="0"/>
+          <w:color w:val="000000"/>
+          <w:sz w:val="24"/>
+        </w:rPr>
+        <w:hyperlink r:id="rId30" w:history="1">
+          <w:r>
+            <w:rPr>
+              <w:rStyle w:val="Hyperlink"/>
+            </w:rPr>
+            <w:t xml:space="preserve"> M</w:t>
+          </w:r>
+        </w:hyperlink>
+      </w:r>
+      <w:r>
+        <w:rPr>
+          <w:rFonts w:ascii="Charis SIL Regular" w:hAnsi="Charis SIL Regular" w:eastAsia="Charis SIL Regular"/>
+          <w:b w:val="0"/>
+          <w:i w:val="0"/>
+          <w:color w:val="000000"/>
+          <w:sz w:val="24"/>
+        </w:rPr>
+        <w:hyperlink r:id="rId30" w:history="1">
+          <w:r>
+            <w:rPr>
+              <w:rStyle w:val="Hyperlink"/>
+            </w:rPr>
+            <w:t xml:space="preserve">artis </w:t>
+          </w:r>
+        </w:hyperlink>
+      </w:r>
+      <w:r>
+        <w:rPr>
+          <w:rFonts w:ascii="Charis SIL Regular" w:hAnsi="Charis SIL Regular" w:eastAsia="Charis SIL Regular"/>
+          <w:b w:val="0"/>
+          <w:i w:val="0"/>
+          <w:color w:val="000000"/>
+          <w:sz w:val="24"/>
+        </w:rPr>
+        <w:hyperlink r:id="rId30" w:history="1">
+          <w:r>
+            <w:rPr>
+              <w:rStyle w:val="Hyperlink"/>
+            </w:rPr>
+            <w:t>b</w:t>
+          </w:r>
+        </w:hyperlink>
+      </w:r>
+      <w:r>
+        <w:rPr>
+          <w:rFonts w:ascii="Charis SIL Regular" w:hAnsi="Charis SIL Regular" w:eastAsia="Charis SIL Regular"/>
+          <w:b w:val="0"/>
+          <w:i w:val="0"/>
+          <w:color w:val="000000"/>
+          <w:sz w:val="24"/>
+        </w:rPr>
+        <w:hyperlink r:id="rId30" w:history="1">
+          <w:r>
+            <w:rPr>
+              <w:rStyle w:val="Hyperlink"/>
+            </w:rPr>
+            <w:t>e</w:t>
+          </w:r>
+        </w:hyperlink>
+      </w:r>
+      <w:r>
+        <w:rPr>
+          <w:rFonts w:ascii="Charis SIL Regular" w:hAnsi="Charis SIL Regular" w:eastAsia="Charis SIL Regular"/>
+          <w:b w:val="0"/>
+          <w:i w:val="0"/>
+          <w:color w:val="000000"/>
+          <w:sz w:val="24"/>
+        </w:rPr>
+        <w:hyperlink r:id="rId30" w:history="1">
+          <w:r>
+            <w:rPr>
+              <w:rStyle w:val="Hyperlink"/>
+            </w:rPr>
+            <w:t>schr</w:t>
+          </w:r>
+        </w:hyperlink>
+      </w:r>
+      <w:r>
+        <w:rPr>
+          <w:rFonts w:ascii="Charis SIL Regular" w:hAnsi="Charis SIL Regular" w:eastAsia="Charis SIL Regular"/>
+          <w:b w:val="0"/>
+          <w:i w:val="0"/>
+          <w:color w:val="000000"/>
+          <w:sz w:val="24"/>
+        </w:rPr>
+        <w:hyperlink r:id="rId30" w:history="1">
+          <w:r>
+            <w:rPr>
+              <w:rStyle w:val="Hyperlink"/>
+            </w:rPr>
+            <w:t>i</w:t>
+          </w:r>
+        </w:hyperlink>
+      </w:r>
+      <w:r>
+        <w:rPr>
+          <w:rFonts w:ascii="Charis SIL Regular" w:hAnsi="Charis SIL Regular" w:eastAsia="Charis SIL Regular"/>
+          <w:b w:val="0"/>
+          <w:i w:val="0"/>
+          <w:color w:val="000000"/>
+          <w:sz w:val="24"/>
+        </w:rPr>
+        <w:hyperlink r:id="rId30" w:history="1">
+          <w:r>
+            <w:rPr>
+              <w:rStyle w:val="Hyperlink"/>
+            </w:rPr>
+            <w:t>jft de pre-ko</w:t>
+          </w:r>
+        </w:hyperlink>
       </w:r>
       <w:r>
         <w:rPr>
@@ -6794,20 +7065,19 @@
           <w:i w:val="0"/>
           <w:color w:val="0000FF"/>
           <w:sz w:val="24"/>
+        </w:rPr>
+        <w:t xml:space="preserve"> </w:t>
+      </w:r>
+      <w:r>
+        <w:rPr>
+          <w:rFonts w:ascii="Charis SIL Regular" w:hAnsi="Charis SIL Regular" w:eastAsia="Charis SIL Regular"/>
+          <w:b w:val="0"/>
+          <w:i w:val="0"/>
+          <w:color w:val="0000FF"/>
+          <w:sz w:val="24"/>
           <w:u w:val="single"/>
         </w:rPr>
-        <w:t xml:space="preserve"> </w:t>
-      </w:r>
-      <w:r>
-        <w:rPr>
-          <w:rFonts w:ascii="Charis SIL Regular" w:hAnsi="Charis SIL Regular" w:eastAsia="Charis SIL Regular"/>
-          <w:b w:val="0"/>
-          <w:i w:val="0"/>
-          <w:color w:val="0000FF"/>
-          <w:sz w:val="24"/>
-          <w:u w:val="single"/>
-        </w:rPr>
-        <w:hyperlink r:id="rId36" w:history="1">
+        <w:hyperlink r:id="rId35" w:history="1">
           <w:r>
             <w:rPr>
               <w:rStyle w:val="Hyperlink"/>
@@ -6993,13 +7263,60 @@
       </w:r>
       <w:r>
         <w:rPr>
-          <w:rFonts w:ascii="Charis SIL Regular" w:hAnsi="Charis SIL Regular" w:eastAsia="Charis SIL Regular"/>
-          <w:b w:val="0"/>
-          <w:i w:val="0"/>
-          <w:color w:val="000000"/>
-          <w:sz w:val="24"/>
-        </w:rPr>
-        <w:t>slavernijverleden op C</w:t>
+          <w:u w:val="single" w:color="0000ff"/>
+          <w:rFonts w:ascii="Charis SIL Regular" w:hAnsi="Charis SIL Regular" w:eastAsia="Charis SIL Regular"/>
+          <w:b w:val="0"/>
+          <w:i w:val="0"/>
+          <w:color w:val="000000"/>
+          <w:sz w:val="24"/>
+        </w:rPr>
+        <w:hyperlink r:id="rId36" w:history="1">
+          <w:r>
+            <w:rPr>
+              <w:rStyle w:val="Hyperlink"/>
+            </w:rPr>
+            <w:t>slavernijverled</w:t>
+          </w:r>
+        </w:hyperlink>
+      </w:r>
+      <w:r>
+        <w:rPr>
+          <w:u w:val="single" w:color="0000ff"/>
+          <w:rFonts w:ascii="Charis SIL Regular" w:hAnsi="Charis SIL Regular" w:eastAsia="Charis SIL Regular"/>
+          <w:b w:val="0"/>
+          <w:i w:val="0"/>
+          <w:color w:val="000000"/>
+          <w:sz w:val="24"/>
+        </w:rPr>
+        <w:hyperlink r:id="rId36" w:history="1">
+          <w:r>
+            <w:rPr>
+              <w:rStyle w:val="Hyperlink"/>
+            </w:rPr>
+            <w:t>en op</w:t>
+          </w:r>
+        </w:hyperlink>
+      </w:r>
+      <w:r>
+        <w:rPr>
+          <w:u w:val="single" w:color="0000ff"/>
+          <w:rFonts w:ascii="Charis SIL Regular" w:hAnsi="Charis SIL Regular" w:eastAsia="Charis SIL Regular"/>
+          <w:b w:val="0"/>
+          <w:i w:val="0"/>
+          <w:color w:val="000000"/>
+          <w:sz w:val="24"/>
+        </w:rPr>
+        <w:t xml:space="preserve"> </w:t>
+      </w:r>
+      <w:r>
+        <w:rPr>
+          <w:rFonts w:ascii="Charis SIL Regular" w:hAnsi="Charis SIL Regular" w:eastAsia="Charis SIL Regular"/>
+          <w:b w:val="0"/>
+          <w:i w:val="0"/>
+          <w:color w:val="000000"/>
+          <w:sz w:val="24"/>
+        </w:rPr>
+        <w:t>C</w:t>
       </w:r>
       <w:r>
         <w:rPr>
